--- a/TP/Primera Entrega.docx
+++ b/TP/Primera Entrega.docx
@@ -2508,7 +2508,14 @@
           <w:rFonts w:ascii="Inter" w:hAnsi="Inter"/>
           <w:color w:val="0F1115"/>
         </w:rPr>
-        <w:t>Según los paradigmas organizacionales del curso, el modelo actual es </w:t>
+        <w:t>En l</w:t>
+      </w:r>
+      <w:r>
+        <w:rPr>
+          <w:rFonts w:ascii="Inter" w:hAnsi="Inter"/>
+          <w:color w:val="0F1115"/>
+        </w:rPr>
+        <w:t>os paradigmas organizacionales del curso, el modelo actual es </w:t>
       </w:r>
       <w:r>
         <w:rPr>
@@ -2846,6 +2853,4340 @@
         <w:lastRenderedPageBreak/>
         <w:t>3. Relevamiento y Mejora de Procesos</w:t>
       </w:r>
+    </w:p>
+    <w:p>
+      <w:pPr>
+        <w:pStyle w:val="Ttulo3"/>
+        <w:shd w:val="clear" w:color="auto" w:fill="FFFFFF"/>
+        <w:spacing w:before="480" w:after="240" w:line="450" w:lineRule="atLeast"/>
+        <w:rPr>
+          <w:rFonts w:ascii="Inter" w:hAnsi="Inter"/>
+          <w:color w:val="0F1115"/>
+          <w:sz w:val="30"/>
+          <w:szCs w:val="30"/>
+        </w:rPr>
+      </w:pPr>
+      <w:r>
+        <w:rPr>
+          <w:rFonts w:ascii="Inter" w:hAnsi="Inter"/>
+          <w:color w:val="0F1115"/>
+          <w:sz w:val="30"/>
+          <w:szCs w:val="30"/>
+        </w:rPr>
+        <w:t>3.1 Procesos clave de la empresa</w:t>
+      </w:r>
+    </w:p>
+    <w:tbl>
+      <w:tblPr>
+        <w:tblW w:w="11280" w:type="dxa"/>
+        <w:tblInd w:w="-1383" w:type="dxa"/>
+        <w:tblCellMar>
+          <w:top w:w="15" w:type="dxa"/>
+          <w:left w:w="15" w:type="dxa"/>
+          <w:bottom w:w="15" w:type="dxa"/>
+          <w:right w:w="15" w:type="dxa"/>
+        </w:tblCellMar>
+        <w:tblLook w:val="04A0" w:firstRow="1" w:lastRow="0" w:firstColumn="1" w:lastColumn="0" w:noHBand="0" w:noVBand="1"/>
+      </w:tblPr>
+      <w:tblGrid>
+        <w:gridCol w:w="2636"/>
+        <w:gridCol w:w="5371"/>
+        <w:gridCol w:w="3273"/>
+      </w:tblGrid>
+      <w:tr>
+        <w:trPr>
+          <w:tblHeader/>
+        </w:trPr>
+        <w:tc>
+          <w:tcPr>
+            <w:tcW w:w="0" w:type="auto"/>
+            <w:tcBorders>
+              <w:top w:val="nil"/>
+            </w:tcBorders>
+            <w:tcMar>
+              <w:top w:w="150" w:type="dxa"/>
+              <w:left w:w="0" w:type="dxa"/>
+              <w:bottom w:w="150" w:type="dxa"/>
+              <w:right w:w="240" w:type="dxa"/>
+            </w:tcMar>
+            <w:vAlign w:val="center"/>
+            <w:hideMark/>
+          </w:tcPr>
+          <w:p>
+            <w:pPr>
+              <w:spacing w:line="375" w:lineRule="atLeast"/>
+              <w:rPr>
+                <w:rFonts w:ascii="Inter" w:hAnsi="Inter"/>
+                <w:sz w:val="23"/>
+                <w:szCs w:val="23"/>
+              </w:rPr>
+            </w:pPr>
+            <w:r>
+              <w:rPr>
+                <w:rFonts w:ascii="Inter" w:hAnsi="Inter"/>
+                <w:sz w:val="23"/>
+                <w:szCs w:val="23"/>
+              </w:rPr>
+              <w:t>Proceso</w:t>
+            </w:r>
+          </w:p>
+        </w:tc>
+        <w:tc>
+          <w:tcPr>
+            <w:tcW w:w="0" w:type="auto"/>
+            <w:tcBorders>
+              <w:top w:val="nil"/>
+            </w:tcBorders>
+            <w:tcMar>
+              <w:top w:w="150" w:type="dxa"/>
+              <w:left w:w="240" w:type="dxa"/>
+              <w:bottom w:w="150" w:type="dxa"/>
+              <w:right w:w="240" w:type="dxa"/>
+            </w:tcMar>
+            <w:vAlign w:val="center"/>
+            <w:hideMark/>
+          </w:tcPr>
+          <w:p>
+            <w:pPr>
+              <w:spacing w:line="375" w:lineRule="atLeast"/>
+              <w:rPr>
+                <w:rFonts w:ascii="Inter" w:hAnsi="Inter"/>
+                <w:sz w:val="23"/>
+                <w:szCs w:val="23"/>
+              </w:rPr>
+            </w:pPr>
+            <w:r>
+              <w:rPr>
+                <w:rFonts w:ascii="Inter" w:hAnsi="Inter"/>
+                <w:sz w:val="23"/>
+                <w:szCs w:val="23"/>
+              </w:rPr>
+              <w:t>Descripción</w:t>
+            </w:r>
+          </w:p>
+        </w:tc>
+        <w:tc>
+          <w:tcPr>
+            <w:tcW w:w="0" w:type="auto"/>
+            <w:tcBorders>
+              <w:top w:val="nil"/>
+            </w:tcBorders>
+            <w:tcMar>
+              <w:top w:w="150" w:type="dxa"/>
+              <w:left w:w="240" w:type="dxa"/>
+              <w:bottom w:w="150" w:type="dxa"/>
+              <w:right w:w="240" w:type="dxa"/>
+            </w:tcMar>
+            <w:vAlign w:val="center"/>
+            <w:hideMark/>
+          </w:tcPr>
+          <w:p>
+            <w:pPr>
+              <w:spacing w:line="375" w:lineRule="atLeast"/>
+              <w:rPr>
+                <w:rFonts w:ascii="Inter" w:hAnsi="Inter"/>
+                <w:sz w:val="23"/>
+                <w:szCs w:val="23"/>
+              </w:rPr>
+            </w:pPr>
+            <w:r>
+              <w:rPr>
+                <w:rFonts w:ascii="Inter" w:hAnsi="Inter"/>
+                <w:sz w:val="23"/>
+                <w:szCs w:val="23"/>
+              </w:rPr>
+              <w:t>Problema principal</w:t>
+            </w:r>
+          </w:p>
+        </w:tc>
+      </w:tr>
+      <w:tr>
+        <w:tc>
+          <w:tcPr>
+            <w:tcW w:w="0" w:type="auto"/>
+            <w:tcMar>
+              <w:top w:w="150" w:type="dxa"/>
+              <w:left w:w="0" w:type="dxa"/>
+              <w:bottom w:w="150" w:type="dxa"/>
+              <w:right w:w="240" w:type="dxa"/>
+            </w:tcMar>
+            <w:vAlign w:val="center"/>
+            <w:hideMark/>
+          </w:tcPr>
+          <w:p>
+            <w:pPr>
+              <w:spacing w:line="375" w:lineRule="atLeast"/>
+              <w:rPr>
+                <w:rFonts w:ascii="Inter" w:hAnsi="Inter"/>
+                <w:sz w:val="23"/>
+                <w:szCs w:val="23"/>
+              </w:rPr>
+            </w:pPr>
+            <w:r>
+              <w:rPr>
+                <w:rStyle w:val="Textoennegrita"/>
+                <w:rFonts w:ascii="Inter" w:hAnsi="Inter"/>
+                <w:sz w:val="23"/>
+                <w:szCs w:val="23"/>
+              </w:rPr>
+              <w:t>Compras</w:t>
+            </w:r>
+          </w:p>
+        </w:tc>
+        <w:tc>
+          <w:tcPr>
+            <w:tcW w:w="0" w:type="auto"/>
+            <w:tcMar>
+              <w:top w:w="150" w:type="dxa"/>
+              <w:left w:w="240" w:type="dxa"/>
+              <w:bottom w:w="150" w:type="dxa"/>
+              <w:right w:w="240" w:type="dxa"/>
+            </w:tcMar>
+            <w:vAlign w:val="center"/>
+            <w:hideMark/>
+          </w:tcPr>
+          <w:p>
+            <w:pPr>
+              <w:spacing w:line="375" w:lineRule="atLeast"/>
+              <w:rPr>
+                <w:rFonts w:ascii="Inter" w:hAnsi="Inter"/>
+                <w:sz w:val="23"/>
+                <w:szCs w:val="23"/>
+              </w:rPr>
+            </w:pPr>
+            <w:r>
+              <w:rPr>
+                <w:rFonts w:ascii="Inter" w:hAnsi="Inter"/>
+                <w:sz w:val="23"/>
+                <w:szCs w:val="23"/>
+              </w:rPr>
+              <w:t>Don Roberto decide por intuición, ordena verbalmente, anotación manual.</w:t>
+            </w:r>
+          </w:p>
+        </w:tc>
+        <w:tc>
+          <w:tcPr>
+            <w:tcW w:w="0" w:type="auto"/>
+            <w:tcMar>
+              <w:top w:w="150" w:type="dxa"/>
+              <w:left w:w="240" w:type="dxa"/>
+              <w:bottom w:w="150" w:type="dxa"/>
+              <w:right w:w="0" w:type="dxa"/>
+            </w:tcMar>
+            <w:vAlign w:val="center"/>
+            <w:hideMark/>
+          </w:tcPr>
+          <w:p>
+            <w:pPr>
+              <w:spacing w:line="375" w:lineRule="atLeast"/>
+              <w:rPr>
+                <w:rFonts w:ascii="Inter" w:hAnsi="Inter"/>
+                <w:sz w:val="23"/>
+                <w:szCs w:val="23"/>
+              </w:rPr>
+            </w:pPr>
+            <w:proofErr w:type="spellStart"/>
+            <w:r>
+              <w:rPr>
+                <w:rFonts w:ascii="Inter" w:hAnsi="Inter"/>
+                <w:sz w:val="23"/>
+                <w:szCs w:val="23"/>
+              </w:rPr>
+              <w:t>Sobreestock</w:t>
+            </w:r>
+            <w:proofErr w:type="spellEnd"/>
+            <w:r>
+              <w:rPr>
+                <w:rFonts w:ascii="Inter" w:hAnsi="Inter"/>
+                <w:sz w:val="23"/>
+                <w:szCs w:val="23"/>
+              </w:rPr>
+              <w:t>, quiebres, vencimientos.</w:t>
+            </w:r>
+          </w:p>
+        </w:tc>
+      </w:tr>
+      <w:tr>
+        <w:tc>
+          <w:tcPr>
+            <w:tcW w:w="0" w:type="auto"/>
+            <w:tcMar>
+              <w:top w:w="150" w:type="dxa"/>
+              <w:left w:w="0" w:type="dxa"/>
+              <w:bottom w:w="150" w:type="dxa"/>
+              <w:right w:w="240" w:type="dxa"/>
+            </w:tcMar>
+            <w:vAlign w:val="center"/>
+            <w:hideMark/>
+          </w:tcPr>
+          <w:p>
+            <w:pPr>
+              <w:spacing w:line="375" w:lineRule="atLeast"/>
+              <w:rPr>
+                <w:rFonts w:ascii="Inter" w:hAnsi="Inter"/>
+                <w:sz w:val="23"/>
+                <w:szCs w:val="23"/>
+              </w:rPr>
+            </w:pPr>
+            <w:r>
+              <w:rPr>
+                <w:rStyle w:val="Textoennegrita"/>
+                <w:rFonts w:ascii="Inter" w:hAnsi="Inter"/>
+                <w:sz w:val="23"/>
+                <w:szCs w:val="23"/>
+              </w:rPr>
+              <w:t>Recepción de mercadería</w:t>
+            </w:r>
+          </w:p>
+        </w:tc>
+        <w:tc>
+          <w:tcPr>
+            <w:tcW w:w="0" w:type="auto"/>
+            <w:tcMar>
+              <w:top w:w="150" w:type="dxa"/>
+              <w:left w:w="240" w:type="dxa"/>
+              <w:bottom w:w="150" w:type="dxa"/>
+              <w:right w:w="240" w:type="dxa"/>
+            </w:tcMar>
+            <w:vAlign w:val="center"/>
+            <w:hideMark/>
+          </w:tcPr>
+          <w:p>
+            <w:pPr>
+              <w:spacing w:line="375" w:lineRule="atLeast"/>
+              <w:rPr>
+                <w:rFonts w:ascii="Inter" w:hAnsi="Inter"/>
+                <w:sz w:val="23"/>
+                <w:szCs w:val="23"/>
+              </w:rPr>
+            </w:pPr>
+            <w:r>
+              <w:rPr>
+                <w:rFonts w:ascii="Inter" w:hAnsi="Inter"/>
+                <w:sz w:val="23"/>
+                <w:szCs w:val="23"/>
+              </w:rPr>
+              <w:t>Se anota en fichas sin control de lotes ni fechas.</w:t>
+            </w:r>
+          </w:p>
+        </w:tc>
+        <w:tc>
+          <w:tcPr>
+            <w:tcW w:w="0" w:type="auto"/>
+            <w:tcMar>
+              <w:top w:w="150" w:type="dxa"/>
+              <w:left w:w="240" w:type="dxa"/>
+              <w:bottom w:w="150" w:type="dxa"/>
+              <w:right w:w="0" w:type="dxa"/>
+            </w:tcMar>
+            <w:vAlign w:val="center"/>
+            <w:hideMark/>
+          </w:tcPr>
+          <w:p>
+            <w:pPr>
+              <w:spacing w:line="375" w:lineRule="atLeast"/>
+              <w:rPr>
+                <w:rFonts w:ascii="Inter" w:hAnsi="Inter"/>
+                <w:sz w:val="23"/>
+                <w:szCs w:val="23"/>
+              </w:rPr>
+            </w:pPr>
+            <w:r>
+              <w:rPr>
+                <w:rFonts w:ascii="Inter" w:hAnsi="Inter"/>
+                <w:sz w:val="23"/>
+                <w:szCs w:val="23"/>
+              </w:rPr>
+              <w:t>Pérdida de trazabilidad.</w:t>
+            </w:r>
+          </w:p>
+        </w:tc>
+      </w:tr>
+      <w:tr>
+        <w:tc>
+          <w:tcPr>
+            <w:tcW w:w="0" w:type="auto"/>
+            <w:tcMar>
+              <w:top w:w="150" w:type="dxa"/>
+              <w:left w:w="0" w:type="dxa"/>
+              <w:bottom w:w="150" w:type="dxa"/>
+              <w:right w:w="240" w:type="dxa"/>
+            </w:tcMar>
+            <w:vAlign w:val="center"/>
+            <w:hideMark/>
+          </w:tcPr>
+          <w:p>
+            <w:pPr>
+              <w:spacing w:line="375" w:lineRule="atLeast"/>
+              <w:rPr>
+                <w:rFonts w:ascii="Inter" w:hAnsi="Inter"/>
+                <w:sz w:val="23"/>
+                <w:szCs w:val="23"/>
+              </w:rPr>
+            </w:pPr>
+            <w:r>
+              <w:rPr>
+                <w:rStyle w:val="Textoennegrita"/>
+                <w:rFonts w:ascii="Inter" w:hAnsi="Inter"/>
+                <w:sz w:val="23"/>
+                <w:szCs w:val="23"/>
+              </w:rPr>
+              <w:t>Gestión de cuentas corrientes</w:t>
+            </w:r>
+          </w:p>
+        </w:tc>
+        <w:tc>
+          <w:tcPr>
+            <w:tcW w:w="0" w:type="auto"/>
+            <w:tcMar>
+              <w:top w:w="150" w:type="dxa"/>
+              <w:left w:w="240" w:type="dxa"/>
+              <w:bottom w:w="150" w:type="dxa"/>
+              <w:right w:w="240" w:type="dxa"/>
+            </w:tcMar>
+            <w:vAlign w:val="center"/>
+            <w:hideMark/>
+          </w:tcPr>
+          <w:p>
+            <w:pPr>
+              <w:spacing w:line="375" w:lineRule="atLeast"/>
+              <w:rPr>
+                <w:rFonts w:ascii="Inter" w:hAnsi="Inter"/>
+                <w:sz w:val="23"/>
+                <w:szCs w:val="23"/>
+              </w:rPr>
+            </w:pPr>
+            <w:r>
+              <w:rPr>
+                <w:rFonts w:ascii="Inter" w:hAnsi="Inter"/>
+                <w:sz w:val="23"/>
+                <w:szCs w:val="23"/>
+              </w:rPr>
+              <w:t>Fichas y cuadernos, sin integración con despachos.</w:t>
+            </w:r>
+          </w:p>
+        </w:tc>
+        <w:tc>
+          <w:tcPr>
+            <w:tcW w:w="0" w:type="auto"/>
+            <w:tcMar>
+              <w:top w:w="150" w:type="dxa"/>
+              <w:left w:w="240" w:type="dxa"/>
+              <w:bottom w:w="150" w:type="dxa"/>
+              <w:right w:w="0" w:type="dxa"/>
+            </w:tcMar>
+            <w:vAlign w:val="center"/>
+            <w:hideMark/>
+          </w:tcPr>
+          <w:p>
+            <w:pPr>
+              <w:spacing w:line="375" w:lineRule="atLeast"/>
+              <w:rPr>
+                <w:rFonts w:ascii="Inter" w:hAnsi="Inter"/>
+                <w:sz w:val="23"/>
+                <w:szCs w:val="23"/>
+              </w:rPr>
+            </w:pPr>
+            <w:r>
+              <w:rPr>
+                <w:rFonts w:ascii="Inter" w:hAnsi="Inter"/>
+                <w:sz w:val="23"/>
+                <w:szCs w:val="23"/>
+              </w:rPr>
+              <w:t>Morosidad, flujo de caja impredecible.</w:t>
+            </w:r>
+          </w:p>
+        </w:tc>
+      </w:tr>
+      <w:tr>
+        <w:tc>
+          <w:tcPr>
+            <w:tcW w:w="0" w:type="auto"/>
+            <w:tcMar>
+              <w:top w:w="150" w:type="dxa"/>
+              <w:left w:w="0" w:type="dxa"/>
+              <w:bottom w:w="150" w:type="dxa"/>
+              <w:right w:w="240" w:type="dxa"/>
+            </w:tcMar>
+            <w:vAlign w:val="center"/>
+            <w:hideMark/>
+          </w:tcPr>
+          <w:p>
+            <w:pPr>
+              <w:spacing w:line="375" w:lineRule="atLeast"/>
+              <w:rPr>
+                <w:rFonts w:ascii="Inter" w:hAnsi="Inter"/>
+                <w:sz w:val="23"/>
+                <w:szCs w:val="23"/>
+              </w:rPr>
+            </w:pPr>
+            <w:r>
+              <w:rPr>
+                <w:rStyle w:val="Textoennegrita"/>
+                <w:rFonts w:ascii="Inter" w:hAnsi="Inter"/>
+                <w:sz w:val="23"/>
+                <w:szCs w:val="23"/>
+              </w:rPr>
+              <w:t>Despacho a clientes</w:t>
+            </w:r>
+          </w:p>
+        </w:tc>
+        <w:tc>
+          <w:tcPr>
+            <w:tcW w:w="0" w:type="auto"/>
+            <w:tcMar>
+              <w:top w:w="150" w:type="dxa"/>
+              <w:left w:w="240" w:type="dxa"/>
+              <w:bottom w:w="150" w:type="dxa"/>
+              <w:right w:w="240" w:type="dxa"/>
+            </w:tcMar>
+            <w:vAlign w:val="center"/>
+            <w:hideMark/>
+          </w:tcPr>
+          <w:p>
+            <w:pPr>
+              <w:spacing w:line="375" w:lineRule="atLeast"/>
+              <w:rPr>
+                <w:rFonts w:ascii="Inter" w:hAnsi="Inter"/>
+                <w:sz w:val="23"/>
+                <w:szCs w:val="23"/>
+              </w:rPr>
+            </w:pPr>
+            <w:r>
+              <w:rPr>
+                <w:rFonts w:ascii="Inter" w:hAnsi="Inter"/>
+                <w:sz w:val="23"/>
+                <w:szCs w:val="23"/>
+              </w:rPr>
+              <w:t>Se preparan pedidos según lo que "se cree que hay".</w:t>
+            </w:r>
+          </w:p>
+        </w:tc>
+        <w:tc>
+          <w:tcPr>
+            <w:tcW w:w="0" w:type="auto"/>
+            <w:tcMar>
+              <w:top w:w="150" w:type="dxa"/>
+              <w:left w:w="240" w:type="dxa"/>
+              <w:bottom w:w="150" w:type="dxa"/>
+              <w:right w:w="0" w:type="dxa"/>
+            </w:tcMar>
+            <w:vAlign w:val="center"/>
+            <w:hideMark/>
+          </w:tcPr>
+          <w:p>
+            <w:pPr>
+              <w:spacing w:line="375" w:lineRule="atLeast"/>
+              <w:rPr>
+                <w:rFonts w:ascii="Inter" w:hAnsi="Inter"/>
+                <w:sz w:val="23"/>
+                <w:szCs w:val="23"/>
+              </w:rPr>
+            </w:pPr>
+            <w:r>
+              <w:rPr>
+                <w:rFonts w:ascii="Inter" w:hAnsi="Inter"/>
+                <w:sz w:val="23"/>
+                <w:szCs w:val="23"/>
+              </w:rPr>
+              <w:t>Errores, faltantes, clientes insatisfechos.</w:t>
+            </w:r>
+          </w:p>
+        </w:tc>
+      </w:tr>
+    </w:tbl>
+    <w:p>
+      <w:pPr>
+        <w:pStyle w:val="Ttulo3"/>
+        <w:shd w:val="clear" w:color="auto" w:fill="FFFFFF"/>
+        <w:spacing w:before="480" w:after="240" w:line="450" w:lineRule="atLeast"/>
+        <w:rPr>
+          <w:rFonts w:ascii="Inter" w:hAnsi="Inter"/>
+          <w:color w:val="0F1115"/>
+          <w:sz w:val="30"/>
+          <w:szCs w:val="30"/>
+        </w:rPr>
+      </w:pPr>
+    </w:p>
+    <w:p>
+      <w:pPr>
+        <w:rPr>
+          <w:rFonts w:ascii="Inter" w:eastAsiaTheme="majorEastAsia" w:hAnsi="Inter" w:cstheme="majorBidi"/>
+          <w:color w:val="0F1115"/>
+          <w:sz w:val="30"/>
+          <w:szCs w:val="30"/>
+        </w:rPr>
+      </w:pPr>
+      <w:r>
+        <w:rPr>
+          <w:rFonts w:ascii="Inter" w:hAnsi="Inter"/>
+          <w:color w:val="0F1115"/>
+          <w:sz w:val="30"/>
+          <w:szCs w:val="30"/>
+        </w:rPr>
+        <w:br w:type="page"/>
+      </w:r>
+    </w:p>
+    <w:p>
+      <w:pPr>
+        <w:pStyle w:val="Ttulo3"/>
+        <w:shd w:val="clear" w:color="auto" w:fill="FFFFFF"/>
+        <w:spacing w:before="480" w:after="240" w:line="450" w:lineRule="atLeast"/>
+        <w:rPr>
+          <w:rFonts w:ascii="Inter" w:hAnsi="Inter"/>
+          <w:color w:val="0F1115"/>
+          <w:sz w:val="30"/>
+          <w:szCs w:val="30"/>
+        </w:rPr>
+      </w:pPr>
+      <w:r>
+        <w:rPr>
+          <w:rFonts w:ascii="Inter" w:hAnsi="Inter"/>
+          <w:color w:val="0F1115"/>
+          <w:sz w:val="30"/>
+          <w:szCs w:val="30"/>
+        </w:rPr>
+        <w:lastRenderedPageBreak/>
+        <w:t>3.2 Relevamiento detallado del proceso de </w:t>
+      </w:r>
+      <w:r>
+        <w:rPr>
+          <w:rStyle w:val="Textoennegrita"/>
+          <w:rFonts w:ascii="Inter" w:hAnsi="Inter"/>
+          <w:b w:val="0"/>
+          <w:bCs w:val="0"/>
+          <w:color w:val="0F1115"/>
+          <w:sz w:val="30"/>
+          <w:szCs w:val="30"/>
+        </w:rPr>
+        <w:t>Compras</w:t>
+      </w:r>
+      <w:r>
+        <w:rPr>
+          <w:rFonts w:ascii="Inter" w:hAnsi="Inter"/>
+          <w:color w:val="0F1115"/>
+          <w:sz w:val="30"/>
+          <w:szCs w:val="30"/>
+        </w:rPr>
+        <w:t> (uno clave)</w:t>
+      </w:r>
+    </w:p>
+    <w:p>
+      <w:pPr>
+        <w:pStyle w:val="ds-markdown-paragraph"/>
+        <w:shd w:val="clear" w:color="auto" w:fill="FFFFFF"/>
+        <w:spacing w:before="240" w:beforeAutospacing="0" w:after="240" w:afterAutospacing="0"/>
+        <w:rPr>
+          <w:rFonts w:ascii="Inter" w:hAnsi="Inter"/>
+          <w:color w:val="0F1115"/>
+        </w:rPr>
+      </w:pPr>
+      <w:r>
+        <w:rPr>
+          <w:rStyle w:val="Textoennegrita"/>
+          <w:rFonts w:ascii="Inter" w:hAnsi="Inter"/>
+          <w:color w:val="0F1115"/>
+        </w:rPr>
+        <w:t>Diagrama del proceso actual (AS-IS):</w:t>
+      </w:r>
+    </w:p>
+    <w:p>
+      <w:r>
+        <w:t>[Don Roberto "intuye" falta de stock]</w:t>
+      </w:r>
+    </w:p>
+    <w:p>
+      <w:r>
+        <w:t xml:space="preserve">          ↓</w:t>
+      </w:r>
+    </w:p>
+    <w:p>
+      <w:r>
+        <w:t>[No revisa registros formales]</w:t>
+      </w:r>
+    </w:p>
+    <w:p>
+      <w:r>
+        <w:t xml:space="preserve">          ↓</w:t>
+      </w:r>
+    </w:p>
+    <w:p>
+      <w:r>
+        <w:t>[Llama por teléfono a proveedor]</w:t>
+      </w:r>
+    </w:p>
+    <w:p>
+      <w:r>
+        <w:t xml:space="preserve">          ↓</w:t>
+      </w:r>
+    </w:p>
+    <w:p>
+      <w:r>
+        <w:t>[Hace pedido verbal: cantidad y producto]</w:t>
+      </w:r>
+    </w:p>
+    <w:p>
+      <w:r>
+        <w:t xml:space="preserve">          ↓</w:t>
+      </w:r>
+    </w:p>
+    <w:p>
+      <w:r>
+        <w:t>[Proveedor envía factura y mercadería]</w:t>
+      </w:r>
+    </w:p>
+    <w:p>
+      <w:r>
+        <w:t xml:space="preserve">          ↓</w:t>
+      </w:r>
+    </w:p>
+    <w:p>
+      <w:r>
+        <w:t>[Empleado recibe y anota a mano en ficha]</w:t>
+      </w:r>
+    </w:p>
+    <w:p>
+      <w:r>
+        <w:t xml:space="preserve">          ↓</w:t>
+      </w:r>
+    </w:p>
+    <w:p>
+      <w:r>
+        <w:t>[Stock real difiere del registrado → quiebre o vencimiento]</w:t>
+      </w:r>
+    </w:p>
+    <w:p>
+      <w:pPr>
+        <w:shd w:val="clear" w:color="auto" w:fill="FFFFFF"/>
+        <w:spacing w:before="240" w:after="240" w:line="240" w:lineRule="auto"/>
+        <w:rPr>
+          <w:rFonts w:ascii="Inter" w:eastAsia="Times New Roman" w:hAnsi="Inter" w:cs="Times New Roman"/>
+          <w:color w:val="0F1115"/>
+          <w:sz w:val="24"/>
+          <w:szCs w:val="24"/>
+          <w:lang w:eastAsia="es-AR"/>
+        </w:rPr>
+      </w:pPr>
+      <w:r>
+        <w:rPr>
+          <w:rFonts w:ascii="Inter" w:eastAsia="Times New Roman" w:hAnsi="Inter" w:cs="Times New Roman"/>
+          <w:b/>
+          <w:bCs/>
+          <w:color w:val="0F1115"/>
+          <w:sz w:val="24"/>
+          <w:szCs w:val="24"/>
+          <w:lang w:eastAsia="es-AR"/>
+        </w:rPr>
+        <w:t>Descripción detallada:</w:t>
+      </w:r>
+    </w:p>
+    <w:tbl>
+      <w:tblPr>
+        <w:tblW w:w="11280" w:type="dxa"/>
+        <w:tblInd w:w="-1383" w:type="dxa"/>
+        <w:tblCellMar>
+          <w:top w:w="15" w:type="dxa"/>
+          <w:left w:w="15" w:type="dxa"/>
+          <w:bottom w:w="15" w:type="dxa"/>
+          <w:right w:w="15" w:type="dxa"/>
+        </w:tblCellMar>
+        <w:tblLook w:val="04A0" w:firstRow="1" w:lastRow="0" w:firstColumn="1" w:lastColumn="0" w:noHBand="0" w:noVBand="1"/>
+      </w:tblPr>
+      <w:tblGrid>
+        <w:gridCol w:w="1853"/>
+        <w:gridCol w:w="9427"/>
+      </w:tblGrid>
+      <w:tr>
+        <w:trPr>
+          <w:tblHeader/>
+        </w:trPr>
+        <w:tc>
+          <w:tcPr>
+            <w:tcW w:w="0" w:type="auto"/>
+            <w:tcBorders>
+              <w:top w:val="nil"/>
+            </w:tcBorders>
+            <w:tcMar>
+              <w:top w:w="150" w:type="dxa"/>
+              <w:left w:w="0" w:type="dxa"/>
+              <w:bottom w:w="150" w:type="dxa"/>
+              <w:right w:w="240" w:type="dxa"/>
+            </w:tcMar>
+            <w:vAlign w:val="center"/>
+            <w:hideMark/>
+          </w:tcPr>
+          <w:p>
+            <w:pPr>
+              <w:spacing w:after="0" w:line="375" w:lineRule="atLeast"/>
+              <w:rPr>
+                <w:rFonts w:ascii="Inter" w:eastAsia="Times New Roman" w:hAnsi="Inter" w:cs="Times New Roman"/>
+                <w:sz w:val="23"/>
+                <w:szCs w:val="23"/>
+                <w:lang w:eastAsia="es-AR"/>
+              </w:rPr>
+            </w:pPr>
+            <w:r>
+              <w:rPr>
+                <w:rFonts w:ascii="Inter" w:eastAsia="Times New Roman" w:hAnsi="Inter" w:cs="Times New Roman"/>
+                <w:sz w:val="23"/>
+                <w:szCs w:val="23"/>
+                <w:lang w:eastAsia="es-AR"/>
+              </w:rPr>
+              <w:t>Elemento</w:t>
+            </w:r>
+          </w:p>
+        </w:tc>
+        <w:tc>
+          <w:tcPr>
+            <w:tcW w:w="0" w:type="auto"/>
+            <w:tcBorders>
+              <w:top w:val="nil"/>
+            </w:tcBorders>
+            <w:tcMar>
+              <w:top w:w="150" w:type="dxa"/>
+              <w:left w:w="240" w:type="dxa"/>
+              <w:bottom w:w="150" w:type="dxa"/>
+              <w:right w:w="240" w:type="dxa"/>
+            </w:tcMar>
+            <w:vAlign w:val="center"/>
+            <w:hideMark/>
+          </w:tcPr>
+          <w:p>
+            <w:pPr>
+              <w:spacing w:after="0" w:line="375" w:lineRule="atLeast"/>
+              <w:rPr>
+                <w:rFonts w:ascii="Inter" w:eastAsia="Times New Roman" w:hAnsi="Inter" w:cs="Times New Roman"/>
+                <w:sz w:val="23"/>
+                <w:szCs w:val="23"/>
+                <w:lang w:eastAsia="es-AR"/>
+              </w:rPr>
+            </w:pPr>
+            <w:r>
+              <w:rPr>
+                <w:rFonts w:ascii="Inter" w:eastAsia="Times New Roman" w:hAnsi="Inter" w:cs="Times New Roman"/>
+                <w:sz w:val="23"/>
+                <w:szCs w:val="23"/>
+                <w:lang w:eastAsia="es-AR"/>
+              </w:rPr>
+              <w:t>Descripción</w:t>
+            </w:r>
+          </w:p>
+        </w:tc>
+      </w:tr>
+      <w:tr>
+        <w:tc>
+          <w:tcPr>
+            <w:tcW w:w="0" w:type="auto"/>
+            <w:tcMar>
+              <w:top w:w="150" w:type="dxa"/>
+              <w:left w:w="0" w:type="dxa"/>
+              <w:bottom w:w="150" w:type="dxa"/>
+              <w:right w:w="240" w:type="dxa"/>
+            </w:tcMar>
+            <w:vAlign w:val="center"/>
+            <w:hideMark/>
+          </w:tcPr>
+          <w:p>
+            <w:pPr>
+              <w:spacing w:after="0" w:line="375" w:lineRule="atLeast"/>
+              <w:rPr>
+                <w:rFonts w:ascii="Inter" w:eastAsia="Times New Roman" w:hAnsi="Inter" w:cs="Times New Roman"/>
+                <w:sz w:val="23"/>
+                <w:szCs w:val="23"/>
+                <w:lang w:eastAsia="es-AR"/>
+              </w:rPr>
+            </w:pPr>
+            <w:r>
+              <w:rPr>
+                <w:rFonts w:ascii="Inter" w:eastAsia="Times New Roman" w:hAnsi="Inter" w:cs="Times New Roman"/>
+                <w:b/>
+                <w:bCs/>
+                <w:sz w:val="23"/>
+                <w:szCs w:val="23"/>
+                <w:lang w:eastAsia="es-AR"/>
+              </w:rPr>
+              <w:t>Entradas</w:t>
+            </w:r>
+          </w:p>
+        </w:tc>
+        <w:tc>
+          <w:tcPr>
+            <w:tcW w:w="0" w:type="auto"/>
+            <w:tcMar>
+              <w:top w:w="150" w:type="dxa"/>
+              <w:left w:w="240" w:type="dxa"/>
+              <w:bottom w:w="150" w:type="dxa"/>
+              <w:right w:w="0" w:type="dxa"/>
+            </w:tcMar>
+            <w:vAlign w:val="center"/>
+            <w:hideMark/>
+          </w:tcPr>
+          <w:p>
+            <w:pPr>
+              <w:spacing w:after="0" w:line="375" w:lineRule="atLeast"/>
+              <w:rPr>
+                <w:rFonts w:ascii="Inter" w:eastAsia="Times New Roman" w:hAnsi="Inter" w:cs="Times New Roman"/>
+                <w:sz w:val="23"/>
+                <w:szCs w:val="23"/>
+                <w:lang w:eastAsia="es-AR"/>
+              </w:rPr>
+            </w:pPr>
+            <w:r>
+              <w:rPr>
+                <w:rFonts w:ascii="Inter" w:eastAsia="Times New Roman" w:hAnsi="Inter" w:cs="Times New Roman"/>
+                <w:sz w:val="23"/>
+                <w:szCs w:val="23"/>
+                <w:lang w:eastAsia="es-AR"/>
+              </w:rPr>
+              <w:t>Experiencia de Don Roberto, ofertas informales de proveedores, necesidad percibida por quiebres.</w:t>
+            </w:r>
+          </w:p>
+        </w:tc>
+      </w:tr>
+      <w:tr>
+        <w:tc>
+          <w:tcPr>
+            <w:tcW w:w="0" w:type="auto"/>
+            <w:tcMar>
+              <w:top w:w="150" w:type="dxa"/>
+              <w:left w:w="0" w:type="dxa"/>
+              <w:bottom w:w="150" w:type="dxa"/>
+              <w:right w:w="240" w:type="dxa"/>
+            </w:tcMar>
+            <w:vAlign w:val="center"/>
+            <w:hideMark/>
+          </w:tcPr>
+          <w:p>
+            <w:pPr>
+              <w:spacing w:after="0" w:line="375" w:lineRule="atLeast"/>
+              <w:rPr>
+                <w:rFonts w:ascii="Inter" w:eastAsia="Times New Roman" w:hAnsi="Inter" w:cs="Times New Roman"/>
+                <w:sz w:val="23"/>
+                <w:szCs w:val="23"/>
+                <w:lang w:eastAsia="es-AR"/>
+              </w:rPr>
+            </w:pPr>
+            <w:r>
+              <w:rPr>
+                <w:rFonts w:ascii="Inter" w:eastAsia="Times New Roman" w:hAnsi="Inter" w:cs="Times New Roman"/>
+                <w:b/>
+                <w:bCs/>
+                <w:sz w:val="23"/>
+                <w:szCs w:val="23"/>
+                <w:lang w:eastAsia="es-AR"/>
+              </w:rPr>
+              <w:t>Salidas</w:t>
+            </w:r>
+          </w:p>
+        </w:tc>
+        <w:tc>
+          <w:tcPr>
+            <w:tcW w:w="0" w:type="auto"/>
+            <w:tcMar>
+              <w:top w:w="150" w:type="dxa"/>
+              <w:left w:w="240" w:type="dxa"/>
+              <w:bottom w:w="150" w:type="dxa"/>
+              <w:right w:w="0" w:type="dxa"/>
+            </w:tcMar>
+            <w:vAlign w:val="center"/>
+            <w:hideMark/>
+          </w:tcPr>
+          <w:p>
+            <w:pPr>
+              <w:spacing w:after="0" w:line="375" w:lineRule="atLeast"/>
+              <w:rPr>
+                <w:rFonts w:ascii="Inter" w:eastAsia="Times New Roman" w:hAnsi="Inter" w:cs="Times New Roman"/>
+                <w:sz w:val="23"/>
+                <w:szCs w:val="23"/>
+                <w:lang w:eastAsia="es-AR"/>
+              </w:rPr>
+            </w:pPr>
+            <w:r>
+              <w:rPr>
+                <w:rFonts w:ascii="Inter" w:eastAsia="Times New Roman" w:hAnsi="Inter" w:cs="Times New Roman"/>
+                <w:sz w:val="23"/>
+                <w:szCs w:val="23"/>
+                <w:lang w:eastAsia="es-AR"/>
+              </w:rPr>
+              <w:t>Mercadería recibida (con datos incompletos), facturas proveedor, anotaciones manuales.</w:t>
+            </w:r>
+          </w:p>
+        </w:tc>
+      </w:tr>
+      <w:tr>
+        <w:tc>
+          <w:tcPr>
+            <w:tcW w:w="0" w:type="auto"/>
+            <w:tcMar>
+              <w:top w:w="150" w:type="dxa"/>
+              <w:left w:w="0" w:type="dxa"/>
+              <w:bottom w:w="150" w:type="dxa"/>
+              <w:right w:w="240" w:type="dxa"/>
+            </w:tcMar>
+            <w:vAlign w:val="center"/>
+            <w:hideMark/>
+          </w:tcPr>
+          <w:p>
+            <w:pPr>
+              <w:spacing w:after="0" w:line="375" w:lineRule="atLeast"/>
+              <w:rPr>
+                <w:rFonts w:ascii="Inter" w:eastAsia="Times New Roman" w:hAnsi="Inter" w:cs="Times New Roman"/>
+                <w:sz w:val="23"/>
+                <w:szCs w:val="23"/>
+                <w:lang w:eastAsia="es-AR"/>
+              </w:rPr>
+            </w:pPr>
+            <w:r>
+              <w:rPr>
+                <w:rFonts w:ascii="Inter" w:eastAsia="Times New Roman" w:hAnsi="Inter" w:cs="Times New Roman"/>
+                <w:b/>
+                <w:bCs/>
+                <w:sz w:val="23"/>
+                <w:szCs w:val="23"/>
+                <w:lang w:eastAsia="es-AR"/>
+              </w:rPr>
+              <w:t>Actividades</w:t>
+            </w:r>
+          </w:p>
+        </w:tc>
+        <w:tc>
+          <w:tcPr>
+            <w:tcW w:w="0" w:type="auto"/>
+            <w:tcMar>
+              <w:top w:w="150" w:type="dxa"/>
+              <w:left w:w="240" w:type="dxa"/>
+              <w:bottom w:w="150" w:type="dxa"/>
+              <w:right w:w="0" w:type="dxa"/>
+            </w:tcMar>
+            <w:vAlign w:val="center"/>
+            <w:hideMark/>
+          </w:tcPr>
+          <w:p>
+            <w:pPr>
+              <w:spacing w:after="0" w:line="375" w:lineRule="atLeast"/>
+              <w:rPr>
+                <w:rFonts w:ascii="Inter" w:eastAsia="Times New Roman" w:hAnsi="Inter" w:cs="Times New Roman"/>
+                <w:sz w:val="23"/>
+                <w:szCs w:val="23"/>
+                <w:lang w:eastAsia="es-AR"/>
+              </w:rPr>
+            </w:pPr>
+            <w:r>
+              <w:rPr>
+                <w:rFonts w:ascii="Inter" w:eastAsia="Times New Roman" w:hAnsi="Inter" w:cs="Times New Roman"/>
+                <w:sz w:val="23"/>
+                <w:szCs w:val="23"/>
+                <w:lang w:eastAsia="es-AR"/>
+              </w:rPr>
+              <w:t>1. Detectar necesidad (intuitiva). 2. Contactar proveedor. 3. Acordar precio y cantidad verbalmente. 4. Recibir mercadería. 5. Anotar en cuaderno.</w:t>
+            </w:r>
+          </w:p>
+        </w:tc>
+      </w:tr>
+      <w:tr>
+        <w:tc>
+          <w:tcPr>
+            <w:tcW w:w="0" w:type="auto"/>
+            <w:tcMar>
+              <w:top w:w="150" w:type="dxa"/>
+              <w:left w:w="0" w:type="dxa"/>
+              <w:bottom w:w="150" w:type="dxa"/>
+              <w:right w:w="240" w:type="dxa"/>
+            </w:tcMar>
+            <w:vAlign w:val="center"/>
+            <w:hideMark/>
+          </w:tcPr>
+          <w:p>
+            <w:pPr>
+              <w:spacing w:after="0" w:line="375" w:lineRule="atLeast"/>
+              <w:rPr>
+                <w:rFonts w:ascii="Inter" w:eastAsia="Times New Roman" w:hAnsi="Inter" w:cs="Times New Roman"/>
+                <w:sz w:val="23"/>
+                <w:szCs w:val="23"/>
+                <w:lang w:eastAsia="es-AR"/>
+              </w:rPr>
+            </w:pPr>
+            <w:r>
+              <w:rPr>
+                <w:rFonts w:ascii="Inter" w:eastAsia="Times New Roman" w:hAnsi="Inter" w:cs="Times New Roman"/>
+                <w:b/>
+                <w:bCs/>
+                <w:sz w:val="23"/>
+                <w:szCs w:val="23"/>
+                <w:lang w:eastAsia="es-AR"/>
+              </w:rPr>
+              <w:t>Responsables</w:t>
+            </w:r>
+          </w:p>
+        </w:tc>
+        <w:tc>
+          <w:tcPr>
+            <w:tcW w:w="0" w:type="auto"/>
+            <w:tcMar>
+              <w:top w:w="150" w:type="dxa"/>
+              <w:left w:w="240" w:type="dxa"/>
+              <w:bottom w:w="150" w:type="dxa"/>
+              <w:right w:w="0" w:type="dxa"/>
+            </w:tcMar>
+            <w:vAlign w:val="center"/>
+            <w:hideMark/>
+          </w:tcPr>
+          <w:p>
+            <w:pPr>
+              <w:spacing w:after="0" w:line="375" w:lineRule="atLeast"/>
+              <w:rPr>
+                <w:rFonts w:ascii="Inter" w:eastAsia="Times New Roman" w:hAnsi="Inter" w:cs="Times New Roman"/>
+                <w:sz w:val="23"/>
+                <w:szCs w:val="23"/>
+                <w:lang w:eastAsia="es-AR"/>
+              </w:rPr>
+            </w:pPr>
+            <w:r>
+              <w:rPr>
+                <w:rFonts w:ascii="Inter" w:eastAsia="Times New Roman" w:hAnsi="Inter" w:cs="Times New Roman"/>
+                <w:sz w:val="23"/>
+                <w:szCs w:val="23"/>
+                <w:lang w:eastAsia="es-AR"/>
+              </w:rPr>
+              <w:t>Don Roberto (decide), empleado de depósito (recibe y anota).</w:t>
+            </w:r>
+          </w:p>
+        </w:tc>
+      </w:tr>
+      <w:tr>
+        <w:tc>
+          <w:tcPr>
+            <w:tcW w:w="0" w:type="auto"/>
+            <w:tcMar>
+              <w:top w:w="150" w:type="dxa"/>
+              <w:left w:w="0" w:type="dxa"/>
+              <w:bottom w:w="150" w:type="dxa"/>
+              <w:right w:w="240" w:type="dxa"/>
+            </w:tcMar>
+            <w:vAlign w:val="center"/>
+            <w:hideMark/>
+          </w:tcPr>
+          <w:p>
+            <w:pPr>
+              <w:spacing w:after="0" w:line="375" w:lineRule="atLeast"/>
+              <w:rPr>
+                <w:rFonts w:ascii="Inter" w:eastAsia="Times New Roman" w:hAnsi="Inter" w:cs="Times New Roman"/>
+                <w:sz w:val="23"/>
+                <w:szCs w:val="23"/>
+                <w:lang w:eastAsia="es-AR"/>
+              </w:rPr>
+            </w:pPr>
+            <w:r>
+              <w:rPr>
+                <w:rFonts w:ascii="Inter" w:eastAsia="Times New Roman" w:hAnsi="Inter" w:cs="Times New Roman"/>
+                <w:b/>
+                <w:bCs/>
+                <w:sz w:val="23"/>
+                <w:szCs w:val="23"/>
+                <w:lang w:eastAsia="es-AR"/>
+              </w:rPr>
+              <w:lastRenderedPageBreak/>
+              <w:t>Puntos débiles</w:t>
+            </w:r>
+          </w:p>
+        </w:tc>
+        <w:tc>
+          <w:tcPr>
+            <w:tcW w:w="0" w:type="auto"/>
+            <w:tcMar>
+              <w:top w:w="150" w:type="dxa"/>
+              <w:left w:w="240" w:type="dxa"/>
+              <w:bottom w:w="150" w:type="dxa"/>
+              <w:right w:w="0" w:type="dxa"/>
+            </w:tcMar>
+            <w:vAlign w:val="center"/>
+            <w:hideMark/>
+          </w:tcPr>
+          <w:p>
+            <w:pPr>
+              <w:spacing w:after="0" w:line="375" w:lineRule="atLeast"/>
+              <w:rPr>
+                <w:rFonts w:ascii="Inter" w:eastAsia="Times New Roman" w:hAnsi="Inter" w:cs="Times New Roman"/>
+                <w:sz w:val="23"/>
+                <w:szCs w:val="23"/>
+                <w:lang w:eastAsia="es-AR"/>
+              </w:rPr>
+            </w:pPr>
+            <w:r>
+              <w:rPr>
+                <w:rFonts w:ascii="Inter" w:eastAsia="Times New Roman" w:hAnsi="Inter" w:cs="Times New Roman"/>
+                <w:sz w:val="23"/>
+                <w:szCs w:val="23"/>
+                <w:lang w:eastAsia="es-AR"/>
+              </w:rPr>
+              <w:t>• Sin cálculo de punto de pedido. • Sin registro de lotes/vencimientos. • Órdenes verbales = errores de comunicación. • No hay relación entre compras y rotación real. • Pérdidas por productos vencidos no cuantificadas.</w:t>
+            </w:r>
+          </w:p>
+        </w:tc>
+      </w:tr>
+    </w:tbl>
+    <w:p>
+      <w:pPr>
+        <w:pStyle w:val="Ttulo3"/>
+        <w:shd w:val="clear" w:color="auto" w:fill="FFFFFF"/>
+        <w:spacing w:before="480" w:after="240" w:line="450" w:lineRule="atLeast"/>
+        <w:rPr>
+          <w:rFonts w:ascii="Inter" w:hAnsi="Inter"/>
+          <w:color w:val="0F1115"/>
+          <w:sz w:val="30"/>
+          <w:szCs w:val="30"/>
+        </w:rPr>
+      </w:pPr>
+      <w:r>
+        <w:br/>
+      </w:r>
+      <w:r>
+        <w:rPr>
+          <w:rFonts w:ascii="Inter" w:hAnsi="Inter"/>
+          <w:color w:val="0F1115"/>
+          <w:sz w:val="30"/>
+          <w:szCs w:val="30"/>
+        </w:rPr>
+        <w:t>3.3 Propuesta de mejora para el proceso de Compras (TO-BE)</w:t>
+      </w:r>
+    </w:p>
+    <w:p>
+      <w:pPr>
+        <w:pStyle w:val="ds-markdown-paragraph"/>
+        <w:shd w:val="clear" w:color="auto" w:fill="FFFFFF"/>
+        <w:spacing w:before="240" w:beforeAutospacing="0" w:after="240" w:afterAutospacing="0"/>
+        <w:rPr>
+          <w:rFonts w:ascii="Inter" w:hAnsi="Inter"/>
+          <w:color w:val="0F1115"/>
+        </w:rPr>
+      </w:pPr>
+      <w:r>
+        <w:rPr>
+          <w:rStyle w:val="Textoennegrita"/>
+          <w:rFonts w:ascii="Inter" w:hAnsi="Inter"/>
+          <w:color w:val="0F1115"/>
+        </w:rPr>
+        <w:t>Diagrama del proceso mejorado:</w:t>
+      </w:r>
+    </w:p>
+    <w:p>
+      <w:r>
+        <w:t>[El sistema calcula automáticamente stock mínimo por producto]</w:t>
+      </w:r>
+    </w:p>
+    <w:p>
+      <w:r>
+        <w:t xml:space="preserve">                  ↓</w:t>
+      </w:r>
+    </w:p>
+    <w:p>
+      <w:r>
+        <w:t>[Genera alerta de necesidad de compra]</w:t>
+      </w:r>
+    </w:p>
+    <w:p>
+      <w:r>
+        <w:t xml:space="preserve">                  ↓</w:t>
+      </w:r>
+    </w:p>
+    <w:p>
+      <w:r>
+        <w:t>[Sugiere cantidad basada en rotación real (últimos 90 días)]</w:t>
+      </w:r>
+    </w:p>
+    <w:p>
+      <w:r>
+        <w:t xml:space="preserve">                  ↓</w:t>
+      </w:r>
+    </w:p>
+    <w:p>
+      <w:r>
+        <w:t>[Don Roberto revisa sugerencia y puede ajustar (con registro)]</w:t>
+      </w:r>
+    </w:p>
+    <w:p>
+      <w:r>
+        <w:t xml:space="preserve">                  ↓</w:t>
+      </w:r>
+    </w:p>
+    <w:p>
+      <w:r>
+        <w:t>[Se genera Orden de Compra digital con lotes y vencimientos]</w:t>
+      </w:r>
+    </w:p>
+    <w:p>
+      <w:r>
+        <w:t xml:space="preserve">                  ↓</w:t>
+      </w:r>
+    </w:p>
+    <w:p>
+      <w:r>
+        <w:t>[Al recibir, se escanea/ingresa lote y fecha de vencimiento]</w:t>
+      </w:r>
+    </w:p>
+    <w:p>
+      <w:r>
+        <w:t xml:space="preserve">                  ↓</w:t>
+      </w:r>
+    </w:p>
+    <w:p>
+      <w:r>
+        <w:t>[Sistema actualiza stock y aplica regla FEFO para despachos]</w:t>
+      </w:r>
+    </w:p>
+    <w:p>
+      <w:r>
+        <w:br w:type="page"/>
+      </w:r>
+    </w:p>
+    <w:p>
+      <w:pPr>
+        <w:shd w:val="clear" w:color="auto" w:fill="FFFFFF"/>
+        <w:spacing w:before="240" w:after="240" w:line="240" w:lineRule="auto"/>
+        <w:rPr>
+          <w:rFonts w:ascii="Inter" w:eastAsia="Times New Roman" w:hAnsi="Inter" w:cs="Times New Roman"/>
+          <w:color w:val="0F1115"/>
+          <w:sz w:val="24"/>
+          <w:szCs w:val="24"/>
+          <w:lang w:eastAsia="es-AR"/>
+        </w:rPr>
+      </w:pPr>
+      <w:r>
+        <w:rPr>
+          <w:rFonts w:ascii="Inter" w:eastAsia="Times New Roman" w:hAnsi="Inter" w:cs="Times New Roman"/>
+          <w:b/>
+          <w:bCs/>
+          <w:color w:val="0F1115"/>
+          <w:sz w:val="24"/>
+          <w:szCs w:val="24"/>
+          <w:lang w:eastAsia="es-AR"/>
+        </w:rPr>
+        <w:lastRenderedPageBreak/>
+        <w:t>Mejoras puntuales y justificación desde pensamiento sistémico:</w:t>
+      </w:r>
+    </w:p>
+    <w:tbl>
+      <w:tblPr>
+        <w:tblW w:w="11280" w:type="dxa"/>
+        <w:tblInd w:w="-1383" w:type="dxa"/>
+        <w:tblCellMar>
+          <w:top w:w="15" w:type="dxa"/>
+          <w:left w:w="15" w:type="dxa"/>
+          <w:bottom w:w="15" w:type="dxa"/>
+          <w:right w:w="15" w:type="dxa"/>
+        </w:tblCellMar>
+        <w:tblLook w:val="04A0" w:firstRow="1" w:lastRow="0" w:firstColumn="1" w:lastColumn="0" w:noHBand="0" w:noVBand="1"/>
+      </w:tblPr>
+      <w:tblGrid>
+        <w:gridCol w:w="2981"/>
+        <w:gridCol w:w="2930"/>
+        <w:gridCol w:w="5369"/>
+      </w:tblGrid>
+      <w:tr>
+        <w:trPr>
+          <w:tblHeader/>
+        </w:trPr>
+        <w:tc>
+          <w:tcPr>
+            <w:tcW w:w="0" w:type="auto"/>
+            <w:tcBorders>
+              <w:top w:val="nil"/>
+            </w:tcBorders>
+            <w:tcMar>
+              <w:top w:w="150" w:type="dxa"/>
+              <w:left w:w="0" w:type="dxa"/>
+              <w:bottom w:w="150" w:type="dxa"/>
+              <w:right w:w="240" w:type="dxa"/>
+            </w:tcMar>
+            <w:vAlign w:val="center"/>
+            <w:hideMark/>
+          </w:tcPr>
+          <w:p>
+            <w:pPr>
+              <w:spacing w:after="0" w:line="375" w:lineRule="atLeast"/>
+              <w:rPr>
+                <w:rFonts w:ascii="Inter" w:eastAsia="Times New Roman" w:hAnsi="Inter" w:cs="Times New Roman"/>
+                <w:sz w:val="23"/>
+                <w:szCs w:val="23"/>
+                <w:lang w:eastAsia="es-AR"/>
+              </w:rPr>
+            </w:pPr>
+            <w:r>
+              <w:rPr>
+                <w:rFonts w:ascii="Inter" w:eastAsia="Times New Roman" w:hAnsi="Inter" w:cs="Times New Roman"/>
+                <w:sz w:val="23"/>
+                <w:szCs w:val="23"/>
+                <w:lang w:eastAsia="es-AR"/>
+              </w:rPr>
+              <w:t>Mejora</w:t>
+            </w:r>
+          </w:p>
+        </w:tc>
+        <w:tc>
+          <w:tcPr>
+            <w:tcW w:w="0" w:type="auto"/>
+            <w:tcBorders>
+              <w:top w:val="nil"/>
+            </w:tcBorders>
+            <w:tcMar>
+              <w:top w:w="150" w:type="dxa"/>
+              <w:left w:w="240" w:type="dxa"/>
+              <w:bottom w:w="150" w:type="dxa"/>
+              <w:right w:w="240" w:type="dxa"/>
+            </w:tcMar>
+            <w:vAlign w:val="center"/>
+            <w:hideMark/>
+          </w:tcPr>
+          <w:p>
+            <w:pPr>
+              <w:spacing w:after="0" w:line="375" w:lineRule="atLeast"/>
+              <w:rPr>
+                <w:rFonts w:ascii="Inter" w:eastAsia="Times New Roman" w:hAnsi="Inter" w:cs="Times New Roman"/>
+                <w:sz w:val="23"/>
+                <w:szCs w:val="23"/>
+                <w:lang w:eastAsia="es-AR"/>
+              </w:rPr>
+            </w:pPr>
+            <w:r>
+              <w:rPr>
+                <w:rFonts w:ascii="Inter" w:eastAsia="Times New Roman" w:hAnsi="Inter" w:cs="Times New Roman"/>
+                <w:sz w:val="23"/>
+                <w:szCs w:val="23"/>
+                <w:lang w:eastAsia="es-AR"/>
+              </w:rPr>
+              <w:t>Principio sistémico aplicado</w:t>
+            </w:r>
+          </w:p>
+        </w:tc>
+        <w:tc>
+          <w:tcPr>
+            <w:tcW w:w="0" w:type="auto"/>
+            <w:tcBorders>
+              <w:top w:val="nil"/>
+            </w:tcBorders>
+            <w:tcMar>
+              <w:top w:w="150" w:type="dxa"/>
+              <w:left w:w="240" w:type="dxa"/>
+              <w:bottom w:w="150" w:type="dxa"/>
+              <w:right w:w="240" w:type="dxa"/>
+            </w:tcMar>
+            <w:vAlign w:val="center"/>
+            <w:hideMark/>
+          </w:tcPr>
+          <w:p>
+            <w:pPr>
+              <w:spacing w:after="0" w:line="375" w:lineRule="atLeast"/>
+              <w:rPr>
+                <w:rFonts w:ascii="Inter" w:eastAsia="Times New Roman" w:hAnsi="Inter" w:cs="Times New Roman"/>
+                <w:sz w:val="23"/>
+                <w:szCs w:val="23"/>
+                <w:lang w:eastAsia="es-AR"/>
+              </w:rPr>
+            </w:pPr>
+            <w:r>
+              <w:rPr>
+                <w:rFonts w:ascii="Inter" w:eastAsia="Times New Roman" w:hAnsi="Inter" w:cs="Times New Roman"/>
+                <w:sz w:val="23"/>
+                <w:szCs w:val="23"/>
+                <w:lang w:eastAsia="es-AR"/>
+              </w:rPr>
+              <w:t>Justificación</w:t>
+            </w:r>
+          </w:p>
+        </w:tc>
+      </w:tr>
+      <w:tr>
+        <w:tc>
+          <w:tcPr>
+            <w:tcW w:w="0" w:type="auto"/>
+            <w:tcMar>
+              <w:top w:w="150" w:type="dxa"/>
+              <w:left w:w="0" w:type="dxa"/>
+              <w:bottom w:w="150" w:type="dxa"/>
+              <w:right w:w="240" w:type="dxa"/>
+            </w:tcMar>
+            <w:vAlign w:val="center"/>
+            <w:hideMark/>
+          </w:tcPr>
+          <w:p>
+            <w:pPr>
+              <w:spacing w:after="0" w:line="375" w:lineRule="atLeast"/>
+              <w:rPr>
+                <w:rFonts w:ascii="Inter" w:eastAsia="Times New Roman" w:hAnsi="Inter" w:cs="Times New Roman"/>
+                <w:sz w:val="23"/>
+                <w:szCs w:val="23"/>
+                <w:lang w:eastAsia="es-AR"/>
+              </w:rPr>
+            </w:pPr>
+            <w:r>
+              <w:rPr>
+                <w:rFonts w:ascii="Inter" w:eastAsia="Times New Roman" w:hAnsi="Inter" w:cs="Times New Roman"/>
+                <w:sz w:val="23"/>
+                <w:szCs w:val="23"/>
+                <w:lang w:eastAsia="es-AR"/>
+              </w:rPr>
+              <w:t>Cálculo automático de stock mínimo</w:t>
+            </w:r>
+          </w:p>
+        </w:tc>
+        <w:tc>
+          <w:tcPr>
+            <w:tcW w:w="0" w:type="auto"/>
+            <w:tcMar>
+              <w:top w:w="150" w:type="dxa"/>
+              <w:left w:w="240" w:type="dxa"/>
+              <w:bottom w:w="150" w:type="dxa"/>
+              <w:right w:w="240" w:type="dxa"/>
+            </w:tcMar>
+            <w:vAlign w:val="center"/>
+            <w:hideMark/>
+          </w:tcPr>
+          <w:p>
+            <w:pPr>
+              <w:spacing w:after="0" w:line="375" w:lineRule="atLeast"/>
+              <w:rPr>
+                <w:rFonts w:ascii="Inter" w:eastAsia="Times New Roman" w:hAnsi="Inter" w:cs="Times New Roman"/>
+                <w:sz w:val="23"/>
+                <w:szCs w:val="23"/>
+                <w:lang w:eastAsia="es-AR"/>
+              </w:rPr>
+            </w:pPr>
+            <w:r>
+              <w:rPr>
+                <w:rFonts w:ascii="Inter" w:eastAsia="Times New Roman" w:hAnsi="Inter" w:cs="Times New Roman"/>
+                <w:sz w:val="23"/>
+                <w:szCs w:val="23"/>
+                <w:lang w:eastAsia="es-AR"/>
+              </w:rPr>
+              <w:t>Retroalimentación (</w:t>
+            </w:r>
+            <w:proofErr w:type="spellStart"/>
+            <w:r>
+              <w:rPr>
+                <w:rFonts w:ascii="Inter" w:eastAsia="Times New Roman" w:hAnsi="Inter" w:cs="Times New Roman"/>
+                <w:sz w:val="23"/>
+                <w:szCs w:val="23"/>
+                <w:lang w:eastAsia="es-AR"/>
+              </w:rPr>
+              <w:t>feedback</w:t>
+            </w:r>
+            <w:proofErr w:type="spellEnd"/>
+            <w:r>
+              <w:rPr>
+                <w:rFonts w:ascii="Inter" w:eastAsia="Times New Roman" w:hAnsi="Inter" w:cs="Times New Roman"/>
+                <w:sz w:val="23"/>
+                <w:szCs w:val="23"/>
+                <w:lang w:eastAsia="es-AR"/>
+              </w:rPr>
+              <w:t>)</w:t>
+            </w:r>
+          </w:p>
+        </w:tc>
+        <w:tc>
+          <w:tcPr>
+            <w:tcW w:w="0" w:type="auto"/>
+            <w:tcMar>
+              <w:top w:w="150" w:type="dxa"/>
+              <w:left w:w="240" w:type="dxa"/>
+              <w:bottom w:w="150" w:type="dxa"/>
+              <w:right w:w="0" w:type="dxa"/>
+            </w:tcMar>
+            <w:vAlign w:val="center"/>
+            <w:hideMark/>
+          </w:tcPr>
+          <w:p>
+            <w:pPr>
+              <w:spacing w:after="0" w:line="375" w:lineRule="atLeast"/>
+              <w:rPr>
+                <w:rFonts w:ascii="Inter" w:eastAsia="Times New Roman" w:hAnsi="Inter" w:cs="Times New Roman"/>
+                <w:sz w:val="23"/>
+                <w:szCs w:val="23"/>
+                <w:lang w:eastAsia="es-AR"/>
+              </w:rPr>
+            </w:pPr>
+            <w:r>
+              <w:rPr>
+                <w:rFonts w:ascii="Inter" w:eastAsia="Times New Roman" w:hAnsi="Inter" w:cs="Times New Roman"/>
+                <w:sz w:val="23"/>
+                <w:szCs w:val="23"/>
+                <w:lang w:eastAsia="es-AR"/>
+              </w:rPr>
+              <w:t>El sistema usa datos históricos de ventas para ajustar compras, rompiendo el circuito de intuición.</w:t>
+            </w:r>
+          </w:p>
+        </w:tc>
+      </w:tr>
+      <w:tr>
+        <w:tc>
+          <w:tcPr>
+            <w:tcW w:w="0" w:type="auto"/>
+            <w:tcMar>
+              <w:top w:w="150" w:type="dxa"/>
+              <w:left w:w="0" w:type="dxa"/>
+              <w:bottom w:w="150" w:type="dxa"/>
+              <w:right w:w="240" w:type="dxa"/>
+            </w:tcMar>
+            <w:vAlign w:val="center"/>
+            <w:hideMark/>
+          </w:tcPr>
+          <w:p>
+            <w:pPr>
+              <w:spacing w:after="0" w:line="375" w:lineRule="atLeast"/>
+              <w:rPr>
+                <w:rFonts w:ascii="Inter" w:eastAsia="Times New Roman" w:hAnsi="Inter" w:cs="Times New Roman"/>
+                <w:sz w:val="23"/>
+                <w:szCs w:val="23"/>
+                <w:lang w:eastAsia="es-AR"/>
+              </w:rPr>
+            </w:pPr>
+            <w:r>
+              <w:rPr>
+                <w:rFonts w:ascii="Inter" w:eastAsia="Times New Roman" w:hAnsi="Inter" w:cs="Times New Roman"/>
+                <w:sz w:val="23"/>
+                <w:szCs w:val="23"/>
+                <w:lang w:eastAsia="es-AR"/>
+              </w:rPr>
+              <w:t>Alertas antes del quiebre</w:t>
+            </w:r>
+          </w:p>
+        </w:tc>
+        <w:tc>
+          <w:tcPr>
+            <w:tcW w:w="0" w:type="auto"/>
+            <w:tcMar>
+              <w:top w:w="150" w:type="dxa"/>
+              <w:left w:w="240" w:type="dxa"/>
+              <w:bottom w:w="150" w:type="dxa"/>
+              <w:right w:w="240" w:type="dxa"/>
+            </w:tcMar>
+            <w:vAlign w:val="center"/>
+            <w:hideMark/>
+          </w:tcPr>
+          <w:p>
+            <w:pPr>
+              <w:spacing w:after="0" w:line="375" w:lineRule="atLeast"/>
+              <w:rPr>
+                <w:rFonts w:ascii="Inter" w:eastAsia="Times New Roman" w:hAnsi="Inter" w:cs="Times New Roman"/>
+                <w:sz w:val="23"/>
+                <w:szCs w:val="23"/>
+                <w:lang w:eastAsia="es-AR"/>
+              </w:rPr>
+            </w:pPr>
+            <w:r>
+              <w:rPr>
+                <w:rFonts w:ascii="Inter" w:eastAsia="Times New Roman" w:hAnsi="Inter" w:cs="Times New Roman"/>
+                <w:sz w:val="23"/>
+                <w:szCs w:val="23"/>
+                <w:lang w:eastAsia="es-AR"/>
+              </w:rPr>
+              <w:t>Control preventivo</w:t>
+            </w:r>
+          </w:p>
+        </w:tc>
+        <w:tc>
+          <w:tcPr>
+            <w:tcW w:w="0" w:type="auto"/>
+            <w:tcMar>
+              <w:top w:w="150" w:type="dxa"/>
+              <w:left w:w="240" w:type="dxa"/>
+              <w:bottom w:w="150" w:type="dxa"/>
+              <w:right w:w="0" w:type="dxa"/>
+            </w:tcMar>
+            <w:vAlign w:val="center"/>
+            <w:hideMark/>
+          </w:tcPr>
+          <w:p>
+            <w:pPr>
+              <w:spacing w:after="0" w:line="375" w:lineRule="atLeast"/>
+              <w:rPr>
+                <w:rFonts w:ascii="Inter" w:eastAsia="Times New Roman" w:hAnsi="Inter" w:cs="Times New Roman"/>
+                <w:sz w:val="23"/>
+                <w:szCs w:val="23"/>
+                <w:lang w:eastAsia="es-AR"/>
+              </w:rPr>
+            </w:pPr>
+            <w:r>
+              <w:rPr>
+                <w:rFonts w:ascii="Inter" w:eastAsia="Times New Roman" w:hAnsi="Inter" w:cs="Times New Roman"/>
+                <w:sz w:val="23"/>
+                <w:szCs w:val="23"/>
+                <w:lang w:eastAsia="es-AR"/>
+              </w:rPr>
+              <w:t>Evita la pérdida de ventas y la insatisfacción del cliente.</w:t>
+            </w:r>
+          </w:p>
+        </w:tc>
+      </w:tr>
+      <w:tr>
+        <w:tc>
+          <w:tcPr>
+            <w:tcW w:w="0" w:type="auto"/>
+            <w:tcMar>
+              <w:top w:w="150" w:type="dxa"/>
+              <w:left w:w="0" w:type="dxa"/>
+              <w:bottom w:w="150" w:type="dxa"/>
+              <w:right w:w="240" w:type="dxa"/>
+            </w:tcMar>
+            <w:vAlign w:val="center"/>
+            <w:hideMark/>
+          </w:tcPr>
+          <w:p>
+            <w:pPr>
+              <w:spacing w:after="0" w:line="375" w:lineRule="atLeast"/>
+              <w:rPr>
+                <w:rFonts w:ascii="Inter" w:eastAsia="Times New Roman" w:hAnsi="Inter" w:cs="Times New Roman"/>
+                <w:sz w:val="23"/>
+                <w:szCs w:val="23"/>
+                <w:lang w:eastAsia="es-AR"/>
+              </w:rPr>
+            </w:pPr>
+            <w:r>
+              <w:rPr>
+                <w:rFonts w:ascii="Inter" w:eastAsia="Times New Roman" w:hAnsi="Inter" w:cs="Times New Roman"/>
+                <w:sz w:val="23"/>
+                <w:szCs w:val="23"/>
+                <w:lang w:eastAsia="es-AR"/>
+              </w:rPr>
+              <w:t>Registro de lotes con FEFO</w:t>
+            </w:r>
+          </w:p>
+        </w:tc>
+        <w:tc>
+          <w:tcPr>
+            <w:tcW w:w="0" w:type="auto"/>
+            <w:tcMar>
+              <w:top w:w="150" w:type="dxa"/>
+              <w:left w:w="240" w:type="dxa"/>
+              <w:bottom w:w="150" w:type="dxa"/>
+              <w:right w:w="240" w:type="dxa"/>
+            </w:tcMar>
+            <w:vAlign w:val="center"/>
+            <w:hideMark/>
+          </w:tcPr>
+          <w:p>
+            <w:pPr>
+              <w:spacing w:after="0" w:line="375" w:lineRule="atLeast"/>
+              <w:rPr>
+                <w:rFonts w:ascii="Inter" w:eastAsia="Times New Roman" w:hAnsi="Inter" w:cs="Times New Roman"/>
+                <w:sz w:val="23"/>
+                <w:szCs w:val="23"/>
+                <w:lang w:eastAsia="es-AR"/>
+              </w:rPr>
+            </w:pPr>
+            <w:r>
+              <w:rPr>
+                <w:rFonts w:ascii="Inter" w:eastAsia="Times New Roman" w:hAnsi="Inter" w:cs="Times New Roman"/>
+                <w:sz w:val="23"/>
+                <w:szCs w:val="23"/>
+                <w:lang w:eastAsia="es-AR"/>
+              </w:rPr>
+              <w:t>Sinergia</w:t>
+            </w:r>
+          </w:p>
+        </w:tc>
+        <w:tc>
+          <w:tcPr>
+            <w:tcW w:w="0" w:type="auto"/>
+            <w:tcMar>
+              <w:top w:w="150" w:type="dxa"/>
+              <w:left w:w="240" w:type="dxa"/>
+              <w:bottom w:w="150" w:type="dxa"/>
+              <w:right w:w="0" w:type="dxa"/>
+            </w:tcMar>
+            <w:vAlign w:val="center"/>
+            <w:hideMark/>
+          </w:tcPr>
+          <w:p>
+            <w:pPr>
+              <w:spacing w:after="0" w:line="375" w:lineRule="atLeast"/>
+              <w:rPr>
+                <w:rFonts w:ascii="Inter" w:eastAsia="Times New Roman" w:hAnsi="Inter" w:cs="Times New Roman"/>
+                <w:sz w:val="23"/>
+                <w:szCs w:val="23"/>
+                <w:lang w:eastAsia="es-AR"/>
+              </w:rPr>
+            </w:pPr>
+            <w:r>
+              <w:rPr>
+                <w:rFonts w:ascii="Inter" w:eastAsia="Times New Roman" w:hAnsi="Inter" w:cs="Times New Roman"/>
+                <w:sz w:val="23"/>
+                <w:szCs w:val="23"/>
+                <w:lang w:eastAsia="es-AR"/>
+              </w:rPr>
+              <w:t>Integra compras con despachos: el mismo dato sirve para comprar y para vender en orden.</w:t>
+            </w:r>
+          </w:p>
+        </w:tc>
+      </w:tr>
+      <w:tr>
+        <w:tc>
+          <w:tcPr>
+            <w:tcW w:w="0" w:type="auto"/>
+            <w:tcMar>
+              <w:top w:w="150" w:type="dxa"/>
+              <w:left w:w="0" w:type="dxa"/>
+              <w:bottom w:w="150" w:type="dxa"/>
+              <w:right w:w="240" w:type="dxa"/>
+            </w:tcMar>
+            <w:vAlign w:val="center"/>
+            <w:hideMark/>
+          </w:tcPr>
+          <w:p>
+            <w:pPr>
+              <w:spacing w:after="0" w:line="375" w:lineRule="atLeast"/>
+              <w:rPr>
+                <w:rFonts w:ascii="Inter" w:eastAsia="Times New Roman" w:hAnsi="Inter" w:cs="Times New Roman"/>
+                <w:sz w:val="23"/>
+                <w:szCs w:val="23"/>
+                <w:lang w:eastAsia="es-AR"/>
+              </w:rPr>
+            </w:pPr>
+            <w:r>
+              <w:rPr>
+                <w:rFonts w:ascii="Inter" w:eastAsia="Times New Roman" w:hAnsi="Inter" w:cs="Times New Roman"/>
+                <w:sz w:val="23"/>
+                <w:szCs w:val="23"/>
+                <w:lang w:eastAsia="es-AR"/>
+              </w:rPr>
+              <w:t>Don Roberto puede anular, pero queda registro</w:t>
+            </w:r>
+          </w:p>
+        </w:tc>
+        <w:tc>
+          <w:tcPr>
+            <w:tcW w:w="0" w:type="auto"/>
+            <w:tcMar>
+              <w:top w:w="150" w:type="dxa"/>
+              <w:left w:w="240" w:type="dxa"/>
+              <w:bottom w:w="150" w:type="dxa"/>
+              <w:right w:w="240" w:type="dxa"/>
+            </w:tcMar>
+            <w:vAlign w:val="center"/>
+            <w:hideMark/>
+          </w:tcPr>
+          <w:p>
+            <w:pPr>
+              <w:spacing w:after="0" w:line="375" w:lineRule="atLeast"/>
+              <w:rPr>
+                <w:rFonts w:ascii="Inter" w:eastAsia="Times New Roman" w:hAnsi="Inter" w:cs="Times New Roman"/>
+                <w:sz w:val="23"/>
+                <w:szCs w:val="23"/>
+                <w:lang w:eastAsia="es-AR"/>
+              </w:rPr>
+            </w:pPr>
+            <w:r>
+              <w:rPr>
+                <w:rFonts w:ascii="Inter" w:eastAsia="Times New Roman" w:hAnsi="Inter" w:cs="Times New Roman"/>
+                <w:sz w:val="23"/>
+                <w:szCs w:val="23"/>
+                <w:lang w:eastAsia="es-AR"/>
+              </w:rPr>
+              <w:t>Totalidad</w:t>
+            </w:r>
+          </w:p>
+        </w:tc>
+        <w:tc>
+          <w:tcPr>
+            <w:tcW w:w="0" w:type="auto"/>
+            <w:tcMar>
+              <w:top w:w="150" w:type="dxa"/>
+              <w:left w:w="240" w:type="dxa"/>
+              <w:bottom w:w="150" w:type="dxa"/>
+              <w:right w:w="0" w:type="dxa"/>
+            </w:tcMar>
+            <w:vAlign w:val="center"/>
+            <w:hideMark/>
+          </w:tcPr>
+          <w:p>
+            <w:pPr>
+              <w:spacing w:after="0" w:line="375" w:lineRule="atLeast"/>
+              <w:rPr>
+                <w:rFonts w:ascii="Inter" w:eastAsia="Times New Roman" w:hAnsi="Inter" w:cs="Times New Roman"/>
+                <w:sz w:val="23"/>
+                <w:szCs w:val="23"/>
+                <w:lang w:eastAsia="es-AR"/>
+              </w:rPr>
+            </w:pPr>
+            <w:r>
+              <w:rPr>
+                <w:rFonts w:ascii="Inter" w:eastAsia="Times New Roman" w:hAnsi="Inter" w:cs="Times New Roman"/>
+                <w:sz w:val="23"/>
+                <w:szCs w:val="23"/>
+                <w:lang w:eastAsia="es-AR"/>
+              </w:rPr>
+              <w:t xml:space="preserve">Se respeta </w:t>
+            </w:r>
+            <w:proofErr w:type="gramStart"/>
+            <w:r>
+              <w:rPr>
+                <w:rFonts w:ascii="Inter" w:eastAsia="Times New Roman" w:hAnsi="Inter" w:cs="Times New Roman"/>
+                <w:sz w:val="23"/>
+                <w:szCs w:val="23"/>
+                <w:lang w:eastAsia="es-AR"/>
+              </w:rPr>
+              <w:t>experiencia</w:t>
+            </w:r>
+            <w:proofErr w:type="gramEnd"/>
+            <w:r>
+              <w:rPr>
+                <w:rFonts w:ascii="Inter" w:eastAsia="Times New Roman" w:hAnsi="Inter" w:cs="Times New Roman"/>
+                <w:sz w:val="23"/>
+                <w:szCs w:val="23"/>
+                <w:lang w:eastAsia="es-AR"/>
+              </w:rPr>
+              <w:t xml:space="preserve"> pero se hace visible el impacto de sus decisiones en el sistema global.</w:t>
+            </w:r>
+          </w:p>
+        </w:tc>
+      </w:tr>
+      <w:tr>
+        <w:tc>
+          <w:tcPr>
+            <w:tcW w:w="0" w:type="auto"/>
+            <w:tcMar>
+              <w:top w:w="150" w:type="dxa"/>
+              <w:left w:w="0" w:type="dxa"/>
+              <w:bottom w:w="150" w:type="dxa"/>
+              <w:right w:w="240" w:type="dxa"/>
+            </w:tcMar>
+            <w:vAlign w:val="center"/>
+            <w:hideMark/>
+          </w:tcPr>
+          <w:p>
+            <w:pPr>
+              <w:spacing w:after="0" w:line="375" w:lineRule="atLeast"/>
+              <w:rPr>
+                <w:rFonts w:ascii="Inter" w:eastAsia="Times New Roman" w:hAnsi="Inter" w:cs="Times New Roman"/>
+                <w:sz w:val="23"/>
+                <w:szCs w:val="23"/>
+                <w:lang w:eastAsia="es-AR"/>
+              </w:rPr>
+            </w:pPr>
+            <w:r>
+              <w:rPr>
+                <w:rFonts w:ascii="Inter" w:eastAsia="Times New Roman" w:hAnsi="Inter" w:cs="Times New Roman"/>
+                <w:sz w:val="23"/>
+                <w:szCs w:val="23"/>
+                <w:lang w:eastAsia="es-AR"/>
+              </w:rPr>
+              <w:t>Orden de compra digital</w:t>
+            </w:r>
+          </w:p>
+        </w:tc>
+        <w:tc>
+          <w:tcPr>
+            <w:tcW w:w="0" w:type="auto"/>
+            <w:tcMar>
+              <w:top w:w="150" w:type="dxa"/>
+              <w:left w:w="240" w:type="dxa"/>
+              <w:bottom w:w="150" w:type="dxa"/>
+              <w:right w:w="240" w:type="dxa"/>
+            </w:tcMar>
+            <w:vAlign w:val="center"/>
+            <w:hideMark/>
+          </w:tcPr>
+          <w:p>
+            <w:pPr>
+              <w:spacing w:after="0" w:line="375" w:lineRule="atLeast"/>
+              <w:rPr>
+                <w:rFonts w:ascii="Inter" w:eastAsia="Times New Roman" w:hAnsi="Inter" w:cs="Times New Roman"/>
+                <w:sz w:val="23"/>
+                <w:szCs w:val="23"/>
+                <w:lang w:eastAsia="es-AR"/>
+              </w:rPr>
+            </w:pPr>
+            <w:r>
+              <w:rPr>
+                <w:rFonts w:ascii="Inter" w:eastAsia="Times New Roman" w:hAnsi="Inter" w:cs="Times New Roman"/>
+                <w:sz w:val="23"/>
+                <w:szCs w:val="23"/>
+                <w:lang w:eastAsia="es-AR"/>
+              </w:rPr>
+              <w:t>Estabilidad y homeostasis</w:t>
+            </w:r>
+          </w:p>
+        </w:tc>
+        <w:tc>
+          <w:tcPr>
+            <w:tcW w:w="0" w:type="auto"/>
+            <w:tcMar>
+              <w:top w:w="150" w:type="dxa"/>
+              <w:left w:w="240" w:type="dxa"/>
+              <w:bottom w:w="150" w:type="dxa"/>
+              <w:right w:w="0" w:type="dxa"/>
+            </w:tcMar>
+            <w:vAlign w:val="center"/>
+            <w:hideMark/>
+          </w:tcPr>
+          <w:p>
+            <w:pPr>
+              <w:spacing w:after="0" w:line="375" w:lineRule="atLeast"/>
+              <w:rPr>
+                <w:rFonts w:ascii="Inter" w:eastAsia="Times New Roman" w:hAnsi="Inter" w:cs="Times New Roman"/>
+                <w:sz w:val="23"/>
+                <w:szCs w:val="23"/>
+                <w:lang w:eastAsia="es-AR"/>
+              </w:rPr>
+            </w:pPr>
+            <w:r>
+              <w:rPr>
+                <w:rFonts w:ascii="Inter" w:eastAsia="Times New Roman" w:hAnsi="Inter" w:cs="Times New Roman"/>
+                <w:sz w:val="23"/>
+                <w:szCs w:val="23"/>
+                <w:lang w:eastAsia="es-AR"/>
+              </w:rPr>
+              <w:t>Elimina ambigüedad de lo verbal; todos los actores ven la misma información.</w:t>
+            </w:r>
+          </w:p>
+        </w:tc>
+      </w:tr>
+    </w:tbl>
+    <w:p>
+      <w:pPr>
+        <w:pStyle w:val="ds-markdown-paragraph"/>
+        <w:shd w:val="clear" w:color="auto" w:fill="FFFFFF"/>
+        <w:spacing w:before="240" w:beforeAutospacing="0" w:after="240" w:afterAutospacing="0"/>
+        <w:rPr>
+          <w:rFonts w:ascii="Inter" w:hAnsi="Inter"/>
+          <w:color w:val="0F1115"/>
+        </w:rPr>
+      </w:pPr>
+      <w:r>
+        <w:rPr>
+          <w:rStyle w:val="Textoennegrita"/>
+          <w:rFonts w:ascii="Inter" w:hAnsi="Inter"/>
+          <w:color w:val="0F1115"/>
+        </w:rPr>
+        <w:t>Viabilidad:</w:t>
+      </w:r>
+    </w:p>
+    <w:p>
+      <w:pPr>
+        <w:pStyle w:val="ds-markdown-paragraph"/>
+        <w:numPr>
+          <w:ilvl w:val="0"/>
+          <w:numId w:val="4"/>
+        </w:numPr>
+        <w:shd w:val="clear" w:color="auto" w:fill="FFFFFF"/>
+        <w:spacing w:after="0" w:afterAutospacing="0"/>
+        <w:rPr>
+          <w:rFonts w:ascii="Inter" w:hAnsi="Inter"/>
+          <w:color w:val="0F1115"/>
+        </w:rPr>
+      </w:pPr>
+      <w:r>
+        <w:rPr>
+          <w:rFonts w:ascii="Inter" w:hAnsi="Inter"/>
+          <w:color w:val="0F1115"/>
+        </w:rPr>
+        <w:t>Bajo costo de implementación (módulo de inventario de ERP básico o software a medida).</w:t>
+      </w:r>
+    </w:p>
+    <w:p>
+      <w:pPr>
+        <w:pStyle w:val="ds-markdown-paragraph"/>
+        <w:numPr>
+          <w:ilvl w:val="0"/>
+          <w:numId w:val="4"/>
+        </w:numPr>
+        <w:shd w:val="clear" w:color="auto" w:fill="FFFFFF"/>
+        <w:spacing w:after="0" w:afterAutospacing="0"/>
+        <w:rPr>
+          <w:rFonts w:ascii="Inter" w:hAnsi="Inter"/>
+          <w:color w:val="0F1115"/>
+        </w:rPr>
+      </w:pPr>
+      <w:r>
+        <w:rPr>
+          <w:rFonts w:ascii="Inter" w:hAnsi="Inter"/>
+          <w:color w:val="0F1115"/>
+        </w:rPr>
+        <w:t>Capacitación mínima: Don Roberto solo debe mirar una pantalla con alertas.</w:t>
+      </w:r>
+    </w:p>
+    <w:p>
+      <w:pPr>
+        <w:pStyle w:val="ds-markdown-paragraph"/>
+        <w:numPr>
+          <w:ilvl w:val="0"/>
+          <w:numId w:val="4"/>
+        </w:numPr>
+        <w:shd w:val="clear" w:color="auto" w:fill="FFFFFF"/>
+        <w:spacing w:after="0" w:afterAutospacing="0"/>
+        <w:rPr>
+          <w:rFonts w:ascii="Inter" w:hAnsi="Inter"/>
+          <w:color w:val="0F1115"/>
+        </w:rPr>
+      </w:pPr>
+      <w:r>
+        <w:rPr>
+          <w:rFonts w:ascii="Inter" w:hAnsi="Inter"/>
+          <w:color w:val="0F1115"/>
+        </w:rPr>
+        <w:t>Retorno rápido: reducción de pérdidas por vencimiento estimada en un 70% (según casos similares).</w:t>
+      </w:r>
+    </w:p>
+    <w:p>
+      <w:r>
+        <w:br w:type="page"/>
+      </w:r>
+    </w:p>
+    <w:p>
+      <w:pPr>
+        <w:pStyle w:val="Ttulo2"/>
+        <w:shd w:val="clear" w:color="auto" w:fill="FFFFFF"/>
+        <w:spacing w:before="480" w:beforeAutospacing="0" w:after="240" w:afterAutospacing="0" w:line="480" w:lineRule="atLeast"/>
+        <w:rPr>
+          <w:rFonts w:ascii="Inter" w:hAnsi="Inter"/>
+          <w:color w:val="0F1115"/>
+          <w:sz w:val="33"/>
+          <w:szCs w:val="33"/>
+        </w:rPr>
+      </w:pPr>
+      <w:r>
+        <w:rPr>
+          <w:rFonts w:ascii="Inter" w:hAnsi="Inter"/>
+          <w:color w:val="0F1115"/>
+          <w:sz w:val="33"/>
+          <w:szCs w:val="33"/>
+        </w:rPr>
+        <w:lastRenderedPageBreak/>
+        <w:t>4. Análisis de Objetivos Financieros y Restricciones Presupuestarias</w:t>
+      </w:r>
+    </w:p>
+    <w:p>
+      <w:pPr>
+        <w:pStyle w:val="Ttulo3"/>
+        <w:shd w:val="clear" w:color="auto" w:fill="FFFFFF"/>
+        <w:spacing w:before="480" w:after="240" w:line="450" w:lineRule="atLeast"/>
+        <w:rPr>
+          <w:rFonts w:ascii="Inter" w:hAnsi="Inter"/>
+          <w:color w:val="0F1115"/>
+          <w:sz w:val="30"/>
+          <w:szCs w:val="30"/>
+        </w:rPr>
+      </w:pPr>
+      <w:r>
+        <w:rPr>
+          <w:rFonts w:ascii="Inter" w:hAnsi="Inter"/>
+          <w:color w:val="0F1115"/>
+          <w:sz w:val="30"/>
+          <w:szCs w:val="30"/>
+        </w:rPr>
+        <w:t>4.1 Principales objetivos financieros del negocio</w:t>
+      </w:r>
+    </w:p>
+    <w:tbl>
+      <w:tblPr>
+        <w:tblW w:w="11280" w:type="dxa"/>
+        <w:tblInd w:w="-1383" w:type="dxa"/>
+        <w:tblCellMar>
+          <w:top w:w="15" w:type="dxa"/>
+          <w:left w:w="15" w:type="dxa"/>
+          <w:bottom w:w="15" w:type="dxa"/>
+          <w:right w:w="15" w:type="dxa"/>
+        </w:tblCellMar>
+        <w:tblLook w:val="04A0" w:firstRow="1" w:lastRow="0" w:firstColumn="1" w:lastColumn="0" w:noHBand="0" w:noVBand="1"/>
+      </w:tblPr>
+      <w:tblGrid>
+        <w:gridCol w:w="2955"/>
+        <w:gridCol w:w="8325"/>
+      </w:tblGrid>
+      <w:tr>
+        <w:trPr>
+          <w:tblHeader/>
+        </w:trPr>
+        <w:tc>
+          <w:tcPr>
+            <w:tcW w:w="0" w:type="auto"/>
+            <w:tcBorders>
+              <w:top w:val="nil"/>
+            </w:tcBorders>
+            <w:tcMar>
+              <w:top w:w="150" w:type="dxa"/>
+              <w:left w:w="0" w:type="dxa"/>
+              <w:bottom w:w="150" w:type="dxa"/>
+              <w:right w:w="240" w:type="dxa"/>
+            </w:tcMar>
+            <w:vAlign w:val="center"/>
+            <w:hideMark/>
+          </w:tcPr>
+          <w:p>
+            <w:pPr>
+              <w:spacing w:line="375" w:lineRule="atLeast"/>
+              <w:rPr>
+                <w:rFonts w:ascii="Inter" w:hAnsi="Inter"/>
+                <w:sz w:val="23"/>
+                <w:szCs w:val="23"/>
+              </w:rPr>
+            </w:pPr>
+            <w:r>
+              <w:rPr>
+                <w:rFonts w:ascii="Inter" w:hAnsi="Inter"/>
+                <w:sz w:val="23"/>
+                <w:szCs w:val="23"/>
+              </w:rPr>
+              <w:t>Objetivo</w:t>
+            </w:r>
+          </w:p>
+        </w:tc>
+        <w:tc>
+          <w:tcPr>
+            <w:tcW w:w="0" w:type="auto"/>
+            <w:tcBorders>
+              <w:top w:val="nil"/>
+            </w:tcBorders>
+            <w:tcMar>
+              <w:top w:w="150" w:type="dxa"/>
+              <w:left w:w="240" w:type="dxa"/>
+              <w:bottom w:w="150" w:type="dxa"/>
+              <w:right w:w="240" w:type="dxa"/>
+            </w:tcMar>
+            <w:vAlign w:val="center"/>
+            <w:hideMark/>
+          </w:tcPr>
+          <w:p>
+            <w:pPr>
+              <w:spacing w:line="375" w:lineRule="atLeast"/>
+              <w:rPr>
+                <w:rFonts w:ascii="Inter" w:hAnsi="Inter"/>
+                <w:sz w:val="23"/>
+                <w:szCs w:val="23"/>
+              </w:rPr>
+            </w:pPr>
+            <w:r>
+              <w:rPr>
+                <w:rFonts w:ascii="Inter" w:hAnsi="Inter"/>
+                <w:sz w:val="23"/>
+                <w:szCs w:val="23"/>
+              </w:rPr>
+              <w:t>Relación con el caso</w:t>
+            </w:r>
+          </w:p>
+        </w:tc>
+      </w:tr>
+      <w:tr>
+        <w:tc>
+          <w:tcPr>
+            <w:tcW w:w="0" w:type="auto"/>
+            <w:tcMar>
+              <w:top w:w="150" w:type="dxa"/>
+              <w:left w:w="0" w:type="dxa"/>
+              <w:bottom w:w="150" w:type="dxa"/>
+              <w:right w:w="240" w:type="dxa"/>
+            </w:tcMar>
+            <w:vAlign w:val="center"/>
+            <w:hideMark/>
+          </w:tcPr>
+          <w:p>
+            <w:pPr>
+              <w:spacing w:line="375" w:lineRule="atLeast"/>
+              <w:rPr>
+                <w:rFonts w:ascii="Inter" w:hAnsi="Inter"/>
+                <w:sz w:val="23"/>
+                <w:szCs w:val="23"/>
+              </w:rPr>
+            </w:pPr>
+            <w:r>
+              <w:rPr>
+                <w:rStyle w:val="Textoennegrita"/>
+                <w:rFonts w:ascii="Inter" w:hAnsi="Inter"/>
+                <w:sz w:val="23"/>
+                <w:szCs w:val="23"/>
+              </w:rPr>
+              <w:t>Mejorar el flujo de caja</w:t>
+            </w:r>
+          </w:p>
+        </w:tc>
+        <w:tc>
+          <w:tcPr>
+            <w:tcW w:w="0" w:type="auto"/>
+            <w:tcMar>
+              <w:top w:w="150" w:type="dxa"/>
+              <w:left w:w="240" w:type="dxa"/>
+              <w:bottom w:w="150" w:type="dxa"/>
+              <w:right w:w="0" w:type="dxa"/>
+            </w:tcMar>
+            <w:vAlign w:val="center"/>
+            <w:hideMark/>
+          </w:tcPr>
+          <w:p>
+            <w:pPr>
+              <w:spacing w:line="375" w:lineRule="atLeast"/>
+              <w:rPr>
+                <w:rFonts w:ascii="Inter" w:hAnsi="Inter"/>
+                <w:sz w:val="23"/>
+                <w:szCs w:val="23"/>
+              </w:rPr>
+            </w:pPr>
+            <w:r>
+              <w:rPr>
+                <w:rFonts w:ascii="Inter" w:hAnsi="Inter"/>
+                <w:sz w:val="23"/>
+                <w:szCs w:val="23"/>
+              </w:rPr>
+              <w:t>El actual seguimiento manual de cuentas corrientes y la compra por intuición generan gastos imprevistos y cobranzas lentas.</w:t>
+            </w:r>
+          </w:p>
+        </w:tc>
+      </w:tr>
+      <w:tr>
+        <w:tc>
+          <w:tcPr>
+            <w:tcW w:w="0" w:type="auto"/>
+            <w:tcMar>
+              <w:top w:w="150" w:type="dxa"/>
+              <w:left w:w="0" w:type="dxa"/>
+              <w:bottom w:w="150" w:type="dxa"/>
+              <w:right w:w="240" w:type="dxa"/>
+            </w:tcMar>
+            <w:vAlign w:val="center"/>
+            <w:hideMark/>
+          </w:tcPr>
+          <w:p>
+            <w:pPr>
+              <w:spacing w:line="375" w:lineRule="atLeast"/>
+              <w:rPr>
+                <w:rFonts w:ascii="Inter" w:hAnsi="Inter"/>
+                <w:sz w:val="23"/>
+                <w:szCs w:val="23"/>
+              </w:rPr>
+            </w:pPr>
+            <w:r>
+              <w:rPr>
+                <w:rStyle w:val="Textoennegrita"/>
+                <w:rFonts w:ascii="Inter" w:hAnsi="Inter"/>
+                <w:sz w:val="23"/>
+                <w:szCs w:val="23"/>
+              </w:rPr>
+              <w:t>Reducir pérdidas por vencimiento</w:t>
+            </w:r>
+          </w:p>
+        </w:tc>
+        <w:tc>
+          <w:tcPr>
+            <w:tcW w:w="0" w:type="auto"/>
+            <w:tcMar>
+              <w:top w:w="150" w:type="dxa"/>
+              <w:left w:w="240" w:type="dxa"/>
+              <w:bottom w:w="150" w:type="dxa"/>
+              <w:right w:w="0" w:type="dxa"/>
+            </w:tcMar>
+            <w:vAlign w:val="center"/>
+            <w:hideMark/>
+          </w:tcPr>
+          <w:p>
+            <w:pPr>
+              <w:spacing w:line="375" w:lineRule="atLeast"/>
+              <w:rPr>
+                <w:rFonts w:ascii="Inter" w:hAnsi="Inter"/>
+                <w:sz w:val="23"/>
+                <w:szCs w:val="23"/>
+              </w:rPr>
+            </w:pPr>
+            <w:r>
+              <w:rPr>
+                <w:rFonts w:ascii="Inter" w:hAnsi="Inter"/>
+                <w:sz w:val="23"/>
+                <w:szCs w:val="23"/>
+              </w:rPr>
+              <w:t>Productos vencidos = capital inmovilizado + costo de disposición. Hoy no se mide.</w:t>
+            </w:r>
+          </w:p>
+        </w:tc>
+      </w:tr>
+      <w:tr>
+        <w:tc>
+          <w:tcPr>
+            <w:tcW w:w="0" w:type="auto"/>
+            <w:tcMar>
+              <w:top w:w="150" w:type="dxa"/>
+              <w:left w:w="0" w:type="dxa"/>
+              <w:bottom w:w="150" w:type="dxa"/>
+              <w:right w:w="240" w:type="dxa"/>
+            </w:tcMar>
+            <w:vAlign w:val="center"/>
+            <w:hideMark/>
+          </w:tcPr>
+          <w:p>
+            <w:pPr>
+              <w:spacing w:line="375" w:lineRule="atLeast"/>
+              <w:rPr>
+                <w:rFonts w:ascii="Inter" w:hAnsi="Inter"/>
+                <w:sz w:val="23"/>
+                <w:szCs w:val="23"/>
+              </w:rPr>
+            </w:pPr>
+            <w:r>
+              <w:rPr>
+                <w:rStyle w:val="Textoennegrita"/>
+                <w:rFonts w:ascii="Inter" w:hAnsi="Inter"/>
+                <w:sz w:val="23"/>
+                <w:szCs w:val="23"/>
+              </w:rPr>
+              <w:t xml:space="preserve">Disminuir el </w:t>
+            </w:r>
+            <w:proofErr w:type="spellStart"/>
+            <w:r>
+              <w:rPr>
+                <w:rStyle w:val="Textoennegrita"/>
+                <w:rFonts w:ascii="Inter" w:hAnsi="Inter"/>
+                <w:sz w:val="23"/>
+                <w:szCs w:val="23"/>
+              </w:rPr>
+              <w:t>sobrestock</w:t>
+            </w:r>
+            <w:proofErr w:type="spellEnd"/>
+          </w:p>
+        </w:tc>
+        <w:tc>
+          <w:tcPr>
+            <w:tcW w:w="0" w:type="auto"/>
+            <w:tcMar>
+              <w:top w:w="150" w:type="dxa"/>
+              <w:left w:w="240" w:type="dxa"/>
+              <w:bottom w:w="150" w:type="dxa"/>
+              <w:right w:w="0" w:type="dxa"/>
+            </w:tcMar>
+            <w:vAlign w:val="center"/>
+            <w:hideMark/>
+          </w:tcPr>
+          <w:p>
+            <w:pPr>
+              <w:spacing w:line="375" w:lineRule="atLeast"/>
+              <w:rPr>
+                <w:rFonts w:ascii="Inter" w:hAnsi="Inter"/>
+                <w:sz w:val="23"/>
+                <w:szCs w:val="23"/>
+              </w:rPr>
+            </w:pPr>
+            <w:r>
+              <w:rPr>
+                <w:rFonts w:ascii="Inter" w:hAnsi="Inter"/>
+                <w:sz w:val="23"/>
+                <w:szCs w:val="23"/>
+              </w:rPr>
+              <w:t>Libera capital de trabajo para otras inversiones.</w:t>
+            </w:r>
+          </w:p>
+        </w:tc>
+      </w:tr>
+      <w:tr>
+        <w:tc>
+          <w:tcPr>
+            <w:tcW w:w="0" w:type="auto"/>
+            <w:tcMar>
+              <w:top w:w="150" w:type="dxa"/>
+              <w:left w:w="0" w:type="dxa"/>
+              <w:bottom w:w="150" w:type="dxa"/>
+              <w:right w:w="240" w:type="dxa"/>
+            </w:tcMar>
+            <w:vAlign w:val="center"/>
+            <w:hideMark/>
+          </w:tcPr>
+          <w:p>
+            <w:pPr>
+              <w:spacing w:line="375" w:lineRule="atLeast"/>
+              <w:rPr>
+                <w:rFonts w:ascii="Inter" w:hAnsi="Inter"/>
+                <w:sz w:val="23"/>
+                <w:szCs w:val="23"/>
+              </w:rPr>
+            </w:pPr>
+            <w:r>
+              <w:rPr>
+                <w:rStyle w:val="Textoennegrita"/>
+                <w:rFonts w:ascii="Inter" w:hAnsi="Inter"/>
+                <w:sz w:val="23"/>
+                <w:szCs w:val="23"/>
+              </w:rPr>
+              <w:t>Aumentar la rotación de inventario</w:t>
+            </w:r>
+          </w:p>
+        </w:tc>
+        <w:tc>
+          <w:tcPr>
+            <w:tcW w:w="0" w:type="auto"/>
+            <w:tcMar>
+              <w:top w:w="150" w:type="dxa"/>
+              <w:left w:w="240" w:type="dxa"/>
+              <w:bottom w:w="150" w:type="dxa"/>
+              <w:right w:w="0" w:type="dxa"/>
+            </w:tcMar>
+            <w:vAlign w:val="center"/>
+            <w:hideMark/>
+          </w:tcPr>
+          <w:p>
+            <w:pPr>
+              <w:spacing w:line="375" w:lineRule="atLeast"/>
+              <w:rPr>
+                <w:rFonts w:ascii="Inter" w:hAnsi="Inter"/>
+                <w:sz w:val="23"/>
+                <w:szCs w:val="23"/>
+              </w:rPr>
+            </w:pPr>
+            <w:r>
+              <w:rPr>
+                <w:rFonts w:ascii="Inter" w:hAnsi="Inter"/>
+                <w:sz w:val="23"/>
+                <w:szCs w:val="23"/>
+              </w:rPr>
+              <w:t>Compra ajustada a demanda real → mayor eficiencia.</w:t>
+            </w:r>
+          </w:p>
+        </w:tc>
+      </w:tr>
+      <w:tr>
+        <w:tc>
+          <w:tcPr>
+            <w:tcW w:w="0" w:type="auto"/>
+            <w:tcMar>
+              <w:top w:w="150" w:type="dxa"/>
+              <w:left w:w="0" w:type="dxa"/>
+              <w:bottom w:w="150" w:type="dxa"/>
+              <w:right w:w="240" w:type="dxa"/>
+            </w:tcMar>
+            <w:vAlign w:val="center"/>
+            <w:hideMark/>
+          </w:tcPr>
+          <w:p>
+            <w:pPr>
+              <w:spacing w:line="375" w:lineRule="atLeast"/>
+              <w:rPr>
+                <w:rFonts w:ascii="Inter" w:hAnsi="Inter"/>
+                <w:sz w:val="23"/>
+                <w:szCs w:val="23"/>
+              </w:rPr>
+            </w:pPr>
+            <w:r>
+              <w:rPr>
+                <w:rStyle w:val="Textoennegrita"/>
+                <w:rFonts w:ascii="Inter" w:hAnsi="Inter"/>
+                <w:sz w:val="23"/>
+                <w:szCs w:val="23"/>
+              </w:rPr>
+              <w:t>Reducir la morosidad</w:t>
+            </w:r>
+          </w:p>
+        </w:tc>
+        <w:tc>
+          <w:tcPr>
+            <w:tcW w:w="0" w:type="auto"/>
+            <w:tcMar>
+              <w:top w:w="150" w:type="dxa"/>
+              <w:left w:w="240" w:type="dxa"/>
+              <w:bottom w:w="150" w:type="dxa"/>
+              <w:right w:w="0" w:type="dxa"/>
+            </w:tcMar>
+            <w:vAlign w:val="center"/>
+            <w:hideMark/>
+          </w:tcPr>
+          <w:p>
+            <w:pPr>
+              <w:spacing w:line="375" w:lineRule="atLeast"/>
+              <w:rPr>
+                <w:rFonts w:ascii="Inter" w:hAnsi="Inter"/>
+                <w:sz w:val="23"/>
+                <w:szCs w:val="23"/>
+              </w:rPr>
+            </w:pPr>
+            <w:r>
+              <w:rPr>
+                <w:rFonts w:ascii="Inter" w:hAnsi="Inter"/>
+                <w:sz w:val="23"/>
+                <w:szCs w:val="23"/>
+              </w:rPr>
+              <w:t>Integración despacho-cobranza permitiría cortar crédito a clientes morosos automáticamente.</w:t>
+            </w:r>
+          </w:p>
+        </w:tc>
+      </w:tr>
+    </w:tbl>
+    <w:p>
+      <w:pPr>
+        <w:pStyle w:val="Ttulo3"/>
+        <w:shd w:val="clear" w:color="auto" w:fill="FFFFFF"/>
+        <w:spacing w:before="480" w:after="240" w:line="450" w:lineRule="atLeast"/>
+        <w:rPr>
+          <w:rFonts w:ascii="Inter" w:hAnsi="Inter"/>
+          <w:color w:val="0F1115"/>
+          <w:sz w:val="30"/>
+          <w:szCs w:val="30"/>
+        </w:rPr>
+      </w:pPr>
+    </w:p>
+    <w:p>
+      <w:pPr>
+        <w:rPr>
+          <w:rFonts w:ascii="Inter" w:eastAsiaTheme="majorEastAsia" w:hAnsi="Inter" w:cstheme="majorBidi"/>
+          <w:color w:val="0F1115"/>
+          <w:sz w:val="30"/>
+          <w:szCs w:val="30"/>
+        </w:rPr>
+      </w:pPr>
+      <w:r>
+        <w:rPr>
+          <w:rFonts w:ascii="Inter" w:hAnsi="Inter"/>
+          <w:color w:val="0F1115"/>
+          <w:sz w:val="30"/>
+          <w:szCs w:val="30"/>
+        </w:rPr>
+        <w:br w:type="page"/>
+      </w:r>
+    </w:p>
+    <w:p>
+      <w:pPr>
+        <w:pStyle w:val="Ttulo3"/>
+        <w:shd w:val="clear" w:color="auto" w:fill="FFFFFF"/>
+        <w:spacing w:before="480" w:after="240" w:line="450" w:lineRule="atLeast"/>
+        <w:rPr>
+          <w:rFonts w:ascii="Inter" w:hAnsi="Inter"/>
+          <w:color w:val="0F1115"/>
+          <w:sz w:val="30"/>
+          <w:szCs w:val="30"/>
+        </w:rPr>
+      </w:pPr>
+      <w:r>
+        <w:rPr>
+          <w:rFonts w:ascii="Inter" w:hAnsi="Inter"/>
+          <w:color w:val="0F1115"/>
+          <w:sz w:val="30"/>
+          <w:szCs w:val="30"/>
+        </w:rPr>
+        <w:lastRenderedPageBreak/>
+        <w:t>4.2 Restricciones presupuestarias relevantes</w:t>
+      </w:r>
+    </w:p>
+    <w:tbl>
+      <w:tblPr>
+        <w:tblW w:w="11280" w:type="dxa"/>
+        <w:tblInd w:w="-1383" w:type="dxa"/>
+        <w:tblCellMar>
+          <w:top w:w="15" w:type="dxa"/>
+          <w:left w:w="15" w:type="dxa"/>
+          <w:bottom w:w="15" w:type="dxa"/>
+          <w:right w:w="15" w:type="dxa"/>
+        </w:tblCellMar>
+        <w:tblLook w:val="04A0" w:firstRow="1" w:lastRow="0" w:firstColumn="1" w:lastColumn="0" w:noHBand="0" w:noVBand="1"/>
+      </w:tblPr>
+      <w:tblGrid>
+        <w:gridCol w:w="3271"/>
+        <w:gridCol w:w="8009"/>
+      </w:tblGrid>
+      <w:tr>
+        <w:trPr>
+          <w:tblHeader/>
+        </w:trPr>
+        <w:tc>
+          <w:tcPr>
+            <w:tcW w:w="0" w:type="auto"/>
+            <w:tcBorders>
+              <w:top w:val="nil"/>
+            </w:tcBorders>
+            <w:tcMar>
+              <w:top w:w="150" w:type="dxa"/>
+              <w:left w:w="0" w:type="dxa"/>
+              <w:bottom w:w="150" w:type="dxa"/>
+              <w:right w:w="240" w:type="dxa"/>
+            </w:tcMar>
+            <w:vAlign w:val="center"/>
+            <w:hideMark/>
+          </w:tcPr>
+          <w:p>
+            <w:pPr>
+              <w:spacing w:line="375" w:lineRule="atLeast"/>
+              <w:rPr>
+                <w:rFonts w:ascii="Inter" w:hAnsi="Inter"/>
+                <w:sz w:val="23"/>
+                <w:szCs w:val="23"/>
+              </w:rPr>
+            </w:pPr>
+            <w:r>
+              <w:rPr>
+                <w:rFonts w:ascii="Inter" w:hAnsi="Inter"/>
+                <w:sz w:val="23"/>
+                <w:szCs w:val="23"/>
+              </w:rPr>
+              <w:t>Restricción</w:t>
+            </w:r>
+          </w:p>
+        </w:tc>
+        <w:tc>
+          <w:tcPr>
+            <w:tcW w:w="0" w:type="auto"/>
+            <w:tcBorders>
+              <w:top w:val="nil"/>
+            </w:tcBorders>
+            <w:tcMar>
+              <w:top w:w="150" w:type="dxa"/>
+              <w:left w:w="240" w:type="dxa"/>
+              <w:bottom w:w="150" w:type="dxa"/>
+              <w:right w:w="240" w:type="dxa"/>
+            </w:tcMar>
+            <w:vAlign w:val="center"/>
+            <w:hideMark/>
+          </w:tcPr>
+          <w:p>
+            <w:pPr>
+              <w:spacing w:line="375" w:lineRule="atLeast"/>
+              <w:rPr>
+                <w:rFonts w:ascii="Inter" w:hAnsi="Inter"/>
+                <w:sz w:val="23"/>
+                <w:szCs w:val="23"/>
+              </w:rPr>
+            </w:pPr>
+            <w:r>
+              <w:rPr>
+                <w:rFonts w:ascii="Inter" w:hAnsi="Inter"/>
+                <w:sz w:val="23"/>
+                <w:szCs w:val="23"/>
+              </w:rPr>
+              <w:t>Impacto en futuras decisiones</w:t>
+            </w:r>
+          </w:p>
+        </w:tc>
+      </w:tr>
+      <w:tr>
+        <w:tc>
+          <w:tcPr>
+            <w:tcW w:w="0" w:type="auto"/>
+            <w:tcMar>
+              <w:top w:w="150" w:type="dxa"/>
+              <w:left w:w="0" w:type="dxa"/>
+              <w:bottom w:w="150" w:type="dxa"/>
+              <w:right w:w="240" w:type="dxa"/>
+            </w:tcMar>
+            <w:vAlign w:val="center"/>
+            <w:hideMark/>
+          </w:tcPr>
+          <w:p>
+            <w:pPr>
+              <w:spacing w:line="375" w:lineRule="atLeast"/>
+              <w:rPr>
+                <w:rFonts w:ascii="Inter" w:hAnsi="Inter"/>
+                <w:sz w:val="23"/>
+                <w:szCs w:val="23"/>
+              </w:rPr>
+            </w:pPr>
+            <w:r>
+              <w:rPr>
+                <w:rStyle w:val="Textoennegrita"/>
+                <w:rFonts w:ascii="Inter" w:hAnsi="Inter"/>
+                <w:sz w:val="23"/>
+                <w:szCs w:val="23"/>
+              </w:rPr>
+              <w:t>Bajo presupuesto inicial</w:t>
+            </w:r>
+          </w:p>
+        </w:tc>
+        <w:tc>
+          <w:tcPr>
+            <w:tcW w:w="0" w:type="auto"/>
+            <w:tcMar>
+              <w:top w:w="150" w:type="dxa"/>
+              <w:left w:w="240" w:type="dxa"/>
+              <w:bottom w:w="150" w:type="dxa"/>
+              <w:right w:w="0" w:type="dxa"/>
+            </w:tcMar>
+            <w:vAlign w:val="center"/>
+            <w:hideMark/>
+          </w:tcPr>
+          <w:p>
+            <w:pPr>
+              <w:spacing w:line="375" w:lineRule="atLeast"/>
+              <w:rPr>
+                <w:rFonts w:ascii="Inter" w:hAnsi="Inter"/>
+                <w:sz w:val="23"/>
+                <w:szCs w:val="23"/>
+              </w:rPr>
+            </w:pPr>
+            <w:r>
+              <w:rPr>
+                <w:rFonts w:ascii="Inter" w:hAnsi="Inter"/>
+                <w:sz w:val="23"/>
+                <w:szCs w:val="23"/>
+              </w:rPr>
+              <w:t xml:space="preserve">La empresa familiar evita grandes desembolsos. Se debe priorizar software de bajo costo (open </w:t>
+            </w:r>
+            <w:proofErr w:type="spellStart"/>
+            <w:r>
+              <w:rPr>
+                <w:rFonts w:ascii="Inter" w:hAnsi="Inter"/>
+                <w:sz w:val="23"/>
+                <w:szCs w:val="23"/>
+              </w:rPr>
+              <w:t>source</w:t>
+            </w:r>
+            <w:proofErr w:type="spellEnd"/>
+            <w:r>
+              <w:rPr>
+                <w:rFonts w:ascii="Inter" w:hAnsi="Inter"/>
+                <w:sz w:val="23"/>
+                <w:szCs w:val="23"/>
+              </w:rPr>
+              <w:t xml:space="preserve"> o suscripción económica).</w:t>
+            </w:r>
+          </w:p>
+        </w:tc>
+      </w:tr>
+      <w:tr>
+        <w:tc>
+          <w:tcPr>
+            <w:tcW w:w="0" w:type="auto"/>
+            <w:tcMar>
+              <w:top w:w="150" w:type="dxa"/>
+              <w:left w:w="0" w:type="dxa"/>
+              <w:bottom w:w="150" w:type="dxa"/>
+              <w:right w:w="240" w:type="dxa"/>
+            </w:tcMar>
+            <w:vAlign w:val="center"/>
+            <w:hideMark/>
+          </w:tcPr>
+          <w:p>
+            <w:pPr>
+              <w:spacing w:line="375" w:lineRule="atLeast"/>
+              <w:rPr>
+                <w:rFonts w:ascii="Inter" w:hAnsi="Inter"/>
+                <w:sz w:val="23"/>
+                <w:szCs w:val="23"/>
+              </w:rPr>
+            </w:pPr>
+            <w:r>
+              <w:rPr>
+                <w:rStyle w:val="Textoennegrita"/>
+                <w:rFonts w:ascii="Inter" w:hAnsi="Inter"/>
+                <w:sz w:val="23"/>
+                <w:szCs w:val="23"/>
+              </w:rPr>
+              <w:t>Inversión en hardware limitada</w:t>
+            </w:r>
+          </w:p>
+        </w:tc>
+        <w:tc>
+          <w:tcPr>
+            <w:tcW w:w="0" w:type="auto"/>
+            <w:tcMar>
+              <w:top w:w="150" w:type="dxa"/>
+              <w:left w:w="240" w:type="dxa"/>
+              <w:bottom w:w="150" w:type="dxa"/>
+              <w:right w:w="0" w:type="dxa"/>
+            </w:tcMar>
+            <w:vAlign w:val="center"/>
+            <w:hideMark/>
+          </w:tcPr>
+          <w:p>
+            <w:pPr>
+              <w:spacing w:line="375" w:lineRule="atLeast"/>
+              <w:rPr>
+                <w:rFonts w:ascii="Inter" w:hAnsi="Inter"/>
+                <w:sz w:val="23"/>
+                <w:szCs w:val="23"/>
+              </w:rPr>
+            </w:pPr>
+            <w:r>
+              <w:rPr>
+                <w:rFonts w:ascii="Inter" w:hAnsi="Inter"/>
+                <w:sz w:val="23"/>
+                <w:szCs w:val="23"/>
+              </w:rPr>
+              <w:t>Don Roberto tiene una PC vieja. La solución debe correr en equipos modestos o en la nube con interfaz ligera.</w:t>
+            </w:r>
+          </w:p>
+        </w:tc>
+      </w:tr>
+      <w:tr>
+        <w:tc>
+          <w:tcPr>
+            <w:tcW w:w="0" w:type="auto"/>
+            <w:tcMar>
+              <w:top w:w="150" w:type="dxa"/>
+              <w:left w:w="0" w:type="dxa"/>
+              <w:bottom w:w="150" w:type="dxa"/>
+              <w:right w:w="240" w:type="dxa"/>
+            </w:tcMar>
+            <w:vAlign w:val="center"/>
+            <w:hideMark/>
+          </w:tcPr>
+          <w:p>
+            <w:pPr>
+              <w:spacing w:line="375" w:lineRule="atLeast"/>
+              <w:rPr>
+                <w:rFonts w:ascii="Inter" w:hAnsi="Inter"/>
+                <w:sz w:val="23"/>
+                <w:szCs w:val="23"/>
+              </w:rPr>
+            </w:pPr>
+            <w:r>
+              <w:rPr>
+                <w:rStyle w:val="Textoennegrita"/>
+                <w:rFonts w:ascii="Inter" w:hAnsi="Inter"/>
+                <w:sz w:val="23"/>
+                <w:szCs w:val="23"/>
+              </w:rPr>
+              <w:t>Resistencia a costos fijos mensuales altos</w:t>
+            </w:r>
+          </w:p>
+        </w:tc>
+        <w:tc>
+          <w:tcPr>
+            <w:tcW w:w="0" w:type="auto"/>
+            <w:tcMar>
+              <w:top w:w="150" w:type="dxa"/>
+              <w:left w:w="240" w:type="dxa"/>
+              <w:bottom w:w="150" w:type="dxa"/>
+              <w:right w:w="0" w:type="dxa"/>
+            </w:tcMar>
+            <w:vAlign w:val="center"/>
+            <w:hideMark/>
+          </w:tcPr>
+          <w:p>
+            <w:pPr>
+              <w:spacing w:line="375" w:lineRule="atLeast"/>
+              <w:rPr>
+                <w:rFonts w:ascii="Inter" w:hAnsi="Inter"/>
+                <w:sz w:val="23"/>
+                <w:szCs w:val="23"/>
+              </w:rPr>
+            </w:pPr>
+            <w:r>
+              <w:rPr>
+                <w:rFonts w:ascii="Inter" w:hAnsi="Inter"/>
+                <w:sz w:val="23"/>
+                <w:szCs w:val="23"/>
+              </w:rPr>
+              <w:t>Prefiere pago único (</w:t>
+            </w:r>
+            <w:proofErr w:type="spellStart"/>
+            <w:r>
+              <w:rPr>
+                <w:rFonts w:ascii="Inter" w:hAnsi="Inter"/>
+                <w:sz w:val="23"/>
+                <w:szCs w:val="23"/>
+              </w:rPr>
+              <w:t>on</w:t>
+            </w:r>
+            <w:proofErr w:type="spellEnd"/>
+            <w:r>
+              <w:rPr>
+                <w:rFonts w:ascii="Inter" w:hAnsi="Inter"/>
+                <w:sz w:val="23"/>
+                <w:szCs w:val="23"/>
+              </w:rPr>
+              <w:t>-premise) o suscripción muy baja (&lt; USD 50/mes).</w:t>
+            </w:r>
+          </w:p>
+        </w:tc>
+      </w:tr>
+      <w:tr>
+        <w:tc>
+          <w:tcPr>
+            <w:tcW w:w="0" w:type="auto"/>
+            <w:tcMar>
+              <w:top w:w="150" w:type="dxa"/>
+              <w:left w:w="0" w:type="dxa"/>
+              <w:bottom w:w="150" w:type="dxa"/>
+              <w:right w:w="240" w:type="dxa"/>
+            </w:tcMar>
+            <w:vAlign w:val="center"/>
+            <w:hideMark/>
+          </w:tcPr>
+          <w:p>
+            <w:pPr>
+              <w:spacing w:line="375" w:lineRule="atLeast"/>
+              <w:rPr>
+                <w:rFonts w:ascii="Inter" w:hAnsi="Inter"/>
+                <w:sz w:val="23"/>
+                <w:szCs w:val="23"/>
+              </w:rPr>
+            </w:pPr>
+            <w:r>
+              <w:rPr>
+                <w:rStyle w:val="Textoennegrita"/>
+                <w:rFonts w:ascii="Inter" w:hAnsi="Inter"/>
+                <w:sz w:val="23"/>
+                <w:szCs w:val="23"/>
+              </w:rPr>
+              <w:t>No hay personal de IT</w:t>
+            </w:r>
+          </w:p>
+        </w:tc>
+        <w:tc>
+          <w:tcPr>
+            <w:tcW w:w="0" w:type="auto"/>
+            <w:tcMar>
+              <w:top w:w="150" w:type="dxa"/>
+              <w:left w:w="240" w:type="dxa"/>
+              <w:bottom w:w="150" w:type="dxa"/>
+              <w:right w:w="0" w:type="dxa"/>
+            </w:tcMar>
+            <w:vAlign w:val="center"/>
+            <w:hideMark/>
+          </w:tcPr>
+          <w:p>
+            <w:pPr>
+              <w:spacing w:line="375" w:lineRule="atLeast"/>
+              <w:rPr>
+                <w:rFonts w:ascii="Inter" w:hAnsi="Inter"/>
+                <w:sz w:val="23"/>
+                <w:szCs w:val="23"/>
+              </w:rPr>
+            </w:pPr>
+            <w:r>
+              <w:rPr>
+                <w:rFonts w:ascii="Inter" w:hAnsi="Inter"/>
+                <w:sz w:val="23"/>
+                <w:szCs w:val="23"/>
+              </w:rPr>
+              <w:t>El software debe ser fácil de administrar, preferentemente con soporte incluido o comunidad activa.</w:t>
+            </w:r>
+          </w:p>
+        </w:tc>
+      </w:tr>
+    </w:tbl>
+    <w:p>
+      <w:pPr>
+        <w:pStyle w:val="Ttulo3"/>
+        <w:shd w:val="clear" w:color="auto" w:fill="FFFFFF"/>
+        <w:spacing w:before="480" w:after="240" w:line="450" w:lineRule="atLeast"/>
+        <w:rPr>
+          <w:rFonts w:ascii="Inter" w:hAnsi="Inter"/>
+          <w:color w:val="0F1115"/>
+          <w:sz w:val="30"/>
+          <w:szCs w:val="30"/>
+        </w:rPr>
+      </w:pPr>
+      <w:r>
+        <w:rPr>
+          <w:rFonts w:ascii="Inter" w:hAnsi="Inter"/>
+          <w:color w:val="0F1115"/>
+          <w:sz w:val="30"/>
+          <w:szCs w:val="30"/>
+        </w:rPr>
+        <w:t>4.3 Documentación inicial del análisis (resumen ejecutivo)</w:t>
+      </w:r>
+    </w:p>
+    <w:p>
+      <w:pPr>
+        <w:pStyle w:val="ds-markdown-paragraph"/>
+        <w:shd w:val="clear" w:color="auto" w:fill="FFFFFF"/>
+        <w:spacing w:before="240" w:beforeAutospacing="0" w:after="240" w:afterAutospacing="0"/>
+        <w:rPr>
+          <w:rFonts w:ascii="Inter" w:hAnsi="Inter"/>
+          <w:color w:val="0F1115"/>
+        </w:rPr>
+      </w:pPr>
+      <w:r>
+        <w:rPr>
+          <w:rFonts w:ascii="Inter" w:hAnsi="Inter"/>
+          <w:color w:val="0F1115"/>
+        </w:rPr>
+        <w:t>Se anexa en el documento grupal una tabla consolidada con:</w:t>
+      </w:r>
+    </w:p>
+    <w:p>
+      <w:pPr>
+        <w:pStyle w:val="ds-markdown-paragraph"/>
+        <w:numPr>
+          <w:ilvl w:val="0"/>
+          <w:numId w:val="5"/>
+        </w:numPr>
+        <w:shd w:val="clear" w:color="auto" w:fill="FFFFFF"/>
+        <w:spacing w:after="0" w:afterAutospacing="0"/>
+        <w:rPr>
+          <w:rFonts w:ascii="Inter" w:hAnsi="Inter"/>
+          <w:color w:val="0F1115"/>
+        </w:rPr>
+      </w:pPr>
+      <w:r>
+        <w:rPr>
+          <w:rFonts w:ascii="Inter" w:hAnsi="Inter"/>
+          <w:color w:val="0F1115"/>
+        </w:rPr>
+        <w:t>Datos estimados de pérdida actual por vencimiento (relevamiento interno ficticio: 8% del valor del inventario anual).</w:t>
+      </w:r>
+    </w:p>
+    <w:p>
+      <w:pPr>
+        <w:pStyle w:val="ds-markdown-paragraph"/>
+        <w:numPr>
+          <w:ilvl w:val="0"/>
+          <w:numId w:val="5"/>
+        </w:numPr>
+        <w:shd w:val="clear" w:color="auto" w:fill="FFFFFF"/>
+        <w:spacing w:after="0" w:afterAutospacing="0"/>
+        <w:rPr>
+          <w:rFonts w:ascii="Inter" w:hAnsi="Inter"/>
+          <w:color w:val="0F1115"/>
+        </w:rPr>
+      </w:pPr>
+      <w:r>
+        <w:rPr>
+          <w:rFonts w:ascii="Inter" w:hAnsi="Inter"/>
+          <w:color w:val="0F1115"/>
+        </w:rPr>
+        <w:t>Proyección de mejora con sistema: ahorro del 5% en compras innecesarias.</w:t>
+      </w:r>
+    </w:p>
+    <w:p>
+      <w:pPr>
+        <w:pStyle w:val="ds-markdown-paragraph"/>
+        <w:numPr>
+          <w:ilvl w:val="0"/>
+          <w:numId w:val="5"/>
+        </w:numPr>
+        <w:shd w:val="clear" w:color="auto" w:fill="FFFFFF"/>
+        <w:spacing w:after="0" w:afterAutospacing="0"/>
+        <w:rPr>
+          <w:rFonts w:ascii="Inter" w:hAnsi="Inter"/>
+          <w:color w:val="0F1115"/>
+        </w:rPr>
+      </w:pPr>
+      <w:r>
+        <w:rPr>
+          <w:rFonts w:ascii="Inter" w:hAnsi="Inter"/>
+          <w:color w:val="0F1115"/>
+        </w:rPr>
+        <w:t>Inversión estimada en software: entre </w:t>
+      </w:r>
+      <w:r>
+        <w:rPr>
+          <w:rFonts w:ascii="Inter" w:hAnsi="Inter"/>
+          <w:color w:val="0F1115"/>
+        </w:rPr>
+        <w:t>u$ 1.2</w:t>
+      </w:r>
+      <w:r>
+        <w:rPr>
+          <w:rStyle w:val="katex-mathml"/>
+          <w:rFonts w:eastAsiaTheme="majorEastAsia"/>
+          <w:color w:val="0F1115"/>
+          <w:sz w:val="29"/>
+          <w:szCs w:val="29"/>
+          <w:bdr w:val="none" w:sz="0" w:space="0" w:color="auto" w:frame="1"/>
+        </w:rPr>
+        <w:t>00</w:t>
+      </w:r>
+      <w:r>
+        <w:rPr>
+          <w:rStyle w:val="katex-mathml"/>
+          <w:rFonts w:eastAsiaTheme="majorEastAsia"/>
+          <w:color w:val="0F1115"/>
+          <w:sz w:val="29"/>
+          <w:szCs w:val="29"/>
+          <w:bdr w:val="none" w:sz="0" w:space="0" w:color="auto" w:frame="1"/>
+        </w:rPr>
+        <w:t xml:space="preserve"> </w:t>
+      </w:r>
+      <w:r>
+        <w:rPr>
+          <w:rStyle w:val="katex-mathml"/>
+          <w:rFonts w:eastAsiaTheme="majorEastAsia"/>
+          <w:color w:val="0F1115"/>
+          <w:sz w:val="29"/>
+          <w:szCs w:val="29"/>
+          <w:bdr w:val="none" w:sz="0" w:space="0" w:color="auto" w:frame="1"/>
+        </w:rPr>
+        <w:t>y</w:t>
+      </w:r>
+      <w:r>
+        <w:rPr>
+          <w:rStyle w:val="katex-mathml"/>
+          <w:rFonts w:eastAsiaTheme="majorEastAsia"/>
+          <w:color w:val="0F1115"/>
+          <w:sz w:val="29"/>
+          <w:szCs w:val="29"/>
+          <w:bdr w:val="none" w:sz="0" w:space="0" w:color="auto" w:frame="1"/>
+        </w:rPr>
+        <w:t xml:space="preserve"> 4.5</w:t>
+      </w:r>
+      <w:r>
+        <w:rPr>
+          <w:rFonts w:ascii="Inter" w:hAnsi="Inter"/>
+          <w:color w:val="0F1115"/>
+        </w:rPr>
+        <w:t>00 inicial + bajo mantenimiento.</w:t>
+      </w:r>
+    </w:p>
+    <w:p>
+      <w:pPr>
+        <w:rPr>
+          <w:rFonts w:ascii="Inter" w:eastAsia="Times New Roman" w:hAnsi="Inter" w:cs="Times New Roman"/>
+          <w:color w:val="0F1115"/>
+          <w:sz w:val="24"/>
+          <w:szCs w:val="24"/>
+          <w:lang w:eastAsia="es-AR"/>
+        </w:rPr>
+      </w:pPr>
+      <w:r>
+        <w:rPr>
+          <w:rFonts w:ascii="Inter" w:hAnsi="Inter"/>
+          <w:color w:val="0F1115"/>
+        </w:rPr>
+        <w:br w:type="page"/>
+      </w:r>
+    </w:p>
+    <w:p>
+      <w:pPr>
+        <w:pStyle w:val="Ttulo2"/>
+        <w:shd w:val="clear" w:color="auto" w:fill="FFFFFF"/>
+        <w:spacing w:before="480" w:beforeAutospacing="0" w:after="240" w:afterAutospacing="0" w:line="480" w:lineRule="atLeast"/>
+        <w:rPr>
+          <w:rFonts w:ascii="Inter" w:hAnsi="Inter"/>
+          <w:color w:val="0F1115"/>
+          <w:sz w:val="33"/>
+          <w:szCs w:val="33"/>
+        </w:rPr>
+      </w:pPr>
+      <w:r>
+        <w:rPr>
+          <w:rFonts w:ascii="Inter" w:hAnsi="Inter"/>
+          <w:color w:val="0F1115"/>
+          <w:sz w:val="33"/>
+          <w:szCs w:val="33"/>
+        </w:rPr>
+        <w:lastRenderedPageBreak/>
+        <w:t>5. Identificación de Necesidades de Gestión (áreas para un software)</w:t>
+      </w:r>
+    </w:p>
+    <w:p>
+      <w:pPr>
+        <w:pStyle w:val="ds-markdown-paragraph"/>
+        <w:shd w:val="clear" w:color="auto" w:fill="FFFFFF"/>
+        <w:spacing w:before="240" w:beforeAutospacing="0" w:after="240" w:afterAutospacing="0"/>
+        <w:rPr>
+          <w:rFonts w:ascii="Inter" w:hAnsi="Inter"/>
+          <w:color w:val="0F1115"/>
+        </w:rPr>
+      </w:pPr>
+      <w:r>
+        <w:rPr>
+          <w:rFonts w:ascii="Inter" w:hAnsi="Inter"/>
+          <w:color w:val="0F1115"/>
+        </w:rPr>
+        <w:t>Sin recomendar un producto específico, se identifican las siguientes </w:t>
+      </w:r>
+      <w:r>
+        <w:rPr>
+          <w:rStyle w:val="Textoennegrita"/>
+          <w:rFonts w:ascii="Inter" w:hAnsi="Inter"/>
+          <w:color w:val="0F1115"/>
+        </w:rPr>
+        <w:t>necesidades funcionales y de información</w:t>
+      </w:r>
+      <w:r>
+        <w:rPr>
+          <w:rFonts w:ascii="Inter" w:hAnsi="Inter"/>
+          <w:color w:val="0F1115"/>
+        </w:rPr>
+        <w:t> que un software de gestión debería cubrir:</w:t>
+      </w:r>
+    </w:p>
+    <w:tbl>
+      <w:tblPr>
+        <w:tblW w:w="11280" w:type="dxa"/>
+        <w:tblInd w:w="-1383" w:type="dxa"/>
+        <w:tblCellMar>
+          <w:top w:w="15" w:type="dxa"/>
+          <w:left w:w="15" w:type="dxa"/>
+          <w:bottom w:w="15" w:type="dxa"/>
+          <w:right w:w="15" w:type="dxa"/>
+        </w:tblCellMar>
+        <w:tblLook w:val="04A0" w:firstRow="1" w:lastRow="0" w:firstColumn="1" w:lastColumn="0" w:noHBand="0" w:noVBand="1"/>
+      </w:tblPr>
+      <w:tblGrid>
+        <w:gridCol w:w="2148"/>
+        <w:gridCol w:w="9132"/>
+      </w:tblGrid>
+      <w:tr>
+        <w:trPr>
+          <w:tblHeader/>
+        </w:trPr>
+        <w:tc>
+          <w:tcPr>
+            <w:tcW w:w="0" w:type="auto"/>
+            <w:tcBorders>
+              <w:top w:val="nil"/>
+            </w:tcBorders>
+            <w:tcMar>
+              <w:top w:w="150" w:type="dxa"/>
+              <w:left w:w="0" w:type="dxa"/>
+              <w:bottom w:w="150" w:type="dxa"/>
+              <w:right w:w="240" w:type="dxa"/>
+            </w:tcMar>
+            <w:vAlign w:val="center"/>
+            <w:hideMark/>
+          </w:tcPr>
+          <w:p>
+            <w:pPr>
+              <w:spacing w:line="375" w:lineRule="atLeast"/>
+              <w:rPr>
+                <w:rFonts w:ascii="Inter" w:hAnsi="Inter"/>
+                <w:sz w:val="23"/>
+                <w:szCs w:val="23"/>
+              </w:rPr>
+            </w:pPr>
+            <w:r>
+              <w:rPr>
+                <w:rFonts w:ascii="Inter" w:hAnsi="Inter"/>
+                <w:sz w:val="23"/>
+                <w:szCs w:val="23"/>
+              </w:rPr>
+              <w:t>Área</w:t>
+            </w:r>
+          </w:p>
+        </w:tc>
+        <w:tc>
+          <w:tcPr>
+            <w:tcW w:w="0" w:type="auto"/>
+            <w:tcBorders>
+              <w:top w:val="nil"/>
+            </w:tcBorders>
+            <w:tcMar>
+              <w:top w:w="150" w:type="dxa"/>
+              <w:left w:w="240" w:type="dxa"/>
+              <w:bottom w:w="150" w:type="dxa"/>
+              <w:right w:w="240" w:type="dxa"/>
+            </w:tcMar>
+            <w:vAlign w:val="center"/>
+            <w:hideMark/>
+          </w:tcPr>
+          <w:p>
+            <w:pPr>
+              <w:spacing w:line="375" w:lineRule="atLeast"/>
+              <w:rPr>
+                <w:rFonts w:ascii="Inter" w:hAnsi="Inter"/>
+                <w:sz w:val="23"/>
+                <w:szCs w:val="23"/>
+              </w:rPr>
+            </w:pPr>
+            <w:r>
+              <w:rPr>
+                <w:rFonts w:ascii="Inter" w:hAnsi="Inter"/>
+                <w:sz w:val="23"/>
+                <w:szCs w:val="23"/>
+              </w:rPr>
+              <w:t>Necesidad funcional</w:t>
+            </w:r>
+          </w:p>
+        </w:tc>
+      </w:tr>
+      <w:tr>
+        <w:tc>
+          <w:tcPr>
+            <w:tcW w:w="0" w:type="auto"/>
+            <w:tcMar>
+              <w:top w:w="150" w:type="dxa"/>
+              <w:left w:w="0" w:type="dxa"/>
+              <w:bottom w:w="150" w:type="dxa"/>
+              <w:right w:w="240" w:type="dxa"/>
+            </w:tcMar>
+            <w:vAlign w:val="center"/>
+            <w:hideMark/>
+          </w:tcPr>
+          <w:p>
+            <w:pPr>
+              <w:spacing w:line="375" w:lineRule="atLeast"/>
+              <w:rPr>
+                <w:rFonts w:ascii="Inter" w:hAnsi="Inter"/>
+                <w:sz w:val="23"/>
+                <w:szCs w:val="23"/>
+              </w:rPr>
+            </w:pPr>
+            <w:r>
+              <w:rPr>
+                <w:rStyle w:val="Textoennegrita"/>
+                <w:rFonts w:ascii="Inter" w:hAnsi="Inter"/>
+                <w:sz w:val="23"/>
+                <w:szCs w:val="23"/>
+              </w:rPr>
+              <w:t>Inventario</w:t>
+            </w:r>
+          </w:p>
+        </w:tc>
+        <w:tc>
+          <w:tcPr>
+            <w:tcW w:w="0" w:type="auto"/>
+            <w:tcMar>
+              <w:top w:w="150" w:type="dxa"/>
+              <w:left w:w="240" w:type="dxa"/>
+              <w:bottom w:w="150" w:type="dxa"/>
+              <w:right w:w="0" w:type="dxa"/>
+            </w:tcMar>
+            <w:vAlign w:val="center"/>
+            <w:hideMark/>
+          </w:tcPr>
+          <w:p>
+            <w:pPr>
+              <w:spacing w:line="375" w:lineRule="atLeast"/>
+              <w:rPr>
+                <w:rFonts w:ascii="Inter" w:hAnsi="Inter"/>
+                <w:sz w:val="23"/>
+                <w:szCs w:val="23"/>
+              </w:rPr>
+            </w:pPr>
+            <w:r>
+              <w:rPr>
+                <w:rFonts w:ascii="Inter" w:hAnsi="Inter"/>
+                <w:sz w:val="23"/>
+                <w:szCs w:val="23"/>
+              </w:rPr>
+              <w:t>• Control de stock por lote y ubicación. • Trazabilidad FEFO (</w:t>
+            </w:r>
+            <w:proofErr w:type="spellStart"/>
+            <w:r>
+              <w:rPr>
+                <w:rFonts w:ascii="Inter" w:hAnsi="Inter"/>
+                <w:sz w:val="23"/>
+                <w:szCs w:val="23"/>
+              </w:rPr>
+              <w:t>first</w:t>
+            </w:r>
+            <w:proofErr w:type="spellEnd"/>
+            <w:r>
+              <w:rPr>
+                <w:rFonts w:ascii="Inter" w:hAnsi="Inter"/>
+                <w:sz w:val="23"/>
+                <w:szCs w:val="23"/>
+              </w:rPr>
+              <w:t xml:space="preserve"> </w:t>
+            </w:r>
+            <w:proofErr w:type="spellStart"/>
+            <w:r>
+              <w:rPr>
+                <w:rFonts w:ascii="Inter" w:hAnsi="Inter"/>
+                <w:sz w:val="23"/>
+                <w:szCs w:val="23"/>
+              </w:rPr>
+              <w:t>expired</w:t>
+            </w:r>
+            <w:proofErr w:type="spellEnd"/>
+            <w:r>
+              <w:rPr>
+                <w:rFonts w:ascii="Inter" w:hAnsi="Inter"/>
+                <w:sz w:val="23"/>
+                <w:szCs w:val="23"/>
+              </w:rPr>
+              <w:t xml:space="preserve">, </w:t>
+            </w:r>
+            <w:proofErr w:type="spellStart"/>
+            <w:r>
+              <w:rPr>
+                <w:rFonts w:ascii="Inter" w:hAnsi="Inter"/>
+                <w:sz w:val="23"/>
+                <w:szCs w:val="23"/>
+              </w:rPr>
+              <w:t>first</w:t>
+            </w:r>
+            <w:proofErr w:type="spellEnd"/>
+            <w:r>
+              <w:rPr>
+                <w:rFonts w:ascii="Inter" w:hAnsi="Inter"/>
+                <w:sz w:val="23"/>
+                <w:szCs w:val="23"/>
+              </w:rPr>
+              <w:t xml:space="preserve"> </w:t>
+            </w:r>
+            <w:proofErr w:type="spellStart"/>
+            <w:r>
+              <w:rPr>
+                <w:rFonts w:ascii="Inter" w:hAnsi="Inter"/>
+                <w:sz w:val="23"/>
+                <w:szCs w:val="23"/>
+              </w:rPr>
+              <w:t>out</w:t>
+            </w:r>
+            <w:proofErr w:type="spellEnd"/>
+            <w:r>
+              <w:rPr>
+                <w:rFonts w:ascii="Inter" w:hAnsi="Inter"/>
+                <w:sz w:val="23"/>
+                <w:szCs w:val="23"/>
+              </w:rPr>
+              <w:t>). • Alertas automáticas de stock mínimo y por vencer.</w:t>
+            </w:r>
+          </w:p>
+        </w:tc>
+      </w:tr>
+      <w:tr>
+        <w:tc>
+          <w:tcPr>
+            <w:tcW w:w="0" w:type="auto"/>
+            <w:tcMar>
+              <w:top w:w="150" w:type="dxa"/>
+              <w:left w:w="0" w:type="dxa"/>
+              <w:bottom w:w="150" w:type="dxa"/>
+              <w:right w:w="240" w:type="dxa"/>
+            </w:tcMar>
+            <w:vAlign w:val="center"/>
+            <w:hideMark/>
+          </w:tcPr>
+          <w:p>
+            <w:pPr>
+              <w:spacing w:line="375" w:lineRule="atLeast"/>
+              <w:rPr>
+                <w:rFonts w:ascii="Inter" w:hAnsi="Inter"/>
+                <w:sz w:val="23"/>
+                <w:szCs w:val="23"/>
+              </w:rPr>
+            </w:pPr>
+            <w:r>
+              <w:rPr>
+                <w:rStyle w:val="Textoennegrita"/>
+                <w:rFonts w:ascii="Inter" w:hAnsi="Inter"/>
+                <w:sz w:val="23"/>
+                <w:szCs w:val="23"/>
+              </w:rPr>
+              <w:t>Compras</w:t>
+            </w:r>
+          </w:p>
+        </w:tc>
+        <w:tc>
+          <w:tcPr>
+            <w:tcW w:w="0" w:type="auto"/>
+            <w:tcMar>
+              <w:top w:w="150" w:type="dxa"/>
+              <w:left w:w="240" w:type="dxa"/>
+              <w:bottom w:w="150" w:type="dxa"/>
+              <w:right w:w="0" w:type="dxa"/>
+            </w:tcMar>
+            <w:vAlign w:val="center"/>
+            <w:hideMark/>
+          </w:tcPr>
+          <w:p>
+            <w:pPr>
+              <w:spacing w:line="375" w:lineRule="atLeast"/>
+              <w:rPr>
+                <w:rFonts w:ascii="Inter" w:hAnsi="Inter"/>
+                <w:sz w:val="23"/>
+                <w:szCs w:val="23"/>
+              </w:rPr>
+            </w:pPr>
+            <w:r>
+              <w:rPr>
+                <w:rFonts w:ascii="Inter" w:hAnsi="Inter"/>
+                <w:sz w:val="23"/>
+                <w:szCs w:val="23"/>
+              </w:rPr>
+              <w:t>• Cálculo de punto de pedido basado en rotación real. • Generación de órdenes de compra digitales. • Historial de precios por proveedor.</w:t>
+            </w:r>
+          </w:p>
+        </w:tc>
+      </w:tr>
+      <w:tr>
+        <w:tc>
+          <w:tcPr>
+            <w:tcW w:w="0" w:type="auto"/>
+            <w:tcMar>
+              <w:top w:w="150" w:type="dxa"/>
+              <w:left w:w="0" w:type="dxa"/>
+              <w:bottom w:w="150" w:type="dxa"/>
+              <w:right w:w="240" w:type="dxa"/>
+            </w:tcMar>
+            <w:vAlign w:val="center"/>
+            <w:hideMark/>
+          </w:tcPr>
+          <w:p>
+            <w:pPr>
+              <w:spacing w:line="375" w:lineRule="atLeast"/>
+              <w:rPr>
+                <w:rFonts w:ascii="Inter" w:hAnsi="Inter"/>
+                <w:sz w:val="23"/>
+                <w:szCs w:val="23"/>
+              </w:rPr>
+            </w:pPr>
+            <w:r>
+              <w:rPr>
+                <w:rStyle w:val="Textoennegrita"/>
+                <w:rFonts w:ascii="Inter" w:hAnsi="Inter"/>
+                <w:sz w:val="23"/>
+                <w:szCs w:val="23"/>
+              </w:rPr>
+              <w:t>Ventas / despacho</w:t>
+            </w:r>
+          </w:p>
+        </w:tc>
+        <w:tc>
+          <w:tcPr>
+            <w:tcW w:w="0" w:type="auto"/>
+            <w:tcMar>
+              <w:top w:w="150" w:type="dxa"/>
+              <w:left w:w="240" w:type="dxa"/>
+              <w:bottom w:w="150" w:type="dxa"/>
+              <w:right w:w="0" w:type="dxa"/>
+            </w:tcMar>
+            <w:vAlign w:val="center"/>
+            <w:hideMark/>
+          </w:tcPr>
+          <w:p>
+            <w:pPr>
+              <w:spacing w:line="375" w:lineRule="atLeast"/>
+              <w:rPr>
+                <w:rFonts w:ascii="Inter" w:hAnsi="Inter"/>
+                <w:sz w:val="23"/>
+                <w:szCs w:val="23"/>
+              </w:rPr>
+            </w:pPr>
+            <w:r>
+              <w:rPr>
+                <w:rFonts w:ascii="Inter" w:hAnsi="Inter"/>
+                <w:sz w:val="23"/>
+                <w:szCs w:val="23"/>
+              </w:rPr>
+              <w:t>• Integración con stock para evitar sobreventa. • Preparación de pedidos guiados por FEFO.</w:t>
+            </w:r>
+          </w:p>
+        </w:tc>
+      </w:tr>
+      <w:tr>
+        <w:tc>
+          <w:tcPr>
+            <w:tcW w:w="0" w:type="auto"/>
+            <w:tcMar>
+              <w:top w:w="150" w:type="dxa"/>
+              <w:left w:w="0" w:type="dxa"/>
+              <w:bottom w:w="150" w:type="dxa"/>
+              <w:right w:w="240" w:type="dxa"/>
+            </w:tcMar>
+            <w:vAlign w:val="center"/>
+            <w:hideMark/>
+          </w:tcPr>
+          <w:p>
+            <w:pPr>
+              <w:spacing w:line="375" w:lineRule="atLeast"/>
+              <w:rPr>
+                <w:rFonts w:ascii="Inter" w:hAnsi="Inter"/>
+                <w:sz w:val="23"/>
+                <w:szCs w:val="23"/>
+              </w:rPr>
+            </w:pPr>
+            <w:r>
+              <w:rPr>
+                <w:rStyle w:val="Textoennegrita"/>
+                <w:rFonts w:ascii="Inter" w:hAnsi="Inter"/>
+                <w:sz w:val="23"/>
+                <w:szCs w:val="23"/>
+              </w:rPr>
+              <w:t>Cuentas corrientes</w:t>
+            </w:r>
+          </w:p>
+        </w:tc>
+        <w:tc>
+          <w:tcPr>
+            <w:tcW w:w="0" w:type="auto"/>
+            <w:tcMar>
+              <w:top w:w="150" w:type="dxa"/>
+              <w:left w:w="240" w:type="dxa"/>
+              <w:bottom w:w="150" w:type="dxa"/>
+              <w:right w:w="0" w:type="dxa"/>
+            </w:tcMar>
+            <w:vAlign w:val="center"/>
+            <w:hideMark/>
+          </w:tcPr>
+          <w:p>
+            <w:pPr>
+              <w:spacing w:line="375" w:lineRule="atLeast"/>
+              <w:rPr>
+                <w:rFonts w:ascii="Inter" w:hAnsi="Inter"/>
+                <w:sz w:val="23"/>
+                <w:szCs w:val="23"/>
+              </w:rPr>
+            </w:pPr>
+            <w:r>
+              <w:rPr>
+                <w:rFonts w:ascii="Inter" w:hAnsi="Inter"/>
+                <w:sz w:val="23"/>
+                <w:szCs w:val="23"/>
+              </w:rPr>
+              <w:t>• Vinculación automática entre despacho y saldo del cliente. • Reporte de antigüedad de deudas.</w:t>
+            </w:r>
+          </w:p>
+        </w:tc>
+      </w:tr>
+      <w:tr>
+        <w:tc>
+          <w:tcPr>
+            <w:tcW w:w="0" w:type="auto"/>
+            <w:tcMar>
+              <w:top w:w="150" w:type="dxa"/>
+              <w:left w:w="0" w:type="dxa"/>
+              <w:bottom w:w="150" w:type="dxa"/>
+              <w:right w:w="240" w:type="dxa"/>
+            </w:tcMar>
+            <w:vAlign w:val="center"/>
+            <w:hideMark/>
+          </w:tcPr>
+          <w:p>
+            <w:pPr>
+              <w:spacing w:line="375" w:lineRule="atLeast"/>
+              <w:rPr>
+                <w:rFonts w:ascii="Inter" w:hAnsi="Inter"/>
+                <w:sz w:val="23"/>
+                <w:szCs w:val="23"/>
+              </w:rPr>
+            </w:pPr>
+            <w:r>
+              <w:rPr>
+                <w:rStyle w:val="Textoennegrita"/>
+                <w:rFonts w:ascii="Inter" w:hAnsi="Inter"/>
+                <w:sz w:val="23"/>
+                <w:szCs w:val="23"/>
+              </w:rPr>
+              <w:t>Reportes gerenciales</w:t>
+            </w:r>
+          </w:p>
+        </w:tc>
+        <w:tc>
+          <w:tcPr>
+            <w:tcW w:w="0" w:type="auto"/>
+            <w:tcMar>
+              <w:top w:w="150" w:type="dxa"/>
+              <w:left w:w="240" w:type="dxa"/>
+              <w:bottom w:w="150" w:type="dxa"/>
+              <w:right w:w="0" w:type="dxa"/>
+            </w:tcMar>
+            <w:vAlign w:val="center"/>
+            <w:hideMark/>
+          </w:tcPr>
+          <w:p>
+            <w:pPr>
+              <w:spacing w:line="375" w:lineRule="atLeast"/>
+              <w:rPr>
+                <w:rFonts w:ascii="Inter" w:hAnsi="Inter"/>
+                <w:sz w:val="23"/>
+                <w:szCs w:val="23"/>
+              </w:rPr>
+            </w:pPr>
+            <w:r>
+              <w:rPr>
+                <w:rFonts w:ascii="Inter" w:hAnsi="Inter"/>
+                <w:sz w:val="23"/>
+                <w:szCs w:val="23"/>
+              </w:rPr>
+              <w:t>• Rotación de productos. • Pérdida estimada por vencimiento. • Antigüedad de saldos. • Tiempo de reposición.</w:t>
+            </w:r>
+          </w:p>
+        </w:tc>
+      </w:tr>
+      <w:tr>
+        <w:tc>
+          <w:tcPr>
+            <w:tcW w:w="0" w:type="auto"/>
+            <w:tcMar>
+              <w:top w:w="150" w:type="dxa"/>
+              <w:left w:w="0" w:type="dxa"/>
+              <w:bottom w:w="150" w:type="dxa"/>
+              <w:right w:w="240" w:type="dxa"/>
+            </w:tcMar>
+            <w:vAlign w:val="center"/>
+            <w:hideMark/>
+          </w:tcPr>
+          <w:p>
+            <w:pPr>
+              <w:spacing w:line="375" w:lineRule="atLeast"/>
+              <w:rPr>
+                <w:rFonts w:ascii="Inter" w:hAnsi="Inter"/>
+                <w:sz w:val="23"/>
+                <w:szCs w:val="23"/>
+              </w:rPr>
+            </w:pPr>
+            <w:r>
+              <w:rPr>
+                <w:rStyle w:val="Textoennegrita"/>
+                <w:rFonts w:ascii="Inter" w:hAnsi="Inter"/>
+                <w:sz w:val="23"/>
+                <w:szCs w:val="23"/>
+              </w:rPr>
+              <w:t>Usuarios y roles</w:t>
+            </w:r>
+          </w:p>
+        </w:tc>
+        <w:tc>
+          <w:tcPr>
+            <w:tcW w:w="0" w:type="auto"/>
+            <w:tcMar>
+              <w:top w:w="150" w:type="dxa"/>
+              <w:left w:w="240" w:type="dxa"/>
+              <w:bottom w:w="150" w:type="dxa"/>
+              <w:right w:w="0" w:type="dxa"/>
+            </w:tcMar>
+            <w:vAlign w:val="center"/>
+            <w:hideMark/>
+          </w:tcPr>
+          <w:p>
+            <w:pPr>
+              <w:spacing w:line="375" w:lineRule="atLeast"/>
+              <w:rPr>
+                <w:rFonts w:ascii="Inter" w:hAnsi="Inter"/>
+                <w:sz w:val="23"/>
+                <w:szCs w:val="23"/>
+              </w:rPr>
+            </w:pPr>
+            <w:r>
+              <w:rPr>
+                <w:rFonts w:ascii="Inter" w:hAnsi="Inter"/>
+                <w:sz w:val="23"/>
+                <w:szCs w:val="23"/>
+              </w:rPr>
+              <w:t>• Perfiles diferenciados: Don Roberto (solo consulta y excepciones), hijos (gestión completa), empleados (operaciones básicas).</w:t>
+            </w:r>
+          </w:p>
+        </w:tc>
+      </w:tr>
+    </w:tbl>
+    <w:p>
+      <w:pPr>
+        <w:pStyle w:val="ds-markdown-paragraph"/>
+        <w:shd w:val="clear" w:color="auto" w:fill="FFFFFF"/>
+        <w:spacing w:after="0" w:afterAutospacing="0"/>
+        <w:ind w:left="720"/>
+        <w:rPr>
+          <w:rFonts w:ascii="Inter" w:hAnsi="Inter"/>
+          <w:color w:val="0F1115"/>
+        </w:rPr>
+      </w:pPr>
+    </w:p>
+    <w:p>
+      <w:r>
+        <w:br w:type="page"/>
+      </w:r>
+    </w:p>
+    <w:p>
+      <w:pPr>
+        <w:pStyle w:val="Ttulo2"/>
+        <w:shd w:val="clear" w:color="auto" w:fill="FFFFFF"/>
+        <w:spacing w:before="480" w:beforeAutospacing="0" w:after="240" w:afterAutospacing="0" w:line="480" w:lineRule="atLeast"/>
+        <w:rPr>
+          <w:rFonts w:ascii="Inter" w:hAnsi="Inter"/>
+          <w:color w:val="0F1115"/>
+          <w:sz w:val="33"/>
+          <w:szCs w:val="33"/>
+        </w:rPr>
+      </w:pPr>
+      <w:r>
+        <w:rPr>
+          <w:rFonts w:ascii="Inter" w:hAnsi="Inter"/>
+          <w:color w:val="0F1115"/>
+          <w:sz w:val="33"/>
+          <w:szCs w:val="33"/>
+        </w:rPr>
+        <w:lastRenderedPageBreak/>
+        <w:t>6. Conclusión de la Primera Entrega</w:t>
+      </w:r>
+    </w:p>
+    <w:p>
+      <w:pPr>
+        <w:pStyle w:val="ds-markdown-paragraph"/>
+        <w:shd w:val="clear" w:color="auto" w:fill="FFFFFF"/>
+        <w:spacing w:before="240" w:beforeAutospacing="0" w:after="240" w:afterAutospacing="0"/>
+        <w:rPr>
+          <w:rFonts w:ascii="Inter" w:hAnsi="Inter"/>
+          <w:color w:val="0F1115"/>
+        </w:rPr>
+      </w:pPr>
+      <w:r>
+        <w:rPr>
+          <w:rFonts w:ascii="Inter" w:hAnsi="Inter"/>
+          <w:color w:val="0F1115"/>
+        </w:rPr>
+        <w:t>Se ha cumplido con todos los puntos solicitados:</w:t>
+      </w:r>
+    </w:p>
+    <w:p>
+      <w:pPr>
+        <w:pStyle w:val="ds-markdown-paragraph"/>
+        <w:shd w:val="clear" w:color="auto" w:fill="FFFFFF"/>
+        <w:spacing w:before="240" w:beforeAutospacing="0" w:after="240" w:afterAutospacing="0"/>
+        <w:rPr>
+          <w:rFonts w:ascii="Inter" w:hAnsi="Inter"/>
+          <w:color w:val="0F1115"/>
+        </w:rPr>
+      </w:pPr>
+      <w:r>
+        <w:rPr>
+          <w:rFonts w:ascii="Segoe UI Emoji" w:hAnsi="Segoe UI Emoji" w:cs="Segoe UI Emoji"/>
+          <w:color w:val="0F1115"/>
+        </w:rPr>
+        <w:t>✅</w:t>
+      </w:r>
+      <w:r>
+        <w:rPr>
+          <w:rFonts w:ascii="Inter" w:hAnsi="Inter"/>
+          <w:color w:val="0F1115"/>
+        </w:rPr>
+        <w:t xml:space="preserve"> Presentaci</w:t>
+      </w:r>
+      <w:r>
+        <w:rPr>
+          <w:rFonts w:ascii="Inter" w:hAnsi="Inter" w:cs="Inter"/>
+          <w:color w:val="0F1115"/>
+        </w:rPr>
+        <w:t>ó</w:t>
+      </w:r>
+      <w:r>
+        <w:rPr>
+          <w:rFonts w:ascii="Inter" w:hAnsi="Inter"/>
+          <w:color w:val="0F1115"/>
+        </w:rPr>
+        <w:t>n completa de la empresa (con justificaci</w:t>
+      </w:r>
+      <w:r>
+        <w:rPr>
+          <w:rFonts w:ascii="Inter" w:hAnsi="Inter" w:cs="Inter"/>
+          <w:color w:val="0F1115"/>
+        </w:rPr>
+        <w:t>ó</w:t>
+      </w:r>
+      <w:r>
+        <w:rPr>
+          <w:rFonts w:ascii="Inter" w:hAnsi="Inter"/>
+          <w:color w:val="0F1115"/>
+        </w:rPr>
+        <w:t>n, modelo de negocio y contexto).</w:t>
+      </w:r>
+      <w:r>
+        <w:rPr>
+          <w:rFonts w:ascii="Inter" w:hAnsi="Inter"/>
+          <w:color w:val="0F1115"/>
+        </w:rPr>
+        <w:br/>
+      </w:r>
+      <w:r>
+        <w:rPr>
+          <w:rFonts w:ascii="Segoe UI Emoji" w:hAnsi="Segoe UI Emoji" w:cs="Segoe UI Emoji"/>
+          <w:color w:val="0F1115"/>
+        </w:rPr>
+        <w:t>✅</w:t>
+      </w:r>
+      <w:r>
+        <w:rPr>
+          <w:rFonts w:ascii="Inter" w:hAnsi="Inter"/>
+          <w:color w:val="0F1115"/>
+        </w:rPr>
+        <w:t xml:space="preserve"> Relevamiento del proceso de compras (diagrama, entradas/salidas, responsables, puntos débiles).</w:t>
+      </w:r>
+      <w:r>
+        <w:rPr>
+          <w:rFonts w:ascii="Inter" w:hAnsi="Inter"/>
+          <w:color w:val="0F1115"/>
+        </w:rPr>
+        <w:br/>
+      </w:r>
+      <w:r>
+        <w:rPr>
+          <w:rFonts w:ascii="Segoe UI Emoji" w:hAnsi="Segoe UI Emoji" w:cs="Segoe UI Emoji"/>
+          <w:color w:val="0F1115"/>
+        </w:rPr>
+        <w:t>✅</w:t>
+      </w:r>
+      <w:r>
+        <w:rPr>
+          <w:rFonts w:ascii="Inter" w:hAnsi="Inter"/>
+          <w:color w:val="0F1115"/>
+        </w:rPr>
+        <w:t xml:space="preserve"> Propuesta de mejora viable y justificada desde pensamiento sist</w:t>
+      </w:r>
+      <w:r>
+        <w:rPr>
+          <w:rFonts w:ascii="Inter" w:hAnsi="Inter" w:cs="Inter"/>
+          <w:color w:val="0F1115"/>
+        </w:rPr>
+        <w:t>é</w:t>
+      </w:r>
+      <w:r>
+        <w:rPr>
+          <w:rFonts w:ascii="Inter" w:hAnsi="Inter"/>
+          <w:color w:val="0F1115"/>
+        </w:rPr>
+        <w:t>mico.</w:t>
+      </w:r>
+      <w:r>
+        <w:rPr>
+          <w:rFonts w:ascii="Inter" w:hAnsi="Inter"/>
+          <w:color w:val="0F1115"/>
+        </w:rPr>
+        <w:br/>
+      </w:r>
+      <w:r>
+        <w:rPr>
+          <w:rFonts w:ascii="Segoe UI Emoji" w:hAnsi="Segoe UI Emoji" w:cs="Segoe UI Emoji"/>
+          <w:color w:val="0F1115"/>
+        </w:rPr>
+        <w:t>✅</w:t>
+      </w:r>
+      <w:r>
+        <w:rPr>
+          <w:rFonts w:ascii="Inter" w:hAnsi="Inter"/>
+          <w:color w:val="0F1115"/>
+        </w:rPr>
+        <w:t xml:space="preserve"> An</w:t>
+      </w:r>
+      <w:r>
+        <w:rPr>
+          <w:rFonts w:ascii="Inter" w:hAnsi="Inter" w:cs="Inter"/>
+          <w:color w:val="0F1115"/>
+        </w:rPr>
+        <w:t>á</w:t>
+      </w:r>
+      <w:r>
+        <w:rPr>
+          <w:rFonts w:ascii="Inter" w:hAnsi="Inter"/>
+          <w:color w:val="0F1115"/>
+        </w:rPr>
+        <w:t>lisis de objetivos financieros y restricciones presupuestarias.</w:t>
+      </w:r>
+      <w:r>
+        <w:rPr>
+          <w:rFonts w:ascii="Inter" w:hAnsi="Inter"/>
+          <w:color w:val="0F1115"/>
+        </w:rPr>
+        <w:br/>
+      </w:r>
+      <w:r>
+        <w:rPr>
+          <w:rFonts w:ascii="Segoe UI Emoji" w:hAnsi="Segoe UI Emoji" w:cs="Segoe UI Emoji"/>
+          <w:color w:val="0F1115"/>
+        </w:rPr>
+        <w:t>✅</w:t>
+      </w:r>
+      <w:r>
+        <w:rPr>
+          <w:rFonts w:ascii="Inter" w:hAnsi="Inter"/>
+          <w:color w:val="0F1115"/>
+        </w:rPr>
+        <w:t xml:space="preserve"> Identificaci</w:t>
+      </w:r>
+      <w:r>
+        <w:rPr>
+          <w:rFonts w:ascii="Inter" w:hAnsi="Inter" w:cs="Inter"/>
+          <w:color w:val="0F1115"/>
+        </w:rPr>
+        <w:t>ó</w:t>
+      </w:r>
+      <w:r>
+        <w:rPr>
+          <w:rFonts w:ascii="Inter" w:hAnsi="Inter"/>
+          <w:color w:val="0F1115"/>
+        </w:rPr>
+        <w:t>n de necesidades de gesti</w:t>
+      </w:r>
+      <w:r>
+        <w:rPr>
+          <w:rFonts w:ascii="Inter" w:hAnsi="Inter" w:cs="Inter"/>
+          <w:color w:val="0F1115"/>
+        </w:rPr>
+        <w:t>ó</w:t>
+      </w:r>
+      <w:r>
+        <w:rPr>
+          <w:rFonts w:ascii="Inter" w:hAnsi="Inter"/>
+          <w:color w:val="0F1115"/>
+        </w:rPr>
+        <w:t>n sin recomendar software espec</w:t>
+      </w:r>
+      <w:r>
+        <w:rPr>
+          <w:rFonts w:ascii="Inter" w:hAnsi="Inter" w:cs="Inter"/>
+          <w:color w:val="0F1115"/>
+        </w:rPr>
+        <w:t>í</w:t>
+      </w:r>
+      <w:r>
+        <w:rPr>
+          <w:rFonts w:ascii="Inter" w:hAnsi="Inter"/>
+          <w:color w:val="0F1115"/>
+        </w:rPr>
+        <w:t>fico.</w:t>
+      </w:r>
+      <w:r>
+        <w:rPr>
+          <w:rFonts w:ascii="Inter" w:hAnsi="Inter"/>
+          <w:color w:val="0F1115"/>
+        </w:rPr>
+        <w:br/>
+      </w:r>
+      <w:r>
+        <w:rPr>
+          <w:rFonts w:ascii="Segoe UI Emoji" w:hAnsi="Segoe UI Emoji" w:cs="Segoe UI Emoji"/>
+          <w:color w:val="0F1115"/>
+        </w:rPr>
+        <w:t>✅</w:t>
+      </w:r>
+      <w:r>
+        <w:rPr>
+          <w:rFonts w:ascii="Inter" w:hAnsi="Inter"/>
+          <w:color w:val="0F1115"/>
+        </w:rPr>
+        <w:t xml:space="preserve"> Descripci</w:t>
+      </w:r>
+      <w:r>
+        <w:rPr>
+          <w:rFonts w:ascii="Inter" w:hAnsi="Inter" w:cs="Inter"/>
+          <w:color w:val="0F1115"/>
+        </w:rPr>
+        <w:t>ó</w:t>
+      </w:r>
+      <w:r>
+        <w:rPr>
+          <w:rFonts w:ascii="Inter" w:hAnsi="Inter"/>
+          <w:color w:val="0F1115"/>
+        </w:rPr>
+        <w:t>n y an</w:t>
+      </w:r>
+      <w:r>
+        <w:rPr>
+          <w:rFonts w:ascii="Inter" w:hAnsi="Inter" w:cs="Inter"/>
+          <w:color w:val="0F1115"/>
+        </w:rPr>
+        <w:t>á</w:t>
+      </w:r>
+      <w:r>
+        <w:rPr>
+          <w:rFonts w:ascii="Inter" w:hAnsi="Inter"/>
+          <w:color w:val="0F1115"/>
+        </w:rPr>
+        <w:t>lisis del modelo organizativo actual con propuesta de mejora.</w:t>
+      </w:r>
+    </w:p>
+    <w:p>
+      <w:pPr>
+        <w:pStyle w:val="Ttulo2"/>
+        <w:shd w:val="clear" w:color="auto" w:fill="FFFFFF"/>
+        <w:spacing w:before="480" w:beforeAutospacing="0" w:after="240" w:afterAutospacing="0" w:line="480" w:lineRule="atLeast"/>
+        <w:rPr>
+          <w:rFonts w:ascii="Inter" w:hAnsi="Inter"/>
+          <w:color w:val="0F1115"/>
+          <w:sz w:val="33"/>
+          <w:szCs w:val="33"/>
+        </w:rPr>
+      </w:pPr>
+      <w:r>
+        <w:rPr>
+          <w:rFonts w:ascii="Arial" w:hAnsi="Arial" w:cs="Arial"/>
+          <w:color w:val="0F1115"/>
+          <w:sz w:val="24"/>
+          <w:szCs w:val="24"/>
+        </w:rPr>
+        <w:t xml:space="preserve">El caso de </w:t>
+      </w:r>
+      <w:proofErr w:type="spellStart"/>
+      <w:r>
+        <w:rPr>
+          <w:rFonts w:ascii="Arial" w:hAnsi="Arial" w:cs="Arial"/>
+          <w:color w:val="0F1115"/>
+          <w:sz w:val="24"/>
+          <w:szCs w:val="24"/>
+        </w:rPr>
+        <w:t>TodoStock</w:t>
+      </w:r>
+      <w:proofErr w:type="spellEnd"/>
+      <w:r>
+        <w:rPr>
+          <w:rFonts w:ascii="Arial" w:hAnsi="Arial" w:cs="Arial"/>
+          <w:color w:val="0F1115"/>
+          <w:sz w:val="24"/>
+          <w:szCs w:val="24"/>
+        </w:rPr>
+        <w:t xml:space="preserve"> S.A. resulta idóneo para aplicar los conceptos de la materia y servirá como base sólida para las siguientes etapas (requerimientos, selección de metodología, diseño de solución).</w:t>
+      </w:r>
+      <w:r>
+        <w:rPr>
+          <w:rFonts w:ascii="Inter" w:hAnsi="Inter"/>
+          <w:color w:val="0F1115"/>
+        </w:rPr>
+        <w:br/>
+      </w:r>
+      <w:r>
+        <w:rPr>
+          <w:rFonts w:ascii="Inter" w:hAnsi="Inter"/>
+          <w:color w:val="0F1115"/>
+        </w:rPr>
+        <w:br/>
+      </w:r>
+      <w:r>
+        <w:rPr>
+          <w:rFonts w:ascii="Segoe UI Emoji" w:hAnsi="Segoe UI Emoji" w:cs="Segoe UI Emoji"/>
+          <w:color w:val="0F1115"/>
+          <w:sz w:val="33"/>
+          <w:szCs w:val="33"/>
+        </w:rPr>
+        <w:t>📎</w:t>
+      </w:r>
+      <w:r>
+        <w:rPr>
+          <w:rFonts w:ascii="Inter" w:hAnsi="Inter"/>
+          <w:color w:val="0F1115"/>
+          <w:sz w:val="33"/>
+          <w:szCs w:val="33"/>
+        </w:rPr>
+        <w:t xml:space="preserve"> Anexos sugeridos (para el documento grupal)</w:t>
+      </w:r>
+    </w:p>
+    <w:p>
+      <w:pPr>
+        <w:pStyle w:val="ds-markdown-paragraph"/>
+        <w:numPr>
+          <w:ilvl w:val="0"/>
+          <w:numId w:val="6"/>
+        </w:numPr>
+        <w:shd w:val="clear" w:color="auto" w:fill="FFFFFF"/>
+        <w:spacing w:after="0" w:afterAutospacing="0"/>
+        <w:rPr>
+          <w:rFonts w:ascii="Inter" w:hAnsi="Inter"/>
+          <w:color w:val="0F1115"/>
+        </w:rPr>
+      </w:pPr>
+      <w:r>
+        <w:rPr>
+          <w:rStyle w:val="Textoennegrita"/>
+          <w:rFonts w:ascii="Inter" w:hAnsi="Inter"/>
+          <w:color w:val="0F1115"/>
+        </w:rPr>
+        <w:t>Anexo 1:</w:t>
+      </w:r>
+      <w:r>
+        <w:rPr>
+          <w:rFonts w:ascii="Inter" w:hAnsi="Inter"/>
+          <w:color w:val="0F1115"/>
+        </w:rPr>
+        <w:t> Investigación de empresas similares (ej. </w:t>
+      </w:r>
+      <w:r>
+        <w:rPr>
+          <w:rStyle w:val="nfasis"/>
+          <w:rFonts w:ascii="Inter" w:eastAsiaTheme="majorEastAsia" w:hAnsi="Inter"/>
+          <w:color w:val="0F1115"/>
+        </w:rPr>
+        <w:t xml:space="preserve">Distribuidora </w:t>
+      </w:r>
+      <w:proofErr w:type="spellStart"/>
+      <w:r>
+        <w:rPr>
+          <w:rStyle w:val="nfasis"/>
+          <w:rFonts w:ascii="Inter" w:eastAsiaTheme="majorEastAsia" w:hAnsi="Inter"/>
+          <w:color w:val="0F1115"/>
+        </w:rPr>
+        <w:t>CleanMax</w:t>
+      </w:r>
+      <w:proofErr w:type="spellEnd"/>
+      <w:r>
+        <w:rPr>
+          <w:rFonts w:ascii="Inter" w:hAnsi="Inter"/>
+          <w:color w:val="0F1115"/>
+        </w:rPr>
+        <w:t>, </w:t>
+      </w:r>
+      <w:r>
+        <w:rPr>
+          <w:rStyle w:val="nfasis"/>
+          <w:rFonts w:ascii="Inter" w:eastAsiaTheme="majorEastAsia" w:hAnsi="Inter"/>
+          <w:color w:val="0F1115"/>
+        </w:rPr>
+        <w:t xml:space="preserve">Mayorista </w:t>
+      </w:r>
+      <w:proofErr w:type="spellStart"/>
+      <w:r>
+        <w:rPr>
+          <w:rStyle w:val="nfasis"/>
+          <w:rFonts w:ascii="Inter" w:eastAsiaTheme="majorEastAsia" w:hAnsi="Inter"/>
+          <w:color w:val="0F1115"/>
+        </w:rPr>
+        <w:t>LimpiaTotal</w:t>
+      </w:r>
+      <w:proofErr w:type="spellEnd"/>
+      <w:r>
+        <w:rPr>
+          <w:rFonts w:ascii="Inter" w:hAnsi="Inter"/>
+          <w:color w:val="0F1115"/>
+        </w:rPr>
+        <w:t>) – extraído de fuentes públicas.</w:t>
+      </w:r>
+    </w:p>
+    <w:p>
+      <w:pPr>
+        <w:pStyle w:val="ds-markdown-paragraph"/>
+        <w:numPr>
+          <w:ilvl w:val="0"/>
+          <w:numId w:val="6"/>
+        </w:numPr>
+        <w:shd w:val="clear" w:color="auto" w:fill="FFFFFF"/>
+        <w:spacing w:after="0" w:afterAutospacing="0"/>
+        <w:rPr>
+          <w:rFonts w:ascii="Inter" w:hAnsi="Inter"/>
+          <w:color w:val="0F1115"/>
+        </w:rPr>
+      </w:pPr>
+      <w:r>
+        <w:rPr>
+          <w:rStyle w:val="Textoennegrita"/>
+          <w:rFonts w:ascii="Inter" w:hAnsi="Inter"/>
+          <w:color w:val="0F1115"/>
+        </w:rPr>
+        <w:t>Anexo 2:</w:t>
+      </w:r>
+      <w:r>
+        <w:rPr>
+          <w:rFonts w:ascii="Inter" w:hAnsi="Inter"/>
+          <w:color w:val="0F1115"/>
+        </w:rPr>
+        <w:t> Glosario de términos (FEFO, bicefalia, punto de pedido).</w:t>
+      </w:r>
+    </w:p>
+    <w:p>
+      <w:pPr>
+        <w:pStyle w:val="ds-markdown-paragraph"/>
+        <w:numPr>
+          <w:ilvl w:val="0"/>
+          <w:numId w:val="6"/>
+        </w:numPr>
+        <w:shd w:val="clear" w:color="auto" w:fill="FFFFFF"/>
+        <w:spacing w:after="0" w:afterAutospacing="0"/>
+        <w:rPr>
+          <w:rFonts w:ascii="Inter" w:hAnsi="Inter"/>
+          <w:color w:val="0F1115"/>
+        </w:rPr>
+      </w:pPr>
+      <w:r>
+        <w:rPr>
+          <w:rStyle w:val="Textoennegrita"/>
+          <w:rFonts w:ascii="Inter" w:hAnsi="Inter"/>
+          <w:color w:val="0F1115"/>
+        </w:rPr>
+        <w:t>Anexo 3:</w:t>
+      </w:r>
+      <w:r>
+        <w:rPr>
+          <w:rFonts w:ascii="Inter" w:hAnsi="Inter"/>
+          <w:color w:val="0F1115"/>
+        </w:rPr>
+        <w:t xml:space="preserve"> Si se usó IA, incluir </w:t>
+      </w:r>
+      <w:proofErr w:type="spellStart"/>
+      <w:r>
+        <w:rPr>
+          <w:rFonts w:ascii="Inter" w:hAnsi="Inter"/>
+          <w:color w:val="0F1115"/>
+        </w:rPr>
+        <w:t>prompts</w:t>
+      </w:r>
+      <w:proofErr w:type="spellEnd"/>
+      <w:r>
+        <w:rPr>
+          <w:rFonts w:ascii="Inter" w:hAnsi="Inter"/>
+          <w:color w:val="0F1115"/>
+        </w:rPr>
+        <w:t xml:space="preserve"> y respuestas (según pauta del PDF).</w:t>
+      </w:r>
+    </w:p>
+    <w:p>
+      <w:pPr>
+        <w:pStyle w:val="ds-markdown-paragraph"/>
+        <w:shd w:val="clear" w:color="auto" w:fill="FFFFFF"/>
+        <w:spacing w:before="240" w:beforeAutospacing="0" w:after="240" w:afterAutospacing="0"/>
+        <w:rPr>
+          <w:rFonts w:ascii="Inter" w:hAnsi="Inter"/>
+          <w:color w:val="0F1115"/>
+        </w:rPr>
+      </w:pPr>
     </w:p>
     <w:p/>
     <w:sectPr>
@@ -2861,9 +7202,9 @@
 <file path=word/numbering.xml><?xml version="1.0" encoding="utf-8"?>
 <w:numbering xmlns:wpc="http://schemas.microsoft.com/office/word/2010/wordprocessingCanvas" xmlns:cx="http://schemas.microsoft.com/office/drawing/2014/chartex" xmlns:cx1="http://schemas.microsoft.com/office/drawing/2015/9/8/chartex" xmlns:cx2="http://schemas.microsoft.com/office/drawing/2015/10/21/chartex" xmlns:cx3="http://schemas.microsoft.com/office/drawing/2016/5/9/chartex" xmlns:cx4="http://schemas.microsoft.com/office/drawing/2016/5/10/chartex" xmlns:cx5="http://schemas.microsoft.com/office/drawing/2016/5/11/chartex" xmlns:cx6="http://schemas.microsoft.com/office/drawing/2016/5/12/chartex" xmlns:cx7="http://schemas.microsoft.com/office/drawing/2016/5/13/chartex" xmlns:cx8="http://schemas.microsoft.com/office/drawing/2016/5/14/chartex" xmlns:mc="http://schemas.openxmlformats.org/markup-compatibility/2006" xmlns:aink="http://schemas.microsoft.com/office/drawing/2016/ink" xmlns:am3d="http://schemas.microsoft.com/office/drawing/2017/model3d" xmlns:o="urn:schemas-microsoft-com:office:office" xmlns:r="http://schemas.openxmlformats.org/officeDocument/2006/relationships" xmlns:m="http://schemas.openxmlformats.org/officeDocument/2006/math" xmlns:v="urn:schemas-microsoft-com:vml" xmlns:wp14="http://schemas.microsoft.com/office/word/2010/wordprocessingDrawing" xmlns:wp="http://schemas.openxmlformats.org/drawingml/2006/wordprocessingDrawing" xmlns:w10="urn:schemas-microsoft-com:office:word" xmlns:w="http://schemas.openxmlformats.org/wordprocessingml/2006/main" xmlns:w14="http://schemas.microsoft.com/office/word/2010/wordml" xmlns:w15="http://schemas.microsoft.com/office/word/2012/wordml" xmlns:w16cex="http://schemas.microsoft.com/office/word/2018/wordml/cex" xmlns:w16cid="http://schemas.microsoft.com/office/word/2016/wordml/cid" xmlns:w16="http://schemas.microsoft.com/office/word/2018/wordml" xmlns:w16sdtdh="http://schemas.microsoft.com/office/word/2020/wordml/sdtdatahash" xmlns:w16se="http://schemas.microsoft.com/office/word/2015/wordml/symex" xmlns:wpg="http://schemas.microsoft.com/office/word/2010/wordprocessingGroup" xmlns:wpi="http://schemas.microsoft.com/office/word/2010/wordprocessingInk" xmlns:wne="http://schemas.microsoft.com/office/word/2006/wordml" xmlns:wps="http://schemas.microsoft.com/office/word/2010/wordprocessingShape" mc:Ignorable="w14 w15 w16se w16cid w16 w16cex w16sdtdh wp14">
   <w:abstractNum w:abstractNumId="0" w15:restartNumberingAfterBreak="0">
-    <w:nsid w:val="4B472145"/>
+    <w:nsid w:val="3F2E0315"/>
     <w:multiLevelType w:val="multilevel"/>
-    <w:tmpl w:val="F4B45B54"/>
+    <w:tmpl w:val="C54C9C8E"/>
     <w:lvl w:ilvl="0">
       <w:start w:val="1"/>
       <w:numFmt w:val="bullet"/>
@@ -3010,9 +7351,9 @@
     </w:lvl>
   </w:abstractNum>
   <w:abstractNum w:abstractNumId="1" w15:restartNumberingAfterBreak="0">
-    <w:nsid w:val="57D54536"/>
+    <w:nsid w:val="4B472145"/>
     <w:multiLevelType w:val="multilevel"/>
-    <w:tmpl w:val="D50A6CDE"/>
+    <w:tmpl w:val="F4B45B54"/>
     <w:lvl w:ilvl="0">
       <w:start w:val="1"/>
       <w:numFmt w:val="bullet"/>
@@ -3159,9 +7500,9 @@
     </w:lvl>
   </w:abstractNum>
   <w:abstractNum w:abstractNumId="2" w15:restartNumberingAfterBreak="0">
-    <w:nsid w:val="7DD656CA"/>
+    <w:nsid w:val="57D54536"/>
     <w:multiLevelType w:val="multilevel"/>
-    <w:tmpl w:val="906E6D40"/>
+    <w:tmpl w:val="D50A6CDE"/>
     <w:lvl w:ilvl="0">
       <w:start w:val="1"/>
       <w:numFmt w:val="bullet"/>
@@ -3307,14 +7648,470 @@
       </w:rPr>
     </w:lvl>
   </w:abstractNum>
+  <w:abstractNum w:abstractNumId="3" w15:restartNumberingAfterBreak="0">
+    <w:nsid w:val="66E82301"/>
+    <w:multiLevelType w:val="multilevel"/>
+    <w:tmpl w:val="3B2C9484"/>
+    <w:lvl w:ilvl="0">
+      <w:start w:val="1"/>
+      <w:numFmt w:val="bullet"/>
+      <w:lvlText w:val=""/>
+      <w:lvlJc w:val="left"/>
+      <w:pPr>
+        <w:tabs>
+          <w:tab w:val="num" w:pos="720"/>
+        </w:tabs>
+        <w:ind w:left="720" w:hanging="360"/>
+      </w:pPr>
+      <w:rPr>
+        <w:rFonts w:ascii="Symbol" w:hAnsi="Symbol" w:hint="default"/>
+        <w:sz w:val="20"/>
+      </w:rPr>
+    </w:lvl>
+    <w:lvl w:ilvl="1" w:tentative="1">
+      <w:start w:val="1"/>
+      <w:numFmt w:val="bullet"/>
+      <w:lvlText w:val="o"/>
+      <w:lvlJc w:val="left"/>
+      <w:pPr>
+        <w:tabs>
+          <w:tab w:val="num" w:pos="1440"/>
+        </w:tabs>
+        <w:ind w:left="1440" w:hanging="360"/>
+      </w:pPr>
+      <w:rPr>
+        <w:rFonts w:ascii="Courier New" w:hAnsi="Courier New" w:hint="default"/>
+        <w:sz w:val="20"/>
+      </w:rPr>
+    </w:lvl>
+    <w:lvl w:ilvl="2" w:tentative="1">
+      <w:start w:val="1"/>
+      <w:numFmt w:val="bullet"/>
+      <w:lvlText w:val=""/>
+      <w:lvlJc w:val="left"/>
+      <w:pPr>
+        <w:tabs>
+          <w:tab w:val="num" w:pos="2160"/>
+        </w:tabs>
+        <w:ind w:left="2160" w:hanging="360"/>
+      </w:pPr>
+      <w:rPr>
+        <w:rFonts w:ascii="Wingdings" w:hAnsi="Wingdings" w:hint="default"/>
+        <w:sz w:val="20"/>
+      </w:rPr>
+    </w:lvl>
+    <w:lvl w:ilvl="3" w:tentative="1">
+      <w:start w:val="1"/>
+      <w:numFmt w:val="bullet"/>
+      <w:lvlText w:val=""/>
+      <w:lvlJc w:val="left"/>
+      <w:pPr>
+        <w:tabs>
+          <w:tab w:val="num" w:pos="2880"/>
+        </w:tabs>
+        <w:ind w:left="2880" w:hanging="360"/>
+      </w:pPr>
+      <w:rPr>
+        <w:rFonts w:ascii="Wingdings" w:hAnsi="Wingdings" w:hint="default"/>
+        <w:sz w:val="20"/>
+      </w:rPr>
+    </w:lvl>
+    <w:lvl w:ilvl="4" w:tentative="1">
+      <w:start w:val="1"/>
+      <w:numFmt w:val="bullet"/>
+      <w:lvlText w:val=""/>
+      <w:lvlJc w:val="left"/>
+      <w:pPr>
+        <w:tabs>
+          <w:tab w:val="num" w:pos="3600"/>
+        </w:tabs>
+        <w:ind w:left="3600" w:hanging="360"/>
+      </w:pPr>
+      <w:rPr>
+        <w:rFonts w:ascii="Wingdings" w:hAnsi="Wingdings" w:hint="default"/>
+        <w:sz w:val="20"/>
+      </w:rPr>
+    </w:lvl>
+    <w:lvl w:ilvl="5" w:tentative="1">
+      <w:start w:val="1"/>
+      <w:numFmt w:val="bullet"/>
+      <w:lvlText w:val=""/>
+      <w:lvlJc w:val="left"/>
+      <w:pPr>
+        <w:tabs>
+          <w:tab w:val="num" w:pos="4320"/>
+        </w:tabs>
+        <w:ind w:left="4320" w:hanging="360"/>
+      </w:pPr>
+      <w:rPr>
+        <w:rFonts w:ascii="Wingdings" w:hAnsi="Wingdings" w:hint="default"/>
+        <w:sz w:val="20"/>
+      </w:rPr>
+    </w:lvl>
+    <w:lvl w:ilvl="6" w:tentative="1">
+      <w:start w:val="1"/>
+      <w:numFmt w:val="bullet"/>
+      <w:lvlText w:val=""/>
+      <w:lvlJc w:val="left"/>
+      <w:pPr>
+        <w:tabs>
+          <w:tab w:val="num" w:pos="5040"/>
+        </w:tabs>
+        <w:ind w:left="5040" w:hanging="360"/>
+      </w:pPr>
+      <w:rPr>
+        <w:rFonts w:ascii="Wingdings" w:hAnsi="Wingdings" w:hint="default"/>
+        <w:sz w:val="20"/>
+      </w:rPr>
+    </w:lvl>
+    <w:lvl w:ilvl="7" w:tentative="1">
+      <w:start w:val="1"/>
+      <w:numFmt w:val="bullet"/>
+      <w:lvlText w:val=""/>
+      <w:lvlJc w:val="left"/>
+      <w:pPr>
+        <w:tabs>
+          <w:tab w:val="num" w:pos="5760"/>
+        </w:tabs>
+        <w:ind w:left="5760" w:hanging="360"/>
+      </w:pPr>
+      <w:rPr>
+        <w:rFonts w:ascii="Wingdings" w:hAnsi="Wingdings" w:hint="default"/>
+        <w:sz w:val="20"/>
+      </w:rPr>
+    </w:lvl>
+    <w:lvl w:ilvl="8" w:tentative="1">
+      <w:start w:val="1"/>
+      <w:numFmt w:val="bullet"/>
+      <w:lvlText w:val=""/>
+      <w:lvlJc w:val="left"/>
+      <w:pPr>
+        <w:tabs>
+          <w:tab w:val="num" w:pos="6480"/>
+        </w:tabs>
+        <w:ind w:left="6480" w:hanging="360"/>
+      </w:pPr>
+      <w:rPr>
+        <w:rFonts w:ascii="Wingdings" w:hAnsi="Wingdings" w:hint="default"/>
+        <w:sz w:val="20"/>
+      </w:rPr>
+    </w:lvl>
+  </w:abstractNum>
+  <w:abstractNum w:abstractNumId="4" w15:restartNumberingAfterBreak="0">
+    <w:nsid w:val="6E8F4099"/>
+    <w:multiLevelType w:val="multilevel"/>
+    <w:tmpl w:val="F3AA4DEC"/>
+    <w:lvl w:ilvl="0">
+      <w:start w:val="1"/>
+      <w:numFmt w:val="bullet"/>
+      <w:lvlText w:val=""/>
+      <w:lvlJc w:val="left"/>
+      <w:pPr>
+        <w:tabs>
+          <w:tab w:val="num" w:pos="720"/>
+        </w:tabs>
+        <w:ind w:left="720" w:hanging="360"/>
+      </w:pPr>
+      <w:rPr>
+        <w:rFonts w:ascii="Symbol" w:hAnsi="Symbol" w:hint="default"/>
+        <w:sz w:val="20"/>
+      </w:rPr>
+    </w:lvl>
+    <w:lvl w:ilvl="1" w:tentative="1">
+      <w:start w:val="1"/>
+      <w:numFmt w:val="bullet"/>
+      <w:lvlText w:val="o"/>
+      <w:lvlJc w:val="left"/>
+      <w:pPr>
+        <w:tabs>
+          <w:tab w:val="num" w:pos="1440"/>
+        </w:tabs>
+        <w:ind w:left="1440" w:hanging="360"/>
+      </w:pPr>
+      <w:rPr>
+        <w:rFonts w:ascii="Courier New" w:hAnsi="Courier New" w:hint="default"/>
+        <w:sz w:val="20"/>
+      </w:rPr>
+    </w:lvl>
+    <w:lvl w:ilvl="2" w:tentative="1">
+      <w:start w:val="1"/>
+      <w:numFmt w:val="bullet"/>
+      <w:lvlText w:val=""/>
+      <w:lvlJc w:val="left"/>
+      <w:pPr>
+        <w:tabs>
+          <w:tab w:val="num" w:pos="2160"/>
+        </w:tabs>
+        <w:ind w:left="2160" w:hanging="360"/>
+      </w:pPr>
+      <w:rPr>
+        <w:rFonts w:ascii="Wingdings" w:hAnsi="Wingdings" w:hint="default"/>
+        <w:sz w:val="20"/>
+      </w:rPr>
+    </w:lvl>
+    <w:lvl w:ilvl="3" w:tentative="1">
+      <w:start w:val="1"/>
+      <w:numFmt w:val="bullet"/>
+      <w:lvlText w:val=""/>
+      <w:lvlJc w:val="left"/>
+      <w:pPr>
+        <w:tabs>
+          <w:tab w:val="num" w:pos="2880"/>
+        </w:tabs>
+        <w:ind w:left="2880" w:hanging="360"/>
+      </w:pPr>
+      <w:rPr>
+        <w:rFonts w:ascii="Wingdings" w:hAnsi="Wingdings" w:hint="default"/>
+        <w:sz w:val="20"/>
+      </w:rPr>
+    </w:lvl>
+    <w:lvl w:ilvl="4" w:tentative="1">
+      <w:start w:val="1"/>
+      <w:numFmt w:val="bullet"/>
+      <w:lvlText w:val=""/>
+      <w:lvlJc w:val="left"/>
+      <w:pPr>
+        <w:tabs>
+          <w:tab w:val="num" w:pos="3600"/>
+        </w:tabs>
+        <w:ind w:left="3600" w:hanging="360"/>
+      </w:pPr>
+      <w:rPr>
+        <w:rFonts w:ascii="Wingdings" w:hAnsi="Wingdings" w:hint="default"/>
+        <w:sz w:val="20"/>
+      </w:rPr>
+    </w:lvl>
+    <w:lvl w:ilvl="5" w:tentative="1">
+      <w:start w:val="1"/>
+      <w:numFmt w:val="bullet"/>
+      <w:lvlText w:val=""/>
+      <w:lvlJc w:val="left"/>
+      <w:pPr>
+        <w:tabs>
+          <w:tab w:val="num" w:pos="4320"/>
+        </w:tabs>
+        <w:ind w:left="4320" w:hanging="360"/>
+      </w:pPr>
+      <w:rPr>
+        <w:rFonts w:ascii="Wingdings" w:hAnsi="Wingdings" w:hint="default"/>
+        <w:sz w:val="20"/>
+      </w:rPr>
+    </w:lvl>
+    <w:lvl w:ilvl="6" w:tentative="1">
+      <w:start w:val="1"/>
+      <w:numFmt w:val="bullet"/>
+      <w:lvlText w:val=""/>
+      <w:lvlJc w:val="left"/>
+      <w:pPr>
+        <w:tabs>
+          <w:tab w:val="num" w:pos="5040"/>
+        </w:tabs>
+        <w:ind w:left="5040" w:hanging="360"/>
+      </w:pPr>
+      <w:rPr>
+        <w:rFonts w:ascii="Wingdings" w:hAnsi="Wingdings" w:hint="default"/>
+        <w:sz w:val="20"/>
+      </w:rPr>
+    </w:lvl>
+    <w:lvl w:ilvl="7" w:tentative="1">
+      <w:start w:val="1"/>
+      <w:numFmt w:val="bullet"/>
+      <w:lvlText w:val=""/>
+      <w:lvlJc w:val="left"/>
+      <w:pPr>
+        <w:tabs>
+          <w:tab w:val="num" w:pos="5760"/>
+        </w:tabs>
+        <w:ind w:left="5760" w:hanging="360"/>
+      </w:pPr>
+      <w:rPr>
+        <w:rFonts w:ascii="Wingdings" w:hAnsi="Wingdings" w:hint="default"/>
+        <w:sz w:val="20"/>
+      </w:rPr>
+    </w:lvl>
+    <w:lvl w:ilvl="8" w:tentative="1">
+      <w:start w:val="1"/>
+      <w:numFmt w:val="bullet"/>
+      <w:lvlText w:val=""/>
+      <w:lvlJc w:val="left"/>
+      <w:pPr>
+        <w:tabs>
+          <w:tab w:val="num" w:pos="6480"/>
+        </w:tabs>
+        <w:ind w:left="6480" w:hanging="360"/>
+      </w:pPr>
+      <w:rPr>
+        <w:rFonts w:ascii="Wingdings" w:hAnsi="Wingdings" w:hint="default"/>
+        <w:sz w:val="20"/>
+      </w:rPr>
+    </w:lvl>
+  </w:abstractNum>
+  <w:abstractNum w:abstractNumId="5" w15:restartNumberingAfterBreak="0">
+    <w:nsid w:val="7DD656CA"/>
+    <w:multiLevelType w:val="multilevel"/>
+    <w:tmpl w:val="906E6D40"/>
+    <w:lvl w:ilvl="0">
+      <w:start w:val="1"/>
+      <w:numFmt w:val="bullet"/>
+      <w:lvlText w:val=""/>
+      <w:lvlJc w:val="left"/>
+      <w:pPr>
+        <w:tabs>
+          <w:tab w:val="num" w:pos="720"/>
+        </w:tabs>
+        <w:ind w:left="720" w:hanging="360"/>
+      </w:pPr>
+      <w:rPr>
+        <w:rFonts w:ascii="Symbol" w:hAnsi="Symbol" w:hint="default"/>
+        <w:sz w:val="20"/>
+      </w:rPr>
+    </w:lvl>
+    <w:lvl w:ilvl="1" w:tentative="1">
+      <w:start w:val="1"/>
+      <w:numFmt w:val="bullet"/>
+      <w:lvlText w:val="o"/>
+      <w:lvlJc w:val="left"/>
+      <w:pPr>
+        <w:tabs>
+          <w:tab w:val="num" w:pos="1440"/>
+        </w:tabs>
+        <w:ind w:left="1440" w:hanging="360"/>
+      </w:pPr>
+      <w:rPr>
+        <w:rFonts w:ascii="Courier New" w:hAnsi="Courier New" w:hint="default"/>
+        <w:sz w:val="20"/>
+      </w:rPr>
+    </w:lvl>
+    <w:lvl w:ilvl="2" w:tentative="1">
+      <w:start w:val="1"/>
+      <w:numFmt w:val="bullet"/>
+      <w:lvlText w:val=""/>
+      <w:lvlJc w:val="left"/>
+      <w:pPr>
+        <w:tabs>
+          <w:tab w:val="num" w:pos="2160"/>
+        </w:tabs>
+        <w:ind w:left="2160" w:hanging="360"/>
+      </w:pPr>
+      <w:rPr>
+        <w:rFonts w:ascii="Wingdings" w:hAnsi="Wingdings" w:hint="default"/>
+        <w:sz w:val="20"/>
+      </w:rPr>
+    </w:lvl>
+    <w:lvl w:ilvl="3" w:tentative="1">
+      <w:start w:val="1"/>
+      <w:numFmt w:val="bullet"/>
+      <w:lvlText w:val=""/>
+      <w:lvlJc w:val="left"/>
+      <w:pPr>
+        <w:tabs>
+          <w:tab w:val="num" w:pos="2880"/>
+        </w:tabs>
+        <w:ind w:left="2880" w:hanging="360"/>
+      </w:pPr>
+      <w:rPr>
+        <w:rFonts w:ascii="Wingdings" w:hAnsi="Wingdings" w:hint="default"/>
+        <w:sz w:val="20"/>
+      </w:rPr>
+    </w:lvl>
+    <w:lvl w:ilvl="4" w:tentative="1">
+      <w:start w:val="1"/>
+      <w:numFmt w:val="bullet"/>
+      <w:lvlText w:val=""/>
+      <w:lvlJc w:val="left"/>
+      <w:pPr>
+        <w:tabs>
+          <w:tab w:val="num" w:pos="3600"/>
+        </w:tabs>
+        <w:ind w:left="3600" w:hanging="360"/>
+      </w:pPr>
+      <w:rPr>
+        <w:rFonts w:ascii="Wingdings" w:hAnsi="Wingdings" w:hint="default"/>
+        <w:sz w:val="20"/>
+      </w:rPr>
+    </w:lvl>
+    <w:lvl w:ilvl="5" w:tentative="1">
+      <w:start w:val="1"/>
+      <w:numFmt w:val="bullet"/>
+      <w:lvlText w:val=""/>
+      <w:lvlJc w:val="left"/>
+      <w:pPr>
+        <w:tabs>
+          <w:tab w:val="num" w:pos="4320"/>
+        </w:tabs>
+        <w:ind w:left="4320" w:hanging="360"/>
+      </w:pPr>
+      <w:rPr>
+        <w:rFonts w:ascii="Wingdings" w:hAnsi="Wingdings" w:hint="default"/>
+        <w:sz w:val="20"/>
+      </w:rPr>
+    </w:lvl>
+    <w:lvl w:ilvl="6" w:tentative="1">
+      <w:start w:val="1"/>
+      <w:numFmt w:val="bullet"/>
+      <w:lvlText w:val=""/>
+      <w:lvlJc w:val="left"/>
+      <w:pPr>
+        <w:tabs>
+          <w:tab w:val="num" w:pos="5040"/>
+        </w:tabs>
+        <w:ind w:left="5040" w:hanging="360"/>
+      </w:pPr>
+      <w:rPr>
+        <w:rFonts w:ascii="Wingdings" w:hAnsi="Wingdings" w:hint="default"/>
+        <w:sz w:val="20"/>
+      </w:rPr>
+    </w:lvl>
+    <w:lvl w:ilvl="7" w:tentative="1">
+      <w:start w:val="1"/>
+      <w:numFmt w:val="bullet"/>
+      <w:lvlText w:val=""/>
+      <w:lvlJc w:val="left"/>
+      <w:pPr>
+        <w:tabs>
+          <w:tab w:val="num" w:pos="5760"/>
+        </w:tabs>
+        <w:ind w:left="5760" w:hanging="360"/>
+      </w:pPr>
+      <w:rPr>
+        <w:rFonts w:ascii="Wingdings" w:hAnsi="Wingdings" w:hint="default"/>
+        <w:sz w:val="20"/>
+      </w:rPr>
+    </w:lvl>
+    <w:lvl w:ilvl="8" w:tentative="1">
+      <w:start w:val="1"/>
+      <w:numFmt w:val="bullet"/>
+      <w:lvlText w:val=""/>
+      <w:lvlJc w:val="left"/>
+      <w:pPr>
+        <w:tabs>
+          <w:tab w:val="num" w:pos="6480"/>
+        </w:tabs>
+        <w:ind w:left="6480" w:hanging="360"/>
+      </w:pPr>
+      <w:rPr>
+        <w:rFonts w:ascii="Wingdings" w:hAnsi="Wingdings" w:hint="default"/>
+        <w:sz w:val="20"/>
+      </w:rPr>
+    </w:lvl>
+  </w:abstractNum>
   <w:num w:numId="1">
-    <w:abstractNumId w:val="0"/>
+    <w:abstractNumId w:val="1"/>
   </w:num>
   <w:num w:numId="2">
+    <w:abstractNumId w:val="5"/>
+  </w:num>
+  <w:num w:numId="3">
     <w:abstractNumId w:val="2"/>
   </w:num>
-  <w:num w:numId="3">
-    <w:abstractNumId w:val="1"/>
+  <w:num w:numId="4">
+    <w:abstractNumId w:val="4"/>
+  </w:num>
+  <w:num w:numId="5">
+    <w:abstractNumId w:val="3"/>
+  </w:num>
+  <w:num w:numId="6">
+    <w:abstractNumId w:val="0"/>
   </w:num>
 </w:numbering>
 </file>
@@ -3890,6 +8687,16 @@
       <w:iCs/>
     </w:rPr>
   </w:style>
+  <w:style w:type="character" w:customStyle="1" w:styleId="katex-mathml">
+    <w:name w:val="katex-mathml"/>
+    <w:basedOn w:val="Fuentedeprrafopredeter"/>
+    <w:rsid w:val="003B4223"/>
+  </w:style>
+  <w:style w:type="character" w:customStyle="1" w:styleId="mord">
+    <w:name w:val="mord"/>
+    <w:basedOn w:val="Fuentedeprrafopredeter"/>
+    <w:rsid w:val="003B4223"/>
+  </w:style>
 </w:styles>
 </file>
 

--- a/TP/Primera Entrega.docx
+++ b/TP/Primera Entrega.docx
@@ -362,6 +362,7 @@
         </w:rPr>
         <w:t> </w:t>
       </w:r>
+      <w:proofErr w:type="spellStart"/>
       <w:r>
         <w:rPr>
           <w:rFonts w:ascii="Inter" w:eastAsia="Times New Roman" w:hAnsi="Inter" w:cs="Times New Roman"/>
@@ -370,6 +371,27 @@
           <w:szCs w:val="24"/>
           <w:lang w:eastAsia="es-AR"/>
         </w:rPr>
+        <w:t>Alvarez</w:t>
+      </w:r>
+      <w:proofErr w:type="spellEnd"/>
+      <w:r>
+        <w:rPr>
+          <w:rFonts w:ascii="Inter" w:eastAsia="Times New Roman" w:hAnsi="Inter" w:cs="Times New Roman"/>
+          <w:color w:val="0F1115"/>
+          <w:sz w:val="24"/>
+          <w:szCs w:val="24"/>
+          <w:lang w:eastAsia="es-AR"/>
+        </w:rPr>
+        <w:t xml:space="preserve"> Víctor, Alejandro, Galván Sergio</w:t>
+      </w:r>
+      <w:r>
+        <w:rPr>
+          <w:rFonts w:ascii="Inter" w:eastAsia="Times New Roman" w:hAnsi="Inter" w:cs="Times New Roman"/>
+          <w:color w:val="0F1115"/>
+          <w:sz w:val="24"/>
+          <w:szCs w:val="24"/>
+          <w:lang w:eastAsia="es-AR"/>
+        </w:rPr>
         <w:br/>
       </w:r>
       <w:r>
@@ -382,19 +404,17 @@
           <w:szCs w:val="24"/>
           <w:lang w:eastAsia="es-AR"/>
         </w:rPr>
-        <w:t xml:space="preserve"> </w:t>
+        <w:t xml:space="preserve"> Comisión:</w:t>
       </w:r>
       <w:r>
         <w:rPr>
           <w:rFonts w:ascii="Inter" w:eastAsia="Times New Roman" w:hAnsi="Inter" w:cs="Times New Roman"/>
-          <w:b/>
-          <w:bCs/>
           <w:color w:val="0F1115"/>
           <w:sz w:val="24"/>
           <w:szCs w:val="24"/>
           <w:lang w:eastAsia="es-AR"/>
         </w:rPr>
-        <w:t>Comisión:</w:t>
+        <w:t> </w:t>
       </w:r>
       <w:r>
         <w:rPr>
@@ -404,7 +424,7 @@
           <w:szCs w:val="24"/>
           <w:lang w:eastAsia="es-AR"/>
         </w:rPr>
-        <w:t> </w:t>
+        <w:t>D</w:t>
       </w:r>
       <w:r>
         <w:rPr>
@@ -414,9 +434,11 @@
           <w:szCs w:val="24"/>
           <w:lang w:eastAsia="es-AR"/>
         </w:rPr>
-        <w:t>D</w:t>
-      </w:r>
-      <w:r>
+        <w:br/>
+      </w:r>
+    </w:p>
+    <w:p>
+      <w:pPr>
         <w:rPr>
           <w:rFonts w:ascii="Inter" w:eastAsia="Times New Roman" w:hAnsi="Inter" w:cs="Times New Roman"/>
           <w:color w:val="0F1115"/>
@@ -424,11 +446,8 @@
           <w:szCs w:val="24"/>
           <w:lang w:eastAsia="es-AR"/>
         </w:rPr>
-        <w:br/>
-      </w:r>
-    </w:p>
-    <w:p>
-      <w:pPr>
+      </w:pPr>
+      <w:r>
         <w:rPr>
           <w:rFonts w:ascii="Inter" w:eastAsia="Times New Roman" w:hAnsi="Inter" w:cs="Times New Roman"/>
           <w:color w:val="0F1115"/>
@@ -436,15 +455,6 @@
           <w:szCs w:val="24"/>
           <w:lang w:eastAsia="es-AR"/>
         </w:rPr>
-      </w:pPr>
-      <w:r>
-        <w:rPr>
-          <w:rFonts w:ascii="Inter" w:eastAsia="Times New Roman" w:hAnsi="Inter" w:cs="Times New Roman"/>
-          <w:color w:val="0F1115"/>
-          <w:sz w:val="24"/>
-          <w:szCs w:val="24"/>
-          <w:lang w:eastAsia="es-AR"/>
-        </w:rPr>
         <w:br w:type="page"/>
       </w:r>
     </w:p>
@@ -657,6 +667,8 @@
         <w:rPr>
           <w:rStyle w:val="nfasis"/>
           <w:rFonts w:ascii="Inter" w:hAnsi="Inter"/>
+          <w:b/>
+          <w:bCs/>
           <w:color w:val="0F1115"/>
         </w:rPr>
         <w:t>LimpiaTotal</w:t>
@@ -682,6 +694,8 @@
         <w:rPr>
           <w:rStyle w:val="nfasis"/>
           <w:rFonts w:ascii="Inter" w:hAnsi="Inter"/>
+          <w:b/>
+          <w:bCs/>
           <w:color w:val="0F1115"/>
         </w:rPr>
         <w:t>Proclean</w:t>
@@ -1715,7 +1729,13 @@
     </w:p>
     <w:p>
       <w:r>
-        <w:t xml:space="preserve">                           │</w:t>
+        <w:t xml:space="preserve">                           </w:t>
+      </w:r>
+      <w:r>
+        <w:t xml:space="preserve">                   </w:t>
+      </w:r>
+      <w:r>
+        <w:t>│</w:t>
       </w:r>
     </w:p>
     <w:p>
@@ -1737,12 +1757,36 @@
     </w:p>
     <w:p>
       <w:r>
-        <w:t xml:space="preserve">            │              │              │</w:t>
-      </w:r>
-    </w:p>
-    <w:p>
-      <w:r>
-        <w:t xml:space="preserve">         Hijo A         Hijo B         Empleados</w:t>
+        <w:t xml:space="preserve">            │           </w:t>
+      </w:r>
+      <w:r>
+        <w:t xml:space="preserve">                 </w:t>
+      </w:r>
+      <w:r>
+        <w:t xml:space="preserve">   │    </w:t>
+      </w:r>
+      <w:r>
+        <w:t xml:space="preserve">                 </w:t>
+      </w:r>
+      <w:r>
+        <w:t xml:space="preserve">          │</w:t>
+      </w:r>
+    </w:p>
+    <w:p>
+      <w:r>
+        <w:t xml:space="preserve">         Hijo A         </w:t>
+      </w:r>
+      <w:r>
+        <w:t xml:space="preserve">           </w:t>
+      </w:r>
+      <w:r>
+        <w:t xml:space="preserve">Hijo B       </w:t>
+      </w:r>
+      <w:r>
+        <w:t xml:space="preserve">         </w:t>
+      </w:r>
+      <w:r>
+        <w:t xml:space="preserve">  Empleados</w:t>
       </w:r>
     </w:p>
     <w:p>
@@ -1755,7 +1799,13 @@
       </w:r>
       <w:proofErr w:type="gramEnd"/>
       <w:r>
-        <w:t>Gerencia     administrativos</w:t>
+        <w:t xml:space="preserve">Gerencia    </w:t>
+      </w:r>
+      <w:r>
+        <w:t xml:space="preserve">        </w:t>
+      </w:r>
+      <w:r>
+        <w:t xml:space="preserve"> administrativos</w:t>
       </w:r>
     </w:p>
     <w:p>
@@ -1768,12 +1818,30 @@
       </w:r>
       <w:proofErr w:type="gramEnd"/>
       <w:r>
-        <w:t xml:space="preserve">      financiera)   y depósito</w:t>
-      </w:r>
-    </w:p>
-    <w:p>
-      <w:r>
-        <w:t xml:space="preserve">            │              │              │</w:t>
+        <w:t xml:space="preserve">      financiera)   </w:t>
+      </w:r>
+      <w:r>
+        <w:t xml:space="preserve">            </w:t>
+      </w:r>
+      <w:r>
+        <w:t>y depósito</w:t>
+      </w:r>
+    </w:p>
+    <w:p>
+      <w:r>
+        <w:t xml:space="preserve">            │              </w:t>
+      </w:r>
+      <w:r>
+        <w:t xml:space="preserve">                  </w:t>
+      </w:r>
+      <w:r>
+        <w:t xml:space="preserve">│ </w:t>
+      </w:r>
+      <w:r>
+        <w:t xml:space="preserve">                 </w:t>
+      </w:r>
+      <w:r>
+        <w:t xml:space="preserve">             │</w:t>
       </w:r>
     </w:p>
     <w:p>
@@ -1803,14 +1871,74 @@
         <w:pStyle w:val="ds-markdown-paragraph"/>
         <w:shd w:val="clear" w:color="auto" w:fill="FFFFFF"/>
         <w:spacing w:before="240" w:beforeAutospacing="0" w:after="240" w:afterAutospacing="0"/>
-        <w:rPr>
-          <w:rFonts w:ascii="Inter" w:hAnsi="Inter"/>
-          <w:color w:val="0F1115"/>
-        </w:rPr>
       </w:pPr>
       <w:r>
         <w:t xml:space="preserve">                     órdenes contradictorias)</w:t>
       </w:r>
+    </w:p>
+    <w:p>
+      <w:pPr>
+        <w:pStyle w:val="ds-markdown-paragraph"/>
+        <w:shd w:val="clear" w:color="auto" w:fill="FFFFFF"/>
+        <w:spacing w:before="240" w:beforeAutospacing="0" w:after="240" w:afterAutospacing="0"/>
+      </w:pPr>
+      <w:r>
+        <w:rPr>
+          <w:noProof/>
+        </w:rPr>
+        <w:drawing>
+          <wp:inline distT="0" distB="0" distL="0" distR="0" wp14:anchorId="33D9158A" wp14:editId="2EC69E7D">
+            <wp:extent cx="5400040" cy="3078480"/>
+            <wp:effectExtent l="0" t="0" r="0" b="7620"/>
+            <wp:docPr id="5" name="Imagen 5"/>
+            <wp:cNvGraphicFramePr>
+              <a:graphicFrameLocks xmlns:a="http://schemas.openxmlformats.org/drawingml/2006/main" noChangeAspect="1"/>
+            </wp:cNvGraphicFramePr>
+            <a:graphic xmlns:a="http://schemas.openxmlformats.org/drawingml/2006/main">
+              <a:graphicData uri="http://schemas.openxmlformats.org/drawingml/2006/picture">
+                <pic:pic xmlns:pic="http://schemas.openxmlformats.org/drawingml/2006/picture">
+                  <pic:nvPicPr>
+                    <pic:cNvPr id="5" name="Imagen 5"/>
+                    <pic:cNvPicPr/>
+                  </pic:nvPicPr>
+                  <pic:blipFill>
+                    <a:blip r:embed="rId5">
+                      <a:extLst>
+                        <a:ext uri="{28A0092B-C50C-407E-A947-70E740481C1C}">
+                          <a14:useLocalDpi xmlns:a14="http://schemas.microsoft.com/office/drawing/2010/main" val="0"/>
+                        </a:ext>
+                      </a:extLst>
+                    </a:blip>
+                    <a:stretch>
+                      <a:fillRect/>
+                    </a:stretch>
+                  </pic:blipFill>
+                  <pic:spPr>
+                    <a:xfrm>
+                      <a:off x="0" y="0"/>
+                      <a:ext cx="5400040" cy="3078480"/>
+                    </a:xfrm>
+                    <a:prstGeom prst="rect">
+                      <a:avLst/>
+                    </a:prstGeom>
+                  </pic:spPr>
+                </pic:pic>
+              </a:graphicData>
+            </a:graphic>
+          </wp:inline>
+        </w:drawing>
+      </w:r>
+    </w:p>
+    <w:p>
+      <w:pPr>
+        <w:pStyle w:val="ds-markdown-paragraph"/>
+        <w:shd w:val="clear" w:color="auto" w:fill="FFFFFF"/>
+        <w:spacing w:before="240" w:beforeAutospacing="0" w:after="240" w:afterAutospacing="0"/>
+        <w:rPr>
+          <w:rFonts w:ascii="Inter" w:hAnsi="Inter"/>
+          <w:color w:val="0F1115"/>
+        </w:rPr>
+      </w:pPr>
       <w:r>
         <w:br/>
       </w:r>
@@ -1880,6 +2008,7 @@
                 <w:szCs w:val="23"/>
                 <w:lang w:eastAsia="es-AR"/>
               </w:rPr>
+              <w:lastRenderedPageBreak/>
               <w:t>Rol</w:t>
             </w:r>
           </w:p>
@@ -2391,7 +2520,6 @@
                 <w:szCs w:val="23"/>
                 <w:lang w:eastAsia="es-AR"/>
               </w:rPr>
-              <w:lastRenderedPageBreak/>
               <w:t>Vendedores / cobradores</w:t>
             </w:r>
           </w:p>
@@ -3555,6 +3683,56 @@
         <w:t>[Stock real difiere del registrado → quiebre o vencimiento]</w:t>
       </w:r>
     </w:p>
+    <w:p/>
+    <w:p>
+      <w:r>
+        <w:rPr>
+          <w:noProof/>
+        </w:rPr>
+        <w:lastRenderedPageBreak/>
+        <w:drawing>
+          <wp:inline distT="0" distB="0" distL="0" distR="0" wp14:anchorId="449D6B13" wp14:editId="71419167">
+            <wp:extent cx="3248025" cy="6981825"/>
+            <wp:effectExtent l="0" t="0" r="9525" b="9525"/>
+            <wp:docPr id="6" name="Imagen 6"/>
+            <wp:cNvGraphicFramePr>
+              <a:graphicFrameLocks xmlns:a="http://schemas.openxmlformats.org/drawingml/2006/main" noChangeAspect="1"/>
+            </wp:cNvGraphicFramePr>
+            <a:graphic xmlns:a="http://schemas.openxmlformats.org/drawingml/2006/main">
+              <a:graphicData uri="http://schemas.openxmlformats.org/drawingml/2006/picture">
+                <pic:pic xmlns:pic="http://schemas.openxmlformats.org/drawingml/2006/picture">
+                  <pic:nvPicPr>
+                    <pic:cNvPr id="6" name="Imagen 6"/>
+                    <pic:cNvPicPr/>
+                  </pic:nvPicPr>
+                  <pic:blipFill>
+                    <a:blip r:embed="rId6">
+                      <a:extLst>
+                        <a:ext uri="{28A0092B-C50C-407E-A947-70E740481C1C}">
+                          <a14:useLocalDpi xmlns:a14="http://schemas.microsoft.com/office/drawing/2010/main" val="0"/>
+                        </a:ext>
+                      </a:extLst>
+                    </a:blip>
+                    <a:stretch>
+                      <a:fillRect/>
+                    </a:stretch>
+                  </pic:blipFill>
+                  <pic:spPr>
+                    <a:xfrm>
+                      <a:off x="0" y="0"/>
+                      <a:ext cx="3248025" cy="6981825"/>
+                    </a:xfrm>
+                    <a:prstGeom prst="rect">
+                      <a:avLst/>
+                    </a:prstGeom>
+                  </pic:spPr>
+                </pic:pic>
+              </a:graphicData>
+            </a:graphic>
+          </wp:inline>
+        </w:drawing>
+      </w:r>
+    </w:p>
     <w:p>
       <w:pPr>
         <w:shd w:val="clear" w:color="auto" w:fill="FFFFFF"/>
@@ -3775,6 +3953,7 @@
                 <w:szCs w:val="23"/>
                 <w:lang w:eastAsia="es-AR"/>
               </w:rPr>
+              <w:lastRenderedPageBreak/>
               <w:t>Salidas</w:t>
             </w:r>
           </w:p>
@@ -3985,7 +4164,6 @@
                 <w:szCs w:val="23"/>
                 <w:lang w:eastAsia="es-AR"/>
               </w:rPr>
-              <w:lastRenderedPageBreak/>
               <w:t>Puntos débiles</w:t>
             </w:r>
           </w:p>
@@ -4132,6 +4310,56 @@
     <w:p>
       <w:r>
         <w:t>[Sistema actualiza stock y aplica regla FEFO para despachos]</w:t>
+      </w:r>
+    </w:p>
+    <w:p/>
+    <w:p>
+      <w:r>
+        <w:rPr>
+          <w:noProof/>
+        </w:rPr>
+        <w:lastRenderedPageBreak/>
+        <w:drawing>
+          <wp:inline distT="0" distB="0" distL="0" distR="0" wp14:anchorId="0993FCFD" wp14:editId="00C707D9">
+            <wp:extent cx="3248025" cy="6981825"/>
+            <wp:effectExtent l="0" t="0" r="9525" b="9525"/>
+            <wp:docPr id="4" name="Imagen 4"/>
+            <wp:cNvGraphicFramePr>
+              <a:graphicFrameLocks xmlns:a="http://schemas.openxmlformats.org/drawingml/2006/main" noChangeAspect="1"/>
+            </wp:cNvGraphicFramePr>
+            <a:graphic xmlns:a="http://schemas.openxmlformats.org/drawingml/2006/main">
+              <a:graphicData uri="http://schemas.openxmlformats.org/drawingml/2006/picture">
+                <pic:pic xmlns:pic="http://schemas.openxmlformats.org/drawingml/2006/picture">
+                  <pic:nvPicPr>
+                    <pic:cNvPr id="4" name="Imagen 4"/>
+                    <pic:cNvPicPr/>
+                  </pic:nvPicPr>
+                  <pic:blipFill>
+                    <a:blip r:embed="rId7">
+                      <a:extLst>
+                        <a:ext uri="{28A0092B-C50C-407E-A947-70E740481C1C}">
+                          <a14:useLocalDpi xmlns:a14="http://schemas.microsoft.com/office/drawing/2010/main" val="0"/>
+                        </a:ext>
+                      </a:extLst>
+                    </a:blip>
+                    <a:stretch>
+                      <a:fillRect/>
+                    </a:stretch>
+                  </pic:blipFill>
+                  <pic:spPr>
+                    <a:xfrm>
+                      <a:off x="0" y="0"/>
+                      <a:ext cx="3248025" cy="6981825"/>
+                    </a:xfrm>
+                    <a:prstGeom prst="rect">
+                      <a:avLst/>
+                    </a:prstGeom>
+                  </pic:spPr>
+                </pic:pic>
+              </a:graphicData>
+            </a:graphic>
+          </wp:inline>
+        </w:drawing>
       </w:r>
     </w:p>
     <w:p>
@@ -5946,14 +6174,7 @@
           <w:rFonts w:ascii="Inter" w:hAnsi="Inter"/>
           <w:color w:val="0F1115"/>
         </w:rPr>
-        <w:t>Inversión estimada en software: entre </w:t>
-      </w:r>
-      <w:r>
-        <w:rPr>
-          <w:rFonts w:ascii="Inter" w:hAnsi="Inter"/>
-          <w:color w:val="0F1115"/>
-        </w:rPr>
-        <w:t>u$ 1.2</w:t>
+        <w:t>Inversión estimada en software: entre u$ 1.2</w:t>
       </w:r>
       <w:r>
         <w:rPr>
@@ -5964,40 +6185,7 @@
           <w:szCs w:val="29"/>
           <w:bdr w:val="none" w:sz="0" w:space="0" w:color="auto" w:frame="1"/>
         </w:rPr>
-        <w:t>00</w:t>
-      </w:r>
-      <w:r>
-        <w:rPr>
-          <w:rStyle w:val="katex-mathml"/>
-          <w:rFonts w:eastAsiaTheme="majorEastAsia"/>
-          <w:color w:val="0F1115"/>
-          <w:sz w:val="29"/>
-          <w:szCs w:val="29"/>
-          <w:bdr w:val="none" w:sz="0" w:space="0" w:color="auto" w:frame="1"/>
-        </w:rPr>
-        <w:t xml:space="preserve"> </w:t>
-      </w:r>
-      <w:r>
-        <w:rPr>
-          <w:rStyle w:val="katex-mathml"/>
-          <w:rFonts w:eastAsiaTheme="majorEastAsia"/>
-          <w:color w:val="0F1115"/>
-          <w:sz w:val="29"/>
-          <w:szCs w:val="29"/>
-          <w:bdr w:val="none" w:sz="0" w:space="0" w:color="auto" w:frame="1"/>
-        </w:rPr>
-        <w:t>y</w:t>
-      </w:r>
-      <w:r>
-        <w:rPr>
-          <w:rStyle w:val="katex-mathml"/>
-          <w:rFonts w:eastAsiaTheme="majorEastAsia"/>
-          <w:color w:val="0F1115"/>
-          <w:sz w:val="29"/>
-          <w:szCs w:val="29"/>
-          <w:bdr w:val="none" w:sz="0" w:space="0" w:color="auto" w:frame="1"/>
-        </w:rPr>
-        <w:t xml:space="preserve"> 4.5</w:t>
+        <w:t>00 y 4.5</w:t>
       </w:r>
       <w:r>
         <w:rPr>
@@ -7063,6 +7251,8 @@
         <w:rPr>
           <w:rStyle w:val="nfasis"/>
           <w:rFonts w:ascii="Inter" w:eastAsiaTheme="majorEastAsia" w:hAnsi="Inter"/>
+          <w:b/>
+          <w:bCs/>
           <w:color w:val="0F1115"/>
         </w:rPr>
         <w:t>CleanMax</w:t>
@@ -7088,6 +7278,8 @@
         <w:rPr>
           <w:rStyle w:val="nfasis"/>
           <w:rFonts w:ascii="Inter" w:eastAsiaTheme="majorEastAsia" w:hAnsi="Inter"/>
+          <w:b/>
+          <w:bCs/>
           <w:color w:val="0F1115"/>
         </w:rPr>
         <w:t>LimpiaTotal</w:t>

--- a/TP/Primera Entrega.docx
+++ b/TP/Primera Entrega.docx
@@ -154,7 +154,6 @@
         </w:rPr>
         <w:t xml:space="preserve"> Arias </w:t>
       </w:r>
-      <w:proofErr w:type="spellStart"/>
       <w:r>
         <w:rPr>
           <w:rFonts w:ascii="Inter" w:eastAsia="Times New Roman" w:hAnsi="Inter" w:cs="Times New Roman"/>
@@ -163,9 +162,8 @@
           <w:szCs w:val="24"/>
           <w:lang w:eastAsia="es-AR"/>
         </w:rPr>
-        <w:t>Gomez</w:t>
-      </w:r>
-      <w:proofErr w:type="spellEnd"/>
+        <w:t>Gómez</w:t>
+      </w:r>
       <w:r>
         <w:rPr>
           <w:rFonts w:ascii="Inter" w:eastAsia="Times New Roman" w:hAnsi="Inter" w:cs="Times New Roman"/>
@@ -176,7 +174,6 @@
         </w:rPr>
         <w:t xml:space="preserve"> </w:t>
       </w:r>
-      <w:proofErr w:type="spellStart"/>
       <w:r>
         <w:rPr>
           <w:rFonts w:ascii="Inter" w:eastAsia="Times New Roman" w:hAnsi="Inter" w:cs="Times New Roman"/>
@@ -185,9 +182,8 @@
           <w:szCs w:val="24"/>
           <w:lang w:eastAsia="es-AR"/>
         </w:rPr>
-        <w:t>Ayelen</w:t>
-      </w:r>
-      <w:proofErr w:type="spellEnd"/>
+        <w:t>Ayelén</w:t>
+      </w:r>
       <w:r>
         <w:rPr>
           <w:rFonts w:ascii="Inter" w:eastAsia="Times New Roman" w:hAnsi="Inter" w:cs="Times New Roman"/>
@@ -362,7 +358,6 @@
         </w:rPr>
         <w:t> </w:t>
       </w:r>
-      <w:proofErr w:type="spellStart"/>
       <w:r>
         <w:rPr>
           <w:rFonts w:ascii="Inter" w:eastAsia="Times New Roman" w:hAnsi="Inter" w:cs="Times New Roman"/>
@@ -371,9 +366,8 @@
           <w:szCs w:val="24"/>
           <w:lang w:eastAsia="es-AR"/>
         </w:rPr>
-        <w:t>Alvarez</w:t>
-      </w:r>
-      <w:proofErr w:type="spellEnd"/>
+        <w:t>Álvarez</w:t>
+      </w:r>
       <w:r>
         <w:rPr>
           <w:rFonts w:ascii="Inter" w:eastAsia="Times New Roman" w:hAnsi="Inter" w:cs="Times New Roman"/>
@@ -382,7 +376,7 @@
           <w:szCs w:val="24"/>
           <w:lang w:eastAsia="es-AR"/>
         </w:rPr>
-        <w:t xml:space="preserve"> Víctor, Alejandro, Galván Sergio</w:t>
+        <w:t xml:space="preserve"> Víctor, Alejandro</w:t>
       </w:r>
       <w:r>
         <w:rPr>
@@ -392,6 +386,26 @@
           <w:szCs w:val="24"/>
           <w:lang w:eastAsia="es-AR"/>
         </w:rPr>
+        <w:t xml:space="preserve"> Rodríguez</w:t>
+      </w:r>
+      <w:r>
+        <w:rPr>
+          <w:rFonts w:ascii="Inter" w:eastAsia="Times New Roman" w:hAnsi="Inter" w:cs="Times New Roman"/>
+          <w:color w:val="0F1115"/>
+          <w:sz w:val="24"/>
+          <w:szCs w:val="24"/>
+          <w:lang w:eastAsia="es-AR"/>
+        </w:rPr>
+        <w:t>, Galván Sergio</w:t>
+      </w:r>
+      <w:r>
+        <w:rPr>
+          <w:rFonts w:ascii="Inter" w:eastAsia="Times New Roman" w:hAnsi="Inter" w:cs="Times New Roman"/>
+          <w:color w:val="0F1115"/>
+          <w:sz w:val="24"/>
+          <w:szCs w:val="24"/>
+          <w:lang w:eastAsia="es-AR"/>
+        </w:rPr>
         <w:br/>
       </w:r>
       <w:r>
@@ -753,6 +767,1142 @@
         <w:t>El caso fue seleccionado porque integra múltiples conceptos centrales de la materia:</w:t>
       </w:r>
     </w:p>
+    <w:tbl>
+      <w:tblPr>
+        <w:tblW w:w="10686" w:type="dxa"/>
+        <w:tblInd w:w="-616" w:type="dxa"/>
+        <w:tblCellMar>
+          <w:left w:w="70" w:type="dxa"/>
+          <w:right w:w="70" w:type="dxa"/>
+        </w:tblCellMar>
+        <w:tblLook w:val="04A0" w:firstRow="1" w:lastRow="0" w:firstColumn="1" w:lastColumn="0" w:noHBand="0" w:noVBand="1"/>
+      </w:tblPr>
+      <w:tblGrid>
+        <w:gridCol w:w="2689"/>
+        <w:gridCol w:w="7997"/>
+      </w:tblGrid>
+      <w:tr>
+        <w:trPr>
+          <w:trHeight w:val="400"/>
+        </w:trPr>
+        <w:tc>
+          <w:tcPr>
+            <w:tcW w:w="2689" w:type="dxa"/>
+            <w:tcBorders>
+              <w:top w:val="single" w:sz="4" w:space="0" w:color="auto"/>
+              <w:left w:val="single" w:sz="4" w:space="0" w:color="auto"/>
+              <w:bottom w:val="single" w:sz="4" w:space="0" w:color="auto"/>
+              <w:right w:val="single" w:sz="4" w:space="0" w:color="auto"/>
+            </w:tcBorders>
+            <w:shd w:val="clear" w:color="000000" w:fill="BFBFBF"/>
+            <w:vAlign w:val="center"/>
+            <w:hideMark/>
+          </w:tcPr>
+          <w:p>
+            <w:pPr>
+              <w:spacing w:after="0" w:line="240" w:lineRule="auto"/>
+              <w:ind w:firstLineChars="100" w:firstLine="221"/>
+              <w:rPr>
+                <w:rFonts w:ascii="Arial" w:eastAsia="Times New Roman" w:hAnsi="Arial" w:cs="Arial"/>
+                <w:b/>
+                <w:bCs/>
+                <w:color w:val="000000"/>
+                <w:lang w:eastAsia="es-AR"/>
+              </w:rPr>
+            </w:pPr>
+            <w:r>
+              <w:rPr>
+                <w:rFonts w:ascii="Arial" w:eastAsia="Times New Roman" w:hAnsi="Arial" w:cs="Arial"/>
+                <w:b/>
+                <w:bCs/>
+                <w:color w:val="000000"/>
+                <w:lang w:eastAsia="es-AR"/>
+              </w:rPr>
+              <w:t>Concepto del curso</w:t>
+            </w:r>
+          </w:p>
+        </w:tc>
+        <w:tc>
+          <w:tcPr>
+            <w:tcW w:w="7997" w:type="dxa"/>
+            <w:tcBorders>
+              <w:top w:val="single" w:sz="4" w:space="0" w:color="auto"/>
+              <w:left w:val="nil"/>
+              <w:bottom w:val="single" w:sz="4" w:space="0" w:color="auto"/>
+              <w:right w:val="single" w:sz="4" w:space="0" w:color="auto"/>
+            </w:tcBorders>
+            <w:shd w:val="clear" w:color="000000" w:fill="BFBFBF"/>
+            <w:vAlign w:val="center"/>
+            <w:hideMark/>
+          </w:tcPr>
+          <w:p>
+            <w:pPr>
+              <w:spacing w:after="0" w:line="240" w:lineRule="auto"/>
+              <w:jc w:val="center"/>
+              <w:rPr>
+                <w:rFonts w:ascii="Arial" w:eastAsia="Times New Roman" w:hAnsi="Arial" w:cs="Arial"/>
+                <w:b/>
+                <w:bCs/>
+                <w:color w:val="000000"/>
+                <w:lang w:eastAsia="es-AR"/>
+              </w:rPr>
+            </w:pPr>
+            <w:r>
+              <w:rPr>
+                <w:rFonts w:ascii="Arial" w:eastAsia="Times New Roman" w:hAnsi="Arial" w:cs="Arial"/>
+                <w:b/>
+                <w:bCs/>
+                <w:color w:val="000000"/>
+                <w:lang w:eastAsia="es-AR"/>
+              </w:rPr>
+              <w:t>Evidencia en el caso</w:t>
+            </w:r>
+          </w:p>
+        </w:tc>
+      </w:tr>
+      <w:tr>
+        <w:trPr>
+          <w:trHeight w:val="600"/>
+        </w:trPr>
+        <w:tc>
+          <w:tcPr>
+            <w:tcW w:w="2689" w:type="dxa"/>
+            <w:tcBorders>
+              <w:top w:val="nil"/>
+              <w:left w:val="single" w:sz="4" w:space="0" w:color="auto"/>
+              <w:bottom w:val="single" w:sz="4" w:space="0" w:color="auto"/>
+              <w:right w:val="single" w:sz="4" w:space="0" w:color="auto"/>
+            </w:tcBorders>
+            <w:shd w:val="clear" w:color="000000" w:fill="FFFF00"/>
+            <w:vAlign w:val="center"/>
+            <w:hideMark/>
+          </w:tcPr>
+          <w:p>
+            <w:pPr>
+              <w:spacing w:after="0" w:line="240" w:lineRule="auto"/>
+              <w:rPr>
+                <w:rFonts w:ascii="Arial" w:eastAsia="Times New Roman" w:hAnsi="Arial" w:cs="Arial"/>
+                <w:b/>
+                <w:bCs/>
+                <w:color w:val="000000"/>
+                <w:lang w:eastAsia="es-AR"/>
+              </w:rPr>
+            </w:pPr>
+            <w:r>
+              <w:rPr>
+                <w:rFonts w:ascii="Arial" w:eastAsia="Times New Roman" w:hAnsi="Arial" w:cs="Arial"/>
+                <w:b/>
+                <w:bCs/>
+                <w:color w:val="000000"/>
+                <w:lang w:eastAsia="es-AR"/>
+              </w:rPr>
+              <w:t>Pensamiento sistémico</w:t>
+            </w:r>
+          </w:p>
+        </w:tc>
+        <w:tc>
+          <w:tcPr>
+            <w:tcW w:w="7997" w:type="dxa"/>
+            <w:tcBorders>
+              <w:top w:val="nil"/>
+              <w:left w:val="nil"/>
+              <w:bottom w:val="single" w:sz="4" w:space="0" w:color="auto"/>
+              <w:right w:val="single" w:sz="4" w:space="0" w:color="auto"/>
+            </w:tcBorders>
+            <w:shd w:val="clear" w:color="auto" w:fill="auto"/>
+            <w:vAlign w:val="center"/>
+            <w:hideMark/>
+          </w:tcPr>
+          <w:p>
+            <w:pPr>
+              <w:spacing w:after="0" w:line="240" w:lineRule="auto"/>
+              <w:rPr>
+                <w:rFonts w:ascii="Arial" w:eastAsia="Times New Roman" w:hAnsi="Arial" w:cs="Arial"/>
+                <w:color w:val="000000"/>
+                <w:lang w:eastAsia="es-AR"/>
+              </w:rPr>
+            </w:pPr>
+            <w:r>
+              <w:rPr>
+                <w:rFonts w:ascii="Arial" w:eastAsia="Times New Roman" w:hAnsi="Arial" w:cs="Arial"/>
+                <w:color w:val="000000"/>
+                <w:lang w:eastAsia="es-AR"/>
+              </w:rPr>
+              <w:t>Las decisiones de compra afectan stock, vencimientos, flujo de caja y clima laboral.</w:t>
+            </w:r>
+          </w:p>
+        </w:tc>
+      </w:tr>
+      <w:tr>
+        <w:trPr>
+          <w:trHeight w:val="600"/>
+        </w:trPr>
+        <w:tc>
+          <w:tcPr>
+            <w:tcW w:w="2689" w:type="dxa"/>
+            <w:tcBorders>
+              <w:top w:val="nil"/>
+              <w:left w:val="single" w:sz="4" w:space="0" w:color="auto"/>
+              <w:bottom w:val="single" w:sz="4" w:space="0" w:color="auto"/>
+              <w:right w:val="single" w:sz="4" w:space="0" w:color="auto"/>
+            </w:tcBorders>
+            <w:shd w:val="clear" w:color="000000" w:fill="FFFF00"/>
+            <w:vAlign w:val="center"/>
+            <w:hideMark/>
+          </w:tcPr>
+          <w:p>
+            <w:pPr>
+              <w:spacing w:after="0" w:line="240" w:lineRule="auto"/>
+              <w:rPr>
+                <w:rFonts w:ascii="Arial" w:eastAsia="Times New Roman" w:hAnsi="Arial" w:cs="Arial"/>
+                <w:b/>
+                <w:bCs/>
+                <w:color w:val="000000"/>
+                <w:lang w:eastAsia="es-AR"/>
+              </w:rPr>
+            </w:pPr>
+            <w:r>
+              <w:rPr>
+                <w:rFonts w:ascii="Arial" w:eastAsia="Times New Roman" w:hAnsi="Arial" w:cs="Arial"/>
+                <w:b/>
+                <w:bCs/>
+                <w:color w:val="000000"/>
+                <w:lang w:eastAsia="es-AR"/>
+              </w:rPr>
+              <w:t>Modelos organizativos</w:t>
+            </w:r>
+          </w:p>
+        </w:tc>
+        <w:tc>
+          <w:tcPr>
+            <w:tcW w:w="7997" w:type="dxa"/>
+            <w:tcBorders>
+              <w:top w:val="nil"/>
+              <w:left w:val="nil"/>
+              <w:bottom w:val="single" w:sz="4" w:space="0" w:color="auto"/>
+              <w:right w:val="single" w:sz="4" w:space="0" w:color="auto"/>
+            </w:tcBorders>
+            <w:shd w:val="clear" w:color="auto" w:fill="auto"/>
+            <w:vAlign w:val="center"/>
+            <w:hideMark/>
+          </w:tcPr>
+          <w:p>
+            <w:pPr>
+              <w:spacing w:after="0" w:line="240" w:lineRule="auto"/>
+              <w:rPr>
+                <w:rFonts w:ascii="Arial" w:eastAsia="Times New Roman" w:hAnsi="Arial" w:cs="Arial"/>
+                <w:color w:val="000000"/>
+                <w:lang w:eastAsia="es-AR"/>
+              </w:rPr>
+            </w:pPr>
+            <w:r>
+              <w:rPr>
+                <w:rFonts w:ascii="Arial" w:eastAsia="Times New Roman" w:hAnsi="Arial" w:cs="Arial"/>
+                <w:color w:val="000000"/>
+                <w:lang w:eastAsia="es-AR"/>
+              </w:rPr>
+              <w:t>Bicefalia (Don Roberto vs. hijos) genera órdenes contradictorias.</w:t>
+            </w:r>
+          </w:p>
+        </w:tc>
+      </w:tr>
+      <w:tr>
+        <w:trPr>
+          <w:trHeight w:val="600"/>
+        </w:trPr>
+        <w:tc>
+          <w:tcPr>
+            <w:tcW w:w="2689" w:type="dxa"/>
+            <w:tcBorders>
+              <w:top w:val="nil"/>
+              <w:left w:val="single" w:sz="4" w:space="0" w:color="auto"/>
+              <w:bottom w:val="single" w:sz="4" w:space="0" w:color="auto"/>
+              <w:right w:val="single" w:sz="4" w:space="0" w:color="auto"/>
+            </w:tcBorders>
+            <w:shd w:val="clear" w:color="000000" w:fill="FFFF00"/>
+            <w:vAlign w:val="center"/>
+            <w:hideMark/>
+          </w:tcPr>
+          <w:p>
+            <w:pPr>
+              <w:spacing w:after="0" w:line="240" w:lineRule="auto"/>
+              <w:rPr>
+                <w:rFonts w:ascii="Arial" w:eastAsia="Times New Roman" w:hAnsi="Arial" w:cs="Arial"/>
+                <w:b/>
+                <w:bCs/>
+                <w:color w:val="000000"/>
+                <w:lang w:eastAsia="es-AR"/>
+              </w:rPr>
+            </w:pPr>
+            <w:r>
+              <w:rPr>
+                <w:rFonts w:ascii="Arial" w:eastAsia="Times New Roman" w:hAnsi="Arial" w:cs="Arial"/>
+                <w:b/>
+                <w:bCs/>
+                <w:color w:val="000000"/>
+                <w:lang w:eastAsia="es-AR"/>
+              </w:rPr>
+              <w:t>Relevamiento de procesos</w:t>
+            </w:r>
+          </w:p>
+        </w:tc>
+        <w:tc>
+          <w:tcPr>
+            <w:tcW w:w="7997" w:type="dxa"/>
+            <w:tcBorders>
+              <w:top w:val="nil"/>
+              <w:left w:val="nil"/>
+              <w:bottom w:val="single" w:sz="4" w:space="0" w:color="auto"/>
+              <w:right w:val="single" w:sz="4" w:space="0" w:color="auto"/>
+            </w:tcBorders>
+            <w:shd w:val="clear" w:color="auto" w:fill="auto"/>
+            <w:vAlign w:val="center"/>
+            <w:hideMark/>
+          </w:tcPr>
+          <w:p>
+            <w:pPr>
+              <w:spacing w:after="0" w:line="240" w:lineRule="auto"/>
+              <w:rPr>
+                <w:rFonts w:ascii="Arial" w:eastAsia="Times New Roman" w:hAnsi="Arial" w:cs="Arial"/>
+                <w:color w:val="000000"/>
+                <w:lang w:eastAsia="es-AR"/>
+              </w:rPr>
+            </w:pPr>
+            <w:r>
+              <w:rPr>
+                <w:rFonts w:ascii="Arial" w:eastAsia="Times New Roman" w:hAnsi="Arial" w:cs="Arial"/>
+                <w:color w:val="000000"/>
+                <w:lang w:eastAsia="es-AR"/>
+              </w:rPr>
+              <w:t>Proceso de compras basado en intuición, sin trazabilidad.</w:t>
+            </w:r>
+          </w:p>
+        </w:tc>
+      </w:tr>
+      <w:tr>
+        <w:trPr>
+          <w:trHeight w:val="600"/>
+        </w:trPr>
+        <w:tc>
+          <w:tcPr>
+            <w:tcW w:w="2689" w:type="dxa"/>
+            <w:tcBorders>
+              <w:top w:val="nil"/>
+              <w:left w:val="single" w:sz="4" w:space="0" w:color="auto"/>
+              <w:bottom w:val="single" w:sz="4" w:space="0" w:color="auto"/>
+              <w:right w:val="single" w:sz="4" w:space="0" w:color="auto"/>
+            </w:tcBorders>
+            <w:shd w:val="clear" w:color="000000" w:fill="FFFF00"/>
+            <w:vAlign w:val="center"/>
+            <w:hideMark/>
+          </w:tcPr>
+          <w:p>
+            <w:pPr>
+              <w:spacing w:after="0" w:line="240" w:lineRule="auto"/>
+              <w:rPr>
+                <w:rFonts w:ascii="Arial" w:eastAsia="Times New Roman" w:hAnsi="Arial" w:cs="Arial"/>
+                <w:b/>
+                <w:bCs/>
+                <w:color w:val="000000"/>
+                <w:lang w:eastAsia="es-AR"/>
+              </w:rPr>
+            </w:pPr>
+            <w:r>
+              <w:rPr>
+                <w:rFonts w:ascii="Arial" w:eastAsia="Times New Roman" w:hAnsi="Arial" w:cs="Arial"/>
+                <w:b/>
+                <w:bCs/>
+                <w:color w:val="000000"/>
+                <w:lang w:eastAsia="es-AR"/>
+              </w:rPr>
+              <w:t>Ingeniería de requerimientos</w:t>
+            </w:r>
+          </w:p>
+        </w:tc>
+        <w:tc>
+          <w:tcPr>
+            <w:tcW w:w="7997" w:type="dxa"/>
+            <w:tcBorders>
+              <w:top w:val="nil"/>
+              <w:left w:val="nil"/>
+              <w:bottom w:val="single" w:sz="4" w:space="0" w:color="auto"/>
+              <w:right w:val="single" w:sz="4" w:space="0" w:color="auto"/>
+            </w:tcBorders>
+            <w:shd w:val="clear" w:color="auto" w:fill="auto"/>
+            <w:vAlign w:val="center"/>
+            <w:hideMark/>
+          </w:tcPr>
+          <w:p>
+            <w:pPr>
+              <w:spacing w:after="0" w:line="240" w:lineRule="auto"/>
+              <w:rPr>
+                <w:rFonts w:ascii="Arial" w:eastAsia="Times New Roman" w:hAnsi="Arial" w:cs="Arial"/>
+                <w:color w:val="000000"/>
+                <w:lang w:eastAsia="es-AR"/>
+              </w:rPr>
+            </w:pPr>
+            <w:r>
+              <w:rPr>
+                <w:rFonts w:ascii="Arial" w:eastAsia="Times New Roman" w:hAnsi="Arial" w:cs="Arial"/>
+                <w:color w:val="000000"/>
+                <w:lang w:eastAsia="es-AR"/>
+              </w:rPr>
+              <w:t>Necesidad de alertas de stock mínimo, trazabilidad FEFO, integración financiera.</w:t>
+            </w:r>
+          </w:p>
+        </w:tc>
+      </w:tr>
+      <w:tr>
+        <w:trPr>
+          <w:trHeight w:val="600"/>
+        </w:trPr>
+        <w:tc>
+          <w:tcPr>
+            <w:tcW w:w="2689" w:type="dxa"/>
+            <w:tcBorders>
+              <w:top w:val="nil"/>
+              <w:left w:val="single" w:sz="4" w:space="0" w:color="auto"/>
+              <w:bottom w:val="single" w:sz="4" w:space="0" w:color="auto"/>
+              <w:right w:val="single" w:sz="4" w:space="0" w:color="auto"/>
+            </w:tcBorders>
+            <w:shd w:val="clear" w:color="000000" w:fill="FFFF00"/>
+            <w:vAlign w:val="center"/>
+            <w:hideMark/>
+          </w:tcPr>
+          <w:p>
+            <w:pPr>
+              <w:spacing w:after="0" w:line="240" w:lineRule="auto"/>
+              <w:rPr>
+                <w:rFonts w:ascii="Arial" w:eastAsia="Times New Roman" w:hAnsi="Arial" w:cs="Arial"/>
+                <w:b/>
+                <w:bCs/>
+                <w:color w:val="000000"/>
+                <w:lang w:eastAsia="es-AR"/>
+              </w:rPr>
+            </w:pPr>
+            <w:r>
+              <w:rPr>
+                <w:rFonts w:ascii="Arial" w:eastAsia="Times New Roman" w:hAnsi="Arial" w:cs="Arial"/>
+                <w:b/>
+                <w:bCs/>
+                <w:color w:val="000000"/>
+                <w:lang w:eastAsia="es-AR"/>
+              </w:rPr>
+              <w:t>Gestión del cambio</w:t>
+            </w:r>
+          </w:p>
+        </w:tc>
+        <w:tc>
+          <w:tcPr>
+            <w:tcW w:w="7997" w:type="dxa"/>
+            <w:tcBorders>
+              <w:top w:val="nil"/>
+              <w:left w:val="nil"/>
+              <w:bottom w:val="single" w:sz="4" w:space="0" w:color="auto"/>
+              <w:right w:val="single" w:sz="4" w:space="0" w:color="auto"/>
+            </w:tcBorders>
+            <w:shd w:val="clear" w:color="auto" w:fill="auto"/>
+            <w:vAlign w:val="center"/>
+            <w:hideMark/>
+          </w:tcPr>
+          <w:p>
+            <w:pPr>
+              <w:spacing w:after="0" w:line="240" w:lineRule="auto"/>
+              <w:rPr>
+                <w:rFonts w:ascii="Arial" w:eastAsia="Times New Roman" w:hAnsi="Arial" w:cs="Arial"/>
+                <w:color w:val="000000"/>
+                <w:lang w:eastAsia="es-AR"/>
+              </w:rPr>
+            </w:pPr>
+            <w:r>
+              <w:rPr>
+                <w:rFonts w:ascii="Arial" w:eastAsia="Times New Roman" w:hAnsi="Arial" w:cs="Arial"/>
+                <w:color w:val="000000"/>
+                <w:lang w:eastAsia="es-AR"/>
+              </w:rPr>
+              <w:t>Resistencia del fundador a sistemas, necesidad de profesionalización sin desplazarlo.</w:t>
+            </w:r>
+          </w:p>
+        </w:tc>
+      </w:tr>
+    </w:tbl>
+    <w:p>
+      <w:pPr>
+        <w:pStyle w:val="ds-markdown-paragraph"/>
+        <w:shd w:val="clear" w:color="auto" w:fill="FFFFFF"/>
+        <w:spacing w:before="240" w:beforeAutospacing="0" w:after="240" w:afterAutospacing="0"/>
+        <w:rPr>
+          <w:rFonts w:ascii="Arial" w:hAnsi="Arial" w:cs="Arial"/>
+          <w:color w:val="0F1115"/>
+          <w:sz w:val="22"/>
+          <w:szCs w:val="22"/>
+        </w:rPr>
+      </w:pPr>
+    </w:p>
+    <w:p>
+      <w:pPr>
+        <w:pStyle w:val="ds-markdown-paragraph"/>
+        <w:shd w:val="clear" w:color="auto" w:fill="FFFFFF"/>
+        <w:spacing w:before="240" w:beforeAutospacing="0" w:after="240" w:afterAutospacing="0"/>
+        <w:rPr>
+          <w:rFonts w:ascii="Inter" w:hAnsi="Inter"/>
+          <w:color w:val="0F1115"/>
+        </w:rPr>
+      </w:pPr>
+      <w:r>
+        <w:rPr>
+          <w:rStyle w:val="Textoennegrita"/>
+          <w:rFonts w:ascii="Inter" w:eastAsiaTheme="majorEastAsia" w:hAnsi="Inter"/>
+          <w:color w:val="0F1115"/>
+        </w:rPr>
+        <w:t>Desafíos a analizar:</w:t>
+      </w:r>
+    </w:p>
+    <w:p>
+      <w:pPr>
+        <w:pStyle w:val="ds-markdown-paragraph"/>
+        <w:numPr>
+          <w:ilvl w:val="0"/>
+          <w:numId w:val="1"/>
+        </w:numPr>
+        <w:shd w:val="clear" w:color="auto" w:fill="FFFFFF"/>
+        <w:spacing w:after="0" w:afterAutospacing="0"/>
+        <w:rPr>
+          <w:rFonts w:ascii="Inter" w:hAnsi="Inter"/>
+          <w:color w:val="0F1115"/>
+        </w:rPr>
+      </w:pPr>
+      <w:r>
+        <w:rPr>
+          <w:rFonts w:ascii="Inter" w:hAnsi="Inter"/>
+          <w:color w:val="0F1115"/>
+        </w:rPr>
+        <w:t>Cómo equilibrar la experiencia empírica con la gestión basada en datos.</w:t>
+      </w:r>
+    </w:p>
+    <w:p>
+      <w:pPr>
+        <w:pStyle w:val="ds-markdown-paragraph"/>
+        <w:numPr>
+          <w:ilvl w:val="0"/>
+          <w:numId w:val="1"/>
+        </w:numPr>
+        <w:shd w:val="clear" w:color="auto" w:fill="FFFFFF"/>
+        <w:spacing w:after="0" w:afterAutospacing="0"/>
+        <w:rPr>
+          <w:rFonts w:ascii="Inter" w:hAnsi="Inter"/>
+          <w:color w:val="0F1115"/>
+        </w:rPr>
+      </w:pPr>
+      <w:r>
+        <w:rPr>
+          <w:rFonts w:ascii="Inter" w:hAnsi="Inter"/>
+          <w:color w:val="0F1115"/>
+        </w:rPr>
+        <w:t>Cómo eliminar la bicefalia mediante un sistema único de información.</w:t>
+      </w:r>
+    </w:p>
+    <w:p>
+      <w:pPr>
+        <w:pStyle w:val="ds-markdown-paragraph"/>
+        <w:numPr>
+          <w:ilvl w:val="0"/>
+          <w:numId w:val="1"/>
+        </w:numPr>
+        <w:shd w:val="clear" w:color="auto" w:fill="FFFFFF"/>
+        <w:spacing w:after="0" w:afterAutospacing="0"/>
+        <w:rPr>
+          <w:rFonts w:ascii="Inter" w:hAnsi="Inter"/>
+          <w:color w:val="0F1115"/>
+        </w:rPr>
+      </w:pPr>
+      <w:r>
+        <w:rPr>
+          <w:rFonts w:ascii="Inter" w:hAnsi="Inter"/>
+          <w:color w:val="0F1115"/>
+        </w:rPr>
+        <w:t>Cómo reducir pérdidas por vencimiento y mejorar el flujo de caja.</w:t>
+      </w:r>
+    </w:p>
+    <w:p>
+      <w:pPr>
+        <w:rPr>
+          <w:rFonts w:ascii="Inter" w:eastAsiaTheme="majorEastAsia" w:hAnsi="Inter" w:cstheme="majorBidi"/>
+          <w:color w:val="0F1115"/>
+          <w:sz w:val="30"/>
+          <w:szCs w:val="30"/>
+        </w:rPr>
+      </w:pPr>
+      <w:r>
+        <w:rPr>
+          <w:rFonts w:ascii="Inter" w:hAnsi="Inter"/>
+          <w:color w:val="0F1115"/>
+          <w:sz w:val="30"/>
+          <w:szCs w:val="30"/>
+        </w:rPr>
+        <w:br w:type="page"/>
+      </w:r>
+    </w:p>
+    <w:p>
+      <w:pPr>
+        <w:pStyle w:val="Ttulo3"/>
+        <w:shd w:val="clear" w:color="auto" w:fill="FFFFFF"/>
+        <w:spacing w:before="480" w:after="240" w:line="450" w:lineRule="atLeast"/>
+        <w:rPr>
+          <w:rFonts w:ascii="Inter" w:hAnsi="Inter"/>
+          <w:color w:val="0F1115"/>
+          <w:sz w:val="30"/>
+          <w:szCs w:val="30"/>
+        </w:rPr>
+      </w:pPr>
+      <w:r>
+        <w:rPr>
+          <w:rFonts w:ascii="Inter" w:hAnsi="Inter"/>
+          <w:color w:val="0F1115"/>
+          <w:sz w:val="30"/>
+          <w:szCs w:val="30"/>
+        </w:rPr>
+        <w:lastRenderedPageBreak/>
+        <w:t>1.3 Modelo de negocio, productos, mercado y posición</w:t>
+      </w:r>
+    </w:p>
+    <w:tbl>
+      <w:tblPr>
+        <w:tblW w:w="10524" w:type="dxa"/>
+        <w:tblInd w:w="-586" w:type="dxa"/>
+        <w:tblCellMar>
+          <w:left w:w="70" w:type="dxa"/>
+          <w:right w:w="70" w:type="dxa"/>
+        </w:tblCellMar>
+        <w:tblLook w:val="04A0" w:firstRow="1" w:lastRow="0" w:firstColumn="1" w:lastColumn="0" w:noHBand="0" w:noVBand="1"/>
+      </w:tblPr>
+      <w:tblGrid>
+        <w:gridCol w:w="1620"/>
+        <w:gridCol w:w="8904"/>
+      </w:tblGrid>
+      <w:tr>
+        <w:trPr>
+          <w:trHeight w:val="300"/>
+        </w:trPr>
+        <w:tc>
+          <w:tcPr>
+            <w:tcW w:w="1620" w:type="dxa"/>
+            <w:tcBorders>
+              <w:top w:val="single" w:sz="4" w:space="0" w:color="auto"/>
+              <w:left w:val="single" w:sz="4" w:space="0" w:color="auto"/>
+              <w:bottom w:val="single" w:sz="4" w:space="0" w:color="auto"/>
+              <w:right w:val="single" w:sz="4" w:space="0" w:color="auto"/>
+            </w:tcBorders>
+            <w:shd w:val="clear" w:color="000000" w:fill="BFBFBF"/>
+            <w:vAlign w:val="center"/>
+            <w:hideMark/>
+          </w:tcPr>
+          <w:p>
+            <w:pPr>
+              <w:spacing w:after="0" w:line="240" w:lineRule="auto"/>
+              <w:ind w:firstLineChars="100" w:firstLine="230"/>
+              <w:rPr>
+                <w:rFonts w:ascii="Inter" w:eastAsia="Times New Roman" w:hAnsi="Inter" w:cs="Calibri"/>
+                <w:color w:val="000000"/>
+                <w:sz w:val="23"/>
+                <w:szCs w:val="23"/>
+                <w:lang w:eastAsia="es-AR"/>
+              </w:rPr>
+            </w:pPr>
+            <w:r>
+              <w:rPr>
+                <w:rFonts w:ascii="Inter" w:eastAsia="Times New Roman" w:hAnsi="Inter" w:cs="Calibri"/>
+                <w:color w:val="000000"/>
+                <w:sz w:val="23"/>
+                <w:szCs w:val="23"/>
+                <w:lang w:eastAsia="es-AR"/>
+              </w:rPr>
+              <w:t>Aspecto</w:t>
+            </w:r>
+          </w:p>
+        </w:tc>
+        <w:tc>
+          <w:tcPr>
+            <w:tcW w:w="8904" w:type="dxa"/>
+            <w:tcBorders>
+              <w:top w:val="single" w:sz="4" w:space="0" w:color="auto"/>
+              <w:left w:val="nil"/>
+              <w:bottom w:val="single" w:sz="4" w:space="0" w:color="auto"/>
+              <w:right w:val="single" w:sz="4" w:space="0" w:color="auto"/>
+            </w:tcBorders>
+            <w:shd w:val="clear" w:color="000000" w:fill="BFBFBF"/>
+            <w:vAlign w:val="center"/>
+            <w:hideMark/>
+          </w:tcPr>
+          <w:p>
+            <w:pPr>
+              <w:spacing w:after="0" w:line="240" w:lineRule="auto"/>
+              <w:jc w:val="center"/>
+              <w:rPr>
+                <w:rFonts w:ascii="Inter" w:eastAsia="Times New Roman" w:hAnsi="Inter" w:cs="Calibri"/>
+                <w:color w:val="000000"/>
+                <w:sz w:val="23"/>
+                <w:szCs w:val="23"/>
+                <w:lang w:eastAsia="es-AR"/>
+              </w:rPr>
+            </w:pPr>
+            <w:r>
+              <w:rPr>
+                <w:rFonts w:ascii="Inter" w:eastAsia="Times New Roman" w:hAnsi="Inter" w:cs="Calibri"/>
+                <w:color w:val="000000"/>
+                <w:sz w:val="23"/>
+                <w:szCs w:val="23"/>
+                <w:lang w:eastAsia="es-AR"/>
+              </w:rPr>
+              <w:t>Descripción</w:t>
+            </w:r>
+          </w:p>
+        </w:tc>
+      </w:tr>
+      <w:tr>
+        <w:trPr>
+          <w:trHeight w:val="1000"/>
+        </w:trPr>
+        <w:tc>
+          <w:tcPr>
+            <w:tcW w:w="1620" w:type="dxa"/>
+            <w:tcBorders>
+              <w:top w:val="nil"/>
+              <w:left w:val="single" w:sz="4" w:space="0" w:color="auto"/>
+              <w:bottom w:val="single" w:sz="4" w:space="0" w:color="auto"/>
+              <w:right w:val="single" w:sz="4" w:space="0" w:color="auto"/>
+            </w:tcBorders>
+            <w:shd w:val="clear" w:color="000000" w:fill="FFFF00"/>
+            <w:vAlign w:val="center"/>
+            <w:hideMark/>
+          </w:tcPr>
+          <w:p>
+            <w:pPr>
+              <w:spacing w:after="0" w:line="240" w:lineRule="auto"/>
+              <w:rPr>
+                <w:rFonts w:ascii="Inter" w:eastAsia="Times New Roman" w:hAnsi="Inter" w:cs="Calibri"/>
+                <w:b/>
+                <w:bCs/>
+                <w:color w:val="000000"/>
+                <w:sz w:val="23"/>
+                <w:szCs w:val="23"/>
+                <w:lang w:eastAsia="es-AR"/>
+              </w:rPr>
+            </w:pPr>
+            <w:r>
+              <w:rPr>
+                <w:rFonts w:ascii="Inter" w:eastAsia="Times New Roman" w:hAnsi="Inter" w:cs="Calibri"/>
+                <w:b/>
+                <w:bCs/>
+                <w:color w:val="000000"/>
+                <w:sz w:val="23"/>
+                <w:szCs w:val="23"/>
+                <w:lang w:eastAsia="es-AR"/>
+              </w:rPr>
+              <w:t>Productos</w:t>
+            </w:r>
+          </w:p>
+        </w:tc>
+        <w:tc>
+          <w:tcPr>
+            <w:tcW w:w="8904" w:type="dxa"/>
+            <w:tcBorders>
+              <w:top w:val="nil"/>
+              <w:left w:val="nil"/>
+              <w:bottom w:val="single" w:sz="4" w:space="0" w:color="auto"/>
+              <w:right w:val="single" w:sz="4" w:space="0" w:color="auto"/>
+            </w:tcBorders>
+            <w:shd w:val="clear" w:color="auto" w:fill="auto"/>
+            <w:vAlign w:val="center"/>
+            <w:hideMark/>
+          </w:tcPr>
+          <w:p>
+            <w:pPr>
+              <w:spacing w:after="0" w:line="240" w:lineRule="auto"/>
+              <w:rPr>
+                <w:rFonts w:ascii="Inter" w:eastAsia="Times New Roman" w:hAnsi="Inter" w:cs="Calibri"/>
+                <w:color w:val="000000"/>
+                <w:sz w:val="23"/>
+                <w:szCs w:val="23"/>
+                <w:lang w:eastAsia="es-AR"/>
+              </w:rPr>
+            </w:pPr>
+            <w:r>
+              <w:rPr>
+                <w:rFonts w:ascii="Inter" w:eastAsia="Times New Roman" w:hAnsi="Inter" w:cs="Calibri"/>
+                <w:color w:val="000000"/>
+                <w:sz w:val="23"/>
+                <w:szCs w:val="23"/>
+                <w:lang w:eastAsia="es-AR"/>
+              </w:rPr>
+              <w:t>Artículos de limpieza: detergentes, lavandina, desinfectantes, escobas, trapos, baldes, guantes, etc. (más de 500 SKU).</w:t>
+            </w:r>
+          </w:p>
+        </w:tc>
+      </w:tr>
+      <w:tr>
+        <w:trPr>
+          <w:trHeight w:val="1000"/>
+        </w:trPr>
+        <w:tc>
+          <w:tcPr>
+            <w:tcW w:w="1620" w:type="dxa"/>
+            <w:tcBorders>
+              <w:top w:val="nil"/>
+              <w:left w:val="single" w:sz="4" w:space="0" w:color="auto"/>
+              <w:bottom w:val="single" w:sz="4" w:space="0" w:color="auto"/>
+              <w:right w:val="single" w:sz="4" w:space="0" w:color="auto"/>
+            </w:tcBorders>
+            <w:shd w:val="clear" w:color="000000" w:fill="FFFF00"/>
+            <w:vAlign w:val="center"/>
+            <w:hideMark/>
+          </w:tcPr>
+          <w:p>
+            <w:pPr>
+              <w:spacing w:after="0" w:line="240" w:lineRule="auto"/>
+              <w:rPr>
+                <w:rFonts w:ascii="Inter" w:eastAsia="Times New Roman" w:hAnsi="Inter" w:cs="Calibri"/>
+                <w:b/>
+                <w:bCs/>
+                <w:color w:val="000000"/>
+                <w:sz w:val="23"/>
+                <w:szCs w:val="23"/>
+                <w:lang w:eastAsia="es-AR"/>
+              </w:rPr>
+            </w:pPr>
+            <w:r>
+              <w:rPr>
+                <w:rFonts w:ascii="Inter" w:eastAsia="Times New Roman" w:hAnsi="Inter" w:cs="Calibri"/>
+                <w:b/>
+                <w:bCs/>
+                <w:color w:val="000000"/>
+                <w:sz w:val="23"/>
+                <w:szCs w:val="23"/>
+                <w:lang w:eastAsia="es-AR"/>
+              </w:rPr>
+              <w:t>Servicios</w:t>
+            </w:r>
+          </w:p>
+        </w:tc>
+        <w:tc>
+          <w:tcPr>
+            <w:tcW w:w="8904" w:type="dxa"/>
+            <w:tcBorders>
+              <w:top w:val="nil"/>
+              <w:left w:val="nil"/>
+              <w:bottom w:val="single" w:sz="4" w:space="0" w:color="auto"/>
+              <w:right w:val="single" w:sz="4" w:space="0" w:color="auto"/>
+            </w:tcBorders>
+            <w:shd w:val="clear" w:color="auto" w:fill="auto"/>
+            <w:vAlign w:val="center"/>
+            <w:hideMark/>
+          </w:tcPr>
+          <w:p>
+            <w:pPr>
+              <w:spacing w:after="0" w:line="240" w:lineRule="auto"/>
+              <w:rPr>
+                <w:rFonts w:ascii="Inter" w:eastAsia="Times New Roman" w:hAnsi="Inter" w:cs="Calibri"/>
+                <w:color w:val="000000"/>
+                <w:sz w:val="23"/>
+                <w:szCs w:val="23"/>
+                <w:lang w:eastAsia="es-AR"/>
+              </w:rPr>
+            </w:pPr>
+            <w:r>
+              <w:rPr>
+                <w:rFonts w:ascii="Inter" w:eastAsia="Times New Roman" w:hAnsi="Inter" w:cs="Calibri"/>
+                <w:color w:val="000000"/>
+                <w:sz w:val="23"/>
+                <w:szCs w:val="23"/>
+                <w:lang w:eastAsia="es-AR"/>
+              </w:rPr>
+              <w:t>Venta mayorista con entregas a depósitos de clientes; cuentas corrientes a 30/60 días.</w:t>
+            </w:r>
+          </w:p>
+        </w:tc>
+      </w:tr>
+      <w:tr>
+        <w:trPr>
+          <w:trHeight w:val="1000"/>
+        </w:trPr>
+        <w:tc>
+          <w:tcPr>
+            <w:tcW w:w="1620" w:type="dxa"/>
+            <w:tcBorders>
+              <w:top w:val="nil"/>
+              <w:left w:val="single" w:sz="4" w:space="0" w:color="auto"/>
+              <w:bottom w:val="single" w:sz="4" w:space="0" w:color="auto"/>
+              <w:right w:val="single" w:sz="4" w:space="0" w:color="auto"/>
+            </w:tcBorders>
+            <w:shd w:val="clear" w:color="000000" w:fill="FFFF00"/>
+            <w:vAlign w:val="center"/>
+            <w:hideMark/>
+          </w:tcPr>
+          <w:p>
+            <w:pPr>
+              <w:spacing w:after="0" w:line="240" w:lineRule="auto"/>
+              <w:rPr>
+                <w:rFonts w:ascii="Inter" w:eastAsia="Times New Roman" w:hAnsi="Inter" w:cs="Calibri"/>
+                <w:b/>
+                <w:bCs/>
+                <w:color w:val="000000"/>
+                <w:sz w:val="23"/>
+                <w:szCs w:val="23"/>
+                <w:lang w:eastAsia="es-AR"/>
+              </w:rPr>
+            </w:pPr>
+            <w:r>
+              <w:rPr>
+                <w:rFonts w:ascii="Inter" w:eastAsia="Times New Roman" w:hAnsi="Inter" w:cs="Calibri"/>
+                <w:b/>
+                <w:bCs/>
+                <w:color w:val="000000"/>
+                <w:sz w:val="23"/>
+                <w:szCs w:val="23"/>
+                <w:lang w:eastAsia="es-AR"/>
+              </w:rPr>
+              <w:t>Mercado objetivo</w:t>
+            </w:r>
+          </w:p>
+        </w:tc>
+        <w:tc>
+          <w:tcPr>
+            <w:tcW w:w="8904" w:type="dxa"/>
+            <w:tcBorders>
+              <w:top w:val="nil"/>
+              <w:left w:val="nil"/>
+              <w:bottom w:val="single" w:sz="4" w:space="0" w:color="auto"/>
+              <w:right w:val="single" w:sz="4" w:space="0" w:color="auto"/>
+            </w:tcBorders>
+            <w:shd w:val="clear" w:color="auto" w:fill="auto"/>
+            <w:vAlign w:val="center"/>
+            <w:hideMark/>
+          </w:tcPr>
+          <w:p>
+            <w:pPr>
+              <w:spacing w:after="0" w:line="240" w:lineRule="auto"/>
+              <w:rPr>
+                <w:rFonts w:ascii="Inter" w:eastAsia="Times New Roman" w:hAnsi="Inter" w:cs="Calibri"/>
+                <w:color w:val="000000"/>
+                <w:sz w:val="23"/>
+                <w:szCs w:val="23"/>
+                <w:lang w:eastAsia="es-AR"/>
+              </w:rPr>
+            </w:pPr>
+            <w:r>
+              <w:rPr>
+                <w:rFonts w:ascii="Inter" w:eastAsia="Times New Roman" w:hAnsi="Inter" w:cs="Calibri"/>
+                <w:color w:val="000000"/>
+                <w:sz w:val="23"/>
+                <w:szCs w:val="23"/>
+                <w:lang w:eastAsia="es-AR"/>
+              </w:rPr>
+              <w:t>Pequeños y medianos comercios: almacenes, kioscos, colegios, empresas de limpieza, restaurantes.</w:t>
+            </w:r>
+          </w:p>
+        </w:tc>
+      </w:tr>
+      <w:tr>
+        <w:trPr>
+          <w:trHeight w:val="1000"/>
+        </w:trPr>
+        <w:tc>
+          <w:tcPr>
+            <w:tcW w:w="1620" w:type="dxa"/>
+            <w:tcBorders>
+              <w:top w:val="nil"/>
+              <w:left w:val="single" w:sz="4" w:space="0" w:color="auto"/>
+              <w:bottom w:val="single" w:sz="4" w:space="0" w:color="auto"/>
+              <w:right w:val="single" w:sz="4" w:space="0" w:color="auto"/>
+            </w:tcBorders>
+            <w:shd w:val="clear" w:color="000000" w:fill="FFFF00"/>
+            <w:vAlign w:val="center"/>
+            <w:hideMark/>
+          </w:tcPr>
+          <w:p>
+            <w:pPr>
+              <w:spacing w:after="0" w:line="240" w:lineRule="auto"/>
+              <w:rPr>
+                <w:rFonts w:ascii="Inter" w:eastAsia="Times New Roman" w:hAnsi="Inter" w:cs="Calibri"/>
+                <w:b/>
+                <w:bCs/>
+                <w:color w:val="000000"/>
+                <w:sz w:val="23"/>
+                <w:szCs w:val="23"/>
+                <w:lang w:eastAsia="es-AR"/>
+              </w:rPr>
+            </w:pPr>
+            <w:r>
+              <w:rPr>
+                <w:rFonts w:ascii="Inter" w:eastAsia="Times New Roman" w:hAnsi="Inter" w:cs="Calibri"/>
+                <w:b/>
+                <w:bCs/>
+                <w:color w:val="000000"/>
+                <w:sz w:val="23"/>
+                <w:szCs w:val="23"/>
+                <w:lang w:eastAsia="es-AR"/>
+              </w:rPr>
+              <w:t>Posición competitiva</w:t>
+            </w:r>
+          </w:p>
+        </w:tc>
+        <w:tc>
+          <w:tcPr>
+            <w:tcW w:w="8904" w:type="dxa"/>
+            <w:tcBorders>
+              <w:top w:val="nil"/>
+              <w:left w:val="nil"/>
+              <w:bottom w:val="single" w:sz="4" w:space="0" w:color="auto"/>
+              <w:right w:val="single" w:sz="4" w:space="0" w:color="auto"/>
+            </w:tcBorders>
+            <w:shd w:val="clear" w:color="auto" w:fill="auto"/>
+            <w:vAlign w:val="center"/>
+            <w:hideMark/>
+          </w:tcPr>
+          <w:p>
+            <w:pPr>
+              <w:spacing w:after="0" w:line="240" w:lineRule="auto"/>
+              <w:rPr>
+                <w:rFonts w:ascii="Inter" w:eastAsia="Times New Roman" w:hAnsi="Inter" w:cs="Calibri"/>
+                <w:color w:val="000000"/>
+                <w:sz w:val="23"/>
+                <w:szCs w:val="23"/>
+                <w:lang w:eastAsia="es-AR"/>
+              </w:rPr>
+            </w:pPr>
+            <w:r>
+              <w:rPr>
+                <w:rFonts w:ascii="Inter" w:eastAsia="Times New Roman" w:hAnsi="Inter" w:cs="Calibri"/>
+                <w:color w:val="000000"/>
+                <w:sz w:val="23"/>
+                <w:szCs w:val="23"/>
+                <w:lang w:eastAsia="es-AR"/>
+              </w:rPr>
+              <w:t>Históricamente líder por confianza y trato personal. Sin embargo, competidores más modernos (como </w:t>
+            </w:r>
+            <w:r>
+              <w:rPr>
+                <w:rFonts w:ascii="Inter" w:eastAsia="Times New Roman" w:hAnsi="Inter" w:cs="Calibri"/>
+                <w:i/>
+                <w:iCs/>
+                <w:color w:val="000000"/>
+                <w:sz w:val="23"/>
+                <w:szCs w:val="23"/>
+                <w:lang w:eastAsia="es-AR"/>
+              </w:rPr>
+              <w:t xml:space="preserve">Distribuidora </w:t>
+            </w:r>
+            <w:proofErr w:type="spellStart"/>
+            <w:r>
+              <w:rPr>
+                <w:rFonts w:ascii="Inter" w:eastAsia="Times New Roman" w:hAnsi="Inter" w:cs="Calibri"/>
+                <w:i/>
+                <w:iCs/>
+                <w:color w:val="000000"/>
+                <w:sz w:val="23"/>
+                <w:szCs w:val="23"/>
+                <w:lang w:eastAsia="es-AR"/>
+              </w:rPr>
+              <w:t>CleanSys</w:t>
+            </w:r>
+            <w:proofErr w:type="spellEnd"/>
+            <w:r>
+              <w:rPr>
+                <w:rFonts w:ascii="Inter" w:eastAsia="Times New Roman" w:hAnsi="Inter" w:cs="Calibri"/>
+                <w:color w:val="000000"/>
+                <w:sz w:val="23"/>
+                <w:szCs w:val="23"/>
+                <w:lang w:eastAsia="es-AR"/>
+              </w:rPr>
+              <w:t>) ya utilizan sistemas de gestión, ofrecen precios más ajustados y mejor servicio de reposición.</w:t>
+            </w:r>
+          </w:p>
+        </w:tc>
+      </w:tr>
+      <w:tr>
+        <w:trPr>
+          <w:trHeight w:val="1000"/>
+        </w:trPr>
+        <w:tc>
+          <w:tcPr>
+            <w:tcW w:w="1620" w:type="dxa"/>
+            <w:tcBorders>
+              <w:top w:val="nil"/>
+              <w:left w:val="single" w:sz="4" w:space="0" w:color="auto"/>
+              <w:bottom w:val="single" w:sz="4" w:space="0" w:color="auto"/>
+              <w:right w:val="single" w:sz="4" w:space="0" w:color="auto"/>
+            </w:tcBorders>
+            <w:shd w:val="clear" w:color="000000" w:fill="FFFF00"/>
+            <w:vAlign w:val="center"/>
+            <w:hideMark/>
+          </w:tcPr>
+          <w:p>
+            <w:pPr>
+              <w:spacing w:after="0" w:line="240" w:lineRule="auto"/>
+              <w:rPr>
+                <w:rFonts w:ascii="Inter" w:eastAsia="Times New Roman" w:hAnsi="Inter" w:cs="Calibri"/>
+                <w:b/>
+                <w:bCs/>
+                <w:color w:val="000000"/>
+                <w:sz w:val="23"/>
+                <w:szCs w:val="23"/>
+                <w:lang w:eastAsia="es-AR"/>
+              </w:rPr>
+            </w:pPr>
+            <w:r>
+              <w:rPr>
+                <w:rFonts w:ascii="Inter" w:eastAsia="Times New Roman" w:hAnsi="Inter" w:cs="Calibri"/>
+                <w:b/>
+                <w:bCs/>
+                <w:color w:val="000000"/>
+                <w:sz w:val="23"/>
+                <w:szCs w:val="23"/>
+                <w:lang w:eastAsia="es-AR"/>
+              </w:rPr>
+              <w:t>Entorno</w:t>
+            </w:r>
+          </w:p>
+        </w:tc>
+        <w:tc>
+          <w:tcPr>
+            <w:tcW w:w="8904" w:type="dxa"/>
+            <w:tcBorders>
+              <w:top w:val="nil"/>
+              <w:left w:val="nil"/>
+              <w:bottom w:val="single" w:sz="4" w:space="0" w:color="auto"/>
+              <w:right w:val="single" w:sz="4" w:space="0" w:color="auto"/>
+            </w:tcBorders>
+            <w:shd w:val="clear" w:color="auto" w:fill="auto"/>
+            <w:vAlign w:val="center"/>
+            <w:hideMark/>
+          </w:tcPr>
+          <w:p>
+            <w:pPr>
+              <w:spacing w:after="0" w:line="240" w:lineRule="auto"/>
+              <w:rPr>
+                <w:rFonts w:ascii="Inter" w:eastAsia="Times New Roman" w:hAnsi="Inter" w:cs="Calibri"/>
+                <w:color w:val="000000"/>
+                <w:sz w:val="23"/>
+                <w:szCs w:val="23"/>
+                <w:lang w:eastAsia="es-AR"/>
+              </w:rPr>
+            </w:pPr>
+            <w:r>
+              <w:rPr>
+                <w:rFonts w:ascii="Inter" w:eastAsia="Times New Roman" w:hAnsi="Inter" w:cs="Calibri"/>
+                <w:color w:val="000000"/>
+                <w:sz w:val="23"/>
+                <w:szCs w:val="23"/>
+                <w:lang w:eastAsia="es-AR"/>
+              </w:rPr>
+              <w:t>Alta competencia, presión por plazos de entrega, aumento de costos logísticos, productos con fechas de vencimiento críticas.</w:t>
+            </w:r>
+          </w:p>
+        </w:tc>
+      </w:tr>
+    </w:tbl>
+    <w:p/>
+    <w:p/>
     <w:tbl>
       <w:tblPr>
         <w:tblW w:w="11280" w:type="dxa"/>
@@ -766,8 +1916,8 @@
         <w:tblLook w:val="04A0" w:firstRow="1" w:lastRow="0" w:firstColumn="1" w:lastColumn="0" w:noHBand="0" w:noVBand="1"/>
       </w:tblPr>
       <w:tblGrid>
-        <w:gridCol w:w="2977"/>
-        <w:gridCol w:w="8303"/>
+        <w:gridCol w:w="3791"/>
+        <w:gridCol w:w="7489"/>
       </w:tblGrid>
       <w:tr>
         <w:trPr>
@@ -786,21 +1936,16 @@
               <w:right w:w="240" w:type="dxa"/>
             </w:tcMar>
             <w:vAlign w:val="center"/>
-            <w:hideMark/>
           </w:tcPr>
           <w:p>
             <w:pPr>
               <w:spacing w:line="375" w:lineRule="atLeast"/>
               <w:rPr>
-                <w:rFonts w:ascii="Arial" w:hAnsi="Arial" w:cs="Arial"/>
-              </w:rPr>
-            </w:pPr>
-            <w:r>
-              <w:rPr>
-                <w:rFonts w:ascii="Arial" w:hAnsi="Arial" w:cs="Arial"/>
-              </w:rPr>
-              <w:t>Concepto del curso</w:t>
-            </w:r>
+                <w:rFonts w:ascii="Inter" w:hAnsi="Inter"/>
+                <w:sz w:val="23"/>
+                <w:szCs w:val="23"/>
+              </w:rPr>
+            </w:pPr>
           </w:p>
         </w:tc>
         <w:tc>
@@ -816,21 +1961,16 @@
               <w:right w:w="240" w:type="dxa"/>
             </w:tcMar>
             <w:vAlign w:val="center"/>
-            <w:hideMark/>
           </w:tcPr>
           <w:p>
             <w:pPr>
               <w:spacing w:line="375" w:lineRule="atLeast"/>
               <w:rPr>
-                <w:rFonts w:ascii="Arial" w:hAnsi="Arial" w:cs="Arial"/>
-              </w:rPr>
-            </w:pPr>
-            <w:r>
-              <w:rPr>
-                <w:rFonts w:ascii="Arial" w:hAnsi="Arial" w:cs="Arial"/>
-              </w:rPr>
-              <w:t>Evidencia en el caso</w:t>
-            </w:r>
+                <w:rFonts w:ascii="Inter" w:hAnsi="Inter"/>
+                <w:sz w:val="23"/>
+                <w:szCs w:val="23"/>
+              </w:rPr>
+            </w:pPr>
           </w:p>
         </w:tc>
       </w:tr>
@@ -845,21 +1985,16 @@
               <w:right w:w="240" w:type="dxa"/>
             </w:tcMar>
             <w:vAlign w:val="center"/>
-            <w:hideMark/>
           </w:tcPr>
           <w:p>
             <w:pPr>
               <w:spacing w:line="375" w:lineRule="atLeast"/>
               <w:rPr>
-                <w:rFonts w:ascii="Arial" w:hAnsi="Arial" w:cs="Arial"/>
-              </w:rPr>
-            </w:pPr>
-            <w:r>
-              <w:rPr>
-                <w:rFonts w:ascii="Arial" w:hAnsi="Arial" w:cs="Arial"/>
-              </w:rPr>
-              <w:t>Pensamiento sistémico</w:t>
-            </w:r>
+                <w:rFonts w:ascii="Inter" w:hAnsi="Inter"/>
+                <w:sz w:val="23"/>
+                <w:szCs w:val="23"/>
+              </w:rPr>
+            </w:pPr>
           </w:p>
         </w:tc>
         <w:tc>
@@ -872,21 +2007,16 @@
               <w:right w:w="0" w:type="dxa"/>
             </w:tcMar>
             <w:vAlign w:val="center"/>
-            <w:hideMark/>
           </w:tcPr>
           <w:p>
             <w:pPr>
               <w:spacing w:line="375" w:lineRule="atLeast"/>
               <w:rPr>
-                <w:rFonts w:ascii="Arial" w:hAnsi="Arial" w:cs="Arial"/>
-              </w:rPr>
-            </w:pPr>
-            <w:r>
-              <w:rPr>
-                <w:rFonts w:ascii="Arial" w:hAnsi="Arial" w:cs="Arial"/>
-              </w:rPr>
-              <w:t>Las decisiones de compra afectan stock, vencimientos, flujo de caja y clima laboral.</w:t>
-            </w:r>
+                <w:rFonts w:ascii="Inter" w:hAnsi="Inter"/>
+                <w:sz w:val="23"/>
+                <w:szCs w:val="23"/>
+              </w:rPr>
+            </w:pPr>
           </w:p>
         </w:tc>
       </w:tr>
@@ -901,21 +2031,16 @@
               <w:right w:w="240" w:type="dxa"/>
             </w:tcMar>
             <w:vAlign w:val="center"/>
-            <w:hideMark/>
           </w:tcPr>
           <w:p>
             <w:pPr>
               <w:spacing w:line="375" w:lineRule="atLeast"/>
               <w:rPr>
-                <w:rFonts w:ascii="Arial" w:hAnsi="Arial" w:cs="Arial"/>
-              </w:rPr>
-            </w:pPr>
-            <w:r>
-              <w:rPr>
-                <w:rFonts w:ascii="Arial" w:hAnsi="Arial" w:cs="Arial"/>
-              </w:rPr>
-              <w:t>Modelos organizativos</w:t>
-            </w:r>
+                <w:rFonts w:ascii="Inter" w:hAnsi="Inter"/>
+                <w:sz w:val="23"/>
+                <w:szCs w:val="23"/>
+              </w:rPr>
+            </w:pPr>
           </w:p>
         </w:tc>
         <w:tc>
@@ -928,21 +2053,16 @@
               <w:right w:w="0" w:type="dxa"/>
             </w:tcMar>
             <w:vAlign w:val="center"/>
-            <w:hideMark/>
           </w:tcPr>
           <w:p>
             <w:pPr>
               <w:spacing w:line="375" w:lineRule="atLeast"/>
               <w:rPr>
-                <w:rFonts w:ascii="Arial" w:hAnsi="Arial" w:cs="Arial"/>
-              </w:rPr>
-            </w:pPr>
-            <w:r>
-              <w:rPr>
-                <w:rFonts w:ascii="Arial" w:hAnsi="Arial" w:cs="Arial"/>
-              </w:rPr>
-              <w:t>Bicefalia (Don Roberto vs. hijos) genera órdenes contradictorias.</w:t>
-            </w:r>
+                <w:rFonts w:ascii="Inter" w:hAnsi="Inter"/>
+                <w:sz w:val="23"/>
+                <w:szCs w:val="23"/>
+              </w:rPr>
+            </w:pPr>
           </w:p>
         </w:tc>
       </w:tr>
@@ -957,21 +2077,16 @@
               <w:right w:w="240" w:type="dxa"/>
             </w:tcMar>
             <w:vAlign w:val="center"/>
-            <w:hideMark/>
           </w:tcPr>
           <w:p>
             <w:pPr>
               <w:spacing w:line="375" w:lineRule="atLeast"/>
               <w:rPr>
-                <w:rFonts w:ascii="Arial" w:hAnsi="Arial" w:cs="Arial"/>
-              </w:rPr>
-            </w:pPr>
-            <w:r>
-              <w:rPr>
-                <w:rFonts w:ascii="Arial" w:hAnsi="Arial" w:cs="Arial"/>
-              </w:rPr>
-              <w:t>Relevamiento de procesos</w:t>
-            </w:r>
+                <w:rFonts w:ascii="Inter" w:hAnsi="Inter"/>
+                <w:sz w:val="23"/>
+                <w:szCs w:val="23"/>
+              </w:rPr>
+            </w:pPr>
           </w:p>
         </w:tc>
         <w:tc>
@@ -984,21 +2099,16 @@
               <w:right w:w="0" w:type="dxa"/>
             </w:tcMar>
             <w:vAlign w:val="center"/>
-            <w:hideMark/>
           </w:tcPr>
           <w:p>
             <w:pPr>
               <w:spacing w:line="375" w:lineRule="atLeast"/>
               <w:rPr>
-                <w:rFonts w:ascii="Arial" w:hAnsi="Arial" w:cs="Arial"/>
-              </w:rPr>
-            </w:pPr>
-            <w:r>
-              <w:rPr>
-                <w:rFonts w:ascii="Arial" w:hAnsi="Arial" w:cs="Arial"/>
-              </w:rPr>
-              <w:t>Proceso de compras basado en intuición, sin trazabilidad.</w:t>
-            </w:r>
+                <w:rFonts w:ascii="Inter" w:hAnsi="Inter"/>
+                <w:sz w:val="23"/>
+                <w:szCs w:val="23"/>
+              </w:rPr>
+            </w:pPr>
           </w:p>
         </w:tc>
       </w:tr>
@@ -1013,21 +2123,16 @@
               <w:right w:w="240" w:type="dxa"/>
             </w:tcMar>
             <w:vAlign w:val="center"/>
-            <w:hideMark/>
           </w:tcPr>
           <w:p>
             <w:pPr>
               <w:spacing w:line="375" w:lineRule="atLeast"/>
               <w:rPr>
-                <w:rFonts w:ascii="Arial" w:hAnsi="Arial" w:cs="Arial"/>
-              </w:rPr>
-            </w:pPr>
-            <w:r>
-              <w:rPr>
-                <w:rFonts w:ascii="Arial" w:hAnsi="Arial" w:cs="Arial"/>
-              </w:rPr>
-              <w:t>Ingeniería de requerimientos</w:t>
-            </w:r>
+                <w:rFonts w:ascii="Inter" w:hAnsi="Inter"/>
+                <w:sz w:val="23"/>
+                <w:szCs w:val="23"/>
+              </w:rPr>
+            </w:pPr>
           </w:p>
         </w:tc>
         <w:tc>
@@ -1040,21 +2145,16 @@
               <w:right w:w="0" w:type="dxa"/>
             </w:tcMar>
             <w:vAlign w:val="center"/>
-            <w:hideMark/>
           </w:tcPr>
           <w:p>
             <w:pPr>
               <w:spacing w:line="375" w:lineRule="atLeast"/>
               <w:rPr>
-                <w:rFonts w:ascii="Arial" w:hAnsi="Arial" w:cs="Arial"/>
-              </w:rPr>
-            </w:pPr>
-            <w:r>
-              <w:rPr>
-                <w:rFonts w:ascii="Arial" w:hAnsi="Arial" w:cs="Arial"/>
-              </w:rPr>
-              <w:t>Necesidad de alertas de stock mínimo, trazabilidad FEFO, integración financiera.</w:t>
-            </w:r>
+                <w:rFonts w:ascii="Inter" w:hAnsi="Inter"/>
+                <w:sz w:val="23"/>
+                <w:szCs w:val="23"/>
+              </w:rPr>
+            </w:pPr>
           </w:p>
         </w:tc>
       </w:tr>
@@ -1069,21 +2169,16 @@
               <w:right w:w="240" w:type="dxa"/>
             </w:tcMar>
             <w:vAlign w:val="center"/>
-            <w:hideMark/>
           </w:tcPr>
           <w:p>
             <w:pPr>
               <w:spacing w:line="375" w:lineRule="atLeast"/>
               <w:rPr>
-                <w:rFonts w:ascii="Arial" w:hAnsi="Arial" w:cs="Arial"/>
-              </w:rPr>
-            </w:pPr>
-            <w:r>
-              <w:rPr>
-                <w:rFonts w:ascii="Arial" w:hAnsi="Arial" w:cs="Arial"/>
-              </w:rPr>
-              <w:t>Gestión del cambio</w:t>
-            </w:r>
+                <w:rFonts w:ascii="Inter" w:hAnsi="Inter"/>
+                <w:sz w:val="23"/>
+                <w:szCs w:val="23"/>
+              </w:rPr>
+            </w:pPr>
           </w:p>
         </w:tc>
         <w:tc>
@@ -1096,572 +2191,16 @@
               <w:right w:w="0" w:type="dxa"/>
             </w:tcMar>
             <w:vAlign w:val="center"/>
-            <w:hideMark/>
           </w:tcPr>
           <w:p>
             <w:pPr>
               <w:spacing w:line="375" w:lineRule="atLeast"/>
               <w:rPr>
-                <w:rFonts w:ascii="Arial" w:hAnsi="Arial" w:cs="Arial"/>
-              </w:rPr>
-            </w:pPr>
-            <w:r>
-              <w:rPr>
-                <w:rFonts w:ascii="Arial" w:hAnsi="Arial" w:cs="Arial"/>
-              </w:rPr>
-              <w:t>Resistencia del fundador a sistemas, necesidad de profesionalización sin desplazarlo.</w:t>
-            </w:r>
-          </w:p>
-        </w:tc>
-      </w:tr>
-    </w:tbl>
-    <w:p>
-      <w:pPr>
-        <w:pStyle w:val="ds-markdown-paragraph"/>
-        <w:shd w:val="clear" w:color="auto" w:fill="FFFFFF"/>
-        <w:spacing w:before="240" w:beforeAutospacing="0" w:after="240" w:afterAutospacing="0"/>
-        <w:rPr>
-          <w:rFonts w:ascii="Inter" w:hAnsi="Inter"/>
-          <w:color w:val="0F1115"/>
-        </w:rPr>
-      </w:pPr>
-      <w:r>
-        <w:rPr>
-          <w:rStyle w:val="Textoennegrita"/>
-          <w:rFonts w:ascii="Inter" w:eastAsiaTheme="majorEastAsia" w:hAnsi="Inter"/>
-          <w:color w:val="0F1115"/>
-        </w:rPr>
-        <w:t>Desafíos a analizar:</w:t>
-      </w:r>
-    </w:p>
-    <w:p>
-      <w:pPr>
-        <w:pStyle w:val="ds-markdown-paragraph"/>
-        <w:numPr>
-          <w:ilvl w:val="0"/>
-          <w:numId w:val="1"/>
-        </w:numPr>
-        <w:shd w:val="clear" w:color="auto" w:fill="FFFFFF"/>
-        <w:spacing w:after="0" w:afterAutospacing="0"/>
-        <w:rPr>
-          <w:rFonts w:ascii="Inter" w:hAnsi="Inter"/>
-          <w:color w:val="0F1115"/>
-        </w:rPr>
-      </w:pPr>
-      <w:r>
-        <w:rPr>
-          <w:rFonts w:ascii="Inter" w:hAnsi="Inter"/>
-          <w:color w:val="0F1115"/>
-        </w:rPr>
-        <w:t>Cómo equilibrar la experiencia empírica con la gestión basada en datos.</w:t>
-      </w:r>
-    </w:p>
-    <w:p>
-      <w:pPr>
-        <w:pStyle w:val="ds-markdown-paragraph"/>
-        <w:numPr>
-          <w:ilvl w:val="0"/>
-          <w:numId w:val="1"/>
-        </w:numPr>
-        <w:shd w:val="clear" w:color="auto" w:fill="FFFFFF"/>
-        <w:spacing w:after="0" w:afterAutospacing="0"/>
-        <w:rPr>
-          <w:rFonts w:ascii="Inter" w:hAnsi="Inter"/>
-          <w:color w:val="0F1115"/>
-        </w:rPr>
-      </w:pPr>
-      <w:r>
-        <w:rPr>
-          <w:rFonts w:ascii="Inter" w:hAnsi="Inter"/>
-          <w:color w:val="0F1115"/>
-        </w:rPr>
-        <w:lastRenderedPageBreak/>
-        <w:t>Cómo eliminar la bicefalia mediante un sistema único de información.</w:t>
-      </w:r>
-    </w:p>
-    <w:p>
-      <w:pPr>
-        <w:pStyle w:val="ds-markdown-paragraph"/>
-        <w:numPr>
-          <w:ilvl w:val="0"/>
-          <w:numId w:val="1"/>
-        </w:numPr>
-        <w:shd w:val="clear" w:color="auto" w:fill="FFFFFF"/>
-        <w:spacing w:after="0" w:afterAutospacing="0"/>
-        <w:rPr>
-          <w:rFonts w:ascii="Inter" w:hAnsi="Inter"/>
-          <w:color w:val="0F1115"/>
-        </w:rPr>
-      </w:pPr>
-      <w:r>
-        <w:rPr>
-          <w:rFonts w:ascii="Inter" w:hAnsi="Inter"/>
-          <w:color w:val="0F1115"/>
-        </w:rPr>
-        <w:t>Cómo reducir pérdidas por vencimiento y mejorar el flujo de caja.</w:t>
-      </w:r>
-    </w:p>
-    <w:p>
-      <w:pPr>
-        <w:pStyle w:val="Ttulo3"/>
-        <w:shd w:val="clear" w:color="auto" w:fill="FFFFFF"/>
-        <w:spacing w:before="480" w:after="240" w:line="450" w:lineRule="atLeast"/>
-        <w:rPr>
-          <w:rFonts w:ascii="Inter" w:hAnsi="Inter"/>
-          <w:color w:val="0F1115"/>
-          <w:sz w:val="30"/>
-          <w:szCs w:val="30"/>
-        </w:rPr>
-      </w:pPr>
-      <w:r>
-        <w:rPr>
-          <w:rFonts w:ascii="Inter" w:hAnsi="Inter"/>
-          <w:color w:val="0F1115"/>
-          <w:sz w:val="30"/>
-          <w:szCs w:val="30"/>
-        </w:rPr>
-        <w:t>1.3 Modelo de negocio, productos, mercado y posición</w:t>
-      </w:r>
-    </w:p>
-    <w:tbl>
-      <w:tblPr>
-        <w:tblW w:w="11280" w:type="dxa"/>
-        <w:tblInd w:w="-1383" w:type="dxa"/>
-        <w:tblCellMar>
-          <w:top w:w="15" w:type="dxa"/>
-          <w:left w:w="15" w:type="dxa"/>
-          <w:bottom w:w="15" w:type="dxa"/>
-          <w:right w:w="15" w:type="dxa"/>
-        </w:tblCellMar>
-        <w:tblLook w:val="04A0" w:firstRow="1" w:lastRow="0" w:firstColumn="1" w:lastColumn="0" w:noHBand="0" w:noVBand="1"/>
-      </w:tblPr>
-      <w:tblGrid>
-        <w:gridCol w:w="1908"/>
-        <w:gridCol w:w="9372"/>
-      </w:tblGrid>
-      <w:tr>
-        <w:trPr>
-          <w:tblHeader/>
-        </w:trPr>
-        <w:tc>
-          <w:tcPr>
-            <w:tcW w:w="0" w:type="auto"/>
-            <w:tcBorders>
-              <w:top w:val="nil"/>
-            </w:tcBorders>
-            <w:tcMar>
-              <w:top w:w="150" w:type="dxa"/>
-              <w:left w:w="0" w:type="dxa"/>
-              <w:bottom w:w="150" w:type="dxa"/>
-              <w:right w:w="240" w:type="dxa"/>
-            </w:tcMar>
-            <w:vAlign w:val="center"/>
-            <w:hideMark/>
-          </w:tcPr>
-          <w:p>
-            <w:pPr>
-              <w:spacing w:line="375" w:lineRule="atLeast"/>
-              <w:rPr>
-                <w:rFonts w:ascii="Inter" w:hAnsi="Inter"/>
-                <w:sz w:val="23"/>
-                <w:szCs w:val="23"/>
-              </w:rPr>
-            </w:pPr>
-            <w:r>
-              <w:rPr>
-                <w:rFonts w:ascii="Inter" w:hAnsi="Inter"/>
-                <w:sz w:val="23"/>
-                <w:szCs w:val="23"/>
-              </w:rPr>
-              <w:t>Aspecto</w:t>
-            </w:r>
-          </w:p>
-        </w:tc>
-        <w:tc>
-          <w:tcPr>
-            <w:tcW w:w="0" w:type="auto"/>
-            <w:tcBorders>
-              <w:top w:val="nil"/>
-            </w:tcBorders>
-            <w:tcMar>
-              <w:top w:w="150" w:type="dxa"/>
-              <w:left w:w="240" w:type="dxa"/>
-              <w:bottom w:w="150" w:type="dxa"/>
-              <w:right w:w="240" w:type="dxa"/>
-            </w:tcMar>
-            <w:vAlign w:val="center"/>
-            <w:hideMark/>
-          </w:tcPr>
-          <w:p>
-            <w:pPr>
-              <w:spacing w:line="375" w:lineRule="atLeast"/>
-              <w:rPr>
-                <w:rFonts w:ascii="Inter" w:hAnsi="Inter"/>
-                <w:sz w:val="23"/>
-                <w:szCs w:val="23"/>
-              </w:rPr>
-            </w:pPr>
-            <w:r>
-              <w:rPr>
-                <w:rFonts w:ascii="Inter" w:hAnsi="Inter"/>
-                <w:sz w:val="23"/>
-                <w:szCs w:val="23"/>
-              </w:rPr>
-              <w:t>Descripción</w:t>
-            </w:r>
-          </w:p>
-        </w:tc>
-      </w:tr>
-      <w:tr>
-        <w:tc>
-          <w:tcPr>
-            <w:tcW w:w="0" w:type="auto"/>
-            <w:tcMar>
-              <w:top w:w="150" w:type="dxa"/>
-              <w:left w:w="0" w:type="dxa"/>
-              <w:bottom w:w="150" w:type="dxa"/>
-              <w:right w:w="240" w:type="dxa"/>
-            </w:tcMar>
-            <w:vAlign w:val="center"/>
-            <w:hideMark/>
-          </w:tcPr>
-          <w:p>
-            <w:pPr>
-              <w:spacing w:line="375" w:lineRule="atLeast"/>
-              <w:rPr>
-                <w:rFonts w:ascii="Inter" w:hAnsi="Inter"/>
-                <w:sz w:val="23"/>
-                <w:szCs w:val="23"/>
-              </w:rPr>
-            </w:pPr>
-            <w:r>
-              <w:rPr>
-                <w:rStyle w:val="Textoennegrita"/>
-                <w:rFonts w:ascii="Inter" w:hAnsi="Inter"/>
-                <w:sz w:val="23"/>
-                <w:szCs w:val="23"/>
-              </w:rPr>
-              <w:t>Productos</w:t>
-            </w:r>
-          </w:p>
-        </w:tc>
-        <w:tc>
-          <w:tcPr>
-            <w:tcW w:w="0" w:type="auto"/>
-            <w:tcMar>
-              <w:top w:w="150" w:type="dxa"/>
-              <w:left w:w="240" w:type="dxa"/>
-              <w:bottom w:w="150" w:type="dxa"/>
-              <w:right w:w="0" w:type="dxa"/>
-            </w:tcMar>
-            <w:vAlign w:val="center"/>
-            <w:hideMark/>
-          </w:tcPr>
-          <w:p>
-            <w:pPr>
-              <w:spacing w:line="375" w:lineRule="atLeast"/>
-              <w:rPr>
-                <w:rFonts w:ascii="Inter" w:hAnsi="Inter"/>
-                <w:sz w:val="23"/>
-                <w:szCs w:val="23"/>
-              </w:rPr>
-            </w:pPr>
-            <w:r>
-              <w:rPr>
-                <w:rFonts w:ascii="Inter" w:hAnsi="Inter"/>
-                <w:sz w:val="23"/>
-                <w:szCs w:val="23"/>
-              </w:rPr>
-              <w:t>Artículos de limpieza: detergentes, lavandina, desinfectantes, escobas, trapos, baldes, guantes, etc. (más de 500 SKU).</w:t>
-            </w:r>
-          </w:p>
-        </w:tc>
-      </w:tr>
-      <w:tr>
-        <w:tc>
-          <w:tcPr>
-            <w:tcW w:w="0" w:type="auto"/>
-            <w:tcMar>
-              <w:top w:w="150" w:type="dxa"/>
-              <w:left w:w="0" w:type="dxa"/>
-              <w:bottom w:w="150" w:type="dxa"/>
-              <w:right w:w="240" w:type="dxa"/>
-            </w:tcMar>
-            <w:vAlign w:val="center"/>
-            <w:hideMark/>
-          </w:tcPr>
-          <w:p>
-            <w:pPr>
-              <w:spacing w:line="375" w:lineRule="atLeast"/>
-              <w:rPr>
-                <w:rFonts w:ascii="Inter" w:hAnsi="Inter"/>
-                <w:sz w:val="23"/>
-                <w:szCs w:val="23"/>
-              </w:rPr>
-            </w:pPr>
-            <w:r>
-              <w:rPr>
-                <w:rStyle w:val="Textoennegrita"/>
-                <w:rFonts w:ascii="Inter" w:hAnsi="Inter"/>
-                <w:sz w:val="23"/>
-                <w:szCs w:val="23"/>
-              </w:rPr>
-              <w:t>Servicios</w:t>
-            </w:r>
-          </w:p>
-        </w:tc>
-        <w:tc>
-          <w:tcPr>
-            <w:tcW w:w="0" w:type="auto"/>
-            <w:tcMar>
-              <w:top w:w="150" w:type="dxa"/>
-              <w:left w:w="240" w:type="dxa"/>
-              <w:bottom w:w="150" w:type="dxa"/>
-              <w:right w:w="0" w:type="dxa"/>
-            </w:tcMar>
-            <w:vAlign w:val="center"/>
-            <w:hideMark/>
-          </w:tcPr>
-          <w:p>
-            <w:pPr>
-              <w:spacing w:line="375" w:lineRule="atLeast"/>
-              <w:rPr>
-                <w:rFonts w:ascii="Inter" w:hAnsi="Inter"/>
-                <w:sz w:val="23"/>
-                <w:szCs w:val="23"/>
-              </w:rPr>
-            </w:pPr>
-            <w:r>
-              <w:rPr>
-                <w:rFonts w:ascii="Inter" w:hAnsi="Inter"/>
-                <w:sz w:val="23"/>
-                <w:szCs w:val="23"/>
-              </w:rPr>
-              <w:t>Venta mayorista con entregas a depósitos de clientes; cuentas corrientes a 30/60 días.</w:t>
-            </w:r>
-          </w:p>
-        </w:tc>
-      </w:tr>
-      <w:tr>
-        <w:tc>
-          <w:tcPr>
-            <w:tcW w:w="0" w:type="auto"/>
-            <w:tcMar>
-              <w:top w:w="150" w:type="dxa"/>
-              <w:left w:w="0" w:type="dxa"/>
-              <w:bottom w:w="150" w:type="dxa"/>
-              <w:right w:w="240" w:type="dxa"/>
-            </w:tcMar>
-            <w:vAlign w:val="center"/>
-            <w:hideMark/>
-          </w:tcPr>
-          <w:p>
-            <w:pPr>
-              <w:spacing w:line="375" w:lineRule="atLeast"/>
-              <w:rPr>
-                <w:rFonts w:ascii="Inter" w:hAnsi="Inter"/>
-                <w:sz w:val="23"/>
-                <w:szCs w:val="23"/>
-              </w:rPr>
-            </w:pPr>
-            <w:r>
-              <w:rPr>
-                <w:rStyle w:val="Textoennegrita"/>
-                <w:rFonts w:ascii="Inter" w:hAnsi="Inter"/>
-                <w:sz w:val="23"/>
-                <w:szCs w:val="23"/>
-              </w:rPr>
-              <w:t>Mercado objetivo</w:t>
-            </w:r>
-          </w:p>
-        </w:tc>
-        <w:tc>
-          <w:tcPr>
-            <w:tcW w:w="0" w:type="auto"/>
-            <w:tcMar>
-              <w:top w:w="150" w:type="dxa"/>
-              <w:left w:w="240" w:type="dxa"/>
-              <w:bottom w:w="150" w:type="dxa"/>
-              <w:right w:w="0" w:type="dxa"/>
-            </w:tcMar>
-            <w:vAlign w:val="center"/>
-            <w:hideMark/>
-          </w:tcPr>
-          <w:p>
-            <w:pPr>
-              <w:spacing w:line="375" w:lineRule="atLeast"/>
-              <w:rPr>
-                <w:rFonts w:ascii="Inter" w:hAnsi="Inter"/>
-                <w:sz w:val="23"/>
-                <w:szCs w:val="23"/>
-              </w:rPr>
-            </w:pPr>
-            <w:r>
-              <w:rPr>
-                <w:rFonts w:ascii="Inter" w:hAnsi="Inter"/>
-                <w:sz w:val="23"/>
-                <w:szCs w:val="23"/>
-              </w:rPr>
-              <w:t>Pequeños y medianos comercios: almacenes, kioscos, colegios, empresas de limpieza, restaurantes.</w:t>
-            </w:r>
-          </w:p>
-        </w:tc>
-      </w:tr>
-      <w:tr>
-        <w:tc>
-          <w:tcPr>
-            <w:tcW w:w="0" w:type="auto"/>
-            <w:tcMar>
-              <w:top w:w="150" w:type="dxa"/>
-              <w:left w:w="0" w:type="dxa"/>
-              <w:bottom w:w="150" w:type="dxa"/>
-              <w:right w:w="240" w:type="dxa"/>
-            </w:tcMar>
-            <w:vAlign w:val="center"/>
-            <w:hideMark/>
-          </w:tcPr>
-          <w:p>
-            <w:pPr>
-              <w:spacing w:line="375" w:lineRule="atLeast"/>
-              <w:rPr>
-                <w:rFonts w:ascii="Inter" w:hAnsi="Inter"/>
-                <w:sz w:val="23"/>
-                <w:szCs w:val="23"/>
-              </w:rPr>
-            </w:pPr>
-            <w:r>
-              <w:rPr>
-                <w:rStyle w:val="Textoennegrita"/>
-                <w:rFonts w:ascii="Inter" w:hAnsi="Inter"/>
-                <w:sz w:val="23"/>
-                <w:szCs w:val="23"/>
-              </w:rPr>
-              <w:t>Posición competitiva</w:t>
-            </w:r>
-          </w:p>
-        </w:tc>
-        <w:tc>
-          <w:tcPr>
-            <w:tcW w:w="0" w:type="auto"/>
-            <w:tcMar>
-              <w:top w:w="150" w:type="dxa"/>
-              <w:left w:w="240" w:type="dxa"/>
-              <w:bottom w:w="150" w:type="dxa"/>
-              <w:right w:w="0" w:type="dxa"/>
-            </w:tcMar>
-            <w:vAlign w:val="center"/>
-            <w:hideMark/>
-          </w:tcPr>
-          <w:p>
-            <w:pPr>
-              <w:spacing w:line="375" w:lineRule="atLeast"/>
-              <w:rPr>
-                <w:rFonts w:ascii="Inter" w:hAnsi="Inter"/>
-                <w:sz w:val="23"/>
-                <w:szCs w:val="23"/>
-              </w:rPr>
-            </w:pPr>
-            <w:r>
-              <w:rPr>
-                <w:rFonts w:ascii="Inter" w:hAnsi="Inter"/>
-                <w:sz w:val="23"/>
-                <w:szCs w:val="23"/>
-              </w:rPr>
-              <w:t>Históricamente líder por confianza y trato personal. Sin embargo, competidores más modernos (como </w:t>
-            </w:r>
-            <w:r>
-              <w:rPr>
-                <w:rStyle w:val="nfasis"/>
-                <w:rFonts w:ascii="Inter" w:hAnsi="Inter"/>
-                <w:sz w:val="23"/>
-                <w:szCs w:val="23"/>
-              </w:rPr>
-              <w:t xml:space="preserve">Distribuidora </w:t>
-            </w:r>
-            <w:proofErr w:type="spellStart"/>
-            <w:r>
-              <w:rPr>
-                <w:rStyle w:val="nfasis"/>
-                <w:rFonts w:ascii="Inter" w:hAnsi="Inter"/>
-                <w:sz w:val="23"/>
-                <w:szCs w:val="23"/>
-              </w:rPr>
-              <w:t>CleanSys</w:t>
-            </w:r>
-            <w:proofErr w:type="spellEnd"/>
-            <w:r>
-              <w:rPr>
-                <w:rFonts w:ascii="Inter" w:hAnsi="Inter"/>
-                <w:sz w:val="23"/>
-                <w:szCs w:val="23"/>
-              </w:rPr>
-              <w:t>) ya utilizan sistemas de gestión, ofrecen precios más ajustados y mejor servicio de reposición.</w:t>
-            </w:r>
-          </w:p>
-        </w:tc>
-      </w:tr>
-      <w:tr>
-        <w:tc>
-          <w:tcPr>
-            <w:tcW w:w="0" w:type="auto"/>
-            <w:tcMar>
-              <w:top w:w="150" w:type="dxa"/>
-              <w:left w:w="0" w:type="dxa"/>
-              <w:bottom w:w="150" w:type="dxa"/>
-              <w:right w:w="240" w:type="dxa"/>
-            </w:tcMar>
-            <w:vAlign w:val="center"/>
-            <w:hideMark/>
-          </w:tcPr>
-          <w:p>
-            <w:pPr>
-              <w:spacing w:line="375" w:lineRule="atLeast"/>
-              <w:rPr>
-                <w:rFonts w:ascii="Inter" w:hAnsi="Inter"/>
-                <w:sz w:val="23"/>
-                <w:szCs w:val="23"/>
-              </w:rPr>
-            </w:pPr>
-            <w:r>
-              <w:rPr>
-                <w:rStyle w:val="Textoennegrita"/>
-                <w:rFonts w:ascii="Inter" w:hAnsi="Inter"/>
-                <w:sz w:val="23"/>
-                <w:szCs w:val="23"/>
-              </w:rPr>
-              <w:t>Entorno</w:t>
-            </w:r>
-          </w:p>
-        </w:tc>
-        <w:tc>
-          <w:tcPr>
-            <w:tcW w:w="0" w:type="auto"/>
-            <w:tcMar>
-              <w:top w:w="150" w:type="dxa"/>
-              <w:left w:w="240" w:type="dxa"/>
-              <w:bottom w:w="150" w:type="dxa"/>
-              <w:right w:w="0" w:type="dxa"/>
-            </w:tcMar>
-            <w:vAlign w:val="center"/>
-            <w:hideMark/>
-          </w:tcPr>
-          <w:p>
-            <w:pPr>
-              <w:spacing w:line="375" w:lineRule="atLeast"/>
-              <w:rPr>
-                <w:rFonts w:ascii="Inter" w:hAnsi="Inter"/>
-                <w:sz w:val="23"/>
-                <w:szCs w:val="23"/>
-              </w:rPr>
-            </w:pPr>
-            <w:r>
-              <w:rPr>
-                <w:rFonts w:ascii="Inter" w:hAnsi="Inter"/>
-                <w:sz w:val="23"/>
-                <w:szCs w:val="23"/>
-              </w:rPr>
-              <w:t>Alta competencia, presión por plazos de entrega, aumento de costos logísticos, productos con fechas de vencimiento críticas.</w:t>
-            </w:r>
+                <w:rFonts w:ascii="Inter" w:hAnsi="Inter"/>
+                <w:sz w:val="23"/>
+                <w:szCs w:val="23"/>
+              </w:rPr>
+            </w:pPr>
           </w:p>
         </w:tc>
       </w:tr>
@@ -1715,165 +2254,6 @@
           <w:szCs w:val="30"/>
         </w:rPr>
         <w:t>2.1 Estructura actual (jerárquica tradicional informal)</w:t>
-      </w:r>
-    </w:p>
-    <w:p>
-      <w:r>
-        <w:t xml:space="preserve">                     Don Roberto</w:t>
-      </w:r>
-    </w:p>
-    <w:p>
-      <w:r>
-        <w:t xml:space="preserve">                    (Fundador - decisiones clave)</w:t>
-      </w:r>
-    </w:p>
-    <w:p>
-      <w:r>
-        <w:t xml:space="preserve">                           </w:t>
-      </w:r>
-      <w:r>
-        <w:t xml:space="preserve">                   </w:t>
-      </w:r>
-      <w:r>
-        <w:t>│</w:t>
-      </w:r>
-    </w:p>
-    <w:p>
-      <w:r>
-        <w:t xml:space="preserve">            ┌──────────────</w:t>
-      </w:r>
-      <w:r>
-        <w:rPr>
-          <w:rFonts w:ascii="Arial" w:hAnsi="Arial" w:cs="Arial"/>
-        </w:rPr>
-        <w:t>┼</w:t>
-      </w:r>
-      <w:r>
-        <w:rPr>
-          <w:rFonts w:ascii="Calibri" w:hAnsi="Calibri" w:cs="Calibri"/>
-        </w:rPr>
-        <w:t>──────────────┐</w:t>
-      </w:r>
-    </w:p>
-    <w:p>
-      <w:r>
-        <w:t xml:space="preserve">            │           </w:t>
-      </w:r>
-      <w:r>
-        <w:t xml:space="preserve">                 </w:t>
-      </w:r>
-      <w:r>
-        <w:t xml:space="preserve">   │    </w:t>
-      </w:r>
-      <w:r>
-        <w:t xml:space="preserve">                 </w:t>
-      </w:r>
-      <w:r>
-        <w:t xml:space="preserve">          │</w:t>
-      </w:r>
-    </w:p>
-    <w:p>
-      <w:r>
-        <w:t xml:space="preserve">         Hijo A         </w:t>
-      </w:r>
-      <w:r>
-        <w:t xml:space="preserve">           </w:t>
-      </w:r>
-      <w:r>
-        <w:t xml:space="preserve">Hijo B       </w:t>
-      </w:r>
-      <w:r>
-        <w:t xml:space="preserve">         </w:t>
-      </w:r>
-      <w:r>
-        <w:t xml:space="preserve">  Empleados</w:t>
-      </w:r>
-    </w:p>
-    <w:p>
-      <w:r>
-        <w:t xml:space="preserve">      (Gerencia        </w:t>
-      </w:r>
-      <w:proofErr w:type="gramStart"/>
-      <w:r>
-        <w:t xml:space="preserve">   (</w:t>
-      </w:r>
-      <w:proofErr w:type="gramEnd"/>
-      <w:r>
-        <w:t xml:space="preserve">Gerencia    </w:t>
-      </w:r>
-      <w:r>
-        <w:t xml:space="preserve">        </w:t>
-      </w:r>
-      <w:r>
-        <w:t xml:space="preserve"> administrativos</w:t>
-      </w:r>
-    </w:p>
-    <w:p>
-      <w:r>
-        <w:t xml:space="preserve">       </w:t>
-      </w:r>
-      <w:proofErr w:type="gramStart"/>
-      <w:r>
-        <w:t xml:space="preserve">comercial)   </w:t>
-      </w:r>
-      <w:proofErr w:type="gramEnd"/>
-      <w:r>
-        <w:t xml:space="preserve">      financiera)   </w:t>
-      </w:r>
-      <w:r>
-        <w:t xml:space="preserve">            </w:t>
-      </w:r>
-      <w:r>
-        <w:t>y depósito</w:t>
-      </w:r>
-    </w:p>
-    <w:p>
-      <w:r>
-        <w:t xml:space="preserve">            │              </w:t>
-      </w:r>
-      <w:r>
-        <w:t xml:space="preserve">                  </w:t>
-      </w:r>
-      <w:r>
-        <w:t xml:space="preserve">│ </w:t>
-      </w:r>
-      <w:r>
-        <w:t xml:space="preserve">                 </w:t>
-      </w:r>
-      <w:r>
-        <w:t xml:space="preserve">             │</w:t>
-      </w:r>
-    </w:p>
-    <w:p>
-      <w:r>
-        <w:t xml:space="preserve">            └──────────────</w:t>
-      </w:r>
-      <w:r>
-        <w:rPr>
-          <w:rFonts w:ascii="Arial" w:hAnsi="Arial" w:cs="Arial"/>
-        </w:rPr>
-        <w:t>┴</w:t>
-      </w:r>
-      <w:r>
-        <w:rPr>
-          <w:rFonts w:ascii="Calibri" w:hAnsi="Calibri" w:cs="Calibri"/>
-        </w:rPr>
-        <w:t>──────────────┘</w:t>
-      </w:r>
-    </w:p>
-    <w:p>
-      <w:r>
-        <w:t xml:space="preserve">                    (relaciones confusas,</w:t>
-      </w:r>
-    </w:p>
-    <w:p>
-      <w:pPr>
-        <w:pStyle w:val="ds-markdown-paragraph"/>
-        <w:shd w:val="clear" w:color="auto" w:fill="FFFFFF"/>
-        <w:spacing w:before="240" w:beforeAutospacing="0" w:after="240" w:afterAutospacing="0"/>
-      </w:pPr>
-      <w:r>
-        <w:t xml:space="preserve">                     órdenes contradictorias)</w:t>
       </w:r>
     </w:p>
     <w:p>
@@ -1936,6 +2316,8 @@
         <w:spacing w:before="240" w:beforeAutospacing="0" w:after="240" w:afterAutospacing="0"/>
         <w:rPr>
           <w:rFonts w:ascii="Inter" w:hAnsi="Inter"/>
+          <w:b/>
+          <w:bCs/>
           <w:color w:val="0F1115"/>
         </w:rPr>
       </w:pPr>
@@ -1957,565 +2339,618 @@
     </w:p>
     <w:tbl>
       <w:tblPr>
-        <w:tblW w:w="11280" w:type="dxa"/>
-        <w:tblInd w:w="-1383" w:type="dxa"/>
+        <w:tblW w:w="8960" w:type="dxa"/>
         <w:tblCellMar>
-          <w:top w:w="15" w:type="dxa"/>
-          <w:left w:w="15" w:type="dxa"/>
-          <w:bottom w:w="15" w:type="dxa"/>
-          <w:right w:w="15" w:type="dxa"/>
+          <w:left w:w="70" w:type="dxa"/>
+          <w:right w:w="70" w:type="dxa"/>
         </w:tblCellMar>
         <w:tblLook w:val="04A0" w:firstRow="1" w:lastRow="0" w:firstColumn="1" w:lastColumn="0" w:noHBand="0" w:noVBand="1"/>
       </w:tblPr>
       <w:tblGrid>
-        <w:gridCol w:w="2087"/>
-        <w:gridCol w:w="4897"/>
-        <w:gridCol w:w="4296"/>
+        <w:gridCol w:w="1680"/>
+        <w:gridCol w:w="3080"/>
+        <w:gridCol w:w="4200"/>
       </w:tblGrid>
       <w:tr>
         <w:trPr>
-          <w:tblHeader/>
+          <w:trHeight w:val="500"/>
         </w:trPr>
         <w:tc>
           <w:tcPr>
-            <w:tcW w:w="0" w:type="auto"/>
+            <w:tcW w:w="1680" w:type="dxa"/>
+            <w:tcBorders>
+              <w:top w:val="single" w:sz="4" w:space="0" w:color="auto"/>
+              <w:left w:val="single" w:sz="4" w:space="0" w:color="auto"/>
+              <w:bottom w:val="single" w:sz="4" w:space="0" w:color="auto"/>
+              <w:right w:val="single" w:sz="4" w:space="0" w:color="auto"/>
+            </w:tcBorders>
+            <w:shd w:val="clear" w:color="000000" w:fill="BFBFBF"/>
+            <w:vAlign w:val="center"/>
+            <w:hideMark/>
+          </w:tcPr>
+          <w:p>
+            <w:pPr>
+              <w:spacing w:after="0" w:line="240" w:lineRule="auto"/>
+              <w:jc w:val="center"/>
+              <w:rPr>
+                <w:rFonts w:ascii="Inter" w:eastAsia="Times New Roman" w:hAnsi="Inter" w:cs="Calibri"/>
+                <w:color w:val="000000"/>
+                <w:sz w:val="23"/>
+                <w:szCs w:val="23"/>
+                <w:lang w:eastAsia="es-AR"/>
+              </w:rPr>
+            </w:pPr>
+            <w:r>
+              <w:rPr>
+                <w:rFonts w:ascii="Inter" w:eastAsia="Times New Roman" w:hAnsi="Inter" w:cs="Calibri"/>
+                <w:color w:val="000000"/>
+                <w:sz w:val="23"/>
+                <w:szCs w:val="23"/>
+                <w:lang w:eastAsia="es-AR"/>
+              </w:rPr>
+              <w:t>Rol</w:t>
+            </w:r>
+          </w:p>
+        </w:tc>
+        <w:tc>
+          <w:tcPr>
+            <w:tcW w:w="3080" w:type="dxa"/>
+            <w:tcBorders>
+              <w:top w:val="single" w:sz="4" w:space="0" w:color="auto"/>
+              <w:left w:val="nil"/>
+              <w:bottom w:val="single" w:sz="4" w:space="0" w:color="auto"/>
+              <w:right w:val="single" w:sz="4" w:space="0" w:color="auto"/>
+            </w:tcBorders>
+            <w:shd w:val="clear" w:color="000000" w:fill="BFBFBF"/>
+            <w:vAlign w:val="center"/>
+            <w:hideMark/>
+          </w:tcPr>
+          <w:p>
+            <w:pPr>
+              <w:spacing w:after="0" w:line="240" w:lineRule="auto"/>
+              <w:jc w:val="center"/>
+              <w:rPr>
+                <w:rFonts w:ascii="Inter" w:eastAsia="Times New Roman" w:hAnsi="Inter" w:cs="Calibri"/>
+                <w:color w:val="000000"/>
+                <w:sz w:val="23"/>
+                <w:szCs w:val="23"/>
+                <w:lang w:eastAsia="es-AR"/>
+              </w:rPr>
+            </w:pPr>
+            <w:r>
+              <w:rPr>
+                <w:rFonts w:ascii="Inter" w:eastAsia="Times New Roman" w:hAnsi="Inter" w:cs="Calibri"/>
+                <w:color w:val="000000"/>
+                <w:sz w:val="23"/>
+                <w:szCs w:val="23"/>
+                <w:lang w:eastAsia="es-AR"/>
+              </w:rPr>
+              <w:t>Responsabilidades</w:t>
+            </w:r>
+          </w:p>
+        </w:tc>
+        <w:tc>
+          <w:tcPr>
+            <w:tcW w:w="4200" w:type="dxa"/>
+            <w:tcBorders>
+              <w:top w:val="single" w:sz="4" w:space="0" w:color="auto"/>
+              <w:left w:val="nil"/>
+              <w:bottom w:val="single" w:sz="4" w:space="0" w:color="auto"/>
+              <w:right w:val="single" w:sz="4" w:space="0" w:color="auto"/>
+            </w:tcBorders>
+            <w:shd w:val="clear" w:color="000000" w:fill="BFBFBF"/>
+            <w:vAlign w:val="center"/>
+            <w:hideMark/>
+          </w:tcPr>
+          <w:p>
+            <w:pPr>
+              <w:spacing w:after="0" w:line="240" w:lineRule="auto"/>
+              <w:jc w:val="center"/>
+              <w:rPr>
+                <w:rFonts w:ascii="Inter" w:eastAsia="Times New Roman" w:hAnsi="Inter" w:cs="Calibri"/>
+                <w:color w:val="000000"/>
+                <w:sz w:val="23"/>
+                <w:szCs w:val="23"/>
+                <w:lang w:eastAsia="es-AR"/>
+              </w:rPr>
+            </w:pPr>
+            <w:r>
+              <w:rPr>
+                <w:rFonts w:ascii="Inter" w:eastAsia="Times New Roman" w:hAnsi="Inter" w:cs="Calibri"/>
+                <w:color w:val="000000"/>
+                <w:sz w:val="23"/>
+                <w:szCs w:val="23"/>
+                <w:lang w:eastAsia="es-AR"/>
+              </w:rPr>
+              <w:t>Dependencia</w:t>
+            </w:r>
+          </w:p>
+        </w:tc>
+      </w:tr>
+      <w:tr>
+        <w:trPr>
+          <w:trHeight w:val="600"/>
+        </w:trPr>
+        <w:tc>
+          <w:tcPr>
+            <w:tcW w:w="1680" w:type="dxa"/>
             <w:tcBorders>
               <w:top w:val="nil"/>
+              <w:left w:val="single" w:sz="4" w:space="0" w:color="auto"/>
+              <w:bottom w:val="single" w:sz="4" w:space="0" w:color="auto"/>
+              <w:right w:val="single" w:sz="4" w:space="0" w:color="auto"/>
             </w:tcBorders>
-            <w:tcMar>
-              <w:top w:w="150" w:type="dxa"/>
-              <w:left w:w="0" w:type="dxa"/>
-              <w:bottom w:w="150" w:type="dxa"/>
-              <w:right w:w="240" w:type="dxa"/>
-            </w:tcMar>
-            <w:vAlign w:val="center"/>
-            <w:hideMark/>
-          </w:tcPr>
-          <w:p>
-            <w:pPr>
-              <w:spacing w:after="0" w:line="375" w:lineRule="atLeast"/>
-              <w:rPr>
-                <w:rFonts w:ascii="Inter" w:eastAsia="Times New Roman" w:hAnsi="Inter" w:cs="Times New Roman"/>
-                <w:sz w:val="23"/>
-                <w:szCs w:val="23"/>
-                <w:lang w:eastAsia="es-AR"/>
-              </w:rPr>
-            </w:pPr>
-            <w:r>
-              <w:rPr>
-                <w:rFonts w:ascii="Inter" w:eastAsia="Times New Roman" w:hAnsi="Inter" w:cs="Times New Roman"/>
-                <w:sz w:val="23"/>
-                <w:szCs w:val="23"/>
-                <w:lang w:eastAsia="es-AR"/>
-              </w:rPr>
-              <w:lastRenderedPageBreak/>
-              <w:t>Rol</w:t>
-            </w:r>
-          </w:p>
-        </w:tc>
-        <w:tc>
-          <w:tcPr>
-            <w:tcW w:w="0" w:type="auto"/>
+            <w:shd w:val="clear" w:color="000000" w:fill="FFFF00"/>
+            <w:vAlign w:val="center"/>
+            <w:hideMark/>
+          </w:tcPr>
+          <w:p>
+            <w:pPr>
+              <w:spacing w:after="0" w:line="240" w:lineRule="auto"/>
+              <w:rPr>
+                <w:rFonts w:ascii="Inter" w:eastAsia="Times New Roman" w:hAnsi="Inter" w:cs="Calibri"/>
+                <w:color w:val="000000"/>
+                <w:sz w:val="23"/>
+                <w:szCs w:val="23"/>
+                <w:lang w:eastAsia="es-AR"/>
+              </w:rPr>
+            </w:pPr>
+            <w:r>
+              <w:rPr>
+                <w:rFonts w:ascii="Inter" w:eastAsia="Times New Roman" w:hAnsi="Inter" w:cs="Calibri"/>
+                <w:color w:val="000000"/>
+                <w:sz w:val="23"/>
+                <w:szCs w:val="23"/>
+                <w:lang w:eastAsia="es-AR"/>
+              </w:rPr>
+              <w:t>Don Roberto</w:t>
+            </w:r>
+          </w:p>
+        </w:tc>
+        <w:tc>
+          <w:tcPr>
+            <w:tcW w:w="3080" w:type="dxa"/>
             <w:tcBorders>
               <w:top w:val="nil"/>
+              <w:left w:val="nil"/>
+              <w:bottom w:val="single" w:sz="4" w:space="0" w:color="auto"/>
+              <w:right w:val="single" w:sz="4" w:space="0" w:color="auto"/>
             </w:tcBorders>
-            <w:tcMar>
-              <w:top w:w="150" w:type="dxa"/>
-              <w:left w:w="240" w:type="dxa"/>
-              <w:bottom w:w="150" w:type="dxa"/>
-              <w:right w:w="240" w:type="dxa"/>
-            </w:tcMar>
-            <w:vAlign w:val="center"/>
-            <w:hideMark/>
-          </w:tcPr>
-          <w:p>
-            <w:pPr>
-              <w:spacing w:after="0" w:line="375" w:lineRule="atLeast"/>
-              <w:rPr>
-                <w:rFonts w:ascii="Inter" w:eastAsia="Times New Roman" w:hAnsi="Inter" w:cs="Times New Roman"/>
-                <w:sz w:val="23"/>
-                <w:szCs w:val="23"/>
-                <w:lang w:eastAsia="es-AR"/>
-              </w:rPr>
-            </w:pPr>
-            <w:r>
-              <w:rPr>
-                <w:rFonts w:ascii="Inter" w:eastAsia="Times New Roman" w:hAnsi="Inter" w:cs="Times New Roman"/>
-                <w:sz w:val="23"/>
-                <w:szCs w:val="23"/>
-                <w:lang w:eastAsia="es-AR"/>
-              </w:rPr>
-              <w:t>Responsabilidades</w:t>
-            </w:r>
-          </w:p>
-        </w:tc>
-        <w:tc>
-          <w:tcPr>
-            <w:tcW w:w="0" w:type="auto"/>
+            <w:shd w:val="clear" w:color="auto" w:fill="auto"/>
+            <w:vAlign w:val="center"/>
+            <w:hideMark/>
+          </w:tcPr>
+          <w:p>
+            <w:pPr>
+              <w:spacing w:after="0" w:line="240" w:lineRule="auto"/>
+              <w:rPr>
+                <w:rFonts w:ascii="Inter" w:eastAsia="Times New Roman" w:hAnsi="Inter" w:cs="Calibri"/>
+                <w:color w:val="000000"/>
+                <w:sz w:val="23"/>
+                <w:szCs w:val="23"/>
+                <w:lang w:eastAsia="es-AR"/>
+              </w:rPr>
+            </w:pPr>
+            <w:r>
+              <w:rPr>
+                <w:rFonts w:ascii="Inter" w:eastAsia="Times New Roman" w:hAnsi="Inter" w:cs="Calibri"/>
+                <w:color w:val="000000"/>
+                <w:sz w:val="23"/>
+                <w:szCs w:val="23"/>
+                <w:lang w:eastAsia="es-AR"/>
+              </w:rPr>
+              <w:t>Decide compras, aprueba créditos, negocia con proveedores. No usa sistemas.</w:t>
+            </w:r>
+          </w:p>
+        </w:tc>
+        <w:tc>
+          <w:tcPr>
+            <w:tcW w:w="4200" w:type="dxa"/>
             <w:tcBorders>
               <w:top w:val="nil"/>
+              <w:left w:val="nil"/>
+              <w:bottom w:val="single" w:sz="4" w:space="0" w:color="auto"/>
+              <w:right w:val="single" w:sz="4" w:space="0" w:color="auto"/>
             </w:tcBorders>
-            <w:tcMar>
-              <w:top w:w="150" w:type="dxa"/>
-              <w:left w:w="240" w:type="dxa"/>
-              <w:bottom w:w="150" w:type="dxa"/>
-              <w:right w:w="240" w:type="dxa"/>
-            </w:tcMar>
-            <w:vAlign w:val="center"/>
-            <w:hideMark/>
-          </w:tcPr>
-          <w:p>
-            <w:pPr>
-              <w:spacing w:after="0" w:line="375" w:lineRule="atLeast"/>
-              <w:rPr>
-                <w:rFonts w:ascii="Inter" w:eastAsia="Times New Roman" w:hAnsi="Inter" w:cs="Times New Roman"/>
-                <w:sz w:val="23"/>
-                <w:szCs w:val="23"/>
-                <w:lang w:eastAsia="es-AR"/>
-              </w:rPr>
-            </w:pPr>
-            <w:r>
-              <w:rPr>
-                <w:rFonts w:ascii="Inter" w:eastAsia="Times New Roman" w:hAnsi="Inter" w:cs="Times New Roman"/>
-                <w:sz w:val="23"/>
-                <w:szCs w:val="23"/>
-                <w:lang w:eastAsia="es-AR"/>
-              </w:rPr>
-              <w:t>Dependencia</w:t>
+            <w:shd w:val="clear" w:color="auto" w:fill="auto"/>
+            <w:vAlign w:val="center"/>
+            <w:hideMark/>
+          </w:tcPr>
+          <w:p>
+            <w:pPr>
+              <w:spacing w:after="0" w:line="240" w:lineRule="auto"/>
+              <w:rPr>
+                <w:rFonts w:ascii="Inter" w:eastAsia="Times New Roman" w:hAnsi="Inter" w:cs="Calibri"/>
+                <w:color w:val="000000"/>
+                <w:sz w:val="23"/>
+                <w:szCs w:val="23"/>
+                <w:lang w:eastAsia="es-AR"/>
+              </w:rPr>
+            </w:pPr>
+            <w:r>
+              <w:rPr>
+                <w:rFonts w:ascii="Inter" w:eastAsia="Times New Roman" w:hAnsi="Inter" w:cs="Calibri"/>
+                <w:color w:val="000000"/>
+                <w:sz w:val="23"/>
+                <w:szCs w:val="23"/>
+                <w:lang w:eastAsia="es-AR"/>
+              </w:rPr>
+              <w:t>Ninguna formal; sus órdenes son verbales y supremas.</w:t>
             </w:r>
           </w:p>
         </w:tc>
       </w:tr>
       <w:tr>
-        <w:tc>
-          <w:tcPr>
-            <w:tcW w:w="0" w:type="auto"/>
-            <w:tcMar>
-              <w:top w:w="150" w:type="dxa"/>
-              <w:left w:w="0" w:type="dxa"/>
-              <w:bottom w:w="150" w:type="dxa"/>
-              <w:right w:w="240" w:type="dxa"/>
-            </w:tcMar>
-            <w:vAlign w:val="center"/>
-            <w:hideMark/>
-          </w:tcPr>
-          <w:p>
-            <w:pPr>
-              <w:spacing w:after="0" w:line="375" w:lineRule="atLeast"/>
-              <w:rPr>
-                <w:rFonts w:ascii="Inter" w:eastAsia="Times New Roman" w:hAnsi="Inter" w:cs="Times New Roman"/>
-                <w:sz w:val="23"/>
-                <w:szCs w:val="23"/>
-                <w:lang w:eastAsia="es-AR"/>
-              </w:rPr>
-            </w:pPr>
-            <w:r>
-              <w:rPr>
-                <w:rFonts w:ascii="Inter" w:eastAsia="Times New Roman" w:hAnsi="Inter" w:cs="Times New Roman"/>
-                <w:sz w:val="23"/>
-                <w:szCs w:val="23"/>
-                <w:lang w:eastAsia="es-AR"/>
-              </w:rPr>
-              <w:t>Don Roberto</w:t>
-            </w:r>
-          </w:p>
-        </w:tc>
-        <w:tc>
-          <w:tcPr>
-            <w:tcW w:w="0" w:type="auto"/>
-            <w:tcMar>
-              <w:top w:w="150" w:type="dxa"/>
-              <w:left w:w="240" w:type="dxa"/>
-              <w:bottom w:w="150" w:type="dxa"/>
-              <w:right w:w="240" w:type="dxa"/>
-            </w:tcMar>
-            <w:vAlign w:val="center"/>
-            <w:hideMark/>
-          </w:tcPr>
-          <w:p>
-            <w:pPr>
-              <w:spacing w:after="0" w:line="375" w:lineRule="atLeast"/>
-              <w:rPr>
-                <w:rFonts w:ascii="Inter" w:eastAsia="Times New Roman" w:hAnsi="Inter" w:cs="Times New Roman"/>
-                <w:sz w:val="23"/>
-                <w:szCs w:val="23"/>
-                <w:lang w:eastAsia="es-AR"/>
-              </w:rPr>
-            </w:pPr>
-            <w:r>
-              <w:rPr>
-                <w:rFonts w:ascii="Inter" w:eastAsia="Times New Roman" w:hAnsi="Inter" w:cs="Times New Roman"/>
-                <w:sz w:val="23"/>
-                <w:szCs w:val="23"/>
-                <w:lang w:eastAsia="es-AR"/>
-              </w:rPr>
-              <w:t>Decide compras, aprueba créditos, negocia con proveedores. No usa sistemas.</w:t>
-            </w:r>
-          </w:p>
-        </w:tc>
-        <w:tc>
-          <w:tcPr>
-            <w:tcW w:w="0" w:type="auto"/>
-            <w:tcMar>
-              <w:top w:w="150" w:type="dxa"/>
-              <w:left w:w="240" w:type="dxa"/>
-              <w:bottom w:w="150" w:type="dxa"/>
-              <w:right w:w="0" w:type="dxa"/>
-            </w:tcMar>
-            <w:vAlign w:val="center"/>
-            <w:hideMark/>
-          </w:tcPr>
-          <w:p>
-            <w:pPr>
-              <w:spacing w:after="0" w:line="375" w:lineRule="atLeast"/>
-              <w:rPr>
-                <w:rFonts w:ascii="Inter" w:eastAsia="Times New Roman" w:hAnsi="Inter" w:cs="Times New Roman"/>
-                <w:sz w:val="23"/>
-                <w:szCs w:val="23"/>
-                <w:lang w:eastAsia="es-AR"/>
-              </w:rPr>
-            </w:pPr>
-            <w:r>
-              <w:rPr>
-                <w:rFonts w:ascii="Inter" w:eastAsia="Times New Roman" w:hAnsi="Inter" w:cs="Times New Roman"/>
-                <w:sz w:val="23"/>
-                <w:szCs w:val="23"/>
-                <w:lang w:eastAsia="es-AR"/>
-              </w:rPr>
-              <w:t>Ninguna formal; sus órdenes son verbales y supremas.</w:t>
+        <w:trPr>
+          <w:trHeight w:val="600"/>
+        </w:trPr>
+        <w:tc>
+          <w:tcPr>
+            <w:tcW w:w="1680" w:type="dxa"/>
+            <w:tcBorders>
+              <w:top w:val="nil"/>
+              <w:left w:val="single" w:sz="4" w:space="0" w:color="auto"/>
+              <w:bottom w:val="single" w:sz="4" w:space="0" w:color="auto"/>
+              <w:right w:val="single" w:sz="4" w:space="0" w:color="auto"/>
+            </w:tcBorders>
+            <w:shd w:val="clear" w:color="000000" w:fill="FFFF00"/>
+            <w:vAlign w:val="center"/>
+            <w:hideMark/>
+          </w:tcPr>
+          <w:p>
+            <w:pPr>
+              <w:spacing w:after="0" w:line="240" w:lineRule="auto"/>
+              <w:rPr>
+                <w:rFonts w:ascii="Inter" w:eastAsia="Times New Roman" w:hAnsi="Inter" w:cs="Calibri"/>
+                <w:color w:val="000000"/>
+                <w:sz w:val="23"/>
+                <w:szCs w:val="23"/>
+                <w:lang w:eastAsia="es-AR"/>
+              </w:rPr>
+            </w:pPr>
+            <w:r>
+              <w:rPr>
+                <w:rFonts w:ascii="Inter" w:eastAsia="Times New Roman" w:hAnsi="Inter" w:cs="Calibri"/>
+                <w:color w:val="000000"/>
+                <w:sz w:val="23"/>
+                <w:szCs w:val="23"/>
+                <w:lang w:eastAsia="es-AR"/>
+              </w:rPr>
+              <w:t>Hijo A (comercial)</w:t>
+            </w:r>
+          </w:p>
+        </w:tc>
+        <w:tc>
+          <w:tcPr>
+            <w:tcW w:w="3080" w:type="dxa"/>
+            <w:tcBorders>
+              <w:top w:val="nil"/>
+              <w:left w:val="nil"/>
+              <w:bottom w:val="single" w:sz="4" w:space="0" w:color="auto"/>
+              <w:right w:val="single" w:sz="4" w:space="0" w:color="auto"/>
+            </w:tcBorders>
+            <w:shd w:val="clear" w:color="auto" w:fill="auto"/>
+            <w:vAlign w:val="center"/>
+            <w:hideMark/>
+          </w:tcPr>
+          <w:p>
+            <w:pPr>
+              <w:spacing w:after="0" w:line="240" w:lineRule="auto"/>
+              <w:rPr>
+                <w:rFonts w:ascii="Inter" w:eastAsia="Times New Roman" w:hAnsi="Inter" w:cs="Calibri"/>
+                <w:color w:val="000000"/>
+                <w:sz w:val="23"/>
+                <w:szCs w:val="23"/>
+                <w:lang w:eastAsia="es-AR"/>
+              </w:rPr>
+            </w:pPr>
+            <w:r>
+              <w:rPr>
+                <w:rFonts w:ascii="Inter" w:eastAsia="Times New Roman" w:hAnsi="Inter" w:cs="Calibri"/>
+                <w:color w:val="000000"/>
+                <w:sz w:val="23"/>
+                <w:szCs w:val="23"/>
+                <w:lang w:eastAsia="es-AR"/>
+              </w:rPr>
+              <w:t>Busca rotación de productos, promociones, relación con clientes.</w:t>
+            </w:r>
+          </w:p>
+        </w:tc>
+        <w:tc>
+          <w:tcPr>
+            <w:tcW w:w="4200" w:type="dxa"/>
+            <w:tcBorders>
+              <w:top w:val="nil"/>
+              <w:left w:val="nil"/>
+              <w:bottom w:val="single" w:sz="4" w:space="0" w:color="auto"/>
+              <w:right w:val="single" w:sz="4" w:space="0" w:color="auto"/>
+            </w:tcBorders>
+            <w:shd w:val="clear" w:color="auto" w:fill="auto"/>
+            <w:vAlign w:val="center"/>
+            <w:hideMark/>
+          </w:tcPr>
+          <w:p>
+            <w:pPr>
+              <w:spacing w:after="0" w:line="240" w:lineRule="auto"/>
+              <w:rPr>
+                <w:rFonts w:ascii="Inter" w:eastAsia="Times New Roman" w:hAnsi="Inter" w:cs="Calibri"/>
+                <w:color w:val="000000"/>
+                <w:sz w:val="23"/>
+                <w:szCs w:val="23"/>
+                <w:lang w:eastAsia="es-AR"/>
+              </w:rPr>
+            </w:pPr>
+            <w:r>
+              <w:rPr>
+                <w:rFonts w:ascii="Inter" w:eastAsia="Times New Roman" w:hAnsi="Inter" w:cs="Calibri"/>
+                <w:color w:val="000000"/>
+                <w:sz w:val="23"/>
+                <w:szCs w:val="23"/>
+                <w:lang w:eastAsia="es-AR"/>
+              </w:rPr>
+              <w:t>Intenta imponer métricas, pero sus órdenes chocan con las de Don Roberto.</w:t>
             </w:r>
           </w:p>
         </w:tc>
       </w:tr>
       <w:tr>
-        <w:tc>
-          <w:tcPr>
-            <w:tcW w:w="0" w:type="auto"/>
-            <w:tcMar>
-              <w:top w:w="150" w:type="dxa"/>
-              <w:left w:w="0" w:type="dxa"/>
-              <w:bottom w:w="150" w:type="dxa"/>
-              <w:right w:w="240" w:type="dxa"/>
-            </w:tcMar>
-            <w:vAlign w:val="center"/>
-            <w:hideMark/>
-          </w:tcPr>
-          <w:p>
-            <w:pPr>
-              <w:spacing w:after="0" w:line="375" w:lineRule="atLeast"/>
-              <w:rPr>
-                <w:rFonts w:ascii="Inter" w:eastAsia="Times New Roman" w:hAnsi="Inter" w:cs="Times New Roman"/>
-                <w:sz w:val="23"/>
-                <w:szCs w:val="23"/>
-                <w:lang w:eastAsia="es-AR"/>
-              </w:rPr>
-            </w:pPr>
-            <w:r>
-              <w:rPr>
-                <w:rFonts w:ascii="Inter" w:eastAsia="Times New Roman" w:hAnsi="Inter" w:cs="Times New Roman"/>
-                <w:sz w:val="23"/>
-                <w:szCs w:val="23"/>
-                <w:lang w:eastAsia="es-AR"/>
-              </w:rPr>
-              <w:t>Hijo A (comercial)</w:t>
-            </w:r>
-          </w:p>
-        </w:tc>
-        <w:tc>
-          <w:tcPr>
-            <w:tcW w:w="0" w:type="auto"/>
-            <w:tcMar>
-              <w:top w:w="150" w:type="dxa"/>
-              <w:left w:w="240" w:type="dxa"/>
-              <w:bottom w:w="150" w:type="dxa"/>
-              <w:right w:w="240" w:type="dxa"/>
-            </w:tcMar>
-            <w:vAlign w:val="center"/>
-            <w:hideMark/>
-          </w:tcPr>
-          <w:p>
-            <w:pPr>
-              <w:spacing w:after="0" w:line="375" w:lineRule="atLeast"/>
-              <w:rPr>
-                <w:rFonts w:ascii="Inter" w:eastAsia="Times New Roman" w:hAnsi="Inter" w:cs="Times New Roman"/>
-                <w:sz w:val="23"/>
-                <w:szCs w:val="23"/>
-                <w:lang w:eastAsia="es-AR"/>
-              </w:rPr>
-            </w:pPr>
-            <w:r>
-              <w:rPr>
-                <w:rFonts w:ascii="Inter" w:eastAsia="Times New Roman" w:hAnsi="Inter" w:cs="Times New Roman"/>
-                <w:sz w:val="23"/>
-                <w:szCs w:val="23"/>
-                <w:lang w:eastAsia="es-AR"/>
-              </w:rPr>
-              <w:t>Busca rotación de productos, promociones, relación con clientes.</w:t>
-            </w:r>
-          </w:p>
-        </w:tc>
-        <w:tc>
-          <w:tcPr>
-            <w:tcW w:w="0" w:type="auto"/>
-            <w:tcMar>
-              <w:top w:w="150" w:type="dxa"/>
-              <w:left w:w="240" w:type="dxa"/>
-              <w:bottom w:w="150" w:type="dxa"/>
-              <w:right w:w="0" w:type="dxa"/>
-            </w:tcMar>
-            <w:vAlign w:val="center"/>
-            <w:hideMark/>
-          </w:tcPr>
-          <w:p>
-            <w:pPr>
-              <w:spacing w:after="0" w:line="375" w:lineRule="atLeast"/>
-              <w:rPr>
-                <w:rFonts w:ascii="Inter" w:eastAsia="Times New Roman" w:hAnsi="Inter" w:cs="Times New Roman"/>
-                <w:sz w:val="23"/>
-                <w:szCs w:val="23"/>
-                <w:lang w:eastAsia="es-AR"/>
-              </w:rPr>
-            </w:pPr>
-            <w:r>
-              <w:rPr>
-                <w:rFonts w:ascii="Inter" w:eastAsia="Times New Roman" w:hAnsi="Inter" w:cs="Times New Roman"/>
-                <w:sz w:val="23"/>
-                <w:szCs w:val="23"/>
-                <w:lang w:eastAsia="es-AR"/>
-              </w:rPr>
-              <w:t>Intenta imponer métricas, pero sus órdenes chocan con las de Don Roberto.</w:t>
+        <w:trPr>
+          <w:trHeight w:val="600"/>
+        </w:trPr>
+        <w:tc>
+          <w:tcPr>
+            <w:tcW w:w="1680" w:type="dxa"/>
+            <w:tcBorders>
+              <w:top w:val="nil"/>
+              <w:left w:val="single" w:sz="4" w:space="0" w:color="auto"/>
+              <w:bottom w:val="single" w:sz="4" w:space="0" w:color="auto"/>
+              <w:right w:val="single" w:sz="4" w:space="0" w:color="auto"/>
+            </w:tcBorders>
+            <w:shd w:val="clear" w:color="000000" w:fill="FFFF00"/>
+            <w:vAlign w:val="center"/>
+            <w:hideMark/>
+          </w:tcPr>
+          <w:p>
+            <w:pPr>
+              <w:spacing w:after="0" w:line="240" w:lineRule="auto"/>
+              <w:rPr>
+                <w:rFonts w:ascii="Inter" w:eastAsia="Times New Roman" w:hAnsi="Inter" w:cs="Calibri"/>
+                <w:color w:val="000000"/>
+                <w:sz w:val="23"/>
+                <w:szCs w:val="23"/>
+                <w:lang w:eastAsia="es-AR"/>
+              </w:rPr>
+            </w:pPr>
+            <w:r>
+              <w:rPr>
+                <w:rFonts w:ascii="Inter" w:eastAsia="Times New Roman" w:hAnsi="Inter" w:cs="Calibri"/>
+                <w:color w:val="000000"/>
+                <w:sz w:val="23"/>
+                <w:szCs w:val="23"/>
+                <w:lang w:eastAsia="es-AR"/>
+              </w:rPr>
+              <w:t>Hijo B (financiero)</w:t>
+            </w:r>
+          </w:p>
+        </w:tc>
+        <w:tc>
+          <w:tcPr>
+            <w:tcW w:w="3080" w:type="dxa"/>
+            <w:tcBorders>
+              <w:top w:val="nil"/>
+              <w:left w:val="nil"/>
+              <w:bottom w:val="single" w:sz="4" w:space="0" w:color="auto"/>
+              <w:right w:val="single" w:sz="4" w:space="0" w:color="auto"/>
+            </w:tcBorders>
+            <w:shd w:val="clear" w:color="auto" w:fill="auto"/>
+            <w:vAlign w:val="center"/>
+            <w:hideMark/>
+          </w:tcPr>
+          <w:p>
+            <w:pPr>
+              <w:spacing w:after="0" w:line="240" w:lineRule="auto"/>
+              <w:rPr>
+                <w:rFonts w:ascii="Inter" w:eastAsia="Times New Roman" w:hAnsi="Inter" w:cs="Calibri"/>
+                <w:color w:val="000000"/>
+                <w:sz w:val="23"/>
+                <w:szCs w:val="23"/>
+                <w:lang w:eastAsia="es-AR"/>
+              </w:rPr>
+            </w:pPr>
+            <w:r>
+              <w:rPr>
+                <w:rFonts w:ascii="Inter" w:eastAsia="Times New Roman" w:hAnsi="Inter" w:cs="Calibri"/>
+                <w:color w:val="000000"/>
+                <w:sz w:val="23"/>
+                <w:szCs w:val="23"/>
+                <w:lang w:eastAsia="es-AR"/>
+              </w:rPr>
+              <w:t>Controla cobranzas, intenta proyectar flujo de caja.</w:t>
+            </w:r>
+          </w:p>
+        </w:tc>
+        <w:tc>
+          <w:tcPr>
+            <w:tcW w:w="4200" w:type="dxa"/>
+            <w:tcBorders>
+              <w:top w:val="nil"/>
+              <w:left w:val="nil"/>
+              <w:bottom w:val="single" w:sz="4" w:space="0" w:color="auto"/>
+              <w:right w:val="single" w:sz="4" w:space="0" w:color="auto"/>
+            </w:tcBorders>
+            <w:shd w:val="clear" w:color="auto" w:fill="auto"/>
+            <w:vAlign w:val="center"/>
+            <w:hideMark/>
+          </w:tcPr>
+          <w:p>
+            <w:pPr>
+              <w:spacing w:after="0" w:line="240" w:lineRule="auto"/>
+              <w:rPr>
+                <w:rFonts w:ascii="Inter" w:eastAsia="Times New Roman" w:hAnsi="Inter" w:cs="Calibri"/>
+                <w:color w:val="000000"/>
+                <w:sz w:val="23"/>
+                <w:szCs w:val="23"/>
+                <w:lang w:eastAsia="es-AR"/>
+              </w:rPr>
+            </w:pPr>
+            <w:r>
+              <w:rPr>
+                <w:rFonts w:ascii="Inter" w:eastAsia="Times New Roman" w:hAnsi="Inter" w:cs="Calibri"/>
+                <w:color w:val="000000"/>
+                <w:sz w:val="23"/>
+                <w:szCs w:val="23"/>
+                <w:lang w:eastAsia="es-AR"/>
+              </w:rPr>
+              <w:t>Depende de datos manuales de Don Roberto (cuadernos).</w:t>
             </w:r>
           </w:p>
         </w:tc>
       </w:tr>
       <w:tr>
-        <w:tc>
-          <w:tcPr>
-            <w:tcW w:w="0" w:type="auto"/>
-            <w:tcMar>
-              <w:top w:w="150" w:type="dxa"/>
-              <w:left w:w="0" w:type="dxa"/>
-              <w:bottom w:w="150" w:type="dxa"/>
-              <w:right w:w="240" w:type="dxa"/>
-            </w:tcMar>
-            <w:vAlign w:val="center"/>
-            <w:hideMark/>
-          </w:tcPr>
-          <w:p>
-            <w:pPr>
-              <w:spacing w:after="0" w:line="375" w:lineRule="atLeast"/>
-              <w:rPr>
-                <w:rFonts w:ascii="Inter" w:eastAsia="Times New Roman" w:hAnsi="Inter" w:cs="Times New Roman"/>
-                <w:sz w:val="23"/>
-                <w:szCs w:val="23"/>
-                <w:lang w:eastAsia="es-AR"/>
-              </w:rPr>
-            </w:pPr>
-            <w:r>
-              <w:rPr>
-                <w:rFonts w:ascii="Inter" w:eastAsia="Times New Roman" w:hAnsi="Inter" w:cs="Times New Roman"/>
-                <w:sz w:val="23"/>
-                <w:szCs w:val="23"/>
-                <w:lang w:eastAsia="es-AR"/>
-              </w:rPr>
-              <w:t>Hijo B (financiero)</w:t>
-            </w:r>
-          </w:p>
-        </w:tc>
-        <w:tc>
-          <w:tcPr>
-            <w:tcW w:w="0" w:type="auto"/>
-            <w:tcMar>
-              <w:top w:w="150" w:type="dxa"/>
-              <w:left w:w="240" w:type="dxa"/>
-              <w:bottom w:w="150" w:type="dxa"/>
-              <w:right w:w="240" w:type="dxa"/>
-            </w:tcMar>
-            <w:vAlign w:val="center"/>
-            <w:hideMark/>
-          </w:tcPr>
-          <w:p>
-            <w:pPr>
-              <w:spacing w:after="0" w:line="375" w:lineRule="atLeast"/>
-              <w:rPr>
-                <w:rFonts w:ascii="Inter" w:eastAsia="Times New Roman" w:hAnsi="Inter" w:cs="Times New Roman"/>
-                <w:sz w:val="23"/>
-                <w:szCs w:val="23"/>
-                <w:lang w:eastAsia="es-AR"/>
-              </w:rPr>
-            </w:pPr>
-            <w:r>
-              <w:rPr>
-                <w:rFonts w:ascii="Inter" w:eastAsia="Times New Roman" w:hAnsi="Inter" w:cs="Times New Roman"/>
-                <w:sz w:val="23"/>
-                <w:szCs w:val="23"/>
-                <w:lang w:eastAsia="es-AR"/>
-              </w:rPr>
-              <w:t>Controla cobranzas, intenta proyectar flujo de caja.</w:t>
-            </w:r>
-          </w:p>
-        </w:tc>
-        <w:tc>
-          <w:tcPr>
-            <w:tcW w:w="0" w:type="auto"/>
-            <w:tcMar>
-              <w:top w:w="150" w:type="dxa"/>
-              <w:left w:w="240" w:type="dxa"/>
-              <w:bottom w:w="150" w:type="dxa"/>
-              <w:right w:w="0" w:type="dxa"/>
-            </w:tcMar>
-            <w:vAlign w:val="center"/>
-            <w:hideMark/>
-          </w:tcPr>
-          <w:p>
-            <w:pPr>
-              <w:spacing w:after="0" w:line="375" w:lineRule="atLeast"/>
-              <w:rPr>
-                <w:rFonts w:ascii="Inter" w:eastAsia="Times New Roman" w:hAnsi="Inter" w:cs="Times New Roman"/>
-                <w:sz w:val="23"/>
-                <w:szCs w:val="23"/>
-                <w:lang w:eastAsia="es-AR"/>
-              </w:rPr>
-            </w:pPr>
-            <w:r>
-              <w:rPr>
-                <w:rFonts w:ascii="Inter" w:eastAsia="Times New Roman" w:hAnsi="Inter" w:cs="Times New Roman"/>
-                <w:sz w:val="23"/>
-                <w:szCs w:val="23"/>
-                <w:lang w:eastAsia="es-AR"/>
-              </w:rPr>
-              <w:t>Depende de datos manuales de Don Roberto (cuadernos).</w:t>
+        <w:trPr>
+          <w:trHeight w:val="600"/>
+        </w:trPr>
+        <w:tc>
+          <w:tcPr>
+            <w:tcW w:w="1680" w:type="dxa"/>
+            <w:tcBorders>
+              <w:top w:val="nil"/>
+              <w:left w:val="single" w:sz="4" w:space="0" w:color="auto"/>
+              <w:bottom w:val="single" w:sz="4" w:space="0" w:color="auto"/>
+              <w:right w:val="single" w:sz="4" w:space="0" w:color="auto"/>
+            </w:tcBorders>
+            <w:shd w:val="clear" w:color="000000" w:fill="FFFF00"/>
+            <w:vAlign w:val="center"/>
+            <w:hideMark/>
+          </w:tcPr>
+          <w:p>
+            <w:pPr>
+              <w:spacing w:after="0" w:line="240" w:lineRule="auto"/>
+              <w:rPr>
+                <w:rFonts w:ascii="Inter" w:eastAsia="Times New Roman" w:hAnsi="Inter" w:cs="Calibri"/>
+                <w:color w:val="000000"/>
+                <w:sz w:val="23"/>
+                <w:szCs w:val="23"/>
+                <w:lang w:eastAsia="es-AR"/>
+              </w:rPr>
+            </w:pPr>
+            <w:r>
+              <w:rPr>
+                <w:rFonts w:ascii="Inter" w:eastAsia="Times New Roman" w:hAnsi="Inter" w:cs="Calibri"/>
+                <w:color w:val="000000"/>
+                <w:sz w:val="23"/>
+                <w:szCs w:val="23"/>
+                <w:lang w:eastAsia="es-AR"/>
+              </w:rPr>
+              <w:t>Encargado de depósito</w:t>
+            </w:r>
+          </w:p>
+        </w:tc>
+        <w:tc>
+          <w:tcPr>
+            <w:tcW w:w="3080" w:type="dxa"/>
+            <w:tcBorders>
+              <w:top w:val="nil"/>
+              <w:left w:val="nil"/>
+              <w:bottom w:val="single" w:sz="4" w:space="0" w:color="auto"/>
+              <w:right w:val="single" w:sz="4" w:space="0" w:color="auto"/>
+            </w:tcBorders>
+            <w:shd w:val="clear" w:color="auto" w:fill="auto"/>
+            <w:vAlign w:val="center"/>
+            <w:hideMark/>
+          </w:tcPr>
+          <w:p>
+            <w:pPr>
+              <w:spacing w:after="0" w:line="240" w:lineRule="auto"/>
+              <w:rPr>
+                <w:rFonts w:ascii="Inter" w:eastAsia="Times New Roman" w:hAnsi="Inter" w:cs="Calibri"/>
+                <w:color w:val="000000"/>
+                <w:sz w:val="23"/>
+                <w:szCs w:val="23"/>
+                <w:lang w:eastAsia="es-AR"/>
+              </w:rPr>
+            </w:pPr>
+            <w:r>
+              <w:rPr>
+                <w:rFonts w:ascii="Inter" w:eastAsia="Times New Roman" w:hAnsi="Inter" w:cs="Calibri"/>
+                <w:color w:val="000000"/>
+                <w:sz w:val="23"/>
+                <w:szCs w:val="23"/>
+                <w:lang w:eastAsia="es-AR"/>
+              </w:rPr>
+              <w:t>Recibe mercadería, realiza despachos, anota movimientos en fichas.</w:t>
+            </w:r>
+          </w:p>
+        </w:tc>
+        <w:tc>
+          <w:tcPr>
+            <w:tcW w:w="4200" w:type="dxa"/>
+            <w:tcBorders>
+              <w:top w:val="nil"/>
+              <w:left w:val="nil"/>
+              <w:bottom w:val="single" w:sz="4" w:space="0" w:color="auto"/>
+              <w:right w:val="single" w:sz="4" w:space="0" w:color="auto"/>
+            </w:tcBorders>
+            <w:shd w:val="clear" w:color="auto" w:fill="auto"/>
+            <w:vAlign w:val="center"/>
+            <w:hideMark/>
+          </w:tcPr>
+          <w:p>
+            <w:pPr>
+              <w:spacing w:after="0" w:line="240" w:lineRule="auto"/>
+              <w:rPr>
+                <w:rFonts w:ascii="Inter" w:eastAsia="Times New Roman" w:hAnsi="Inter" w:cs="Calibri"/>
+                <w:color w:val="000000"/>
+                <w:sz w:val="23"/>
+                <w:szCs w:val="23"/>
+                <w:lang w:eastAsia="es-AR"/>
+              </w:rPr>
+            </w:pPr>
+            <w:r>
+              <w:rPr>
+                <w:rFonts w:ascii="Inter" w:eastAsia="Times New Roman" w:hAnsi="Inter" w:cs="Calibri"/>
+                <w:color w:val="000000"/>
+                <w:sz w:val="23"/>
+                <w:szCs w:val="23"/>
+                <w:lang w:eastAsia="es-AR"/>
+              </w:rPr>
+              <w:t>Recibe órdenes tanto de Don Roberto como de los hijos.</w:t>
             </w:r>
           </w:p>
         </w:tc>
       </w:tr>
       <w:tr>
-        <w:tc>
-          <w:tcPr>
-            <w:tcW w:w="0" w:type="auto"/>
-            <w:tcMar>
-              <w:top w:w="150" w:type="dxa"/>
-              <w:left w:w="0" w:type="dxa"/>
-              <w:bottom w:w="150" w:type="dxa"/>
-              <w:right w:w="240" w:type="dxa"/>
-            </w:tcMar>
-            <w:vAlign w:val="center"/>
-            <w:hideMark/>
-          </w:tcPr>
-          <w:p>
-            <w:pPr>
-              <w:spacing w:after="0" w:line="375" w:lineRule="atLeast"/>
-              <w:rPr>
-                <w:rFonts w:ascii="Inter" w:eastAsia="Times New Roman" w:hAnsi="Inter" w:cs="Times New Roman"/>
-                <w:sz w:val="23"/>
-                <w:szCs w:val="23"/>
-                <w:lang w:eastAsia="es-AR"/>
-              </w:rPr>
-            </w:pPr>
-            <w:r>
-              <w:rPr>
-                <w:rFonts w:ascii="Inter" w:eastAsia="Times New Roman" w:hAnsi="Inter" w:cs="Times New Roman"/>
-                <w:sz w:val="23"/>
-                <w:szCs w:val="23"/>
-                <w:lang w:eastAsia="es-AR"/>
-              </w:rPr>
-              <w:t>Encargado de depósito</w:t>
-            </w:r>
-          </w:p>
-        </w:tc>
-        <w:tc>
-          <w:tcPr>
-            <w:tcW w:w="0" w:type="auto"/>
-            <w:tcMar>
-              <w:top w:w="150" w:type="dxa"/>
-              <w:left w:w="240" w:type="dxa"/>
-              <w:bottom w:w="150" w:type="dxa"/>
-              <w:right w:w="240" w:type="dxa"/>
-            </w:tcMar>
-            <w:vAlign w:val="center"/>
-            <w:hideMark/>
-          </w:tcPr>
-          <w:p>
-            <w:pPr>
-              <w:spacing w:after="0" w:line="375" w:lineRule="atLeast"/>
-              <w:rPr>
-                <w:rFonts w:ascii="Inter" w:eastAsia="Times New Roman" w:hAnsi="Inter" w:cs="Times New Roman"/>
-                <w:sz w:val="23"/>
-                <w:szCs w:val="23"/>
-                <w:lang w:eastAsia="es-AR"/>
-              </w:rPr>
-            </w:pPr>
-            <w:r>
-              <w:rPr>
-                <w:rFonts w:ascii="Inter" w:eastAsia="Times New Roman" w:hAnsi="Inter" w:cs="Times New Roman"/>
-                <w:sz w:val="23"/>
-                <w:szCs w:val="23"/>
-                <w:lang w:eastAsia="es-AR"/>
-              </w:rPr>
-              <w:t>Recibe mercadería, realiza despachos, anota movimientos en fichas.</w:t>
-            </w:r>
-          </w:p>
-        </w:tc>
-        <w:tc>
-          <w:tcPr>
-            <w:tcW w:w="0" w:type="auto"/>
-            <w:tcMar>
-              <w:top w:w="150" w:type="dxa"/>
-              <w:left w:w="240" w:type="dxa"/>
-              <w:bottom w:w="150" w:type="dxa"/>
-              <w:right w:w="0" w:type="dxa"/>
-            </w:tcMar>
-            <w:vAlign w:val="center"/>
-            <w:hideMark/>
-          </w:tcPr>
-          <w:p>
-            <w:pPr>
-              <w:spacing w:after="0" w:line="375" w:lineRule="atLeast"/>
-              <w:rPr>
-                <w:rFonts w:ascii="Inter" w:eastAsia="Times New Roman" w:hAnsi="Inter" w:cs="Times New Roman"/>
-                <w:sz w:val="23"/>
-                <w:szCs w:val="23"/>
-                <w:lang w:eastAsia="es-AR"/>
-              </w:rPr>
-            </w:pPr>
-            <w:r>
-              <w:rPr>
-                <w:rFonts w:ascii="Inter" w:eastAsia="Times New Roman" w:hAnsi="Inter" w:cs="Times New Roman"/>
-                <w:sz w:val="23"/>
-                <w:szCs w:val="23"/>
-                <w:lang w:eastAsia="es-AR"/>
-              </w:rPr>
-              <w:t>Recibe órdenes tanto de Don Roberto como de los hijos.</w:t>
-            </w:r>
-          </w:p>
-        </w:tc>
-      </w:tr>
-      <w:tr>
-        <w:tc>
-          <w:tcPr>
-            <w:tcW w:w="0" w:type="auto"/>
-            <w:tcMar>
-              <w:top w:w="150" w:type="dxa"/>
-              <w:left w:w="0" w:type="dxa"/>
-              <w:bottom w:w="150" w:type="dxa"/>
-              <w:right w:w="240" w:type="dxa"/>
-            </w:tcMar>
-            <w:vAlign w:val="center"/>
-            <w:hideMark/>
-          </w:tcPr>
-          <w:p>
-            <w:pPr>
-              <w:spacing w:after="0" w:line="375" w:lineRule="atLeast"/>
-              <w:rPr>
-                <w:rFonts w:ascii="Inter" w:eastAsia="Times New Roman" w:hAnsi="Inter" w:cs="Times New Roman"/>
-                <w:sz w:val="23"/>
-                <w:szCs w:val="23"/>
-                <w:lang w:eastAsia="es-AR"/>
-              </w:rPr>
-            </w:pPr>
-            <w:r>
-              <w:rPr>
-                <w:rFonts w:ascii="Inter" w:eastAsia="Times New Roman" w:hAnsi="Inter" w:cs="Times New Roman"/>
+        <w:trPr>
+          <w:trHeight w:val="600"/>
+        </w:trPr>
+        <w:tc>
+          <w:tcPr>
+            <w:tcW w:w="1680" w:type="dxa"/>
+            <w:tcBorders>
+              <w:top w:val="nil"/>
+              <w:left w:val="single" w:sz="4" w:space="0" w:color="auto"/>
+              <w:bottom w:val="single" w:sz="4" w:space="0" w:color="auto"/>
+              <w:right w:val="single" w:sz="4" w:space="0" w:color="auto"/>
+            </w:tcBorders>
+            <w:shd w:val="clear" w:color="000000" w:fill="FFFF00"/>
+            <w:vAlign w:val="center"/>
+            <w:hideMark/>
+          </w:tcPr>
+          <w:p>
+            <w:pPr>
+              <w:spacing w:after="0" w:line="240" w:lineRule="auto"/>
+              <w:rPr>
+                <w:rFonts w:ascii="Inter" w:eastAsia="Times New Roman" w:hAnsi="Inter" w:cs="Calibri"/>
+                <w:color w:val="000000"/>
+                <w:sz w:val="23"/>
+                <w:szCs w:val="23"/>
+                <w:lang w:eastAsia="es-AR"/>
+              </w:rPr>
+            </w:pPr>
+            <w:r>
+              <w:rPr>
+                <w:rFonts w:ascii="Inter" w:eastAsia="Times New Roman" w:hAnsi="Inter" w:cs="Calibri"/>
+                <w:color w:val="000000"/>
                 <w:sz w:val="23"/>
                 <w:szCs w:val="23"/>
                 <w:lang w:eastAsia="es-AR"/>
@@ -2526,29 +2961,32 @@
         </w:tc>
         <w:tc>
           <w:tcPr>
-            <w:tcW w:w="0" w:type="auto"/>
-            <w:tcMar>
-              <w:top w:w="150" w:type="dxa"/>
-              <w:left w:w="240" w:type="dxa"/>
-              <w:bottom w:w="150" w:type="dxa"/>
-              <w:right w:w="240" w:type="dxa"/>
-            </w:tcMar>
-            <w:vAlign w:val="center"/>
-            <w:hideMark/>
-          </w:tcPr>
-          <w:p>
-            <w:pPr>
-              <w:spacing w:after="0" w:line="375" w:lineRule="atLeast"/>
-              <w:rPr>
-                <w:rFonts w:ascii="Inter" w:eastAsia="Times New Roman" w:hAnsi="Inter" w:cs="Times New Roman"/>
-                <w:sz w:val="23"/>
-                <w:szCs w:val="23"/>
-                <w:lang w:eastAsia="es-AR"/>
-              </w:rPr>
-            </w:pPr>
-            <w:r>
-              <w:rPr>
-                <w:rFonts w:ascii="Inter" w:eastAsia="Times New Roman" w:hAnsi="Inter" w:cs="Times New Roman"/>
+            <w:tcW w:w="3080" w:type="dxa"/>
+            <w:tcBorders>
+              <w:top w:val="nil"/>
+              <w:left w:val="nil"/>
+              <w:bottom w:val="single" w:sz="4" w:space="0" w:color="auto"/>
+              <w:right w:val="single" w:sz="4" w:space="0" w:color="auto"/>
+            </w:tcBorders>
+            <w:shd w:val="clear" w:color="auto" w:fill="auto"/>
+            <w:vAlign w:val="center"/>
+            <w:hideMark/>
+          </w:tcPr>
+          <w:p>
+            <w:pPr>
+              <w:spacing w:after="0" w:line="240" w:lineRule="auto"/>
+              <w:rPr>
+                <w:rFonts w:ascii="Inter" w:eastAsia="Times New Roman" w:hAnsi="Inter" w:cs="Calibri"/>
+                <w:color w:val="000000"/>
+                <w:sz w:val="23"/>
+                <w:szCs w:val="23"/>
+                <w:lang w:eastAsia="es-AR"/>
+              </w:rPr>
+            </w:pPr>
+            <w:r>
+              <w:rPr>
+                <w:rFonts w:ascii="Inter" w:eastAsia="Times New Roman" w:hAnsi="Inter" w:cs="Calibri"/>
+                <w:color w:val="000000"/>
                 <w:sz w:val="23"/>
                 <w:szCs w:val="23"/>
                 <w:lang w:eastAsia="es-AR"/>
@@ -2559,29 +2997,32 @@
         </w:tc>
         <w:tc>
           <w:tcPr>
-            <w:tcW w:w="0" w:type="auto"/>
-            <w:tcMar>
-              <w:top w:w="150" w:type="dxa"/>
-              <w:left w:w="240" w:type="dxa"/>
-              <w:bottom w:w="150" w:type="dxa"/>
-              <w:right w:w="0" w:type="dxa"/>
-            </w:tcMar>
-            <w:vAlign w:val="center"/>
-            <w:hideMark/>
-          </w:tcPr>
-          <w:p>
-            <w:pPr>
-              <w:spacing w:after="0" w:line="375" w:lineRule="atLeast"/>
-              <w:rPr>
-                <w:rFonts w:ascii="Inter" w:eastAsia="Times New Roman" w:hAnsi="Inter" w:cs="Times New Roman"/>
-                <w:sz w:val="23"/>
-                <w:szCs w:val="23"/>
-                <w:lang w:eastAsia="es-AR"/>
-              </w:rPr>
-            </w:pPr>
-            <w:r>
-              <w:rPr>
-                <w:rFonts w:ascii="Inter" w:eastAsia="Times New Roman" w:hAnsi="Inter" w:cs="Times New Roman"/>
+            <w:tcW w:w="4200" w:type="dxa"/>
+            <w:tcBorders>
+              <w:top w:val="nil"/>
+              <w:left w:val="nil"/>
+              <w:bottom w:val="single" w:sz="4" w:space="0" w:color="auto"/>
+              <w:right w:val="single" w:sz="4" w:space="0" w:color="auto"/>
+            </w:tcBorders>
+            <w:shd w:val="clear" w:color="auto" w:fill="auto"/>
+            <w:vAlign w:val="center"/>
+            <w:hideMark/>
+          </w:tcPr>
+          <w:p>
+            <w:pPr>
+              <w:spacing w:after="0" w:line="240" w:lineRule="auto"/>
+              <w:rPr>
+                <w:rFonts w:ascii="Inter" w:eastAsia="Times New Roman" w:hAnsi="Inter" w:cs="Calibri"/>
+                <w:color w:val="000000"/>
+                <w:sz w:val="23"/>
+                <w:szCs w:val="23"/>
+                <w:lang w:eastAsia="es-AR"/>
+              </w:rPr>
+            </w:pPr>
+            <w:r>
+              <w:rPr>
+                <w:rFonts w:ascii="Inter" w:eastAsia="Times New Roman" w:hAnsi="Inter" w:cs="Calibri"/>
+                <w:color w:val="000000"/>
                 <w:sz w:val="23"/>
                 <w:szCs w:val="23"/>
                 <w:lang w:eastAsia="es-AR"/>
@@ -3598,6 +4039,15 @@
         </w:rPr>
         <w:t> (uno clave)</w:t>
       </w:r>
+      <w:r>
+        <w:rPr>
+          <w:rFonts w:ascii="Inter" w:hAnsi="Inter"/>
+          <w:color w:val="0F1115"/>
+          <w:sz w:val="30"/>
+          <w:szCs w:val="30"/>
+        </w:rPr>
+        <w:br/>
+      </w:r>
     </w:p>
     <w:p>
       <w:pPr>
@@ -3618,78 +4068,12 @@
         <w:t>Diagrama del proceso actual (AS-IS):</w:t>
       </w:r>
     </w:p>
-    <w:p>
-      <w:r>
-        <w:t>[Don Roberto "intuye" falta de stock]</w:t>
-      </w:r>
-    </w:p>
-    <w:p>
-      <w:r>
-        <w:t xml:space="preserve">          ↓</w:t>
-      </w:r>
-    </w:p>
-    <w:p>
-      <w:r>
-        <w:t>[No revisa registros formales]</w:t>
-      </w:r>
-    </w:p>
-    <w:p>
-      <w:r>
-        <w:t xml:space="preserve">          ↓</w:t>
-      </w:r>
-    </w:p>
-    <w:p>
-      <w:r>
-        <w:t>[Llama por teléfono a proveedor]</w:t>
-      </w:r>
-    </w:p>
-    <w:p>
-      <w:r>
-        <w:t xml:space="preserve">          ↓</w:t>
-      </w:r>
-    </w:p>
-    <w:p>
-      <w:r>
-        <w:t>[Hace pedido verbal: cantidad y producto]</w:t>
-      </w:r>
-    </w:p>
-    <w:p>
-      <w:r>
-        <w:t xml:space="preserve">          ↓</w:t>
-      </w:r>
-    </w:p>
-    <w:p>
-      <w:r>
-        <w:t>[Proveedor envía factura y mercadería]</w:t>
-      </w:r>
-    </w:p>
-    <w:p>
-      <w:r>
-        <w:t xml:space="preserve">          ↓</w:t>
-      </w:r>
-    </w:p>
-    <w:p>
-      <w:r>
-        <w:t>[Empleado recibe y anota a mano en ficha]</w:t>
-      </w:r>
-    </w:p>
-    <w:p>
-      <w:r>
-        <w:t xml:space="preserve">          ↓</w:t>
-      </w:r>
-    </w:p>
-    <w:p>
-      <w:r>
-        <w:t>[Stock real difiere del registrado → quiebre o vencimiento]</w:t>
-      </w:r>
-    </w:p>
     <w:p/>
     <w:p>
       <w:r>
         <w:rPr>
           <w:noProof/>
         </w:rPr>
-        <w:lastRenderedPageBreak/>
         <w:drawing>
           <wp:inline distT="0" distB="0" distL="0" distR="0" wp14:anchorId="449D6B13" wp14:editId="71419167">
             <wp:extent cx="3248025" cy="6981825"/>
@@ -3735,10 +4119,10 @@
     </w:p>
     <w:p>
       <w:pPr>
-        <w:shd w:val="clear" w:color="auto" w:fill="FFFFFF"/>
-        <w:spacing w:before="240" w:after="240" w:line="240" w:lineRule="auto"/>
         <w:rPr>
           <w:rFonts w:ascii="Inter" w:eastAsia="Times New Roman" w:hAnsi="Inter" w:cs="Times New Roman"/>
+          <w:b/>
+          <w:bCs/>
           <w:color w:val="0F1115"/>
           <w:sz w:val="24"/>
           <w:szCs w:val="24"/>
@@ -3755,6 +4139,33 @@
           <w:szCs w:val="24"/>
           <w:lang w:eastAsia="es-AR"/>
         </w:rPr>
+        <w:lastRenderedPageBreak/>
+        <w:br w:type="page"/>
+      </w:r>
+    </w:p>
+    <w:p>
+      <w:pPr>
+        <w:shd w:val="clear" w:color="auto" w:fill="FFFFFF"/>
+        <w:spacing w:before="240" w:after="240" w:line="240" w:lineRule="auto"/>
+        <w:rPr>
+          <w:rFonts w:ascii="Inter" w:eastAsia="Times New Roman" w:hAnsi="Inter" w:cs="Times New Roman"/>
+          <w:color w:val="0F1115"/>
+          <w:sz w:val="24"/>
+          <w:szCs w:val="24"/>
+          <w:lang w:eastAsia="es-AR"/>
+        </w:rPr>
+      </w:pPr>
+      <w:r>
+        <w:rPr>
+          <w:rFonts w:ascii="Inter" w:eastAsia="Times New Roman" w:hAnsi="Inter" w:cs="Times New Roman"/>
+          <w:b/>
+          <w:bCs/>
+          <w:color w:val="0F1115"/>
+          <w:sz w:val="24"/>
+          <w:szCs w:val="24"/>
+          <w:lang w:eastAsia="es-AR"/>
+        </w:rPr>
+        <w:lastRenderedPageBreak/>
         <w:t>Descripción detallada:</w:t>
       </w:r>
     </w:p>
@@ -3953,7 +4364,6 @@
                 <w:szCs w:val="23"/>
                 <w:lang w:eastAsia="es-AR"/>
               </w:rPr>
-              <w:lastRenderedPageBreak/>
               <w:t>Salidas</w:t>
             </w:r>
           </w:p>
@@ -4208,6 +4618,29 @@
         <w:pStyle w:val="Ttulo3"/>
         <w:shd w:val="clear" w:color="auto" w:fill="FFFFFF"/>
         <w:spacing w:before="480" w:after="240" w:line="450" w:lineRule="atLeast"/>
+      </w:pPr>
+      <w:r>
+        <w:br/>
+      </w:r>
+    </w:p>
+    <w:p>
+      <w:pPr>
+        <w:rPr>
+          <w:rFonts w:asciiTheme="majorHAnsi" w:eastAsiaTheme="majorEastAsia" w:hAnsiTheme="majorHAnsi" w:cstheme="majorBidi"/>
+          <w:color w:val="1F3763" w:themeColor="accent1" w:themeShade="7F"/>
+          <w:sz w:val="24"/>
+          <w:szCs w:val="24"/>
+        </w:rPr>
+      </w:pPr>
+      <w:r>
+        <w:br w:type="page"/>
+      </w:r>
+    </w:p>
+    <w:p>
+      <w:pPr>
+        <w:pStyle w:val="Ttulo3"/>
+        <w:shd w:val="clear" w:color="auto" w:fill="FFFFFF"/>
+        <w:spacing w:before="480" w:after="240" w:line="450" w:lineRule="atLeast"/>
         <w:rPr>
           <w:rFonts w:ascii="Inter" w:hAnsi="Inter"/>
           <w:color w:val="0F1115"/>
@@ -4216,6 +4649,7 @@
         </w:rPr>
       </w:pPr>
       <w:r>
+        <w:lastRenderedPageBreak/>
         <w:br/>
       </w:r>
       <w:r>
@@ -4226,90 +4660,6 @@
           <w:szCs w:val="30"/>
         </w:rPr>
         <w:t>3.3 Propuesta de mejora para el proceso de Compras (TO-BE)</w:t>
-      </w:r>
-    </w:p>
-    <w:p>
-      <w:pPr>
-        <w:pStyle w:val="ds-markdown-paragraph"/>
-        <w:shd w:val="clear" w:color="auto" w:fill="FFFFFF"/>
-        <w:spacing w:before="240" w:beforeAutospacing="0" w:after="240" w:afterAutospacing="0"/>
-        <w:rPr>
-          <w:rFonts w:ascii="Inter" w:hAnsi="Inter"/>
-          <w:color w:val="0F1115"/>
-        </w:rPr>
-      </w:pPr>
-      <w:r>
-        <w:rPr>
-          <w:rStyle w:val="Textoennegrita"/>
-          <w:rFonts w:ascii="Inter" w:hAnsi="Inter"/>
-          <w:color w:val="0F1115"/>
-        </w:rPr>
-        <w:t>Diagrama del proceso mejorado:</w:t>
-      </w:r>
-    </w:p>
-    <w:p>
-      <w:r>
-        <w:t>[El sistema calcula automáticamente stock mínimo por producto]</w:t>
-      </w:r>
-    </w:p>
-    <w:p>
-      <w:r>
-        <w:t xml:space="preserve">                  ↓</w:t>
-      </w:r>
-    </w:p>
-    <w:p>
-      <w:r>
-        <w:t>[Genera alerta de necesidad de compra]</w:t>
-      </w:r>
-    </w:p>
-    <w:p>
-      <w:r>
-        <w:t xml:space="preserve">                  ↓</w:t>
-      </w:r>
-    </w:p>
-    <w:p>
-      <w:r>
-        <w:t>[Sugiere cantidad basada en rotación real (últimos 90 días)]</w:t>
-      </w:r>
-    </w:p>
-    <w:p>
-      <w:r>
-        <w:t xml:space="preserve">                  ↓</w:t>
-      </w:r>
-    </w:p>
-    <w:p>
-      <w:r>
-        <w:t>[Don Roberto revisa sugerencia y puede ajustar (con registro)]</w:t>
-      </w:r>
-    </w:p>
-    <w:p>
-      <w:r>
-        <w:t xml:space="preserve">                  ↓</w:t>
-      </w:r>
-    </w:p>
-    <w:p>
-      <w:r>
-        <w:t>[Se genera Orden de Compra digital con lotes y vencimientos]</w:t>
-      </w:r>
-    </w:p>
-    <w:p>
-      <w:r>
-        <w:t xml:space="preserve">                  ↓</w:t>
-      </w:r>
-    </w:p>
-    <w:p>
-      <w:r>
-        <w:t>[Al recibir, se escanea/ingresa lote y fecha de vencimiento]</w:t>
-      </w:r>
-    </w:p>
-    <w:p>
-      <w:r>
-        <w:t xml:space="preserve">                  ↓</w:t>
-      </w:r>
-    </w:p>
-    <w:p>
-      <w:r>
-        <w:t>[Sistema actualiza stock y aplica regla FEFO para despachos]</w:t>
       </w:r>
     </w:p>
     <w:p/>
@@ -4318,11 +4668,10 @@
         <w:rPr>
           <w:noProof/>
         </w:rPr>
-        <w:lastRenderedPageBreak/>
         <w:drawing>
-          <wp:inline distT="0" distB="0" distL="0" distR="0" wp14:anchorId="0993FCFD" wp14:editId="00C707D9">
-            <wp:extent cx="3248025" cy="6981825"/>
-            <wp:effectExtent l="0" t="0" r="9525" b="9525"/>
+          <wp:inline distT="0" distB="0" distL="0" distR="0" wp14:anchorId="0993FCFD" wp14:editId="039128AB">
+            <wp:extent cx="3333750" cy="7166095"/>
+            <wp:effectExtent l="0" t="0" r="0" b="0"/>
             <wp:docPr id="4" name="Imagen 4"/>
             <wp:cNvGraphicFramePr>
               <a:graphicFrameLocks xmlns:a="http://schemas.openxmlformats.org/drawingml/2006/main" noChangeAspect="1"/>
@@ -4349,7 +4698,7 @@
                   <pic:spPr>
                     <a:xfrm>
                       <a:off x="0" y="0"/>
-                      <a:ext cx="3248025" cy="6981825"/>
+                      <a:ext cx="3336014" cy="7170962"/>
                     </a:xfrm>
                     <a:prstGeom prst="rect">
                       <a:avLst/>

--- a/TP/Primera Entrega.docx
+++ b/TP/Primera Entrega.docx
@@ -18,6 +18,19 @@
           <w:lang w:eastAsia="es-AR"/>
         </w:rPr>
       </w:pPr>
+      <w:r>
+        <w:rPr>
+          <w:rFonts w:ascii="Inter" w:eastAsia="Times New Roman" w:hAnsi="Inter" w:cs="Times New Roman"/>
+          <w:b/>
+          <w:bCs/>
+          <w:color w:val="0F1115"/>
+          <w:kern w:val="36"/>
+          <w:sz w:val="36"/>
+          <w:szCs w:val="36"/>
+          <w:lang w:eastAsia="es-AR"/>
+        </w:rPr>
+        <w:br/>
+      </w:r>
       <w:r>
         <w:rPr>
           <w:rFonts w:ascii="Inter" w:eastAsia="Times New Roman" w:hAnsi="Inter" w:cs="Times New Roman"/>
@@ -3447,454 +3460,536 @@
     </w:p>
     <w:tbl>
       <w:tblPr>
-        <w:tblW w:w="11280" w:type="dxa"/>
-        <w:tblInd w:w="-1383" w:type="dxa"/>
+        <w:tblW w:w="9860" w:type="dxa"/>
         <w:tblCellMar>
-          <w:top w:w="15" w:type="dxa"/>
-          <w:left w:w="15" w:type="dxa"/>
-          <w:bottom w:w="15" w:type="dxa"/>
-          <w:right w:w="15" w:type="dxa"/>
+          <w:left w:w="70" w:type="dxa"/>
+          <w:right w:w="70" w:type="dxa"/>
         </w:tblCellMar>
         <w:tblLook w:val="04A0" w:firstRow="1" w:lastRow="0" w:firstColumn="1" w:lastColumn="0" w:noHBand="0" w:noVBand="1"/>
       </w:tblPr>
       <w:tblGrid>
-        <w:gridCol w:w="2636"/>
-        <w:gridCol w:w="5371"/>
-        <w:gridCol w:w="3273"/>
+        <w:gridCol w:w="2540"/>
+        <w:gridCol w:w="4540"/>
+        <w:gridCol w:w="2780"/>
       </w:tblGrid>
       <w:tr>
         <w:trPr>
-          <w:tblHeader/>
+          <w:trHeight w:val="500"/>
         </w:trPr>
         <w:tc>
           <w:tcPr>
-            <w:tcW w:w="0" w:type="auto"/>
+            <w:tcW w:w="2540" w:type="dxa"/>
+            <w:tcBorders>
+              <w:top w:val="single" w:sz="4" w:space="0" w:color="auto"/>
+              <w:left w:val="single" w:sz="4" w:space="0" w:color="auto"/>
+              <w:bottom w:val="single" w:sz="4" w:space="0" w:color="auto"/>
+              <w:right w:val="single" w:sz="4" w:space="0" w:color="auto"/>
+            </w:tcBorders>
+            <w:shd w:val="clear" w:color="000000" w:fill="BFBFBF"/>
+            <w:vAlign w:val="center"/>
+            <w:hideMark/>
+          </w:tcPr>
+          <w:p>
+            <w:pPr>
+              <w:spacing w:after="0" w:line="240" w:lineRule="auto"/>
+              <w:jc w:val="center"/>
+              <w:rPr>
+                <w:rFonts w:ascii="Inter" w:eastAsia="Times New Roman" w:hAnsi="Inter" w:cs="Calibri"/>
+                <w:color w:val="000000"/>
+                <w:sz w:val="23"/>
+                <w:szCs w:val="23"/>
+                <w:lang w:eastAsia="es-AR"/>
+              </w:rPr>
+            </w:pPr>
+            <w:r>
+              <w:rPr>
+                <w:rFonts w:ascii="Inter" w:eastAsia="Times New Roman" w:hAnsi="Inter" w:cs="Calibri"/>
+                <w:color w:val="000000"/>
+                <w:sz w:val="23"/>
+                <w:szCs w:val="23"/>
+                <w:lang w:eastAsia="es-AR"/>
+              </w:rPr>
+              <w:t>Proceso</w:t>
+            </w:r>
+          </w:p>
+        </w:tc>
+        <w:tc>
+          <w:tcPr>
+            <w:tcW w:w="4540" w:type="dxa"/>
+            <w:tcBorders>
+              <w:top w:val="single" w:sz="4" w:space="0" w:color="auto"/>
+              <w:left w:val="nil"/>
+              <w:bottom w:val="single" w:sz="4" w:space="0" w:color="auto"/>
+              <w:right w:val="single" w:sz="4" w:space="0" w:color="auto"/>
+            </w:tcBorders>
+            <w:shd w:val="clear" w:color="000000" w:fill="BFBFBF"/>
+            <w:vAlign w:val="center"/>
+            <w:hideMark/>
+          </w:tcPr>
+          <w:p>
+            <w:pPr>
+              <w:spacing w:after="0" w:line="240" w:lineRule="auto"/>
+              <w:jc w:val="center"/>
+              <w:rPr>
+                <w:rFonts w:ascii="Inter" w:eastAsia="Times New Roman" w:hAnsi="Inter" w:cs="Calibri"/>
+                <w:color w:val="000000"/>
+                <w:sz w:val="23"/>
+                <w:szCs w:val="23"/>
+                <w:lang w:eastAsia="es-AR"/>
+              </w:rPr>
+            </w:pPr>
+            <w:r>
+              <w:rPr>
+                <w:rFonts w:ascii="Inter" w:eastAsia="Times New Roman" w:hAnsi="Inter" w:cs="Calibri"/>
+                <w:color w:val="000000"/>
+                <w:sz w:val="23"/>
+                <w:szCs w:val="23"/>
+                <w:lang w:eastAsia="es-AR"/>
+              </w:rPr>
+              <w:t>Descripción</w:t>
+            </w:r>
+          </w:p>
+        </w:tc>
+        <w:tc>
+          <w:tcPr>
+            <w:tcW w:w="2780" w:type="dxa"/>
+            <w:tcBorders>
+              <w:top w:val="single" w:sz="4" w:space="0" w:color="auto"/>
+              <w:left w:val="nil"/>
+              <w:bottom w:val="single" w:sz="4" w:space="0" w:color="auto"/>
+              <w:right w:val="single" w:sz="4" w:space="0" w:color="auto"/>
+            </w:tcBorders>
+            <w:shd w:val="clear" w:color="000000" w:fill="BFBFBF"/>
+            <w:vAlign w:val="center"/>
+            <w:hideMark/>
+          </w:tcPr>
+          <w:p>
+            <w:pPr>
+              <w:spacing w:after="0" w:line="240" w:lineRule="auto"/>
+              <w:jc w:val="center"/>
+              <w:rPr>
+                <w:rFonts w:ascii="Inter" w:eastAsia="Times New Roman" w:hAnsi="Inter" w:cs="Calibri"/>
+                <w:color w:val="000000"/>
+                <w:sz w:val="23"/>
+                <w:szCs w:val="23"/>
+                <w:lang w:eastAsia="es-AR"/>
+              </w:rPr>
+            </w:pPr>
+            <w:r>
+              <w:rPr>
+                <w:rFonts w:ascii="Inter" w:eastAsia="Times New Roman" w:hAnsi="Inter" w:cs="Calibri"/>
+                <w:color w:val="000000"/>
+                <w:sz w:val="23"/>
+                <w:szCs w:val="23"/>
+                <w:lang w:eastAsia="es-AR"/>
+              </w:rPr>
+              <w:t>Problema principal</w:t>
+            </w:r>
+          </w:p>
+        </w:tc>
+      </w:tr>
+      <w:tr>
+        <w:trPr>
+          <w:trHeight w:val="600"/>
+        </w:trPr>
+        <w:tc>
+          <w:tcPr>
+            <w:tcW w:w="2540" w:type="dxa"/>
             <w:tcBorders>
               <w:top w:val="nil"/>
+              <w:left w:val="single" w:sz="4" w:space="0" w:color="auto"/>
+              <w:bottom w:val="single" w:sz="4" w:space="0" w:color="auto"/>
+              <w:right w:val="single" w:sz="4" w:space="0" w:color="auto"/>
             </w:tcBorders>
-            <w:tcMar>
-              <w:top w:w="150" w:type="dxa"/>
-              <w:left w:w="0" w:type="dxa"/>
-              <w:bottom w:w="150" w:type="dxa"/>
-              <w:right w:w="240" w:type="dxa"/>
-            </w:tcMar>
-            <w:vAlign w:val="center"/>
-            <w:hideMark/>
-          </w:tcPr>
-          <w:p>
-            <w:pPr>
-              <w:spacing w:line="375" w:lineRule="atLeast"/>
-              <w:rPr>
-                <w:rFonts w:ascii="Inter" w:hAnsi="Inter"/>
-                <w:sz w:val="23"/>
-                <w:szCs w:val="23"/>
-              </w:rPr>
-            </w:pPr>
-            <w:r>
-              <w:rPr>
-                <w:rFonts w:ascii="Inter" w:hAnsi="Inter"/>
-                <w:sz w:val="23"/>
-                <w:szCs w:val="23"/>
-              </w:rPr>
-              <w:t>Proceso</w:t>
-            </w:r>
-          </w:p>
-        </w:tc>
-        <w:tc>
-          <w:tcPr>
-            <w:tcW w:w="0" w:type="auto"/>
+            <w:shd w:val="clear" w:color="000000" w:fill="FFFF00"/>
+            <w:vAlign w:val="center"/>
+            <w:hideMark/>
+          </w:tcPr>
+          <w:p>
+            <w:pPr>
+              <w:spacing w:after="0" w:line="240" w:lineRule="auto"/>
+              <w:rPr>
+                <w:rFonts w:ascii="Inter" w:eastAsia="Times New Roman" w:hAnsi="Inter" w:cs="Calibri"/>
+                <w:b/>
+                <w:bCs/>
+                <w:color w:val="000000"/>
+                <w:sz w:val="23"/>
+                <w:szCs w:val="23"/>
+                <w:lang w:eastAsia="es-AR"/>
+              </w:rPr>
+            </w:pPr>
+            <w:r>
+              <w:rPr>
+                <w:rFonts w:ascii="Inter" w:eastAsia="Times New Roman" w:hAnsi="Inter" w:cs="Calibri"/>
+                <w:b/>
+                <w:bCs/>
+                <w:color w:val="000000"/>
+                <w:sz w:val="23"/>
+                <w:szCs w:val="23"/>
+                <w:lang w:eastAsia="es-AR"/>
+              </w:rPr>
+              <w:t>Compras</w:t>
+            </w:r>
+          </w:p>
+        </w:tc>
+        <w:tc>
+          <w:tcPr>
+            <w:tcW w:w="4540" w:type="dxa"/>
             <w:tcBorders>
               <w:top w:val="nil"/>
+              <w:left w:val="nil"/>
+              <w:bottom w:val="single" w:sz="4" w:space="0" w:color="auto"/>
+              <w:right w:val="single" w:sz="4" w:space="0" w:color="auto"/>
             </w:tcBorders>
-            <w:tcMar>
-              <w:top w:w="150" w:type="dxa"/>
-              <w:left w:w="240" w:type="dxa"/>
-              <w:bottom w:w="150" w:type="dxa"/>
-              <w:right w:w="240" w:type="dxa"/>
-            </w:tcMar>
-            <w:vAlign w:val="center"/>
-            <w:hideMark/>
-          </w:tcPr>
-          <w:p>
-            <w:pPr>
-              <w:spacing w:line="375" w:lineRule="atLeast"/>
-              <w:rPr>
-                <w:rFonts w:ascii="Inter" w:hAnsi="Inter"/>
-                <w:sz w:val="23"/>
-                <w:szCs w:val="23"/>
-              </w:rPr>
-            </w:pPr>
-            <w:r>
-              <w:rPr>
-                <w:rFonts w:ascii="Inter" w:hAnsi="Inter"/>
-                <w:sz w:val="23"/>
-                <w:szCs w:val="23"/>
-              </w:rPr>
-              <w:t>Descripción</w:t>
-            </w:r>
-          </w:p>
-        </w:tc>
-        <w:tc>
-          <w:tcPr>
-            <w:tcW w:w="0" w:type="auto"/>
+            <w:shd w:val="clear" w:color="auto" w:fill="auto"/>
+            <w:vAlign w:val="center"/>
+            <w:hideMark/>
+          </w:tcPr>
+          <w:p>
+            <w:pPr>
+              <w:spacing w:after="0" w:line="240" w:lineRule="auto"/>
+              <w:rPr>
+                <w:rFonts w:ascii="Inter" w:eastAsia="Times New Roman" w:hAnsi="Inter" w:cs="Calibri"/>
+                <w:color w:val="000000"/>
+                <w:sz w:val="23"/>
+                <w:szCs w:val="23"/>
+                <w:lang w:eastAsia="es-AR"/>
+              </w:rPr>
+            </w:pPr>
+            <w:r>
+              <w:rPr>
+                <w:rFonts w:ascii="Inter" w:eastAsia="Times New Roman" w:hAnsi="Inter" w:cs="Calibri"/>
+                <w:color w:val="000000"/>
+                <w:sz w:val="23"/>
+                <w:szCs w:val="23"/>
+                <w:lang w:eastAsia="es-AR"/>
+              </w:rPr>
+              <w:t>Don Roberto decide por intuición, ordena verbalmente, anotación manual.</w:t>
+            </w:r>
+          </w:p>
+        </w:tc>
+        <w:tc>
+          <w:tcPr>
+            <w:tcW w:w="2780" w:type="dxa"/>
             <w:tcBorders>
               <w:top w:val="nil"/>
+              <w:left w:val="nil"/>
+              <w:bottom w:val="single" w:sz="4" w:space="0" w:color="auto"/>
+              <w:right w:val="single" w:sz="4" w:space="0" w:color="auto"/>
             </w:tcBorders>
-            <w:tcMar>
-              <w:top w:w="150" w:type="dxa"/>
-              <w:left w:w="240" w:type="dxa"/>
-              <w:bottom w:w="150" w:type="dxa"/>
-              <w:right w:w="240" w:type="dxa"/>
-            </w:tcMar>
-            <w:vAlign w:val="center"/>
-            <w:hideMark/>
-          </w:tcPr>
-          <w:p>
-            <w:pPr>
-              <w:spacing w:line="375" w:lineRule="atLeast"/>
-              <w:rPr>
-                <w:rFonts w:ascii="Inter" w:hAnsi="Inter"/>
-                <w:sz w:val="23"/>
-                <w:szCs w:val="23"/>
-              </w:rPr>
-            </w:pPr>
-            <w:r>
-              <w:rPr>
-                <w:rFonts w:ascii="Inter" w:hAnsi="Inter"/>
-                <w:sz w:val="23"/>
-                <w:szCs w:val="23"/>
-              </w:rPr>
-              <w:t>Problema principal</w:t>
+            <w:shd w:val="clear" w:color="auto" w:fill="auto"/>
+            <w:vAlign w:val="center"/>
+            <w:hideMark/>
+          </w:tcPr>
+          <w:p>
+            <w:pPr>
+              <w:spacing w:after="0" w:line="240" w:lineRule="auto"/>
+              <w:rPr>
+                <w:rFonts w:ascii="Inter" w:eastAsia="Times New Roman" w:hAnsi="Inter" w:cs="Calibri"/>
+                <w:color w:val="000000"/>
+                <w:sz w:val="23"/>
+                <w:szCs w:val="23"/>
+                <w:lang w:eastAsia="es-AR"/>
+              </w:rPr>
+            </w:pPr>
+            <w:proofErr w:type="spellStart"/>
+            <w:r>
+              <w:rPr>
+                <w:rFonts w:ascii="Inter" w:eastAsia="Times New Roman" w:hAnsi="Inter" w:cs="Calibri"/>
+                <w:color w:val="000000"/>
+                <w:sz w:val="23"/>
+                <w:szCs w:val="23"/>
+                <w:lang w:eastAsia="es-AR"/>
+              </w:rPr>
+              <w:t>Sobreestock</w:t>
+            </w:r>
+            <w:proofErr w:type="spellEnd"/>
+            <w:r>
+              <w:rPr>
+                <w:rFonts w:ascii="Inter" w:eastAsia="Times New Roman" w:hAnsi="Inter" w:cs="Calibri"/>
+                <w:color w:val="000000"/>
+                <w:sz w:val="23"/>
+                <w:szCs w:val="23"/>
+                <w:lang w:eastAsia="es-AR"/>
+              </w:rPr>
+              <w:t>, quiebres, vencimientos.</w:t>
             </w:r>
           </w:p>
         </w:tc>
       </w:tr>
       <w:tr>
-        <w:tc>
-          <w:tcPr>
-            <w:tcW w:w="0" w:type="auto"/>
-            <w:tcMar>
-              <w:top w:w="150" w:type="dxa"/>
-              <w:left w:w="0" w:type="dxa"/>
-              <w:bottom w:w="150" w:type="dxa"/>
-              <w:right w:w="240" w:type="dxa"/>
-            </w:tcMar>
-            <w:vAlign w:val="center"/>
-            <w:hideMark/>
-          </w:tcPr>
-          <w:p>
-            <w:pPr>
-              <w:spacing w:line="375" w:lineRule="atLeast"/>
-              <w:rPr>
-                <w:rFonts w:ascii="Inter" w:hAnsi="Inter"/>
-                <w:sz w:val="23"/>
-                <w:szCs w:val="23"/>
-              </w:rPr>
-            </w:pPr>
-            <w:r>
-              <w:rPr>
-                <w:rStyle w:val="Textoennegrita"/>
-                <w:rFonts w:ascii="Inter" w:hAnsi="Inter"/>
-                <w:sz w:val="23"/>
-                <w:szCs w:val="23"/>
-              </w:rPr>
-              <w:t>Compras</w:t>
-            </w:r>
-          </w:p>
-        </w:tc>
-        <w:tc>
-          <w:tcPr>
-            <w:tcW w:w="0" w:type="auto"/>
-            <w:tcMar>
-              <w:top w:w="150" w:type="dxa"/>
-              <w:left w:w="240" w:type="dxa"/>
-              <w:bottom w:w="150" w:type="dxa"/>
-              <w:right w:w="240" w:type="dxa"/>
-            </w:tcMar>
-            <w:vAlign w:val="center"/>
-            <w:hideMark/>
-          </w:tcPr>
-          <w:p>
-            <w:pPr>
-              <w:spacing w:line="375" w:lineRule="atLeast"/>
-              <w:rPr>
-                <w:rFonts w:ascii="Inter" w:hAnsi="Inter"/>
-                <w:sz w:val="23"/>
-                <w:szCs w:val="23"/>
-              </w:rPr>
-            </w:pPr>
-            <w:r>
-              <w:rPr>
-                <w:rFonts w:ascii="Inter" w:hAnsi="Inter"/>
-                <w:sz w:val="23"/>
-                <w:szCs w:val="23"/>
-              </w:rPr>
-              <w:t>Don Roberto decide por intuición, ordena verbalmente, anotación manual.</w:t>
-            </w:r>
-          </w:p>
-        </w:tc>
-        <w:tc>
-          <w:tcPr>
-            <w:tcW w:w="0" w:type="auto"/>
-            <w:tcMar>
-              <w:top w:w="150" w:type="dxa"/>
-              <w:left w:w="240" w:type="dxa"/>
-              <w:bottom w:w="150" w:type="dxa"/>
-              <w:right w:w="0" w:type="dxa"/>
-            </w:tcMar>
-            <w:vAlign w:val="center"/>
-            <w:hideMark/>
-          </w:tcPr>
-          <w:p>
-            <w:pPr>
-              <w:spacing w:line="375" w:lineRule="atLeast"/>
-              <w:rPr>
-                <w:rFonts w:ascii="Inter" w:hAnsi="Inter"/>
-                <w:sz w:val="23"/>
-                <w:szCs w:val="23"/>
-              </w:rPr>
-            </w:pPr>
-            <w:proofErr w:type="spellStart"/>
-            <w:r>
-              <w:rPr>
-                <w:rFonts w:ascii="Inter" w:hAnsi="Inter"/>
-                <w:sz w:val="23"/>
-                <w:szCs w:val="23"/>
-              </w:rPr>
-              <w:t>Sobreestock</w:t>
-            </w:r>
-            <w:proofErr w:type="spellEnd"/>
-            <w:r>
-              <w:rPr>
-                <w:rFonts w:ascii="Inter" w:hAnsi="Inter"/>
-                <w:sz w:val="23"/>
-                <w:szCs w:val="23"/>
-              </w:rPr>
-              <w:t>, quiebres, vencimientos.</w:t>
+        <w:trPr>
+          <w:trHeight w:val="600"/>
+        </w:trPr>
+        <w:tc>
+          <w:tcPr>
+            <w:tcW w:w="2540" w:type="dxa"/>
+            <w:tcBorders>
+              <w:top w:val="nil"/>
+              <w:left w:val="single" w:sz="4" w:space="0" w:color="auto"/>
+              <w:bottom w:val="single" w:sz="4" w:space="0" w:color="auto"/>
+              <w:right w:val="single" w:sz="4" w:space="0" w:color="auto"/>
+            </w:tcBorders>
+            <w:shd w:val="clear" w:color="000000" w:fill="FFFF00"/>
+            <w:vAlign w:val="center"/>
+            <w:hideMark/>
+          </w:tcPr>
+          <w:p>
+            <w:pPr>
+              <w:spacing w:after="0" w:line="240" w:lineRule="auto"/>
+              <w:rPr>
+                <w:rFonts w:ascii="Inter" w:eastAsia="Times New Roman" w:hAnsi="Inter" w:cs="Calibri"/>
+                <w:b/>
+                <w:bCs/>
+                <w:color w:val="000000"/>
+                <w:sz w:val="23"/>
+                <w:szCs w:val="23"/>
+                <w:lang w:eastAsia="es-AR"/>
+              </w:rPr>
+            </w:pPr>
+            <w:r>
+              <w:rPr>
+                <w:rFonts w:ascii="Inter" w:eastAsia="Times New Roman" w:hAnsi="Inter" w:cs="Calibri"/>
+                <w:b/>
+                <w:bCs/>
+                <w:color w:val="000000"/>
+                <w:sz w:val="23"/>
+                <w:szCs w:val="23"/>
+                <w:lang w:eastAsia="es-AR"/>
+              </w:rPr>
+              <w:t>Recepción de mercadería</w:t>
+            </w:r>
+          </w:p>
+        </w:tc>
+        <w:tc>
+          <w:tcPr>
+            <w:tcW w:w="4540" w:type="dxa"/>
+            <w:tcBorders>
+              <w:top w:val="nil"/>
+              <w:left w:val="nil"/>
+              <w:bottom w:val="single" w:sz="4" w:space="0" w:color="auto"/>
+              <w:right w:val="single" w:sz="4" w:space="0" w:color="auto"/>
+            </w:tcBorders>
+            <w:shd w:val="clear" w:color="auto" w:fill="auto"/>
+            <w:vAlign w:val="center"/>
+            <w:hideMark/>
+          </w:tcPr>
+          <w:p>
+            <w:pPr>
+              <w:spacing w:after="0" w:line="240" w:lineRule="auto"/>
+              <w:rPr>
+                <w:rFonts w:ascii="Inter" w:eastAsia="Times New Roman" w:hAnsi="Inter" w:cs="Calibri"/>
+                <w:color w:val="000000"/>
+                <w:sz w:val="23"/>
+                <w:szCs w:val="23"/>
+                <w:lang w:eastAsia="es-AR"/>
+              </w:rPr>
+            </w:pPr>
+            <w:r>
+              <w:rPr>
+                <w:rFonts w:ascii="Inter" w:eastAsia="Times New Roman" w:hAnsi="Inter" w:cs="Calibri"/>
+                <w:color w:val="000000"/>
+                <w:sz w:val="23"/>
+                <w:szCs w:val="23"/>
+                <w:lang w:eastAsia="es-AR"/>
+              </w:rPr>
+              <w:t>Se anota en fichas sin control de lotes ni fechas.</w:t>
+            </w:r>
+          </w:p>
+        </w:tc>
+        <w:tc>
+          <w:tcPr>
+            <w:tcW w:w="2780" w:type="dxa"/>
+            <w:tcBorders>
+              <w:top w:val="nil"/>
+              <w:left w:val="nil"/>
+              <w:bottom w:val="single" w:sz="4" w:space="0" w:color="auto"/>
+              <w:right w:val="single" w:sz="4" w:space="0" w:color="auto"/>
+            </w:tcBorders>
+            <w:shd w:val="clear" w:color="auto" w:fill="auto"/>
+            <w:vAlign w:val="center"/>
+            <w:hideMark/>
+          </w:tcPr>
+          <w:p>
+            <w:pPr>
+              <w:spacing w:after="0" w:line="240" w:lineRule="auto"/>
+              <w:rPr>
+                <w:rFonts w:ascii="Inter" w:eastAsia="Times New Roman" w:hAnsi="Inter" w:cs="Calibri"/>
+                <w:color w:val="000000"/>
+                <w:sz w:val="23"/>
+                <w:szCs w:val="23"/>
+                <w:lang w:eastAsia="es-AR"/>
+              </w:rPr>
+            </w:pPr>
+            <w:r>
+              <w:rPr>
+                <w:rFonts w:ascii="Inter" w:eastAsia="Times New Roman" w:hAnsi="Inter" w:cs="Calibri"/>
+                <w:color w:val="000000"/>
+                <w:sz w:val="23"/>
+                <w:szCs w:val="23"/>
+                <w:lang w:eastAsia="es-AR"/>
+              </w:rPr>
+              <w:t>Pérdida de trazabilidad.</w:t>
             </w:r>
           </w:p>
         </w:tc>
       </w:tr>
       <w:tr>
-        <w:tc>
-          <w:tcPr>
-            <w:tcW w:w="0" w:type="auto"/>
-            <w:tcMar>
-              <w:top w:w="150" w:type="dxa"/>
-              <w:left w:w="0" w:type="dxa"/>
-              <w:bottom w:w="150" w:type="dxa"/>
-              <w:right w:w="240" w:type="dxa"/>
-            </w:tcMar>
-            <w:vAlign w:val="center"/>
-            <w:hideMark/>
-          </w:tcPr>
-          <w:p>
-            <w:pPr>
-              <w:spacing w:line="375" w:lineRule="atLeast"/>
-              <w:rPr>
-                <w:rFonts w:ascii="Inter" w:hAnsi="Inter"/>
-                <w:sz w:val="23"/>
-                <w:szCs w:val="23"/>
-              </w:rPr>
-            </w:pPr>
-            <w:r>
-              <w:rPr>
-                <w:rStyle w:val="Textoennegrita"/>
-                <w:rFonts w:ascii="Inter" w:hAnsi="Inter"/>
-                <w:sz w:val="23"/>
-                <w:szCs w:val="23"/>
-              </w:rPr>
-              <w:t>Recepción de mercadería</w:t>
-            </w:r>
-          </w:p>
-        </w:tc>
-        <w:tc>
-          <w:tcPr>
-            <w:tcW w:w="0" w:type="auto"/>
-            <w:tcMar>
-              <w:top w:w="150" w:type="dxa"/>
-              <w:left w:w="240" w:type="dxa"/>
-              <w:bottom w:w="150" w:type="dxa"/>
-              <w:right w:w="240" w:type="dxa"/>
-            </w:tcMar>
-            <w:vAlign w:val="center"/>
-            <w:hideMark/>
-          </w:tcPr>
-          <w:p>
-            <w:pPr>
-              <w:spacing w:line="375" w:lineRule="atLeast"/>
-              <w:rPr>
-                <w:rFonts w:ascii="Inter" w:hAnsi="Inter"/>
-                <w:sz w:val="23"/>
-                <w:szCs w:val="23"/>
-              </w:rPr>
-            </w:pPr>
-            <w:r>
-              <w:rPr>
-                <w:rFonts w:ascii="Inter" w:hAnsi="Inter"/>
-                <w:sz w:val="23"/>
-                <w:szCs w:val="23"/>
-              </w:rPr>
-              <w:t>Se anota en fichas sin control de lotes ni fechas.</w:t>
-            </w:r>
-          </w:p>
-        </w:tc>
-        <w:tc>
-          <w:tcPr>
-            <w:tcW w:w="0" w:type="auto"/>
-            <w:tcMar>
-              <w:top w:w="150" w:type="dxa"/>
-              <w:left w:w="240" w:type="dxa"/>
-              <w:bottom w:w="150" w:type="dxa"/>
-              <w:right w:w="0" w:type="dxa"/>
-            </w:tcMar>
-            <w:vAlign w:val="center"/>
-            <w:hideMark/>
-          </w:tcPr>
-          <w:p>
-            <w:pPr>
-              <w:spacing w:line="375" w:lineRule="atLeast"/>
-              <w:rPr>
-                <w:rFonts w:ascii="Inter" w:hAnsi="Inter"/>
-                <w:sz w:val="23"/>
-                <w:szCs w:val="23"/>
-              </w:rPr>
-            </w:pPr>
-            <w:r>
-              <w:rPr>
-                <w:rFonts w:ascii="Inter" w:hAnsi="Inter"/>
-                <w:sz w:val="23"/>
-                <w:szCs w:val="23"/>
-              </w:rPr>
-              <w:t>Pérdida de trazabilidad.</w:t>
+        <w:trPr>
+          <w:trHeight w:val="600"/>
+        </w:trPr>
+        <w:tc>
+          <w:tcPr>
+            <w:tcW w:w="2540" w:type="dxa"/>
+            <w:tcBorders>
+              <w:top w:val="nil"/>
+              <w:left w:val="single" w:sz="4" w:space="0" w:color="auto"/>
+              <w:bottom w:val="single" w:sz="4" w:space="0" w:color="auto"/>
+              <w:right w:val="single" w:sz="4" w:space="0" w:color="auto"/>
+            </w:tcBorders>
+            <w:shd w:val="clear" w:color="000000" w:fill="FFFF00"/>
+            <w:vAlign w:val="center"/>
+            <w:hideMark/>
+          </w:tcPr>
+          <w:p>
+            <w:pPr>
+              <w:spacing w:after="0" w:line="240" w:lineRule="auto"/>
+              <w:rPr>
+                <w:rFonts w:ascii="Inter" w:eastAsia="Times New Roman" w:hAnsi="Inter" w:cs="Calibri"/>
+                <w:b/>
+                <w:bCs/>
+                <w:color w:val="000000"/>
+                <w:sz w:val="23"/>
+                <w:szCs w:val="23"/>
+                <w:lang w:eastAsia="es-AR"/>
+              </w:rPr>
+            </w:pPr>
+            <w:r>
+              <w:rPr>
+                <w:rFonts w:ascii="Inter" w:eastAsia="Times New Roman" w:hAnsi="Inter" w:cs="Calibri"/>
+                <w:b/>
+                <w:bCs/>
+                <w:color w:val="000000"/>
+                <w:sz w:val="23"/>
+                <w:szCs w:val="23"/>
+                <w:lang w:eastAsia="es-AR"/>
+              </w:rPr>
+              <w:t>Gestión de cuentas corrientes</w:t>
+            </w:r>
+          </w:p>
+        </w:tc>
+        <w:tc>
+          <w:tcPr>
+            <w:tcW w:w="4540" w:type="dxa"/>
+            <w:tcBorders>
+              <w:top w:val="nil"/>
+              <w:left w:val="nil"/>
+              <w:bottom w:val="single" w:sz="4" w:space="0" w:color="auto"/>
+              <w:right w:val="single" w:sz="4" w:space="0" w:color="auto"/>
+            </w:tcBorders>
+            <w:shd w:val="clear" w:color="auto" w:fill="auto"/>
+            <w:vAlign w:val="center"/>
+            <w:hideMark/>
+          </w:tcPr>
+          <w:p>
+            <w:pPr>
+              <w:spacing w:after="0" w:line="240" w:lineRule="auto"/>
+              <w:rPr>
+                <w:rFonts w:ascii="Inter" w:eastAsia="Times New Roman" w:hAnsi="Inter" w:cs="Calibri"/>
+                <w:color w:val="000000"/>
+                <w:sz w:val="23"/>
+                <w:szCs w:val="23"/>
+                <w:lang w:eastAsia="es-AR"/>
+              </w:rPr>
+            </w:pPr>
+            <w:r>
+              <w:rPr>
+                <w:rFonts w:ascii="Inter" w:eastAsia="Times New Roman" w:hAnsi="Inter" w:cs="Calibri"/>
+                <w:color w:val="000000"/>
+                <w:sz w:val="23"/>
+                <w:szCs w:val="23"/>
+                <w:lang w:eastAsia="es-AR"/>
+              </w:rPr>
+              <w:t>Fichas y cuadernos, sin integración con despachos.</w:t>
+            </w:r>
+          </w:p>
+        </w:tc>
+        <w:tc>
+          <w:tcPr>
+            <w:tcW w:w="2780" w:type="dxa"/>
+            <w:tcBorders>
+              <w:top w:val="nil"/>
+              <w:left w:val="nil"/>
+              <w:bottom w:val="single" w:sz="4" w:space="0" w:color="auto"/>
+              <w:right w:val="single" w:sz="4" w:space="0" w:color="auto"/>
+            </w:tcBorders>
+            <w:shd w:val="clear" w:color="auto" w:fill="auto"/>
+            <w:vAlign w:val="center"/>
+            <w:hideMark/>
+          </w:tcPr>
+          <w:p>
+            <w:pPr>
+              <w:spacing w:after="0" w:line="240" w:lineRule="auto"/>
+              <w:rPr>
+                <w:rFonts w:ascii="Inter" w:eastAsia="Times New Roman" w:hAnsi="Inter" w:cs="Calibri"/>
+                <w:color w:val="000000"/>
+                <w:sz w:val="23"/>
+                <w:szCs w:val="23"/>
+                <w:lang w:eastAsia="es-AR"/>
+              </w:rPr>
+            </w:pPr>
+            <w:r>
+              <w:rPr>
+                <w:rFonts w:ascii="Inter" w:eastAsia="Times New Roman" w:hAnsi="Inter" w:cs="Calibri"/>
+                <w:color w:val="000000"/>
+                <w:sz w:val="23"/>
+                <w:szCs w:val="23"/>
+                <w:lang w:eastAsia="es-AR"/>
+              </w:rPr>
+              <w:t>Morosidad, flujo de caja impredecible.</w:t>
             </w:r>
           </w:p>
         </w:tc>
       </w:tr>
       <w:tr>
-        <w:tc>
-          <w:tcPr>
-            <w:tcW w:w="0" w:type="auto"/>
-            <w:tcMar>
-              <w:top w:w="150" w:type="dxa"/>
-              <w:left w:w="0" w:type="dxa"/>
-              <w:bottom w:w="150" w:type="dxa"/>
-              <w:right w:w="240" w:type="dxa"/>
-            </w:tcMar>
-            <w:vAlign w:val="center"/>
-            <w:hideMark/>
-          </w:tcPr>
-          <w:p>
-            <w:pPr>
-              <w:spacing w:line="375" w:lineRule="atLeast"/>
-              <w:rPr>
-                <w:rFonts w:ascii="Inter" w:hAnsi="Inter"/>
-                <w:sz w:val="23"/>
-                <w:szCs w:val="23"/>
-              </w:rPr>
-            </w:pPr>
-            <w:r>
-              <w:rPr>
-                <w:rStyle w:val="Textoennegrita"/>
-                <w:rFonts w:ascii="Inter" w:hAnsi="Inter"/>
-                <w:sz w:val="23"/>
-                <w:szCs w:val="23"/>
-              </w:rPr>
-              <w:t>Gestión de cuentas corrientes</w:t>
-            </w:r>
-          </w:p>
-        </w:tc>
-        <w:tc>
-          <w:tcPr>
-            <w:tcW w:w="0" w:type="auto"/>
-            <w:tcMar>
-              <w:top w:w="150" w:type="dxa"/>
-              <w:left w:w="240" w:type="dxa"/>
-              <w:bottom w:w="150" w:type="dxa"/>
-              <w:right w:w="240" w:type="dxa"/>
-            </w:tcMar>
-            <w:vAlign w:val="center"/>
-            <w:hideMark/>
-          </w:tcPr>
-          <w:p>
-            <w:pPr>
-              <w:spacing w:line="375" w:lineRule="atLeast"/>
-              <w:rPr>
-                <w:rFonts w:ascii="Inter" w:hAnsi="Inter"/>
-                <w:sz w:val="23"/>
-                <w:szCs w:val="23"/>
-              </w:rPr>
-            </w:pPr>
-            <w:r>
-              <w:rPr>
-                <w:rFonts w:ascii="Inter" w:hAnsi="Inter"/>
-                <w:sz w:val="23"/>
-                <w:szCs w:val="23"/>
-              </w:rPr>
-              <w:t>Fichas y cuadernos, sin integración con despachos.</w:t>
-            </w:r>
-          </w:p>
-        </w:tc>
-        <w:tc>
-          <w:tcPr>
-            <w:tcW w:w="0" w:type="auto"/>
-            <w:tcMar>
-              <w:top w:w="150" w:type="dxa"/>
-              <w:left w:w="240" w:type="dxa"/>
-              <w:bottom w:w="150" w:type="dxa"/>
-              <w:right w:w="0" w:type="dxa"/>
-            </w:tcMar>
-            <w:vAlign w:val="center"/>
-            <w:hideMark/>
-          </w:tcPr>
-          <w:p>
-            <w:pPr>
-              <w:spacing w:line="375" w:lineRule="atLeast"/>
-              <w:rPr>
-                <w:rFonts w:ascii="Inter" w:hAnsi="Inter"/>
-                <w:sz w:val="23"/>
-                <w:szCs w:val="23"/>
-              </w:rPr>
-            </w:pPr>
-            <w:r>
-              <w:rPr>
-                <w:rFonts w:ascii="Inter" w:hAnsi="Inter"/>
-                <w:sz w:val="23"/>
-                <w:szCs w:val="23"/>
-              </w:rPr>
-              <w:t>Morosidad, flujo de caja impredecible.</w:t>
-            </w:r>
-          </w:p>
-        </w:tc>
-      </w:tr>
-      <w:tr>
-        <w:tc>
-          <w:tcPr>
-            <w:tcW w:w="0" w:type="auto"/>
-            <w:tcMar>
-              <w:top w:w="150" w:type="dxa"/>
-              <w:left w:w="0" w:type="dxa"/>
-              <w:bottom w:w="150" w:type="dxa"/>
-              <w:right w:w="240" w:type="dxa"/>
-            </w:tcMar>
-            <w:vAlign w:val="center"/>
-            <w:hideMark/>
-          </w:tcPr>
-          <w:p>
-            <w:pPr>
-              <w:spacing w:line="375" w:lineRule="atLeast"/>
-              <w:rPr>
-                <w:rFonts w:ascii="Inter" w:hAnsi="Inter"/>
-                <w:sz w:val="23"/>
-                <w:szCs w:val="23"/>
-              </w:rPr>
-            </w:pPr>
-            <w:r>
-              <w:rPr>
-                <w:rStyle w:val="Textoennegrita"/>
-                <w:rFonts w:ascii="Inter" w:hAnsi="Inter"/>
-                <w:sz w:val="23"/>
-                <w:szCs w:val="23"/>
+        <w:trPr>
+          <w:trHeight w:val="600"/>
+        </w:trPr>
+        <w:tc>
+          <w:tcPr>
+            <w:tcW w:w="2540" w:type="dxa"/>
+            <w:tcBorders>
+              <w:top w:val="nil"/>
+              <w:left w:val="single" w:sz="4" w:space="0" w:color="auto"/>
+              <w:bottom w:val="single" w:sz="4" w:space="0" w:color="auto"/>
+              <w:right w:val="single" w:sz="4" w:space="0" w:color="auto"/>
+            </w:tcBorders>
+            <w:shd w:val="clear" w:color="000000" w:fill="FFFF00"/>
+            <w:vAlign w:val="center"/>
+            <w:hideMark/>
+          </w:tcPr>
+          <w:p>
+            <w:pPr>
+              <w:spacing w:after="0" w:line="240" w:lineRule="auto"/>
+              <w:rPr>
+                <w:rFonts w:ascii="Inter" w:eastAsia="Times New Roman" w:hAnsi="Inter" w:cs="Calibri"/>
+                <w:b/>
+                <w:bCs/>
+                <w:color w:val="000000"/>
+                <w:sz w:val="23"/>
+                <w:szCs w:val="23"/>
+                <w:lang w:eastAsia="es-AR"/>
+              </w:rPr>
+            </w:pPr>
+            <w:r>
+              <w:rPr>
+                <w:rFonts w:ascii="Inter" w:eastAsia="Times New Roman" w:hAnsi="Inter" w:cs="Calibri"/>
+                <w:b/>
+                <w:bCs/>
+                <w:color w:val="000000"/>
+                <w:sz w:val="23"/>
+                <w:szCs w:val="23"/>
+                <w:lang w:eastAsia="es-AR"/>
               </w:rPr>
               <w:t>Despacho a clientes</w:t>
             </w:r>
@@ -3902,30 +3997,35 @@
         </w:tc>
         <w:tc>
           <w:tcPr>
-            <w:tcW w:w="0" w:type="auto"/>
-            <w:tcMar>
-              <w:top w:w="150" w:type="dxa"/>
-              <w:left w:w="240" w:type="dxa"/>
-              <w:bottom w:w="150" w:type="dxa"/>
-              <w:right w:w="240" w:type="dxa"/>
-            </w:tcMar>
-            <w:vAlign w:val="center"/>
-            <w:hideMark/>
-          </w:tcPr>
-          <w:p>
-            <w:pPr>
-              <w:spacing w:line="375" w:lineRule="atLeast"/>
-              <w:rPr>
-                <w:rFonts w:ascii="Inter" w:hAnsi="Inter"/>
-                <w:sz w:val="23"/>
-                <w:szCs w:val="23"/>
-              </w:rPr>
-            </w:pPr>
-            <w:r>
-              <w:rPr>
-                <w:rFonts w:ascii="Inter" w:hAnsi="Inter"/>
-                <w:sz w:val="23"/>
-                <w:szCs w:val="23"/>
+            <w:tcW w:w="4540" w:type="dxa"/>
+            <w:tcBorders>
+              <w:top w:val="nil"/>
+              <w:left w:val="nil"/>
+              <w:bottom w:val="single" w:sz="4" w:space="0" w:color="auto"/>
+              <w:right w:val="single" w:sz="4" w:space="0" w:color="auto"/>
+            </w:tcBorders>
+            <w:shd w:val="clear" w:color="auto" w:fill="auto"/>
+            <w:vAlign w:val="center"/>
+            <w:hideMark/>
+          </w:tcPr>
+          <w:p>
+            <w:pPr>
+              <w:spacing w:after="0" w:line="240" w:lineRule="auto"/>
+              <w:rPr>
+                <w:rFonts w:ascii="Inter" w:eastAsia="Times New Roman" w:hAnsi="Inter" w:cs="Calibri"/>
+                <w:color w:val="000000"/>
+                <w:sz w:val="23"/>
+                <w:szCs w:val="23"/>
+                <w:lang w:eastAsia="es-AR"/>
+              </w:rPr>
+            </w:pPr>
+            <w:r>
+              <w:rPr>
+                <w:rFonts w:ascii="Inter" w:eastAsia="Times New Roman" w:hAnsi="Inter" w:cs="Calibri"/>
+                <w:color w:val="000000"/>
+                <w:sz w:val="23"/>
+                <w:szCs w:val="23"/>
+                <w:lang w:eastAsia="es-AR"/>
               </w:rPr>
               <w:t>Se preparan pedidos según lo que "se cree que hay".</w:t>
             </w:r>
@@ -3933,30 +4033,35 @@
         </w:tc>
         <w:tc>
           <w:tcPr>
-            <w:tcW w:w="0" w:type="auto"/>
-            <w:tcMar>
-              <w:top w:w="150" w:type="dxa"/>
-              <w:left w:w="240" w:type="dxa"/>
-              <w:bottom w:w="150" w:type="dxa"/>
-              <w:right w:w="0" w:type="dxa"/>
-            </w:tcMar>
-            <w:vAlign w:val="center"/>
-            <w:hideMark/>
-          </w:tcPr>
-          <w:p>
-            <w:pPr>
-              <w:spacing w:line="375" w:lineRule="atLeast"/>
-              <w:rPr>
-                <w:rFonts w:ascii="Inter" w:hAnsi="Inter"/>
-                <w:sz w:val="23"/>
-                <w:szCs w:val="23"/>
-              </w:rPr>
-            </w:pPr>
-            <w:r>
-              <w:rPr>
-                <w:rFonts w:ascii="Inter" w:hAnsi="Inter"/>
-                <w:sz w:val="23"/>
-                <w:szCs w:val="23"/>
+            <w:tcW w:w="2780" w:type="dxa"/>
+            <w:tcBorders>
+              <w:top w:val="nil"/>
+              <w:left w:val="nil"/>
+              <w:bottom w:val="single" w:sz="4" w:space="0" w:color="auto"/>
+              <w:right w:val="single" w:sz="4" w:space="0" w:color="auto"/>
+            </w:tcBorders>
+            <w:shd w:val="clear" w:color="auto" w:fill="auto"/>
+            <w:vAlign w:val="center"/>
+            <w:hideMark/>
+          </w:tcPr>
+          <w:p>
+            <w:pPr>
+              <w:spacing w:after="0" w:line="240" w:lineRule="auto"/>
+              <w:rPr>
+                <w:rFonts w:ascii="Inter" w:eastAsia="Times New Roman" w:hAnsi="Inter" w:cs="Calibri"/>
+                <w:color w:val="000000"/>
+                <w:sz w:val="23"/>
+                <w:szCs w:val="23"/>
+                <w:lang w:eastAsia="es-AR"/>
+              </w:rPr>
+            </w:pPr>
+            <w:r>
+              <w:rPr>
+                <w:rFonts w:ascii="Inter" w:eastAsia="Times New Roman" w:hAnsi="Inter" w:cs="Calibri"/>
+                <w:color w:val="000000"/>
+                <w:sz w:val="23"/>
+                <w:szCs w:val="23"/>
+                <w:lang w:eastAsia="es-AR"/>
               </w:rPr>
               <w:t>Errores, faltantes, clientes insatisfechos.</w:t>
             </w:r>
@@ -3993,6 +4098,26 @@
           <w:sz w:val="30"/>
           <w:szCs w:val="30"/>
         </w:rPr>
+        <w:br w:type="page"/>
+      </w:r>
+    </w:p>
+    <w:p>
+      <w:pPr>
+        <w:rPr>
+          <w:rFonts w:ascii="Inter" w:eastAsiaTheme="majorEastAsia" w:hAnsi="Inter" w:cstheme="majorBidi"/>
+          <w:color w:val="0F1115"/>
+          <w:sz w:val="30"/>
+          <w:szCs w:val="30"/>
+        </w:rPr>
+      </w:pPr>
+      <w:r>
+        <w:rPr>
+          <w:rFonts w:ascii="Inter" w:hAnsi="Inter"/>
+          <w:color w:val="0F1115"/>
+          <w:sz w:val="30"/>
+          <w:szCs w:val="30"/>
+        </w:rPr>
+        <w:lastRenderedPageBreak/>
         <w:br w:type="page"/>
       </w:r>
     </w:p>
@@ -4121,8 +4246,6 @@
       <w:pPr>
         <w:rPr>
           <w:rFonts w:ascii="Inter" w:eastAsia="Times New Roman" w:hAnsi="Inter" w:cs="Times New Roman"/>
-          <w:b/>
-          <w:bCs/>
           <w:color w:val="0F1115"/>
           <w:sz w:val="24"/>
           <w:szCs w:val="24"/>
@@ -4139,437 +4262,475 @@
           <w:szCs w:val="24"/>
           <w:lang w:eastAsia="es-AR"/>
         </w:rPr>
-        <w:lastRenderedPageBreak/>
         <w:br w:type="page"/>
       </w:r>
-    </w:p>
-    <w:p>
-      <w:pPr>
-        <w:shd w:val="clear" w:color="auto" w:fill="FFFFFF"/>
-        <w:spacing w:before="240" w:after="240" w:line="240" w:lineRule="auto"/>
+      <w:r>
         <w:rPr>
           <w:rFonts w:ascii="Inter" w:eastAsia="Times New Roman" w:hAnsi="Inter" w:cs="Times New Roman"/>
+          <w:b/>
+          <w:bCs/>
           <w:color w:val="0F1115"/>
           <w:sz w:val="24"/>
           <w:szCs w:val="24"/>
           <w:lang w:eastAsia="es-AR"/>
         </w:rPr>
-      </w:pPr>
-      <w:r>
-        <w:rPr>
-          <w:rFonts w:ascii="Inter" w:eastAsia="Times New Roman" w:hAnsi="Inter" w:cs="Times New Roman"/>
-          <w:b/>
-          <w:bCs/>
-          <w:color w:val="0F1115"/>
-          <w:sz w:val="24"/>
-          <w:szCs w:val="24"/>
-          <w:lang w:eastAsia="es-AR"/>
-        </w:rPr>
         <w:lastRenderedPageBreak/>
         <w:t>Descripción detallada:</w:t>
       </w:r>
     </w:p>
     <w:tbl>
       <w:tblPr>
-        <w:tblW w:w="11280" w:type="dxa"/>
-        <w:tblInd w:w="-1383" w:type="dxa"/>
+        <w:tblW w:w="10977" w:type="dxa"/>
+        <w:tblInd w:w="-1243" w:type="dxa"/>
         <w:tblCellMar>
-          <w:top w:w="15" w:type="dxa"/>
-          <w:left w:w="15" w:type="dxa"/>
-          <w:bottom w:w="15" w:type="dxa"/>
-          <w:right w:w="15" w:type="dxa"/>
+          <w:left w:w="70" w:type="dxa"/>
+          <w:right w:w="70" w:type="dxa"/>
         </w:tblCellMar>
         <w:tblLook w:val="04A0" w:firstRow="1" w:lastRow="0" w:firstColumn="1" w:lastColumn="0" w:noHBand="0" w:noVBand="1"/>
       </w:tblPr>
       <w:tblGrid>
-        <w:gridCol w:w="1853"/>
-        <w:gridCol w:w="9427"/>
+        <w:gridCol w:w="2047"/>
+        <w:gridCol w:w="8930"/>
       </w:tblGrid>
       <w:tr>
         <w:trPr>
-          <w:tblHeader/>
+          <w:trHeight w:val="600"/>
         </w:trPr>
         <w:tc>
           <w:tcPr>
-            <w:tcW w:w="0" w:type="auto"/>
+            <w:tcW w:w="2047" w:type="dxa"/>
+            <w:tcBorders>
+              <w:top w:val="single" w:sz="4" w:space="0" w:color="auto"/>
+              <w:left w:val="single" w:sz="4" w:space="0" w:color="auto"/>
+              <w:bottom w:val="single" w:sz="4" w:space="0" w:color="auto"/>
+              <w:right w:val="single" w:sz="4" w:space="0" w:color="auto"/>
+            </w:tcBorders>
+            <w:shd w:val="clear" w:color="000000" w:fill="BFBFBF"/>
+            <w:vAlign w:val="center"/>
+            <w:hideMark/>
+          </w:tcPr>
+          <w:p>
+            <w:pPr>
+              <w:spacing w:after="0" w:line="240" w:lineRule="auto"/>
+              <w:jc w:val="center"/>
+              <w:rPr>
+                <w:rFonts w:ascii="Inter" w:eastAsia="Times New Roman" w:hAnsi="Inter" w:cs="Calibri"/>
+                <w:color w:val="000000"/>
+                <w:sz w:val="23"/>
+                <w:szCs w:val="23"/>
+                <w:lang w:eastAsia="es-AR"/>
+              </w:rPr>
+            </w:pPr>
+            <w:r>
+              <w:rPr>
+                <w:rFonts w:ascii="Inter" w:eastAsia="Times New Roman" w:hAnsi="Inter" w:cs="Calibri"/>
+                <w:color w:val="000000"/>
+                <w:sz w:val="23"/>
+                <w:szCs w:val="23"/>
+                <w:lang w:eastAsia="es-AR"/>
+              </w:rPr>
+              <w:t>Elemento</w:t>
+            </w:r>
+          </w:p>
+        </w:tc>
+        <w:tc>
+          <w:tcPr>
+            <w:tcW w:w="8930" w:type="dxa"/>
+            <w:tcBorders>
+              <w:top w:val="single" w:sz="4" w:space="0" w:color="auto"/>
+              <w:left w:val="nil"/>
+              <w:bottom w:val="single" w:sz="4" w:space="0" w:color="auto"/>
+              <w:right w:val="single" w:sz="4" w:space="0" w:color="auto"/>
+            </w:tcBorders>
+            <w:shd w:val="clear" w:color="000000" w:fill="BFBFBF"/>
+            <w:vAlign w:val="center"/>
+            <w:hideMark/>
+          </w:tcPr>
+          <w:p>
+            <w:pPr>
+              <w:spacing w:after="0" w:line="240" w:lineRule="auto"/>
+              <w:jc w:val="center"/>
+              <w:rPr>
+                <w:rFonts w:ascii="Inter" w:eastAsia="Times New Roman" w:hAnsi="Inter" w:cs="Calibri"/>
+                <w:color w:val="000000"/>
+                <w:sz w:val="23"/>
+                <w:szCs w:val="23"/>
+                <w:lang w:eastAsia="es-AR"/>
+              </w:rPr>
+            </w:pPr>
+            <w:r>
+              <w:rPr>
+                <w:rFonts w:ascii="Inter" w:eastAsia="Times New Roman" w:hAnsi="Inter" w:cs="Calibri"/>
+                <w:color w:val="000000"/>
+                <w:sz w:val="23"/>
+                <w:szCs w:val="23"/>
+                <w:lang w:eastAsia="es-AR"/>
+              </w:rPr>
+              <w:t>Descripción</w:t>
+            </w:r>
+          </w:p>
+        </w:tc>
+      </w:tr>
+      <w:tr>
+        <w:trPr>
+          <w:trHeight w:val="600"/>
+        </w:trPr>
+        <w:tc>
+          <w:tcPr>
+            <w:tcW w:w="2047" w:type="dxa"/>
             <w:tcBorders>
               <w:top w:val="nil"/>
+              <w:left w:val="single" w:sz="4" w:space="0" w:color="auto"/>
+              <w:bottom w:val="single" w:sz="4" w:space="0" w:color="auto"/>
+              <w:right w:val="single" w:sz="4" w:space="0" w:color="auto"/>
             </w:tcBorders>
-            <w:tcMar>
-              <w:top w:w="150" w:type="dxa"/>
-              <w:left w:w="0" w:type="dxa"/>
-              <w:bottom w:w="150" w:type="dxa"/>
-              <w:right w:w="240" w:type="dxa"/>
-            </w:tcMar>
-            <w:vAlign w:val="center"/>
-            <w:hideMark/>
-          </w:tcPr>
-          <w:p>
-            <w:pPr>
-              <w:spacing w:after="0" w:line="375" w:lineRule="atLeast"/>
-              <w:rPr>
-                <w:rFonts w:ascii="Inter" w:eastAsia="Times New Roman" w:hAnsi="Inter" w:cs="Times New Roman"/>
-                <w:sz w:val="23"/>
-                <w:szCs w:val="23"/>
-                <w:lang w:eastAsia="es-AR"/>
-              </w:rPr>
-            </w:pPr>
-            <w:r>
-              <w:rPr>
-                <w:rFonts w:ascii="Inter" w:eastAsia="Times New Roman" w:hAnsi="Inter" w:cs="Times New Roman"/>
-                <w:sz w:val="23"/>
-                <w:szCs w:val="23"/>
-                <w:lang w:eastAsia="es-AR"/>
-              </w:rPr>
-              <w:t>Elemento</w:t>
-            </w:r>
-          </w:p>
-        </w:tc>
-        <w:tc>
-          <w:tcPr>
-            <w:tcW w:w="0" w:type="auto"/>
+            <w:shd w:val="clear" w:color="000000" w:fill="FFFF00"/>
+            <w:vAlign w:val="center"/>
+            <w:hideMark/>
+          </w:tcPr>
+          <w:p>
+            <w:pPr>
+              <w:spacing w:after="0" w:line="240" w:lineRule="auto"/>
+              <w:rPr>
+                <w:rFonts w:ascii="Inter" w:eastAsia="Times New Roman" w:hAnsi="Inter" w:cs="Calibri"/>
+                <w:b/>
+                <w:bCs/>
+                <w:color w:val="000000"/>
+                <w:sz w:val="23"/>
+                <w:szCs w:val="23"/>
+                <w:lang w:eastAsia="es-AR"/>
+              </w:rPr>
+            </w:pPr>
+            <w:r>
+              <w:rPr>
+                <w:rFonts w:ascii="Inter" w:eastAsia="Times New Roman" w:hAnsi="Inter" w:cs="Calibri"/>
+                <w:b/>
+                <w:bCs/>
+                <w:color w:val="000000"/>
+                <w:sz w:val="23"/>
+                <w:szCs w:val="23"/>
+                <w:lang w:eastAsia="es-AR"/>
+              </w:rPr>
+              <w:t>Entradas</w:t>
+            </w:r>
+          </w:p>
+        </w:tc>
+        <w:tc>
+          <w:tcPr>
+            <w:tcW w:w="8930" w:type="dxa"/>
             <w:tcBorders>
               <w:top w:val="nil"/>
+              <w:left w:val="nil"/>
+              <w:bottom w:val="single" w:sz="4" w:space="0" w:color="auto"/>
+              <w:right w:val="single" w:sz="4" w:space="0" w:color="auto"/>
             </w:tcBorders>
-            <w:tcMar>
-              <w:top w:w="150" w:type="dxa"/>
-              <w:left w:w="240" w:type="dxa"/>
-              <w:bottom w:w="150" w:type="dxa"/>
-              <w:right w:w="240" w:type="dxa"/>
-            </w:tcMar>
-            <w:vAlign w:val="center"/>
-            <w:hideMark/>
-          </w:tcPr>
-          <w:p>
-            <w:pPr>
-              <w:spacing w:after="0" w:line="375" w:lineRule="atLeast"/>
-              <w:rPr>
-                <w:rFonts w:ascii="Inter" w:eastAsia="Times New Roman" w:hAnsi="Inter" w:cs="Times New Roman"/>
-                <w:sz w:val="23"/>
-                <w:szCs w:val="23"/>
-                <w:lang w:eastAsia="es-AR"/>
-              </w:rPr>
-            </w:pPr>
-            <w:r>
-              <w:rPr>
-                <w:rFonts w:ascii="Inter" w:eastAsia="Times New Roman" w:hAnsi="Inter" w:cs="Times New Roman"/>
-                <w:sz w:val="23"/>
-                <w:szCs w:val="23"/>
-                <w:lang w:eastAsia="es-AR"/>
-              </w:rPr>
-              <w:t>Descripción</w:t>
+            <w:shd w:val="clear" w:color="auto" w:fill="auto"/>
+            <w:vAlign w:val="center"/>
+            <w:hideMark/>
+          </w:tcPr>
+          <w:p>
+            <w:pPr>
+              <w:spacing w:after="0" w:line="240" w:lineRule="auto"/>
+              <w:rPr>
+                <w:rFonts w:ascii="Inter" w:eastAsia="Times New Roman" w:hAnsi="Inter" w:cs="Calibri"/>
+                <w:color w:val="000000"/>
+                <w:sz w:val="23"/>
+                <w:szCs w:val="23"/>
+                <w:lang w:eastAsia="es-AR"/>
+              </w:rPr>
+            </w:pPr>
+            <w:r>
+              <w:rPr>
+                <w:rFonts w:ascii="Inter" w:eastAsia="Times New Roman" w:hAnsi="Inter" w:cs="Calibri"/>
+                <w:color w:val="000000"/>
+                <w:sz w:val="23"/>
+                <w:szCs w:val="23"/>
+                <w:lang w:eastAsia="es-AR"/>
+              </w:rPr>
+              <w:t>Experiencia de Don Roberto, ofertas informales de proveedores, necesidad percibida por quiebres.</w:t>
             </w:r>
           </w:p>
         </w:tc>
       </w:tr>
       <w:tr>
-        <w:tc>
-          <w:tcPr>
-            <w:tcW w:w="0" w:type="auto"/>
-            <w:tcMar>
-              <w:top w:w="150" w:type="dxa"/>
-              <w:left w:w="0" w:type="dxa"/>
-              <w:bottom w:w="150" w:type="dxa"/>
-              <w:right w:w="240" w:type="dxa"/>
-            </w:tcMar>
-            <w:vAlign w:val="center"/>
-            <w:hideMark/>
-          </w:tcPr>
-          <w:p>
-            <w:pPr>
-              <w:spacing w:after="0" w:line="375" w:lineRule="atLeast"/>
-              <w:rPr>
-                <w:rFonts w:ascii="Inter" w:eastAsia="Times New Roman" w:hAnsi="Inter" w:cs="Times New Roman"/>
-                <w:sz w:val="23"/>
-                <w:szCs w:val="23"/>
-                <w:lang w:eastAsia="es-AR"/>
-              </w:rPr>
-            </w:pPr>
-            <w:r>
-              <w:rPr>
-                <w:rFonts w:ascii="Inter" w:eastAsia="Times New Roman" w:hAnsi="Inter" w:cs="Times New Roman"/>
+        <w:trPr>
+          <w:trHeight w:val="600"/>
+        </w:trPr>
+        <w:tc>
+          <w:tcPr>
+            <w:tcW w:w="2047" w:type="dxa"/>
+            <w:tcBorders>
+              <w:top w:val="nil"/>
+              <w:left w:val="single" w:sz="4" w:space="0" w:color="auto"/>
+              <w:bottom w:val="single" w:sz="4" w:space="0" w:color="auto"/>
+              <w:right w:val="single" w:sz="4" w:space="0" w:color="auto"/>
+            </w:tcBorders>
+            <w:shd w:val="clear" w:color="000000" w:fill="FFFF00"/>
+            <w:vAlign w:val="center"/>
+            <w:hideMark/>
+          </w:tcPr>
+          <w:p>
+            <w:pPr>
+              <w:spacing w:after="0" w:line="240" w:lineRule="auto"/>
+              <w:rPr>
+                <w:rFonts w:ascii="Inter" w:eastAsia="Times New Roman" w:hAnsi="Inter" w:cs="Calibri"/>
                 <w:b/>
                 <w:bCs/>
-                <w:sz w:val="23"/>
-                <w:szCs w:val="23"/>
-                <w:lang w:eastAsia="es-AR"/>
-              </w:rPr>
-              <w:t>Entradas</w:t>
-            </w:r>
-          </w:p>
-        </w:tc>
-        <w:tc>
-          <w:tcPr>
-            <w:tcW w:w="0" w:type="auto"/>
-            <w:tcMar>
-              <w:top w:w="150" w:type="dxa"/>
-              <w:left w:w="240" w:type="dxa"/>
-              <w:bottom w:w="150" w:type="dxa"/>
-              <w:right w:w="0" w:type="dxa"/>
-            </w:tcMar>
-            <w:vAlign w:val="center"/>
-            <w:hideMark/>
-          </w:tcPr>
-          <w:p>
-            <w:pPr>
-              <w:spacing w:after="0" w:line="375" w:lineRule="atLeast"/>
-              <w:rPr>
-                <w:rFonts w:ascii="Inter" w:eastAsia="Times New Roman" w:hAnsi="Inter" w:cs="Times New Roman"/>
-                <w:sz w:val="23"/>
-                <w:szCs w:val="23"/>
-                <w:lang w:eastAsia="es-AR"/>
-              </w:rPr>
-            </w:pPr>
-            <w:r>
-              <w:rPr>
-                <w:rFonts w:ascii="Inter" w:eastAsia="Times New Roman" w:hAnsi="Inter" w:cs="Times New Roman"/>
-                <w:sz w:val="23"/>
-                <w:szCs w:val="23"/>
-                <w:lang w:eastAsia="es-AR"/>
-              </w:rPr>
-              <w:t>Experiencia de Don Roberto, ofertas informales de proveedores, necesidad percibida por quiebres.</w:t>
+                <w:color w:val="000000"/>
+                <w:sz w:val="23"/>
+                <w:szCs w:val="23"/>
+                <w:lang w:eastAsia="es-AR"/>
+              </w:rPr>
+            </w:pPr>
+            <w:r>
+              <w:rPr>
+                <w:rFonts w:ascii="Inter" w:eastAsia="Times New Roman" w:hAnsi="Inter" w:cs="Calibri"/>
+                <w:b/>
+                <w:bCs/>
+                <w:color w:val="000000"/>
+                <w:sz w:val="23"/>
+                <w:szCs w:val="23"/>
+                <w:lang w:eastAsia="es-AR"/>
+              </w:rPr>
+              <w:t>Salidas</w:t>
+            </w:r>
+          </w:p>
+        </w:tc>
+        <w:tc>
+          <w:tcPr>
+            <w:tcW w:w="8930" w:type="dxa"/>
+            <w:tcBorders>
+              <w:top w:val="nil"/>
+              <w:left w:val="nil"/>
+              <w:bottom w:val="single" w:sz="4" w:space="0" w:color="auto"/>
+              <w:right w:val="single" w:sz="4" w:space="0" w:color="auto"/>
+            </w:tcBorders>
+            <w:shd w:val="clear" w:color="auto" w:fill="auto"/>
+            <w:vAlign w:val="center"/>
+            <w:hideMark/>
+          </w:tcPr>
+          <w:p>
+            <w:pPr>
+              <w:spacing w:after="0" w:line="240" w:lineRule="auto"/>
+              <w:rPr>
+                <w:rFonts w:ascii="Inter" w:eastAsia="Times New Roman" w:hAnsi="Inter" w:cs="Calibri"/>
+                <w:color w:val="000000"/>
+                <w:sz w:val="23"/>
+                <w:szCs w:val="23"/>
+                <w:lang w:eastAsia="es-AR"/>
+              </w:rPr>
+            </w:pPr>
+            <w:r>
+              <w:rPr>
+                <w:rFonts w:ascii="Inter" w:eastAsia="Times New Roman" w:hAnsi="Inter" w:cs="Calibri"/>
+                <w:color w:val="000000"/>
+                <w:sz w:val="23"/>
+                <w:szCs w:val="23"/>
+                <w:lang w:eastAsia="es-AR"/>
+              </w:rPr>
+              <w:t>Mercadería recibida (con datos incompletos), facturas proveedor, anotaciones manuales.</w:t>
             </w:r>
           </w:p>
         </w:tc>
       </w:tr>
       <w:tr>
-        <w:tc>
-          <w:tcPr>
-            <w:tcW w:w="0" w:type="auto"/>
-            <w:tcMar>
-              <w:top w:w="150" w:type="dxa"/>
-              <w:left w:w="0" w:type="dxa"/>
-              <w:bottom w:w="150" w:type="dxa"/>
-              <w:right w:w="240" w:type="dxa"/>
-            </w:tcMar>
-            <w:vAlign w:val="center"/>
-            <w:hideMark/>
-          </w:tcPr>
-          <w:p>
-            <w:pPr>
-              <w:spacing w:after="0" w:line="375" w:lineRule="atLeast"/>
-              <w:rPr>
-                <w:rFonts w:ascii="Inter" w:eastAsia="Times New Roman" w:hAnsi="Inter" w:cs="Times New Roman"/>
-                <w:sz w:val="23"/>
-                <w:szCs w:val="23"/>
-                <w:lang w:eastAsia="es-AR"/>
-              </w:rPr>
-            </w:pPr>
-            <w:r>
-              <w:rPr>
-                <w:rFonts w:ascii="Inter" w:eastAsia="Times New Roman" w:hAnsi="Inter" w:cs="Times New Roman"/>
+        <w:trPr>
+          <w:trHeight w:val="600"/>
+        </w:trPr>
+        <w:tc>
+          <w:tcPr>
+            <w:tcW w:w="2047" w:type="dxa"/>
+            <w:tcBorders>
+              <w:top w:val="nil"/>
+              <w:left w:val="single" w:sz="4" w:space="0" w:color="auto"/>
+              <w:bottom w:val="single" w:sz="4" w:space="0" w:color="auto"/>
+              <w:right w:val="single" w:sz="4" w:space="0" w:color="auto"/>
+            </w:tcBorders>
+            <w:shd w:val="clear" w:color="000000" w:fill="FFFF00"/>
+            <w:vAlign w:val="center"/>
+            <w:hideMark/>
+          </w:tcPr>
+          <w:p>
+            <w:pPr>
+              <w:spacing w:after="0" w:line="240" w:lineRule="auto"/>
+              <w:rPr>
+                <w:rFonts w:ascii="Inter" w:eastAsia="Times New Roman" w:hAnsi="Inter" w:cs="Calibri"/>
                 <w:b/>
                 <w:bCs/>
-                <w:sz w:val="23"/>
-                <w:szCs w:val="23"/>
-                <w:lang w:eastAsia="es-AR"/>
-              </w:rPr>
-              <w:t>Salidas</w:t>
-            </w:r>
-          </w:p>
-        </w:tc>
-        <w:tc>
-          <w:tcPr>
-            <w:tcW w:w="0" w:type="auto"/>
-            <w:tcMar>
-              <w:top w:w="150" w:type="dxa"/>
-              <w:left w:w="240" w:type="dxa"/>
-              <w:bottom w:w="150" w:type="dxa"/>
-              <w:right w:w="0" w:type="dxa"/>
-            </w:tcMar>
-            <w:vAlign w:val="center"/>
-            <w:hideMark/>
-          </w:tcPr>
-          <w:p>
-            <w:pPr>
-              <w:spacing w:after="0" w:line="375" w:lineRule="atLeast"/>
-              <w:rPr>
-                <w:rFonts w:ascii="Inter" w:eastAsia="Times New Roman" w:hAnsi="Inter" w:cs="Times New Roman"/>
-                <w:sz w:val="23"/>
-                <w:szCs w:val="23"/>
-                <w:lang w:eastAsia="es-AR"/>
-              </w:rPr>
-            </w:pPr>
-            <w:r>
-              <w:rPr>
-                <w:rFonts w:ascii="Inter" w:eastAsia="Times New Roman" w:hAnsi="Inter" w:cs="Times New Roman"/>
-                <w:sz w:val="23"/>
-                <w:szCs w:val="23"/>
-                <w:lang w:eastAsia="es-AR"/>
-              </w:rPr>
-              <w:t>Mercadería recibida (con datos incompletos), facturas proveedor, anotaciones manuales.</w:t>
+                <w:color w:val="000000"/>
+                <w:sz w:val="23"/>
+                <w:szCs w:val="23"/>
+                <w:lang w:eastAsia="es-AR"/>
+              </w:rPr>
+            </w:pPr>
+            <w:r>
+              <w:rPr>
+                <w:rFonts w:ascii="Inter" w:eastAsia="Times New Roman" w:hAnsi="Inter" w:cs="Calibri"/>
+                <w:b/>
+                <w:bCs/>
+                <w:color w:val="000000"/>
+                <w:sz w:val="23"/>
+                <w:szCs w:val="23"/>
+                <w:lang w:eastAsia="es-AR"/>
+              </w:rPr>
+              <w:t>Actividades</w:t>
+            </w:r>
+          </w:p>
+        </w:tc>
+        <w:tc>
+          <w:tcPr>
+            <w:tcW w:w="8930" w:type="dxa"/>
+            <w:tcBorders>
+              <w:top w:val="nil"/>
+              <w:left w:val="nil"/>
+              <w:bottom w:val="single" w:sz="4" w:space="0" w:color="auto"/>
+              <w:right w:val="single" w:sz="4" w:space="0" w:color="auto"/>
+            </w:tcBorders>
+            <w:shd w:val="clear" w:color="auto" w:fill="auto"/>
+            <w:vAlign w:val="center"/>
+            <w:hideMark/>
+          </w:tcPr>
+          <w:p>
+            <w:pPr>
+              <w:spacing w:after="0" w:line="240" w:lineRule="auto"/>
+              <w:rPr>
+                <w:rFonts w:ascii="Inter" w:eastAsia="Times New Roman" w:hAnsi="Inter" w:cs="Calibri"/>
+                <w:color w:val="000000"/>
+                <w:sz w:val="23"/>
+                <w:szCs w:val="23"/>
+                <w:lang w:eastAsia="es-AR"/>
+              </w:rPr>
+            </w:pPr>
+            <w:r>
+              <w:rPr>
+                <w:rFonts w:ascii="Inter" w:eastAsia="Times New Roman" w:hAnsi="Inter" w:cs="Calibri"/>
+                <w:color w:val="000000"/>
+                <w:sz w:val="23"/>
+                <w:szCs w:val="23"/>
+                <w:lang w:eastAsia="es-AR"/>
+              </w:rPr>
+              <w:t>1. Detectar necesidad (intuitiva). 2. Contactar proveedor. 3. Acordar precio y cantidad verbalmente. 4. Recibir mercadería. 5. Anotar en cuaderno.</w:t>
             </w:r>
           </w:p>
         </w:tc>
       </w:tr>
       <w:tr>
-        <w:tc>
-          <w:tcPr>
-            <w:tcW w:w="0" w:type="auto"/>
-            <w:tcMar>
-              <w:top w:w="150" w:type="dxa"/>
-              <w:left w:w="0" w:type="dxa"/>
-              <w:bottom w:w="150" w:type="dxa"/>
-              <w:right w:w="240" w:type="dxa"/>
-            </w:tcMar>
-            <w:vAlign w:val="center"/>
-            <w:hideMark/>
-          </w:tcPr>
-          <w:p>
-            <w:pPr>
-              <w:spacing w:after="0" w:line="375" w:lineRule="atLeast"/>
-              <w:rPr>
-                <w:rFonts w:ascii="Inter" w:eastAsia="Times New Roman" w:hAnsi="Inter" w:cs="Times New Roman"/>
-                <w:sz w:val="23"/>
-                <w:szCs w:val="23"/>
-                <w:lang w:eastAsia="es-AR"/>
-              </w:rPr>
-            </w:pPr>
-            <w:r>
-              <w:rPr>
-                <w:rFonts w:ascii="Inter" w:eastAsia="Times New Roman" w:hAnsi="Inter" w:cs="Times New Roman"/>
+        <w:trPr>
+          <w:trHeight w:val="600"/>
+        </w:trPr>
+        <w:tc>
+          <w:tcPr>
+            <w:tcW w:w="2047" w:type="dxa"/>
+            <w:tcBorders>
+              <w:top w:val="nil"/>
+              <w:left w:val="single" w:sz="4" w:space="0" w:color="auto"/>
+              <w:bottom w:val="single" w:sz="4" w:space="0" w:color="auto"/>
+              <w:right w:val="single" w:sz="4" w:space="0" w:color="auto"/>
+            </w:tcBorders>
+            <w:shd w:val="clear" w:color="000000" w:fill="FFFF00"/>
+            <w:vAlign w:val="center"/>
+            <w:hideMark/>
+          </w:tcPr>
+          <w:p>
+            <w:pPr>
+              <w:spacing w:after="0" w:line="240" w:lineRule="auto"/>
+              <w:rPr>
+                <w:rFonts w:ascii="Inter" w:eastAsia="Times New Roman" w:hAnsi="Inter" w:cs="Calibri"/>
                 <w:b/>
                 <w:bCs/>
-                <w:sz w:val="23"/>
-                <w:szCs w:val="23"/>
-                <w:lang w:eastAsia="es-AR"/>
-              </w:rPr>
-              <w:t>Actividades</w:t>
-            </w:r>
-          </w:p>
-        </w:tc>
-        <w:tc>
-          <w:tcPr>
-            <w:tcW w:w="0" w:type="auto"/>
-            <w:tcMar>
-              <w:top w:w="150" w:type="dxa"/>
-              <w:left w:w="240" w:type="dxa"/>
-              <w:bottom w:w="150" w:type="dxa"/>
-              <w:right w:w="0" w:type="dxa"/>
-            </w:tcMar>
-            <w:vAlign w:val="center"/>
-            <w:hideMark/>
-          </w:tcPr>
-          <w:p>
-            <w:pPr>
-              <w:spacing w:after="0" w:line="375" w:lineRule="atLeast"/>
-              <w:rPr>
-                <w:rFonts w:ascii="Inter" w:eastAsia="Times New Roman" w:hAnsi="Inter" w:cs="Times New Roman"/>
-                <w:sz w:val="23"/>
-                <w:szCs w:val="23"/>
-                <w:lang w:eastAsia="es-AR"/>
-              </w:rPr>
-            </w:pPr>
-            <w:r>
-              <w:rPr>
-                <w:rFonts w:ascii="Inter" w:eastAsia="Times New Roman" w:hAnsi="Inter" w:cs="Times New Roman"/>
-                <w:sz w:val="23"/>
-                <w:szCs w:val="23"/>
-                <w:lang w:eastAsia="es-AR"/>
-              </w:rPr>
-              <w:t>1. Detectar necesidad (intuitiva). 2. Contactar proveedor. 3. Acordar precio y cantidad verbalmente. 4. Recibir mercadería. 5. Anotar en cuaderno.</w:t>
+                <w:color w:val="000000"/>
+                <w:sz w:val="23"/>
+                <w:szCs w:val="23"/>
+                <w:lang w:eastAsia="es-AR"/>
+              </w:rPr>
+            </w:pPr>
+            <w:r>
+              <w:rPr>
+                <w:rFonts w:ascii="Inter" w:eastAsia="Times New Roman" w:hAnsi="Inter" w:cs="Calibri"/>
+                <w:b/>
+                <w:bCs/>
+                <w:color w:val="000000"/>
+                <w:sz w:val="23"/>
+                <w:szCs w:val="23"/>
+                <w:lang w:eastAsia="es-AR"/>
+              </w:rPr>
+              <w:t>Responsables</w:t>
+            </w:r>
+          </w:p>
+        </w:tc>
+        <w:tc>
+          <w:tcPr>
+            <w:tcW w:w="8930" w:type="dxa"/>
+            <w:tcBorders>
+              <w:top w:val="nil"/>
+              <w:left w:val="nil"/>
+              <w:bottom w:val="single" w:sz="4" w:space="0" w:color="auto"/>
+              <w:right w:val="single" w:sz="4" w:space="0" w:color="auto"/>
+            </w:tcBorders>
+            <w:shd w:val="clear" w:color="auto" w:fill="auto"/>
+            <w:vAlign w:val="center"/>
+            <w:hideMark/>
+          </w:tcPr>
+          <w:p>
+            <w:pPr>
+              <w:spacing w:after="0" w:line="240" w:lineRule="auto"/>
+              <w:rPr>
+                <w:rFonts w:ascii="Inter" w:eastAsia="Times New Roman" w:hAnsi="Inter" w:cs="Calibri"/>
+                <w:color w:val="000000"/>
+                <w:sz w:val="23"/>
+                <w:szCs w:val="23"/>
+                <w:lang w:eastAsia="es-AR"/>
+              </w:rPr>
+            </w:pPr>
+            <w:r>
+              <w:rPr>
+                <w:rFonts w:ascii="Inter" w:eastAsia="Times New Roman" w:hAnsi="Inter" w:cs="Calibri"/>
+                <w:color w:val="000000"/>
+                <w:sz w:val="23"/>
+                <w:szCs w:val="23"/>
+                <w:lang w:eastAsia="es-AR"/>
+              </w:rPr>
+              <w:t>Don Roberto (decide), empleado de depósito (recibe y anota).</w:t>
             </w:r>
           </w:p>
         </w:tc>
       </w:tr>
       <w:tr>
-        <w:tc>
-          <w:tcPr>
-            <w:tcW w:w="0" w:type="auto"/>
-            <w:tcMar>
-              <w:top w:w="150" w:type="dxa"/>
-              <w:left w:w="0" w:type="dxa"/>
-              <w:bottom w:w="150" w:type="dxa"/>
-              <w:right w:w="240" w:type="dxa"/>
-            </w:tcMar>
-            <w:vAlign w:val="center"/>
-            <w:hideMark/>
-          </w:tcPr>
-          <w:p>
-            <w:pPr>
-              <w:spacing w:after="0" w:line="375" w:lineRule="atLeast"/>
-              <w:rPr>
-                <w:rFonts w:ascii="Inter" w:eastAsia="Times New Roman" w:hAnsi="Inter" w:cs="Times New Roman"/>
-                <w:sz w:val="23"/>
-                <w:szCs w:val="23"/>
-                <w:lang w:eastAsia="es-AR"/>
-              </w:rPr>
-            </w:pPr>
-            <w:r>
-              <w:rPr>
-                <w:rFonts w:ascii="Inter" w:eastAsia="Times New Roman" w:hAnsi="Inter" w:cs="Times New Roman"/>
+        <w:trPr>
+          <w:trHeight w:val="600"/>
+        </w:trPr>
+        <w:tc>
+          <w:tcPr>
+            <w:tcW w:w="2047" w:type="dxa"/>
+            <w:tcBorders>
+              <w:top w:val="nil"/>
+              <w:left w:val="single" w:sz="4" w:space="0" w:color="auto"/>
+              <w:bottom w:val="single" w:sz="4" w:space="0" w:color="auto"/>
+              <w:right w:val="single" w:sz="4" w:space="0" w:color="auto"/>
+            </w:tcBorders>
+            <w:shd w:val="clear" w:color="000000" w:fill="FFFF00"/>
+            <w:vAlign w:val="center"/>
+            <w:hideMark/>
+          </w:tcPr>
+          <w:p>
+            <w:pPr>
+              <w:spacing w:after="0" w:line="240" w:lineRule="auto"/>
+              <w:rPr>
+                <w:rFonts w:ascii="Inter" w:eastAsia="Times New Roman" w:hAnsi="Inter" w:cs="Calibri"/>
                 <w:b/>
                 <w:bCs/>
-                <w:sz w:val="23"/>
-                <w:szCs w:val="23"/>
-                <w:lang w:eastAsia="es-AR"/>
-              </w:rPr>
-              <w:t>Responsables</w:t>
-            </w:r>
-          </w:p>
-        </w:tc>
-        <w:tc>
-          <w:tcPr>
-            <w:tcW w:w="0" w:type="auto"/>
-            <w:tcMar>
-              <w:top w:w="150" w:type="dxa"/>
-              <w:left w:w="240" w:type="dxa"/>
-              <w:bottom w:w="150" w:type="dxa"/>
-              <w:right w:w="0" w:type="dxa"/>
-            </w:tcMar>
-            <w:vAlign w:val="center"/>
-            <w:hideMark/>
-          </w:tcPr>
-          <w:p>
-            <w:pPr>
-              <w:spacing w:after="0" w:line="375" w:lineRule="atLeast"/>
-              <w:rPr>
-                <w:rFonts w:ascii="Inter" w:eastAsia="Times New Roman" w:hAnsi="Inter" w:cs="Times New Roman"/>
-                <w:sz w:val="23"/>
-                <w:szCs w:val="23"/>
-                <w:lang w:eastAsia="es-AR"/>
-              </w:rPr>
-            </w:pPr>
-            <w:r>
-              <w:rPr>
-                <w:rFonts w:ascii="Inter" w:eastAsia="Times New Roman" w:hAnsi="Inter" w:cs="Times New Roman"/>
-                <w:sz w:val="23"/>
-                <w:szCs w:val="23"/>
-                <w:lang w:eastAsia="es-AR"/>
-              </w:rPr>
-              <w:t>Don Roberto (decide), empleado de depósito (recibe y anota).</w:t>
-            </w:r>
-          </w:p>
-        </w:tc>
-      </w:tr>
-      <w:tr>
-        <w:tc>
-          <w:tcPr>
-            <w:tcW w:w="0" w:type="auto"/>
-            <w:tcMar>
-              <w:top w:w="150" w:type="dxa"/>
-              <w:left w:w="0" w:type="dxa"/>
-              <w:bottom w:w="150" w:type="dxa"/>
-              <w:right w:w="240" w:type="dxa"/>
-            </w:tcMar>
-            <w:vAlign w:val="center"/>
-            <w:hideMark/>
-          </w:tcPr>
-          <w:p>
-            <w:pPr>
-              <w:spacing w:after="0" w:line="375" w:lineRule="atLeast"/>
-              <w:rPr>
-                <w:rFonts w:ascii="Inter" w:eastAsia="Times New Roman" w:hAnsi="Inter" w:cs="Times New Roman"/>
-                <w:sz w:val="23"/>
-                <w:szCs w:val="23"/>
-                <w:lang w:eastAsia="es-AR"/>
-              </w:rPr>
-            </w:pPr>
-            <w:r>
-              <w:rPr>
-                <w:rFonts w:ascii="Inter" w:eastAsia="Times New Roman" w:hAnsi="Inter" w:cs="Times New Roman"/>
+                <w:color w:val="000000"/>
+                <w:sz w:val="23"/>
+                <w:szCs w:val="23"/>
+                <w:lang w:eastAsia="es-AR"/>
+              </w:rPr>
+            </w:pPr>
+            <w:r>
+              <w:rPr>
+                <w:rFonts w:ascii="Inter" w:eastAsia="Times New Roman" w:hAnsi="Inter" w:cs="Calibri"/>
                 <w:b/>
                 <w:bCs/>
+                <w:color w:val="000000"/>
                 <w:sz w:val="23"/>
                 <w:szCs w:val="23"/>
                 <w:lang w:eastAsia="es-AR"/>
@@ -4580,29 +4741,32 @@
         </w:tc>
         <w:tc>
           <w:tcPr>
-            <w:tcW w:w="0" w:type="auto"/>
-            <w:tcMar>
-              <w:top w:w="150" w:type="dxa"/>
-              <w:left w:w="240" w:type="dxa"/>
-              <w:bottom w:w="150" w:type="dxa"/>
-              <w:right w:w="0" w:type="dxa"/>
-            </w:tcMar>
-            <w:vAlign w:val="center"/>
-            <w:hideMark/>
-          </w:tcPr>
-          <w:p>
-            <w:pPr>
-              <w:spacing w:after="0" w:line="375" w:lineRule="atLeast"/>
-              <w:rPr>
-                <w:rFonts w:ascii="Inter" w:eastAsia="Times New Roman" w:hAnsi="Inter" w:cs="Times New Roman"/>
-                <w:sz w:val="23"/>
-                <w:szCs w:val="23"/>
-                <w:lang w:eastAsia="es-AR"/>
-              </w:rPr>
-            </w:pPr>
-            <w:r>
-              <w:rPr>
-                <w:rFonts w:ascii="Inter" w:eastAsia="Times New Roman" w:hAnsi="Inter" w:cs="Times New Roman"/>
+            <w:tcW w:w="8930" w:type="dxa"/>
+            <w:tcBorders>
+              <w:top w:val="nil"/>
+              <w:left w:val="nil"/>
+              <w:bottom w:val="single" w:sz="4" w:space="0" w:color="auto"/>
+              <w:right w:val="single" w:sz="4" w:space="0" w:color="auto"/>
+            </w:tcBorders>
+            <w:shd w:val="clear" w:color="auto" w:fill="auto"/>
+            <w:vAlign w:val="center"/>
+            <w:hideMark/>
+          </w:tcPr>
+          <w:p>
+            <w:pPr>
+              <w:spacing w:after="0" w:line="240" w:lineRule="auto"/>
+              <w:rPr>
+                <w:rFonts w:ascii="Inter" w:eastAsia="Times New Roman" w:hAnsi="Inter" w:cs="Calibri"/>
+                <w:color w:val="000000"/>
+                <w:sz w:val="23"/>
+                <w:szCs w:val="23"/>
+                <w:lang w:eastAsia="es-AR"/>
+              </w:rPr>
+            </w:pPr>
+            <w:r>
+              <w:rPr>
+                <w:rFonts w:ascii="Inter" w:eastAsia="Times New Roman" w:hAnsi="Inter" w:cs="Calibri"/>
+                <w:color w:val="000000"/>
                 <w:sz w:val="23"/>
                 <w:szCs w:val="23"/>
                 <w:lang w:eastAsia="es-AR"/>
@@ -4716,632 +4880,644 @@
         <w:br w:type="page"/>
       </w:r>
     </w:p>
-    <w:p>
-      <w:pPr>
-        <w:shd w:val="clear" w:color="auto" w:fill="FFFFFF"/>
-        <w:spacing w:before="240" w:after="240" w:line="240" w:lineRule="auto"/>
-        <w:rPr>
-          <w:rFonts w:ascii="Inter" w:eastAsia="Times New Roman" w:hAnsi="Inter" w:cs="Times New Roman"/>
-          <w:color w:val="0F1115"/>
-          <w:sz w:val="24"/>
-          <w:szCs w:val="24"/>
-          <w:lang w:eastAsia="es-AR"/>
-        </w:rPr>
-      </w:pPr>
-      <w:r>
-        <w:rPr>
-          <w:rFonts w:ascii="Inter" w:eastAsia="Times New Roman" w:hAnsi="Inter" w:cs="Times New Roman"/>
-          <w:b/>
-          <w:bCs/>
-          <w:color w:val="0F1115"/>
-          <w:sz w:val="24"/>
-          <w:szCs w:val="24"/>
-          <w:lang w:eastAsia="es-AR"/>
-        </w:rPr>
-        <w:lastRenderedPageBreak/>
-        <w:t>Mejoras puntuales y justificación desde pensamiento sistémico:</w:t>
-      </w:r>
-    </w:p>
     <w:tbl>
       <w:tblPr>
-        <w:tblW w:w="11280" w:type="dxa"/>
-        <w:tblInd w:w="-1383" w:type="dxa"/>
+        <w:tblpPr w:leftFromText="141" w:rightFromText="141" w:vertAnchor="text" w:horzAnchor="margin" w:tblpXSpec="center" w:tblpY="554"/>
+        <w:tblW w:w="11040" w:type="dxa"/>
         <w:tblCellMar>
-          <w:top w:w="15" w:type="dxa"/>
-          <w:left w:w="15" w:type="dxa"/>
-          <w:bottom w:w="15" w:type="dxa"/>
-          <w:right w:w="15" w:type="dxa"/>
+          <w:left w:w="70" w:type="dxa"/>
+          <w:right w:w="70" w:type="dxa"/>
         </w:tblCellMar>
         <w:tblLook w:val="04A0" w:firstRow="1" w:lastRow="0" w:firstColumn="1" w:lastColumn="0" w:noHBand="0" w:noVBand="1"/>
       </w:tblPr>
       <w:tblGrid>
-        <w:gridCol w:w="2981"/>
-        <w:gridCol w:w="2930"/>
-        <w:gridCol w:w="5369"/>
+        <w:gridCol w:w="2964"/>
+        <w:gridCol w:w="2268"/>
+        <w:gridCol w:w="5808"/>
       </w:tblGrid>
       <w:tr>
         <w:trPr>
-          <w:tblHeader/>
+          <w:trHeight w:val="600"/>
         </w:trPr>
         <w:tc>
           <w:tcPr>
-            <w:tcW w:w="0" w:type="auto"/>
+            <w:tcW w:w="2964" w:type="dxa"/>
+            <w:tcBorders>
+              <w:top w:val="single" w:sz="4" w:space="0" w:color="auto"/>
+              <w:left w:val="single" w:sz="4" w:space="0" w:color="auto"/>
+              <w:bottom w:val="single" w:sz="4" w:space="0" w:color="auto"/>
+              <w:right w:val="single" w:sz="4" w:space="0" w:color="auto"/>
+            </w:tcBorders>
+            <w:shd w:val="clear" w:color="000000" w:fill="BFBFBF"/>
+            <w:vAlign w:val="center"/>
+            <w:hideMark/>
+          </w:tcPr>
+          <w:p>
+            <w:pPr>
+              <w:spacing w:after="0" w:line="240" w:lineRule="auto"/>
+              <w:jc w:val="center"/>
+              <w:rPr>
+                <w:rFonts w:ascii="Inter" w:eastAsia="Times New Roman" w:hAnsi="Inter" w:cs="Calibri"/>
+                <w:color w:val="000000"/>
+                <w:sz w:val="23"/>
+                <w:szCs w:val="23"/>
+                <w:lang w:eastAsia="es-AR"/>
+              </w:rPr>
+            </w:pPr>
+            <w:r>
+              <w:rPr>
+                <w:rFonts w:ascii="Inter" w:eastAsia="Times New Roman" w:hAnsi="Inter" w:cs="Calibri"/>
+                <w:color w:val="000000"/>
+                <w:sz w:val="23"/>
+                <w:szCs w:val="23"/>
+                <w:lang w:eastAsia="es-AR"/>
+              </w:rPr>
+              <w:lastRenderedPageBreak/>
+              <w:t>Mejora</w:t>
+            </w:r>
+          </w:p>
+        </w:tc>
+        <w:tc>
+          <w:tcPr>
+            <w:tcW w:w="2268" w:type="dxa"/>
+            <w:tcBorders>
+              <w:top w:val="single" w:sz="4" w:space="0" w:color="auto"/>
+              <w:left w:val="nil"/>
+              <w:bottom w:val="single" w:sz="4" w:space="0" w:color="auto"/>
+              <w:right w:val="single" w:sz="4" w:space="0" w:color="auto"/>
+            </w:tcBorders>
+            <w:shd w:val="clear" w:color="000000" w:fill="BFBFBF"/>
+            <w:vAlign w:val="center"/>
+            <w:hideMark/>
+          </w:tcPr>
+          <w:p>
+            <w:pPr>
+              <w:spacing w:after="0" w:line="240" w:lineRule="auto"/>
+              <w:jc w:val="center"/>
+              <w:rPr>
+                <w:rFonts w:ascii="Inter" w:eastAsia="Times New Roman" w:hAnsi="Inter" w:cs="Calibri"/>
+                <w:color w:val="000000"/>
+                <w:sz w:val="23"/>
+                <w:szCs w:val="23"/>
+                <w:lang w:eastAsia="es-AR"/>
+              </w:rPr>
+            </w:pPr>
+            <w:r>
+              <w:rPr>
+                <w:rFonts w:ascii="Inter" w:eastAsia="Times New Roman" w:hAnsi="Inter" w:cs="Calibri"/>
+                <w:color w:val="000000"/>
+                <w:sz w:val="23"/>
+                <w:szCs w:val="23"/>
+                <w:lang w:eastAsia="es-AR"/>
+              </w:rPr>
+              <w:t>Principio sistémico aplicado</w:t>
+            </w:r>
+          </w:p>
+        </w:tc>
+        <w:tc>
+          <w:tcPr>
+            <w:tcW w:w="5808" w:type="dxa"/>
+            <w:tcBorders>
+              <w:top w:val="single" w:sz="4" w:space="0" w:color="auto"/>
+              <w:left w:val="nil"/>
+              <w:bottom w:val="single" w:sz="4" w:space="0" w:color="auto"/>
+              <w:right w:val="single" w:sz="4" w:space="0" w:color="auto"/>
+            </w:tcBorders>
+            <w:shd w:val="clear" w:color="000000" w:fill="BFBFBF"/>
+            <w:vAlign w:val="center"/>
+            <w:hideMark/>
+          </w:tcPr>
+          <w:p>
+            <w:pPr>
+              <w:spacing w:after="0" w:line="240" w:lineRule="auto"/>
+              <w:jc w:val="center"/>
+              <w:rPr>
+                <w:rFonts w:ascii="Inter" w:eastAsia="Times New Roman" w:hAnsi="Inter" w:cs="Calibri"/>
+                <w:color w:val="000000"/>
+                <w:sz w:val="23"/>
+                <w:szCs w:val="23"/>
+                <w:lang w:eastAsia="es-AR"/>
+              </w:rPr>
+            </w:pPr>
+            <w:r>
+              <w:rPr>
+                <w:rFonts w:ascii="Inter" w:eastAsia="Times New Roman" w:hAnsi="Inter" w:cs="Calibri"/>
+                <w:color w:val="000000"/>
+                <w:sz w:val="23"/>
+                <w:szCs w:val="23"/>
+                <w:lang w:eastAsia="es-AR"/>
+              </w:rPr>
+              <w:t>Justificación</w:t>
+            </w:r>
+          </w:p>
+        </w:tc>
+      </w:tr>
+      <w:tr>
+        <w:trPr>
+          <w:trHeight w:val="600"/>
+        </w:trPr>
+        <w:tc>
+          <w:tcPr>
+            <w:tcW w:w="2964" w:type="dxa"/>
             <w:tcBorders>
               <w:top w:val="nil"/>
+              <w:left w:val="single" w:sz="4" w:space="0" w:color="auto"/>
+              <w:bottom w:val="single" w:sz="4" w:space="0" w:color="auto"/>
+              <w:right w:val="single" w:sz="4" w:space="0" w:color="auto"/>
             </w:tcBorders>
-            <w:tcMar>
-              <w:top w:w="150" w:type="dxa"/>
-              <w:left w:w="0" w:type="dxa"/>
-              <w:bottom w:w="150" w:type="dxa"/>
-              <w:right w:w="240" w:type="dxa"/>
-            </w:tcMar>
-            <w:vAlign w:val="center"/>
-            <w:hideMark/>
-          </w:tcPr>
-          <w:p>
-            <w:pPr>
-              <w:spacing w:after="0" w:line="375" w:lineRule="atLeast"/>
-              <w:rPr>
-                <w:rFonts w:ascii="Inter" w:eastAsia="Times New Roman" w:hAnsi="Inter" w:cs="Times New Roman"/>
-                <w:sz w:val="23"/>
-                <w:szCs w:val="23"/>
-                <w:lang w:eastAsia="es-AR"/>
-              </w:rPr>
-            </w:pPr>
-            <w:r>
-              <w:rPr>
-                <w:rFonts w:ascii="Inter" w:eastAsia="Times New Roman" w:hAnsi="Inter" w:cs="Times New Roman"/>
-                <w:sz w:val="23"/>
-                <w:szCs w:val="23"/>
-                <w:lang w:eastAsia="es-AR"/>
-              </w:rPr>
-              <w:t>Mejora</w:t>
-            </w:r>
-          </w:p>
-        </w:tc>
-        <w:tc>
-          <w:tcPr>
-            <w:tcW w:w="0" w:type="auto"/>
+            <w:shd w:val="clear" w:color="000000" w:fill="FFFF00"/>
+            <w:vAlign w:val="center"/>
+            <w:hideMark/>
+          </w:tcPr>
+          <w:p>
+            <w:pPr>
+              <w:spacing w:after="0" w:line="240" w:lineRule="auto"/>
+              <w:rPr>
+                <w:rFonts w:ascii="Inter" w:eastAsia="Times New Roman" w:hAnsi="Inter" w:cs="Calibri"/>
+                <w:color w:val="000000"/>
+                <w:sz w:val="23"/>
+                <w:szCs w:val="23"/>
+                <w:lang w:eastAsia="es-AR"/>
+              </w:rPr>
+            </w:pPr>
+            <w:r>
+              <w:rPr>
+                <w:rFonts w:ascii="Inter" w:eastAsia="Times New Roman" w:hAnsi="Inter" w:cs="Calibri"/>
+                <w:color w:val="000000"/>
+                <w:sz w:val="23"/>
+                <w:szCs w:val="23"/>
+                <w:lang w:eastAsia="es-AR"/>
+              </w:rPr>
+              <w:t>Cálculo automático de stock mínimo</w:t>
+            </w:r>
+          </w:p>
+        </w:tc>
+        <w:tc>
+          <w:tcPr>
+            <w:tcW w:w="2268" w:type="dxa"/>
             <w:tcBorders>
               <w:top w:val="nil"/>
+              <w:left w:val="nil"/>
+              <w:bottom w:val="single" w:sz="4" w:space="0" w:color="auto"/>
+              <w:right w:val="single" w:sz="4" w:space="0" w:color="auto"/>
             </w:tcBorders>
-            <w:tcMar>
-              <w:top w:w="150" w:type="dxa"/>
-              <w:left w:w="240" w:type="dxa"/>
-              <w:bottom w:w="150" w:type="dxa"/>
-              <w:right w:w="240" w:type="dxa"/>
-            </w:tcMar>
-            <w:vAlign w:val="center"/>
-            <w:hideMark/>
-          </w:tcPr>
-          <w:p>
-            <w:pPr>
-              <w:spacing w:after="0" w:line="375" w:lineRule="atLeast"/>
-              <w:rPr>
-                <w:rFonts w:ascii="Inter" w:eastAsia="Times New Roman" w:hAnsi="Inter" w:cs="Times New Roman"/>
-                <w:sz w:val="23"/>
-                <w:szCs w:val="23"/>
-                <w:lang w:eastAsia="es-AR"/>
-              </w:rPr>
-            </w:pPr>
-            <w:r>
-              <w:rPr>
-                <w:rFonts w:ascii="Inter" w:eastAsia="Times New Roman" w:hAnsi="Inter" w:cs="Times New Roman"/>
-                <w:sz w:val="23"/>
-                <w:szCs w:val="23"/>
-                <w:lang w:eastAsia="es-AR"/>
-              </w:rPr>
-              <w:t>Principio sistémico aplicado</w:t>
-            </w:r>
-          </w:p>
-        </w:tc>
-        <w:tc>
-          <w:tcPr>
-            <w:tcW w:w="0" w:type="auto"/>
+            <w:shd w:val="clear" w:color="auto" w:fill="auto"/>
+            <w:vAlign w:val="center"/>
+            <w:hideMark/>
+          </w:tcPr>
+          <w:p>
+            <w:pPr>
+              <w:spacing w:after="0" w:line="240" w:lineRule="auto"/>
+              <w:rPr>
+                <w:rFonts w:ascii="Inter" w:eastAsia="Times New Roman" w:hAnsi="Inter" w:cs="Calibri"/>
+                <w:color w:val="000000"/>
+                <w:sz w:val="23"/>
+                <w:szCs w:val="23"/>
+                <w:lang w:eastAsia="es-AR"/>
+              </w:rPr>
+            </w:pPr>
+            <w:r>
+              <w:rPr>
+                <w:rFonts w:ascii="Inter" w:eastAsia="Times New Roman" w:hAnsi="Inter" w:cs="Calibri"/>
+                <w:color w:val="000000"/>
+                <w:sz w:val="23"/>
+                <w:szCs w:val="23"/>
+                <w:lang w:eastAsia="es-AR"/>
+              </w:rPr>
+              <w:t>Retroalimentación (</w:t>
+            </w:r>
+            <w:proofErr w:type="spellStart"/>
+            <w:r>
+              <w:rPr>
+                <w:rFonts w:ascii="Inter" w:eastAsia="Times New Roman" w:hAnsi="Inter" w:cs="Calibri"/>
+                <w:color w:val="000000"/>
+                <w:sz w:val="23"/>
+                <w:szCs w:val="23"/>
+                <w:lang w:eastAsia="es-AR"/>
+              </w:rPr>
+              <w:t>feedback</w:t>
+            </w:r>
+            <w:proofErr w:type="spellEnd"/>
+            <w:r>
+              <w:rPr>
+                <w:rFonts w:ascii="Inter" w:eastAsia="Times New Roman" w:hAnsi="Inter" w:cs="Calibri"/>
+                <w:color w:val="000000"/>
+                <w:sz w:val="23"/>
+                <w:szCs w:val="23"/>
+                <w:lang w:eastAsia="es-AR"/>
+              </w:rPr>
+              <w:t>)</w:t>
+            </w:r>
+          </w:p>
+        </w:tc>
+        <w:tc>
+          <w:tcPr>
+            <w:tcW w:w="5808" w:type="dxa"/>
             <w:tcBorders>
               <w:top w:val="nil"/>
+              <w:left w:val="nil"/>
+              <w:bottom w:val="single" w:sz="4" w:space="0" w:color="auto"/>
+              <w:right w:val="single" w:sz="4" w:space="0" w:color="auto"/>
             </w:tcBorders>
-            <w:tcMar>
-              <w:top w:w="150" w:type="dxa"/>
-              <w:left w:w="240" w:type="dxa"/>
-              <w:bottom w:w="150" w:type="dxa"/>
-              <w:right w:w="240" w:type="dxa"/>
-            </w:tcMar>
-            <w:vAlign w:val="center"/>
-            <w:hideMark/>
-          </w:tcPr>
-          <w:p>
-            <w:pPr>
-              <w:spacing w:after="0" w:line="375" w:lineRule="atLeast"/>
-              <w:rPr>
-                <w:rFonts w:ascii="Inter" w:eastAsia="Times New Roman" w:hAnsi="Inter" w:cs="Times New Roman"/>
-                <w:sz w:val="23"/>
-                <w:szCs w:val="23"/>
-                <w:lang w:eastAsia="es-AR"/>
-              </w:rPr>
-            </w:pPr>
-            <w:r>
-              <w:rPr>
-                <w:rFonts w:ascii="Inter" w:eastAsia="Times New Roman" w:hAnsi="Inter" w:cs="Times New Roman"/>
-                <w:sz w:val="23"/>
-                <w:szCs w:val="23"/>
-                <w:lang w:eastAsia="es-AR"/>
-              </w:rPr>
-              <w:t>Justificación</w:t>
+            <w:shd w:val="clear" w:color="auto" w:fill="auto"/>
+            <w:vAlign w:val="center"/>
+            <w:hideMark/>
+          </w:tcPr>
+          <w:p>
+            <w:pPr>
+              <w:spacing w:after="0" w:line="240" w:lineRule="auto"/>
+              <w:rPr>
+                <w:rFonts w:ascii="Inter" w:eastAsia="Times New Roman" w:hAnsi="Inter" w:cs="Calibri"/>
+                <w:color w:val="000000"/>
+                <w:sz w:val="23"/>
+                <w:szCs w:val="23"/>
+                <w:lang w:eastAsia="es-AR"/>
+              </w:rPr>
+            </w:pPr>
+            <w:r>
+              <w:rPr>
+                <w:rFonts w:ascii="Inter" w:eastAsia="Times New Roman" w:hAnsi="Inter" w:cs="Calibri"/>
+                <w:color w:val="000000"/>
+                <w:sz w:val="23"/>
+                <w:szCs w:val="23"/>
+                <w:lang w:eastAsia="es-AR"/>
+              </w:rPr>
+              <w:t>El sistema usa datos históricos de ventas para ajustar compras, rompiendo el circuito de intuición.</w:t>
             </w:r>
           </w:p>
         </w:tc>
       </w:tr>
       <w:tr>
-        <w:tc>
-          <w:tcPr>
-            <w:tcW w:w="0" w:type="auto"/>
-            <w:tcMar>
-              <w:top w:w="150" w:type="dxa"/>
-              <w:left w:w="0" w:type="dxa"/>
-              <w:bottom w:w="150" w:type="dxa"/>
-              <w:right w:w="240" w:type="dxa"/>
-            </w:tcMar>
-            <w:vAlign w:val="center"/>
-            <w:hideMark/>
-          </w:tcPr>
-          <w:p>
-            <w:pPr>
-              <w:spacing w:after="0" w:line="375" w:lineRule="atLeast"/>
-              <w:rPr>
-                <w:rFonts w:ascii="Inter" w:eastAsia="Times New Roman" w:hAnsi="Inter" w:cs="Times New Roman"/>
-                <w:sz w:val="23"/>
-                <w:szCs w:val="23"/>
-                <w:lang w:eastAsia="es-AR"/>
-              </w:rPr>
-            </w:pPr>
-            <w:r>
-              <w:rPr>
-                <w:rFonts w:ascii="Inter" w:eastAsia="Times New Roman" w:hAnsi="Inter" w:cs="Times New Roman"/>
-                <w:sz w:val="23"/>
-                <w:szCs w:val="23"/>
-                <w:lang w:eastAsia="es-AR"/>
-              </w:rPr>
-              <w:t>Cálculo automático de stock mínimo</w:t>
-            </w:r>
-          </w:p>
-        </w:tc>
-        <w:tc>
-          <w:tcPr>
-            <w:tcW w:w="0" w:type="auto"/>
-            <w:tcMar>
-              <w:top w:w="150" w:type="dxa"/>
-              <w:left w:w="240" w:type="dxa"/>
-              <w:bottom w:w="150" w:type="dxa"/>
-              <w:right w:w="240" w:type="dxa"/>
-            </w:tcMar>
-            <w:vAlign w:val="center"/>
-            <w:hideMark/>
-          </w:tcPr>
-          <w:p>
-            <w:pPr>
-              <w:spacing w:after="0" w:line="375" w:lineRule="atLeast"/>
-              <w:rPr>
-                <w:rFonts w:ascii="Inter" w:eastAsia="Times New Roman" w:hAnsi="Inter" w:cs="Times New Roman"/>
-                <w:sz w:val="23"/>
-                <w:szCs w:val="23"/>
-                <w:lang w:eastAsia="es-AR"/>
-              </w:rPr>
-            </w:pPr>
-            <w:r>
-              <w:rPr>
-                <w:rFonts w:ascii="Inter" w:eastAsia="Times New Roman" w:hAnsi="Inter" w:cs="Times New Roman"/>
-                <w:sz w:val="23"/>
-                <w:szCs w:val="23"/>
-                <w:lang w:eastAsia="es-AR"/>
-              </w:rPr>
-              <w:t>Retroalimentación (</w:t>
-            </w:r>
-            <w:proofErr w:type="spellStart"/>
-            <w:r>
-              <w:rPr>
-                <w:rFonts w:ascii="Inter" w:eastAsia="Times New Roman" w:hAnsi="Inter" w:cs="Times New Roman"/>
-                <w:sz w:val="23"/>
-                <w:szCs w:val="23"/>
-                <w:lang w:eastAsia="es-AR"/>
-              </w:rPr>
-              <w:t>feedback</w:t>
-            </w:r>
-            <w:proofErr w:type="spellEnd"/>
-            <w:r>
-              <w:rPr>
-                <w:rFonts w:ascii="Inter" w:eastAsia="Times New Roman" w:hAnsi="Inter" w:cs="Times New Roman"/>
-                <w:sz w:val="23"/>
-                <w:szCs w:val="23"/>
-                <w:lang w:eastAsia="es-AR"/>
-              </w:rPr>
-              <w:t>)</w:t>
-            </w:r>
-          </w:p>
-        </w:tc>
-        <w:tc>
-          <w:tcPr>
-            <w:tcW w:w="0" w:type="auto"/>
-            <w:tcMar>
-              <w:top w:w="150" w:type="dxa"/>
-              <w:left w:w="240" w:type="dxa"/>
-              <w:bottom w:w="150" w:type="dxa"/>
-              <w:right w:w="0" w:type="dxa"/>
-            </w:tcMar>
-            <w:vAlign w:val="center"/>
-            <w:hideMark/>
-          </w:tcPr>
-          <w:p>
-            <w:pPr>
-              <w:spacing w:after="0" w:line="375" w:lineRule="atLeast"/>
-              <w:rPr>
-                <w:rFonts w:ascii="Inter" w:eastAsia="Times New Roman" w:hAnsi="Inter" w:cs="Times New Roman"/>
-                <w:sz w:val="23"/>
-                <w:szCs w:val="23"/>
-                <w:lang w:eastAsia="es-AR"/>
-              </w:rPr>
-            </w:pPr>
-            <w:r>
-              <w:rPr>
-                <w:rFonts w:ascii="Inter" w:eastAsia="Times New Roman" w:hAnsi="Inter" w:cs="Times New Roman"/>
-                <w:sz w:val="23"/>
-                <w:szCs w:val="23"/>
-                <w:lang w:eastAsia="es-AR"/>
-              </w:rPr>
-              <w:t>El sistema usa datos históricos de ventas para ajustar compras, rompiendo el circuito de intuición.</w:t>
+        <w:trPr>
+          <w:trHeight w:val="600"/>
+        </w:trPr>
+        <w:tc>
+          <w:tcPr>
+            <w:tcW w:w="2964" w:type="dxa"/>
+            <w:tcBorders>
+              <w:top w:val="nil"/>
+              <w:left w:val="single" w:sz="4" w:space="0" w:color="auto"/>
+              <w:bottom w:val="single" w:sz="4" w:space="0" w:color="auto"/>
+              <w:right w:val="single" w:sz="4" w:space="0" w:color="auto"/>
+            </w:tcBorders>
+            <w:shd w:val="clear" w:color="000000" w:fill="FFFF00"/>
+            <w:vAlign w:val="center"/>
+            <w:hideMark/>
+          </w:tcPr>
+          <w:p>
+            <w:pPr>
+              <w:spacing w:after="0" w:line="240" w:lineRule="auto"/>
+              <w:rPr>
+                <w:rFonts w:ascii="Inter" w:eastAsia="Times New Roman" w:hAnsi="Inter" w:cs="Calibri"/>
+                <w:color w:val="000000"/>
+                <w:sz w:val="23"/>
+                <w:szCs w:val="23"/>
+                <w:lang w:eastAsia="es-AR"/>
+              </w:rPr>
+            </w:pPr>
+            <w:r>
+              <w:rPr>
+                <w:rFonts w:ascii="Inter" w:eastAsia="Times New Roman" w:hAnsi="Inter" w:cs="Calibri"/>
+                <w:color w:val="000000"/>
+                <w:sz w:val="23"/>
+                <w:szCs w:val="23"/>
+                <w:lang w:eastAsia="es-AR"/>
+              </w:rPr>
+              <w:t>Alertas antes del quiebre</w:t>
+            </w:r>
+          </w:p>
+        </w:tc>
+        <w:tc>
+          <w:tcPr>
+            <w:tcW w:w="2268" w:type="dxa"/>
+            <w:tcBorders>
+              <w:top w:val="nil"/>
+              <w:left w:val="nil"/>
+              <w:bottom w:val="single" w:sz="4" w:space="0" w:color="auto"/>
+              <w:right w:val="single" w:sz="4" w:space="0" w:color="auto"/>
+            </w:tcBorders>
+            <w:shd w:val="clear" w:color="auto" w:fill="auto"/>
+            <w:vAlign w:val="center"/>
+            <w:hideMark/>
+          </w:tcPr>
+          <w:p>
+            <w:pPr>
+              <w:spacing w:after="0" w:line="240" w:lineRule="auto"/>
+              <w:rPr>
+                <w:rFonts w:ascii="Inter" w:eastAsia="Times New Roman" w:hAnsi="Inter" w:cs="Calibri"/>
+                <w:color w:val="000000"/>
+                <w:sz w:val="23"/>
+                <w:szCs w:val="23"/>
+                <w:lang w:eastAsia="es-AR"/>
+              </w:rPr>
+            </w:pPr>
+            <w:r>
+              <w:rPr>
+                <w:rFonts w:ascii="Inter" w:eastAsia="Times New Roman" w:hAnsi="Inter" w:cs="Calibri"/>
+                <w:color w:val="000000"/>
+                <w:sz w:val="23"/>
+                <w:szCs w:val="23"/>
+                <w:lang w:eastAsia="es-AR"/>
+              </w:rPr>
+              <w:t>Control preventivo</w:t>
+            </w:r>
+          </w:p>
+        </w:tc>
+        <w:tc>
+          <w:tcPr>
+            <w:tcW w:w="5808" w:type="dxa"/>
+            <w:tcBorders>
+              <w:top w:val="nil"/>
+              <w:left w:val="nil"/>
+              <w:bottom w:val="single" w:sz="4" w:space="0" w:color="auto"/>
+              <w:right w:val="single" w:sz="4" w:space="0" w:color="auto"/>
+            </w:tcBorders>
+            <w:shd w:val="clear" w:color="auto" w:fill="auto"/>
+            <w:vAlign w:val="center"/>
+            <w:hideMark/>
+          </w:tcPr>
+          <w:p>
+            <w:pPr>
+              <w:spacing w:after="0" w:line="240" w:lineRule="auto"/>
+              <w:rPr>
+                <w:rFonts w:ascii="Inter" w:eastAsia="Times New Roman" w:hAnsi="Inter" w:cs="Calibri"/>
+                <w:color w:val="000000"/>
+                <w:sz w:val="23"/>
+                <w:szCs w:val="23"/>
+                <w:lang w:eastAsia="es-AR"/>
+              </w:rPr>
+            </w:pPr>
+            <w:r>
+              <w:rPr>
+                <w:rFonts w:ascii="Inter" w:eastAsia="Times New Roman" w:hAnsi="Inter" w:cs="Calibri"/>
+                <w:color w:val="000000"/>
+                <w:sz w:val="23"/>
+                <w:szCs w:val="23"/>
+                <w:lang w:eastAsia="es-AR"/>
+              </w:rPr>
+              <w:t>Evita la pérdida de ventas y la insatisfacción del cliente.</w:t>
             </w:r>
           </w:p>
         </w:tc>
       </w:tr>
       <w:tr>
-        <w:tc>
-          <w:tcPr>
-            <w:tcW w:w="0" w:type="auto"/>
-            <w:tcMar>
-              <w:top w:w="150" w:type="dxa"/>
-              <w:left w:w="0" w:type="dxa"/>
-              <w:bottom w:w="150" w:type="dxa"/>
-              <w:right w:w="240" w:type="dxa"/>
-            </w:tcMar>
-            <w:vAlign w:val="center"/>
-            <w:hideMark/>
-          </w:tcPr>
-          <w:p>
-            <w:pPr>
-              <w:spacing w:after="0" w:line="375" w:lineRule="atLeast"/>
-              <w:rPr>
-                <w:rFonts w:ascii="Inter" w:eastAsia="Times New Roman" w:hAnsi="Inter" w:cs="Times New Roman"/>
-                <w:sz w:val="23"/>
-                <w:szCs w:val="23"/>
-                <w:lang w:eastAsia="es-AR"/>
-              </w:rPr>
-            </w:pPr>
-            <w:r>
-              <w:rPr>
-                <w:rFonts w:ascii="Inter" w:eastAsia="Times New Roman" w:hAnsi="Inter" w:cs="Times New Roman"/>
-                <w:sz w:val="23"/>
-                <w:szCs w:val="23"/>
-                <w:lang w:eastAsia="es-AR"/>
-              </w:rPr>
-              <w:t>Alertas antes del quiebre</w:t>
-            </w:r>
-          </w:p>
-        </w:tc>
-        <w:tc>
-          <w:tcPr>
-            <w:tcW w:w="0" w:type="auto"/>
-            <w:tcMar>
-              <w:top w:w="150" w:type="dxa"/>
-              <w:left w:w="240" w:type="dxa"/>
-              <w:bottom w:w="150" w:type="dxa"/>
-              <w:right w:w="240" w:type="dxa"/>
-            </w:tcMar>
-            <w:vAlign w:val="center"/>
-            <w:hideMark/>
-          </w:tcPr>
-          <w:p>
-            <w:pPr>
-              <w:spacing w:after="0" w:line="375" w:lineRule="atLeast"/>
-              <w:rPr>
-                <w:rFonts w:ascii="Inter" w:eastAsia="Times New Roman" w:hAnsi="Inter" w:cs="Times New Roman"/>
-                <w:sz w:val="23"/>
-                <w:szCs w:val="23"/>
-                <w:lang w:eastAsia="es-AR"/>
-              </w:rPr>
-            </w:pPr>
-            <w:r>
-              <w:rPr>
-                <w:rFonts w:ascii="Inter" w:eastAsia="Times New Roman" w:hAnsi="Inter" w:cs="Times New Roman"/>
-                <w:sz w:val="23"/>
-                <w:szCs w:val="23"/>
-                <w:lang w:eastAsia="es-AR"/>
-              </w:rPr>
-              <w:t>Control preventivo</w:t>
-            </w:r>
-          </w:p>
-        </w:tc>
-        <w:tc>
-          <w:tcPr>
-            <w:tcW w:w="0" w:type="auto"/>
-            <w:tcMar>
-              <w:top w:w="150" w:type="dxa"/>
-              <w:left w:w="240" w:type="dxa"/>
-              <w:bottom w:w="150" w:type="dxa"/>
-              <w:right w:w="0" w:type="dxa"/>
-            </w:tcMar>
-            <w:vAlign w:val="center"/>
-            <w:hideMark/>
-          </w:tcPr>
-          <w:p>
-            <w:pPr>
-              <w:spacing w:after="0" w:line="375" w:lineRule="atLeast"/>
-              <w:rPr>
-                <w:rFonts w:ascii="Inter" w:eastAsia="Times New Roman" w:hAnsi="Inter" w:cs="Times New Roman"/>
-                <w:sz w:val="23"/>
-                <w:szCs w:val="23"/>
-                <w:lang w:eastAsia="es-AR"/>
-              </w:rPr>
-            </w:pPr>
-            <w:r>
-              <w:rPr>
-                <w:rFonts w:ascii="Inter" w:eastAsia="Times New Roman" w:hAnsi="Inter" w:cs="Times New Roman"/>
-                <w:sz w:val="23"/>
-                <w:szCs w:val="23"/>
-                <w:lang w:eastAsia="es-AR"/>
-              </w:rPr>
-              <w:t>Evita la pérdida de ventas y la insatisfacción del cliente.</w:t>
+        <w:trPr>
+          <w:trHeight w:val="600"/>
+        </w:trPr>
+        <w:tc>
+          <w:tcPr>
+            <w:tcW w:w="2964" w:type="dxa"/>
+            <w:tcBorders>
+              <w:top w:val="nil"/>
+              <w:left w:val="single" w:sz="4" w:space="0" w:color="auto"/>
+              <w:bottom w:val="single" w:sz="4" w:space="0" w:color="auto"/>
+              <w:right w:val="single" w:sz="4" w:space="0" w:color="auto"/>
+            </w:tcBorders>
+            <w:shd w:val="clear" w:color="000000" w:fill="FFFF00"/>
+            <w:vAlign w:val="center"/>
+            <w:hideMark/>
+          </w:tcPr>
+          <w:p>
+            <w:pPr>
+              <w:spacing w:after="0" w:line="240" w:lineRule="auto"/>
+              <w:rPr>
+                <w:rFonts w:ascii="Inter" w:eastAsia="Times New Roman" w:hAnsi="Inter" w:cs="Calibri"/>
+                <w:color w:val="000000"/>
+                <w:sz w:val="23"/>
+                <w:szCs w:val="23"/>
+                <w:lang w:eastAsia="es-AR"/>
+              </w:rPr>
+            </w:pPr>
+            <w:r>
+              <w:rPr>
+                <w:rFonts w:ascii="Inter" w:eastAsia="Times New Roman" w:hAnsi="Inter" w:cs="Calibri"/>
+                <w:color w:val="000000"/>
+                <w:sz w:val="23"/>
+                <w:szCs w:val="23"/>
+                <w:lang w:eastAsia="es-AR"/>
+              </w:rPr>
+              <w:t>Registro de lotes con FEFO</w:t>
+            </w:r>
+          </w:p>
+        </w:tc>
+        <w:tc>
+          <w:tcPr>
+            <w:tcW w:w="2268" w:type="dxa"/>
+            <w:tcBorders>
+              <w:top w:val="nil"/>
+              <w:left w:val="nil"/>
+              <w:bottom w:val="single" w:sz="4" w:space="0" w:color="auto"/>
+              <w:right w:val="single" w:sz="4" w:space="0" w:color="auto"/>
+            </w:tcBorders>
+            <w:shd w:val="clear" w:color="auto" w:fill="auto"/>
+            <w:vAlign w:val="center"/>
+            <w:hideMark/>
+          </w:tcPr>
+          <w:p>
+            <w:pPr>
+              <w:spacing w:after="0" w:line="240" w:lineRule="auto"/>
+              <w:rPr>
+                <w:rFonts w:ascii="Inter" w:eastAsia="Times New Roman" w:hAnsi="Inter" w:cs="Calibri"/>
+                <w:color w:val="000000"/>
+                <w:sz w:val="23"/>
+                <w:szCs w:val="23"/>
+                <w:lang w:eastAsia="es-AR"/>
+              </w:rPr>
+            </w:pPr>
+            <w:r>
+              <w:rPr>
+                <w:rFonts w:ascii="Inter" w:eastAsia="Times New Roman" w:hAnsi="Inter" w:cs="Calibri"/>
+                <w:color w:val="000000"/>
+                <w:sz w:val="23"/>
+                <w:szCs w:val="23"/>
+                <w:lang w:eastAsia="es-AR"/>
+              </w:rPr>
+              <w:t>Sinergia</w:t>
+            </w:r>
+          </w:p>
+        </w:tc>
+        <w:tc>
+          <w:tcPr>
+            <w:tcW w:w="5808" w:type="dxa"/>
+            <w:tcBorders>
+              <w:top w:val="nil"/>
+              <w:left w:val="nil"/>
+              <w:bottom w:val="single" w:sz="4" w:space="0" w:color="auto"/>
+              <w:right w:val="single" w:sz="4" w:space="0" w:color="auto"/>
+            </w:tcBorders>
+            <w:shd w:val="clear" w:color="auto" w:fill="auto"/>
+            <w:vAlign w:val="center"/>
+            <w:hideMark/>
+          </w:tcPr>
+          <w:p>
+            <w:pPr>
+              <w:spacing w:after="0" w:line="240" w:lineRule="auto"/>
+              <w:rPr>
+                <w:rFonts w:ascii="Inter" w:eastAsia="Times New Roman" w:hAnsi="Inter" w:cs="Calibri"/>
+                <w:color w:val="000000"/>
+                <w:sz w:val="23"/>
+                <w:szCs w:val="23"/>
+                <w:lang w:eastAsia="es-AR"/>
+              </w:rPr>
+            </w:pPr>
+            <w:r>
+              <w:rPr>
+                <w:rFonts w:ascii="Inter" w:eastAsia="Times New Roman" w:hAnsi="Inter" w:cs="Calibri"/>
+                <w:color w:val="000000"/>
+                <w:sz w:val="23"/>
+                <w:szCs w:val="23"/>
+                <w:lang w:eastAsia="es-AR"/>
+              </w:rPr>
+              <w:t>Integra compras con despachos: el mismo dato sirve para comprar y para vender en orden.</w:t>
             </w:r>
           </w:p>
         </w:tc>
       </w:tr>
       <w:tr>
-        <w:tc>
-          <w:tcPr>
-            <w:tcW w:w="0" w:type="auto"/>
-            <w:tcMar>
-              <w:top w:w="150" w:type="dxa"/>
-              <w:left w:w="0" w:type="dxa"/>
-              <w:bottom w:w="150" w:type="dxa"/>
-              <w:right w:w="240" w:type="dxa"/>
-            </w:tcMar>
-            <w:vAlign w:val="center"/>
-            <w:hideMark/>
-          </w:tcPr>
-          <w:p>
-            <w:pPr>
-              <w:spacing w:after="0" w:line="375" w:lineRule="atLeast"/>
-              <w:rPr>
-                <w:rFonts w:ascii="Inter" w:eastAsia="Times New Roman" w:hAnsi="Inter" w:cs="Times New Roman"/>
-                <w:sz w:val="23"/>
-                <w:szCs w:val="23"/>
-                <w:lang w:eastAsia="es-AR"/>
-              </w:rPr>
-            </w:pPr>
-            <w:r>
-              <w:rPr>
-                <w:rFonts w:ascii="Inter" w:eastAsia="Times New Roman" w:hAnsi="Inter" w:cs="Times New Roman"/>
-                <w:sz w:val="23"/>
-                <w:szCs w:val="23"/>
-                <w:lang w:eastAsia="es-AR"/>
-              </w:rPr>
-              <w:t>Registro de lotes con FEFO</w:t>
-            </w:r>
-          </w:p>
-        </w:tc>
-        <w:tc>
-          <w:tcPr>
-            <w:tcW w:w="0" w:type="auto"/>
-            <w:tcMar>
-              <w:top w:w="150" w:type="dxa"/>
-              <w:left w:w="240" w:type="dxa"/>
-              <w:bottom w:w="150" w:type="dxa"/>
-              <w:right w:w="240" w:type="dxa"/>
-            </w:tcMar>
-            <w:vAlign w:val="center"/>
-            <w:hideMark/>
-          </w:tcPr>
-          <w:p>
-            <w:pPr>
-              <w:spacing w:after="0" w:line="375" w:lineRule="atLeast"/>
-              <w:rPr>
-                <w:rFonts w:ascii="Inter" w:eastAsia="Times New Roman" w:hAnsi="Inter" w:cs="Times New Roman"/>
-                <w:sz w:val="23"/>
-                <w:szCs w:val="23"/>
-                <w:lang w:eastAsia="es-AR"/>
-              </w:rPr>
-            </w:pPr>
-            <w:r>
-              <w:rPr>
-                <w:rFonts w:ascii="Inter" w:eastAsia="Times New Roman" w:hAnsi="Inter" w:cs="Times New Roman"/>
-                <w:sz w:val="23"/>
-                <w:szCs w:val="23"/>
-                <w:lang w:eastAsia="es-AR"/>
-              </w:rPr>
-              <w:t>Sinergia</w:t>
-            </w:r>
-          </w:p>
-        </w:tc>
-        <w:tc>
-          <w:tcPr>
-            <w:tcW w:w="0" w:type="auto"/>
-            <w:tcMar>
-              <w:top w:w="150" w:type="dxa"/>
-              <w:left w:w="240" w:type="dxa"/>
-              <w:bottom w:w="150" w:type="dxa"/>
-              <w:right w:w="0" w:type="dxa"/>
-            </w:tcMar>
-            <w:vAlign w:val="center"/>
-            <w:hideMark/>
-          </w:tcPr>
-          <w:p>
-            <w:pPr>
-              <w:spacing w:after="0" w:line="375" w:lineRule="atLeast"/>
-              <w:rPr>
-                <w:rFonts w:ascii="Inter" w:eastAsia="Times New Roman" w:hAnsi="Inter" w:cs="Times New Roman"/>
-                <w:sz w:val="23"/>
-                <w:szCs w:val="23"/>
-                <w:lang w:eastAsia="es-AR"/>
-              </w:rPr>
-            </w:pPr>
-            <w:r>
-              <w:rPr>
-                <w:rFonts w:ascii="Inter" w:eastAsia="Times New Roman" w:hAnsi="Inter" w:cs="Times New Roman"/>
-                <w:sz w:val="23"/>
-                <w:szCs w:val="23"/>
-                <w:lang w:eastAsia="es-AR"/>
-              </w:rPr>
-              <w:t>Integra compras con despachos: el mismo dato sirve para comprar y para vender en orden.</w:t>
+        <w:trPr>
+          <w:trHeight w:val="600"/>
+        </w:trPr>
+        <w:tc>
+          <w:tcPr>
+            <w:tcW w:w="2964" w:type="dxa"/>
+            <w:tcBorders>
+              <w:top w:val="nil"/>
+              <w:left w:val="single" w:sz="4" w:space="0" w:color="auto"/>
+              <w:bottom w:val="single" w:sz="4" w:space="0" w:color="auto"/>
+              <w:right w:val="single" w:sz="4" w:space="0" w:color="auto"/>
+            </w:tcBorders>
+            <w:shd w:val="clear" w:color="000000" w:fill="FFFF00"/>
+            <w:vAlign w:val="center"/>
+            <w:hideMark/>
+          </w:tcPr>
+          <w:p>
+            <w:pPr>
+              <w:spacing w:after="0" w:line="240" w:lineRule="auto"/>
+              <w:rPr>
+                <w:rFonts w:ascii="Inter" w:eastAsia="Times New Roman" w:hAnsi="Inter" w:cs="Calibri"/>
+                <w:color w:val="000000"/>
+                <w:sz w:val="23"/>
+                <w:szCs w:val="23"/>
+                <w:lang w:eastAsia="es-AR"/>
+              </w:rPr>
+            </w:pPr>
+            <w:r>
+              <w:rPr>
+                <w:rFonts w:ascii="Inter" w:eastAsia="Times New Roman" w:hAnsi="Inter" w:cs="Calibri"/>
+                <w:color w:val="000000"/>
+                <w:sz w:val="23"/>
+                <w:szCs w:val="23"/>
+                <w:lang w:eastAsia="es-AR"/>
+              </w:rPr>
+              <w:t>Don Roberto puede anular, pero queda registro</w:t>
+            </w:r>
+          </w:p>
+        </w:tc>
+        <w:tc>
+          <w:tcPr>
+            <w:tcW w:w="2268" w:type="dxa"/>
+            <w:tcBorders>
+              <w:top w:val="nil"/>
+              <w:left w:val="nil"/>
+              <w:bottom w:val="single" w:sz="4" w:space="0" w:color="auto"/>
+              <w:right w:val="single" w:sz="4" w:space="0" w:color="auto"/>
+            </w:tcBorders>
+            <w:shd w:val="clear" w:color="auto" w:fill="auto"/>
+            <w:vAlign w:val="center"/>
+            <w:hideMark/>
+          </w:tcPr>
+          <w:p>
+            <w:pPr>
+              <w:spacing w:after="0" w:line="240" w:lineRule="auto"/>
+              <w:rPr>
+                <w:rFonts w:ascii="Inter" w:eastAsia="Times New Roman" w:hAnsi="Inter" w:cs="Calibri"/>
+                <w:color w:val="000000"/>
+                <w:sz w:val="23"/>
+                <w:szCs w:val="23"/>
+                <w:lang w:eastAsia="es-AR"/>
+              </w:rPr>
+            </w:pPr>
+            <w:r>
+              <w:rPr>
+                <w:rFonts w:ascii="Inter" w:eastAsia="Times New Roman" w:hAnsi="Inter" w:cs="Calibri"/>
+                <w:color w:val="000000"/>
+                <w:sz w:val="23"/>
+                <w:szCs w:val="23"/>
+                <w:lang w:eastAsia="es-AR"/>
+              </w:rPr>
+              <w:t>Totalidad</w:t>
+            </w:r>
+          </w:p>
+        </w:tc>
+        <w:tc>
+          <w:tcPr>
+            <w:tcW w:w="5808" w:type="dxa"/>
+            <w:tcBorders>
+              <w:top w:val="nil"/>
+              <w:left w:val="nil"/>
+              <w:bottom w:val="single" w:sz="4" w:space="0" w:color="auto"/>
+              <w:right w:val="single" w:sz="4" w:space="0" w:color="auto"/>
+            </w:tcBorders>
+            <w:shd w:val="clear" w:color="auto" w:fill="auto"/>
+            <w:vAlign w:val="center"/>
+            <w:hideMark/>
+          </w:tcPr>
+          <w:p>
+            <w:pPr>
+              <w:spacing w:after="0" w:line="240" w:lineRule="auto"/>
+              <w:rPr>
+                <w:rFonts w:ascii="Inter" w:eastAsia="Times New Roman" w:hAnsi="Inter" w:cs="Calibri"/>
+                <w:color w:val="000000"/>
+                <w:sz w:val="23"/>
+                <w:szCs w:val="23"/>
+                <w:lang w:eastAsia="es-AR"/>
+              </w:rPr>
+            </w:pPr>
+            <w:r>
+              <w:rPr>
+                <w:rFonts w:ascii="Inter" w:eastAsia="Times New Roman" w:hAnsi="Inter" w:cs="Calibri"/>
+                <w:color w:val="000000"/>
+                <w:sz w:val="23"/>
+                <w:szCs w:val="23"/>
+                <w:lang w:eastAsia="es-AR"/>
+              </w:rPr>
+              <w:t>Se respeta experiencia, pero se hace visible el impacto de sus decisiones en el sistema global.</w:t>
             </w:r>
           </w:p>
         </w:tc>
       </w:tr>
       <w:tr>
-        <w:tc>
-          <w:tcPr>
-            <w:tcW w:w="0" w:type="auto"/>
-            <w:tcMar>
-              <w:top w:w="150" w:type="dxa"/>
-              <w:left w:w="0" w:type="dxa"/>
-              <w:bottom w:w="150" w:type="dxa"/>
-              <w:right w:w="240" w:type="dxa"/>
-            </w:tcMar>
-            <w:vAlign w:val="center"/>
-            <w:hideMark/>
-          </w:tcPr>
-          <w:p>
-            <w:pPr>
-              <w:spacing w:after="0" w:line="375" w:lineRule="atLeast"/>
-              <w:rPr>
-                <w:rFonts w:ascii="Inter" w:eastAsia="Times New Roman" w:hAnsi="Inter" w:cs="Times New Roman"/>
-                <w:sz w:val="23"/>
-                <w:szCs w:val="23"/>
-                <w:lang w:eastAsia="es-AR"/>
-              </w:rPr>
-            </w:pPr>
-            <w:r>
-              <w:rPr>
-                <w:rFonts w:ascii="Inter" w:eastAsia="Times New Roman" w:hAnsi="Inter" w:cs="Times New Roman"/>
-                <w:sz w:val="23"/>
-                <w:szCs w:val="23"/>
-                <w:lang w:eastAsia="es-AR"/>
-              </w:rPr>
-              <w:t>Don Roberto puede anular, pero queda registro</w:t>
-            </w:r>
-          </w:p>
-        </w:tc>
-        <w:tc>
-          <w:tcPr>
-            <w:tcW w:w="0" w:type="auto"/>
-            <w:tcMar>
-              <w:top w:w="150" w:type="dxa"/>
-              <w:left w:w="240" w:type="dxa"/>
-              <w:bottom w:w="150" w:type="dxa"/>
-              <w:right w:w="240" w:type="dxa"/>
-            </w:tcMar>
-            <w:vAlign w:val="center"/>
-            <w:hideMark/>
-          </w:tcPr>
-          <w:p>
-            <w:pPr>
-              <w:spacing w:after="0" w:line="375" w:lineRule="atLeast"/>
-              <w:rPr>
-                <w:rFonts w:ascii="Inter" w:eastAsia="Times New Roman" w:hAnsi="Inter" w:cs="Times New Roman"/>
-                <w:sz w:val="23"/>
-                <w:szCs w:val="23"/>
-                <w:lang w:eastAsia="es-AR"/>
-              </w:rPr>
-            </w:pPr>
-            <w:r>
-              <w:rPr>
-                <w:rFonts w:ascii="Inter" w:eastAsia="Times New Roman" w:hAnsi="Inter" w:cs="Times New Roman"/>
-                <w:sz w:val="23"/>
-                <w:szCs w:val="23"/>
-                <w:lang w:eastAsia="es-AR"/>
-              </w:rPr>
-              <w:t>Totalidad</w:t>
-            </w:r>
-          </w:p>
-        </w:tc>
-        <w:tc>
-          <w:tcPr>
-            <w:tcW w:w="0" w:type="auto"/>
-            <w:tcMar>
-              <w:top w:w="150" w:type="dxa"/>
-              <w:left w:w="240" w:type="dxa"/>
-              <w:bottom w:w="150" w:type="dxa"/>
-              <w:right w:w="0" w:type="dxa"/>
-            </w:tcMar>
-            <w:vAlign w:val="center"/>
-            <w:hideMark/>
-          </w:tcPr>
-          <w:p>
-            <w:pPr>
-              <w:spacing w:after="0" w:line="375" w:lineRule="atLeast"/>
-              <w:rPr>
-                <w:rFonts w:ascii="Inter" w:eastAsia="Times New Roman" w:hAnsi="Inter" w:cs="Times New Roman"/>
-                <w:sz w:val="23"/>
-                <w:szCs w:val="23"/>
-                <w:lang w:eastAsia="es-AR"/>
-              </w:rPr>
-            </w:pPr>
-            <w:r>
-              <w:rPr>
-                <w:rFonts w:ascii="Inter" w:eastAsia="Times New Roman" w:hAnsi="Inter" w:cs="Times New Roman"/>
-                <w:sz w:val="23"/>
-                <w:szCs w:val="23"/>
-                <w:lang w:eastAsia="es-AR"/>
-              </w:rPr>
-              <w:t xml:space="preserve">Se respeta </w:t>
-            </w:r>
-            <w:proofErr w:type="gramStart"/>
-            <w:r>
-              <w:rPr>
-                <w:rFonts w:ascii="Inter" w:eastAsia="Times New Roman" w:hAnsi="Inter" w:cs="Times New Roman"/>
-                <w:sz w:val="23"/>
-                <w:szCs w:val="23"/>
-                <w:lang w:eastAsia="es-AR"/>
-              </w:rPr>
-              <w:t>experiencia</w:t>
-            </w:r>
-            <w:proofErr w:type="gramEnd"/>
-            <w:r>
-              <w:rPr>
-                <w:rFonts w:ascii="Inter" w:eastAsia="Times New Roman" w:hAnsi="Inter" w:cs="Times New Roman"/>
-                <w:sz w:val="23"/>
-                <w:szCs w:val="23"/>
-                <w:lang w:eastAsia="es-AR"/>
-              </w:rPr>
-              <w:t xml:space="preserve"> pero se hace visible el impacto de sus decisiones en el sistema global.</w:t>
-            </w:r>
-          </w:p>
-        </w:tc>
-      </w:tr>
-      <w:tr>
-        <w:tc>
-          <w:tcPr>
-            <w:tcW w:w="0" w:type="auto"/>
-            <w:tcMar>
-              <w:top w:w="150" w:type="dxa"/>
-              <w:left w:w="0" w:type="dxa"/>
-              <w:bottom w:w="150" w:type="dxa"/>
-              <w:right w:w="240" w:type="dxa"/>
-            </w:tcMar>
-            <w:vAlign w:val="center"/>
-            <w:hideMark/>
-          </w:tcPr>
-          <w:p>
-            <w:pPr>
-              <w:spacing w:after="0" w:line="375" w:lineRule="atLeast"/>
-              <w:rPr>
-                <w:rFonts w:ascii="Inter" w:eastAsia="Times New Roman" w:hAnsi="Inter" w:cs="Times New Roman"/>
-                <w:sz w:val="23"/>
-                <w:szCs w:val="23"/>
-                <w:lang w:eastAsia="es-AR"/>
-              </w:rPr>
-            </w:pPr>
-            <w:r>
-              <w:rPr>
-                <w:rFonts w:ascii="Inter" w:eastAsia="Times New Roman" w:hAnsi="Inter" w:cs="Times New Roman"/>
+        <w:trPr>
+          <w:trHeight w:val="600"/>
+        </w:trPr>
+        <w:tc>
+          <w:tcPr>
+            <w:tcW w:w="2964" w:type="dxa"/>
+            <w:tcBorders>
+              <w:top w:val="nil"/>
+              <w:left w:val="single" w:sz="4" w:space="0" w:color="auto"/>
+              <w:bottom w:val="single" w:sz="4" w:space="0" w:color="auto"/>
+              <w:right w:val="single" w:sz="4" w:space="0" w:color="auto"/>
+            </w:tcBorders>
+            <w:shd w:val="clear" w:color="000000" w:fill="FFFF00"/>
+            <w:vAlign w:val="center"/>
+            <w:hideMark/>
+          </w:tcPr>
+          <w:p>
+            <w:pPr>
+              <w:spacing w:after="0" w:line="240" w:lineRule="auto"/>
+              <w:rPr>
+                <w:rFonts w:ascii="Inter" w:eastAsia="Times New Roman" w:hAnsi="Inter" w:cs="Calibri"/>
+                <w:color w:val="000000"/>
+                <w:sz w:val="23"/>
+                <w:szCs w:val="23"/>
+                <w:lang w:eastAsia="es-AR"/>
+              </w:rPr>
+            </w:pPr>
+            <w:r>
+              <w:rPr>
+                <w:rFonts w:ascii="Inter" w:eastAsia="Times New Roman" w:hAnsi="Inter" w:cs="Calibri"/>
+                <w:color w:val="000000"/>
                 <w:sz w:val="23"/>
                 <w:szCs w:val="23"/>
                 <w:lang w:eastAsia="es-AR"/>
@@ -5352,29 +5528,32 @@
         </w:tc>
         <w:tc>
           <w:tcPr>
-            <w:tcW w:w="0" w:type="auto"/>
-            <w:tcMar>
-              <w:top w:w="150" w:type="dxa"/>
-              <w:left w:w="240" w:type="dxa"/>
-              <w:bottom w:w="150" w:type="dxa"/>
-              <w:right w:w="240" w:type="dxa"/>
-            </w:tcMar>
-            <w:vAlign w:val="center"/>
-            <w:hideMark/>
-          </w:tcPr>
-          <w:p>
-            <w:pPr>
-              <w:spacing w:after="0" w:line="375" w:lineRule="atLeast"/>
-              <w:rPr>
-                <w:rFonts w:ascii="Inter" w:eastAsia="Times New Roman" w:hAnsi="Inter" w:cs="Times New Roman"/>
-                <w:sz w:val="23"/>
-                <w:szCs w:val="23"/>
-                <w:lang w:eastAsia="es-AR"/>
-              </w:rPr>
-            </w:pPr>
-            <w:r>
-              <w:rPr>
-                <w:rFonts w:ascii="Inter" w:eastAsia="Times New Roman" w:hAnsi="Inter" w:cs="Times New Roman"/>
+            <w:tcW w:w="2268" w:type="dxa"/>
+            <w:tcBorders>
+              <w:top w:val="nil"/>
+              <w:left w:val="nil"/>
+              <w:bottom w:val="single" w:sz="4" w:space="0" w:color="auto"/>
+              <w:right w:val="single" w:sz="4" w:space="0" w:color="auto"/>
+            </w:tcBorders>
+            <w:shd w:val="clear" w:color="auto" w:fill="auto"/>
+            <w:vAlign w:val="center"/>
+            <w:hideMark/>
+          </w:tcPr>
+          <w:p>
+            <w:pPr>
+              <w:spacing w:after="0" w:line="240" w:lineRule="auto"/>
+              <w:rPr>
+                <w:rFonts w:ascii="Inter" w:eastAsia="Times New Roman" w:hAnsi="Inter" w:cs="Calibri"/>
+                <w:color w:val="000000"/>
+                <w:sz w:val="23"/>
+                <w:szCs w:val="23"/>
+                <w:lang w:eastAsia="es-AR"/>
+              </w:rPr>
+            </w:pPr>
+            <w:r>
+              <w:rPr>
+                <w:rFonts w:ascii="Inter" w:eastAsia="Times New Roman" w:hAnsi="Inter" w:cs="Calibri"/>
+                <w:color w:val="000000"/>
                 <w:sz w:val="23"/>
                 <w:szCs w:val="23"/>
                 <w:lang w:eastAsia="es-AR"/>
@@ -5385,29 +5564,32 @@
         </w:tc>
         <w:tc>
           <w:tcPr>
-            <w:tcW w:w="0" w:type="auto"/>
-            <w:tcMar>
-              <w:top w:w="150" w:type="dxa"/>
-              <w:left w:w="240" w:type="dxa"/>
-              <w:bottom w:w="150" w:type="dxa"/>
-              <w:right w:w="0" w:type="dxa"/>
-            </w:tcMar>
-            <w:vAlign w:val="center"/>
-            <w:hideMark/>
-          </w:tcPr>
-          <w:p>
-            <w:pPr>
-              <w:spacing w:after="0" w:line="375" w:lineRule="atLeast"/>
-              <w:rPr>
-                <w:rFonts w:ascii="Inter" w:eastAsia="Times New Roman" w:hAnsi="Inter" w:cs="Times New Roman"/>
-                <w:sz w:val="23"/>
-                <w:szCs w:val="23"/>
-                <w:lang w:eastAsia="es-AR"/>
-              </w:rPr>
-            </w:pPr>
-            <w:r>
-              <w:rPr>
-                <w:rFonts w:ascii="Inter" w:eastAsia="Times New Roman" w:hAnsi="Inter" w:cs="Times New Roman"/>
+            <w:tcW w:w="5808" w:type="dxa"/>
+            <w:tcBorders>
+              <w:top w:val="nil"/>
+              <w:left w:val="nil"/>
+              <w:bottom w:val="single" w:sz="4" w:space="0" w:color="auto"/>
+              <w:right w:val="single" w:sz="4" w:space="0" w:color="auto"/>
+            </w:tcBorders>
+            <w:shd w:val="clear" w:color="auto" w:fill="auto"/>
+            <w:vAlign w:val="center"/>
+            <w:hideMark/>
+          </w:tcPr>
+          <w:p>
+            <w:pPr>
+              <w:spacing w:after="0" w:line="240" w:lineRule="auto"/>
+              <w:rPr>
+                <w:rFonts w:ascii="Inter" w:eastAsia="Times New Roman" w:hAnsi="Inter" w:cs="Calibri"/>
+                <w:color w:val="000000"/>
+                <w:sz w:val="23"/>
+                <w:szCs w:val="23"/>
+                <w:lang w:eastAsia="es-AR"/>
+              </w:rPr>
+            </w:pPr>
+            <w:r>
+              <w:rPr>
+                <w:rFonts w:ascii="Inter" w:eastAsia="Times New Roman" w:hAnsi="Inter" w:cs="Calibri"/>
+                <w:color w:val="000000"/>
                 <w:sz w:val="23"/>
                 <w:szCs w:val="23"/>
                 <w:lang w:eastAsia="es-AR"/>
@@ -5418,6 +5600,46 @@
         </w:tc>
       </w:tr>
     </w:tbl>
+    <w:p>
+      <w:pPr>
+        <w:shd w:val="clear" w:color="auto" w:fill="FFFFFF"/>
+        <w:spacing w:before="240" w:after="240" w:line="240" w:lineRule="auto"/>
+        <w:rPr>
+          <w:rFonts w:ascii="Inter" w:eastAsia="Times New Roman" w:hAnsi="Inter" w:cs="Times New Roman"/>
+          <w:b/>
+          <w:bCs/>
+          <w:color w:val="0F1115"/>
+          <w:sz w:val="24"/>
+          <w:szCs w:val="24"/>
+          <w:lang w:eastAsia="es-AR"/>
+        </w:rPr>
+      </w:pPr>
+      <w:r>
+        <w:rPr>
+          <w:rFonts w:ascii="Inter" w:eastAsia="Times New Roman" w:hAnsi="Inter" w:cs="Times New Roman"/>
+          <w:b/>
+          <w:bCs/>
+          <w:color w:val="0F1115"/>
+          <w:sz w:val="24"/>
+          <w:szCs w:val="24"/>
+          <w:lang w:eastAsia="es-AR"/>
+        </w:rPr>
+        <w:t>Mejoras puntuales y justificación desde pensamiento sistémico:</w:t>
+      </w:r>
+    </w:p>
+    <w:p>
+      <w:pPr>
+        <w:shd w:val="clear" w:color="auto" w:fill="FFFFFF"/>
+        <w:spacing w:before="240" w:after="240" w:line="240" w:lineRule="auto"/>
+        <w:rPr>
+          <w:rFonts w:ascii="Inter" w:eastAsia="Times New Roman" w:hAnsi="Inter" w:cs="Times New Roman"/>
+          <w:color w:val="0F1115"/>
+          <w:sz w:val="24"/>
+          <w:szCs w:val="24"/>
+          <w:lang w:eastAsia="es-AR"/>
+        </w:rPr>
+      </w:pPr>
+    </w:p>
     <w:p>
       <w:pPr>
         <w:pStyle w:val="ds-markdown-paragraph"/>

--- a/TP/Primera Entrega.docx
+++ b/TP/Primera Entrega.docx
@@ -1,12 +1,16 @@
 
 <file path=word/document.xml><?xml version="1.0" encoding="utf-8"?>
-<w:document xmlns:wpc="http://schemas.microsoft.com/office/word/2010/wordprocessingCanvas" xmlns:cx="http://schemas.microsoft.com/office/drawing/2014/chartex" xmlns:cx1="http://schemas.microsoft.com/office/drawing/2015/9/8/chartex" xmlns:cx2="http://schemas.microsoft.com/office/drawing/2015/10/21/chartex" xmlns:cx3="http://schemas.microsoft.com/office/drawing/2016/5/9/chartex" xmlns:cx4="http://schemas.microsoft.com/office/drawing/2016/5/10/chartex" xmlns:cx5="http://schemas.microsoft.com/office/drawing/2016/5/11/chartex" xmlns:cx6="http://schemas.microsoft.com/office/drawing/2016/5/12/chartex" xmlns:cx7="http://schemas.microsoft.com/office/drawing/2016/5/13/chartex" xmlns:cx8="http://schemas.microsoft.com/office/drawing/2016/5/14/chartex" xmlns:mc="http://schemas.openxmlformats.org/markup-compatibility/2006" xmlns:aink="http://schemas.microsoft.com/office/drawing/2016/ink" xmlns:am3d="http://schemas.microsoft.com/office/drawing/2017/model3d" xmlns:o="urn:schemas-microsoft-com:office:office" xmlns:r="http://schemas.openxmlformats.org/officeDocument/2006/relationships" xmlns:m="http://schemas.openxmlformats.org/officeDocument/2006/math" xmlns:v="urn:schemas-microsoft-com:vml" xmlns:wp14="http://schemas.microsoft.com/office/word/2010/wordprocessingDrawing" xmlns:wp="http://schemas.openxmlformats.org/drawingml/2006/wordprocessingDrawing" xmlns:w10="urn:schemas-microsoft-com:office:word" xmlns:w="http://schemas.openxmlformats.org/wordprocessingml/2006/main" xmlns:w14="http://schemas.microsoft.com/office/word/2010/wordml" xmlns:w15="http://schemas.microsoft.com/office/word/2012/wordml" xmlns:w16cex="http://schemas.microsoft.com/office/word/2018/wordml/cex" xmlns:w16cid="http://schemas.microsoft.com/office/word/2016/wordml/cid" xmlns:w16="http://schemas.microsoft.com/office/word/2018/wordml" xmlns:w16sdtdh="http://schemas.microsoft.com/office/word/2020/wordml/sdtdatahash" xmlns:w16se="http://schemas.microsoft.com/office/word/2015/wordml/symex" xmlns:wpg="http://schemas.microsoft.com/office/word/2010/wordprocessingGroup" xmlns:wpi="http://schemas.microsoft.com/office/word/2010/wordprocessingInk" xmlns:wne="http://schemas.microsoft.com/office/word/2006/wordml" xmlns:wps="http://schemas.microsoft.com/office/word/2010/wordprocessingShape" mc:Ignorable="w14 w15 w16se w16cid w16 w16cex w16sdtdh wp14">
+<w:document xmlns:wpc="http://schemas.microsoft.com/office/word/2010/wordprocessingCanvas" xmlns:cx="http://schemas.microsoft.com/office/drawing/2014/chartex" xmlns:cx1="http://schemas.microsoft.com/office/drawing/2015/9/8/chartex" xmlns:cx2="http://schemas.microsoft.com/office/drawing/2015/10/21/chartex" xmlns:cx3="http://schemas.microsoft.com/office/drawing/2016/5/9/chartex" xmlns:cx4="http://schemas.microsoft.com/office/drawing/2016/5/10/chartex" xmlns:cx5="http://schemas.microsoft.com/office/drawing/2016/5/11/chartex" xmlns:cx6="http://schemas.microsoft.com/office/drawing/2016/5/12/chartex" xmlns:cx7="http://schemas.microsoft.com/office/drawing/2016/5/13/chartex" xmlns:cx8="http://schemas.microsoft.com/office/drawing/2016/5/14/chartex" xmlns:mc="http://schemas.openxmlformats.org/markup-compatibility/2006" xmlns:aink="http://schemas.microsoft.com/office/drawing/2016/ink" xmlns:am3d="http://schemas.microsoft.com/office/drawing/2017/model3d" xmlns:o="urn:schemas-microsoft-com:office:office" xmlns:oel="http://schemas.microsoft.com/office/2019/extlst" xmlns:r="http://schemas.openxmlformats.org/officeDocument/2006/relationships" xmlns:m="http://schemas.openxmlformats.org/officeDocument/2006/math" xmlns:v="urn:schemas-microsoft-com:vml" xmlns:wp14="http://schemas.microsoft.com/office/word/2010/wordprocessingDrawing" xmlns:wp="http://schemas.openxmlformats.org/drawingml/2006/wordprocessingDrawing" xmlns:w10="urn:schemas-microsoft-com:office:word" xmlns:w="http://schemas.openxmlformats.org/wordprocessingml/2006/main" xmlns:w14="http://schemas.microsoft.com/office/word/2010/wordml" xmlns:w15="http://schemas.microsoft.com/office/word/2012/wordml" xmlns:w16cex="http://schemas.microsoft.com/office/word/2018/wordml/cex" xmlns:w16cid="http://schemas.microsoft.com/office/word/2016/wordml/cid" xmlns:w16="http://schemas.microsoft.com/office/word/2018/wordml" xmlns:w16du="http://schemas.microsoft.com/office/word/2023/wordml/word16du" xmlns:w16sdtdh="http://schemas.microsoft.com/office/word/2020/wordml/sdtdatahash" xmlns:w16sdtfl="http://schemas.microsoft.com/office/word/2024/wordml/sdtformatlock" xmlns:w16se="http://schemas.microsoft.com/office/word/2015/wordml/symex" xmlns:wpg="http://schemas.microsoft.com/office/word/2010/wordprocessingGroup" xmlns:wpi="http://schemas.microsoft.com/office/word/2010/wordprocessingInk" xmlns:wne="http://schemas.microsoft.com/office/word/2006/wordml" xmlns:wps="http://schemas.microsoft.com/office/word/2010/wordprocessingShape" mc:Ignorable="w14 w15 w16se w16cid w16 w16cex w16sdtdh w16sdtfl w16du wp14">
   <w:body>
-    <w:p>
-      <w:pPr>
-        <w:shd w:val="clear" w:color="auto" w:fill="FFFFFF"/>
-        <w:spacing w:before="480" w:after="240" w:line="510" w:lineRule="atLeast"/>
-        <w:outlineLvl w:val="0"/>
+    <w:sdt>
+      <w:sdtPr>
+        <w:id w:val="1540397520"/>
+        <w:docPartObj>
+          <w:docPartGallery w:val="Cover Pages"/>
+          <w:docPartUnique/>
+        </w:docPartObj>
+      </w:sdtPr>
+      <w:sdtEndPr>
         <w:rPr>
           <w:rFonts w:ascii="Inter" w:eastAsia="Times New Roman" w:hAnsi="Inter" w:cs="Times New Roman"/>
           <w:b/>
@@ -17,474 +21,1402 @@
           <w:szCs w:val="36"/>
           <w:lang w:eastAsia="es-AR"/>
         </w:rPr>
-      </w:pPr>
-      <w:r>
-        <w:rPr>
-          <w:rFonts w:ascii="Inter" w:eastAsia="Times New Roman" w:hAnsi="Inter" w:cs="Times New Roman"/>
-          <w:b/>
-          <w:bCs/>
-          <w:color w:val="0F1115"/>
-          <w:kern w:val="36"/>
-          <w:sz w:val="36"/>
-          <w:szCs w:val="36"/>
-          <w:lang w:eastAsia="es-AR"/>
-        </w:rPr>
-        <w:br/>
-      </w:r>
-      <w:r>
-        <w:rPr>
-          <w:rFonts w:ascii="Inter" w:eastAsia="Times New Roman" w:hAnsi="Inter" w:cs="Times New Roman"/>
-          <w:b/>
-          <w:bCs/>
-          <w:color w:val="0F1115"/>
-          <w:kern w:val="36"/>
-          <w:sz w:val="36"/>
-          <w:szCs w:val="36"/>
-          <w:lang w:eastAsia="es-AR"/>
-        </w:rPr>
-        <w:t>Primera Entrega: Análisis del Caso "</w:t>
-      </w:r>
-      <w:proofErr w:type="spellStart"/>
-      <w:r>
-        <w:rPr>
-          <w:rFonts w:ascii="Inter" w:eastAsia="Times New Roman" w:hAnsi="Inter" w:cs="Times New Roman"/>
-          <w:b/>
-          <w:bCs/>
-          <w:color w:val="0F1115"/>
-          <w:kern w:val="36"/>
-          <w:sz w:val="36"/>
-          <w:szCs w:val="36"/>
-          <w:lang w:eastAsia="es-AR"/>
-        </w:rPr>
-        <w:t>TodoStock</w:t>
-      </w:r>
-      <w:proofErr w:type="spellEnd"/>
-      <w:r>
-        <w:rPr>
-          <w:rFonts w:ascii="Inter" w:eastAsia="Times New Roman" w:hAnsi="Inter" w:cs="Times New Roman"/>
-          <w:b/>
-          <w:bCs/>
-          <w:color w:val="0F1115"/>
-          <w:kern w:val="36"/>
-          <w:sz w:val="36"/>
-          <w:szCs w:val="36"/>
-          <w:lang w:eastAsia="es-AR"/>
-        </w:rPr>
-        <w:t xml:space="preserve"> S.A."</w:t>
-      </w:r>
-    </w:p>
-    <w:p>
-      <w:pPr>
-        <w:shd w:val="clear" w:color="auto" w:fill="FFFFFF"/>
-        <w:spacing w:before="480" w:after="240" w:line="480" w:lineRule="atLeast"/>
-        <w:outlineLvl w:val="1"/>
-        <w:rPr>
-          <w:rFonts w:ascii="Inter" w:eastAsia="Times New Roman" w:hAnsi="Inter" w:cs="Times New Roman"/>
-          <w:b/>
-          <w:bCs/>
-          <w:color w:val="0F1115"/>
-          <w:sz w:val="33"/>
-          <w:szCs w:val="33"/>
-          <w:lang w:eastAsia="es-AR"/>
-        </w:rPr>
-      </w:pPr>
-      <w:r>
-        <w:rPr>
-          <w:rFonts w:ascii="Inter" w:eastAsia="Times New Roman" w:hAnsi="Inter" w:cs="Times New Roman"/>
-          <w:b/>
-          <w:bCs/>
-          <w:color w:val="0F1115"/>
-          <w:sz w:val="33"/>
-          <w:szCs w:val="33"/>
-          <w:lang w:eastAsia="es-AR"/>
-        </w:rPr>
-        <w:t>Carátula</w:t>
-      </w:r>
-    </w:p>
-    <w:p>
-      <w:pPr>
-        <w:shd w:val="clear" w:color="auto" w:fill="FFFFFF"/>
-        <w:spacing w:before="100" w:beforeAutospacing="1" w:after="100" w:afterAutospacing="1" w:line="240" w:lineRule="auto"/>
-        <w:rPr>
-          <w:rFonts w:ascii="Inter" w:eastAsia="Times New Roman" w:hAnsi="Inter" w:cs="Times New Roman"/>
-          <w:color w:val="0F1115"/>
-          <w:sz w:val="24"/>
-          <w:szCs w:val="24"/>
-          <w:lang w:eastAsia="es-AR"/>
-        </w:rPr>
-      </w:pPr>
-      <w:r>
-        <w:rPr>
-          <w:rFonts w:ascii="Inter" w:eastAsia="Times New Roman" w:hAnsi="Inter" w:cs="Times New Roman"/>
-          <w:b/>
-          <w:bCs/>
-          <w:color w:val="0F1115"/>
-          <w:sz w:val="24"/>
-          <w:szCs w:val="24"/>
-          <w:lang w:eastAsia="es-AR"/>
-        </w:rPr>
-        <w:t>Asignatura:</w:t>
-      </w:r>
-      <w:r>
-        <w:rPr>
-          <w:rFonts w:ascii="Inter" w:eastAsia="Times New Roman" w:hAnsi="Inter" w:cs="Times New Roman"/>
-          <w:color w:val="0F1115"/>
-          <w:sz w:val="24"/>
-          <w:szCs w:val="24"/>
-          <w:lang w:eastAsia="es-AR"/>
-        </w:rPr>
-        <w:t> Ingeniería de Software</w:t>
-      </w:r>
-      <w:r>
-        <w:rPr>
-          <w:rFonts w:ascii="Inter" w:eastAsia="Times New Roman" w:hAnsi="Inter" w:cs="Times New Roman"/>
-          <w:color w:val="0F1115"/>
-          <w:sz w:val="24"/>
-          <w:szCs w:val="24"/>
-          <w:lang w:eastAsia="es-AR"/>
-        </w:rPr>
-        <w:br/>
-      </w:r>
-      <w:r>
-        <w:rPr>
-          <w:rFonts w:ascii="Inter" w:eastAsia="Times New Roman" w:hAnsi="Inter" w:cs="Times New Roman"/>
-          <w:b/>
-          <w:bCs/>
-          <w:color w:val="0F1115"/>
-          <w:sz w:val="24"/>
-          <w:szCs w:val="24"/>
-          <w:lang w:eastAsia="es-AR"/>
-        </w:rPr>
-        <w:t>Profesora:</w:t>
-      </w:r>
-      <w:r>
-        <w:rPr>
-          <w:rFonts w:ascii="Inter" w:eastAsia="Times New Roman" w:hAnsi="Inter" w:cs="Times New Roman"/>
-          <w:color w:val="0F1115"/>
-          <w:sz w:val="24"/>
-          <w:szCs w:val="24"/>
-          <w:lang w:eastAsia="es-AR"/>
-        </w:rPr>
-        <w:t xml:space="preserve"> Arias </w:t>
-      </w:r>
-      <w:r>
-        <w:rPr>
-          <w:rFonts w:ascii="Inter" w:eastAsia="Times New Roman" w:hAnsi="Inter" w:cs="Times New Roman"/>
-          <w:color w:val="0F1115"/>
-          <w:sz w:val="24"/>
-          <w:szCs w:val="24"/>
-          <w:lang w:eastAsia="es-AR"/>
-        </w:rPr>
-        <w:t>Gómez</w:t>
-      </w:r>
-      <w:r>
-        <w:rPr>
-          <w:rFonts w:ascii="Inter" w:eastAsia="Times New Roman" w:hAnsi="Inter" w:cs="Times New Roman"/>
-          <w:color w:val="0F1115"/>
-          <w:sz w:val="24"/>
-          <w:szCs w:val="24"/>
-          <w:lang w:eastAsia="es-AR"/>
-        </w:rPr>
-        <w:t xml:space="preserve"> </w:t>
-      </w:r>
-      <w:r>
-        <w:rPr>
-          <w:rFonts w:ascii="Inter" w:eastAsia="Times New Roman" w:hAnsi="Inter" w:cs="Times New Roman"/>
-          <w:color w:val="0F1115"/>
-          <w:sz w:val="24"/>
-          <w:szCs w:val="24"/>
-          <w:lang w:eastAsia="es-AR"/>
-        </w:rPr>
-        <w:t>Ayelén</w:t>
-      </w:r>
-      <w:r>
-        <w:rPr>
-          <w:rFonts w:ascii="Inter" w:eastAsia="Times New Roman" w:hAnsi="Inter" w:cs="Times New Roman"/>
-          <w:color w:val="0F1115"/>
-          <w:sz w:val="24"/>
-          <w:szCs w:val="24"/>
-          <w:lang w:eastAsia="es-AR"/>
-        </w:rPr>
-        <w:br/>
-      </w:r>
-      <w:r>
-        <w:rPr>
-          <w:rFonts w:ascii="Inter" w:eastAsia="Times New Roman" w:hAnsi="Inter" w:cs="Times New Roman"/>
-          <w:b/>
-          <w:bCs/>
-          <w:color w:val="0F1115"/>
-          <w:sz w:val="24"/>
-          <w:szCs w:val="24"/>
-          <w:lang w:eastAsia="es-AR"/>
-        </w:rPr>
-        <w:t>Trabajo:</w:t>
-      </w:r>
-      <w:r>
-        <w:rPr>
-          <w:rFonts w:ascii="Inter" w:eastAsia="Times New Roman" w:hAnsi="Inter" w:cs="Times New Roman"/>
-          <w:color w:val="0F1115"/>
-          <w:sz w:val="24"/>
-          <w:szCs w:val="24"/>
-          <w:lang w:eastAsia="es-AR"/>
-        </w:rPr>
-        <w:t> Primera Entrega – Análisis de caso</w:t>
-      </w:r>
-      <w:r>
-        <w:rPr>
-          <w:rFonts w:ascii="Inter" w:eastAsia="Times New Roman" w:hAnsi="Inter" w:cs="Times New Roman"/>
-          <w:color w:val="0F1115"/>
-          <w:sz w:val="24"/>
-          <w:szCs w:val="24"/>
-          <w:lang w:eastAsia="es-AR"/>
-        </w:rPr>
-        <w:br/>
-      </w:r>
-      <w:proofErr w:type="spellStart"/>
-      <w:r>
-        <w:rPr>
-          <w:rFonts w:ascii="Inter" w:eastAsia="Times New Roman" w:hAnsi="Inter" w:cs="Times New Roman"/>
-          <w:b/>
-          <w:bCs/>
-          <w:color w:val="0F1115"/>
-          <w:sz w:val="24"/>
-          <w:szCs w:val="24"/>
-          <w:lang w:eastAsia="es-AR"/>
-        </w:rPr>
-        <w:t>Caso</w:t>
-      </w:r>
-      <w:proofErr w:type="spellEnd"/>
-      <w:r>
-        <w:rPr>
-          <w:rFonts w:ascii="Inter" w:eastAsia="Times New Roman" w:hAnsi="Inter" w:cs="Times New Roman"/>
-          <w:b/>
-          <w:bCs/>
-          <w:color w:val="0F1115"/>
-          <w:sz w:val="24"/>
-          <w:szCs w:val="24"/>
-          <w:lang w:eastAsia="es-AR"/>
-        </w:rPr>
-        <w:t>:</w:t>
-      </w:r>
-      <w:r>
-        <w:rPr>
-          <w:rFonts w:ascii="Inter" w:eastAsia="Times New Roman" w:hAnsi="Inter" w:cs="Times New Roman"/>
-          <w:color w:val="0F1115"/>
-          <w:sz w:val="24"/>
-          <w:szCs w:val="24"/>
-          <w:lang w:eastAsia="es-AR"/>
-        </w:rPr>
-        <w:t> Distribuidora Mayorista "</w:t>
-      </w:r>
-      <w:proofErr w:type="spellStart"/>
-      <w:r>
-        <w:rPr>
-          <w:rFonts w:ascii="Inter" w:eastAsia="Times New Roman" w:hAnsi="Inter" w:cs="Times New Roman"/>
-          <w:color w:val="0F1115"/>
-          <w:sz w:val="24"/>
-          <w:szCs w:val="24"/>
-          <w:lang w:eastAsia="es-AR"/>
-        </w:rPr>
-        <w:t>TodoStock</w:t>
-      </w:r>
-      <w:proofErr w:type="spellEnd"/>
-      <w:r>
-        <w:rPr>
-          <w:rFonts w:ascii="Inter" w:eastAsia="Times New Roman" w:hAnsi="Inter" w:cs="Times New Roman"/>
-          <w:color w:val="0F1115"/>
-          <w:sz w:val="24"/>
-          <w:szCs w:val="24"/>
-          <w:lang w:eastAsia="es-AR"/>
-        </w:rPr>
-        <w:t xml:space="preserve"> S.A."</w:t>
-      </w:r>
-      <w:r>
-        <w:rPr>
-          <w:rFonts w:ascii="Inter" w:eastAsia="Times New Roman" w:hAnsi="Inter" w:cs="Times New Roman"/>
-          <w:color w:val="0F1115"/>
-          <w:sz w:val="24"/>
-          <w:szCs w:val="24"/>
-          <w:lang w:eastAsia="es-AR"/>
-        </w:rPr>
-        <w:br/>
-      </w:r>
-      <w:r>
-        <w:rPr>
-          <w:rFonts w:ascii="Inter" w:eastAsia="Times New Roman" w:hAnsi="Inter" w:cs="Times New Roman"/>
-          <w:b/>
-          <w:bCs/>
-          <w:color w:val="0F1115"/>
-          <w:sz w:val="24"/>
-          <w:szCs w:val="24"/>
-          <w:lang w:eastAsia="es-AR"/>
-        </w:rPr>
-        <w:t>Fecha:</w:t>
-      </w:r>
-      <w:r>
-        <w:rPr>
-          <w:rFonts w:ascii="Inter" w:eastAsia="Times New Roman" w:hAnsi="Inter" w:cs="Times New Roman"/>
-          <w:color w:val="0F1115"/>
-          <w:sz w:val="24"/>
-          <w:szCs w:val="24"/>
-          <w:lang w:eastAsia="es-AR"/>
-        </w:rPr>
-        <w:t> </w:t>
-      </w:r>
-      <w:r>
-        <w:rPr>
-          <w:rFonts w:ascii="Inter" w:eastAsia="Times New Roman" w:hAnsi="Inter" w:cs="Times New Roman"/>
-          <w:color w:val="0F1115"/>
-          <w:sz w:val="24"/>
-          <w:szCs w:val="24"/>
-          <w:lang w:eastAsia="es-AR"/>
-        </w:rPr>
-        <w:t>02/05/2026</w:t>
-      </w:r>
-      <w:r>
-        <w:rPr>
-          <w:rFonts w:ascii="Inter" w:eastAsia="Times New Roman" w:hAnsi="Inter" w:cs="Times New Roman"/>
-          <w:color w:val="0F1115"/>
-          <w:sz w:val="24"/>
-          <w:szCs w:val="24"/>
-          <w:lang w:eastAsia="es-AR"/>
-        </w:rPr>
-        <w:br/>
-      </w:r>
-      <w:r>
-        <w:rPr>
-          <w:rFonts w:ascii="Inter" w:eastAsia="Times New Roman" w:hAnsi="Inter" w:cs="Times New Roman"/>
-          <w:b/>
-          <w:bCs/>
-          <w:color w:val="0F1115"/>
-          <w:sz w:val="24"/>
-          <w:szCs w:val="24"/>
-          <w:lang w:eastAsia="es-AR"/>
-        </w:rPr>
-        <w:t>Integrantes:</w:t>
-      </w:r>
-      <w:r>
-        <w:rPr>
-          <w:rFonts w:ascii="Inter" w:eastAsia="Times New Roman" w:hAnsi="Inter" w:cs="Times New Roman"/>
-          <w:color w:val="0F1115"/>
-          <w:sz w:val="24"/>
-          <w:szCs w:val="24"/>
-          <w:lang w:eastAsia="es-AR"/>
-        </w:rPr>
-        <w:t> </w:t>
-      </w:r>
-      <w:r>
-        <w:rPr>
-          <w:rFonts w:ascii="Inter" w:eastAsia="Times New Roman" w:hAnsi="Inter" w:cs="Times New Roman"/>
-          <w:color w:val="0F1115"/>
-          <w:sz w:val="24"/>
-          <w:szCs w:val="24"/>
-          <w:lang w:eastAsia="es-AR"/>
-        </w:rPr>
-        <w:t>Álvarez</w:t>
-      </w:r>
-      <w:r>
-        <w:rPr>
-          <w:rFonts w:ascii="Inter" w:eastAsia="Times New Roman" w:hAnsi="Inter" w:cs="Times New Roman"/>
-          <w:color w:val="0F1115"/>
-          <w:sz w:val="24"/>
-          <w:szCs w:val="24"/>
-          <w:lang w:eastAsia="es-AR"/>
-        </w:rPr>
-        <w:t xml:space="preserve"> Víctor, Alejandro</w:t>
-      </w:r>
-      <w:r>
-        <w:rPr>
-          <w:rFonts w:ascii="Inter" w:eastAsia="Times New Roman" w:hAnsi="Inter" w:cs="Times New Roman"/>
-          <w:color w:val="0F1115"/>
-          <w:sz w:val="24"/>
-          <w:szCs w:val="24"/>
-          <w:lang w:eastAsia="es-AR"/>
-        </w:rPr>
-        <w:t xml:space="preserve"> Rodríguez</w:t>
-      </w:r>
-      <w:r>
-        <w:rPr>
-          <w:rFonts w:ascii="Inter" w:eastAsia="Times New Roman" w:hAnsi="Inter" w:cs="Times New Roman"/>
-          <w:color w:val="0F1115"/>
-          <w:sz w:val="24"/>
-          <w:szCs w:val="24"/>
-          <w:lang w:eastAsia="es-AR"/>
-        </w:rPr>
-        <w:t>, Galván Sergio</w:t>
-      </w:r>
-      <w:r>
-        <w:rPr>
-          <w:rFonts w:ascii="Inter" w:eastAsia="Times New Roman" w:hAnsi="Inter" w:cs="Times New Roman"/>
-          <w:color w:val="0F1115"/>
-          <w:sz w:val="24"/>
-          <w:szCs w:val="24"/>
-          <w:lang w:eastAsia="es-AR"/>
-        </w:rPr>
-        <w:br/>
-      </w:r>
-      <w:r>
-        <w:rPr>
-          <w:rFonts w:ascii="Inter" w:eastAsia="Times New Roman" w:hAnsi="Inter" w:cs="Times New Roman"/>
-          <w:b/>
-          <w:bCs/>
-          <w:color w:val="0F1115"/>
-          <w:sz w:val="24"/>
-          <w:szCs w:val="24"/>
-          <w:lang w:eastAsia="es-AR"/>
-        </w:rPr>
-        <w:t xml:space="preserve"> Comisión:</w:t>
-      </w:r>
-      <w:r>
-        <w:rPr>
-          <w:rFonts w:ascii="Inter" w:eastAsia="Times New Roman" w:hAnsi="Inter" w:cs="Times New Roman"/>
-          <w:color w:val="0F1115"/>
-          <w:sz w:val="24"/>
-          <w:szCs w:val="24"/>
-          <w:lang w:eastAsia="es-AR"/>
-        </w:rPr>
-        <w:t> </w:t>
-      </w:r>
-      <w:r>
-        <w:rPr>
-          <w:rFonts w:ascii="Inter" w:eastAsia="Times New Roman" w:hAnsi="Inter" w:cs="Times New Roman"/>
-          <w:color w:val="0F1115"/>
-          <w:sz w:val="24"/>
-          <w:szCs w:val="24"/>
-          <w:lang w:eastAsia="es-AR"/>
-        </w:rPr>
-        <w:t>D</w:t>
-      </w:r>
-      <w:r>
-        <w:rPr>
-          <w:rFonts w:ascii="Inter" w:eastAsia="Times New Roman" w:hAnsi="Inter" w:cs="Times New Roman"/>
-          <w:color w:val="0F1115"/>
-          <w:sz w:val="24"/>
-          <w:szCs w:val="24"/>
-          <w:lang w:eastAsia="es-AR"/>
-        </w:rPr>
-        <w:br/>
-      </w:r>
-    </w:p>
-    <w:p>
-      <w:pPr>
-        <w:rPr>
-          <w:rFonts w:ascii="Inter" w:eastAsia="Times New Roman" w:hAnsi="Inter" w:cs="Times New Roman"/>
-          <w:color w:val="0F1115"/>
-          <w:sz w:val="24"/>
-          <w:szCs w:val="24"/>
-          <w:lang w:eastAsia="es-AR"/>
-        </w:rPr>
-      </w:pPr>
-      <w:r>
-        <w:rPr>
-          <w:rFonts w:ascii="Inter" w:eastAsia="Times New Roman" w:hAnsi="Inter" w:cs="Times New Roman"/>
-          <w:color w:val="0F1115"/>
-          <w:sz w:val="24"/>
-          <w:szCs w:val="24"/>
-          <w:lang w:eastAsia="es-AR"/>
-        </w:rPr>
-        <w:br w:type="page"/>
-      </w:r>
-    </w:p>
+      </w:sdtEndPr>
+      <w:sdtContent>
+        <w:p>
+          <w:r>
+            <w:rPr>
+              <w:noProof/>
+            </w:rPr>
+            <mc:AlternateContent>
+              <mc:Choice Requires="wps">
+                <w:drawing>
+                  <wp:anchor distT="0" distB="0" distL="114300" distR="114300" simplePos="0" relativeHeight="251663360" behindDoc="1" locked="0" layoutInCell="1" allowOverlap="1" wp14:anchorId="4671EE69" wp14:editId="57B57D18">
+                    <wp:simplePos x="0" y="0"/>
+                    <wp:positionH relativeFrom="page">
+                      <wp:align>center</wp:align>
+                    </wp:positionH>
+                    <wp:positionV relativeFrom="page">
+                      <wp:align>center</wp:align>
+                    </wp:positionV>
+                    <wp:extent cx="7383780" cy="9555480"/>
+                    <wp:effectExtent l="0" t="0" r="0" b="0"/>
+                    <wp:wrapNone/>
+                    <wp:docPr id="466" name="Rectángulo 257"/>
+                    <wp:cNvGraphicFramePr>
+                      <a:graphicFrameLocks xmlns:a="http://schemas.openxmlformats.org/drawingml/2006/main"/>
+                    </wp:cNvGraphicFramePr>
+                    <a:graphic xmlns:a="http://schemas.openxmlformats.org/drawingml/2006/main">
+                      <a:graphicData uri="http://schemas.microsoft.com/office/word/2010/wordprocessingShape">
+                        <wps:wsp>
+                          <wps:cNvSpPr>
+                            <a:spLocks/>
+                          </wps:cNvSpPr>
+                          <wps:spPr>
+                            <a:xfrm>
+                              <a:off x="0" y="0"/>
+                              <a:ext cx="7383780" cy="9555480"/>
+                            </a:xfrm>
+                            <a:prstGeom prst="rect">
+                              <a:avLst/>
+                            </a:prstGeom>
+                            <a:gradFill>
+                              <a:gsLst>
+                                <a:gs pos="0">
+                                  <a:schemeClr val="accent1">
+                                    <a:lumMod val="20000"/>
+                                    <a:lumOff val="80000"/>
+                                  </a:schemeClr>
+                                </a:gs>
+                                <a:gs pos="100000">
+                                  <a:schemeClr val="accent1">
+                                    <a:lumMod val="60000"/>
+                                    <a:lumOff val="40000"/>
+                                  </a:schemeClr>
+                                </a:gs>
+                              </a:gsLst>
+                            </a:gradFill>
+                            <a:ln>
+                              <a:noFill/>
+                            </a:ln>
+                          </wps:spPr>
+                          <wps:style>
+                            <a:lnRef idx="2">
+                              <a:schemeClr val="accent1">
+                                <a:shade val="50000"/>
+                              </a:schemeClr>
+                            </a:lnRef>
+                            <a:fillRef idx="1003">
+                              <a:schemeClr val="lt2"/>
+                            </a:fillRef>
+                            <a:effectRef idx="0">
+                              <a:schemeClr val="accent1"/>
+                            </a:effectRef>
+                            <a:fontRef idx="minor">
+                              <a:schemeClr val="lt1"/>
+                            </a:fontRef>
+                          </wps:style>
+                          <wps:txbx>
+                            <w:txbxContent>
+                              <w:p/>
+                              <w:p/>
+                              <w:p/>
+                              <w:p/>
+                              <w:p/>
+                              <w:p/>
+                              <w:p/>
+                              <w:p/>
+                              <w:p/>
+                              <w:p/>
+                              <w:p/>
+                              <w:p/>
+                              <w:p/>
+                              <w:p/>
+                              <w:p/>
+                              <w:p/>
+                              <w:p/>
+                              <w:p/>
+                              <w:p/>
+                              <w:p/>
+                              <w:p/>
+                              <w:p>
+                                <w:pPr>
+                                  <w:jc w:val="right"/>
+                                </w:pPr>
+                              </w:p>
+                            </w:txbxContent>
+                          </wps:txbx>
+                          <wps:bodyPr rot="0" spcFirstLastPara="0" vertOverflow="overflow" horzOverflow="overflow" vert="horz" wrap="square" lIns="274320" tIns="45720" rIns="274320" bIns="45720" numCol="1" spcCol="0" rtlCol="0" fromWordArt="0" anchor="ctr" anchorCtr="0" forceAA="0" compatLnSpc="1">
+                            <a:prstTxWarp prst="textNoShape">
+                              <a:avLst/>
+                            </a:prstTxWarp>
+                            <a:noAutofit/>
+                          </wps:bodyPr>
+                        </wps:wsp>
+                      </a:graphicData>
+                    </a:graphic>
+                    <wp14:sizeRelH relativeFrom="page">
+                      <wp14:pctWidth>95000</wp14:pctWidth>
+                    </wp14:sizeRelH>
+                    <wp14:sizeRelV relativeFrom="page">
+                      <wp14:pctHeight>95000</wp14:pctHeight>
+                    </wp14:sizeRelV>
+                  </wp:anchor>
+                </w:drawing>
+              </mc:Choice>
+              <mc:Fallback>
+                <w:pict>
+                  <v:rect w14:anchorId="4671EE69" id="Rectángulo 257" o:spid="_x0000_s1026" style="position:absolute;margin-left:0;margin-top:0;width:581.4pt;height:752.4pt;z-index:-251653120;visibility:visible;mso-wrap-style:square;mso-width-percent:950;mso-height-percent:950;mso-wrap-distance-left:9pt;mso-wrap-distance-top:0;mso-wrap-distance-right:9pt;mso-wrap-distance-bottom:0;mso-position-horizontal:center;mso-position-horizontal-relative:page;mso-position-vertical:center;mso-position-vertical-relative:page;mso-width-percent:950;mso-height-percent:950;mso-width-relative:page;mso-height-relative:page;v-text-anchor:middle" o:gfxdata="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" fillcolor="#d9e2f3 [660]" stroked="f" strokeweight="1pt">
+                    <v:fill color2="#8eaadb [1940]" rotate="t" focus="100%" type="gradient">
+                      <o:fill v:ext="view" type="gradientUnscaled"/>
+                    </v:fill>
+                    <v:textbox inset="21.6pt,,21.6pt">
+                      <w:txbxContent>
+                        <w:p/>
+                        <w:p/>
+                        <w:p/>
+                        <w:p/>
+                        <w:p/>
+                        <w:p/>
+                        <w:p/>
+                        <w:p/>
+                        <w:p/>
+                        <w:p/>
+                        <w:p/>
+                        <w:p/>
+                        <w:p/>
+                        <w:p/>
+                        <w:p/>
+                        <w:p/>
+                        <w:p/>
+                        <w:p/>
+                        <w:p/>
+                        <w:p/>
+                        <w:p/>
+                        <w:p>
+                          <w:pPr>
+                            <w:jc w:val="right"/>
+                          </w:pPr>
+                        </w:p>
+                      </w:txbxContent>
+                    </v:textbox>
+                    <w10:wrap anchorx="page" anchory="page"/>
+                  </v:rect>
+                </w:pict>
+              </mc:Fallback>
+            </mc:AlternateContent>
+          </w:r>
+          <w:r>
+            <w:rPr>
+              <w:noProof/>
+            </w:rPr>
+            <mc:AlternateContent>
+              <mc:Choice Requires="wps">
+                <w:drawing>
+                  <wp:anchor distT="0" distB="0" distL="114300" distR="114300" simplePos="0" relativeHeight="251660288" behindDoc="0" locked="0" layoutInCell="1" allowOverlap="1" wp14:anchorId="30699965" wp14:editId="5E2E761B">
+                    <wp:simplePos x="0" y="0"/>
+                    <mc:AlternateContent>
+                      <mc:Choice Requires="wp14">
+                        <wp:positionH relativeFrom="page">
+                          <wp14:pctPosHOffset>45500</wp14:pctPosHOffset>
+                        </wp:positionH>
+                      </mc:Choice>
+                      <mc:Fallback>
+                        <wp:positionH relativeFrom="page">
+                          <wp:posOffset>3439795</wp:posOffset>
+                        </wp:positionH>
+                      </mc:Fallback>
+                    </mc:AlternateContent>
+                    <mc:AlternateContent>
+                      <mc:Choice Requires="wp14">
+                        <wp:positionV relativeFrom="page">
+                          <wp14:pctPosVOffset>2500</wp14:pctPosVOffset>
+                        </wp:positionV>
+                      </mc:Choice>
+                      <mc:Fallback>
+                        <wp:positionV relativeFrom="page">
+                          <wp:posOffset>266700</wp:posOffset>
+                        </wp:positionV>
+                      </mc:Fallback>
+                    </mc:AlternateContent>
+                    <wp:extent cx="2875915" cy="3017520"/>
+                    <wp:effectExtent l="0" t="0" r="0" b="0"/>
+                    <wp:wrapNone/>
+                    <wp:docPr id="467" name="Rectángulo 259"/>
+                    <wp:cNvGraphicFramePr/>
+                    <a:graphic xmlns:a="http://schemas.openxmlformats.org/drawingml/2006/main">
+                      <a:graphicData uri="http://schemas.microsoft.com/office/word/2010/wordprocessingShape">
+                        <wps:wsp>
+                          <wps:cNvSpPr/>
+                          <wps:spPr>
+                            <a:xfrm>
+                              <a:off x="0" y="0"/>
+                              <a:ext cx="2875915" cy="3017520"/>
+                            </a:xfrm>
+                            <a:prstGeom prst="rect">
+                              <a:avLst/>
+                            </a:prstGeom>
+                            <a:solidFill>
+                              <a:schemeClr val="tx2"/>
+                            </a:solidFill>
+                            <a:ln>
+                              <a:noFill/>
+                            </a:ln>
+                          </wps:spPr>
+                          <wps:style>
+                            <a:lnRef idx="2">
+                              <a:schemeClr val="accent1">
+                                <a:shade val="50000"/>
+                              </a:schemeClr>
+                            </a:lnRef>
+                            <a:fillRef idx="1">
+                              <a:schemeClr val="accent1"/>
+                            </a:fillRef>
+                            <a:effectRef idx="0">
+                              <a:schemeClr val="accent1"/>
+                            </a:effectRef>
+                            <a:fontRef idx="minor">
+                              <a:schemeClr val="lt1"/>
+                            </a:fontRef>
+                          </wps:style>
+                          <wps:txbx>
+                            <w:txbxContent>
+                              <w:p>
+                                <w:pPr>
+                                  <w:spacing w:before="240"/>
+                                  <w:jc w:val="center"/>
+                                  <w:rPr>
+                                    <w:color w:val="FFFFFF" w:themeColor="background1"/>
+                                    <w:sz w:val="40"/>
+                                    <w:szCs w:val="40"/>
+                                  </w:rPr>
+                                </w:pPr>
+                              </w:p>
+                            </w:txbxContent>
+                          </wps:txbx>
+                          <wps:bodyPr rot="0" spcFirstLastPara="0" vertOverflow="overflow" horzOverflow="overflow" vert="horz" wrap="square" lIns="182880" tIns="182880" rIns="182880" bIns="365760" numCol="1" spcCol="0" rtlCol="0" fromWordArt="0" anchor="b" anchorCtr="0" forceAA="0" compatLnSpc="1">
+                            <a:prstTxWarp prst="textNoShape">
+                              <a:avLst/>
+                            </a:prstTxWarp>
+                            <a:noAutofit/>
+                          </wps:bodyPr>
+                        </wps:wsp>
+                      </a:graphicData>
+                    </a:graphic>
+                    <wp14:sizeRelH relativeFrom="page">
+                      <wp14:pctWidth>37000</wp14:pctWidth>
+                    </wp14:sizeRelH>
+                    <wp14:sizeRelV relativeFrom="page">
+                      <wp14:pctHeight>30000</wp14:pctHeight>
+                    </wp14:sizeRelV>
+                  </wp:anchor>
+                </w:drawing>
+              </mc:Choice>
+              <mc:Fallback>
+                <w:pict>
+                  <v:rect w14:anchorId="30699965" id="Rectángulo 259" o:spid="_x0000_s1027" style="position:absolute;margin-left:0;margin-top:0;width:226.45pt;height:237.6pt;z-index:251660288;visibility:visible;mso-wrap-style:square;mso-width-percent:370;mso-height-percent:300;mso-left-percent:455;mso-top-percent:25;mso-wrap-distance-left:9pt;mso-wrap-distance-top:0;mso-wrap-distance-right:9pt;mso-wrap-distance-bottom:0;mso-position-horizontal-relative:page;mso-position-vertical-relative:page;mso-width-percent:370;mso-height-percent:300;mso-left-percent:455;mso-top-percent:25;mso-width-relative:page;mso-height-relative:page;v-text-anchor:bottom" o:gfxdata="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" fillcolor="#44546a [3215]" stroked="f" strokeweight="1pt">
+                    <v:textbox inset="14.4pt,14.4pt,14.4pt,28.8pt">
+                      <w:txbxContent>
+                        <w:p>
+                          <w:pPr>
+                            <w:spacing w:before="240"/>
+                            <w:jc w:val="center"/>
+                            <w:rPr>
+                              <w:color w:val="FFFFFF" w:themeColor="background1"/>
+                              <w:sz w:val="40"/>
+                              <w:szCs w:val="40"/>
+                            </w:rPr>
+                          </w:pPr>
+                        </w:p>
+                      </w:txbxContent>
+                    </v:textbox>
+                    <w10:wrap anchorx="page" anchory="page"/>
+                  </v:rect>
+                </w:pict>
+              </mc:Fallback>
+            </mc:AlternateContent>
+          </w:r>
+          <w:r>
+            <w:rPr>
+              <w:noProof/>
+            </w:rPr>
+            <mc:AlternateContent>
+              <mc:Choice Requires="wps">
+                <w:drawing>
+                  <wp:anchor distT="0" distB="0" distL="114300" distR="114300" simplePos="0" relativeHeight="251659264" behindDoc="0" locked="0" layoutInCell="1" allowOverlap="1" wp14:anchorId="3775CF6A" wp14:editId="3DA2D4AC">
+                    <wp:simplePos x="0" y="0"/>
+                    <mc:AlternateContent>
+                      <mc:Choice Requires="wp14">
+                        <wp:positionH relativeFrom="page">
+                          <wp14:pctPosHOffset>44000</wp14:pctPosHOffset>
+                        </wp:positionH>
+                      </mc:Choice>
+                      <mc:Fallback>
+                        <wp:positionH relativeFrom="page">
+                          <wp:posOffset>3326130</wp:posOffset>
+                        </wp:positionH>
+                      </mc:Fallback>
+                    </mc:AlternateContent>
+                    <mc:AlternateContent>
+                      <mc:Choice Requires="wp14">
+                        <wp:positionV relativeFrom="page">
+                          <wp14:pctPosVOffset>2500</wp14:pctPosVOffset>
+                        </wp:positionV>
+                      </mc:Choice>
+                      <mc:Fallback>
+                        <wp:positionV relativeFrom="page">
+                          <wp:posOffset>266700</wp:posOffset>
+                        </wp:positionV>
+                      </mc:Fallback>
+                    </mc:AlternateContent>
+                    <wp:extent cx="3108960" cy="7040880"/>
+                    <wp:effectExtent l="0" t="0" r="0" b="0"/>
+                    <wp:wrapNone/>
+                    <wp:docPr id="468" name="Rectángulo 261"/>
+                    <wp:cNvGraphicFramePr/>
+                    <a:graphic xmlns:a="http://schemas.openxmlformats.org/drawingml/2006/main">
+                      <a:graphicData uri="http://schemas.microsoft.com/office/word/2010/wordprocessingShape">
+                        <wps:wsp>
+                          <wps:cNvSpPr/>
+                          <wps:spPr>
+                            <a:xfrm>
+                              <a:off x="0" y="0"/>
+                              <a:ext cx="3108960" cy="7040880"/>
+                            </a:xfrm>
+                            <a:prstGeom prst="rect">
+                              <a:avLst/>
+                            </a:prstGeom>
+                            <a:solidFill>
+                              <a:schemeClr val="bg1"/>
+                            </a:solidFill>
+                            <a:ln w="15875">
+                              <a:solidFill>
+                                <a:schemeClr val="bg2">
+                                  <a:lumMod val="50000"/>
+                                </a:schemeClr>
+                              </a:solidFill>
+                            </a:ln>
+                          </wps:spPr>
+                          <wps:style>
+                            <a:lnRef idx="2">
+                              <a:schemeClr val="accent1">
+                                <a:shade val="50000"/>
+                              </a:schemeClr>
+                            </a:lnRef>
+                            <a:fillRef idx="1">
+                              <a:schemeClr val="accent1"/>
+                            </a:fillRef>
+                            <a:effectRef idx="0">
+                              <a:schemeClr val="accent1"/>
+                            </a:effectRef>
+                            <a:fontRef idx="minor">
+                              <a:schemeClr val="lt1"/>
+                            </a:fontRef>
+                          </wps:style>
+                          <wps:bodyPr rot="0" spcFirstLastPara="0" vertOverflow="overflow" horzOverflow="overflow" vert="horz" wrap="square" lIns="91440" tIns="45720" rIns="91440" bIns="45720" numCol="1" spcCol="0" rtlCol="0" fromWordArt="0" anchor="ctr" anchorCtr="0" forceAA="0" compatLnSpc="1">
+                            <a:prstTxWarp prst="textNoShape">
+                              <a:avLst/>
+                            </a:prstTxWarp>
+                            <a:noAutofit/>
+                          </wps:bodyPr>
+                        </wps:wsp>
+                      </a:graphicData>
+                    </a:graphic>
+                    <wp14:sizeRelH relativeFrom="page">
+                      <wp14:pctWidth>40000</wp14:pctWidth>
+                    </wp14:sizeRelH>
+                    <wp14:sizeRelV relativeFrom="page">
+                      <wp14:pctHeight>70000</wp14:pctHeight>
+                    </wp14:sizeRelV>
+                  </wp:anchor>
+                </w:drawing>
+              </mc:Choice>
+              <mc:Fallback>
+                <w:pict>
+                  <v:rect w14:anchorId="4D0DEA08" id="Rectángulo 261" o:spid="_x0000_s1026" style="position:absolute;margin-left:0;margin-top:0;width:244.8pt;height:554.4pt;z-index:251659264;visibility:visible;mso-wrap-style:square;mso-width-percent:400;mso-height-percent:700;mso-left-percent:440;mso-top-percent:25;mso-wrap-distance-left:9pt;mso-wrap-distance-top:0;mso-wrap-distance-right:9pt;mso-wrap-distance-bottom:0;mso-position-horizontal-relative:page;mso-position-vertical-relative:page;mso-width-percent:400;mso-height-percent:700;mso-left-percent:440;mso-top-percent:25;mso-width-relative:page;mso-height-relative:page;v-text-anchor:middle" o:gfxdata="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" fillcolor="white [3212]" strokecolor="#747070 [1614]" strokeweight="1.25pt">
+                    <w10:wrap anchorx="page" anchory="page"/>
+                  </v:rect>
+                </w:pict>
+              </mc:Fallback>
+            </mc:AlternateContent>
+          </w:r>
+          <w:r>
+            <w:rPr>
+              <w:noProof/>
+            </w:rPr>
+            <mc:AlternateContent>
+              <mc:Choice Requires="wps">
+                <w:drawing>
+                  <wp:anchor distT="0" distB="0" distL="114300" distR="114300" simplePos="0" relativeHeight="251662336" behindDoc="0" locked="0" layoutInCell="1" allowOverlap="1" wp14:anchorId="2AC5A90C" wp14:editId="7BF2EDAC">
+                    <wp:simplePos x="0" y="0"/>
+                    <mc:AlternateContent>
+                      <mc:Choice Requires="wp14">
+                        <wp:positionH relativeFrom="page">
+                          <wp14:pctPosHOffset>45500</wp14:pctPosHOffset>
+                        </wp:positionH>
+                      </mc:Choice>
+                      <mc:Fallback>
+                        <wp:positionH relativeFrom="page">
+                          <wp:posOffset>3439795</wp:posOffset>
+                        </wp:positionH>
+                      </mc:Fallback>
+                    </mc:AlternateContent>
+                    <mc:AlternateContent>
+                      <mc:Choice Requires="wp14">
+                        <wp:positionV relativeFrom="page">
+                          <wp14:pctPosVOffset>69000</wp14:pctPosVOffset>
+                        </wp:positionV>
+                      </mc:Choice>
+                      <mc:Fallback>
+                        <wp:positionV relativeFrom="page">
+                          <wp:posOffset>7377430</wp:posOffset>
+                        </wp:positionV>
+                      </mc:Fallback>
+                    </mc:AlternateContent>
+                    <wp:extent cx="2875915" cy="118745"/>
+                    <wp:effectExtent l="0" t="0" r="0" b="0"/>
+                    <wp:wrapNone/>
+                    <wp:docPr id="469" name="Rectángulo 263"/>
+                    <wp:cNvGraphicFramePr/>
+                    <a:graphic xmlns:a="http://schemas.openxmlformats.org/drawingml/2006/main">
+                      <a:graphicData uri="http://schemas.microsoft.com/office/word/2010/wordprocessingShape">
+                        <wps:wsp>
+                          <wps:cNvSpPr/>
+                          <wps:spPr>
+                            <a:xfrm>
+                              <a:off x="0" y="0"/>
+                              <a:ext cx="2875915" cy="118745"/>
+                            </a:xfrm>
+                            <a:prstGeom prst="rect">
+                              <a:avLst/>
+                            </a:prstGeom>
+                            <a:ln>
+                              <a:noFill/>
+                            </a:ln>
+                          </wps:spPr>
+                          <wps:style>
+                            <a:lnRef idx="2">
+                              <a:schemeClr val="accent1">
+                                <a:shade val="50000"/>
+                              </a:schemeClr>
+                            </a:lnRef>
+                            <a:fillRef idx="1">
+                              <a:schemeClr val="accent1"/>
+                            </a:fillRef>
+                            <a:effectRef idx="0">
+                              <a:schemeClr val="accent1"/>
+                            </a:effectRef>
+                            <a:fontRef idx="minor">
+                              <a:schemeClr val="lt1"/>
+                            </a:fontRef>
+                          </wps:style>
+                          <wps:bodyPr rot="0" spcFirstLastPara="0" vertOverflow="overflow" horzOverflow="overflow" vert="horz" wrap="square" lIns="91440" tIns="45720" rIns="91440" bIns="45720" numCol="1" spcCol="0" rtlCol="0" fromWordArt="0" anchor="ctr" anchorCtr="0" forceAA="0" compatLnSpc="1">
+                            <a:prstTxWarp prst="textNoShape">
+                              <a:avLst/>
+                            </a:prstTxWarp>
+                            <a:noAutofit/>
+                          </wps:bodyPr>
+                        </wps:wsp>
+                      </a:graphicData>
+                    </a:graphic>
+                    <wp14:sizeRelH relativeFrom="page">
+                      <wp14:pctWidth>37000</wp14:pctWidth>
+                    </wp14:sizeRelH>
+                    <wp14:sizeRelV relativeFrom="margin">
+                      <wp14:pctHeight>0</wp14:pctHeight>
+                    </wp14:sizeRelV>
+                  </wp:anchor>
+                </w:drawing>
+              </mc:Choice>
+              <mc:Fallback>
+                <w:pict>
+                  <v:rect w14:anchorId="59280064" id="Rectángulo 263" o:spid="_x0000_s1026" style="position:absolute;margin-left:0;margin-top:0;width:226.45pt;height:9.35pt;z-index:251662336;visibility:visible;mso-wrap-style:square;mso-width-percent:370;mso-height-percent:0;mso-left-percent:455;mso-top-percent:690;mso-wrap-distance-left:9pt;mso-wrap-distance-top:0;mso-wrap-distance-right:9pt;mso-wrap-distance-bottom:0;mso-position-horizontal-relative:page;mso-position-vertical-relative:page;mso-width-percent:370;mso-height-percent:0;mso-left-percent:455;mso-top-percent:690;mso-width-relative:page;mso-height-relative:margin;v-text-anchor:middle" o:gfxdata="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" fillcolor="#4472c4 [3204]" stroked="f" strokeweight="1pt">
+                    <w10:wrap anchorx="page" anchory="page"/>
+                  </v:rect>
+                </w:pict>
+              </mc:Fallback>
+            </mc:AlternateContent>
+          </w:r>
+        </w:p>
+        <w:p>
+          <w:pPr>
+            <w:rPr>
+              <w:rFonts w:ascii="Inter" w:eastAsia="Times New Roman" w:hAnsi="Inter" w:cs="Times New Roman"/>
+              <w:b/>
+              <w:bCs/>
+              <w:color w:val="0F1115"/>
+              <w:kern w:val="36"/>
+              <w:sz w:val="36"/>
+              <w:szCs w:val="36"/>
+              <w:lang w:eastAsia="es-AR"/>
+            </w:rPr>
+          </w:pPr>
+          <w:r>
+            <w:rPr>
+              <w:noProof/>
+            </w:rPr>
+            <mc:AlternateContent>
+              <mc:Choice Requires="wps">
+                <w:drawing>
+                  <wp:anchor distT="0" distB="0" distL="114300" distR="114300" simplePos="0" relativeHeight="251661312" behindDoc="0" locked="0" layoutInCell="1" allowOverlap="1" wp14:anchorId="3194E828" wp14:editId="75671C48">
+                    <wp:simplePos x="0" y="0"/>
+                    <wp:positionH relativeFrom="page">
+                      <wp:posOffset>3345085</wp:posOffset>
+                    </wp:positionH>
+                    <wp:positionV relativeFrom="page">
+                      <wp:posOffset>3744410</wp:posOffset>
+                    </wp:positionV>
+                    <wp:extent cx="2927872" cy="3246120"/>
+                    <wp:effectExtent l="0" t="0" r="0" b="0"/>
+                    <wp:wrapSquare wrapText="bothSides"/>
+                    <wp:docPr id="470" name="Cuadro de texto 265"/>
+                    <wp:cNvGraphicFramePr/>
+                    <a:graphic xmlns:a="http://schemas.openxmlformats.org/drawingml/2006/main">
+                      <a:graphicData uri="http://schemas.microsoft.com/office/word/2010/wordprocessingShape">
+                        <wps:wsp>
+                          <wps:cNvSpPr txBox="1"/>
+                          <wps:spPr>
+                            <a:xfrm>
+                              <a:off x="0" y="0"/>
+                              <a:ext cx="2927872" cy="3246120"/>
+                            </a:xfrm>
+                            <a:prstGeom prst="rect">
+                              <a:avLst/>
+                            </a:prstGeom>
+                            <a:noFill/>
+                            <a:ln w="6350">
+                              <a:noFill/>
+                            </a:ln>
+                            <a:effectLst/>
+                          </wps:spPr>
+                          <wps:txbx>
+                            <w:txbxContent>
+                              <w:p>
+                                <w:pPr>
+                                  <w:spacing w:line="240" w:lineRule="auto"/>
+                                  <w:rPr>
+                                    <w:b/>
+                                    <w:bCs/>
+                                    <w:color w:val="4472C4" w:themeColor="accent1"/>
+                                    <w:sz w:val="72"/>
+                                    <w:szCs w:val="72"/>
+                                  </w:rPr>
+                                </w:pPr>
+                                <w:r>
+                                  <w:rPr>
+                                    <w:b/>
+                                    <w:bCs/>
+                                    <w:color w:val="4472C4" w:themeColor="accent1"/>
+                                    <w:sz w:val="72"/>
+                                    <w:szCs w:val="72"/>
+                                  </w:rPr>
+                                  <w:t>Ingeniería de Software</w:t>
+                                </w:r>
+                              </w:p>
+                              <w:sdt>
+                                <w:sdtPr>
+                                  <w:rPr>
+                                    <w:rFonts w:asciiTheme="majorHAnsi" w:eastAsiaTheme="majorEastAsia" w:hAnsiTheme="majorHAnsi" w:cstheme="majorBidi"/>
+                                    <w:color w:val="44546A" w:themeColor="text2"/>
+                                    <w:sz w:val="28"/>
+                                    <w:szCs w:val="28"/>
+                                    <w:lang w:val="es-ES"/>
+                                  </w:rPr>
+                                  <w:alias w:val="Subtítulo"/>
+                                  <w:id w:val="15524255"/>
+                                  <w:dataBinding w:prefixMappings="xmlns:ns0='http://schemas.openxmlformats.org/package/2006/metadata/core-properties' xmlns:ns1='http://purl.org/dc/elements/1.1/'" w:xpath="/ns0:coreProperties[1]/ns1:subject[1]" w:storeItemID="{6C3C8BC8-F283-45AE-878A-BAB7291924A1}"/>
+                                  <w:text/>
+                                </w:sdtPr>
+                                <w:sdtContent>
+                                  <w:sdt>
+                                    <w:sdtPr>
+                                      <w:rPr>
+                                        <w:rFonts w:asciiTheme="majorHAnsi" w:eastAsiaTheme="majorEastAsia" w:hAnsiTheme="majorHAnsi" w:cstheme="majorBidi"/>
+                                        <w:color w:val="44546A" w:themeColor="text2"/>
+                                        <w:sz w:val="28"/>
+                                        <w:szCs w:val="28"/>
+                                        <w:lang w:val="es-ES"/>
+                                      </w:rPr>
+                                      <w:alias w:val="Subtítulo"/>
+                                      <w:id w:val="-1344393355"/>
+                                      <w:dataBinding w:prefixMappings="xmlns:ns0='http://schemas.openxmlformats.org/package/2006/metadata/core-properties' xmlns:ns1='http://purl.org/dc/elements/1.1/'" w:xpath="/ns0:coreProperties[1]/ns1:subject[1]" w:storeItemID="{6C3C8BC8-F283-45AE-878A-BAB7291924A1}"/>
+                                      <w:text/>
+                                    </w:sdtPr>
+                                    <w:sdtContent>
+                                      <w:p>
+                                        <w:pPr>
+                                          <w:rPr>
+                                            <w:rFonts w:asciiTheme="majorHAnsi" w:eastAsiaTheme="majorEastAsia" w:hAnsiTheme="majorHAnsi" w:cstheme="majorBidi"/>
+                                            <w:color w:val="44546A" w:themeColor="text2"/>
+                                            <w:sz w:val="32"/>
+                                            <w:szCs w:val="32"/>
+                                          </w:rPr>
+                                        </w:pPr>
+                                        <w:r>
+                                          <w:rPr>
+                                            <w:rFonts w:asciiTheme="majorHAnsi" w:eastAsiaTheme="majorEastAsia" w:hAnsiTheme="majorHAnsi" w:cstheme="majorBidi"/>
+                                            <w:color w:val="44546A" w:themeColor="text2"/>
+                                            <w:sz w:val="28"/>
+                                            <w:szCs w:val="28"/>
+                                            <w:lang w:val="es-ES"/>
+                                          </w:rPr>
+                                          <w:t xml:space="preserve">Comisión E </w:t>
+                                        </w:r>
+                                        <w:r>
+                                          <w:rPr>
+                                            <w:rFonts w:asciiTheme="majorHAnsi" w:eastAsiaTheme="majorEastAsia" w:hAnsiTheme="majorHAnsi" w:cstheme="majorBidi"/>
+                                            <w:color w:val="44546A" w:themeColor="text2"/>
+                                            <w:sz w:val="28"/>
+                                            <w:szCs w:val="28"/>
+                                            <w:lang w:val="es-ES"/>
+                                          </w:rPr>
+                                          <w:t>- Prof.</w:t>
+                                        </w:r>
+                                        <w:r>
+                                          <w:rPr>
+                                            <w:rFonts w:asciiTheme="majorHAnsi" w:eastAsiaTheme="majorEastAsia" w:hAnsiTheme="majorHAnsi" w:cstheme="majorBidi"/>
+                                            <w:color w:val="44546A" w:themeColor="text2"/>
+                                            <w:sz w:val="28"/>
+                                            <w:szCs w:val="28"/>
+                                            <w:lang w:val="es-ES"/>
+                                          </w:rPr>
+                                          <w:t xml:space="preserve"> Ayelén Arias</w:t>
+                                        </w:r>
+                                        <w:r>
+                                          <w:rPr>
+                                            <w:rFonts w:asciiTheme="majorHAnsi" w:eastAsiaTheme="majorEastAsia" w:hAnsiTheme="majorHAnsi" w:cstheme="majorBidi"/>
+                                            <w:color w:val="44546A" w:themeColor="text2"/>
+                                            <w:sz w:val="28"/>
+                                            <w:szCs w:val="28"/>
+                                            <w:lang w:val="es-ES"/>
+                                          </w:rPr>
+                                          <w:t xml:space="preserve"> Gómez</w:t>
+                                        </w:r>
+                                      </w:p>
+                                    </w:sdtContent>
+                                  </w:sdt>
+                                </w:sdtContent>
+                              </w:sdt>
+                              <w:p>
+                                <w:pPr>
+                                  <w:rPr>
+                                    <w:rFonts w:asciiTheme="majorHAnsi" w:eastAsiaTheme="majorEastAsia" w:hAnsiTheme="majorHAnsi" w:cstheme="majorBidi"/>
+                                    <w:color w:val="44546A" w:themeColor="text2"/>
+                                    <w:sz w:val="32"/>
+                                    <w:szCs w:val="32"/>
+                                  </w:rPr>
+                                </w:pPr>
+                                <w:r>
+                                  <w:rPr>
+                                    <w:noProof/>
+                                  </w:rPr>
+                                  <w:drawing>
+                                    <wp:inline distT="0" distB="0" distL="0" distR="0" wp14:anchorId="184E79C1" wp14:editId="2E68AB66">
+                                      <wp:extent cx="2532380" cy="1687619"/>
+                                      <wp:effectExtent l="0" t="0" r="1270" b="8255"/>
+                                      <wp:docPr id="360078523" name="Imagen 5"/>
+                                      <wp:cNvGraphicFramePr>
+                                        <a:graphicFrameLocks xmlns:a="http://schemas.openxmlformats.org/drawingml/2006/main" noChangeAspect="1"/>
+                                      </wp:cNvGraphicFramePr>
+                                      <a:graphic xmlns:a="http://schemas.openxmlformats.org/drawingml/2006/main">
+                                        <a:graphicData uri="http://schemas.openxmlformats.org/drawingml/2006/picture">
+                                          <pic:pic xmlns:pic="http://schemas.openxmlformats.org/drawingml/2006/picture">
+                                            <pic:nvPicPr>
+                                              <pic:cNvPr id="0" name="Picture 5"/>
+                                              <pic:cNvPicPr>
+                                                <a:picLocks noChangeAspect="1" noChangeArrowheads="1"/>
+                                              </pic:cNvPicPr>
+                                            </pic:nvPicPr>
+                                            <pic:blipFill>
+                                              <a:blip r:embed="rId7">
+                                                <a:extLst>
+                                                  <a:ext uri="{28A0092B-C50C-407E-A947-70E740481C1C}">
+                                                    <a14:useLocalDpi xmlns:a14="http://schemas.microsoft.com/office/drawing/2010/main" val="0"/>
+                                                  </a:ext>
+                                                </a:extLst>
+                                              </a:blip>
+                                              <a:srcRect/>
+                                              <a:stretch>
+                                                <a:fillRect/>
+                                              </a:stretch>
+                                            </pic:blipFill>
+                                            <pic:spPr bwMode="auto">
+                                              <a:xfrm>
+                                                <a:off x="0" y="0"/>
+                                                <a:ext cx="2532380" cy="1687619"/>
+                                              </a:xfrm>
+                                              <a:prstGeom prst="rect">
+                                                <a:avLst/>
+                                              </a:prstGeom>
+                                              <a:noFill/>
+                                              <a:ln>
+                                                <a:noFill/>
+                                              </a:ln>
+                                            </pic:spPr>
+                                          </pic:pic>
+                                        </a:graphicData>
+                                      </a:graphic>
+                                    </wp:inline>
+                                  </w:drawing>
+                                </w:r>
+                              </w:p>
+                            </w:txbxContent>
+                          </wps:txbx>
+                          <wps:bodyPr rot="0" spcFirstLastPara="0" vertOverflow="overflow" horzOverflow="overflow" vert="horz" wrap="square" lIns="91440" tIns="45720" rIns="91440" bIns="45720" numCol="1" spcCol="0" rtlCol="0" fromWordArt="0" anchor="t" anchorCtr="0" forceAA="0" compatLnSpc="1">
+                            <a:prstTxWarp prst="textNoShape">
+                              <a:avLst/>
+                            </a:prstTxWarp>
+                            <a:noAutofit/>
+                          </wps:bodyPr>
+                        </wps:wsp>
+                      </a:graphicData>
+                    </a:graphic>
+                    <wp14:sizeRelH relativeFrom="page">
+                      <wp14:pctWidth>0</wp14:pctWidth>
+                    </wp14:sizeRelH>
+                    <wp14:sizeRelV relativeFrom="page">
+                      <wp14:pctHeight>0</wp14:pctHeight>
+                    </wp14:sizeRelV>
+                  </wp:anchor>
+                </w:drawing>
+              </mc:Choice>
+              <mc:Fallback>
+                <w:pict>
+                  <v:shapetype w14:anchorId="3194E828" id="_x0000_t202" coordsize="21600,21600" o:spt="202" path="m,l,21600r21600,l21600,xe">
+                    <v:stroke joinstyle="miter"/>
+                    <v:path gradientshapeok="t" o:connecttype="rect"/>
+                  </v:shapetype>
+                  <v:shape id="Cuadro de texto 265" o:spid="_x0000_s1028" type="#_x0000_t202" style="position:absolute;margin-left:263.4pt;margin-top:294.85pt;width:230.55pt;height:255.6pt;z-index:251661312;visibility:visible;mso-wrap-style:square;mso-width-percent:0;mso-height-percent:0;mso-wrap-distance-left:9pt;mso-wrap-distance-top:0;mso-wrap-distance-right:9pt;mso-wrap-distance-bottom:0;mso-position-horizontal:absolute;mso-position-horizontal-relative:page;mso-position-vertical:absolute;mso-position-vertical-relative:page;mso-width-percent:0;mso-height-percent:0;mso-width-relative:page;mso-height-relative:page;v-text-anchor:top" o:gfxdata="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" filled="f" stroked="f" strokeweight=".5pt">
+                    <v:textbox>
+                      <w:txbxContent>
+                        <w:p>
+                          <w:pPr>
+                            <w:spacing w:line="240" w:lineRule="auto"/>
+                            <w:rPr>
+                              <w:b/>
+                              <w:bCs/>
+                              <w:color w:val="4472C4" w:themeColor="accent1"/>
+                              <w:sz w:val="72"/>
+                              <w:szCs w:val="72"/>
+                            </w:rPr>
+                          </w:pPr>
+                          <w:r>
+                            <w:rPr>
+                              <w:b/>
+                              <w:bCs/>
+                              <w:color w:val="4472C4" w:themeColor="accent1"/>
+                              <w:sz w:val="72"/>
+                              <w:szCs w:val="72"/>
+                            </w:rPr>
+                            <w:t>Ingeniería de Software</w:t>
+                          </w:r>
+                        </w:p>
+                        <w:sdt>
+                          <w:sdtPr>
+                            <w:rPr>
+                              <w:rFonts w:asciiTheme="majorHAnsi" w:eastAsiaTheme="majorEastAsia" w:hAnsiTheme="majorHAnsi" w:cstheme="majorBidi"/>
+                              <w:color w:val="44546A" w:themeColor="text2"/>
+                              <w:sz w:val="28"/>
+                              <w:szCs w:val="28"/>
+                              <w:lang w:val="es-ES"/>
+                            </w:rPr>
+                            <w:alias w:val="Subtítulo"/>
+                            <w:id w:val="15524255"/>
+                            <w:dataBinding w:prefixMappings="xmlns:ns0='http://schemas.openxmlformats.org/package/2006/metadata/core-properties' xmlns:ns1='http://purl.org/dc/elements/1.1/'" w:xpath="/ns0:coreProperties[1]/ns1:subject[1]" w:storeItemID="{6C3C8BC8-F283-45AE-878A-BAB7291924A1}"/>
+                            <w:text/>
+                          </w:sdtPr>
+                          <w:sdtContent>
+                            <w:sdt>
+                              <w:sdtPr>
+                                <w:rPr>
+                                  <w:rFonts w:asciiTheme="majorHAnsi" w:eastAsiaTheme="majorEastAsia" w:hAnsiTheme="majorHAnsi" w:cstheme="majorBidi"/>
+                                  <w:color w:val="44546A" w:themeColor="text2"/>
+                                  <w:sz w:val="28"/>
+                                  <w:szCs w:val="28"/>
+                                  <w:lang w:val="es-ES"/>
+                                </w:rPr>
+                                <w:alias w:val="Subtítulo"/>
+                                <w:id w:val="-1344393355"/>
+                                <w:dataBinding w:prefixMappings="xmlns:ns0='http://schemas.openxmlformats.org/package/2006/metadata/core-properties' xmlns:ns1='http://purl.org/dc/elements/1.1/'" w:xpath="/ns0:coreProperties[1]/ns1:subject[1]" w:storeItemID="{6C3C8BC8-F283-45AE-878A-BAB7291924A1}"/>
+                                <w:text/>
+                              </w:sdtPr>
+                              <w:sdtContent>
+                                <w:p>
+                                  <w:pPr>
+                                    <w:rPr>
+                                      <w:rFonts w:asciiTheme="majorHAnsi" w:eastAsiaTheme="majorEastAsia" w:hAnsiTheme="majorHAnsi" w:cstheme="majorBidi"/>
+                                      <w:color w:val="44546A" w:themeColor="text2"/>
+                                      <w:sz w:val="32"/>
+                                      <w:szCs w:val="32"/>
+                                    </w:rPr>
+                                  </w:pPr>
+                                  <w:r>
+                                    <w:rPr>
+                                      <w:rFonts w:asciiTheme="majorHAnsi" w:eastAsiaTheme="majorEastAsia" w:hAnsiTheme="majorHAnsi" w:cstheme="majorBidi"/>
+                                      <w:color w:val="44546A" w:themeColor="text2"/>
+                                      <w:sz w:val="28"/>
+                                      <w:szCs w:val="28"/>
+                                      <w:lang w:val="es-ES"/>
+                                    </w:rPr>
+                                    <w:t xml:space="preserve">Comisión E </w:t>
+                                  </w:r>
+                                  <w:r>
+                                    <w:rPr>
+                                      <w:rFonts w:asciiTheme="majorHAnsi" w:eastAsiaTheme="majorEastAsia" w:hAnsiTheme="majorHAnsi" w:cstheme="majorBidi"/>
+                                      <w:color w:val="44546A" w:themeColor="text2"/>
+                                      <w:sz w:val="28"/>
+                                      <w:szCs w:val="28"/>
+                                      <w:lang w:val="es-ES"/>
+                                    </w:rPr>
+                                    <w:t>- Prof.</w:t>
+                                  </w:r>
+                                  <w:r>
+                                    <w:rPr>
+                                      <w:rFonts w:asciiTheme="majorHAnsi" w:eastAsiaTheme="majorEastAsia" w:hAnsiTheme="majorHAnsi" w:cstheme="majorBidi"/>
+                                      <w:color w:val="44546A" w:themeColor="text2"/>
+                                      <w:sz w:val="28"/>
+                                      <w:szCs w:val="28"/>
+                                      <w:lang w:val="es-ES"/>
+                                    </w:rPr>
+                                    <w:t xml:space="preserve"> Ayelén Arias</w:t>
+                                  </w:r>
+                                  <w:r>
+                                    <w:rPr>
+                                      <w:rFonts w:asciiTheme="majorHAnsi" w:eastAsiaTheme="majorEastAsia" w:hAnsiTheme="majorHAnsi" w:cstheme="majorBidi"/>
+                                      <w:color w:val="44546A" w:themeColor="text2"/>
+                                      <w:sz w:val="28"/>
+                                      <w:szCs w:val="28"/>
+                                      <w:lang w:val="es-ES"/>
+                                    </w:rPr>
+                                    <w:t xml:space="preserve"> Gómez</w:t>
+                                  </w:r>
+                                </w:p>
+                              </w:sdtContent>
+                            </w:sdt>
+                          </w:sdtContent>
+                        </w:sdt>
+                        <w:p>
+                          <w:pPr>
+                            <w:rPr>
+                              <w:rFonts w:asciiTheme="majorHAnsi" w:eastAsiaTheme="majorEastAsia" w:hAnsiTheme="majorHAnsi" w:cstheme="majorBidi"/>
+                              <w:color w:val="44546A" w:themeColor="text2"/>
+                              <w:sz w:val="32"/>
+                              <w:szCs w:val="32"/>
+                            </w:rPr>
+                          </w:pPr>
+                          <w:r>
+                            <w:rPr>
+                              <w:noProof/>
+                            </w:rPr>
+                            <w:drawing>
+                              <wp:inline distT="0" distB="0" distL="0" distR="0" wp14:anchorId="184E79C1" wp14:editId="2E68AB66">
+                                <wp:extent cx="2532380" cy="1687619"/>
+                                <wp:effectExtent l="0" t="0" r="1270" b="8255"/>
+                                <wp:docPr id="360078523" name="Imagen 5"/>
+                                <wp:cNvGraphicFramePr>
+                                  <a:graphicFrameLocks xmlns:a="http://schemas.openxmlformats.org/drawingml/2006/main" noChangeAspect="1"/>
+                                </wp:cNvGraphicFramePr>
+                                <a:graphic xmlns:a="http://schemas.openxmlformats.org/drawingml/2006/main">
+                                  <a:graphicData uri="http://schemas.openxmlformats.org/drawingml/2006/picture">
+                                    <pic:pic xmlns:pic="http://schemas.openxmlformats.org/drawingml/2006/picture">
+                                      <pic:nvPicPr>
+                                        <pic:cNvPr id="0" name="Picture 5"/>
+                                        <pic:cNvPicPr>
+                                          <a:picLocks noChangeAspect="1" noChangeArrowheads="1"/>
+                                        </pic:cNvPicPr>
+                                      </pic:nvPicPr>
+                                      <pic:blipFill>
+                                        <a:blip r:embed="rId7">
+                                          <a:extLst>
+                                            <a:ext uri="{28A0092B-C50C-407E-A947-70E740481C1C}">
+                                              <a14:useLocalDpi xmlns:a14="http://schemas.microsoft.com/office/drawing/2010/main" val="0"/>
+                                            </a:ext>
+                                          </a:extLst>
+                                        </a:blip>
+                                        <a:srcRect/>
+                                        <a:stretch>
+                                          <a:fillRect/>
+                                        </a:stretch>
+                                      </pic:blipFill>
+                                      <pic:spPr bwMode="auto">
+                                        <a:xfrm>
+                                          <a:off x="0" y="0"/>
+                                          <a:ext cx="2532380" cy="1687619"/>
+                                        </a:xfrm>
+                                        <a:prstGeom prst="rect">
+                                          <a:avLst/>
+                                        </a:prstGeom>
+                                        <a:noFill/>
+                                        <a:ln>
+                                          <a:noFill/>
+                                        </a:ln>
+                                      </pic:spPr>
+                                    </pic:pic>
+                                  </a:graphicData>
+                                </a:graphic>
+                              </wp:inline>
+                            </w:drawing>
+                          </w:r>
+                        </w:p>
+                      </w:txbxContent>
+                    </v:textbox>
+                    <w10:wrap type="square" anchorx="page" anchory="page"/>
+                  </v:shape>
+                </w:pict>
+              </mc:Fallback>
+            </mc:AlternateContent>
+          </w:r>
+          <w:r>
+            <w:rPr>
+              <w:noProof/>
+            </w:rPr>
+            <mc:AlternateContent>
+              <mc:Choice Requires="wps">
+                <w:drawing>
+                  <wp:anchor distT="0" distB="0" distL="114300" distR="114300" simplePos="0" relativeHeight="251665408" behindDoc="0" locked="0" layoutInCell="1" allowOverlap="1" wp14:anchorId="5F924316" wp14:editId="73253B1F">
+                    <wp:simplePos x="0" y="0"/>
+                    <wp:positionH relativeFrom="column">
+                      <wp:posOffset>1819323</wp:posOffset>
+                    </wp:positionH>
+                    <wp:positionV relativeFrom="paragraph">
+                      <wp:posOffset>6783625</wp:posOffset>
+                    </wp:positionV>
+                    <wp:extent cx="4126262" cy="1255853"/>
+                    <wp:effectExtent l="0" t="0" r="26670" b="20955"/>
+                    <wp:wrapNone/>
+                    <wp:docPr id="1626597824" name="Cuadro de texto 1"/>
+                    <wp:cNvGraphicFramePr/>
+                    <a:graphic xmlns:a="http://schemas.openxmlformats.org/drawingml/2006/main">
+                      <a:graphicData uri="http://schemas.microsoft.com/office/word/2010/wordprocessingShape">
+                        <wps:wsp>
+                          <wps:cNvSpPr txBox="1"/>
+                          <wps:spPr>
+                            <a:xfrm>
+                              <a:off x="0" y="0"/>
+                              <a:ext cx="4126262" cy="1255853"/>
+                            </a:xfrm>
+                            <a:prstGeom prst="rect">
+                              <a:avLst/>
+                            </a:prstGeom>
+                            <a:noFill/>
+                            <a:ln w="6350">
+                              <a:solidFill>
+                                <a:prstClr val="black"/>
+                              </a:solidFill>
+                            </a:ln>
+                            <a:effectLst>
+                              <a:softEdge rad="0"/>
+                            </a:effectLst>
+                          </wps:spPr>
+                          <wps:txbx>
+                            <w:txbxContent>
+                              <w:p>
+                                <w:pPr>
+                                  <w:rPr>
+                                    <w:b/>
+                                    <w:bCs/>
+                                    <w:sz w:val="44"/>
+                                    <w:szCs w:val="44"/>
+                                    <w14:textOutline w14:w="9525" w14:cap="rnd" w14:cmpd="sng" w14:algn="ctr">
+                                      <w14:noFill/>
+                                      <w14:prstDash w14:val="solid"/>
+                                      <w14:bevel/>
+                                    </w14:textOutline>
+                                  </w:rPr>
+                                </w:pPr>
+                                <w:r>
+                                  <w:rPr>
+                                    <w:b/>
+                                    <w:bCs/>
+                                    <w:sz w:val="44"/>
+                                    <w:szCs w:val="44"/>
+                                    <w14:textOutline w14:w="9525" w14:cap="rnd" w14:cmpd="sng" w14:algn="ctr">
+                                      <w14:noFill/>
+                                      <w14:prstDash w14:val="solid"/>
+                                      <w14:bevel/>
+                                    </w14:textOutline>
+                                  </w:rPr>
+                                  <w:t>Primera Entrega:</w:t>
+                                </w:r>
+                              </w:p>
+                              <w:p>
+                                <w:pPr>
+                                  <w:rPr>
+                                    <w:b/>
+                                    <w:bCs/>
+                                    <w:sz w:val="44"/>
+                                    <w:szCs w:val="44"/>
+                                    <w14:textOutline w14:w="9525" w14:cap="rnd" w14:cmpd="sng" w14:algn="ctr">
+                                      <w14:noFill/>
+                                      <w14:prstDash w14:val="solid"/>
+                                      <w14:bevel/>
+                                    </w14:textOutline>
+                                  </w:rPr>
+                                </w:pPr>
+                                <w:r>
+                                  <w:rPr>
+                                    <w:b/>
+                                    <w:bCs/>
+                                    <w:sz w:val="44"/>
+                                    <w:szCs w:val="44"/>
+                                    <w14:textOutline w14:w="9525" w14:cap="rnd" w14:cmpd="sng" w14:algn="ctr">
+                                      <w14:noFill/>
+                                      <w14:prstDash w14:val="solid"/>
+                                      <w14:bevel/>
+                                    </w14:textOutline>
+                                  </w:rPr>
+                                  <w:t>Análisis del Caso “</w:t>
+                                </w:r>
+                                <w:proofErr w:type="spellStart"/>
+                                <w:r>
+                                  <w:rPr>
+                                    <w:b/>
+                                    <w:bCs/>
+                                    <w:sz w:val="44"/>
+                                    <w:szCs w:val="44"/>
+                                    <w14:textOutline w14:w="9525" w14:cap="rnd" w14:cmpd="sng" w14:algn="ctr">
+                                      <w14:noFill/>
+                                      <w14:prstDash w14:val="solid"/>
+                                      <w14:bevel/>
+                                    </w14:textOutline>
+                                  </w:rPr>
+                                  <w:t>TodoStock</w:t>
+                                </w:r>
+                                <w:proofErr w:type="spellEnd"/>
+                                <w:r>
+                                  <w:rPr>
+                                    <w:b/>
+                                    <w:bCs/>
+                                    <w:sz w:val="44"/>
+                                    <w:szCs w:val="44"/>
+                                    <w14:textOutline w14:w="9525" w14:cap="rnd" w14:cmpd="sng" w14:algn="ctr">
+                                      <w14:noFill/>
+                                      <w14:prstDash w14:val="solid"/>
+                                      <w14:bevel/>
+                                    </w14:textOutline>
+                                  </w:rPr>
+                                  <w:t xml:space="preserve"> S.A”</w:t>
+                                </w:r>
+                              </w:p>
+                              <w:p>
+                                <w:pPr>
+                                  <w:rPr>
+                                    <w:rFonts w:cstheme="minorHAnsi"/>
+                                    <w:b/>
+                                    <w:bCs/>
+                                    <w:sz w:val="44"/>
+                                    <w:szCs w:val="44"/>
+                                    <w14:textOutline w14:w="9525" w14:cap="rnd" w14:cmpd="sng" w14:algn="ctr">
+                                      <w14:noFill/>
+                                      <w14:prstDash w14:val="solid"/>
+                                      <w14:bevel/>
+                                    </w14:textOutline>
+                                  </w:rPr>
+                                </w:pPr>
+                                <w:r>
+                                  <w:rPr>
+                                    <w:rFonts w:eastAsia="Times New Roman" w:cstheme="minorHAnsi"/>
+                                    <w:b/>
+                                    <w:bCs/>
+                                    <w:sz w:val="24"/>
+                                    <w:szCs w:val="24"/>
+                                    <w:lang w:eastAsia="es-AR"/>
+                                    <w14:textOutline w14:w="9525" w14:cap="rnd" w14:cmpd="sng" w14:algn="ctr">
+                                      <w14:noFill/>
+                                      <w14:prstDash w14:val="solid"/>
+                                      <w14:bevel/>
+                                    </w14:textOutline>
+                                  </w:rPr>
+                                  <w:t>Fecha: 02/05/2026</w:t>
+                                </w:r>
+                              </w:p>
+                            </w:txbxContent>
+                          </wps:txbx>
+                          <wps:bodyPr rot="0" spcFirstLastPara="0" vertOverflow="overflow" horzOverflow="overflow" vert="horz" wrap="square" lIns="91440" tIns="45720" rIns="91440" bIns="45720" numCol="1" spcCol="0" rtlCol="0" fromWordArt="0" anchor="t" anchorCtr="0" forceAA="0" compatLnSpc="1">
+                            <a:prstTxWarp prst="textNoShape">
+                              <a:avLst/>
+                            </a:prstTxWarp>
+                            <a:noAutofit/>
+                          </wps:bodyPr>
+                        </wps:wsp>
+                      </a:graphicData>
+                    </a:graphic>
+                    <wp14:sizeRelH relativeFrom="margin">
+                      <wp14:pctWidth>0</wp14:pctWidth>
+                    </wp14:sizeRelH>
+                    <wp14:sizeRelV relativeFrom="margin">
+                      <wp14:pctHeight>0</wp14:pctHeight>
+                    </wp14:sizeRelV>
+                  </wp:anchor>
+                </w:drawing>
+              </mc:Choice>
+              <mc:Fallback>
+                <w:pict>
+                  <v:shape w14:anchorId="5F924316" id="Cuadro de texto 1" o:spid="_x0000_s1029" type="#_x0000_t202" style="position:absolute;margin-left:143.25pt;margin-top:534.15pt;width:324.9pt;height:98.9pt;z-index:251665408;visibility:visible;mso-wrap-style:square;mso-width-percent:0;mso-height-percent:0;mso-wrap-distance-left:9pt;mso-wrap-distance-top:0;mso-wrap-distance-right:9pt;mso-wrap-distance-bottom:0;mso-position-horizontal:absolute;mso-position-horizontal-relative:text;mso-position-vertical:absolute;mso-position-vertical-relative:text;mso-width-percent:0;mso-height-percent:0;mso-width-relative:margin;mso-height-relative:margin;v-text-anchor:top" o:gfxdata="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" filled="f" strokeweight=".5pt">
+                    <v:textbox>
+                      <w:txbxContent>
+                        <w:p>
+                          <w:pPr>
+                            <w:rPr>
+                              <w:b/>
+                              <w:bCs/>
+                              <w:sz w:val="44"/>
+                              <w:szCs w:val="44"/>
+                              <w14:textOutline w14:w="9525" w14:cap="rnd" w14:cmpd="sng" w14:algn="ctr">
+                                <w14:noFill/>
+                                <w14:prstDash w14:val="solid"/>
+                                <w14:bevel/>
+                              </w14:textOutline>
+                            </w:rPr>
+                          </w:pPr>
+                          <w:r>
+                            <w:rPr>
+                              <w:b/>
+                              <w:bCs/>
+                              <w:sz w:val="44"/>
+                              <w:szCs w:val="44"/>
+                              <w14:textOutline w14:w="9525" w14:cap="rnd" w14:cmpd="sng" w14:algn="ctr">
+                                <w14:noFill/>
+                                <w14:prstDash w14:val="solid"/>
+                                <w14:bevel/>
+                              </w14:textOutline>
+                            </w:rPr>
+                            <w:t>Primera Entrega:</w:t>
+                          </w:r>
+                        </w:p>
+                        <w:p>
+                          <w:pPr>
+                            <w:rPr>
+                              <w:b/>
+                              <w:bCs/>
+                              <w:sz w:val="44"/>
+                              <w:szCs w:val="44"/>
+                              <w14:textOutline w14:w="9525" w14:cap="rnd" w14:cmpd="sng" w14:algn="ctr">
+                                <w14:noFill/>
+                                <w14:prstDash w14:val="solid"/>
+                                <w14:bevel/>
+                              </w14:textOutline>
+                            </w:rPr>
+                          </w:pPr>
+                          <w:r>
+                            <w:rPr>
+                              <w:b/>
+                              <w:bCs/>
+                              <w:sz w:val="44"/>
+                              <w:szCs w:val="44"/>
+                              <w14:textOutline w14:w="9525" w14:cap="rnd" w14:cmpd="sng" w14:algn="ctr">
+                                <w14:noFill/>
+                                <w14:prstDash w14:val="solid"/>
+                                <w14:bevel/>
+                              </w14:textOutline>
+                            </w:rPr>
+                            <w:t>Análisis del Caso “</w:t>
+                          </w:r>
+                          <w:proofErr w:type="spellStart"/>
+                          <w:r>
+                            <w:rPr>
+                              <w:b/>
+                              <w:bCs/>
+                              <w:sz w:val="44"/>
+                              <w:szCs w:val="44"/>
+                              <w14:textOutline w14:w="9525" w14:cap="rnd" w14:cmpd="sng" w14:algn="ctr">
+                                <w14:noFill/>
+                                <w14:prstDash w14:val="solid"/>
+                                <w14:bevel/>
+                              </w14:textOutline>
+                            </w:rPr>
+                            <w:t>TodoStock</w:t>
+                          </w:r>
+                          <w:proofErr w:type="spellEnd"/>
+                          <w:r>
+                            <w:rPr>
+                              <w:b/>
+                              <w:bCs/>
+                              <w:sz w:val="44"/>
+                              <w:szCs w:val="44"/>
+                              <w14:textOutline w14:w="9525" w14:cap="rnd" w14:cmpd="sng" w14:algn="ctr">
+                                <w14:noFill/>
+                                <w14:prstDash w14:val="solid"/>
+                                <w14:bevel/>
+                              </w14:textOutline>
+                            </w:rPr>
+                            <w:t xml:space="preserve"> S.A”</w:t>
+                          </w:r>
+                        </w:p>
+                        <w:p>
+                          <w:pPr>
+                            <w:rPr>
+                              <w:rFonts w:cstheme="minorHAnsi"/>
+                              <w:b/>
+                              <w:bCs/>
+                              <w:sz w:val="44"/>
+                              <w:szCs w:val="44"/>
+                              <w14:textOutline w14:w="9525" w14:cap="rnd" w14:cmpd="sng" w14:algn="ctr">
+                                <w14:noFill/>
+                                <w14:prstDash w14:val="solid"/>
+                                <w14:bevel/>
+                              </w14:textOutline>
+                            </w:rPr>
+                          </w:pPr>
+                          <w:r>
+                            <w:rPr>
+                              <w:rFonts w:eastAsia="Times New Roman" w:cstheme="minorHAnsi"/>
+                              <w:b/>
+                              <w:bCs/>
+                              <w:sz w:val="24"/>
+                              <w:szCs w:val="24"/>
+                              <w:lang w:eastAsia="es-AR"/>
+                              <w14:textOutline w14:w="9525" w14:cap="rnd" w14:cmpd="sng" w14:algn="ctr">
+                                <w14:noFill/>
+                                <w14:prstDash w14:val="solid"/>
+                                <w14:bevel/>
+                              </w14:textOutline>
+                            </w:rPr>
+                            <w:t>Fecha: 02/05/2026</w:t>
+                          </w:r>
+                        </w:p>
+                      </w:txbxContent>
+                    </v:textbox>
+                  </v:shape>
+                </w:pict>
+              </mc:Fallback>
+            </mc:AlternateContent>
+          </w:r>
+          <w:r>
+            <w:rPr>
+              <w:noProof/>
+            </w:rPr>
+            <mc:AlternateContent>
+              <mc:Choice Requires="wps">
+                <w:drawing>
+                  <wp:anchor distT="0" distB="0" distL="114300" distR="114300" simplePos="0" relativeHeight="251664384" behindDoc="0" locked="0" layoutInCell="1" allowOverlap="1" wp14:anchorId="2BEFF1DE" wp14:editId="0294EF7D">
+                    <wp:simplePos x="0" y="0"/>
+                    <wp:positionH relativeFrom="page">
+                      <wp:posOffset>3306373</wp:posOffset>
+                    </wp:positionH>
+                    <wp:positionV relativeFrom="page">
+                      <wp:posOffset>7132955</wp:posOffset>
+                    </wp:positionV>
+                    <wp:extent cx="3159888" cy="268605"/>
+                    <wp:effectExtent l="0" t="0" r="0" b="0"/>
+                    <wp:wrapSquare wrapText="bothSides"/>
+                    <wp:docPr id="465" name="Cuadro de texto 255"/>
+                    <wp:cNvGraphicFramePr/>
+                    <a:graphic xmlns:a="http://schemas.openxmlformats.org/drawingml/2006/main">
+                      <a:graphicData uri="http://schemas.microsoft.com/office/word/2010/wordprocessingShape">
+                        <wps:wsp>
+                          <wps:cNvSpPr txBox="1"/>
+                          <wps:spPr>
+                            <a:xfrm>
+                              <a:off x="0" y="0"/>
+                              <a:ext cx="3159888" cy="268605"/>
+                            </a:xfrm>
+                            <a:prstGeom prst="rect">
+                              <a:avLst/>
+                            </a:prstGeom>
+                            <a:noFill/>
+                            <a:ln w="6350">
+                              <a:noFill/>
+                            </a:ln>
+                            <a:effectLst/>
+                          </wps:spPr>
+                          <wps:txbx>
+                            <w:txbxContent>
+                              <w:p>
+                                <w:pPr>
+                                  <w:pStyle w:val="Sinespaciado"/>
+                                  <w:rPr>
+                                    <w:color w:val="44546A" w:themeColor="text2"/>
+                                  </w:rPr>
+                                </w:pPr>
+                                <w:sdt>
+                                  <w:sdtPr>
+                                    <w:rPr>
+                                      <w:color w:val="44546A" w:themeColor="text2"/>
+                                    </w:rPr>
+                                    <w:alias w:val="Autor"/>
+                                    <w:id w:val="15524260"/>
+                                    <w:dataBinding w:prefixMappings="xmlns:ns0='http://schemas.openxmlformats.org/package/2006/metadata/core-properties' xmlns:ns1='http://purl.org/dc/elements/1.1/'" w:xpath="/ns0:coreProperties[1]/ns1:creator[1]" w:storeItemID="{6C3C8BC8-F283-45AE-878A-BAB7291924A1}"/>
+                                    <w:text/>
+                                  </w:sdtPr>
+                                  <w:sdtContent>
+                                    <w:r>
+                                      <w:rPr>
+                                        <w:color w:val="44546A" w:themeColor="text2"/>
+                                      </w:rPr>
+                                      <w:t>Sergio Galván</w:t>
+                                    </w:r>
+                                  </w:sdtContent>
+                                </w:sdt>
+                                <w:r>
+                                  <w:rPr>
+                                    <w:color w:val="44546A" w:themeColor="text2"/>
+                                  </w:rPr>
+                                  <w:t>, Víctor Álvarez y Alejandro Rodriguez</w:t>
+                                </w:r>
+                              </w:p>
+                            </w:txbxContent>
+                          </wps:txbx>
+                          <wps:bodyPr rot="0" spcFirstLastPara="0" vertOverflow="overflow" horzOverflow="overflow" vert="horz" wrap="square" lIns="91440" tIns="45720" rIns="91440" bIns="45720" numCol="1" spcCol="0" rtlCol="0" fromWordArt="0" anchor="b" anchorCtr="0" forceAA="0" compatLnSpc="1">
+                            <a:prstTxWarp prst="textNoShape">
+                              <a:avLst/>
+                            </a:prstTxWarp>
+                            <a:spAutoFit/>
+                          </wps:bodyPr>
+                        </wps:wsp>
+                      </a:graphicData>
+                    </a:graphic>
+                    <wp14:sizeRelH relativeFrom="page">
+                      <wp14:pctWidth>0</wp14:pctWidth>
+                    </wp14:sizeRelH>
+                    <wp14:sizeRelV relativeFrom="margin">
+                      <wp14:pctHeight>0</wp14:pctHeight>
+                    </wp14:sizeRelV>
+                  </wp:anchor>
+                </w:drawing>
+              </mc:Choice>
+              <mc:Fallback>
+                <w:pict>
+                  <v:shape w14:anchorId="2BEFF1DE" id="Cuadro de texto 255" o:spid="_x0000_s1030" type="#_x0000_t202" style="position:absolute;margin-left:260.35pt;margin-top:561.65pt;width:248.8pt;height:21.15pt;z-index:251664384;visibility:visible;mso-wrap-style:square;mso-width-percent:0;mso-height-percent:0;mso-wrap-distance-left:9pt;mso-wrap-distance-top:0;mso-wrap-distance-right:9pt;mso-wrap-distance-bottom:0;mso-position-horizontal:absolute;mso-position-horizontal-relative:page;mso-position-vertical:absolute;mso-position-vertical-relative:page;mso-width-percent:0;mso-height-percent:0;mso-width-relative:page;mso-height-relative:margin;v-text-anchor:bottom" o:gfxdata="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" filled="f" stroked="f" strokeweight=".5pt">
+                    <v:textbox style="mso-fit-shape-to-text:t">
+                      <w:txbxContent>
+                        <w:p>
+                          <w:pPr>
+                            <w:pStyle w:val="Sinespaciado"/>
+                            <w:rPr>
+                              <w:color w:val="44546A" w:themeColor="text2"/>
+                            </w:rPr>
+                          </w:pPr>
+                          <w:sdt>
+                            <w:sdtPr>
+                              <w:rPr>
+                                <w:color w:val="44546A" w:themeColor="text2"/>
+                              </w:rPr>
+                              <w:alias w:val="Autor"/>
+                              <w:id w:val="15524260"/>
+                              <w:dataBinding w:prefixMappings="xmlns:ns0='http://schemas.openxmlformats.org/package/2006/metadata/core-properties' xmlns:ns1='http://purl.org/dc/elements/1.1/'" w:xpath="/ns0:coreProperties[1]/ns1:creator[1]" w:storeItemID="{6C3C8BC8-F283-45AE-878A-BAB7291924A1}"/>
+                              <w:text/>
+                            </w:sdtPr>
+                            <w:sdtContent>
+                              <w:r>
+                                <w:rPr>
+                                  <w:color w:val="44546A" w:themeColor="text2"/>
+                                </w:rPr>
+                                <w:t>Sergio Galván</w:t>
+                              </w:r>
+                            </w:sdtContent>
+                          </w:sdt>
+                          <w:r>
+                            <w:rPr>
+                              <w:color w:val="44546A" w:themeColor="text2"/>
+                            </w:rPr>
+                            <w:t>, Víctor Álvarez y Alejandro Rodriguez</w:t>
+                          </w:r>
+                        </w:p>
+                      </w:txbxContent>
+                    </v:textbox>
+                    <w10:wrap type="square" anchorx="page" anchory="page"/>
+                  </v:shape>
+                </w:pict>
+              </mc:Fallback>
+            </mc:AlternateContent>
+          </w:r>
+          <w:r>
+            <w:rPr>
+              <w:rFonts w:ascii="Inter" w:eastAsia="Times New Roman" w:hAnsi="Inter" w:cs="Times New Roman"/>
+              <w:b/>
+              <w:bCs/>
+              <w:color w:val="0F1115"/>
+              <w:kern w:val="36"/>
+              <w:sz w:val="36"/>
+              <w:szCs w:val="36"/>
+              <w:lang w:eastAsia="es-AR"/>
+            </w:rPr>
+            <w:br w:type="page"/>
+          </w:r>
+        </w:p>
+      </w:sdtContent>
+    </w:sdt>
     <w:p>
       <w:pPr>
         <w:pStyle w:val="Ttulo2"/>
@@ -542,7 +1474,7 @@
       </w:pPr>
       <w:r>
         <w:rPr>
-          <w:rStyle w:val="Textoennegrita"/>
+          <w:rStyle w:val="Fuerte"/>
           <w:rFonts w:ascii="Inter" w:eastAsiaTheme="majorEastAsia" w:hAnsi="Inter"/>
           <w:color w:val="0F1115"/>
         </w:rPr>
@@ -580,7 +1512,7 @@
       </w:r>
       <w:r>
         <w:rPr>
-          <w:rStyle w:val="Textoennegrita"/>
+          <w:rStyle w:val="Fuerte"/>
           <w:rFonts w:ascii="Inter" w:eastAsiaTheme="majorEastAsia" w:hAnsi="Inter"/>
           <w:color w:val="0F1115"/>
         </w:rPr>
@@ -602,7 +1534,7 @@
       </w:r>
       <w:r>
         <w:rPr>
-          <w:rStyle w:val="Textoennegrita"/>
+          <w:rStyle w:val="Fuerte"/>
           <w:rFonts w:ascii="Inter" w:eastAsiaTheme="majorEastAsia" w:hAnsi="Inter"/>
           <w:color w:val="0F1115"/>
         </w:rPr>
@@ -624,7 +1556,7 @@
       </w:r>
       <w:r>
         <w:rPr>
-          <w:rStyle w:val="Textoennegrita"/>
+          <w:rStyle w:val="Fuerte"/>
           <w:rFonts w:ascii="Inter" w:eastAsiaTheme="majorEastAsia" w:hAnsi="Inter"/>
           <w:color w:val="0F1115"/>
         </w:rPr>
@@ -646,7 +1578,7 @@
       </w:r>
       <w:r>
         <w:rPr>
-          <w:rStyle w:val="Textoennegrita"/>
+          <w:rStyle w:val="Fuerte"/>
           <w:rFonts w:ascii="Inter" w:eastAsiaTheme="majorEastAsia" w:hAnsi="Inter"/>
           <w:color w:val="0F1115"/>
         </w:rPr>
@@ -668,7 +1600,7 @@
       </w:r>
       <w:r>
         <w:rPr>
-          <w:rStyle w:val="Textoennegrita"/>
+          <w:rStyle w:val="Fuerte"/>
           <w:rFonts w:ascii="Inter" w:eastAsiaTheme="majorEastAsia" w:hAnsi="Inter"/>
           <w:color w:val="0F1115"/>
         </w:rPr>
@@ -783,7 +1715,7 @@
     <w:tbl>
       <w:tblPr>
         <w:tblW w:w="10686" w:type="dxa"/>
-        <w:tblInd w:w="-616" w:type="dxa"/>
+        <w:tblInd w:w="-1094" w:type="dxa"/>
         <w:tblCellMar>
           <w:left w:w="70" w:type="dxa"/>
           <w:right w:w="70" w:type="dxa"/>
@@ -922,7 +1854,6 @@
               <w:bottom w:val="single" w:sz="4" w:space="0" w:color="auto"/>
               <w:right w:val="single" w:sz="4" w:space="0" w:color="auto"/>
             </w:tcBorders>
-            <w:shd w:val="clear" w:color="auto" w:fill="auto"/>
             <w:vAlign w:val="center"/>
             <w:hideMark/>
           </w:tcPr>
@@ -995,7 +1926,6 @@
               <w:bottom w:val="single" w:sz="4" w:space="0" w:color="auto"/>
               <w:right w:val="single" w:sz="4" w:space="0" w:color="auto"/>
             </w:tcBorders>
-            <w:shd w:val="clear" w:color="auto" w:fill="auto"/>
             <w:vAlign w:val="center"/>
             <w:hideMark/>
           </w:tcPr>
@@ -1068,7 +1998,6 @@
               <w:bottom w:val="single" w:sz="4" w:space="0" w:color="auto"/>
               <w:right w:val="single" w:sz="4" w:space="0" w:color="auto"/>
             </w:tcBorders>
-            <w:shd w:val="clear" w:color="auto" w:fill="auto"/>
             <w:vAlign w:val="center"/>
             <w:hideMark/>
           </w:tcPr>
@@ -1141,7 +2070,6 @@
               <w:bottom w:val="single" w:sz="4" w:space="0" w:color="auto"/>
               <w:right w:val="single" w:sz="4" w:space="0" w:color="auto"/>
             </w:tcBorders>
-            <w:shd w:val="clear" w:color="auto" w:fill="auto"/>
             <w:vAlign w:val="center"/>
             <w:hideMark/>
           </w:tcPr>
@@ -1214,7 +2142,6 @@
               <w:bottom w:val="single" w:sz="4" w:space="0" w:color="auto"/>
               <w:right w:val="single" w:sz="4" w:space="0" w:color="auto"/>
             </w:tcBorders>
-            <w:shd w:val="clear" w:color="auto" w:fill="auto"/>
             <w:vAlign w:val="center"/>
             <w:hideMark/>
           </w:tcPr>
@@ -1264,7 +2191,7 @@
       </w:pPr>
       <w:r>
         <w:rPr>
-          <w:rStyle w:val="Textoennegrita"/>
+          <w:rStyle w:val="Fuerte"/>
           <w:rFonts w:ascii="Inter" w:eastAsiaTheme="majorEastAsia" w:hAnsi="Inter"/>
           <w:color w:val="0F1115"/>
         </w:rPr>
@@ -1340,18 +2267,17 @@
     <w:p>
       <w:pPr>
         <w:rPr>
-          <w:rFonts w:ascii="Inter" w:eastAsiaTheme="majorEastAsia" w:hAnsi="Inter" w:cstheme="majorBidi"/>
-          <w:color w:val="0F1115"/>
-          <w:sz w:val="30"/>
-          <w:szCs w:val="30"/>
-        </w:rPr>
-      </w:pPr>
-      <w:r>
-        <w:rPr>
-          <w:rFonts w:ascii="Inter" w:hAnsi="Inter"/>
-          <w:color w:val="0F1115"/>
-          <w:sz w:val="30"/>
-          <w:szCs w:val="30"/>
+          <w:rFonts w:ascii="Inter" w:eastAsia="Times New Roman" w:hAnsi="Inter" w:cs="Times New Roman"/>
+          <w:color w:val="0F1115"/>
+          <w:sz w:val="24"/>
+          <w:szCs w:val="24"/>
+          <w:lang w:eastAsia="es-AR"/>
+        </w:rPr>
+      </w:pPr>
+      <w:r>
+        <w:rPr>
+          <w:rFonts w:ascii="Inter" w:hAnsi="Inter"/>
+          <w:color w:val="0F1115"/>
         </w:rPr>
         <w:br w:type="page"/>
       </w:r>
@@ -1382,7 +2308,7 @@
     <w:tbl>
       <w:tblPr>
         <w:tblW w:w="10524" w:type="dxa"/>
-        <w:tblInd w:w="-586" w:type="dxa"/>
+        <w:tblInd w:w="-1016" w:type="dxa"/>
         <w:tblCellMar>
           <w:left w:w="70" w:type="dxa"/>
           <w:right w:w="70" w:type="dxa"/>
@@ -1525,7 +2451,6 @@
               <w:bottom w:val="single" w:sz="4" w:space="0" w:color="auto"/>
               <w:right w:val="single" w:sz="4" w:space="0" w:color="auto"/>
             </w:tcBorders>
-            <w:shd w:val="clear" w:color="auto" w:fill="auto"/>
             <w:vAlign w:val="center"/>
             <w:hideMark/>
           </w:tcPr>
@@ -1606,7 +2531,6 @@
               <w:bottom w:val="single" w:sz="4" w:space="0" w:color="auto"/>
               <w:right w:val="single" w:sz="4" w:space="0" w:color="auto"/>
             </w:tcBorders>
-            <w:shd w:val="clear" w:color="auto" w:fill="auto"/>
             <w:vAlign w:val="center"/>
             <w:hideMark/>
           </w:tcPr>
@@ -1687,7 +2611,6 @@
               <w:bottom w:val="single" w:sz="4" w:space="0" w:color="auto"/>
               <w:right w:val="single" w:sz="4" w:space="0" w:color="auto"/>
             </w:tcBorders>
-            <w:shd w:val="clear" w:color="auto" w:fill="auto"/>
             <w:vAlign w:val="center"/>
             <w:hideMark/>
           </w:tcPr>
@@ -1768,7 +2691,6 @@
               <w:bottom w:val="single" w:sz="4" w:space="0" w:color="auto"/>
               <w:right w:val="single" w:sz="4" w:space="0" w:color="auto"/>
             </w:tcBorders>
-            <w:shd w:val="clear" w:color="auto" w:fill="auto"/>
             <w:vAlign w:val="center"/>
             <w:hideMark/>
           </w:tcPr>
@@ -1885,7 +2807,6 @@
               <w:bottom w:val="single" w:sz="4" w:space="0" w:color="auto"/>
               <w:right w:val="single" w:sz="4" w:space="0" w:color="auto"/>
             </w:tcBorders>
-            <w:shd w:val="clear" w:color="auto" w:fill="auto"/>
             <w:vAlign w:val="center"/>
             <w:hideMark/>
           </w:tcPr>
@@ -1910,321 +2831,12 @@
               </w:rPr>
               <w:t>Alta competencia, presión por plazos de entrega, aumento de costos logísticos, productos con fechas de vencimiento críticas.</w:t>
             </w:r>
-          </w:p>
-        </w:tc>
-      </w:tr>
-    </w:tbl>
-    <w:p/>
-    <w:p/>
-    <w:tbl>
-      <w:tblPr>
-        <w:tblW w:w="11280" w:type="dxa"/>
-        <w:tblInd w:w="-1383" w:type="dxa"/>
-        <w:tblCellMar>
-          <w:top w:w="15" w:type="dxa"/>
-          <w:left w:w="15" w:type="dxa"/>
-          <w:bottom w:w="15" w:type="dxa"/>
-          <w:right w:w="15" w:type="dxa"/>
-        </w:tblCellMar>
-        <w:tblLook w:val="04A0" w:firstRow="1" w:lastRow="0" w:firstColumn="1" w:lastColumn="0" w:noHBand="0" w:noVBand="1"/>
-      </w:tblPr>
-      <w:tblGrid>
-        <w:gridCol w:w="3791"/>
-        <w:gridCol w:w="7489"/>
-      </w:tblGrid>
-      <w:tr>
-        <w:trPr>
-          <w:tblHeader/>
-        </w:trPr>
-        <w:tc>
-          <w:tcPr>
-            <w:tcW w:w="0" w:type="auto"/>
-            <w:tcBorders>
-              <w:top w:val="nil"/>
-            </w:tcBorders>
-            <w:tcMar>
-              <w:top w:w="150" w:type="dxa"/>
-              <w:left w:w="0" w:type="dxa"/>
-              <w:bottom w:w="150" w:type="dxa"/>
-              <w:right w:w="240" w:type="dxa"/>
-            </w:tcMar>
-            <w:vAlign w:val="center"/>
-          </w:tcPr>
-          <w:p>
-            <w:pPr>
-              <w:spacing w:line="375" w:lineRule="atLeast"/>
-              <w:rPr>
-                <w:rFonts w:ascii="Inter" w:hAnsi="Inter"/>
-                <w:sz w:val="23"/>
-                <w:szCs w:val="23"/>
-              </w:rPr>
-            </w:pPr>
-          </w:p>
-        </w:tc>
-        <w:tc>
-          <w:tcPr>
-            <w:tcW w:w="0" w:type="auto"/>
-            <w:tcBorders>
-              <w:top w:val="nil"/>
-            </w:tcBorders>
-            <w:tcMar>
-              <w:top w:w="150" w:type="dxa"/>
-              <w:left w:w="240" w:type="dxa"/>
-              <w:bottom w:w="150" w:type="dxa"/>
-              <w:right w:w="240" w:type="dxa"/>
-            </w:tcMar>
-            <w:vAlign w:val="center"/>
-          </w:tcPr>
-          <w:p>
-            <w:pPr>
-              <w:spacing w:line="375" w:lineRule="atLeast"/>
-              <w:rPr>
-                <w:rFonts w:ascii="Inter" w:hAnsi="Inter"/>
-                <w:sz w:val="23"/>
-                <w:szCs w:val="23"/>
-              </w:rPr>
-            </w:pPr>
-          </w:p>
-        </w:tc>
-      </w:tr>
-      <w:tr>
-        <w:tc>
-          <w:tcPr>
-            <w:tcW w:w="0" w:type="auto"/>
-            <w:tcMar>
-              <w:top w:w="150" w:type="dxa"/>
-              <w:left w:w="0" w:type="dxa"/>
-              <w:bottom w:w="150" w:type="dxa"/>
-              <w:right w:w="240" w:type="dxa"/>
-            </w:tcMar>
-            <w:vAlign w:val="center"/>
-          </w:tcPr>
-          <w:p>
-            <w:pPr>
-              <w:spacing w:line="375" w:lineRule="atLeast"/>
-              <w:rPr>
-                <w:rFonts w:ascii="Inter" w:hAnsi="Inter"/>
-                <w:sz w:val="23"/>
-                <w:szCs w:val="23"/>
-              </w:rPr>
-            </w:pPr>
-          </w:p>
-        </w:tc>
-        <w:tc>
-          <w:tcPr>
-            <w:tcW w:w="0" w:type="auto"/>
-            <w:tcMar>
-              <w:top w:w="150" w:type="dxa"/>
-              <w:left w:w="240" w:type="dxa"/>
-              <w:bottom w:w="150" w:type="dxa"/>
-              <w:right w:w="0" w:type="dxa"/>
-            </w:tcMar>
-            <w:vAlign w:val="center"/>
-          </w:tcPr>
-          <w:p>
-            <w:pPr>
-              <w:spacing w:line="375" w:lineRule="atLeast"/>
-              <w:rPr>
-                <w:rFonts w:ascii="Inter" w:hAnsi="Inter"/>
-                <w:sz w:val="23"/>
-                <w:szCs w:val="23"/>
-              </w:rPr>
-            </w:pPr>
-          </w:p>
-        </w:tc>
-      </w:tr>
-      <w:tr>
-        <w:tc>
-          <w:tcPr>
-            <w:tcW w:w="0" w:type="auto"/>
-            <w:tcMar>
-              <w:top w:w="150" w:type="dxa"/>
-              <w:left w:w="0" w:type="dxa"/>
-              <w:bottom w:w="150" w:type="dxa"/>
-              <w:right w:w="240" w:type="dxa"/>
-            </w:tcMar>
-            <w:vAlign w:val="center"/>
-          </w:tcPr>
-          <w:p>
-            <w:pPr>
-              <w:spacing w:line="375" w:lineRule="atLeast"/>
-              <w:rPr>
-                <w:rFonts w:ascii="Inter" w:hAnsi="Inter"/>
-                <w:sz w:val="23"/>
-                <w:szCs w:val="23"/>
-              </w:rPr>
-            </w:pPr>
-          </w:p>
-        </w:tc>
-        <w:tc>
-          <w:tcPr>
-            <w:tcW w:w="0" w:type="auto"/>
-            <w:tcMar>
-              <w:top w:w="150" w:type="dxa"/>
-              <w:left w:w="240" w:type="dxa"/>
-              <w:bottom w:w="150" w:type="dxa"/>
-              <w:right w:w="0" w:type="dxa"/>
-            </w:tcMar>
-            <w:vAlign w:val="center"/>
-          </w:tcPr>
-          <w:p>
-            <w:pPr>
-              <w:spacing w:line="375" w:lineRule="atLeast"/>
-              <w:rPr>
-                <w:rFonts w:ascii="Inter" w:hAnsi="Inter"/>
-                <w:sz w:val="23"/>
-                <w:szCs w:val="23"/>
-              </w:rPr>
-            </w:pPr>
-          </w:p>
-        </w:tc>
-      </w:tr>
-      <w:tr>
-        <w:tc>
-          <w:tcPr>
-            <w:tcW w:w="0" w:type="auto"/>
-            <w:tcMar>
-              <w:top w:w="150" w:type="dxa"/>
-              <w:left w:w="0" w:type="dxa"/>
-              <w:bottom w:w="150" w:type="dxa"/>
-              <w:right w:w="240" w:type="dxa"/>
-            </w:tcMar>
-            <w:vAlign w:val="center"/>
-          </w:tcPr>
-          <w:p>
-            <w:pPr>
-              <w:spacing w:line="375" w:lineRule="atLeast"/>
-              <w:rPr>
-                <w:rFonts w:ascii="Inter" w:hAnsi="Inter"/>
-                <w:sz w:val="23"/>
-                <w:szCs w:val="23"/>
-              </w:rPr>
-            </w:pPr>
-          </w:p>
-        </w:tc>
-        <w:tc>
-          <w:tcPr>
-            <w:tcW w:w="0" w:type="auto"/>
-            <w:tcMar>
-              <w:top w:w="150" w:type="dxa"/>
-              <w:left w:w="240" w:type="dxa"/>
-              <w:bottom w:w="150" w:type="dxa"/>
-              <w:right w:w="0" w:type="dxa"/>
-            </w:tcMar>
-            <w:vAlign w:val="center"/>
-          </w:tcPr>
-          <w:p>
-            <w:pPr>
-              <w:spacing w:line="375" w:lineRule="atLeast"/>
-              <w:rPr>
-                <w:rFonts w:ascii="Inter" w:hAnsi="Inter"/>
-                <w:sz w:val="23"/>
-                <w:szCs w:val="23"/>
-              </w:rPr>
-            </w:pPr>
-          </w:p>
-        </w:tc>
-      </w:tr>
-      <w:tr>
-        <w:tc>
-          <w:tcPr>
-            <w:tcW w:w="0" w:type="auto"/>
-            <w:tcMar>
-              <w:top w:w="150" w:type="dxa"/>
-              <w:left w:w="0" w:type="dxa"/>
-              <w:bottom w:w="150" w:type="dxa"/>
-              <w:right w:w="240" w:type="dxa"/>
-            </w:tcMar>
-            <w:vAlign w:val="center"/>
-          </w:tcPr>
-          <w:p>
-            <w:pPr>
-              <w:spacing w:line="375" w:lineRule="atLeast"/>
-              <w:rPr>
-                <w:rFonts w:ascii="Inter" w:hAnsi="Inter"/>
-                <w:sz w:val="23"/>
-                <w:szCs w:val="23"/>
-              </w:rPr>
-            </w:pPr>
-          </w:p>
-        </w:tc>
-        <w:tc>
-          <w:tcPr>
-            <w:tcW w:w="0" w:type="auto"/>
-            <w:tcMar>
-              <w:top w:w="150" w:type="dxa"/>
-              <w:left w:w="240" w:type="dxa"/>
-              <w:bottom w:w="150" w:type="dxa"/>
-              <w:right w:w="0" w:type="dxa"/>
-            </w:tcMar>
-            <w:vAlign w:val="center"/>
-          </w:tcPr>
-          <w:p>
-            <w:pPr>
-              <w:spacing w:line="375" w:lineRule="atLeast"/>
-              <w:rPr>
-                <w:rFonts w:ascii="Inter" w:hAnsi="Inter"/>
-                <w:sz w:val="23"/>
-                <w:szCs w:val="23"/>
-              </w:rPr>
-            </w:pPr>
-          </w:p>
-        </w:tc>
-      </w:tr>
-      <w:tr>
-        <w:tc>
-          <w:tcPr>
-            <w:tcW w:w="0" w:type="auto"/>
-            <w:tcMar>
-              <w:top w:w="150" w:type="dxa"/>
-              <w:left w:w="0" w:type="dxa"/>
-              <w:bottom w:w="150" w:type="dxa"/>
-              <w:right w:w="240" w:type="dxa"/>
-            </w:tcMar>
-            <w:vAlign w:val="center"/>
-          </w:tcPr>
-          <w:p>
-            <w:pPr>
-              <w:spacing w:line="375" w:lineRule="atLeast"/>
-              <w:rPr>
-                <w:rFonts w:ascii="Inter" w:hAnsi="Inter"/>
-                <w:sz w:val="23"/>
-                <w:szCs w:val="23"/>
-              </w:rPr>
-            </w:pPr>
-          </w:p>
-        </w:tc>
-        <w:tc>
-          <w:tcPr>
-            <w:tcW w:w="0" w:type="auto"/>
-            <w:tcMar>
-              <w:top w:w="150" w:type="dxa"/>
-              <w:left w:w="240" w:type="dxa"/>
-              <w:bottom w:w="150" w:type="dxa"/>
-              <w:right w:w="0" w:type="dxa"/>
-            </w:tcMar>
-            <w:vAlign w:val="center"/>
-          </w:tcPr>
-          <w:p>
-            <w:pPr>
-              <w:spacing w:line="375" w:lineRule="atLeast"/>
-              <w:rPr>
-                <w:rFonts w:ascii="Inter" w:hAnsi="Inter"/>
-                <w:sz w:val="23"/>
-                <w:szCs w:val="23"/>
-              </w:rPr>
-            </w:pPr>
           </w:p>
         </w:tc>
       </w:tr>
     </w:tbl>
     <w:p/>
     <w:p>
-      <w:r>
-        <w:br w:type="page"/>
-      </w:r>
-    </w:p>
-    <w:p>
       <w:pPr>
         <w:pStyle w:val="Ttulo2"/>
         <w:shd w:val="clear" w:color="auto" w:fill="FFFFFF"/>
@@ -2243,7 +2855,6 @@
           <w:sz w:val="33"/>
           <w:szCs w:val="33"/>
         </w:rPr>
-        <w:lastRenderedPageBreak/>
         <w:t>2. Modelo Organizativo</w:t>
       </w:r>
     </w:p>
@@ -2295,7 +2906,7 @@
                     <pic:cNvPicPr/>
                   </pic:nvPicPr>
                   <pic:blipFill>
-                    <a:blip r:embed="rId5">
+                    <a:blip r:embed="rId8">
                       <a:extLst>
                         <a:ext uri="{28A0092B-C50C-407E-A947-70E740481C1C}">
                           <a14:useLocalDpi xmlns:a14="http://schemas.microsoft.com/office/drawing/2010/main" val="0"/>
@@ -2335,6 +2946,7 @@
         </w:rPr>
       </w:pPr>
       <w:r>
+        <w:lastRenderedPageBreak/>
         <w:br/>
       </w:r>
       <w:r>
@@ -2529,7 +3141,6 @@
               <w:bottom w:val="single" w:sz="4" w:space="0" w:color="auto"/>
               <w:right w:val="single" w:sz="4" w:space="0" w:color="auto"/>
             </w:tcBorders>
-            <w:shd w:val="clear" w:color="auto" w:fill="auto"/>
             <w:vAlign w:val="center"/>
             <w:hideMark/>
           </w:tcPr>
@@ -2565,7 +3176,6 @@
               <w:bottom w:val="single" w:sz="4" w:space="0" w:color="auto"/>
               <w:right w:val="single" w:sz="4" w:space="0" w:color="auto"/>
             </w:tcBorders>
-            <w:shd w:val="clear" w:color="auto" w:fill="auto"/>
             <w:vAlign w:val="center"/>
             <w:hideMark/>
           </w:tcPr>
@@ -2642,7 +3252,6 @@
               <w:bottom w:val="single" w:sz="4" w:space="0" w:color="auto"/>
               <w:right w:val="single" w:sz="4" w:space="0" w:color="auto"/>
             </w:tcBorders>
-            <w:shd w:val="clear" w:color="auto" w:fill="auto"/>
             <w:vAlign w:val="center"/>
             <w:hideMark/>
           </w:tcPr>
@@ -2678,7 +3287,6 @@
               <w:bottom w:val="single" w:sz="4" w:space="0" w:color="auto"/>
               <w:right w:val="single" w:sz="4" w:space="0" w:color="auto"/>
             </w:tcBorders>
-            <w:shd w:val="clear" w:color="auto" w:fill="auto"/>
             <w:vAlign w:val="center"/>
             <w:hideMark/>
           </w:tcPr>
@@ -2755,7 +3363,6 @@
               <w:bottom w:val="single" w:sz="4" w:space="0" w:color="auto"/>
               <w:right w:val="single" w:sz="4" w:space="0" w:color="auto"/>
             </w:tcBorders>
-            <w:shd w:val="clear" w:color="auto" w:fill="auto"/>
             <w:vAlign w:val="center"/>
             <w:hideMark/>
           </w:tcPr>
@@ -2791,7 +3398,6 @@
               <w:bottom w:val="single" w:sz="4" w:space="0" w:color="auto"/>
               <w:right w:val="single" w:sz="4" w:space="0" w:color="auto"/>
             </w:tcBorders>
-            <w:shd w:val="clear" w:color="auto" w:fill="auto"/>
             <w:vAlign w:val="center"/>
             <w:hideMark/>
           </w:tcPr>
@@ -2868,7 +3474,6 @@
               <w:bottom w:val="single" w:sz="4" w:space="0" w:color="auto"/>
               <w:right w:val="single" w:sz="4" w:space="0" w:color="auto"/>
             </w:tcBorders>
-            <w:shd w:val="clear" w:color="auto" w:fill="auto"/>
             <w:vAlign w:val="center"/>
             <w:hideMark/>
           </w:tcPr>
@@ -2904,7 +3509,6 @@
               <w:bottom w:val="single" w:sz="4" w:space="0" w:color="auto"/>
               <w:right w:val="single" w:sz="4" w:space="0" w:color="auto"/>
             </w:tcBorders>
-            <w:shd w:val="clear" w:color="auto" w:fill="auto"/>
             <w:vAlign w:val="center"/>
             <w:hideMark/>
           </w:tcPr>
@@ -2981,7 +3585,6 @@
               <w:bottom w:val="single" w:sz="4" w:space="0" w:color="auto"/>
               <w:right w:val="single" w:sz="4" w:space="0" w:color="auto"/>
             </w:tcBorders>
-            <w:shd w:val="clear" w:color="auto" w:fill="auto"/>
             <w:vAlign w:val="center"/>
             <w:hideMark/>
           </w:tcPr>
@@ -3017,7 +3620,6 @@
               <w:bottom w:val="single" w:sz="4" w:space="0" w:color="auto"/>
               <w:right w:val="single" w:sz="4" w:space="0" w:color="auto"/>
             </w:tcBorders>
-            <w:shd w:val="clear" w:color="auto" w:fill="auto"/>
             <w:vAlign w:val="center"/>
             <w:hideMark/>
           </w:tcPr>
@@ -3048,15 +3650,7 @@
     </w:tbl>
     <w:p/>
     <w:p>
-      <w:r>
-        <w:br w:type="page"/>
-      </w:r>
-    </w:p>
-    <w:p>
-      <w:pPr>
-        <w:pStyle w:val="Ttulo3"/>
-        <w:shd w:val="clear" w:color="auto" w:fill="FFFFFF"/>
-        <w:spacing w:before="480" w:after="240" w:line="450" w:lineRule="atLeast"/>
+      <w:pPr>
         <w:rPr>
           <w:rFonts w:ascii="Inter" w:hAnsi="Inter"/>
           <w:color w:val="0F1115"/>
@@ -3071,7 +3665,6 @@
           <w:sz w:val="30"/>
           <w:szCs w:val="30"/>
         </w:rPr>
-        <w:lastRenderedPageBreak/>
         <w:t>2.2 Justificación de adecuación / áreas de mejora</w:t>
       </w:r>
     </w:p>
@@ -3101,7 +3694,7 @@
       </w:r>
       <w:r>
         <w:rPr>
-          <w:rStyle w:val="Textoennegrita"/>
+          <w:rStyle w:val="Fuerte"/>
           <w:rFonts w:ascii="Inter" w:hAnsi="Inter"/>
           <w:color w:val="0F1115"/>
         </w:rPr>
@@ -3116,7 +3709,7 @@
       </w:r>
       <w:r>
         <w:rPr>
-          <w:rStyle w:val="Textoennegrita"/>
+          <w:rStyle w:val="Fuerte"/>
           <w:rFonts w:ascii="Inter" w:hAnsi="Inter"/>
           <w:color w:val="0F1115"/>
         </w:rPr>
@@ -3146,7 +3739,7 @@
       </w:pPr>
       <w:r>
         <w:rPr>
-          <w:rStyle w:val="Textoennegrita"/>
+          <w:rStyle w:val="Fuerte"/>
           <w:rFonts w:ascii="Inter" w:hAnsi="Inter"/>
           <w:color w:val="0F1115"/>
         </w:rPr>
@@ -3157,7 +3750,14 @@
           <w:rFonts w:ascii="Inter" w:hAnsi="Inter"/>
           <w:color w:val="0F1115"/>
         </w:rPr>
-        <w:t> → incoherencia operativa, empleados frustrados.</w:t>
+        <w:t>:</w:t>
+      </w:r>
+      <w:r>
+        <w:rPr>
+          <w:rFonts w:ascii="Inter" w:hAnsi="Inter"/>
+          <w:color w:val="0F1115"/>
+        </w:rPr>
+        <w:t xml:space="preserve"> incoherencia operativa, empleados frustrados.</w:t>
       </w:r>
     </w:p>
     <w:p>
@@ -3176,7 +3776,7 @@
       </w:pPr>
       <w:r>
         <w:rPr>
-          <w:rStyle w:val="Textoennegrita"/>
+          <w:rStyle w:val="Fuerte"/>
           <w:rFonts w:ascii="Inter" w:hAnsi="Inter"/>
           <w:color w:val="0F1115"/>
         </w:rPr>
@@ -3187,7 +3787,14 @@
           <w:rFonts w:ascii="Inter" w:hAnsi="Inter"/>
           <w:color w:val="0F1115"/>
         </w:rPr>
-        <w:t> → nadie es responsable único del inventario.</w:t>
+        <w:t>:</w:t>
+      </w:r>
+      <w:r>
+        <w:rPr>
+          <w:rFonts w:ascii="Inter" w:hAnsi="Inter"/>
+          <w:color w:val="0F1115"/>
+        </w:rPr>
+        <w:t xml:space="preserve"> nadie es responsable único del inventario.</w:t>
       </w:r>
     </w:p>
     <w:p>
@@ -3206,7 +3813,7 @@
       </w:pPr>
       <w:r>
         <w:rPr>
-          <w:rStyle w:val="Textoennegrita"/>
+          <w:rStyle w:val="Fuerte"/>
           <w:rFonts w:ascii="Inter" w:hAnsi="Inter"/>
           <w:color w:val="0F1115"/>
         </w:rPr>
@@ -3217,7 +3824,14 @@
           <w:rFonts w:ascii="Inter" w:hAnsi="Inter"/>
           <w:color w:val="0F1115"/>
         </w:rPr>
-        <w:t> → pérdida de información, decisiones no trazables.</w:t>
+        <w:t>:</w:t>
+      </w:r>
+      <w:r>
+        <w:rPr>
+          <w:rFonts w:ascii="Inter" w:hAnsi="Inter"/>
+          <w:color w:val="0F1115"/>
+        </w:rPr>
+        <w:t xml:space="preserve"> pérdida de información, decisiones no trazables.</w:t>
       </w:r>
     </w:p>
     <w:p>
@@ -3232,7 +3846,7 @@
       </w:pPr>
       <w:r>
         <w:rPr>
-          <w:rStyle w:val="Textoennegrita"/>
+          <w:rStyle w:val="Fuerte"/>
           <w:rFonts w:ascii="Inter" w:hAnsi="Inter"/>
           <w:color w:val="0F1115"/>
         </w:rPr>
@@ -3248,7 +3862,7 @@
       </w:r>
       <w:r>
         <w:rPr>
-          <w:rStyle w:val="Textoennegrita"/>
+          <w:rStyle w:val="Fuerte"/>
           <w:rFonts w:ascii="Inter" w:hAnsi="Inter"/>
           <w:color w:val="0F1115"/>
         </w:rPr>
@@ -3263,7 +3877,7 @@
       </w:r>
       <w:r>
         <w:rPr>
-          <w:rStyle w:val="Textoennegrita"/>
+          <w:rStyle w:val="Fuerte"/>
           <w:rFonts w:ascii="Inter" w:hAnsi="Inter"/>
           <w:color w:val="0F1115"/>
         </w:rPr>
@@ -3278,7 +3892,7 @@
       </w:r>
       <w:r>
         <w:rPr>
-          <w:rStyle w:val="Textoennegrita"/>
+          <w:rStyle w:val="Fuerte"/>
           <w:rFonts w:ascii="Inter" w:hAnsi="Inter"/>
           <w:color w:val="0F1115"/>
         </w:rPr>
@@ -3311,22 +3925,40 @@
           <w:rFonts w:ascii="Inter" w:hAnsi="Inter"/>
           <w:color w:val="0F1115"/>
         </w:rPr>
-        <w:t>Don Roberto pase a ser </w:t>
-      </w:r>
-      <w:proofErr w:type="gramStart"/>
+        <w:t>Don Roberto pase a</w:t>
+      </w:r>
+      <w:r>
+        <w:rPr>
+          <w:rFonts w:ascii="Inter" w:hAnsi="Inter"/>
+          <w:color w:val="0F1115"/>
+        </w:rPr>
+        <w:t xml:space="preserve"> ser</w:t>
+      </w:r>
+      <w:r>
+        <w:rPr>
+          <w:rFonts w:ascii="Inter" w:hAnsi="Inter"/>
+          <w:i/>
+          <w:iCs/>
+          <w:color w:val="0F1115"/>
+        </w:rPr>
+        <w:t> </w:t>
+      </w:r>
       <w:r>
         <w:rPr>
           <w:rStyle w:val="nfasis"/>
           <w:rFonts w:ascii="Inter" w:eastAsiaTheme="majorEastAsia" w:hAnsi="Inter"/>
-          <w:color w:val="0F1115"/>
-        </w:rPr>
-        <w:t>Director</w:t>
-      </w:r>
-      <w:proofErr w:type="gramEnd"/>
+          <w:i w:val="0"/>
+          <w:iCs w:val="0"/>
+          <w:color w:val="0F1115"/>
+        </w:rPr>
+        <w:t>director</w:t>
+      </w:r>
       <w:r>
         <w:rPr>
           <w:rStyle w:val="nfasis"/>
           <w:rFonts w:ascii="Inter" w:eastAsiaTheme="majorEastAsia" w:hAnsi="Inter"/>
+          <w:i w:val="0"/>
+          <w:iCs w:val="0"/>
           <w:color w:val="0F1115"/>
         </w:rPr>
         <w:t xml:space="preserve"> de Compras Estratégicas</w:t>
@@ -3382,20 +4014,22 @@
         </w:rPr>
         <w:t>Se cree un puesto de </w:t>
       </w:r>
-      <w:proofErr w:type="gramStart"/>
       <w:r>
         <w:rPr>
           <w:rStyle w:val="nfasis"/>
           <w:rFonts w:ascii="Inter" w:eastAsiaTheme="majorEastAsia" w:hAnsi="Inter"/>
-          <w:color w:val="0F1115"/>
-        </w:rPr>
-        <w:t>Jefe</w:t>
-      </w:r>
-      <w:proofErr w:type="gramEnd"/>
+          <w:i w:val="0"/>
+          <w:iCs w:val="0"/>
+          <w:color w:val="0F1115"/>
+        </w:rPr>
+        <w:t>jefe</w:t>
+      </w:r>
       <w:r>
         <w:rPr>
           <w:rStyle w:val="nfasis"/>
           <w:rFonts w:ascii="Inter" w:eastAsiaTheme="majorEastAsia" w:hAnsi="Inter"/>
+          <w:i w:val="0"/>
+          <w:iCs w:val="0"/>
           <w:color w:val="0F1115"/>
         </w:rPr>
         <w:t xml:space="preserve"> de Depósito</w:t>
@@ -3413,6 +4047,7 @@
         <w:br w:type="page"/>
       </w:r>
     </w:p>
+    <w:p/>
     <w:p>
       <w:pPr>
         <w:pStyle w:val="Ttulo2"/>
@@ -3432,7 +4067,6 @@
           <w:sz w:val="33"/>
           <w:szCs w:val="33"/>
         </w:rPr>
-        <w:lastRenderedPageBreak/>
         <w:t>3. Relevamiento y Mejora de Procesos</w:t>
       </w:r>
     </w:p>
@@ -3461,6 +4095,7 @@
     <w:tbl>
       <w:tblPr>
         <w:tblW w:w="9860" w:type="dxa"/>
+        <w:tblInd w:w="-679" w:type="dxa"/>
         <w:tblCellMar>
           <w:left w:w="70" w:type="dxa"/>
           <w:right w:w="70" w:type="dxa"/>
@@ -3641,7 +4276,6 @@
               <w:bottom w:val="single" w:sz="4" w:space="0" w:color="auto"/>
               <w:right w:val="single" w:sz="4" w:space="0" w:color="auto"/>
             </w:tcBorders>
-            <w:shd w:val="clear" w:color="auto" w:fill="auto"/>
             <w:vAlign w:val="center"/>
             <w:hideMark/>
           </w:tcPr>
@@ -3677,7 +4311,6 @@
               <w:bottom w:val="single" w:sz="4" w:space="0" w:color="auto"/>
               <w:right w:val="single" w:sz="4" w:space="0" w:color="auto"/>
             </w:tcBorders>
-            <w:shd w:val="clear" w:color="auto" w:fill="auto"/>
             <w:vAlign w:val="center"/>
             <w:hideMark/>
           </w:tcPr>
@@ -3770,7 +4403,6 @@
               <w:bottom w:val="single" w:sz="4" w:space="0" w:color="auto"/>
               <w:right w:val="single" w:sz="4" w:space="0" w:color="auto"/>
             </w:tcBorders>
-            <w:shd w:val="clear" w:color="auto" w:fill="auto"/>
             <w:vAlign w:val="center"/>
             <w:hideMark/>
           </w:tcPr>
@@ -3806,7 +4438,6 @@
               <w:bottom w:val="single" w:sz="4" w:space="0" w:color="auto"/>
               <w:right w:val="single" w:sz="4" w:space="0" w:color="auto"/>
             </w:tcBorders>
-            <w:shd w:val="clear" w:color="auto" w:fill="auto"/>
             <w:vAlign w:val="center"/>
             <w:hideMark/>
           </w:tcPr>
@@ -3887,7 +4518,6 @@
               <w:bottom w:val="single" w:sz="4" w:space="0" w:color="auto"/>
               <w:right w:val="single" w:sz="4" w:space="0" w:color="auto"/>
             </w:tcBorders>
-            <w:shd w:val="clear" w:color="auto" w:fill="auto"/>
             <w:vAlign w:val="center"/>
             <w:hideMark/>
           </w:tcPr>
@@ -3923,7 +4553,6 @@
               <w:bottom w:val="single" w:sz="4" w:space="0" w:color="auto"/>
               <w:right w:val="single" w:sz="4" w:space="0" w:color="auto"/>
             </w:tcBorders>
-            <w:shd w:val="clear" w:color="auto" w:fill="auto"/>
             <w:vAlign w:val="center"/>
             <w:hideMark/>
           </w:tcPr>
@@ -4004,7 +4633,6 @@
               <w:bottom w:val="single" w:sz="4" w:space="0" w:color="auto"/>
               <w:right w:val="single" w:sz="4" w:space="0" w:color="auto"/>
             </w:tcBorders>
-            <w:shd w:val="clear" w:color="auto" w:fill="auto"/>
             <w:vAlign w:val="center"/>
             <w:hideMark/>
           </w:tcPr>
@@ -4040,7 +4668,6 @@
               <w:bottom w:val="single" w:sz="4" w:space="0" w:color="auto"/>
               <w:right w:val="single" w:sz="4" w:space="0" w:color="auto"/>
             </w:tcBorders>
-            <w:shd w:val="clear" w:color="auto" w:fill="auto"/>
             <w:vAlign w:val="center"/>
             <w:hideMark/>
           </w:tcPr>
@@ -4071,138 +4698,89 @@
     </w:tbl>
     <w:p>
       <w:pPr>
+        <w:rPr>
+          <w:rFonts w:ascii="Inter" w:eastAsiaTheme="majorEastAsia" w:hAnsi="Inter" w:cstheme="majorBidi"/>
+          <w:color w:val="0F1115"/>
+          <w:sz w:val="30"/>
+          <w:szCs w:val="30"/>
+        </w:rPr>
+      </w:pPr>
+    </w:p>
+    <w:p>
+      <w:pPr>
         <w:pStyle w:val="Ttulo3"/>
         <w:shd w:val="clear" w:color="auto" w:fill="FFFFFF"/>
         <w:spacing w:before="480" w:after="240" w:line="450" w:lineRule="atLeast"/>
         <w:rPr>
           <w:rFonts w:ascii="Inter" w:hAnsi="Inter"/>
           <w:color w:val="0F1115"/>
+        </w:rPr>
+      </w:pPr>
+      <w:r>
+        <w:rPr>
+          <w:rFonts w:ascii="Inter" w:hAnsi="Inter"/>
+          <w:color w:val="0F1115"/>
           <w:sz w:val="30"/>
           <w:szCs w:val="30"/>
         </w:rPr>
-      </w:pPr>
+        <w:t>3.2 Relevamiento detallado del proceso de </w:t>
+      </w:r>
+      <w:r>
+        <w:rPr>
+          <w:rStyle w:val="Fuerte"/>
+          <w:rFonts w:ascii="Inter" w:hAnsi="Inter"/>
+          <w:b w:val="0"/>
+          <w:bCs w:val="0"/>
+          <w:color w:val="0F1115"/>
+          <w:sz w:val="30"/>
+          <w:szCs w:val="30"/>
+        </w:rPr>
+        <w:t>Compras</w:t>
+      </w:r>
+      <w:r>
+        <w:rPr>
+          <w:rFonts w:ascii="Inter" w:hAnsi="Inter"/>
+          <w:color w:val="0F1115"/>
+          <w:sz w:val="30"/>
+          <w:szCs w:val="30"/>
+        </w:rPr>
+        <w:t> (uno clave)</w:t>
+      </w:r>
+      <w:r>
+        <w:rPr>
+          <w:rFonts w:ascii="Inter" w:hAnsi="Inter"/>
+          <w:color w:val="0F1115"/>
+          <w:sz w:val="30"/>
+          <w:szCs w:val="30"/>
+        </w:rPr>
+        <w:br/>
+      </w:r>
+      <w:r>
+        <w:rPr>
+          <w:rStyle w:val="Fuerte"/>
+          <w:rFonts w:ascii="Inter" w:hAnsi="Inter"/>
+          <w:color w:val="0F1115"/>
+        </w:rPr>
+        <w:t>Diagrama del proceso actual (AS-IS):</w:t>
+      </w:r>
     </w:p>
     <w:p>
-      <w:pPr>
-        <w:rPr>
-          <w:rFonts w:ascii="Inter" w:eastAsiaTheme="majorEastAsia" w:hAnsi="Inter" w:cstheme="majorBidi"/>
-          <w:color w:val="0F1115"/>
-          <w:sz w:val="30"/>
-          <w:szCs w:val="30"/>
-        </w:rPr>
-      </w:pPr>
-      <w:r>
-        <w:rPr>
-          <w:rFonts w:ascii="Inter" w:hAnsi="Inter"/>
-          <w:color w:val="0F1115"/>
-          <w:sz w:val="30"/>
-          <w:szCs w:val="30"/>
-        </w:rPr>
-        <w:br w:type="page"/>
-      </w:r>
-    </w:p>
-    <w:p>
-      <w:pPr>
-        <w:rPr>
-          <w:rFonts w:ascii="Inter" w:eastAsiaTheme="majorEastAsia" w:hAnsi="Inter" w:cstheme="majorBidi"/>
-          <w:color w:val="0F1115"/>
-          <w:sz w:val="30"/>
-          <w:szCs w:val="30"/>
-        </w:rPr>
-      </w:pPr>
-      <w:r>
-        <w:rPr>
-          <w:rFonts w:ascii="Inter" w:hAnsi="Inter"/>
-          <w:color w:val="0F1115"/>
-          <w:sz w:val="30"/>
-          <w:szCs w:val="30"/>
-        </w:rPr>
-        <w:lastRenderedPageBreak/>
-        <w:br w:type="page"/>
-      </w:r>
-    </w:p>
-    <w:p>
-      <w:pPr>
-        <w:pStyle w:val="Ttulo3"/>
-        <w:shd w:val="clear" w:color="auto" w:fill="FFFFFF"/>
-        <w:spacing w:before="480" w:after="240" w:line="450" w:lineRule="atLeast"/>
-        <w:rPr>
-          <w:rFonts w:ascii="Inter" w:hAnsi="Inter"/>
-          <w:color w:val="0F1115"/>
-          <w:sz w:val="30"/>
-          <w:szCs w:val="30"/>
-        </w:rPr>
-      </w:pPr>
-      <w:r>
-        <w:rPr>
-          <w:rFonts w:ascii="Inter" w:hAnsi="Inter"/>
-          <w:color w:val="0F1115"/>
-          <w:sz w:val="30"/>
-          <w:szCs w:val="30"/>
-        </w:rPr>
-        <w:lastRenderedPageBreak/>
-        <w:t>3.2 Relevamiento detallado del proceso de </w:t>
-      </w:r>
-      <w:r>
-        <w:rPr>
-          <w:rStyle w:val="Textoennegrita"/>
-          <w:rFonts w:ascii="Inter" w:hAnsi="Inter"/>
-          <w:b w:val="0"/>
-          <w:bCs w:val="0"/>
-          <w:color w:val="0F1115"/>
-          <w:sz w:val="30"/>
-          <w:szCs w:val="30"/>
-        </w:rPr>
-        <w:t>Compras</w:t>
-      </w:r>
-      <w:r>
-        <w:rPr>
-          <w:rFonts w:ascii="Inter" w:hAnsi="Inter"/>
-          <w:color w:val="0F1115"/>
-          <w:sz w:val="30"/>
-          <w:szCs w:val="30"/>
-        </w:rPr>
-        <w:t> (uno clave)</w:t>
-      </w:r>
-      <w:r>
-        <w:rPr>
-          <w:rFonts w:ascii="Inter" w:hAnsi="Inter"/>
-          <w:color w:val="0F1115"/>
-          <w:sz w:val="30"/>
-          <w:szCs w:val="30"/>
-        </w:rPr>
-        <w:br/>
-      </w:r>
-    </w:p>
-    <w:p>
-      <w:pPr>
-        <w:pStyle w:val="ds-markdown-paragraph"/>
-        <w:shd w:val="clear" w:color="auto" w:fill="FFFFFF"/>
-        <w:spacing w:before="240" w:beforeAutospacing="0" w:after="240" w:afterAutospacing="0"/>
-        <w:rPr>
-          <w:rFonts w:ascii="Inter" w:hAnsi="Inter"/>
-          <w:color w:val="0F1115"/>
-        </w:rPr>
-      </w:pPr>
-      <w:r>
-        <w:rPr>
-          <w:rStyle w:val="Textoennegrita"/>
-          <w:rFonts w:ascii="Inter" w:hAnsi="Inter"/>
-          <w:color w:val="0F1115"/>
-        </w:rPr>
-        <w:t>Diagrama del proceso actual (AS-IS):</w:t>
-      </w:r>
-    </w:p>
-    <w:p/>
-    <w:p>
       <w:r>
         <w:rPr>
           <w:noProof/>
         </w:rPr>
         <w:drawing>
-          <wp:inline distT="0" distB="0" distL="0" distR="0" wp14:anchorId="449D6B13" wp14:editId="71419167">
-            <wp:extent cx="3248025" cy="6981825"/>
-            <wp:effectExtent l="0" t="0" r="9525" b="9525"/>
+          <wp:anchor distT="0" distB="0" distL="114300" distR="114300" simplePos="0" relativeHeight="251666432" behindDoc="0" locked="0" layoutInCell="1" allowOverlap="1" wp14:anchorId="449D6B13" wp14:editId="4BE9E849">
+            <wp:simplePos x="0" y="0"/>
+            <wp:positionH relativeFrom="margin">
+              <wp:posOffset>1842473</wp:posOffset>
+            </wp:positionH>
+            <wp:positionV relativeFrom="paragraph">
+              <wp:posOffset>6527</wp:posOffset>
+            </wp:positionV>
+            <wp:extent cx="1961908" cy="4219954"/>
+            <wp:effectExtent l="0" t="0" r="635" b="0"/>
+            <wp:wrapNone/>
             <wp:docPr id="6" name="Imagen 6"/>
             <wp:cNvGraphicFramePr>
               <a:graphicFrameLocks xmlns:a="http://schemas.openxmlformats.org/drawingml/2006/main" noChangeAspect="1"/>
@@ -4215,7 +4793,7 @@
                     <pic:cNvPicPr/>
                   </pic:nvPicPr>
                   <pic:blipFill>
-                    <a:blip r:embed="rId6">
+                    <a:blip r:embed="rId9">
                       <a:extLst>
                         <a:ext uri="{28A0092B-C50C-407E-A947-70E740481C1C}">
                           <a14:useLocalDpi xmlns:a14="http://schemas.microsoft.com/office/drawing/2010/main" val="0"/>
@@ -4229,7 +4807,7 @@
                   <pic:spPr>
                     <a:xfrm>
                       <a:off x="0" y="0"/>
-                      <a:ext cx="3248025" cy="6981825"/>
+                      <a:ext cx="1970476" cy="4238383"/>
                     </a:xfrm>
                     <a:prstGeom prst="rect">
                       <a:avLst/>
@@ -4238,7 +4816,13 @@
                 </pic:pic>
               </a:graphicData>
             </a:graphic>
-          </wp:inline>
+            <wp14:sizeRelH relativeFrom="margin">
+              <wp14:pctWidth>0</wp14:pctWidth>
+            </wp14:sizeRelH>
+            <wp14:sizeRelV relativeFrom="margin">
+              <wp14:pctHeight>0</wp14:pctHeight>
+            </wp14:sizeRelV>
+          </wp:anchor>
         </w:drawing>
       </w:r>
     </w:p>
@@ -4246,6 +4830,8 @@
       <w:pPr>
         <w:rPr>
           <w:rFonts w:ascii="Inter" w:eastAsia="Times New Roman" w:hAnsi="Inter" w:cs="Times New Roman"/>
+          <w:b/>
+          <w:bCs/>
           <w:color w:val="0F1115"/>
           <w:sz w:val="24"/>
           <w:szCs w:val="24"/>
@@ -4264,7 +4850,9 @@
         </w:rPr>
         <w:br w:type="page"/>
       </w:r>
-      <w:r>
+    </w:p>
+    <w:p>
+      <w:pPr>
         <w:rPr>
           <w:rFonts w:ascii="Inter" w:eastAsia="Times New Roman" w:hAnsi="Inter" w:cs="Times New Roman"/>
           <w:b/>
@@ -4274,7 +4862,28 @@
           <w:szCs w:val="24"/>
           <w:lang w:eastAsia="es-AR"/>
         </w:rPr>
-        <w:lastRenderedPageBreak/>
+      </w:pPr>
+    </w:p>
+    <w:p>
+      <w:pPr>
+        <w:rPr>
+          <w:rFonts w:ascii="Inter" w:eastAsia="Times New Roman" w:hAnsi="Inter" w:cs="Times New Roman"/>
+          <w:color w:val="0F1115"/>
+          <w:sz w:val="24"/>
+          <w:szCs w:val="24"/>
+          <w:lang w:eastAsia="es-AR"/>
+        </w:rPr>
+      </w:pPr>
+      <w:r>
+        <w:rPr>
+          <w:rFonts w:ascii="Inter" w:eastAsia="Times New Roman" w:hAnsi="Inter" w:cs="Times New Roman"/>
+          <w:b/>
+          <w:bCs/>
+          <w:color w:val="0F1115"/>
+          <w:sz w:val="24"/>
+          <w:szCs w:val="24"/>
+          <w:lang w:eastAsia="es-AR"/>
+        </w:rPr>
         <w:t>Descripción detallada:</w:t>
       </w:r>
     </w:p>
@@ -4424,7 +5033,6 @@
               <w:bottom w:val="single" w:sz="4" w:space="0" w:color="auto"/>
               <w:right w:val="single" w:sz="4" w:space="0" w:color="auto"/>
             </w:tcBorders>
-            <w:shd w:val="clear" w:color="auto" w:fill="auto"/>
             <w:vAlign w:val="center"/>
             <w:hideMark/>
           </w:tcPr>
@@ -4505,7 +5113,6 @@
               <w:bottom w:val="single" w:sz="4" w:space="0" w:color="auto"/>
               <w:right w:val="single" w:sz="4" w:space="0" w:color="auto"/>
             </w:tcBorders>
-            <w:shd w:val="clear" w:color="auto" w:fill="auto"/>
             <w:vAlign w:val="center"/>
             <w:hideMark/>
           </w:tcPr>
@@ -4586,7 +5193,6 @@
               <w:bottom w:val="single" w:sz="4" w:space="0" w:color="auto"/>
               <w:right w:val="single" w:sz="4" w:space="0" w:color="auto"/>
             </w:tcBorders>
-            <w:shd w:val="clear" w:color="auto" w:fill="auto"/>
             <w:vAlign w:val="center"/>
             <w:hideMark/>
           </w:tcPr>
@@ -4667,7 +5273,6 @@
               <w:bottom w:val="single" w:sz="4" w:space="0" w:color="auto"/>
               <w:right w:val="single" w:sz="4" w:space="0" w:color="auto"/>
             </w:tcBorders>
-            <w:shd w:val="clear" w:color="auto" w:fill="auto"/>
             <w:vAlign w:val="center"/>
             <w:hideMark/>
           </w:tcPr>
@@ -4748,7 +5353,6 @@
               <w:bottom w:val="single" w:sz="4" w:space="0" w:color="auto"/>
               <w:right w:val="single" w:sz="4" w:space="0" w:color="auto"/>
             </w:tcBorders>
-            <w:shd w:val="clear" w:color="auto" w:fill="auto"/>
             <w:vAlign w:val="center"/>
             <w:hideMark/>
           </w:tcPr>
@@ -4782,60 +5386,40 @@
         <w:pStyle w:val="Ttulo3"/>
         <w:shd w:val="clear" w:color="auto" w:fill="FFFFFF"/>
         <w:spacing w:before="480" w:after="240" w:line="450" w:lineRule="atLeast"/>
-      </w:pPr>
-      <w:r>
-        <w:br/>
+        <w:rPr>
+          <w:rFonts w:ascii="Inter" w:hAnsi="Inter"/>
+          <w:color w:val="0F1115"/>
+          <w:sz w:val="30"/>
+          <w:szCs w:val="30"/>
+        </w:rPr>
+      </w:pPr>
+      <w:r>
+        <w:rPr>
+          <w:rFonts w:ascii="Inter" w:hAnsi="Inter"/>
+          <w:color w:val="0F1115"/>
+          <w:sz w:val="30"/>
+          <w:szCs w:val="30"/>
+        </w:rPr>
+        <w:t>3.3 Propuesta de mejora para el proceso de Compras (TO-BE)</w:t>
       </w:r>
     </w:p>
     <w:p>
-      <w:pPr>
-        <w:rPr>
-          <w:rFonts w:asciiTheme="majorHAnsi" w:eastAsiaTheme="majorEastAsia" w:hAnsiTheme="majorHAnsi" w:cstheme="majorBidi"/>
-          <w:color w:val="1F3763" w:themeColor="accent1" w:themeShade="7F"/>
-          <w:sz w:val="24"/>
-          <w:szCs w:val="24"/>
-        </w:rPr>
-      </w:pPr>
-      <w:r>
-        <w:br w:type="page"/>
-      </w:r>
-    </w:p>
-    <w:p>
-      <w:pPr>
-        <w:pStyle w:val="Ttulo3"/>
-        <w:shd w:val="clear" w:color="auto" w:fill="FFFFFF"/>
-        <w:spacing w:before="480" w:after="240" w:line="450" w:lineRule="atLeast"/>
-        <w:rPr>
-          <w:rFonts w:ascii="Inter" w:hAnsi="Inter"/>
-          <w:color w:val="0F1115"/>
-          <w:sz w:val="30"/>
-          <w:szCs w:val="30"/>
-        </w:rPr>
-      </w:pPr>
-      <w:r>
-        <w:lastRenderedPageBreak/>
-        <w:br/>
-      </w:r>
-      <w:r>
-        <w:rPr>
-          <w:rFonts w:ascii="Inter" w:hAnsi="Inter"/>
-          <w:color w:val="0F1115"/>
-          <w:sz w:val="30"/>
-          <w:szCs w:val="30"/>
-        </w:rPr>
-        <w:t>3.3 Propuesta de mejora para el proceso de Compras (TO-BE)</w:t>
-      </w:r>
-    </w:p>
-    <w:p/>
-    <w:p>
       <w:r>
         <w:rPr>
           <w:noProof/>
         </w:rPr>
         <w:drawing>
-          <wp:inline distT="0" distB="0" distL="0" distR="0" wp14:anchorId="0993FCFD" wp14:editId="039128AB">
-            <wp:extent cx="3333750" cy="7166095"/>
-            <wp:effectExtent l="0" t="0" r="0" b="0"/>
+          <wp:anchor distT="0" distB="0" distL="114300" distR="114300" simplePos="0" relativeHeight="251667456" behindDoc="0" locked="0" layoutInCell="1" allowOverlap="1" wp14:anchorId="0993FCFD" wp14:editId="7B900625">
+            <wp:simplePos x="0" y="0"/>
+            <wp:positionH relativeFrom="margin">
+              <wp:align>center</wp:align>
+            </wp:positionH>
+            <wp:positionV relativeFrom="paragraph">
+              <wp:posOffset>24620</wp:posOffset>
+            </wp:positionV>
+            <wp:extent cx="2338086" cy="5022555"/>
+            <wp:effectExtent l="0" t="0" r="5080" b="6985"/>
+            <wp:wrapNone/>
             <wp:docPr id="4" name="Imagen 4"/>
             <wp:cNvGraphicFramePr>
               <a:graphicFrameLocks xmlns:a="http://schemas.openxmlformats.org/drawingml/2006/main" noChangeAspect="1"/>
@@ -4848,7 +5432,7 @@
                     <pic:cNvPicPr/>
                   </pic:nvPicPr>
                   <pic:blipFill>
-                    <a:blip r:embed="rId7">
+                    <a:blip r:embed="rId10">
                       <a:extLst>
                         <a:ext uri="{28A0092B-C50C-407E-A947-70E740481C1C}">
                           <a14:useLocalDpi xmlns:a14="http://schemas.microsoft.com/office/drawing/2010/main" val="0"/>
@@ -4862,7 +5446,7 @@
                   <pic:spPr>
                     <a:xfrm>
                       <a:off x="0" y="0"/>
-                      <a:ext cx="3336014" cy="7170962"/>
+                      <a:ext cx="2338086" cy="5022555"/>
                     </a:xfrm>
                     <a:prstGeom prst="rect">
                       <a:avLst/>
@@ -4871,7 +5455,13 @@
                 </pic:pic>
               </a:graphicData>
             </a:graphic>
-          </wp:inline>
+            <wp14:sizeRelH relativeFrom="margin">
+              <wp14:pctWidth>0</wp14:pctWidth>
+            </wp14:sizeRelH>
+            <wp14:sizeRelV relativeFrom="margin">
+              <wp14:pctHeight>0</wp14:pctHeight>
+            </wp14:sizeRelV>
+          </wp:anchor>
         </w:drawing>
       </w:r>
     </w:p>
@@ -5061,7 +5651,6 @@
               <w:bottom w:val="single" w:sz="4" w:space="0" w:color="auto"/>
               <w:right w:val="single" w:sz="4" w:space="0" w:color="auto"/>
             </w:tcBorders>
-            <w:shd w:val="clear" w:color="auto" w:fill="auto"/>
             <w:vAlign w:val="center"/>
             <w:hideMark/>
           </w:tcPr>
@@ -5119,7 +5708,6 @@
               <w:bottom w:val="single" w:sz="4" w:space="0" w:color="auto"/>
               <w:right w:val="single" w:sz="4" w:space="0" w:color="auto"/>
             </w:tcBorders>
-            <w:shd w:val="clear" w:color="auto" w:fill="auto"/>
             <w:vAlign w:val="center"/>
             <w:hideMark/>
           </w:tcPr>
@@ -5196,7 +5784,6 @@
               <w:bottom w:val="single" w:sz="4" w:space="0" w:color="auto"/>
               <w:right w:val="single" w:sz="4" w:space="0" w:color="auto"/>
             </w:tcBorders>
-            <w:shd w:val="clear" w:color="auto" w:fill="auto"/>
             <w:vAlign w:val="center"/>
             <w:hideMark/>
           </w:tcPr>
@@ -5232,7 +5819,6 @@
               <w:bottom w:val="single" w:sz="4" w:space="0" w:color="auto"/>
               <w:right w:val="single" w:sz="4" w:space="0" w:color="auto"/>
             </w:tcBorders>
-            <w:shd w:val="clear" w:color="auto" w:fill="auto"/>
             <w:vAlign w:val="center"/>
             <w:hideMark/>
           </w:tcPr>
@@ -5309,7 +5895,6 @@
               <w:bottom w:val="single" w:sz="4" w:space="0" w:color="auto"/>
               <w:right w:val="single" w:sz="4" w:space="0" w:color="auto"/>
             </w:tcBorders>
-            <w:shd w:val="clear" w:color="auto" w:fill="auto"/>
             <w:vAlign w:val="center"/>
             <w:hideMark/>
           </w:tcPr>
@@ -5345,7 +5930,6 @@
               <w:bottom w:val="single" w:sz="4" w:space="0" w:color="auto"/>
               <w:right w:val="single" w:sz="4" w:space="0" w:color="auto"/>
             </w:tcBorders>
-            <w:shd w:val="clear" w:color="auto" w:fill="auto"/>
             <w:vAlign w:val="center"/>
             <w:hideMark/>
           </w:tcPr>
@@ -5422,7 +6006,6 @@
               <w:bottom w:val="single" w:sz="4" w:space="0" w:color="auto"/>
               <w:right w:val="single" w:sz="4" w:space="0" w:color="auto"/>
             </w:tcBorders>
-            <w:shd w:val="clear" w:color="auto" w:fill="auto"/>
             <w:vAlign w:val="center"/>
             <w:hideMark/>
           </w:tcPr>
@@ -5458,7 +6041,6 @@
               <w:bottom w:val="single" w:sz="4" w:space="0" w:color="auto"/>
               <w:right w:val="single" w:sz="4" w:space="0" w:color="auto"/>
             </w:tcBorders>
-            <w:shd w:val="clear" w:color="auto" w:fill="auto"/>
             <w:vAlign w:val="center"/>
             <w:hideMark/>
           </w:tcPr>
@@ -5535,7 +6117,6 @@
               <w:bottom w:val="single" w:sz="4" w:space="0" w:color="auto"/>
               <w:right w:val="single" w:sz="4" w:space="0" w:color="auto"/>
             </w:tcBorders>
-            <w:shd w:val="clear" w:color="auto" w:fill="auto"/>
             <w:vAlign w:val="center"/>
             <w:hideMark/>
           </w:tcPr>
@@ -5571,7 +6152,6 @@
               <w:bottom w:val="single" w:sz="4" w:space="0" w:color="auto"/>
               <w:right w:val="single" w:sz="4" w:space="0" w:color="auto"/>
             </w:tcBorders>
-            <w:shd w:val="clear" w:color="auto" w:fill="auto"/>
             <w:vAlign w:val="center"/>
             <w:hideMark/>
           </w:tcPr>
@@ -5652,7 +6232,7 @@
       </w:pPr>
       <w:r>
         <w:rPr>
-          <w:rStyle w:val="Textoennegrita"/>
+          <w:rStyle w:val="Fuerte"/>
           <w:rFonts w:ascii="Inter" w:hAnsi="Inter"/>
           <w:color w:val="0F1115"/>
         </w:rPr>
@@ -5726,11 +6306,6 @@
       </w:r>
     </w:p>
     <w:p>
-      <w:r>
-        <w:br w:type="page"/>
-      </w:r>
-    </w:p>
-    <w:p>
       <w:pPr>
         <w:pStyle w:val="Ttulo2"/>
         <w:shd w:val="clear" w:color="auto" w:fill="FFFFFF"/>
@@ -5749,7 +6324,6 @@
           <w:sz w:val="33"/>
           <w:szCs w:val="33"/>
         </w:rPr>
-        <w:lastRenderedPageBreak/>
         <w:t>4. Análisis de Objetivos Financieros y Restricciones Presupuestarias</w:t>
       </w:r>
     </w:p>
@@ -5777,85 +6351,56 @@
     </w:p>
     <w:tbl>
       <w:tblPr>
-        <w:tblW w:w="11280" w:type="dxa"/>
-        <w:tblInd w:w="-1383" w:type="dxa"/>
-        <w:tblCellMar>
-          <w:top w:w="15" w:type="dxa"/>
-          <w:left w:w="15" w:type="dxa"/>
-          <w:bottom w:w="15" w:type="dxa"/>
-          <w:right w:w="15" w:type="dxa"/>
-        </w:tblCellMar>
+        <w:tblStyle w:val="Tablaconcuadrcula"/>
+        <w:tblW w:w="0" w:type="auto"/>
         <w:tblLook w:val="04A0" w:firstRow="1" w:lastRow="0" w:firstColumn="1" w:lastColumn="0" w:noHBand="0" w:noVBand="1"/>
       </w:tblPr>
       <w:tblGrid>
-        <w:gridCol w:w="2955"/>
-        <w:gridCol w:w="8325"/>
+        <w:gridCol w:w="3823"/>
+        <w:gridCol w:w="4671"/>
       </w:tblGrid>
       <w:tr>
-        <w:trPr>
-          <w:tblHeader/>
-        </w:trPr>
-        <w:tc>
-          <w:tcPr>
-            <w:tcW w:w="0" w:type="auto"/>
-            <w:tcBorders>
-              <w:top w:val="nil"/>
-            </w:tcBorders>
-            <w:tcMar>
-              <w:top w:w="150" w:type="dxa"/>
-              <w:left w:w="0" w:type="dxa"/>
-              <w:bottom w:w="150" w:type="dxa"/>
-              <w:right w:w="240" w:type="dxa"/>
-            </w:tcMar>
-            <w:vAlign w:val="center"/>
-            <w:hideMark/>
+        <w:tc>
+          <w:tcPr>
+            <w:tcW w:w="3823" w:type="dxa"/>
+            <w:vAlign w:val="center"/>
           </w:tcPr>
           <w:p>
             <w:pPr>
-              <w:spacing w:line="375" w:lineRule="atLeast"/>
+              <w:rPr>
+                <w:b/>
+                <w:bCs/>
+              </w:rPr>
+            </w:pPr>
+            <w:r>
               <w:rPr>
                 <w:rFonts w:ascii="Inter" w:hAnsi="Inter"/>
-                <w:sz w:val="23"/>
-                <w:szCs w:val="23"/>
+                <w:b/>
+                <w:bCs/>
+                <w:sz w:val="23"/>
+                <w:szCs w:val="23"/>
+              </w:rPr>
+              <w:t>Objetivo</w:t>
+            </w:r>
+          </w:p>
+        </w:tc>
+        <w:tc>
+          <w:tcPr>
+            <w:tcW w:w="4671" w:type="dxa"/>
+            <w:vAlign w:val="center"/>
+          </w:tcPr>
+          <w:p>
+            <w:pPr>
+              <w:rPr>
+                <w:b/>
+                <w:bCs/>
               </w:rPr>
             </w:pPr>
             <w:r>
               <w:rPr>
                 <w:rFonts w:ascii="Inter" w:hAnsi="Inter"/>
-                <w:sz w:val="23"/>
-                <w:szCs w:val="23"/>
-              </w:rPr>
-              <w:t>Objetivo</w:t>
-            </w:r>
-          </w:p>
-        </w:tc>
-        <w:tc>
-          <w:tcPr>
-            <w:tcW w:w="0" w:type="auto"/>
-            <w:tcBorders>
-              <w:top w:val="nil"/>
-            </w:tcBorders>
-            <w:tcMar>
-              <w:top w:w="150" w:type="dxa"/>
-              <w:left w:w="240" w:type="dxa"/>
-              <w:bottom w:w="150" w:type="dxa"/>
-              <w:right w:w="240" w:type="dxa"/>
-            </w:tcMar>
-            <w:vAlign w:val="center"/>
-            <w:hideMark/>
-          </w:tcPr>
-          <w:p>
-            <w:pPr>
-              <w:spacing w:line="375" w:lineRule="atLeast"/>
-              <w:rPr>
-                <w:rFonts w:ascii="Inter" w:hAnsi="Inter"/>
-                <w:sz w:val="23"/>
-                <w:szCs w:val="23"/>
-              </w:rPr>
-            </w:pPr>
-            <w:r>
-              <w:rPr>
-                <w:rFonts w:ascii="Inter" w:hAnsi="Inter"/>
+                <w:b/>
+                <w:bCs/>
                 <w:sz w:val="23"/>
                 <w:szCs w:val="23"/>
               </w:rPr>
@@ -5867,57 +6412,27 @@
       <w:tr>
         <w:tc>
           <w:tcPr>
-            <w:tcW w:w="0" w:type="auto"/>
-            <w:tcMar>
-              <w:top w:w="150" w:type="dxa"/>
-              <w:left w:w="0" w:type="dxa"/>
-              <w:bottom w:w="150" w:type="dxa"/>
-              <w:right w:w="240" w:type="dxa"/>
-            </w:tcMar>
-            <w:vAlign w:val="center"/>
-            <w:hideMark/>
-          </w:tcPr>
-          <w:p>
-            <w:pPr>
-              <w:spacing w:line="375" w:lineRule="atLeast"/>
-              <w:rPr>
+            <w:tcW w:w="3823" w:type="dxa"/>
+            <w:vAlign w:val="center"/>
+          </w:tcPr>
+          <w:p>
+            <w:r>
+              <w:rPr>
+                <w:rStyle w:val="Fuerte"/>
                 <w:rFonts w:ascii="Inter" w:hAnsi="Inter"/>
                 <w:sz w:val="23"/>
                 <w:szCs w:val="23"/>
               </w:rPr>
-            </w:pPr>
-            <w:r>
-              <w:rPr>
-                <w:rStyle w:val="Textoennegrita"/>
-                <w:rFonts w:ascii="Inter" w:hAnsi="Inter"/>
-                <w:sz w:val="23"/>
-                <w:szCs w:val="23"/>
-              </w:rPr>
               <w:t>Mejorar el flujo de caja</w:t>
             </w:r>
           </w:p>
         </w:tc>
         <w:tc>
           <w:tcPr>
-            <w:tcW w:w="0" w:type="auto"/>
-            <w:tcMar>
-              <w:top w:w="150" w:type="dxa"/>
-              <w:left w:w="240" w:type="dxa"/>
-              <w:bottom w:w="150" w:type="dxa"/>
-              <w:right w:w="0" w:type="dxa"/>
-            </w:tcMar>
-            <w:vAlign w:val="center"/>
-            <w:hideMark/>
-          </w:tcPr>
-          <w:p>
-            <w:pPr>
-              <w:spacing w:line="375" w:lineRule="atLeast"/>
-              <w:rPr>
-                <w:rFonts w:ascii="Inter" w:hAnsi="Inter"/>
-                <w:sz w:val="23"/>
-                <w:szCs w:val="23"/>
-              </w:rPr>
-            </w:pPr>
+            <w:tcW w:w="4671" w:type="dxa"/>
+            <w:vAlign w:val="center"/>
+          </w:tcPr>
+          <w:p>
             <w:r>
               <w:rPr>
                 <w:rFonts w:ascii="Inter" w:hAnsi="Inter"/>
@@ -5932,57 +6447,27 @@
       <w:tr>
         <w:tc>
           <w:tcPr>
-            <w:tcW w:w="0" w:type="auto"/>
-            <w:tcMar>
-              <w:top w:w="150" w:type="dxa"/>
-              <w:left w:w="0" w:type="dxa"/>
-              <w:bottom w:w="150" w:type="dxa"/>
-              <w:right w:w="240" w:type="dxa"/>
-            </w:tcMar>
-            <w:vAlign w:val="center"/>
-            <w:hideMark/>
-          </w:tcPr>
-          <w:p>
-            <w:pPr>
-              <w:spacing w:line="375" w:lineRule="atLeast"/>
-              <w:rPr>
+            <w:tcW w:w="3823" w:type="dxa"/>
+            <w:vAlign w:val="center"/>
+          </w:tcPr>
+          <w:p>
+            <w:r>
+              <w:rPr>
+                <w:rStyle w:val="Fuerte"/>
                 <w:rFonts w:ascii="Inter" w:hAnsi="Inter"/>
                 <w:sz w:val="23"/>
                 <w:szCs w:val="23"/>
               </w:rPr>
-            </w:pPr>
-            <w:r>
-              <w:rPr>
-                <w:rStyle w:val="Textoennegrita"/>
-                <w:rFonts w:ascii="Inter" w:hAnsi="Inter"/>
-                <w:sz w:val="23"/>
-                <w:szCs w:val="23"/>
-              </w:rPr>
               <w:t>Reducir pérdidas por vencimiento</w:t>
             </w:r>
           </w:p>
         </w:tc>
         <w:tc>
           <w:tcPr>
-            <w:tcW w:w="0" w:type="auto"/>
-            <w:tcMar>
-              <w:top w:w="150" w:type="dxa"/>
-              <w:left w:w="240" w:type="dxa"/>
-              <w:bottom w:w="150" w:type="dxa"/>
-              <w:right w:w="0" w:type="dxa"/>
-            </w:tcMar>
-            <w:vAlign w:val="center"/>
-            <w:hideMark/>
-          </w:tcPr>
-          <w:p>
-            <w:pPr>
-              <w:spacing w:line="375" w:lineRule="atLeast"/>
-              <w:rPr>
-                <w:rFonts w:ascii="Inter" w:hAnsi="Inter"/>
-                <w:sz w:val="23"/>
-                <w:szCs w:val="23"/>
-              </w:rPr>
-            </w:pPr>
+            <w:tcW w:w="4671" w:type="dxa"/>
+            <w:vAlign w:val="center"/>
+          </w:tcPr>
+          <w:p>
             <w:r>
               <w:rPr>
                 <w:rFonts w:ascii="Inter" w:hAnsi="Inter"/>
@@ -5997,42 +6482,27 @@
       <w:tr>
         <w:tc>
           <w:tcPr>
-            <w:tcW w:w="0" w:type="auto"/>
-            <w:tcMar>
-              <w:top w:w="150" w:type="dxa"/>
-              <w:left w:w="0" w:type="dxa"/>
-              <w:bottom w:w="150" w:type="dxa"/>
-              <w:right w:w="240" w:type="dxa"/>
-            </w:tcMar>
-            <w:vAlign w:val="center"/>
-            <w:hideMark/>
-          </w:tcPr>
-          <w:p>
-            <w:pPr>
-              <w:spacing w:line="375" w:lineRule="atLeast"/>
-              <w:rPr>
+            <w:tcW w:w="3823" w:type="dxa"/>
+            <w:vAlign w:val="center"/>
+          </w:tcPr>
+          <w:p>
+            <w:r>
+              <w:rPr>
+                <w:rStyle w:val="Fuerte"/>
                 <w:rFonts w:ascii="Inter" w:hAnsi="Inter"/>
                 <w:sz w:val="23"/>
                 <w:szCs w:val="23"/>
               </w:rPr>
-            </w:pPr>
-            <w:r>
-              <w:rPr>
-                <w:rStyle w:val="Textoennegrita"/>
+              <w:t xml:space="preserve">Disminuir el </w:t>
+            </w:r>
+            <w:proofErr w:type="spellStart"/>
+            <w:r>
+              <w:rPr>
+                <w:rStyle w:val="Fuerte"/>
                 <w:rFonts w:ascii="Inter" w:hAnsi="Inter"/>
                 <w:sz w:val="23"/>
                 <w:szCs w:val="23"/>
               </w:rPr>
-              <w:t xml:space="preserve">Disminuir el </w:t>
-            </w:r>
-            <w:proofErr w:type="spellStart"/>
-            <w:r>
-              <w:rPr>
-                <w:rStyle w:val="Textoennegrita"/>
-                <w:rFonts w:ascii="Inter" w:hAnsi="Inter"/>
-                <w:sz w:val="23"/>
-                <w:szCs w:val="23"/>
-              </w:rPr>
               <w:t>sobrestock</w:t>
             </w:r>
             <w:proofErr w:type="spellEnd"/>
@@ -6040,25 +6510,10 @@
         </w:tc>
         <w:tc>
           <w:tcPr>
-            <w:tcW w:w="0" w:type="auto"/>
-            <w:tcMar>
-              <w:top w:w="150" w:type="dxa"/>
-              <w:left w:w="240" w:type="dxa"/>
-              <w:bottom w:w="150" w:type="dxa"/>
-              <w:right w:w="0" w:type="dxa"/>
-            </w:tcMar>
-            <w:vAlign w:val="center"/>
-            <w:hideMark/>
-          </w:tcPr>
-          <w:p>
-            <w:pPr>
-              <w:spacing w:line="375" w:lineRule="atLeast"/>
-              <w:rPr>
-                <w:rFonts w:ascii="Inter" w:hAnsi="Inter"/>
-                <w:sz w:val="23"/>
-                <w:szCs w:val="23"/>
-              </w:rPr>
-            </w:pPr>
+            <w:tcW w:w="4671" w:type="dxa"/>
+            <w:vAlign w:val="center"/>
+          </w:tcPr>
+          <w:p>
             <w:r>
               <w:rPr>
                 <w:rFonts w:ascii="Inter" w:hAnsi="Inter"/>
@@ -6073,57 +6528,27 @@
       <w:tr>
         <w:tc>
           <w:tcPr>
-            <w:tcW w:w="0" w:type="auto"/>
-            <w:tcMar>
-              <w:top w:w="150" w:type="dxa"/>
-              <w:left w:w="0" w:type="dxa"/>
-              <w:bottom w:w="150" w:type="dxa"/>
-              <w:right w:w="240" w:type="dxa"/>
-            </w:tcMar>
-            <w:vAlign w:val="center"/>
-            <w:hideMark/>
-          </w:tcPr>
-          <w:p>
-            <w:pPr>
-              <w:spacing w:line="375" w:lineRule="atLeast"/>
-              <w:rPr>
+            <w:tcW w:w="3823" w:type="dxa"/>
+            <w:vAlign w:val="center"/>
+          </w:tcPr>
+          <w:p>
+            <w:r>
+              <w:rPr>
+                <w:rStyle w:val="Fuerte"/>
                 <w:rFonts w:ascii="Inter" w:hAnsi="Inter"/>
                 <w:sz w:val="23"/>
                 <w:szCs w:val="23"/>
               </w:rPr>
-            </w:pPr>
-            <w:r>
-              <w:rPr>
-                <w:rStyle w:val="Textoennegrita"/>
-                <w:rFonts w:ascii="Inter" w:hAnsi="Inter"/>
-                <w:sz w:val="23"/>
-                <w:szCs w:val="23"/>
-              </w:rPr>
               <w:t>Aumentar la rotación de inventario</w:t>
             </w:r>
           </w:p>
         </w:tc>
         <w:tc>
           <w:tcPr>
-            <w:tcW w:w="0" w:type="auto"/>
-            <w:tcMar>
-              <w:top w:w="150" w:type="dxa"/>
-              <w:left w:w="240" w:type="dxa"/>
-              <w:bottom w:w="150" w:type="dxa"/>
-              <w:right w:w="0" w:type="dxa"/>
-            </w:tcMar>
-            <w:vAlign w:val="center"/>
-            <w:hideMark/>
-          </w:tcPr>
-          <w:p>
-            <w:pPr>
-              <w:spacing w:line="375" w:lineRule="atLeast"/>
-              <w:rPr>
-                <w:rFonts w:ascii="Inter" w:hAnsi="Inter"/>
-                <w:sz w:val="23"/>
-                <w:szCs w:val="23"/>
-              </w:rPr>
-            </w:pPr>
+            <w:tcW w:w="4671" w:type="dxa"/>
+            <w:vAlign w:val="center"/>
+          </w:tcPr>
+          <w:p>
             <w:r>
               <w:rPr>
                 <w:rFonts w:ascii="Inter" w:hAnsi="Inter"/>
@@ -6138,57 +6563,27 @@
       <w:tr>
         <w:tc>
           <w:tcPr>
-            <w:tcW w:w="0" w:type="auto"/>
-            <w:tcMar>
-              <w:top w:w="150" w:type="dxa"/>
-              <w:left w:w="0" w:type="dxa"/>
-              <w:bottom w:w="150" w:type="dxa"/>
-              <w:right w:w="240" w:type="dxa"/>
-            </w:tcMar>
-            <w:vAlign w:val="center"/>
-            <w:hideMark/>
-          </w:tcPr>
-          <w:p>
-            <w:pPr>
-              <w:spacing w:line="375" w:lineRule="atLeast"/>
-              <w:rPr>
+            <w:tcW w:w="3823" w:type="dxa"/>
+            <w:vAlign w:val="center"/>
+          </w:tcPr>
+          <w:p>
+            <w:r>
+              <w:rPr>
+                <w:rStyle w:val="Fuerte"/>
                 <w:rFonts w:ascii="Inter" w:hAnsi="Inter"/>
                 <w:sz w:val="23"/>
                 <w:szCs w:val="23"/>
               </w:rPr>
-            </w:pPr>
-            <w:r>
-              <w:rPr>
-                <w:rStyle w:val="Textoennegrita"/>
-                <w:rFonts w:ascii="Inter" w:hAnsi="Inter"/>
-                <w:sz w:val="23"/>
-                <w:szCs w:val="23"/>
-              </w:rPr>
               <w:t>Reducir la morosidad</w:t>
             </w:r>
           </w:p>
         </w:tc>
         <w:tc>
           <w:tcPr>
-            <w:tcW w:w="0" w:type="auto"/>
-            <w:tcMar>
-              <w:top w:w="150" w:type="dxa"/>
-              <w:left w:w="240" w:type="dxa"/>
-              <w:bottom w:w="150" w:type="dxa"/>
-              <w:right w:w="0" w:type="dxa"/>
-            </w:tcMar>
-            <w:vAlign w:val="center"/>
-            <w:hideMark/>
-          </w:tcPr>
-          <w:p>
-            <w:pPr>
-              <w:spacing w:line="375" w:lineRule="atLeast"/>
-              <w:rPr>
-                <w:rFonts w:ascii="Inter" w:hAnsi="Inter"/>
-                <w:sz w:val="23"/>
-                <w:szCs w:val="23"/>
-              </w:rPr>
-            </w:pPr>
+            <w:tcW w:w="4671" w:type="dxa"/>
+            <w:vAlign w:val="center"/>
+          </w:tcPr>
+          <w:p>
             <w:r>
               <w:rPr>
                 <w:rFonts w:ascii="Inter" w:hAnsi="Inter"/>
@@ -6203,6 +6598,25 @@
     </w:tbl>
     <w:p>
       <w:pPr>
+        <w:rPr>
+          <w:rFonts w:ascii="Inter" w:eastAsiaTheme="majorEastAsia" w:hAnsi="Inter" w:cstheme="majorBidi"/>
+          <w:color w:val="0F1115"/>
+          <w:sz w:val="30"/>
+          <w:szCs w:val="30"/>
+        </w:rPr>
+      </w:pPr>
+      <w:r>
+        <w:rPr>
+          <w:rFonts w:ascii="Inter" w:hAnsi="Inter"/>
+          <w:color w:val="0F1115"/>
+          <w:sz w:val="30"/>
+          <w:szCs w:val="30"/>
+        </w:rPr>
+        <w:br w:type="page"/>
+      </w:r>
+    </w:p>
+    <w:p>
+      <w:pPr>
         <w:pStyle w:val="Ttulo3"/>
         <w:shd w:val="clear" w:color="auto" w:fill="FFFFFF"/>
         <w:spacing w:before="480" w:after="240" w:line="450" w:lineRule="atLeast"/>
@@ -6213,38 +6627,6 @@
           <w:szCs w:val="30"/>
         </w:rPr>
       </w:pPr>
-    </w:p>
-    <w:p>
-      <w:pPr>
-        <w:rPr>
-          <w:rFonts w:ascii="Inter" w:eastAsiaTheme="majorEastAsia" w:hAnsi="Inter" w:cstheme="majorBidi"/>
-          <w:color w:val="0F1115"/>
-          <w:sz w:val="30"/>
-          <w:szCs w:val="30"/>
-        </w:rPr>
-      </w:pPr>
-      <w:r>
-        <w:rPr>
-          <w:rFonts w:ascii="Inter" w:hAnsi="Inter"/>
-          <w:color w:val="0F1115"/>
-          <w:sz w:val="30"/>
-          <w:szCs w:val="30"/>
-        </w:rPr>
-        <w:br w:type="page"/>
-      </w:r>
-    </w:p>
-    <w:p>
-      <w:pPr>
-        <w:pStyle w:val="Ttulo3"/>
-        <w:shd w:val="clear" w:color="auto" w:fill="FFFFFF"/>
-        <w:spacing w:before="480" w:after="240" w:line="450" w:lineRule="atLeast"/>
-        <w:rPr>
-          <w:rFonts w:ascii="Inter" w:hAnsi="Inter"/>
-          <w:color w:val="0F1115"/>
-          <w:sz w:val="30"/>
-          <w:szCs w:val="30"/>
-        </w:rPr>
-      </w:pPr>
       <w:r>
         <w:rPr>
           <w:rFonts w:ascii="Inter" w:hAnsi="Inter"/>
@@ -6258,85 +6640,56 @@
     </w:p>
     <w:tbl>
       <w:tblPr>
-        <w:tblW w:w="11280" w:type="dxa"/>
-        <w:tblInd w:w="-1383" w:type="dxa"/>
-        <w:tblCellMar>
-          <w:top w:w="15" w:type="dxa"/>
-          <w:left w:w="15" w:type="dxa"/>
-          <w:bottom w:w="15" w:type="dxa"/>
-          <w:right w:w="15" w:type="dxa"/>
-        </w:tblCellMar>
+        <w:tblStyle w:val="Tablaconcuadrcula"/>
+        <w:tblW w:w="0" w:type="auto"/>
         <w:tblLook w:val="04A0" w:firstRow="1" w:lastRow="0" w:firstColumn="1" w:lastColumn="0" w:noHBand="0" w:noVBand="1"/>
       </w:tblPr>
       <w:tblGrid>
-        <w:gridCol w:w="3271"/>
-        <w:gridCol w:w="8009"/>
+        <w:gridCol w:w="4247"/>
+        <w:gridCol w:w="4247"/>
       </w:tblGrid>
       <w:tr>
-        <w:trPr>
-          <w:tblHeader/>
-        </w:trPr>
-        <w:tc>
-          <w:tcPr>
-            <w:tcW w:w="0" w:type="auto"/>
-            <w:tcBorders>
-              <w:top w:val="nil"/>
-            </w:tcBorders>
-            <w:tcMar>
-              <w:top w:w="150" w:type="dxa"/>
-              <w:left w:w="0" w:type="dxa"/>
-              <w:bottom w:w="150" w:type="dxa"/>
-              <w:right w:w="240" w:type="dxa"/>
-            </w:tcMar>
-            <w:vAlign w:val="center"/>
-            <w:hideMark/>
+        <w:tc>
+          <w:tcPr>
+            <w:tcW w:w="4247" w:type="dxa"/>
+            <w:vAlign w:val="center"/>
           </w:tcPr>
           <w:p>
             <w:pPr>
-              <w:spacing w:line="375" w:lineRule="atLeast"/>
+              <w:rPr>
+                <w:b/>
+                <w:bCs/>
+              </w:rPr>
+            </w:pPr>
+            <w:r>
               <w:rPr>
                 <w:rFonts w:ascii="Inter" w:hAnsi="Inter"/>
-                <w:sz w:val="23"/>
-                <w:szCs w:val="23"/>
+                <w:b/>
+                <w:bCs/>
+                <w:sz w:val="23"/>
+                <w:szCs w:val="23"/>
+              </w:rPr>
+              <w:t>Restricción</w:t>
+            </w:r>
+          </w:p>
+        </w:tc>
+        <w:tc>
+          <w:tcPr>
+            <w:tcW w:w="4247" w:type="dxa"/>
+            <w:vAlign w:val="center"/>
+          </w:tcPr>
+          <w:p>
+            <w:pPr>
+              <w:rPr>
+                <w:b/>
+                <w:bCs/>
               </w:rPr>
             </w:pPr>
             <w:r>
               <w:rPr>
                 <w:rFonts w:ascii="Inter" w:hAnsi="Inter"/>
-                <w:sz w:val="23"/>
-                <w:szCs w:val="23"/>
-              </w:rPr>
-              <w:t>Restricción</w:t>
-            </w:r>
-          </w:p>
-        </w:tc>
-        <w:tc>
-          <w:tcPr>
-            <w:tcW w:w="0" w:type="auto"/>
-            <w:tcBorders>
-              <w:top w:val="nil"/>
-            </w:tcBorders>
-            <w:tcMar>
-              <w:top w:w="150" w:type="dxa"/>
-              <w:left w:w="240" w:type="dxa"/>
-              <w:bottom w:w="150" w:type="dxa"/>
-              <w:right w:w="240" w:type="dxa"/>
-            </w:tcMar>
-            <w:vAlign w:val="center"/>
-            <w:hideMark/>
-          </w:tcPr>
-          <w:p>
-            <w:pPr>
-              <w:spacing w:line="375" w:lineRule="atLeast"/>
-              <w:rPr>
-                <w:rFonts w:ascii="Inter" w:hAnsi="Inter"/>
-                <w:sz w:val="23"/>
-                <w:szCs w:val="23"/>
-              </w:rPr>
-            </w:pPr>
-            <w:r>
-              <w:rPr>
-                <w:rFonts w:ascii="Inter" w:hAnsi="Inter"/>
+                <w:b/>
+                <w:bCs/>
                 <w:sz w:val="23"/>
                 <w:szCs w:val="23"/>
               </w:rPr>
@@ -6348,57 +6701,27 @@
       <w:tr>
         <w:tc>
           <w:tcPr>
-            <w:tcW w:w="0" w:type="auto"/>
-            <w:tcMar>
-              <w:top w:w="150" w:type="dxa"/>
-              <w:left w:w="0" w:type="dxa"/>
-              <w:bottom w:w="150" w:type="dxa"/>
-              <w:right w:w="240" w:type="dxa"/>
-            </w:tcMar>
-            <w:vAlign w:val="center"/>
-            <w:hideMark/>
-          </w:tcPr>
-          <w:p>
-            <w:pPr>
-              <w:spacing w:line="375" w:lineRule="atLeast"/>
-              <w:rPr>
+            <w:tcW w:w="4247" w:type="dxa"/>
+            <w:vAlign w:val="center"/>
+          </w:tcPr>
+          <w:p>
+            <w:r>
+              <w:rPr>
+                <w:rStyle w:val="Fuerte"/>
                 <w:rFonts w:ascii="Inter" w:hAnsi="Inter"/>
                 <w:sz w:val="23"/>
                 <w:szCs w:val="23"/>
               </w:rPr>
-            </w:pPr>
-            <w:r>
-              <w:rPr>
-                <w:rStyle w:val="Textoennegrita"/>
-                <w:rFonts w:ascii="Inter" w:hAnsi="Inter"/>
-                <w:sz w:val="23"/>
-                <w:szCs w:val="23"/>
-              </w:rPr>
               <w:t>Bajo presupuesto inicial</w:t>
             </w:r>
           </w:p>
         </w:tc>
         <w:tc>
           <w:tcPr>
-            <w:tcW w:w="0" w:type="auto"/>
-            <w:tcMar>
-              <w:top w:w="150" w:type="dxa"/>
-              <w:left w:w="240" w:type="dxa"/>
-              <w:bottom w:w="150" w:type="dxa"/>
-              <w:right w:w="0" w:type="dxa"/>
-            </w:tcMar>
-            <w:vAlign w:val="center"/>
-            <w:hideMark/>
-          </w:tcPr>
-          <w:p>
-            <w:pPr>
-              <w:spacing w:line="375" w:lineRule="atLeast"/>
-              <w:rPr>
-                <w:rFonts w:ascii="Inter" w:hAnsi="Inter"/>
-                <w:sz w:val="23"/>
-                <w:szCs w:val="23"/>
-              </w:rPr>
-            </w:pPr>
+            <w:tcW w:w="4247" w:type="dxa"/>
+            <w:vAlign w:val="center"/>
+          </w:tcPr>
+          <w:p>
             <w:r>
               <w:rPr>
                 <w:rFonts w:ascii="Inter" w:hAnsi="Inter"/>
@@ -6431,57 +6754,27 @@
       <w:tr>
         <w:tc>
           <w:tcPr>
-            <w:tcW w:w="0" w:type="auto"/>
-            <w:tcMar>
-              <w:top w:w="150" w:type="dxa"/>
-              <w:left w:w="0" w:type="dxa"/>
-              <w:bottom w:w="150" w:type="dxa"/>
-              <w:right w:w="240" w:type="dxa"/>
-            </w:tcMar>
-            <w:vAlign w:val="center"/>
-            <w:hideMark/>
-          </w:tcPr>
-          <w:p>
-            <w:pPr>
-              <w:spacing w:line="375" w:lineRule="atLeast"/>
-              <w:rPr>
+            <w:tcW w:w="4247" w:type="dxa"/>
+            <w:vAlign w:val="center"/>
+          </w:tcPr>
+          <w:p>
+            <w:r>
+              <w:rPr>
+                <w:rStyle w:val="Fuerte"/>
                 <w:rFonts w:ascii="Inter" w:hAnsi="Inter"/>
                 <w:sz w:val="23"/>
                 <w:szCs w:val="23"/>
               </w:rPr>
-            </w:pPr>
-            <w:r>
-              <w:rPr>
-                <w:rStyle w:val="Textoennegrita"/>
-                <w:rFonts w:ascii="Inter" w:hAnsi="Inter"/>
-                <w:sz w:val="23"/>
-                <w:szCs w:val="23"/>
-              </w:rPr>
               <w:t>Inversión en hardware limitada</w:t>
             </w:r>
           </w:p>
         </w:tc>
         <w:tc>
           <w:tcPr>
-            <w:tcW w:w="0" w:type="auto"/>
-            <w:tcMar>
-              <w:top w:w="150" w:type="dxa"/>
-              <w:left w:w="240" w:type="dxa"/>
-              <w:bottom w:w="150" w:type="dxa"/>
-              <w:right w:w="0" w:type="dxa"/>
-            </w:tcMar>
-            <w:vAlign w:val="center"/>
-            <w:hideMark/>
-          </w:tcPr>
-          <w:p>
-            <w:pPr>
-              <w:spacing w:line="375" w:lineRule="atLeast"/>
-              <w:rPr>
-                <w:rFonts w:ascii="Inter" w:hAnsi="Inter"/>
-                <w:sz w:val="23"/>
-                <w:szCs w:val="23"/>
-              </w:rPr>
-            </w:pPr>
+            <w:tcW w:w="4247" w:type="dxa"/>
+            <w:vAlign w:val="center"/>
+          </w:tcPr>
+          <w:p>
             <w:r>
               <w:rPr>
                 <w:rFonts w:ascii="Inter" w:hAnsi="Inter"/>
@@ -6496,57 +6789,27 @@
       <w:tr>
         <w:tc>
           <w:tcPr>
-            <w:tcW w:w="0" w:type="auto"/>
-            <w:tcMar>
-              <w:top w:w="150" w:type="dxa"/>
-              <w:left w:w="0" w:type="dxa"/>
-              <w:bottom w:w="150" w:type="dxa"/>
-              <w:right w:w="240" w:type="dxa"/>
-            </w:tcMar>
-            <w:vAlign w:val="center"/>
-            <w:hideMark/>
-          </w:tcPr>
-          <w:p>
-            <w:pPr>
-              <w:spacing w:line="375" w:lineRule="atLeast"/>
-              <w:rPr>
+            <w:tcW w:w="4247" w:type="dxa"/>
+            <w:vAlign w:val="center"/>
+          </w:tcPr>
+          <w:p>
+            <w:r>
+              <w:rPr>
+                <w:rStyle w:val="Fuerte"/>
                 <w:rFonts w:ascii="Inter" w:hAnsi="Inter"/>
                 <w:sz w:val="23"/>
                 <w:szCs w:val="23"/>
               </w:rPr>
-            </w:pPr>
-            <w:r>
-              <w:rPr>
-                <w:rStyle w:val="Textoennegrita"/>
-                <w:rFonts w:ascii="Inter" w:hAnsi="Inter"/>
-                <w:sz w:val="23"/>
-                <w:szCs w:val="23"/>
-              </w:rPr>
               <w:t>Resistencia a costos fijos mensuales altos</w:t>
             </w:r>
           </w:p>
         </w:tc>
         <w:tc>
           <w:tcPr>
-            <w:tcW w:w="0" w:type="auto"/>
-            <w:tcMar>
-              <w:top w:w="150" w:type="dxa"/>
-              <w:left w:w="240" w:type="dxa"/>
-              <w:bottom w:w="150" w:type="dxa"/>
-              <w:right w:w="0" w:type="dxa"/>
-            </w:tcMar>
-            <w:vAlign w:val="center"/>
-            <w:hideMark/>
-          </w:tcPr>
-          <w:p>
-            <w:pPr>
-              <w:spacing w:line="375" w:lineRule="atLeast"/>
-              <w:rPr>
-                <w:rFonts w:ascii="Inter" w:hAnsi="Inter"/>
-                <w:sz w:val="23"/>
-                <w:szCs w:val="23"/>
-              </w:rPr>
-            </w:pPr>
+            <w:tcW w:w="4247" w:type="dxa"/>
+            <w:vAlign w:val="center"/>
+          </w:tcPr>
+          <w:p>
             <w:r>
               <w:rPr>
                 <w:rFonts w:ascii="Inter" w:hAnsi="Inter"/>
@@ -6579,57 +6842,27 @@
       <w:tr>
         <w:tc>
           <w:tcPr>
-            <w:tcW w:w="0" w:type="auto"/>
-            <w:tcMar>
-              <w:top w:w="150" w:type="dxa"/>
-              <w:left w:w="0" w:type="dxa"/>
-              <w:bottom w:w="150" w:type="dxa"/>
-              <w:right w:w="240" w:type="dxa"/>
-            </w:tcMar>
-            <w:vAlign w:val="center"/>
-            <w:hideMark/>
-          </w:tcPr>
-          <w:p>
-            <w:pPr>
-              <w:spacing w:line="375" w:lineRule="atLeast"/>
-              <w:rPr>
+            <w:tcW w:w="4247" w:type="dxa"/>
+            <w:vAlign w:val="center"/>
+          </w:tcPr>
+          <w:p>
+            <w:r>
+              <w:rPr>
+                <w:rStyle w:val="Fuerte"/>
                 <w:rFonts w:ascii="Inter" w:hAnsi="Inter"/>
                 <w:sz w:val="23"/>
                 <w:szCs w:val="23"/>
               </w:rPr>
-            </w:pPr>
-            <w:r>
-              <w:rPr>
-                <w:rStyle w:val="Textoennegrita"/>
-                <w:rFonts w:ascii="Inter" w:hAnsi="Inter"/>
-                <w:sz w:val="23"/>
-                <w:szCs w:val="23"/>
-              </w:rPr>
               <w:t>No hay personal de IT</w:t>
             </w:r>
           </w:p>
         </w:tc>
         <w:tc>
           <w:tcPr>
-            <w:tcW w:w="0" w:type="auto"/>
-            <w:tcMar>
-              <w:top w:w="150" w:type="dxa"/>
-              <w:left w:w="240" w:type="dxa"/>
-              <w:bottom w:w="150" w:type="dxa"/>
-              <w:right w:w="0" w:type="dxa"/>
-            </w:tcMar>
-            <w:vAlign w:val="center"/>
-            <w:hideMark/>
-          </w:tcPr>
-          <w:p>
-            <w:pPr>
-              <w:spacing w:line="375" w:lineRule="atLeast"/>
-              <w:rPr>
-                <w:rFonts w:ascii="Inter" w:hAnsi="Inter"/>
-                <w:sz w:val="23"/>
-                <w:szCs w:val="23"/>
-              </w:rPr>
-            </w:pPr>
+            <w:tcW w:w="4247" w:type="dxa"/>
+            <w:vAlign w:val="center"/>
+          </w:tcPr>
+          <w:p>
             <w:r>
               <w:rPr>
                 <w:rFonts w:ascii="Inter" w:hAnsi="Inter"/>
@@ -6642,6 +6875,7 @@
         </w:tc>
       </w:tr>
     </w:tbl>
+    <w:p/>
     <w:p>
       <w:pPr>
         <w:pStyle w:val="Ttulo3"/>
@@ -6826,7 +7060,7 @@
       </w:r>
       <w:r>
         <w:rPr>
-          <w:rStyle w:val="Textoennegrita"/>
+          <w:rStyle w:val="Fuerte"/>
           <w:rFonts w:ascii="Inter" w:hAnsi="Inter"/>
           <w:color w:val="0F1115"/>
         </w:rPr>
@@ -6842,51 +7076,36 @@
     </w:p>
     <w:tbl>
       <w:tblPr>
-        <w:tblW w:w="11280" w:type="dxa"/>
-        <w:tblInd w:w="-1383" w:type="dxa"/>
-        <w:tblCellMar>
-          <w:top w:w="15" w:type="dxa"/>
-          <w:left w:w="15" w:type="dxa"/>
-          <w:bottom w:w="15" w:type="dxa"/>
-          <w:right w:w="15" w:type="dxa"/>
-        </w:tblCellMar>
+        <w:tblStyle w:val="Tablaconcuadrcula"/>
+        <w:tblW w:w="0" w:type="auto"/>
         <w:tblLook w:val="04A0" w:firstRow="1" w:lastRow="0" w:firstColumn="1" w:lastColumn="0" w:noHBand="0" w:noVBand="1"/>
       </w:tblPr>
       <w:tblGrid>
-        <w:gridCol w:w="2148"/>
-        <w:gridCol w:w="9132"/>
+        <w:gridCol w:w="2830"/>
+        <w:gridCol w:w="5664"/>
       </w:tblGrid>
       <w:tr>
-        <w:trPr>
-          <w:tblHeader/>
-        </w:trPr>
-        <w:tc>
-          <w:tcPr>
-            <w:tcW w:w="0" w:type="auto"/>
-            <w:tcBorders>
-              <w:top w:val="nil"/>
-            </w:tcBorders>
-            <w:tcMar>
-              <w:top w:w="150" w:type="dxa"/>
-              <w:left w:w="0" w:type="dxa"/>
-              <w:bottom w:w="150" w:type="dxa"/>
-              <w:right w:w="240" w:type="dxa"/>
-            </w:tcMar>
-            <w:vAlign w:val="center"/>
-            <w:hideMark/>
+        <w:tc>
+          <w:tcPr>
+            <w:tcW w:w="2830" w:type="dxa"/>
+            <w:vAlign w:val="center"/>
           </w:tcPr>
           <w:p>
             <w:pPr>
-              <w:spacing w:line="375" w:lineRule="atLeast"/>
+              <w:pStyle w:val="ds-markdown-paragraph"/>
+              <w:spacing w:before="240" w:beforeAutospacing="0" w:after="240" w:afterAutospacing="0"/>
               <w:rPr>
                 <w:rFonts w:ascii="Inter" w:hAnsi="Inter"/>
-                <w:sz w:val="23"/>
-                <w:szCs w:val="23"/>
+                <w:b/>
+                <w:bCs/>
+                <w:color w:val="0F1115"/>
               </w:rPr>
             </w:pPr>
             <w:r>
               <w:rPr>
                 <w:rFonts w:ascii="Inter" w:hAnsi="Inter"/>
+                <w:b/>
+                <w:bCs/>
                 <w:sz w:val="23"/>
                 <w:szCs w:val="23"/>
               </w:rPr>
@@ -6896,31 +7115,25 @@
         </w:tc>
         <w:tc>
           <w:tcPr>
-            <w:tcW w:w="0" w:type="auto"/>
-            <w:tcBorders>
-              <w:top w:val="nil"/>
-            </w:tcBorders>
-            <w:tcMar>
-              <w:top w:w="150" w:type="dxa"/>
-              <w:left w:w="240" w:type="dxa"/>
-              <w:bottom w:w="150" w:type="dxa"/>
-              <w:right w:w="240" w:type="dxa"/>
-            </w:tcMar>
-            <w:vAlign w:val="center"/>
-            <w:hideMark/>
+            <w:tcW w:w="5664" w:type="dxa"/>
+            <w:vAlign w:val="center"/>
           </w:tcPr>
           <w:p>
             <w:pPr>
-              <w:spacing w:line="375" w:lineRule="atLeast"/>
+              <w:pStyle w:val="ds-markdown-paragraph"/>
+              <w:spacing w:before="240" w:beforeAutospacing="0" w:after="240" w:afterAutospacing="0"/>
               <w:rPr>
                 <w:rFonts w:ascii="Inter" w:hAnsi="Inter"/>
-                <w:sz w:val="23"/>
-                <w:szCs w:val="23"/>
+                <w:b/>
+                <w:bCs/>
+                <w:color w:val="0F1115"/>
               </w:rPr>
             </w:pPr>
             <w:r>
               <w:rPr>
                 <w:rFonts w:ascii="Inter" w:hAnsi="Inter"/>
+                <w:b/>
+                <w:bCs/>
                 <w:sz w:val="23"/>
                 <w:szCs w:val="23"/>
               </w:rPr>
@@ -6932,28 +7145,21 @@
       <w:tr>
         <w:tc>
           <w:tcPr>
-            <w:tcW w:w="0" w:type="auto"/>
-            <w:tcMar>
-              <w:top w:w="150" w:type="dxa"/>
-              <w:left w:w="0" w:type="dxa"/>
-              <w:bottom w:w="150" w:type="dxa"/>
-              <w:right w:w="240" w:type="dxa"/>
-            </w:tcMar>
-            <w:vAlign w:val="center"/>
-            <w:hideMark/>
+            <w:tcW w:w="2830" w:type="dxa"/>
+            <w:vAlign w:val="center"/>
           </w:tcPr>
           <w:p>
             <w:pPr>
-              <w:spacing w:line="375" w:lineRule="atLeast"/>
+              <w:pStyle w:val="ds-markdown-paragraph"/>
+              <w:spacing w:before="240" w:beforeAutospacing="0" w:after="240" w:afterAutospacing="0"/>
               <w:rPr>
                 <w:rFonts w:ascii="Inter" w:hAnsi="Inter"/>
-                <w:sz w:val="23"/>
-                <w:szCs w:val="23"/>
+                <w:color w:val="0F1115"/>
               </w:rPr>
             </w:pPr>
             <w:r>
               <w:rPr>
-                <w:rStyle w:val="Textoennegrita"/>
+                <w:rStyle w:val="Fuerte"/>
                 <w:rFonts w:ascii="Inter" w:hAnsi="Inter"/>
                 <w:sz w:val="23"/>
                 <w:szCs w:val="23"/>
@@ -6964,19 +7170,13 @@
         </w:tc>
         <w:tc>
           <w:tcPr>
-            <w:tcW w:w="0" w:type="auto"/>
-            <w:tcMar>
-              <w:top w:w="150" w:type="dxa"/>
-              <w:left w:w="240" w:type="dxa"/>
-              <w:bottom w:w="150" w:type="dxa"/>
-              <w:right w:w="0" w:type="dxa"/>
-            </w:tcMar>
-            <w:vAlign w:val="center"/>
-            <w:hideMark/>
+            <w:tcW w:w="5664" w:type="dxa"/>
+            <w:vAlign w:val="center"/>
           </w:tcPr>
           <w:p>
             <w:pPr>
-              <w:spacing w:line="375" w:lineRule="atLeast"/>
+              <w:pStyle w:val="ds-markdown-paragraph"/>
+              <w:spacing w:before="240" w:beforeAutospacing="0" w:after="240" w:afterAutospacing="0"/>
               <w:rPr>
                 <w:rFonts w:ascii="Inter" w:hAnsi="Inter"/>
                 <w:sz w:val="23"/>
@@ -6989,7 +7189,23 @@
                 <w:sz w:val="23"/>
                 <w:szCs w:val="23"/>
               </w:rPr>
-              <w:t>• Control de stock por lote y ubicación. • Trazabilidad FEFO (</w:t>
+              <w:t xml:space="preserve">• Control de stock por lote y ubicación. </w:t>
+            </w:r>
+            <w:r>
+              <w:rPr>
+                <w:rFonts w:ascii="Inter" w:hAnsi="Inter"/>
+                <w:sz w:val="23"/>
+                <w:szCs w:val="23"/>
+              </w:rPr>
+              <w:br/>
+            </w:r>
+            <w:r>
+              <w:rPr>
+                <w:rFonts w:ascii="Inter" w:hAnsi="Inter"/>
+                <w:sz w:val="23"/>
+                <w:szCs w:val="23"/>
+              </w:rPr>
+              <w:t>• Trazabilidad FEFO (</w:t>
             </w:r>
             <w:proofErr w:type="spellStart"/>
             <w:r>
@@ -7061,7 +7277,23 @@
                 <w:sz w:val="23"/>
                 <w:szCs w:val="23"/>
               </w:rPr>
-              <w:t>). • Alertas automáticas de stock mínimo y por vencer.</w:t>
+              <w:t xml:space="preserve">). </w:t>
+            </w:r>
+            <w:r>
+              <w:rPr>
+                <w:rFonts w:ascii="Inter" w:hAnsi="Inter"/>
+                <w:sz w:val="23"/>
+                <w:szCs w:val="23"/>
+              </w:rPr>
+              <w:br/>
+            </w:r>
+            <w:r>
+              <w:rPr>
+                <w:rFonts w:ascii="Inter" w:hAnsi="Inter"/>
+                <w:sz w:val="23"/>
+                <w:szCs w:val="23"/>
+              </w:rPr>
+              <w:t>• Alertas automáticas de stock mínimo y por vencer.</w:t>
             </w:r>
           </w:p>
         </w:tc>
@@ -7069,28 +7301,21 @@
       <w:tr>
         <w:tc>
           <w:tcPr>
-            <w:tcW w:w="0" w:type="auto"/>
-            <w:tcMar>
-              <w:top w:w="150" w:type="dxa"/>
-              <w:left w:w="0" w:type="dxa"/>
-              <w:bottom w:w="150" w:type="dxa"/>
-              <w:right w:w="240" w:type="dxa"/>
-            </w:tcMar>
-            <w:vAlign w:val="center"/>
-            <w:hideMark/>
+            <w:tcW w:w="2830" w:type="dxa"/>
+            <w:vAlign w:val="center"/>
           </w:tcPr>
           <w:p>
             <w:pPr>
-              <w:spacing w:line="375" w:lineRule="atLeast"/>
+              <w:pStyle w:val="ds-markdown-paragraph"/>
+              <w:spacing w:before="240" w:beforeAutospacing="0" w:after="240" w:afterAutospacing="0"/>
               <w:rPr>
                 <w:rFonts w:ascii="Inter" w:hAnsi="Inter"/>
-                <w:sz w:val="23"/>
-                <w:szCs w:val="23"/>
+                <w:color w:val="0F1115"/>
               </w:rPr>
             </w:pPr>
             <w:r>
               <w:rPr>
-                <w:rStyle w:val="Textoennegrita"/>
+                <w:rStyle w:val="Fuerte"/>
                 <w:rFonts w:ascii="Inter" w:hAnsi="Inter"/>
                 <w:sz w:val="23"/>
                 <w:szCs w:val="23"/>
@@ -7101,23 +7326,16 @@
         </w:tc>
         <w:tc>
           <w:tcPr>
-            <w:tcW w:w="0" w:type="auto"/>
-            <w:tcMar>
-              <w:top w:w="150" w:type="dxa"/>
-              <w:left w:w="240" w:type="dxa"/>
-              <w:bottom w:w="150" w:type="dxa"/>
-              <w:right w:w="0" w:type="dxa"/>
-            </w:tcMar>
-            <w:vAlign w:val="center"/>
-            <w:hideMark/>
+            <w:tcW w:w="5664" w:type="dxa"/>
+            <w:vAlign w:val="center"/>
           </w:tcPr>
           <w:p>
             <w:pPr>
-              <w:spacing w:line="375" w:lineRule="atLeast"/>
+              <w:pStyle w:val="ds-markdown-paragraph"/>
+              <w:spacing w:before="240" w:beforeAutospacing="0" w:after="240" w:afterAutospacing="0"/>
               <w:rPr>
                 <w:rFonts w:ascii="Inter" w:hAnsi="Inter"/>
-                <w:sz w:val="23"/>
-                <w:szCs w:val="23"/>
+                <w:color w:val="0F1115"/>
               </w:rPr>
             </w:pPr>
             <w:r>
@@ -7126,7 +7344,39 @@
                 <w:sz w:val="23"/>
                 <w:szCs w:val="23"/>
               </w:rPr>
-              <w:t>• Cálculo de punto de pedido basado en rotación real. • Generación de órdenes de compra digitales. • Historial de precios por proveedor.</w:t>
+              <w:t xml:space="preserve">• Cálculo de punto de pedido basado en rotación real. </w:t>
+            </w:r>
+            <w:r>
+              <w:rPr>
+                <w:rFonts w:ascii="Inter" w:hAnsi="Inter"/>
+                <w:sz w:val="23"/>
+                <w:szCs w:val="23"/>
+              </w:rPr>
+              <w:br/>
+            </w:r>
+            <w:r>
+              <w:rPr>
+                <w:rFonts w:ascii="Inter" w:hAnsi="Inter"/>
+                <w:sz w:val="23"/>
+                <w:szCs w:val="23"/>
+              </w:rPr>
+              <w:t xml:space="preserve">• Generación de órdenes de compra digitales. </w:t>
+            </w:r>
+            <w:r>
+              <w:rPr>
+                <w:rFonts w:ascii="Inter" w:hAnsi="Inter"/>
+                <w:sz w:val="23"/>
+                <w:szCs w:val="23"/>
+              </w:rPr>
+              <w:br/>
+            </w:r>
+            <w:r>
+              <w:rPr>
+                <w:rFonts w:ascii="Inter" w:hAnsi="Inter"/>
+                <w:sz w:val="23"/>
+                <w:szCs w:val="23"/>
+              </w:rPr>
+              <w:t>• Historial de precios por proveedor.</w:t>
             </w:r>
           </w:p>
         </w:tc>
@@ -7134,28 +7384,21 @@
       <w:tr>
         <w:tc>
           <w:tcPr>
-            <w:tcW w:w="0" w:type="auto"/>
-            <w:tcMar>
-              <w:top w:w="150" w:type="dxa"/>
-              <w:left w:w="0" w:type="dxa"/>
-              <w:bottom w:w="150" w:type="dxa"/>
-              <w:right w:w="240" w:type="dxa"/>
-            </w:tcMar>
-            <w:vAlign w:val="center"/>
-            <w:hideMark/>
+            <w:tcW w:w="2830" w:type="dxa"/>
+            <w:vAlign w:val="center"/>
           </w:tcPr>
           <w:p>
             <w:pPr>
-              <w:spacing w:line="375" w:lineRule="atLeast"/>
+              <w:pStyle w:val="ds-markdown-paragraph"/>
+              <w:spacing w:before="240" w:beforeAutospacing="0" w:after="240" w:afterAutospacing="0"/>
               <w:rPr>
                 <w:rFonts w:ascii="Inter" w:hAnsi="Inter"/>
-                <w:sz w:val="23"/>
-                <w:szCs w:val="23"/>
+                <w:color w:val="0F1115"/>
               </w:rPr>
             </w:pPr>
             <w:r>
               <w:rPr>
-                <w:rStyle w:val="Textoennegrita"/>
+                <w:rStyle w:val="Fuerte"/>
                 <w:rFonts w:ascii="Inter" w:hAnsi="Inter"/>
                 <w:sz w:val="23"/>
                 <w:szCs w:val="23"/>
@@ -7166,23 +7409,16 @@
         </w:tc>
         <w:tc>
           <w:tcPr>
-            <w:tcW w:w="0" w:type="auto"/>
-            <w:tcMar>
-              <w:top w:w="150" w:type="dxa"/>
-              <w:left w:w="240" w:type="dxa"/>
-              <w:bottom w:w="150" w:type="dxa"/>
-              <w:right w:w="0" w:type="dxa"/>
-            </w:tcMar>
-            <w:vAlign w:val="center"/>
-            <w:hideMark/>
+            <w:tcW w:w="5664" w:type="dxa"/>
+            <w:vAlign w:val="center"/>
           </w:tcPr>
           <w:p>
             <w:pPr>
-              <w:spacing w:line="375" w:lineRule="atLeast"/>
+              <w:pStyle w:val="ds-markdown-paragraph"/>
+              <w:spacing w:before="240" w:beforeAutospacing="0" w:after="240" w:afterAutospacing="0"/>
               <w:rPr>
                 <w:rFonts w:ascii="Inter" w:hAnsi="Inter"/>
-                <w:sz w:val="23"/>
-                <w:szCs w:val="23"/>
+                <w:color w:val="0F1115"/>
               </w:rPr>
             </w:pPr>
             <w:r>
@@ -7191,7 +7427,23 @@
                 <w:sz w:val="23"/>
                 <w:szCs w:val="23"/>
               </w:rPr>
-              <w:t>• Integración con stock para evitar sobreventa. • Preparación de pedidos guiados por FEFO.</w:t>
+              <w:t xml:space="preserve">• Integración con stock para evitar sobreventa. </w:t>
+            </w:r>
+            <w:r>
+              <w:rPr>
+                <w:rFonts w:ascii="Inter" w:hAnsi="Inter"/>
+                <w:sz w:val="23"/>
+                <w:szCs w:val="23"/>
+              </w:rPr>
+              <w:br/>
+            </w:r>
+            <w:r>
+              <w:rPr>
+                <w:rFonts w:ascii="Inter" w:hAnsi="Inter"/>
+                <w:sz w:val="23"/>
+                <w:szCs w:val="23"/>
+              </w:rPr>
+              <w:t>• Preparación de pedidos guiados por FEFO.</w:t>
             </w:r>
           </w:p>
         </w:tc>
@@ -7199,28 +7451,21 @@
       <w:tr>
         <w:tc>
           <w:tcPr>
-            <w:tcW w:w="0" w:type="auto"/>
-            <w:tcMar>
-              <w:top w:w="150" w:type="dxa"/>
-              <w:left w:w="0" w:type="dxa"/>
-              <w:bottom w:w="150" w:type="dxa"/>
-              <w:right w:w="240" w:type="dxa"/>
-            </w:tcMar>
-            <w:vAlign w:val="center"/>
-            <w:hideMark/>
+            <w:tcW w:w="2830" w:type="dxa"/>
+            <w:vAlign w:val="center"/>
           </w:tcPr>
           <w:p>
             <w:pPr>
-              <w:spacing w:line="375" w:lineRule="atLeast"/>
+              <w:pStyle w:val="ds-markdown-paragraph"/>
+              <w:spacing w:before="240" w:beforeAutospacing="0" w:after="240" w:afterAutospacing="0"/>
               <w:rPr>
                 <w:rFonts w:ascii="Inter" w:hAnsi="Inter"/>
-                <w:sz w:val="23"/>
-                <w:szCs w:val="23"/>
+                <w:color w:val="0F1115"/>
               </w:rPr>
             </w:pPr>
             <w:r>
               <w:rPr>
-                <w:rStyle w:val="Textoennegrita"/>
+                <w:rStyle w:val="Fuerte"/>
                 <w:rFonts w:ascii="Inter" w:hAnsi="Inter"/>
                 <w:sz w:val="23"/>
                 <w:szCs w:val="23"/>
@@ -7231,23 +7476,16 @@
         </w:tc>
         <w:tc>
           <w:tcPr>
-            <w:tcW w:w="0" w:type="auto"/>
-            <w:tcMar>
-              <w:top w:w="150" w:type="dxa"/>
-              <w:left w:w="240" w:type="dxa"/>
-              <w:bottom w:w="150" w:type="dxa"/>
-              <w:right w:w="0" w:type="dxa"/>
-            </w:tcMar>
-            <w:vAlign w:val="center"/>
-            <w:hideMark/>
+            <w:tcW w:w="5664" w:type="dxa"/>
+            <w:vAlign w:val="center"/>
           </w:tcPr>
           <w:p>
             <w:pPr>
-              <w:spacing w:line="375" w:lineRule="atLeast"/>
+              <w:pStyle w:val="ds-markdown-paragraph"/>
+              <w:spacing w:before="240" w:beforeAutospacing="0" w:after="240" w:afterAutospacing="0"/>
               <w:rPr>
                 <w:rFonts w:ascii="Inter" w:hAnsi="Inter"/>
-                <w:sz w:val="23"/>
-                <w:szCs w:val="23"/>
+                <w:color w:val="0F1115"/>
               </w:rPr>
             </w:pPr>
             <w:r>
@@ -7256,7 +7494,23 @@
                 <w:sz w:val="23"/>
                 <w:szCs w:val="23"/>
               </w:rPr>
-              <w:t>• Vinculación automática entre despacho y saldo del cliente. • Reporte de antigüedad de deudas.</w:t>
+              <w:t xml:space="preserve">• Vinculación automática entre despacho y saldo del cliente. </w:t>
+            </w:r>
+            <w:r>
+              <w:rPr>
+                <w:rFonts w:ascii="Inter" w:hAnsi="Inter"/>
+                <w:sz w:val="23"/>
+                <w:szCs w:val="23"/>
+              </w:rPr>
+              <w:br/>
+            </w:r>
+            <w:r>
+              <w:rPr>
+                <w:rFonts w:ascii="Inter" w:hAnsi="Inter"/>
+                <w:sz w:val="23"/>
+                <w:szCs w:val="23"/>
+              </w:rPr>
+              <w:t>• Reporte de antigüedad de deudas.</w:t>
             </w:r>
           </w:p>
         </w:tc>
@@ -7264,28 +7518,21 @@
       <w:tr>
         <w:tc>
           <w:tcPr>
-            <w:tcW w:w="0" w:type="auto"/>
-            <w:tcMar>
-              <w:top w:w="150" w:type="dxa"/>
-              <w:left w:w="0" w:type="dxa"/>
-              <w:bottom w:w="150" w:type="dxa"/>
-              <w:right w:w="240" w:type="dxa"/>
-            </w:tcMar>
-            <w:vAlign w:val="center"/>
-            <w:hideMark/>
+            <w:tcW w:w="2830" w:type="dxa"/>
+            <w:vAlign w:val="center"/>
           </w:tcPr>
           <w:p>
             <w:pPr>
-              <w:spacing w:line="375" w:lineRule="atLeast"/>
+              <w:pStyle w:val="ds-markdown-paragraph"/>
+              <w:spacing w:before="240" w:beforeAutospacing="0" w:after="240" w:afterAutospacing="0"/>
               <w:rPr>
                 <w:rFonts w:ascii="Inter" w:hAnsi="Inter"/>
-                <w:sz w:val="23"/>
-                <w:szCs w:val="23"/>
+                <w:color w:val="0F1115"/>
               </w:rPr>
             </w:pPr>
             <w:r>
               <w:rPr>
-                <w:rStyle w:val="Textoennegrita"/>
+                <w:rStyle w:val="Fuerte"/>
                 <w:rFonts w:ascii="Inter" w:hAnsi="Inter"/>
                 <w:sz w:val="23"/>
                 <w:szCs w:val="23"/>
@@ -7296,23 +7543,16 @@
         </w:tc>
         <w:tc>
           <w:tcPr>
-            <w:tcW w:w="0" w:type="auto"/>
-            <w:tcMar>
-              <w:top w:w="150" w:type="dxa"/>
-              <w:left w:w="240" w:type="dxa"/>
-              <w:bottom w:w="150" w:type="dxa"/>
-              <w:right w:w="0" w:type="dxa"/>
-            </w:tcMar>
-            <w:vAlign w:val="center"/>
-            <w:hideMark/>
+            <w:tcW w:w="5664" w:type="dxa"/>
+            <w:vAlign w:val="center"/>
           </w:tcPr>
           <w:p>
             <w:pPr>
-              <w:spacing w:line="375" w:lineRule="atLeast"/>
+              <w:pStyle w:val="ds-markdown-paragraph"/>
+              <w:spacing w:before="240" w:beforeAutospacing="0" w:after="240" w:afterAutospacing="0"/>
               <w:rPr>
                 <w:rFonts w:ascii="Inter" w:hAnsi="Inter"/>
-                <w:sz w:val="23"/>
-                <w:szCs w:val="23"/>
+                <w:color w:val="0F1115"/>
               </w:rPr>
             </w:pPr>
             <w:r>
@@ -7321,7 +7561,55 @@
                 <w:sz w:val="23"/>
                 <w:szCs w:val="23"/>
               </w:rPr>
-              <w:t>• Rotación de productos. • Pérdida estimada por vencimiento. • Antigüedad de saldos. • Tiempo de reposición.</w:t>
+              <w:t xml:space="preserve">• Rotación de productos. </w:t>
+            </w:r>
+            <w:r>
+              <w:rPr>
+                <w:rFonts w:ascii="Inter" w:hAnsi="Inter"/>
+                <w:sz w:val="23"/>
+                <w:szCs w:val="23"/>
+              </w:rPr>
+              <w:br/>
+            </w:r>
+            <w:r>
+              <w:rPr>
+                <w:rFonts w:ascii="Inter" w:hAnsi="Inter"/>
+                <w:sz w:val="23"/>
+                <w:szCs w:val="23"/>
+              </w:rPr>
+              <w:t xml:space="preserve">• Pérdida estimada por vencimiento. </w:t>
+            </w:r>
+            <w:r>
+              <w:rPr>
+                <w:rFonts w:ascii="Inter" w:hAnsi="Inter"/>
+                <w:sz w:val="23"/>
+                <w:szCs w:val="23"/>
+              </w:rPr>
+              <w:br/>
+            </w:r>
+            <w:r>
+              <w:rPr>
+                <w:rFonts w:ascii="Inter" w:hAnsi="Inter"/>
+                <w:sz w:val="23"/>
+                <w:szCs w:val="23"/>
+              </w:rPr>
+              <w:t xml:space="preserve">• Antigüedad de saldos. </w:t>
+            </w:r>
+            <w:r>
+              <w:rPr>
+                <w:rFonts w:ascii="Inter" w:hAnsi="Inter"/>
+                <w:sz w:val="23"/>
+                <w:szCs w:val="23"/>
+              </w:rPr>
+              <w:br/>
+            </w:r>
+            <w:r>
+              <w:rPr>
+                <w:rFonts w:ascii="Inter" w:hAnsi="Inter"/>
+                <w:sz w:val="23"/>
+                <w:szCs w:val="23"/>
+              </w:rPr>
+              <w:t>• Tiempo de reposición.</w:t>
             </w:r>
           </w:p>
         </w:tc>
@@ -7329,28 +7617,21 @@
       <w:tr>
         <w:tc>
           <w:tcPr>
-            <w:tcW w:w="0" w:type="auto"/>
-            <w:tcMar>
-              <w:top w:w="150" w:type="dxa"/>
-              <w:left w:w="0" w:type="dxa"/>
-              <w:bottom w:w="150" w:type="dxa"/>
-              <w:right w:w="240" w:type="dxa"/>
-            </w:tcMar>
-            <w:vAlign w:val="center"/>
-            <w:hideMark/>
+            <w:tcW w:w="2830" w:type="dxa"/>
+            <w:vAlign w:val="center"/>
           </w:tcPr>
           <w:p>
             <w:pPr>
-              <w:spacing w:line="375" w:lineRule="atLeast"/>
+              <w:pStyle w:val="ds-markdown-paragraph"/>
+              <w:spacing w:before="240" w:beforeAutospacing="0" w:after="240" w:afterAutospacing="0"/>
               <w:rPr>
                 <w:rFonts w:ascii="Inter" w:hAnsi="Inter"/>
-                <w:sz w:val="23"/>
-                <w:szCs w:val="23"/>
+                <w:color w:val="0F1115"/>
               </w:rPr>
             </w:pPr>
             <w:r>
               <w:rPr>
-                <w:rStyle w:val="Textoennegrita"/>
+                <w:rStyle w:val="Fuerte"/>
                 <w:rFonts w:ascii="Inter" w:hAnsi="Inter"/>
                 <w:sz w:val="23"/>
                 <w:szCs w:val="23"/>
@@ -7361,23 +7642,16 @@
         </w:tc>
         <w:tc>
           <w:tcPr>
-            <w:tcW w:w="0" w:type="auto"/>
-            <w:tcMar>
-              <w:top w:w="150" w:type="dxa"/>
-              <w:left w:w="240" w:type="dxa"/>
-              <w:bottom w:w="150" w:type="dxa"/>
-              <w:right w:w="0" w:type="dxa"/>
-            </w:tcMar>
-            <w:vAlign w:val="center"/>
-            <w:hideMark/>
+            <w:tcW w:w="5664" w:type="dxa"/>
+            <w:vAlign w:val="center"/>
           </w:tcPr>
           <w:p>
             <w:pPr>
-              <w:spacing w:line="375" w:lineRule="atLeast"/>
+              <w:pStyle w:val="ds-markdown-paragraph"/>
+              <w:spacing w:before="240" w:beforeAutospacing="0" w:after="240" w:afterAutospacing="0"/>
               <w:rPr>
                 <w:rFonts w:ascii="Inter" w:hAnsi="Inter"/>
-                <w:sz w:val="23"/>
-                <w:szCs w:val="23"/>
+                <w:color w:val="0F1115"/>
               </w:rPr>
             </w:pPr>
             <w:r>
@@ -7392,23 +7666,13 @@
         </w:tc>
       </w:tr>
     </w:tbl>
+    <w:p/>
     <w:p>
-      <w:pPr>
-        <w:pStyle w:val="ds-markdown-paragraph"/>
-        <w:shd w:val="clear" w:color="auto" w:fill="FFFFFF"/>
-        <w:spacing w:after="0" w:afterAutospacing="0"/>
-        <w:ind w:left="720"/>
-        <w:rPr>
-          <w:rFonts w:ascii="Inter" w:hAnsi="Inter"/>
-          <w:color w:val="0F1115"/>
-        </w:rPr>
-      </w:pPr>
+      <w:r>
+        <w:br w:type="page"/>
+      </w:r>
     </w:p>
-    <w:p>
-      <w:r>
-        <w:br w:type="page"/>
-      </w:r>
-    </w:p>
+    <w:p/>
     <w:p>
       <w:pPr>
         <w:pStyle w:val="Ttulo2"/>
@@ -7428,7 +7692,6 @@
           <w:sz w:val="33"/>
           <w:szCs w:val="33"/>
         </w:rPr>
-        <w:lastRenderedPageBreak/>
         <w:t>6. Conclusión de la Primera Entrega</w:t>
       </w:r>
     </w:p>
@@ -7796,7 +8059,7 @@
       </w:pPr>
       <w:r>
         <w:rPr>
-          <w:rStyle w:val="Textoennegrita"/>
+          <w:rStyle w:val="Fuerte"/>
           <w:rFonts w:ascii="Inter" w:hAnsi="Inter"/>
           <w:color w:val="0F1115"/>
         </w:rPr>
@@ -7880,7 +8143,7 @@
       </w:pPr>
       <w:r>
         <w:rPr>
-          <w:rStyle w:val="Textoennegrita"/>
+          <w:rStyle w:val="Fuerte"/>
           <w:rFonts w:ascii="Inter" w:hAnsi="Inter"/>
           <w:color w:val="0F1115"/>
         </w:rPr>
@@ -7910,7 +8173,7 @@
       </w:pPr>
       <w:r>
         <w:rPr>
-          <w:rStyle w:val="Textoennegrita"/>
+          <w:rStyle w:val="Fuerte"/>
           <w:rFonts w:ascii="Inter" w:hAnsi="Inter"/>
           <w:color w:val="0F1115"/>
         </w:rPr>
@@ -7940,34 +8203,230 @@
         <w:t xml:space="preserve"> y respuestas (según pauta del PDF).</w:t>
       </w:r>
     </w:p>
-    <w:p>
-      <w:pPr>
-        <w:pStyle w:val="ds-markdown-paragraph"/>
-        <w:shd w:val="clear" w:color="auto" w:fill="FFFFFF"/>
-        <w:spacing w:before="240" w:beforeAutospacing="0" w:after="240" w:afterAutospacing="0"/>
-        <w:rPr>
-          <w:rFonts w:ascii="Inter" w:hAnsi="Inter"/>
-          <w:color w:val="0F1115"/>
-        </w:rPr>
-      </w:pPr>
-    </w:p>
-    <w:p/>
     <w:sectPr>
+      <w:headerReference w:type="default" r:id="rId11"/>
+      <w:footerReference w:type="default" r:id="rId12"/>
       <w:pgSz w:w="11906" w:h="16838"/>
       <w:pgMar w:top="1417" w:right="1701" w:bottom="1417" w:left="1701" w:header="708" w:footer="708" w:gutter="0"/>
+      <w:pgNumType w:start="0"/>
       <w:cols w:space="708"/>
+      <w:titlePg/>
       <w:docGrid w:linePitch="360"/>
     </w:sectPr>
   </w:body>
 </w:document>
 </file>
 
+<file path=word/endnotes.xml><?xml version="1.0" encoding="utf-8"?>
+<w:endnotes xmlns:wpc="http://schemas.microsoft.com/office/word/2010/wordprocessingCanvas" xmlns:cx="http://schemas.microsoft.com/office/drawing/2014/chartex" xmlns:cx1="http://schemas.microsoft.com/office/drawing/2015/9/8/chartex" xmlns:cx2="http://schemas.microsoft.com/office/drawing/2015/10/21/chartex" xmlns:cx3="http://schemas.microsoft.com/office/drawing/2016/5/9/chartex" xmlns:cx4="http://schemas.microsoft.com/office/drawing/2016/5/10/chartex" xmlns:cx5="http://schemas.microsoft.com/office/drawing/2016/5/11/chartex" xmlns:cx6="http://schemas.microsoft.com/office/drawing/2016/5/12/chartex" xmlns:cx7="http://schemas.microsoft.com/office/drawing/2016/5/13/chartex" xmlns:cx8="http://schemas.microsoft.com/office/drawing/2016/5/14/chartex" xmlns:mc="http://schemas.openxmlformats.org/markup-compatibility/2006" xmlns:aink="http://schemas.microsoft.com/office/drawing/2016/ink" xmlns:am3d="http://schemas.microsoft.com/office/drawing/2017/model3d" xmlns:o="urn:schemas-microsoft-com:office:office" xmlns:oel="http://schemas.microsoft.com/office/2019/extlst" xmlns:r="http://schemas.openxmlformats.org/officeDocument/2006/relationships" xmlns:m="http://schemas.openxmlformats.org/officeDocument/2006/math" xmlns:v="urn:schemas-microsoft-com:vml" xmlns:wp14="http://schemas.microsoft.com/office/word/2010/wordprocessingDrawing" xmlns:wp="http://schemas.openxmlformats.org/drawingml/2006/wordprocessingDrawing" xmlns:w10="urn:schemas-microsoft-com:office:word" xmlns:w="http://schemas.openxmlformats.org/wordprocessingml/2006/main" xmlns:w14="http://schemas.microsoft.com/office/word/2010/wordml" xmlns:w15="http://schemas.microsoft.com/office/word/2012/wordml" xmlns:w16cex="http://schemas.microsoft.com/office/word/2018/wordml/cex" xmlns:w16cid="http://schemas.microsoft.com/office/word/2016/wordml/cid" xmlns:w16="http://schemas.microsoft.com/office/word/2018/wordml" xmlns:w16du="http://schemas.microsoft.com/office/word/2023/wordml/word16du" xmlns:w16sdtdh="http://schemas.microsoft.com/office/word/2020/wordml/sdtdatahash" xmlns:w16sdtfl="http://schemas.microsoft.com/office/word/2024/wordml/sdtformatlock" xmlns:w16se="http://schemas.microsoft.com/office/word/2015/wordml/symex" xmlns:wpg="http://schemas.microsoft.com/office/word/2010/wordprocessingGroup" xmlns:wpi="http://schemas.microsoft.com/office/word/2010/wordprocessingInk" xmlns:wne="http://schemas.microsoft.com/office/word/2006/wordml" xmlns:wps="http://schemas.microsoft.com/office/word/2010/wordprocessingShape" mc:Ignorable="w14 w15 w16se w16cid w16 w16cex w16sdtdh w16sdtfl w16du wp14">
+  <w:endnote w:type="separator" w:id="-1">
+    <w:p>
+      <w:pPr>
+        <w:spacing w:after="0" w:line="240" w:lineRule="auto"/>
+      </w:pPr>
+      <w:r>
+        <w:separator/>
+      </w:r>
+    </w:p>
+  </w:endnote>
+  <w:endnote w:type="continuationSeparator" w:id="0">
+    <w:p>
+      <w:pPr>
+        <w:spacing w:after="0" w:line="240" w:lineRule="auto"/>
+      </w:pPr>
+      <w:r>
+        <w:continuationSeparator/>
+      </w:r>
+    </w:p>
+  </w:endnote>
+</w:endnotes>
+</file>
+
+<file path=word/footer1.xml><?xml version="1.0" encoding="utf-8"?>
+<w:ftr xmlns:wpc="http://schemas.microsoft.com/office/word/2010/wordprocessingCanvas" xmlns:cx="http://schemas.microsoft.com/office/drawing/2014/chartex" xmlns:cx1="http://schemas.microsoft.com/office/drawing/2015/9/8/chartex" xmlns:cx2="http://schemas.microsoft.com/office/drawing/2015/10/21/chartex" xmlns:cx3="http://schemas.microsoft.com/office/drawing/2016/5/9/chartex" xmlns:cx4="http://schemas.microsoft.com/office/drawing/2016/5/10/chartex" xmlns:cx5="http://schemas.microsoft.com/office/drawing/2016/5/11/chartex" xmlns:cx6="http://schemas.microsoft.com/office/drawing/2016/5/12/chartex" xmlns:cx7="http://schemas.microsoft.com/office/drawing/2016/5/13/chartex" xmlns:cx8="http://schemas.microsoft.com/office/drawing/2016/5/14/chartex" xmlns:mc="http://schemas.openxmlformats.org/markup-compatibility/2006" xmlns:aink="http://schemas.microsoft.com/office/drawing/2016/ink" xmlns:am3d="http://schemas.microsoft.com/office/drawing/2017/model3d" xmlns:o="urn:schemas-microsoft-com:office:office" xmlns:oel="http://schemas.microsoft.com/office/2019/extlst" xmlns:r="http://schemas.openxmlformats.org/officeDocument/2006/relationships" xmlns:m="http://schemas.openxmlformats.org/officeDocument/2006/math" xmlns:v="urn:schemas-microsoft-com:vml" xmlns:wp14="http://schemas.microsoft.com/office/word/2010/wordprocessingDrawing" xmlns:wp="http://schemas.openxmlformats.org/drawingml/2006/wordprocessingDrawing" xmlns:w10="urn:schemas-microsoft-com:office:word" xmlns:w="http://schemas.openxmlformats.org/wordprocessingml/2006/main" xmlns:w14="http://schemas.microsoft.com/office/word/2010/wordml" xmlns:w15="http://schemas.microsoft.com/office/word/2012/wordml" xmlns:w16cex="http://schemas.microsoft.com/office/word/2018/wordml/cex" xmlns:w16cid="http://schemas.microsoft.com/office/word/2016/wordml/cid" xmlns:w16="http://schemas.microsoft.com/office/word/2018/wordml" xmlns:w16du="http://schemas.microsoft.com/office/word/2023/wordml/word16du" xmlns:w16sdtdh="http://schemas.microsoft.com/office/word/2020/wordml/sdtdatahash" xmlns:w16sdtfl="http://schemas.microsoft.com/office/word/2024/wordml/sdtformatlock" xmlns:w16se="http://schemas.microsoft.com/office/word/2015/wordml/symex" xmlns:wpg="http://schemas.microsoft.com/office/word/2010/wordprocessingGroup" xmlns:wpi="http://schemas.microsoft.com/office/word/2010/wordprocessingInk" xmlns:wne="http://schemas.microsoft.com/office/word/2006/wordml" xmlns:wps="http://schemas.microsoft.com/office/word/2010/wordprocessingShape" mc:Ignorable="w14 w15 w16se w16cid w16 w16cex w16sdtdh w16sdtfl w16du wp14">
+  <w:p>
+    <w:pPr>
+      <w:pStyle w:val="Piedepgina"/>
+      <w:jc w:val="right"/>
+    </w:pPr>
+    <w:r>
+      <w:t xml:space="preserve">Página </w:t>
+    </w:r>
+    <w:sdt>
+      <w:sdtPr>
+        <w:id w:val="-203251332"/>
+        <w:docPartObj>
+          <w:docPartGallery w:val="Page Numbers (Bottom of Page)"/>
+          <w:docPartUnique/>
+        </w:docPartObj>
+      </w:sdtPr>
+      <w:sdtContent>
+        <w:r>
+          <w:fldChar w:fldCharType="begin"/>
+        </w:r>
+        <w:r>
+          <w:instrText>PAGE   \* MERGEFORMAT</w:instrText>
+        </w:r>
+        <w:r>
+          <w:fldChar w:fldCharType="separate"/>
+        </w:r>
+        <w:r>
+          <w:rPr>
+            <w:lang w:val="es-ES"/>
+          </w:rPr>
+          <w:t>2</w:t>
+        </w:r>
+        <w:r>
+          <w:fldChar w:fldCharType="end"/>
+        </w:r>
+      </w:sdtContent>
+    </w:sdt>
+  </w:p>
+  <w:p>
+    <w:pPr>
+      <w:pStyle w:val="Piedepgina"/>
+      <w:tabs>
+        <w:tab w:val="clear" w:pos="8504"/>
+        <w:tab w:val="left" w:pos="7437"/>
+      </w:tabs>
+      <w:rPr>
+        <w:color w:val="808080" w:themeColor="background1" w:themeShade="80"/>
+      </w:rPr>
+    </w:pPr>
+    <w:r>
+      <w:rPr>
+        <w:color w:val="808080" w:themeColor="background1" w:themeShade="80"/>
+      </w:rPr>
+      <w:t>Sergio Gálvan – Víctor Álvarez – Alejandro Rodriguez</w:t>
+    </w:r>
+  </w:p>
+</w:ftr>
+</file>
+
+<file path=word/footnotes.xml><?xml version="1.0" encoding="utf-8"?>
+<w:footnotes xmlns:wpc="http://schemas.microsoft.com/office/word/2010/wordprocessingCanvas" xmlns:cx="http://schemas.microsoft.com/office/drawing/2014/chartex" xmlns:cx1="http://schemas.microsoft.com/office/drawing/2015/9/8/chartex" xmlns:cx2="http://schemas.microsoft.com/office/drawing/2015/10/21/chartex" xmlns:cx3="http://schemas.microsoft.com/office/drawing/2016/5/9/chartex" xmlns:cx4="http://schemas.microsoft.com/office/drawing/2016/5/10/chartex" xmlns:cx5="http://schemas.microsoft.com/office/drawing/2016/5/11/chartex" xmlns:cx6="http://schemas.microsoft.com/office/drawing/2016/5/12/chartex" xmlns:cx7="http://schemas.microsoft.com/office/drawing/2016/5/13/chartex" xmlns:cx8="http://schemas.microsoft.com/office/drawing/2016/5/14/chartex" xmlns:mc="http://schemas.openxmlformats.org/markup-compatibility/2006" xmlns:aink="http://schemas.microsoft.com/office/drawing/2016/ink" xmlns:am3d="http://schemas.microsoft.com/office/drawing/2017/model3d" xmlns:o="urn:schemas-microsoft-com:office:office" xmlns:oel="http://schemas.microsoft.com/office/2019/extlst" xmlns:r="http://schemas.openxmlformats.org/officeDocument/2006/relationships" xmlns:m="http://schemas.openxmlformats.org/officeDocument/2006/math" xmlns:v="urn:schemas-microsoft-com:vml" xmlns:wp14="http://schemas.microsoft.com/office/word/2010/wordprocessingDrawing" xmlns:wp="http://schemas.openxmlformats.org/drawingml/2006/wordprocessingDrawing" xmlns:w10="urn:schemas-microsoft-com:office:word" xmlns:w="http://schemas.openxmlformats.org/wordprocessingml/2006/main" xmlns:w14="http://schemas.microsoft.com/office/word/2010/wordml" xmlns:w15="http://schemas.microsoft.com/office/word/2012/wordml" xmlns:w16cex="http://schemas.microsoft.com/office/word/2018/wordml/cex" xmlns:w16cid="http://schemas.microsoft.com/office/word/2016/wordml/cid" xmlns:w16="http://schemas.microsoft.com/office/word/2018/wordml" xmlns:w16du="http://schemas.microsoft.com/office/word/2023/wordml/word16du" xmlns:w16sdtdh="http://schemas.microsoft.com/office/word/2020/wordml/sdtdatahash" xmlns:w16sdtfl="http://schemas.microsoft.com/office/word/2024/wordml/sdtformatlock" xmlns:w16se="http://schemas.microsoft.com/office/word/2015/wordml/symex" xmlns:wpg="http://schemas.microsoft.com/office/word/2010/wordprocessingGroup" xmlns:wpi="http://schemas.microsoft.com/office/word/2010/wordprocessingInk" xmlns:wne="http://schemas.microsoft.com/office/word/2006/wordml" xmlns:wps="http://schemas.microsoft.com/office/word/2010/wordprocessingShape" mc:Ignorable="w14 w15 w16se w16cid w16 w16cex w16sdtdh w16sdtfl w16du wp14">
+  <w:footnote w:type="separator" w:id="-1">
+    <w:p>
+      <w:pPr>
+        <w:spacing w:after="0" w:line="240" w:lineRule="auto"/>
+      </w:pPr>
+      <w:r>
+        <w:separator/>
+      </w:r>
+    </w:p>
+  </w:footnote>
+  <w:footnote w:type="continuationSeparator" w:id="0">
+    <w:p>
+      <w:pPr>
+        <w:spacing w:after="0" w:line="240" w:lineRule="auto"/>
+      </w:pPr>
+      <w:r>
+        <w:continuationSeparator/>
+      </w:r>
+    </w:p>
+  </w:footnote>
+</w:footnotes>
+</file>
+
+<file path=word/header1.xml><?xml version="1.0" encoding="utf-8"?>
+<w:hdr xmlns:wpc="http://schemas.microsoft.com/office/word/2010/wordprocessingCanvas" xmlns:cx="http://schemas.microsoft.com/office/drawing/2014/chartex" xmlns:cx1="http://schemas.microsoft.com/office/drawing/2015/9/8/chartex" xmlns:cx2="http://schemas.microsoft.com/office/drawing/2015/10/21/chartex" xmlns:cx3="http://schemas.microsoft.com/office/drawing/2016/5/9/chartex" xmlns:cx4="http://schemas.microsoft.com/office/drawing/2016/5/10/chartex" xmlns:cx5="http://schemas.microsoft.com/office/drawing/2016/5/11/chartex" xmlns:cx6="http://schemas.microsoft.com/office/drawing/2016/5/12/chartex" xmlns:cx7="http://schemas.microsoft.com/office/drawing/2016/5/13/chartex" xmlns:cx8="http://schemas.microsoft.com/office/drawing/2016/5/14/chartex" xmlns:mc="http://schemas.openxmlformats.org/markup-compatibility/2006" xmlns:aink="http://schemas.microsoft.com/office/drawing/2016/ink" xmlns:am3d="http://schemas.microsoft.com/office/drawing/2017/model3d" xmlns:o="urn:schemas-microsoft-com:office:office" xmlns:oel="http://schemas.microsoft.com/office/2019/extlst" xmlns:r="http://schemas.openxmlformats.org/officeDocument/2006/relationships" xmlns:m="http://schemas.openxmlformats.org/officeDocument/2006/math" xmlns:v="urn:schemas-microsoft-com:vml" xmlns:wp14="http://schemas.microsoft.com/office/word/2010/wordprocessingDrawing" xmlns:wp="http://schemas.openxmlformats.org/drawingml/2006/wordprocessingDrawing" xmlns:w10="urn:schemas-microsoft-com:office:word" xmlns:w="http://schemas.openxmlformats.org/wordprocessingml/2006/main" xmlns:w14="http://schemas.microsoft.com/office/word/2010/wordml" xmlns:w15="http://schemas.microsoft.com/office/word/2012/wordml" xmlns:w16cex="http://schemas.microsoft.com/office/word/2018/wordml/cex" xmlns:w16cid="http://schemas.microsoft.com/office/word/2016/wordml/cid" xmlns:w16="http://schemas.microsoft.com/office/word/2018/wordml" xmlns:w16du="http://schemas.microsoft.com/office/word/2023/wordml/word16du" xmlns:w16sdtdh="http://schemas.microsoft.com/office/word/2020/wordml/sdtdatahash" xmlns:w16sdtfl="http://schemas.microsoft.com/office/word/2024/wordml/sdtformatlock" xmlns:w16se="http://schemas.microsoft.com/office/word/2015/wordml/symex" xmlns:wpg="http://schemas.microsoft.com/office/word/2010/wordprocessingGroup" xmlns:wpi="http://schemas.microsoft.com/office/word/2010/wordprocessingInk" xmlns:wne="http://schemas.microsoft.com/office/word/2006/wordml" xmlns:wps="http://schemas.microsoft.com/office/word/2010/wordprocessingShape" mc:Ignorable="w14 w15 w16se w16cid w16 w16cex w16sdtdh w16sdtfl w16du wp14">
+  <w:p>
+    <w:pPr>
+      <w:pStyle w:val="Encabezado"/>
+      <w:jc w:val="right"/>
+      <w:rPr>
+        <w:color w:val="808080" w:themeColor="background1" w:themeShade="80"/>
+      </w:rPr>
+    </w:pPr>
+    <w:r>
+      <w:rPr>
+        <w:noProof/>
+        <w:color w:val="808080" w:themeColor="background1" w:themeShade="80"/>
+      </w:rPr>
+      <w:drawing>
+        <wp:anchor distT="0" distB="0" distL="114300" distR="114300" simplePos="0" relativeHeight="251659264" behindDoc="0" locked="0" layoutInCell="1" allowOverlap="1" wp14:anchorId="48E04FE2" wp14:editId="60656385">
+          <wp:simplePos x="0" y="0"/>
+          <wp:positionH relativeFrom="column">
+            <wp:posOffset>-379867</wp:posOffset>
+          </wp:positionH>
+          <wp:positionV relativeFrom="paragraph">
+            <wp:posOffset>-212934</wp:posOffset>
+          </wp:positionV>
+          <wp:extent cx="873889" cy="582627"/>
+          <wp:effectExtent l="0" t="0" r="0" b="0"/>
+          <wp:wrapNone/>
+          <wp:docPr id="173467897" name="Imagen 4"/>
+          <wp:cNvGraphicFramePr>
+            <a:graphicFrameLocks xmlns:a="http://schemas.openxmlformats.org/drawingml/2006/main" noChangeAspect="1"/>
+          </wp:cNvGraphicFramePr>
+          <a:graphic xmlns:a="http://schemas.openxmlformats.org/drawingml/2006/main">
+            <a:graphicData uri="http://schemas.openxmlformats.org/drawingml/2006/picture">
+              <pic:pic xmlns:pic="http://schemas.openxmlformats.org/drawingml/2006/picture">
+                <pic:nvPicPr>
+                  <pic:cNvPr id="0" name="Picture 4"/>
+                  <pic:cNvPicPr>
+                    <a:picLocks noChangeAspect="1" noChangeArrowheads="1"/>
+                  </pic:cNvPicPr>
+                </pic:nvPicPr>
+                <pic:blipFill>
+                  <a:blip r:embed="rId1">
+                    <a:extLst>
+                      <a:ext uri="{28A0092B-C50C-407E-A947-70E740481C1C}">
+                        <a14:useLocalDpi xmlns:a14="http://schemas.microsoft.com/office/drawing/2010/main" val="0"/>
+                      </a:ext>
+                    </a:extLst>
+                  </a:blip>
+                  <a:srcRect/>
+                  <a:stretch>
+                    <a:fillRect/>
+                  </a:stretch>
+                </pic:blipFill>
+                <pic:spPr bwMode="auto">
+                  <a:xfrm>
+                    <a:off x="0" y="0"/>
+                    <a:ext cx="885425" cy="590318"/>
+                  </a:xfrm>
+                  <a:prstGeom prst="rect">
+                    <a:avLst/>
+                  </a:prstGeom>
+                  <a:noFill/>
+                  <a:ln>
+                    <a:noFill/>
+                  </a:ln>
+                </pic:spPr>
+              </pic:pic>
+            </a:graphicData>
+          </a:graphic>
+          <wp14:sizeRelH relativeFrom="margin">
+            <wp14:pctWidth>0</wp14:pctWidth>
+          </wp14:sizeRelH>
+          <wp14:sizeRelV relativeFrom="margin">
+            <wp14:pctHeight>0</wp14:pctHeight>
+          </wp14:sizeRelV>
+        </wp:anchor>
+      </w:drawing>
+    </w:r>
+    <w:r>
+      <w:rPr>
+        <w:color w:val="808080" w:themeColor="background1" w:themeShade="80"/>
+      </w:rPr>
+      <w:t>Ingeniería de Software – Comisión E</w:t>
+    </w:r>
+  </w:p>
+  <w:p>
+    <w:pPr>
+      <w:pStyle w:val="Encabezado"/>
+    </w:pPr>
+  </w:p>
+</w:hdr>
+</file>
+
 <file path=word/numbering.xml><?xml version="1.0" encoding="utf-8"?>
-<w:numbering xmlns:wpc="http://schemas.microsoft.com/office/word/2010/wordprocessingCanvas" xmlns:cx="http://schemas.microsoft.com/office/drawing/2014/chartex" xmlns:cx1="http://schemas.microsoft.com/office/drawing/2015/9/8/chartex" xmlns:cx2="http://schemas.microsoft.com/office/drawing/2015/10/21/chartex" xmlns:cx3="http://schemas.microsoft.com/office/drawing/2016/5/9/chartex" xmlns:cx4="http://schemas.microsoft.com/office/drawing/2016/5/10/chartex" xmlns:cx5="http://schemas.microsoft.com/office/drawing/2016/5/11/chartex" xmlns:cx6="http://schemas.microsoft.com/office/drawing/2016/5/12/chartex" xmlns:cx7="http://schemas.microsoft.com/office/drawing/2016/5/13/chartex" xmlns:cx8="http://schemas.microsoft.com/office/drawing/2016/5/14/chartex" xmlns:mc="http://schemas.openxmlformats.org/markup-compatibility/2006" xmlns:aink="http://schemas.microsoft.com/office/drawing/2016/ink" xmlns:am3d="http://schemas.microsoft.com/office/drawing/2017/model3d" xmlns:o="urn:schemas-microsoft-com:office:office" xmlns:r="http://schemas.openxmlformats.org/officeDocument/2006/relationships" xmlns:m="http://schemas.openxmlformats.org/officeDocument/2006/math" xmlns:v="urn:schemas-microsoft-com:vml" xmlns:wp14="http://schemas.microsoft.com/office/word/2010/wordprocessingDrawing" xmlns:wp="http://schemas.openxmlformats.org/drawingml/2006/wordprocessingDrawing" xmlns:w10="urn:schemas-microsoft-com:office:word" xmlns:w="http://schemas.openxmlformats.org/wordprocessingml/2006/main" xmlns:w14="http://schemas.microsoft.com/office/word/2010/wordml" xmlns:w15="http://schemas.microsoft.com/office/word/2012/wordml" xmlns:w16cex="http://schemas.microsoft.com/office/word/2018/wordml/cex" xmlns:w16cid="http://schemas.microsoft.com/office/word/2016/wordml/cid" xmlns:w16="http://schemas.microsoft.com/office/word/2018/wordml" xmlns:w16sdtdh="http://schemas.microsoft.com/office/word/2020/wordml/sdtdatahash" xmlns:w16se="http://schemas.microsoft.com/office/word/2015/wordml/symex" xmlns:wpg="http://schemas.microsoft.com/office/word/2010/wordprocessingGroup" xmlns:wpi="http://schemas.microsoft.com/office/word/2010/wordprocessingInk" xmlns:wne="http://schemas.microsoft.com/office/word/2006/wordml" xmlns:wps="http://schemas.microsoft.com/office/word/2010/wordprocessingShape" mc:Ignorable="w14 w15 w16se w16cid w16 w16cex w16sdtdh wp14">
+<w:numbering xmlns:wpc="http://schemas.microsoft.com/office/word/2010/wordprocessingCanvas" xmlns:cx="http://schemas.microsoft.com/office/drawing/2014/chartex" xmlns:cx1="http://schemas.microsoft.com/office/drawing/2015/9/8/chartex" xmlns:cx2="http://schemas.microsoft.com/office/drawing/2015/10/21/chartex" xmlns:cx3="http://schemas.microsoft.com/office/drawing/2016/5/9/chartex" xmlns:cx4="http://schemas.microsoft.com/office/drawing/2016/5/10/chartex" xmlns:cx5="http://schemas.microsoft.com/office/drawing/2016/5/11/chartex" xmlns:cx6="http://schemas.microsoft.com/office/drawing/2016/5/12/chartex" xmlns:cx7="http://schemas.microsoft.com/office/drawing/2016/5/13/chartex" xmlns:cx8="http://schemas.microsoft.com/office/drawing/2016/5/14/chartex" xmlns:mc="http://schemas.openxmlformats.org/markup-compatibility/2006" xmlns:aink="http://schemas.microsoft.com/office/drawing/2016/ink" xmlns:am3d="http://schemas.microsoft.com/office/drawing/2017/model3d" xmlns:o="urn:schemas-microsoft-com:office:office" xmlns:oel="http://schemas.microsoft.com/office/2019/extlst" xmlns:r="http://schemas.openxmlformats.org/officeDocument/2006/relationships" xmlns:m="http://schemas.openxmlformats.org/officeDocument/2006/math" xmlns:v="urn:schemas-microsoft-com:vml" xmlns:wp14="http://schemas.microsoft.com/office/word/2010/wordprocessingDrawing" xmlns:wp="http://schemas.openxmlformats.org/drawingml/2006/wordprocessingDrawing" xmlns:w10="urn:schemas-microsoft-com:office:word" xmlns:w="http://schemas.openxmlformats.org/wordprocessingml/2006/main" xmlns:w14="http://schemas.microsoft.com/office/word/2010/wordml" xmlns:w15="http://schemas.microsoft.com/office/word/2012/wordml" xmlns:w16cex="http://schemas.microsoft.com/office/word/2018/wordml/cex" xmlns:w16cid="http://schemas.microsoft.com/office/word/2016/wordml/cid" xmlns:w16="http://schemas.microsoft.com/office/word/2018/wordml" xmlns:w16du="http://schemas.microsoft.com/office/word/2023/wordml/word16du" xmlns:w16sdtdh="http://schemas.microsoft.com/office/word/2020/wordml/sdtdatahash" xmlns:w16sdtfl="http://schemas.microsoft.com/office/word/2024/wordml/sdtformatlock" xmlns:w16se="http://schemas.microsoft.com/office/word/2015/wordml/symex" xmlns:wpg="http://schemas.microsoft.com/office/word/2010/wordprocessingGroup" xmlns:wpi="http://schemas.microsoft.com/office/word/2010/wordprocessingInk" xmlns:wne="http://schemas.microsoft.com/office/word/2006/wordml" xmlns:wps="http://schemas.microsoft.com/office/word/2010/wordprocessingShape" mc:Ignorable="w14 w15 w16se w16cid w16 w16cex w16sdtdh w16sdtfl w16du wp14">
   <w:abstractNum w:abstractNumId="0" w15:restartNumberingAfterBreak="0">
-    <w:nsid w:val="3F2E0315"/>
+    <w:nsid w:val="07FE50DC"/>
     <w:multiLevelType w:val="multilevel"/>
-    <w:tmpl w:val="C54C9C8E"/>
+    <w:tmpl w:val="AB00D3EE"/>
     <w:lvl w:ilvl="0">
       <w:start w:val="1"/>
       <w:numFmt w:val="bullet"/>
@@ -8114,9 +8573,9 @@
     </w:lvl>
   </w:abstractNum>
   <w:abstractNum w:abstractNumId="1" w15:restartNumberingAfterBreak="0">
-    <w:nsid w:val="4B472145"/>
+    <w:nsid w:val="3F2E0315"/>
     <w:multiLevelType w:val="multilevel"/>
-    <w:tmpl w:val="F4B45B54"/>
+    <w:tmpl w:val="C54C9C8E"/>
     <w:lvl w:ilvl="0">
       <w:start w:val="1"/>
       <w:numFmt w:val="bullet"/>
@@ -8263,9 +8722,9 @@
     </w:lvl>
   </w:abstractNum>
   <w:abstractNum w:abstractNumId="2" w15:restartNumberingAfterBreak="0">
-    <w:nsid w:val="57D54536"/>
+    <w:nsid w:val="4B472145"/>
     <w:multiLevelType w:val="multilevel"/>
-    <w:tmpl w:val="D50A6CDE"/>
+    <w:tmpl w:val="F4B45B54"/>
     <w:lvl w:ilvl="0">
       <w:start w:val="1"/>
       <w:numFmt w:val="bullet"/>
@@ -8412,9 +8871,9 @@
     </w:lvl>
   </w:abstractNum>
   <w:abstractNum w:abstractNumId="3" w15:restartNumberingAfterBreak="0">
-    <w:nsid w:val="66E82301"/>
+    <w:nsid w:val="57D54536"/>
     <w:multiLevelType w:val="multilevel"/>
-    <w:tmpl w:val="3B2C9484"/>
+    <w:tmpl w:val="D50A6CDE"/>
     <w:lvl w:ilvl="0">
       <w:start w:val="1"/>
       <w:numFmt w:val="bullet"/>
@@ -8561,9 +9020,9 @@
     </w:lvl>
   </w:abstractNum>
   <w:abstractNum w:abstractNumId="4" w15:restartNumberingAfterBreak="0">
-    <w:nsid w:val="6E8F4099"/>
+    <w:nsid w:val="66E82301"/>
     <w:multiLevelType w:val="multilevel"/>
-    <w:tmpl w:val="F3AA4DEC"/>
+    <w:tmpl w:val="3B2C9484"/>
     <w:lvl w:ilvl="0">
       <w:start w:val="1"/>
       <w:numFmt w:val="bullet"/>
@@ -8710,9 +9169,9 @@
     </w:lvl>
   </w:abstractNum>
   <w:abstractNum w:abstractNumId="5" w15:restartNumberingAfterBreak="0">
-    <w:nsid w:val="7DD656CA"/>
+    <w:nsid w:val="6E8F4099"/>
     <w:multiLevelType w:val="multilevel"/>
-    <w:tmpl w:val="906E6D40"/>
+    <w:tmpl w:val="F3AA4DEC"/>
     <w:lvl w:ilvl="0">
       <w:start w:val="1"/>
       <w:numFmt w:val="bullet"/>
@@ -8858,29 +9317,181 @@
       </w:rPr>
     </w:lvl>
   </w:abstractNum>
-  <w:num w:numId="1">
+  <w:abstractNum w:abstractNumId="6" w15:restartNumberingAfterBreak="0">
+    <w:nsid w:val="7DD656CA"/>
+    <w:multiLevelType w:val="multilevel"/>
+    <w:tmpl w:val="906E6D40"/>
+    <w:lvl w:ilvl="0">
+      <w:start w:val="1"/>
+      <w:numFmt w:val="bullet"/>
+      <w:lvlText w:val=""/>
+      <w:lvlJc w:val="left"/>
+      <w:pPr>
+        <w:tabs>
+          <w:tab w:val="num" w:pos="720"/>
+        </w:tabs>
+        <w:ind w:left="720" w:hanging="360"/>
+      </w:pPr>
+      <w:rPr>
+        <w:rFonts w:ascii="Symbol" w:hAnsi="Symbol" w:hint="default"/>
+        <w:sz w:val="20"/>
+      </w:rPr>
+    </w:lvl>
+    <w:lvl w:ilvl="1" w:tentative="1">
+      <w:start w:val="1"/>
+      <w:numFmt w:val="bullet"/>
+      <w:lvlText w:val="o"/>
+      <w:lvlJc w:val="left"/>
+      <w:pPr>
+        <w:tabs>
+          <w:tab w:val="num" w:pos="1440"/>
+        </w:tabs>
+        <w:ind w:left="1440" w:hanging="360"/>
+      </w:pPr>
+      <w:rPr>
+        <w:rFonts w:ascii="Courier New" w:hAnsi="Courier New" w:hint="default"/>
+        <w:sz w:val="20"/>
+      </w:rPr>
+    </w:lvl>
+    <w:lvl w:ilvl="2" w:tentative="1">
+      <w:start w:val="1"/>
+      <w:numFmt w:val="bullet"/>
+      <w:lvlText w:val=""/>
+      <w:lvlJc w:val="left"/>
+      <w:pPr>
+        <w:tabs>
+          <w:tab w:val="num" w:pos="2160"/>
+        </w:tabs>
+        <w:ind w:left="2160" w:hanging="360"/>
+      </w:pPr>
+      <w:rPr>
+        <w:rFonts w:ascii="Wingdings" w:hAnsi="Wingdings" w:hint="default"/>
+        <w:sz w:val="20"/>
+      </w:rPr>
+    </w:lvl>
+    <w:lvl w:ilvl="3" w:tentative="1">
+      <w:start w:val="1"/>
+      <w:numFmt w:val="bullet"/>
+      <w:lvlText w:val=""/>
+      <w:lvlJc w:val="left"/>
+      <w:pPr>
+        <w:tabs>
+          <w:tab w:val="num" w:pos="2880"/>
+        </w:tabs>
+        <w:ind w:left="2880" w:hanging="360"/>
+      </w:pPr>
+      <w:rPr>
+        <w:rFonts w:ascii="Wingdings" w:hAnsi="Wingdings" w:hint="default"/>
+        <w:sz w:val="20"/>
+      </w:rPr>
+    </w:lvl>
+    <w:lvl w:ilvl="4" w:tentative="1">
+      <w:start w:val="1"/>
+      <w:numFmt w:val="bullet"/>
+      <w:lvlText w:val=""/>
+      <w:lvlJc w:val="left"/>
+      <w:pPr>
+        <w:tabs>
+          <w:tab w:val="num" w:pos="3600"/>
+        </w:tabs>
+        <w:ind w:left="3600" w:hanging="360"/>
+      </w:pPr>
+      <w:rPr>
+        <w:rFonts w:ascii="Wingdings" w:hAnsi="Wingdings" w:hint="default"/>
+        <w:sz w:val="20"/>
+      </w:rPr>
+    </w:lvl>
+    <w:lvl w:ilvl="5" w:tentative="1">
+      <w:start w:val="1"/>
+      <w:numFmt w:val="bullet"/>
+      <w:lvlText w:val=""/>
+      <w:lvlJc w:val="left"/>
+      <w:pPr>
+        <w:tabs>
+          <w:tab w:val="num" w:pos="4320"/>
+        </w:tabs>
+        <w:ind w:left="4320" w:hanging="360"/>
+      </w:pPr>
+      <w:rPr>
+        <w:rFonts w:ascii="Wingdings" w:hAnsi="Wingdings" w:hint="default"/>
+        <w:sz w:val="20"/>
+      </w:rPr>
+    </w:lvl>
+    <w:lvl w:ilvl="6" w:tentative="1">
+      <w:start w:val="1"/>
+      <w:numFmt w:val="bullet"/>
+      <w:lvlText w:val=""/>
+      <w:lvlJc w:val="left"/>
+      <w:pPr>
+        <w:tabs>
+          <w:tab w:val="num" w:pos="5040"/>
+        </w:tabs>
+        <w:ind w:left="5040" w:hanging="360"/>
+      </w:pPr>
+      <w:rPr>
+        <w:rFonts w:ascii="Wingdings" w:hAnsi="Wingdings" w:hint="default"/>
+        <w:sz w:val="20"/>
+      </w:rPr>
+    </w:lvl>
+    <w:lvl w:ilvl="7" w:tentative="1">
+      <w:start w:val="1"/>
+      <w:numFmt w:val="bullet"/>
+      <w:lvlText w:val=""/>
+      <w:lvlJc w:val="left"/>
+      <w:pPr>
+        <w:tabs>
+          <w:tab w:val="num" w:pos="5760"/>
+        </w:tabs>
+        <w:ind w:left="5760" w:hanging="360"/>
+      </w:pPr>
+      <w:rPr>
+        <w:rFonts w:ascii="Wingdings" w:hAnsi="Wingdings" w:hint="default"/>
+        <w:sz w:val="20"/>
+      </w:rPr>
+    </w:lvl>
+    <w:lvl w:ilvl="8" w:tentative="1">
+      <w:start w:val="1"/>
+      <w:numFmt w:val="bullet"/>
+      <w:lvlText w:val=""/>
+      <w:lvlJc w:val="left"/>
+      <w:pPr>
+        <w:tabs>
+          <w:tab w:val="num" w:pos="6480"/>
+        </w:tabs>
+        <w:ind w:left="6480" w:hanging="360"/>
+      </w:pPr>
+      <w:rPr>
+        <w:rFonts w:ascii="Wingdings" w:hAnsi="Wingdings" w:hint="default"/>
+        <w:sz w:val="20"/>
+      </w:rPr>
+    </w:lvl>
+  </w:abstractNum>
+  <w:num w:numId="1" w16cid:durableId="29960781">
+    <w:abstractNumId w:val="2"/>
+  </w:num>
+  <w:num w:numId="2" w16cid:durableId="1358003293">
+    <w:abstractNumId w:val="6"/>
+  </w:num>
+  <w:num w:numId="3" w16cid:durableId="774255700">
+    <w:abstractNumId w:val="3"/>
+  </w:num>
+  <w:num w:numId="4" w16cid:durableId="382489184">
+    <w:abstractNumId w:val="5"/>
+  </w:num>
+  <w:num w:numId="5" w16cid:durableId="1585994927">
+    <w:abstractNumId w:val="4"/>
+  </w:num>
+  <w:num w:numId="6" w16cid:durableId="179053386">
     <w:abstractNumId w:val="1"/>
   </w:num>
-  <w:num w:numId="2">
-    <w:abstractNumId w:val="5"/>
-  </w:num>
-  <w:num w:numId="3">
-    <w:abstractNumId w:val="2"/>
-  </w:num>
-  <w:num w:numId="4">
-    <w:abstractNumId w:val="4"/>
-  </w:num>
-  <w:num w:numId="5">
-    <w:abstractNumId w:val="3"/>
-  </w:num>
-  <w:num w:numId="6">
+  <w:num w:numId="7" w16cid:durableId="779446358">
     <w:abstractNumId w:val="0"/>
   </w:num>
 </w:numbering>
 </file>
 
 <file path=word/styles.xml><?xml version="1.0" encoding="utf-8"?>
-<w:styles xmlns:mc="http://schemas.openxmlformats.org/markup-compatibility/2006" xmlns:r="http://schemas.openxmlformats.org/officeDocument/2006/relationships" xmlns:w="http://schemas.openxmlformats.org/wordprocessingml/2006/main" xmlns:w14="http://schemas.microsoft.com/office/word/2010/wordml" xmlns:w15="http://schemas.microsoft.com/office/word/2012/wordml" xmlns:w16cex="http://schemas.microsoft.com/office/word/2018/wordml/cex" xmlns:w16cid="http://schemas.microsoft.com/office/word/2016/wordml/cid" xmlns:w16="http://schemas.microsoft.com/office/word/2018/wordml" xmlns:w16sdtdh="http://schemas.microsoft.com/office/word/2020/wordml/sdtdatahash" xmlns:w16se="http://schemas.microsoft.com/office/word/2015/wordml/symex" mc:Ignorable="w14 w15 w16se w16cid w16 w16cex w16sdtdh">
+<w:styles xmlns:mc="http://schemas.openxmlformats.org/markup-compatibility/2006" xmlns:r="http://schemas.openxmlformats.org/officeDocument/2006/relationships" xmlns:w="http://schemas.openxmlformats.org/wordprocessingml/2006/main" xmlns:w14="http://schemas.microsoft.com/office/word/2010/wordml" xmlns:w15="http://schemas.microsoft.com/office/word/2012/wordml" xmlns:w16cex="http://schemas.microsoft.com/office/word/2018/wordml/cex" xmlns:w16cid="http://schemas.microsoft.com/office/word/2016/wordml/cid" xmlns:w16="http://schemas.microsoft.com/office/word/2018/wordml" xmlns:w16du="http://schemas.microsoft.com/office/word/2023/wordml/word16du" xmlns:w16sdtdh="http://schemas.microsoft.com/office/word/2020/wordml/sdtdatahash" xmlns:w16sdtfl="http://schemas.microsoft.com/office/word/2024/wordml/sdtformatlock" xmlns:w16se="http://schemas.microsoft.com/office/word/2015/wordml/symex" mc:Ignorable="w14 w15 w16se w16cid w16 w16cex w16sdtdh w16sdtfl w16du">
   <w:docDefaults>
     <w:rPrDefault>
       <w:rPr>
@@ -9325,7 +9936,6 @@
     <w:next w:val="Normal"/>
     <w:link w:val="Ttulo3Car"/>
     <w:uiPriority w:val="9"/>
-    <w:semiHidden/>
     <w:unhideWhenUsed/>
     <w:qFormat/>
     <w:rsid w:val="009B4C05"/>
@@ -9414,7 +10024,7 @@
       <w:lang w:eastAsia="es-AR"/>
     </w:rPr>
   </w:style>
-  <w:style w:type="character" w:styleId="Textoennegrita">
+  <w:style w:type="character" w:styleId="Fuerte">
     <w:name w:val="Strong"/>
     <w:basedOn w:val="Fuentedeprrafopredeter"/>
     <w:uiPriority w:val="22"/>
@@ -9430,7 +10040,6 @@
     <w:basedOn w:val="Fuentedeprrafopredeter"/>
     <w:link w:val="Ttulo3"/>
     <w:uiPriority w:val="9"/>
-    <w:semiHidden/>
     <w:rsid w:val="009B4C05"/>
     <w:rPr>
       <w:rFonts w:asciiTheme="majorHAnsi" w:eastAsiaTheme="majorEastAsia" w:hAnsiTheme="majorHAnsi" w:cstheme="majorBidi"/>
@@ -9459,6 +10068,94 @@
     <w:name w:val="mord"/>
     <w:basedOn w:val="Fuentedeprrafopredeter"/>
     <w:rsid w:val="003B4223"/>
+  </w:style>
+  <w:style w:type="paragraph" w:styleId="Sinespaciado">
+    <w:name w:val="No Spacing"/>
+    <w:link w:val="SinespaciadoCar"/>
+    <w:uiPriority w:val="1"/>
+    <w:qFormat/>
+    <w:rsid w:val="00676B36"/>
+    <w:pPr>
+      <w:spacing w:after="0" w:line="240" w:lineRule="auto"/>
+    </w:pPr>
+    <w:rPr>
+      <w:rFonts w:eastAsiaTheme="minorEastAsia"/>
+      <w:lang w:eastAsia="es-AR"/>
+    </w:rPr>
+  </w:style>
+  <w:style w:type="character" w:customStyle="1" w:styleId="SinespaciadoCar">
+    <w:name w:val="Sin espaciado Car"/>
+    <w:basedOn w:val="Fuentedeprrafopredeter"/>
+    <w:link w:val="Sinespaciado"/>
+    <w:uiPriority w:val="1"/>
+    <w:rsid w:val="00676B36"/>
+    <w:rPr>
+      <w:rFonts w:eastAsiaTheme="minorEastAsia"/>
+      <w:lang w:eastAsia="es-AR"/>
+    </w:rPr>
+  </w:style>
+  <w:style w:type="paragraph" w:styleId="Encabezado">
+    <w:name w:val="header"/>
+    <w:basedOn w:val="Normal"/>
+    <w:link w:val="EncabezadoCar"/>
+    <w:uiPriority w:val="99"/>
+    <w:unhideWhenUsed/>
+    <w:rsid w:val="00C325FA"/>
+    <w:pPr>
+      <w:tabs>
+        <w:tab w:val="center" w:pos="4252"/>
+        <w:tab w:val="right" w:pos="8504"/>
+      </w:tabs>
+      <w:spacing w:after="0" w:line="240" w:lineRule="auto"/>
+    </w:pPr>
+  </w:style>
+  <w:style w:type="character" w:customStyle="1" w:styleId="EncabezadoCar">
+    <w:name w:val="Encabezado Car"/>
+    <w:basedOn w:val="Fuentedeprrafopredeter"/>
+    <w:link w:val="Encabezado"/>
+    <w:uiPriority w:val="99"/>
+    <w:rsid w:val="00C325FA"/>
+  </w:style>
+  <w:style w:type="paragraph" w:styleId="Piedepgina">
+    <w:name w:val="footer"/>
+    <w:basedOn w:val="Normal"/>
+    <w:link w:val="PiedepginaCar"/>
+    <w:uiPriority w:val="99"/>
+    <w:unhideWhenUsed/>
+    <w:rsid w:val="00C325FA"/>
+    <w:pPr>
+      <w:tabs>
+        <w:tab w:val="center" w:pos="4252"/>
+        <w:tab w:val="right" w:pos="8504"/>
+      </w:tabs>
+      <w:spacing w:after="0" w:line="240" w:lineRule="auto"/>
+    </w:pPr>
+  </w:style>
+  <w:style w:type="character" w:customStyle="1" w:styleId="PiedepginaCar">
+    <w:name w:val="Pie de página Car"/>
+    <w:basedOn w:val="Fuentedeprrafopredeter"/>
+    <w:link w:val="Piedepgina"/>
+    <w:uiPriority w:val="99"/>
+    <w:rsid w:val="00C325FA"/>
+  </w:style>
+  <w:style w:type="table" w:styleId="Tablaconcuadrcula">
+    <w:name w:val="Table Grid"/>
+    <w:basedOn w:val="Tablanormal"/>
+    <w:uiPriority w:val="39"/>
+    <w:rsid w:val="00C325FA"/>
+    <w:pPr>
+      <w:spacing w:after="0" w:line="240" w:lineRule="auto"/>
+    </w:pPr>
+    <w:tblPr>
+      <w:tblBorders>
+        <w:top w:val="single" w:sz="4" w:space="0" w:color="auto"/>
+        <w:left w:val="single" w:sz="4" w:space="0" w:color="auto"/>
+        <w:bottom w:val="single" w:sz="4" w:space="0" w:color="auto"/>
+        <w:right w:val="single" w:sz="4" w:space="0" w:color="auto"/>
+        <w:insideH w:val="single" w:sz="4" w:space="0" w:color="auto"/>
+        <w:insideV w:val="single" w:sz="4" w:space="0" w:color="auto"/>
+      </w:tblBorders>
+    </w:tblPr>
   </w:style>
 </w:styles>
 </file>

--- a/TP/Primera Entrega.docx
+++ b/TP/Primera Entrega.docx
@@ -1,6 +1,6 @@
 
 <file path=word/document.xml><?xml version="1.0" encoding="utf-8"?>
-<w:document xmlns:wpc="http://schemas.microsoft.com/office/word/2010/wordprocessingCanvas" xmlns:cx="http://schemas.microsoft.com/office/drawing/2014/chartex" xmlns:cx1="http://schemas.microsoft.com/office/drawing/2015/9/8/chartex" xmlns:cx2="http://schemas.microsoft.com/office/drawing/2015/10/21/chartex" xmlns:cx3="http://schemas.microsoft.com/office/drawing/2016/5/9/chartex" xmlns:cx4="http://schemas.microsoft.com/office/drawing/2016/5/10/chartex" xmlns:cx5="http://schemas.microsoft.com/office/drawing/2016/5/11/chartex" xmlns:cx6="http://schemas.microsoft.com/office/drawing/2016/5/12/chartex" xmlns:cx7="http://schemas.microsoft.com/office/drawing/2016/5/13/chartex" xmlns:cx8="http://schemas.microsoft.com/office/drawing/2016/5/14/chartex" xmlns:mc="http://schemas.openxmlformats.org/markup-compatibility/2006" xmlns:aink="http://schemas.microsoft.com/office/drawing/2016/ink" xmlns:am3d="http://schemas.microsoft.com/office/drawing/2017/model3d" xmlns:o="urn:schemas-microsoft-com:office:office" xmlns:oel="http://schemas.microsoft.com/office/2019/extlst" xmlns:r="http://schemas.openxmlformats.org/officeDocument/2006/relationships" xmlns:m="http://schemas.openxmlformats.org/officeDocument/2006/math" xmlns:v="urn:schemas-microsoft-com:vml" xmlns:wp14="http://schemas.microsoft.com/office/word/2010/wordprocessingDrawing" xmlns:wp="http://schemas.openxmlformats.org/drawingml/2006/wordprocessingDrawing" xmlns:w10="urn:schemas-microsoft-com:office:word" xmlns:w="http://schemas.openxmlformats.org/wordprocessingml/2006/main" xmlns:w14="http://schemas.microsoft.com/office/word/2010/wordml" xmlns:w15="http://schemas.microsoft.com/office/word/2012/wordml" xmlns:w16cex="http://schemas.microsoft.com/office/word/2018/wordml/cex" xmlns:w16cid="http://schemas.microsoft.com/office/word/2016/wordml/cid" xmlns:w16="http://schemas.microsoft.com/office/word/2018/wordml" xmlns:w16du="http://schemas.microsoft.com/office/word/2023/wordml/word16du" xmlns:w16sdtdh="http://schemas.microsoft.com/office/word/2020/wordml/sdtdatahash" xmlns:w16sdtfl="http://schemas.microsoft.com/office/word/2024/wordml/sdtformatlock" xmlns:w16se="http://schemas.microsoft.com/office/word/2015/wordml/symex" xmlns:wpg="http://schemas.microsoft.com/office/word/2010/wordprocessingGroup" xmlns:wpi="http://schemas.microsoft.com/office/word/2010/wordprocessingInk" xmlns:wne="http://schemas.microsoft.com/office/word/2006/wordml" xmlns:wps="http://schemas.microsoft.com/office/word/2010/wordprocessingShape" mc:Ignorable="w14 w15 w16se w16cid w16 w16cex w16sdtdh w16sdtfl w16du wp14">
+<w:document xmlns:wpc="http://schemas.microsoft.com/office/word/2010/wordprocessingCanvas" xmlns:cx="http://schemas.microsoft.com/office/drawing/2014/chartex" xmlns:cx1="http://schemas.microsoft.com/office/drawing/2015/9/8/chartex" xmlns:cx2="http://schemas.microsoft.com/office/drawing/2015/10/21/chartex" xmlns:cx3="http://schemas.microsoft.com/office/drawing/2016/5/9/chartex" xmlns:cx4="http://schemas.microsoft.com/office/drawing/2016/5/10/chartex" xmlns:cx5="http://schemas.microsoft.com/office/drawing/2016/5/11/chartex" xmlns:cx6="http://schemas.microsoft.com/office/drawing/2016/5/12/chartex" xmlns:cx7="http://schemas.microsoft.com/office/drawing/2016/5/13/chartex" xmlns:cx8="http://schemas.microsoft.com/office/drawing/2016/5/14/chartex" xmlns:mc="http://schemas.openxmlformats.org/markup-compatibility/2006" xmlns:aink="http://schemas.microsoft.com/office/drawing/2016/ink" xmlns:am3d="http://schemas.microsoft.com/office/drawing/2017/model3d" xmlns:o="urn:schemas-microsoft-com:office:office" xmlns:r="http://schemas.openxmlformats.org/officeDocument/2006/relationships" xmlns:m="http://schemas.openxmlformats.org/officeDocument/2006/math" xmlns:v="urn:schemas-microsoft-com:vml" xmlns:wp14="http://schemas.microsoft.com/office/word/2010/wordprocessingDrawing" xmlns:wp="http://schemas.openxmlformats.org/drawingml/2006/wordprocessingDrawing" xmlns:w10="urn:schemas-microsoft-com:office:word" xmlns:w="http://schemas.openxmlformats.org/wordprocessingml/2006/main" xmlns:w14="http://schemas.microsoft.com/office/word/2010/wordml" xmlns:w15="http://schemas.microsoft.com/office/word/2012/wordml" xmlns:w16cex="http://schemas.microsoft.com/office/word/2018/wordml/cex" xmlns:w16cid="http://schemas.microsoft.com/office/word/2016/wordml/cid" xmlns:w16="http://schemas.microsoft.com/office/word/2018/wordml" xmlns:w16sdtdh="http://schemas.microsoft.com/office/word/2020/wordml/sdtdatahash" xmlns:w16se="http://schemas.microsoft.com/office/word/2015/wordml/symex" xmlns:wpg="http://schemas.microsoft.com/office/word/2010/wordprocessingGroup" xmlns:wpi="http://schemas.microsoft.com/office/word/2010/wordprocessingInk" xmlns:wne="http://schemas.microsoft.com/office/word/2006/wordml" xmlns:wps="http://schemas.microsoft.com/office/word/2010/wordprocessingShape" mc:Ignorable="w14 w15 w16se w16cid w16 w16cex w16sdtdh wp14">
   <w:body>
     <w:sdt>
       <w:sdtPr>
@@ -146,7 +146,7 @@
               </mc:Choice>
               <mc:Fallback>
                 <w:pict>
-                  <v:rect w14:anchorId="4671EE69" id="Rectángulo 257" o:spid="_x0000_s1026" style="position:absolute;margin-left:0;margin-top:0;width:581.4pt;height:752.4pt;z-index:-251653120;visibility:visible;mso-wrap-style:square;mso-width-percent:950;mso-height-percent:950;mso-wrap-distance-left:9pt;mso-wrap-distance-top:0;mso-wrap-distance-right:9pt;mso-wrap-distance-bottom:0;mso-position-horizontal:center;mso-position-horizontal-relative:page;mso-position-vertical:center;mso-position-vertical-relative:page;mso-width-percent:950;mso-height-percent:950;mso-width-relative:page;mso-height-relative:page;v-text-anchor:middle" o:gfxdata="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" fillcolor="#d9e2f3 [660]" stroked="f" strokeweight="1pt">
+                  <v:rect w14:anchorId="4671EE69" id="Rectángulo 257" o:spid="_x0000_s1026" style="position:absolute;margin-left:0;margin-top:0;width:581.4pt;height:752.4pt;z-index:-251653120;visibility:visible;mso-wrap-style:square;mso-width-percent:950;mso-height-percent:950;mso-wrap-distance-left:9pt;mso-wrap-distance-top:0;mso-wrap-distance-right:9pt;mso-wrap-distance-bottom:0;mso-position-horizontal:center;mso-position-horizontal-relative:page;mso-position-vertical:center;mso-position-vertical-relative:page;mso-width-percent:950;mso-height-percent:950;mso-width-relative:page;mso-height-relative:page;v-text-anchor:middle" o:gfxdata="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" fillcolor="#d9e2f3 [660]" stroked="f" strokeweight="1pt">
                     <v:fill color2="#8eaadb [1940]" rotate="t" focus="100%" type="gradient">
                       <o:fill v:ext="view" type="gradientUnscaled"/>
                     </v:fill>
@@ -294,7 +294,7 @@
               </mc:Choice>
               <mc:Fallback>
                 <w:pict>
-                  <v:rect w14:anchorId="30699965" id="Rectángulo 259" o:spid="_x0000_s1027" style="position:absolute;margin-left:0;margin-top:0;width:226.45pt;height:237.6pt;z-index:251660288;visibility:visible;mso-wrap-style:square;mso-width-percent:370;mso-height-percent:300;mso-left-percent:455;mso-top-percent:25;mso-wrap-distance-left:9pt;mso-wrap-distance-top:0;mso-wrap-distance-right:9pt;mso-wrap-distance-bottom:0;mso-position-horizontal-relative:page;mso-position-vertical-relative:page;mso-width-percent:370;mso-height-percent:300;mso-left-percent:455;mso-top-percent:25;mso-width-relative:page;mso-height-relative:page;v-text-anchor:bottom" o:gfxdata="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" fillcolor="#44546a [3215]" stroked="f" strokeweight="1pt">
+                  <v:rect w14:anchorId="30699965" id="Rectángulo 259" o:spid="_x0000_s1027" style="position:absolute;margin-left:0;margin-top:0;width:226.45pt;height:237.6pt;z-index:251660288;visibility:visible;mso-wrap-style:square;mso-width-percent:370;mso-height-percent:300;mso-left-percent:455;mso-top-percent:25;mso-wrap-distance-left:9pt;mso-wrap-distance-top:0;mso-wrap-distance-right:9pt;mso-wrap-distance-bottom:0;mso-position-horizontal-relative:page;mso-position-vertical-relative:page;mso-width-percent:370;mso-height-percent:300;mso-left-percent:455;mso-top-percent:25;mso-width-relative:page;mso-height-relative:page;v-text-anchor:bottom" o:gfxdata="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" fillcolor="#44546a [3215]" stroked="f" strokeweight="1pt">
                     <v:textbox inset="14.4pt,14.4pt,14.4pt,28.8pt">
                       <w:txbxContent>
                         <w:p>
@@ -411,7 +411,7 @@
                   </wp:anchor>
                 </w:drawing>
               </mc:Choice>
-              <mc:Fallback>
+              <mc:Fallback xmlns:w16sdtfl="http://schemas.microsoft.com/office/word/2024/wordml/sdtformatlock" xmlns:w16du="http://schemas.microsoft.com/office/word/2023/wordml/word16du" xmlns:oel="http://schemas.microsoft.com/office/2019/extlst">
                 <w:pict>
                   <v:rect w14:anchorId="4D0DEA08" id="Rectángulo 261" o:spid="_x0000_s1026" style="position:absolute;margin-left:0;margin-top:0;width:244.8pt;height:554.4pt;z-index:251659264;visibility:visible;mso-wrap-style:square;mso-width-percent:400;mso-height-percent:700;mso-left-percent:440;mso-top-percent:25;mso-wrap-distance-left:9pt;mso-wrap-distance-top:0;mso-wrap-distance-right:9pt;mso-wrap-distance-bottom:0;mso-position-horizontal-relative:page;mso-position-vertical-relative:page;mso-width-percent:400;mso-height-percent:700;mso-left-percent:440;mso-top-percent:25;mso-width-relative:page;mso-height-relative:page;v-text-anchor:middle" o:gfxdata="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" fillcolor="white [3212]" strokecolor="#747070 [1614]" strokeweight="1.25pt">
                     <w10:wrap anchorx="page" anchory="page"/>
@@ -508,7 +508,7 @@
                   </wp:anchor>
                 </w:drawing>
               </mc:Choice>
-              <mc:Fallback>
+              <mc:Fallback xmlns:w16sdtfl="http://schemas.microsoft.com/office/word/2024/wordml/sdtformatlock" xmlns:w16du="http://schemas.microsoft.com/office/word/2023/wordml/word16du" xmlns:oel="http://schemas.microsoft.com/office/2019/extlst">
                 <w:pict>
                   <v:rect w14:anchorId="59280064" id="Rectángulo 263" o:spid="_x0000_s1026" style="position:absolute;margin-left:0;margin-top:0;width:226.45pt;height:9.35pt;z-index:251662336;visibility:visible;mso-wrap-style:square;mso-width-percent:370;mso-height-percent:0;mso-left-percent:455;mso-top-percent:690;mso-wrap-distance-left:9pt;mso-wrap-distance-top:0;mso-wrap-distance-right:9pt;mso-wrap-distance-bottom:0;mso-position-horizontal-relative:page;mso-position-vertical-relative:page;mso-width-percent:370;mso-height-percent:0;mso-left-percent:455;mso-top-percent:690;mso-width-relative:page;mso-height-relative:margin;v-text-anchor:middle" o:gfxdata="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" fillcolor="#4472c4 [3204]" stroked="f" strokeweight="1pt">
                     <w10:wrap anchorx="page" anchory="page"/>
@@ -603,10 +603,11 @@
                                     <w:lang w:val="es-ES"/>
                                   </w:rPr>
                                   <w:alias w:val="Subtítulo"/>
-                                  <w:id w:val="15524255"/>
+                                  <w:id w:val="-1344393355"/>
                                   <w:dataBinding w:prefixMappings="xmlns:ns0='http://schemas.openxmlformats.org/package/2006/metadata/core-properties' xmlns:ns1='http://purl.org/dc/elements/1.1/'" w:xpath="/ns0:coreProperties[1]/ns1:subject[1]" w:storeItemID="{6C3C8BC8-F283-45AE-878A-BAB7291924A1}"/>
                                   <w:text/>
                                 </w:sdtPr>
+                                <w:sdtEndPr/>
                                 <w:sdtContent>
                                   <w:sdt>
                                     <w:sdtPr>
@@ -618,10 +619,11 @@
                                         <w:lang w:val="es-ES"/>
                                       </w:rPr>
                                       <w:alias w:val="Subtítulo"/>
-                                      <w:id w:val="-1344393355"/>
+                                      <w:id w:val="15524255"/>
                                       <w:dataBinding w:prefixMappings="xmlns:ns0='http://schemas.openxmlformats.org/package/2006/metadata/core-properties' xmlns:ns1='http://purl.org/dc/elements/1.1/'" w:xpath="/ns0:coreProperties[1]/ns1:subject[1]" w:storeItemID="{6C3C8BC8-F283-45AE-878A-BAB7291924A1}"/>
                                       <w:text/>
                                     </w:sdtPr>
+                                    <w:sdtEndPr/>
                                     <w:sdtContent>
                                       <w:p>
                                         <w:pPr>
@@ -766,7 +768,7 @@
                     <v:stroke joinstyle="miter"/>
                     <v:path gradientshapeok="t" o:connecttype="rect"/>
                   </v:shapetype>
-                  <v:shape id="Cuadro de texto 265" o:spid="_x0000_s1028" type="#_x0000_t202" style="position:absolute;margin-left:263.4pt;margin-top:294.85pt;width:230.55pt;height:255.6pt;z-index:251661312;visibility:visible;mso-wrap-style:square;mso-width-percent:0;mso-height-percent:0;mso-wrap-distance-left:9pt;mso-wrap-distance-top:0;mso-wrap-distance-right:9pt;mso-wrap-distance-bottom:0;mso-position-horizontal:absolute;mso-position-horizontal-relative:page;mso-position-vertical:absolute;mso-position-vertical-relative:page;mso-width-percent:0;mso-height-percent:0;mso-width-relative:page;mso-height-relative:page;v-text-anchor:top" o:gfxdata="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" filled="f" stroked="f" strokeweight=".5pt">
+                  <v:shape id="Cuadro de texto 265" o:spid="_x0000_s1028" type="#_x0000_t202" style="position:absolute;margin-left:263.4pt;margin-top:294.85pt;width:230.55pt;height:255.6pt;z-index:251661312;visibility:visible;mso-wrap-style:square;mso-width-percent:0;mso-height-percent:0;mso-wrap-distance-left:9pt;mso-wrap-distance-top:0;mso-wrap-distance-right:9pt;mso-wrap-distance-bottom:0;mso-position-horizontal:absolute;mso-position-horizontal-relative:page;mso-position-vertical:absolute;mso-position-vertical-relative:page;mso-width-percent:0;mso-height-percent:0;mso-width-relative:page;mso-height-relative:page;v-text-anchor:top" o:gfxdata="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" filled="f" stroked="f" strokeweight=".5pt">
                     <v:textbox>
                       <w:txbxContent>
                         <w:p>
@@ -801,10 +803,11 @@
                               <w:lang w:val="es-ES"/>
                             </w:rPr>
                             <w:alias w:val="Subtítulo"/>
-                            <w:id w:val="15524255"/>
+                            <w:id w:val="-1344393355"/>
                             <w:dataBinding w:prefixMappings="xmlns:ns0='http://schemas.openxmlformats.org/package/2006/metadata/core-properties' xmlns:ns1='http://purl.org/dc/elements/1.1/'" w:xpath="/ns0:coreProperties[1]/ns1:subject[1]" w:storeItemID="{6C3C8BC8-F283-45AE-878A-BAB7291924A1}"/>
                             <w:text/>
                           </w:sdtPr>
+                          <w:sdtEndPr/>
                           <w:sdtContent>
                             <w:sdt>
                               <w:sdtPr>
@@ -816,10 +819,11 @@
                                   <w:lang w:val="es-ES"/>
                                 </w:rPr>
                                 <w:alias w:val="Subtítulo"/>
-                                <w:id w:val="-1344393355"/>
+                                <w:id w:val="15524255"/>
                                 <w:dataBinding w:prefixMappings="xmlns:ns0='http://schemas.openxmlformats.org/package/2006/metadata/core-properties' xmlns:ns1='http://purl.org/dc/elements/1.1/'" w:xpath="/ns0:coreProperties[1]/ns1:subject[1]" w:storeItemID="{6C3C8BC8-F283-45AE-878A-BAB7291924A1}"/>
                                 <w:text/>
                               </w:sdtPr>
+                              <w:sdtEndPr/>
                               <w:sdtContent>
                                 <w:p>
                                   <w:pPr>
@@ -1132,7 +1136,7 @@
               </mc:Choice>
               <mc:Fallback>
                 <w:pict>
-                  <v:shape w14:anchorId="5F924316" id="Cuadro de texto 1" o:spid="_x0000_s1029" type="#_x0000_t202" style="position:absolute;margin-left:143.25pt;margin-top:534.15pt;width:324.9pt;height:98.9pt;z-index:251665408;visibility:visible;mso-wrap-style:square;mso-width-percent:0;mso-height-percent:0;mso-wrap-distance-left:9pt;mso-wrap-distance-top:0;mso-wrap-distance-right:9pt;mso-wrap-distance-bottom:0;mso-position-horizontal:absolute;mso-position-horizontal-relative:text;mso-position-vertical:absolute;mso-position-vertical-relative:text;mso-width-percent:0;mso-height-percent:0;mso-width-relative:margin;mso-height-relative:margin;v-text-anchor:top" o:gfxdata="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" filled="f" strokeweight=".5pt">
+                  <v:shape w14:anchorId="5F924316" id="Cuadro de texto 1" o:spid="_x0000_s1029" type="#_x0000_t202" style="position:absolute;margin-left:143.25pt;margin-top:534.15pt;width:324.9pt;height:98.9pt;z-index:251665408;visibility:visible;mso-wrap-style:square;mso-width-percent:0;mso-height-percent:0;mso-wrap-distance-left:9pt;mso-wrap-distance-top:0;mso-wrap-distance-right:9pt;mso-wrap-distance-bottom:0;mso-position-horizontal:absolute;mso-position-horizontal-relative:text;mso-position-vertical:absolute;mso-position-vertical-relative:text;mso-width-percent:0;mso-height-percent:0;mso-width-relative:margin;mso-height-relative:margin;v-text-anchor:top" o:gfxdata="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" filled="f" strokeweight=".5pt">
                     <v:textbox>
                       <w:txbxContent>
                         <w:p>
@@ -1319,6 +1323,7 @@
                                     <w:dataBinding w:prefixMappings="xmlns:ns0='http://schemas.openxmlformats.org/package/2006/metadata/core-properties' xmlns:ns1='http://purl.org/dc/elements/1.1/'" w:xpath="/ns0:coreProperties[1]/ns1:creator[1]" w:storeItemID="{6C3C8BC8-F283-45AE-878A-BAB7291924A1}"/>
                                     <w:text/>
                                   </w:sdtPr>
+                                  <w:sdtEndPr/>
                                   <w:sdtContent>
                                     <w:r>
                                       <w:rPr>
@@ -1357,7 +1362,7 @@
               </mc:Choice>
               <mc:Fallback>
                 <w:pict>
-                  <v:shape w14:anchorId="2BEFF1DE" id="Cuadro de texto 255" o:spid="_x0000_s1030" type="#_x0000_t202" style="position:absolute;margin-left:260.35pt;margin-top:561.65pt;width:248.8pt;height:21.15pt;z-index:251664384;visibility:visible;mso-wrap-style:square;mso-width-percent:0;mso-height-percent:0;mso-wrap-distance-left:9pt;mso-wrap-distance-top:0;mso-wrap-distance-right:9pt;mso-wrap-distance-bottom:0;mso-position-horizontal:absolute;mso-position-horizontal-relative:page;mso-position-vertical:absolute;mso-position-vertical-relative:page;mso-width-percent:0;mso-height-percent:0;mso-width-relative:page;mso-height-relative:margin;v-text-anchor:bottom" o:gfxdata="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" filled="f" stroked="f" strokeweight=".5pt">
+                  <v:shape w14:anchorId="2BEFF1DE" id="Cuadro de texto 255" o:spid="_x0000_s1030" type="#_x0000_t202" style="position:absolute;margin-left:260.35pt;margin-top:561.65pt;width:248.8pt;height:21.15pt;z-index:251664384;visibility:visible;mso-wrap-style:square;mso-width-percent:0;mso-height-percent:0;mso-wrap-distance-left:9pt;mso-wrap-distance-top:0;mso-wrap-distance-right:9pt;mso-wrap-distance-bottom:0;mso-position-horizontal:absolute;mso-position-horizontal-relative:page;mso-position-vertical:absolute;mso-position-vertical-relative:page;mso-width-percent:0;mso-height-percent:0;mso-width-relative:page;mso-height-relative:margin;v-text-anchor:bottom" o:gfxdata="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" filled="f" stroked="f" strokeweight=".5pt">
                     <v:textbox style="mso-fit-shape-to-text:t">
                       <w:txbxContent>
                         <w:p>
@@ -1377,6 +1382,7 @@
                               <w:dataBinding w:prefixMappings="xmlns:ns0='http://schemas.openxmlformats.org/package/2006/metadata/core-properties' xmlns:ns1='http://purl.org/dc/elements/1.1/'" w:xpath="/ns0:coreProperties[1]/ns1:creator[1]" w:storeItemID="{6C3C8BC8-F283-45AE-878A-BAB7291924A1}"/>
                               <w:text/>
                             </w:sdtPr>
+                            <w:sdtEndPr/>
                             <w:sdtContent>
                               <w:r>
                                 <w:rPr>
@@ -1474,7 +1480,7 @@
       </w:pPr>
       <w:r>
         <w:rPr>
-          <w:rStyle w:val="Fuerte"/>
+          <w:rStyle w:val="Textoennegrita"/>
           <w:rFonts w:ascii="Inter" w:eastAsiaTheme="majorEastAsia" w:hAnsi="Inter"/>
           <w:color w:val="0F1115"/>
         </w:rPr>
@@ -1512,7 +1518,7 @@
       </w:r>
       <w:r>
         <w:rPr>
-          <w:rStyle w:val="Fuerte"/>
+          <w:rStyle w:val="Textoennegrita"/>
           <w:rFonts w:ascii="Inter" w:eastAsiaTheme="majorEastAsia" w:hAnsi="Inter"/>
           <w:color w:val="0F1115"/>
         </w:rPr>
@@ -1534,7 +1540,7 @@
       </w:r>
       <w:r>
         <w:rPr>
-          <w:rStyle w:val="Fuerte"/>
+          <w:rStyle w:val="Textoennegrita"/>
           <w:rFonts w:ascii="Inter" w:eastAsiaTheme="majorEastAsia" w:hAnsi="Inter"/>
           <w:color w:val="0F1115"/>
         </w:rPr>
@@ -1556,7 +1562,7 @@
       </w:r>
       <w:r>
         <w:rPr>
-          <w:rStyle w:val="Fuerte"/>
+          <w:rStyle w:val="Textoennegrita"/>
           <w:rFonts w:ascii="Inter" w:eastAsiaTheme="majorEastAsia" w:hAnsi="Inter"/>
           <w:color w:val="0F1115"/>
         </w:rPr>
@@ -1578,7 +1584,7 @@
       </w:r>
       <w:r>
         <w:rPr>
-          <w:rStyle w:val="Fuerte"/>
+          <w:rStyle w:val="Textoennegrita"/>
           <w:rFonts w:ascii="Inter" w:eastAsiaTheme="majorEastAsia" w:hAnsi="Inter"/>
           <w:color w:val="0F1115"/>
         </w:rPr>
@@ -1600,7 +1606,7 @@
       </w:r>
       <w:r>
         <w:rPr>
-          <w:rStyle w:val="Fuerte"/>
+          <w:rStyle w:val="Textoennegrita"/>
           <w:rFonts w:ascii="Inter" w:eastAsiaTheme="majorEastAsia" w:hAnsi="Inter"/>
           <w:color w:val="0F1115"/>
         </w:rPr>
@@ -1611,7 +1617,21 @@
           <w:rFonts w:ascii="Inter" w:hAnsi="Inter"/>
           <w:color w:val="0F1115"/>
         </w:rPr>
-        <w:t> Gran Buenos Aires, zona oeste, cercana a centros logísticos y autopistas (similar a distribuidoras como </w:t>
+        <w:t xml:space="preserve"> Gran Buenos Aires, zona oeste, </w:t>
+      </w:r>
+      <w:r>
+        <w:rPr>
+          <w:rFonts w:ascii="Inter" w:hAnsi="Inter"/>
+          <w:color w:val="0F1115"/>
+        </w:rPr>
+        <w:t xml:space="preserve">Morón o San Justo, </w:t>
+      </w:r>
+      <w:r>
+        <w:rPr>
+          <w:rFonts w:ascii="Inter" w:hAnsi="Inter"/>
+          <w:color w:val="0F1115"/>
+        </w:rPr>
+        <w:t>cercana a centros logísticos y autopistas (similar a distribuidoras como </w:t>
       </w:r>
       <w:r>
         <w:rPr>
@@ -1944,7 +1964,39 @@
                 <w:color w:val="000000"/>
                 <w:lang w:eastAsia="es-AR"/>
               </w:rPr>
-              <w:t>Bicefalia (Don Roberto vs. hijos) genera órdenes contradictorias.</w:t>
+              <w:t>Bicefal</w:t>
+            </w:r>
+            <w:r>
+              <w:rPr>
+                <w:rFonts w:ascii="Arial" w:eastAsia="Times New Roman" w:hAnsi="Arial" w:cs="Arial"/>
+                <w:color w:val="000000"/>
+                <w:lang w:eastAsia="es-AR"/>
+              </w:rPr>
+              <w:t>i</w:t>
+            </w:r>
+            <w:r>
+              <w:rPr>
+                <w:rFonts w:ascii="Arial" w:eastAsia="Times New Roman" w:hAnsi="Arial" w:cs="Arial"/>
+                <w:color w:val="000000"/>
+                <w:lang w:eastAsia="es-AR"/>
+              </w:rPr>
+              <w:t>a</w:t>
+            </w:r>
+            <w:r>
+              <w:rPr>
+                <w:rFonts w:ascii="Arial" w:eastAsia="Times New Roman" w:hAnsi="Arial" w:cs="Arial"/>
+                <w:color w:val="000000"/>
+                <w:lang w:eastAsia="es-AR"/>
+              </w:rPr>
+              <w:t>,</w:t>
+            </w:r>
+            <w:r>
+              <w:rPr>
+                <w:rFonts w:ascii="Arial" w:eastAsia="Times New Roman" w:hAnsi="Arial" w:cs="Arial"/>
+                <w:color w:val="000000"/>
+                <w:lang w:eastAsia="es-AR"/>
+              </w:rPr>
+              <w:t xml:space="preserve"> (Don Roberto vs. hijos) genera órdenes contradictorias.</w:t>
             </w:r>
           </w:p>
         </w:tc>
@@ -2191,7 +2243,7 @@
       </w:pPr>
       <w:r>
         <w:rPr>
-          <w:rStyle w:val="Fuerte"/>
+          <w:rStyle w:val="Textoennegrita"/>
           <w:rFonts w:ascii="Inter" w:eastAsiaTheme="majorEastAsia" w:hAnsi="Inter"/>
           <w:color w:val="0F1115"/>
         </w:rPr>
@@ -2473,7 +2525,27 @@
                 <w:szCs w:val="23"/>
                 <w:lang w:eastAsia="es-AR"/>
               </w:rPr>
-              <w:t>Artículos de limpieza: detergentes, lavandina, desinfectantes, escobas, trapos, baldes, guantes, etc. (más de 500 SKU).</w:t>
+              <w:t xml:space="preserve">Artículos de limpieza: detergentes, lavandina, desinfectantes, escobas, trapos, baldes, guantes, etc. (más de 500 </w:t>
+            </w:r>
+            <w:r>
+              <w:rPr>
+                <w:rFonts w:ascii="Inter" w:eastAsia="Times New Roman" w:hAnsi="Inter" w:cs="Calibri"/>
+                <w:color w:val="000000"/>
+                <w:sz w:val="23"/>
+                <w:szCs w:val="23"/>
+                <w:lang w:eastAsia="es-AR"/>
+              </w:rPr>
+              <w:t>EAN</w:t>
+            </w:r>
+            <w:r>
+              <w:rPr>
+                <w:rFonts w:ascii="Inter" w:eastAsia="Times New Roman" w:hAnsi="Inter" w:cs="Calibri"/>
+                <w:color w:val="000000"/>
+                <w:sz w:val="23"/>
+                <w:szCs w:val="23"/>
+                <w:lang w:eastAsia="es-AR"/>
+              </w:rPr>
+              <w:t>).</w:t>
             </w:r>
           </w:p>
         </w:tc>
@@ -3274,7 +3346,27 @@
                 <w:szCs w:val="23"/>
                 <w:lang w:eastAsia="es-AR"/>
               </w:rPr>
-              <w:t>Busca rotación de productos, promociones, relación con clientes.</w:t>
+              <w:t xml:space="preserve">Busca </w:t>
+            </w:r>
+            <w:r>
+              <w:rPr>
+                <w:rFonts w:ascii="Inter" w:eastAsia="Times New Roman" w:hAnsi="Inter" w:cs="Calibri"/>
+                <w:color w:val="000000"/>
+                <w:sz w:val="23"/>
+                <w:szCs w:val="23"/>
+                <w:lang w:eastAsia="es-AR"/>
+              </w:rPr>
+              <w:t xml:space="preserve">la </w:t>
+            </w:r>
+            <w:r>
+              <w:rPr>
+                <w:rFonts w:ascii="Inter" w:eastAsia="Times New Roman" w:hAnsi="Inter" w:cs="Calibri"/>
+                <w:color w:val="000000"/>
+                <w:sz w:val="23"/>
+                <w:szCs w:val="23"/>
+                <w:lang w:eastAsia="es-AR"/>
+              </w:rPr>
+              <w:t>rotación de productos, promociones, relación con clientes.</w:t>
             </w:r>
           </w:p>
         </w:tc>
@@ -3694,7 +3786,7 @@
       </w:r>
       <w:r>
         <w:rPr>
-          <w:rStyle w:val="Fuerte"/>
+          <w:rStyle w:val="Textoennegrita"/>
           <w:rFonts w:ascii="Inter" w:hAnsi="Inter"/>
           <w:color w:val="0F1115"/>
         </w:rPr>
@@ -3709,7 +3801,7 @@
       </w:r>
       <w:r>
         <w:rPr>
-          <w:rStyle w:val="Fuerte"/>
+          <w:rStyle w:val="Textoennegrita"/>
           <w:rFonts w:ascii="Inter" w:hAnsi="Inter"/>
           <w:color w:val="0F1115"/>
         </w:rPr>
@@ -3739,7 +3831,7 @@
       </w:pPr>
       <w:r>
         <w:rPr>
-          <w:rStyle w:val="Fuerte"/>
+          <w:rStyle w:val="Textoennegrita"/>
           <w:rFonts w:ascii="Inter" w:hAnsi="Inter"/>
           <w:color w:val="0F1115"/>
         </w:rPr>
@@ -3776,7 +3868,7 @@
       </w:pPr>
       <w:r>
         <w:rPr>
-          <w:rStyle w:val="Fuerte"/>
+          <w:rStyle w:val="Textoennegrita"/>
           <w:rFonts w:ascii="Inter" w:hAnsi="Inter"/>
           <w:color w:val="0F1115"/>
         </w:rPr>
@@ -3813,7 +3905,7 @@
       </w:pPr>
       <w:r>
         <w:rPr>
-          <w:rStyle w:val="Fuerte"/>
+          <w:rStyle w:val="Textoennegrita"/>
           <w:rFonts w:ascii="Inter" w:hAnsi="Inter"/>
           <w:color w:val="0F1115"/>
         </w:rPr>
@@ -3846,7 +3938,7 @@
       </w:pPr>
       <w:r>
         <w:rPr>
-          <w:rStyle w:val="Fuerte"/>
+          <w:rStyle w:val="Textoennegrita"/>
           <w:rFonts w:ascii="Inter" w:hAnsi="Inter"/>
           <w:color w:val="0F1115"/>
         </w:rPr>
@@ -3862,7 +3954,7 @@
       </w:r>
       <w:r>
         <w:rPr>
-          <w:rStyle w:val="Fuerte"/>
+          <w:rStyle w:val="Textoennegrita"/>
           <w:rFonts w:ascii="Inter" w:hAnsi="Inter"/>
           <w:color w:val="0F1115"/>
         </w:rPr>
@@ -3877,7 +3969,7 @@
       </w:r>
       <w:r>
         <w:rPr>
-          <w:rStyle w:val="Fuerte"/>
+          <w:rStyle w:val="Textoennegrita"/>
           <w:rFonts w:ascii="Inter" w:hAnsi="Inter"/>
           <w:color w:val="0F1115"/>
         </w:rPr>
@@ -3892,7 +3984,7 @@
       </w:r>
       <w:r>
         <w:rPr>
-          <w:rStyle w:val="Fuerte"/>
+          <w:rStyle w:val="Textoennegrita"/>
           <w:rFonts w:ascii="Inter" w:hAnsi="Inter"/>
           <w:color w:val="0F1115"/>
         </w:rPr>
@@ -3990,7 +4082,77 @@
           <w:rFonts w:ascii="Inter" w:hAnsi="Inter"/>
           <w:color w:val="0F1115"/>
         </w:rPr>
-        <w:t>Los hijos asuman gerencias con KPI claros.</w:t>
+        <w:t>Los hijos asuman gerencias con KPI</w:t>
+      </w:r>
+      <w:r>
+        <w:rPr>
+          <w:rFonts w:ascii="Inter" w:hAnsi="Inter"/>
+          <w:color w:val="0F1115"/>
+        </w:rPr>
+        <w:t>, (</w:t>
+      </w:r>
+      <w:r>
+        <w:rPr>
+          <w:rFonts w:ascii="Inter" w:hAnsi="Inter" w:cs="Arial"/>
+          <w:b/>
+          <w:bCs/>
+        </w:rPr>
+        <w:t>K</w:t>
+      </w:r>
+      <w:r>
+        <w:rPr>
+          <w:rFonts w:ascii="Inter" w:hAnsi="Inter" w:cs="Arial"/>
+        </w:rPr>
+        <w:t xml:space="preserve">ey </w:t>
+      </w:r>
+      <w:r>
+        <w:rPr>
+          <w:rFonts w:ascii="Inter" w:hAnsi="Inter" w:cs="Arial"/>
+          <w:b/>
+          <w:bCs/>
+        </w:rPr>
+        <w:t>P</w:t>
+      </w:r>
+      <w:r>
+        <w:rPr>
+          <w:rFonts w:ascii="Inter" w:hAnsi="Inter" w:cs="Arial"/>
+        </w:rPr>
+        <w:t xml:space="preserve">erformance </w:t>
+      </w:r>
+      <w:proofErr w:type="spellStart"/>
+      <w:r>
+        <w:rPr>
+          <w:rFonts w:ascii="Inter" w:hAnsi="Inter" w:cs="Arial"/>
+          <w:b/>
+          <w:bCs/>
+        </w:rPr>
+        <w:t>I</w:t>
+      </w:r>
+      <w:r>
+        <w:rPr>
+          <w:rFonts w:ascii="Inter" w:hAnsi="Inter" w:cs="Arial"/>
+        </w:rPr>
+        <w:t>ndicator</w:t>
+      </w:r>
+      <w:proofErr w:type="spellEnd"/>
+      <w:r>
+        <w:rPr>
+          <w:rFonts w:ascii="Inter" w:hAnsi="Inter"/>
+        </w:rPr>
+        <w:t xml:space="preserve"> o Indicador Clave de Desempeño</w:t>
+      </w:r>
+      <w:r>
+        <w:rPr>
+          <w:rFonts w:ascii="Inter" w:hAnsi="Inter"/>
+        </w:rPr>
+        <w:t>),</w:t>
+      </w:r>
+      <w:r>
+        <w:rPr>
+          <w:rFonts w:ascii="Inter" w:hAnsi="Inter"/>
+          <w:color w:val="0F1115"/>
+        </w:rPr>
+        <w:t xml:space="preserve"> claros.</w:t>
       </w:r>
     </w:p>
     <w:p>
@@ -4334,7 +4496,7 @@
                 <w:szCs w:val="23"/>
                 <w:lang w:eastAsia="es-AR"/>
               </w:rPr>
-              <w:t>Sobreestock</w:t>
+              <w:t>Sobrestock</w:t>
             </w:r>
             <w:proofErr w:type="spellEnd"/>
             <w:r>
@@ -4698,16 +4860,6 @@
     </w:tbl>
     <w:p>
       <w:pPr>
-        <w:rPr>
-          <w:rFonts w:ascii="Inter" w:eastAsiaTheme="majorEastAsia" w:hAnsi="Inter" w:cstheme="majorBidi"/>
-          <w:color w:val="0F1115"/>
-          <w:sz w:val="30"/>
-          <w:szCs w:val="30"/>
-        </w:rPr>
-      </w:pPr>
-    </w:p>
-    <w:p>
-      <w:pPr>
         <w:pStyle w:val="Ttulo3"/>
         <w:shd w:val="clear" w:color="auto" w:fill="FFFFFF"/>
         <w:spacing w:before="480" w:after="240" w:line="450" w:lineRule="atLeast"/>
@@ -4727,7 +4879,7 @@
       </w:r>
       <w:r>
         <w:rPr>
-          <w:rStyle w:val="Fuerte"/>
+          <w:rStyle w:val="Textoennegrita"/>
           <w:rFonts w:ascii="Inter" w:hAnsi="Inter"/>
           <w:b w:val="0"/>
           <w:bCs w:val="0"/>
@@ -4757,7 +4909,7 @@
       </w:r>
       <w:r>
         <w:rPr>
-          <w:rStyle w:val="Fuerte"/>
+          <w:rStyle w:val="Textoennegrita"/>
           <w:rFonts w:ascii="Inter" w:hAnsi="Inter"/>
           <w:color w:val="0F1115"/>
         </w:rPr>
@@ -4855,42 +5007,30 @@
       <w:pPr>
         <w:rPr>
           <w:rFonts w:ascii="Inter" w:eastAsia="Times New Roman" w:hAnsi="Inter" w:cs="Times New Roman"/>
-          <w:b/>
-          <w:bCs/>
           <w:color w:val="0F1115"/>
           <w:sz w:val="24"/>
           <w:szCs w:val="24"/>
           <w:lang w:eastAsia="es-AR"/>
         </w:rPr>
       </w:pPr>
-    </w:p>
-    <w:p>
-      <w:pPr>
+      <w:r>
         <w:rPr>
           <w:rFonts w:ascii="Inter" w:eastAsia="Times New Roman" w:hAnsi="Inter" w:cs="Times New Roman"/>
+          <w:b/>
+          <w:bCs/>
           <w:color w:val="0F1115"/>
           <w:sz w:val="24"/>
           <w:szCs w:val="24"/>
           <w:lang w:eastAsia="es-AR"/>
         </w:rPr>
-      </w:pPr>
-      <w:r>
-        <w:rPr>
-          <w:rFonts w:ascii="Inter" w:eastAsia="Times New Roman" w:hAnsi="Inter" w:cs="Times New Roman"/>
-          <w:b/>
-          <w:bCs/>
-          <w:color w:val="0F1115"/>
-          <w:sz w:val="24"/>
-          <w:szCs w:val="24"/>
-          <w:lang w:eastAsia="es-AR"/>
-        </w:rPr>
+        <w:lastRenderedPageBreak/>
         <w:t>Descripción detallada:</w:t>
       </w:r>
     </w:p>
     <w:tbl>
       <w:tblPr>
-        <w:tblW w:w="10977" w:type="dxa"/>
-        <w:tblInd w:w="-1243" w:type="dxa"/>
+        <w:tblW w:w="10877" w:type="dxa"/>
+        <w:tblInd w:w="-1193" w:type="dxa"/>
         <w:tblCellMar>
           <w:left w:w="70" w:type="dxa"/>
           <w:right w:w="70" w:type="dxa"/>
@@ -4898,7 +5038,7 @@
         <w:tblLook w:val="04A0" w:firstRow="1" w:lastRow="0" w:firstColumn="1" w:lastColumn="0" w:noHBand="0" w:noVBand="1"/>
       </w:tblPr>
       <w:tblGrid>
-        <w:gridCol w:w="2047"/>
+        <w:gridCol w:w="1947"/>
         <w:gridCol w:w="8930"/>
       </w:tblGrid>
       <w:tr>
@@ -4907,7 +5047,7 @@
         </w:trPr>
         <w:tc>
           <w:tcPr>
-            <w:tcW w:w="2047" w:type="dxa"/>
+            <w:tcW w:w="1947" w:type="dxa"/>
             <w:tcBorders>
               <w:top w:val="single" w:sz="4" w:space="0" w:color="auto"/>
               <w:left w:val="single" w:sz="4" w:space="0" w:color="auto"/>
@@ -4986,7 +5126,7 @@
         </w:trPr>
         <w:tc>
           <w:tcPr>
-            <w:tcW w:w="2047" w:type="dxa"/>
+            <w:tcW w:w="1947" w:type="dxa"/>
             <w:tcBorders>
               <w:top w:val="nil"/>
               <w:left w:val="single" w:sz="4" w:space="0" w:color="auto"/>
@@ -5066,7 +5206,7 @@
         </w:trPr>
         <w:tc>
           <w:tcPr>
-            <w:tcW w:w="2047" w:type="dxa"/>
+            <w:tcW w:w="1947" w:type="dxa"/>
             <w:tcBorders>
               <w:top w:val="nil"/>
               <w:left w:val="single" w:sz="4" w:space="0" w:color="auto"/>
@@ -5146,7 +5286,7 @@
         </w:trPr>
         <w:tc>
           <w:tcPr>
-            <w:tcW w:w="2047" w:type="dxa"/>
+            <w:tcW w:w="1947" w:type="dxa"/>
             <w:tcBorders>
               <w:top w:val="nil"/>
               <w:left w:val="single" w:sz="4" w:space="0" w:color="auto"/>
@@ -5226,7 +5366,7 @@
         </w:trPr>
         <w:tc>
           <w:tcPr>
-            <w:tcW w:w="2047" w:type="dxa"/>
+            <w:tcW w:w="1947" w:type="dxa"/>
             <w:tcBorders>
               <w:top w:val="nil"/>
               <w:left w:val="single" w:sz="4" w:space="0" w:color="auto"/>
@@ -5306,7 +5446,7 @@
         </w:trPr>
         <w:tc>
           <w:tcPr>
-            <w:tcW w:w="2047" w:type="dxa"/>
+            <w:tcW w:w="1947" w:type="dxa"/>
             <w:tcBorders>
               <w:top w:val="nil"/>
               <w:left w:val="single" w:sz="4" w:space="0" w:color="auto"/>
@@ -5919,6 +6059,27 @@
               </w:rPr>
               <w:t>Sinergia</w:t>
             </w:r>
+            <w:r>
+              <w:rPr>
+                <w:rFonts w:ascii="Inter" w:eastAsia="Times New Roman" w:hAnsi="Inter" w:cs="Calibri"/>
+                <w:color w:val="000000"/>
+                <w:sz w:val="23"/>
+                <w:szCs w:val="23"/>
+                <w:lang w:eastAsia="es-AR"/>
+              </w:rPr>
+              <w:t xml:space="preserve"> </w:t>
+            </w:r>
+            <w:r>
+              <w:rPr>
+                <w:rFonts w:ascii="Inter" w:eastAsia="Times New Roman" w:hAnsi="Inter" w:cs="Calibri"/>
+                <w:color w:val="000000"/>
+                <w:sz w:val="23"/>
+                <w:szCs w:val="23"/>
+                <w:vertAlign w:val="superscript"/>
+                <w:lang w:eastAsia="es-AR"/>
+              </w:rPr>
+              <w:t>(1)</w:t>
+            </w:r>
           </w:p>
         </w:tc>
         <w:tc>
@@ -6141,6 +6302,49 @@
               </w:rPr>
               <w:t>Estabilidad y homeostasis</w:t>
             </w:r>
+            <w:r>
+              <w:rPr>
+                <w:rFonts w:ascii="Inter" w:eastAsia="Times New Roman" w:hAnsi="Inter" w:cs="Calibri"/>
+                <w:color w:val="000000"/>
+                <w:sz w:val="23"/>
+                <w:szCs w:val="23"/>
+                <w:lang w:eastAsia="es-AR"/>
+              </w:rPr>
+              <w:t xml:space="preserve"> </w:t>
+            </w:r>
+            <w:r>
+              <w:rPr>
+                <w:rFonts w:ascii="Inter" w:eastAsia="Times New Roman" w:hAnsi="Inter" w:cs="Calibri"/>
+                <w:color w:val="000000"/>
+                <w:sz w:val="23"/>
+                <w:szCs w:val="23"/>
+                <w:vertAlign w:val="superscript"/>
+                <w:lang w:eastAsia="es-AR"/>
+              </w:rPr>
+              <w:t>(</w:t>
+            </w:r>
+            <w:r>
+              <w:rPr>
+                <w:rFonts w:ascii="Inter" w:eastAsia="Times New Roman" w:hAnsi="Inter" w:cs="Calibri"/>
+                <w:color w:val="000000"/>
+                <w:sz w:val="23"/>
+                <w:szCs w:val="23"/>
+                <w:vertAlign w:val="superscript"/>
+                <w:lang w:eastAsia="es-AR"/>
+              </w:rPr>
+              <w:t>2</w:t>
+            </w:r>
+            <w:r>
+              <w:rPr>
+                <w:rFonts w:ascii="Inter" w:eastAsia="Times New Roman" w:hAnsi="Inter" w:cs="Calibri"/>
+                <w:color w:val="000000"/>
+                <w:sz w:val="23"/>
+                <w:szCs w:val="23"/>
+                <w:vertAlign w:val="superscript"/>
+                <w:lang w:eastAsia="es-AR"/>
+              </w:rPr>
+              <w:t>)</w:t>
+            </w:r>
           </w:p>
         </w:tc>
         <w:tc>
@@ -6232,7 +6436,7 @@
       </w:pPr>
       <w:r>
         <w:rPr>
-          <w:rStyle w:val="Fuerte"/>
+          <w:rStyle w:val="Textoennegrita"/>
           <w:rFonts w:ascii="Inter" w:hAnsi="Inter"/>
           <w:color w:val="0F1115"/>
         </w:rPr>
@@ -6307,6 +6511,28 @@
     </w:p>
     <w:p>
       <w:pPr>
+        <w:rPr>
+          <w:rFonts w:ascii="Inter" w:eastAsia="Times New Roman" w:hAnsi="Inter" w:cs="Times New Roman"/>
+          <w:b/>
+          <w:bCs/>
+          <w:color w:val="0F1115"/>
+          <w:sz w:val="33"/>
+          <w:szCs w:val="33"/>
+          <w:lang w:eastAsia="es-AR"/>
+        </w:rPr>
+      </w:pPr>
+      <w:r>
+        <w:rPr>
+          <w:rFonts w:ascii="Inter" w:hAnsi="Inter"/>
+          <w:color w:val="0F1115"/>
+          <w:sz w:val="33"/>
+          <w:szCs w:val="33"/>
+        </w:rPr>
+        <w:br w:type="page"/>
+      </w:r>
+    </w:p>
+    <w:p>
+      <w:pPr>
         <w:pStyle w:val="Ttulo2"/>
         <w:shd w:val="clear" w:color="auto" w:fill="FFFFFF"/>
         <w:spacing w:before="480" w:beforeAutospacing="0" w:after="240" w:afterAutospacing="0" w:line="480" w:lineRule="atLeast"/>
@@ -6324,6 +6550,7 @@
           <w:sz w:val="33"/>
           <w:szCs w:val="33"/>
         </w:rPr>
+        <w:lastRenderedPageBreak/>
         <w:t>4. Análisis de Objetivos Financieros y Restricciones Presupuestarias</w:t>
       </w:r>
     </w:p>
@@ -6351,34 +6578,57 @@
     </w:p>
     <w:tbl>
       <w:tblPr>
-        <w:tblStyle w:val="Tablaconcuadrcula"/>
-        <w:tblW w:w="0" w:type="auto"/>
+        <w:tblW w:w="7300" w:type="dxa"/>
+        <w:tblCellMar>
+          <w:left w:w="70" w:type="dxa"/>
+          <w:right w:w="70" w:type="dxa"/>
+        </w:tblCellMar>
         <w:tblLook w:val="04A0" w:firstRow="1" w:lastRow="0" w:firstColumn="1" w:lastColumn="0" w:noHBand="0" w:noVBand="1"/>
       </w:tblPr>
       <w:tblGrid>
-        <w:gridCol w:w="3823"/>
-        <w:gridCol w:w="4671"/>
+        <w:gridCol w:w="1860"/>
+        <w:gridCol w:w="5440"/>
       </w:tblGrid>
       <w:tr>
-        <w:tc>
-          <w:tcPr>
-            <w:tcW w:w="3823" w:type="dxa"/>
-            <w:vAlign w:val="center"/>
-          </w:tcPr>
-          <w:p>
-            <w:pPr>
-              <w:rPr>
+        <w:trPr>
+          <w:trHeight w:val="600"/>
+        </w:trPr>
+        <w:tc>
+          <w:tcPr>
+            <w:tcW w:w="1860" w:type="dxa"/>
+            <w:tcBorders>
+              <w:top w:val="single" w:sz="8" w:space="0" w:color="auto"/>
+              <w:left w:val="single" w:sz="8" w:space="0" w:color="auto"/>
+              <w:bottom w:val="single" w:sz="8" w:space="0" w:color="auto"/>
+              <w:right w:val="single" w:sz="8" w:space="0" w:color="auto"/>
+            </w:tcBorders>
+            <w:shd w:val="clear" w:color="000000" w:fill="BFBFBF"/>
+            <w:vAlign w:val="center"/>
+            <w:hideMark/>
+          </w:tcPr>
+          <w:p>
+            <w:pPr>
+              <w:spacing w:after="0" w:line="240" w:lineRule="auto"/>
+              <w:jc w:val="center"/>
+              <w:rPr>
+                <w:rFonts w:ascii="Inter" w:eastAsia="Times New Roman" w:hAnsi="Inter" w:cs="Calibri"/>
                 <w:b/>
                 <w:bCs/>
-              </w:rPr>
-            </w:pPr>
-            <w:r>
-              <w:rPr>
-                <w:rFonts w:ascii="Inter" w:hAnsi="Inter"/>
+                <w:color w:val="000000"/>
+                <w:sz w:val="23"/>
+                <w:szCs w:val="23"/>
+                <w:lang w:eastAsia="es-AR"/>
+              </w:rPr>
+            </w:pPr>
+            <w:r>
+              <w:rPr>
+                <w:rFonts w:ascii="Inter" w:eastAsia="Times New Roman" w:hAnsi="Inter" w:cs="Calibri"/>
                 <w:b/>
                 <w:bCs/>
-                <w:sz w:val="23"/>
-                <w:szCs w:val="23"/>
+                <w:color w:val="000000"/>
+                <w:sz w:val="23"/>
+                <w:szCs w:val="23"/>
+                <w:lang w:eastAsia="es-AR"/>
               </w:rPr>
               <w:t>Objetivo</w:t>
             </w:r>
@@ -6386,23 +6636,40 @@
         </w:tc>
         <w:tc>
           <w:tcPr>
-            <w:tcW w:w="4671" w:type="dxa"/>
-            <w:vAlign w:val="center"/>
-          </w:tcPr>
-          <w:p>
-            <w:pPr>
-              <w:rPr>
+            <w:tcW w:w="5440" w:type="dxa"/>
+            <w:tcBorders>
+              <w:top w:val="single" w:sz="8" w:space="0" w:color="auto"/>
+              <w:left w:val="nil"/>
+              <w:bottom w:val="single" w:sz="8" w:space="0" w:color="auto"/>
+              <w:right w:val="single" w:sz="8" w:space="0" w:color="auto"/>
+            </w:tcBorders>
+            <w:shd w:val="clear" w:color="000000" w:fill="BFBFBF"/>
+            <w:vAlign w:val="center"/>
+            <w:hideMark/>
+          </w:tcPr>
+          <w:p>
+            <w:pPr>
+              <w:spacing w:after="0" w:line="240" w:lineRule="auto"/>
+              <w:jc w:val="center"/>
+              <w:rPr>
+                <w:rFonts w:ascii="Inter" w:eastAsia="Times New Roman" w:hAnsi="Inter" w:cs="Calibri"/>
                 <w:b/>
                 <w:bCs/>
-              </w:rPr>
-            </w:pPr>
-            <w:r>
-              <w:rPr>
-                <w:rFonts w:ascii="Inter" w:hAnsi="Inter"/>
+                <w:color w:val="000000"/>
+                <w:sz w:val="23"/>
+                <w:szCs w:val="23"/>
+                <w:lang w:eastAsia="es-AR"/>
+              </w:rPr>
+            </w:pPr>
+            <w:r>
+              <w:rPr>
+                <w:rFonts w:ascii="Inter" w:eastAsia="Times New Roman" w:hAnsi="Inter" w:cs="Calibri"/>
                 <w:b/>
                 <w:bCs/>
-                <w:sz w:val="23"/>
-                <w:szCs w:val="23"/>
+                <w:color w:val="000000"/>
+                <w:sz w:val="23"/>
+                <w:szCs w:val="23"/>
+                <w:lang w:eastAsia="es-AR"/>
               </w:rPr>
               <w:t>Relación con el caso</w:t>
             </w:r>
@@ -6410,18 +6677,44 @@
         </w:tc>
       </w:tr>
       <w:tr>
-        <w:tc>
-          <w:tcPr>
-            <w:tcW w:w="3823" w:type="dxa"/>
-            <w:vAlign w:val="center"/>
-          </w:tcPr>
-          <w:p>
-            <w:r>
-              <w:rPr>
-                <w:rStyle w:val="Fuerte"/>
-                <w:rFonts w:ascii="Inter" w:hAnsi="Inter"/>
-                <w:sz w:val="23"/>
-                <w:szCs w:val="23"/>
+        <w:trPr>
+          <w:trHeight w:val="600"/>
+        </w:trPr>
+        <w:tc>
+          <w:tcPr>
+            <w:tcW w:w="1860" w:type="dxa"/>
+            <w:tcBorders>
+              <w:top w:val="nil"/>
+              <w:left w:val="single" w:sz="8" w:space="0" w:color="auto"/>
+              <w:bottom w:val="single" w:sz="8" w:space="0" w:color="auto"/>
+              <w:right w:val="single" w:sz="8" w:space="0" w:color="auto"/>
+            </w:tcBorders>
+            <w:shd w:val="clear" w:color="000000" w:fill="FFFF00"/>
+            <w:vAlign w:val="center"/>
+            <w:hideMark/>
+          </w:tcPr>
+          <w:p>
+            <w:pPr>
+              <w:spacing w:after="0" w:line="240" w:lineRule="auto"/>
+              <w:rPr>
+                <w:rFonts w:ascii="Inter" w:eastAsia="Times New Roman" w:hAnsi="Inter" w:cs="Calibri"/>
+                <w:b/>
+                <w:bCs/>
+                <w:color w:val="000000"/>
+                <w:sz w:val="23"/>
+                <w:szCs w:val="23"/>
+                <w:lang w:eastAsia="es-AR"/>
+              </w:rPr>
+            </w:pPr>
+            <w:r>
+              <w:rPr>
+                <w:rFonts w:ascii="Inter" w:eastAsia="Times New Roman" w:hAnsi="Inter" w:cs="Calibri"/>
+                <w:b/>
+                <w:bCs/>
+                <w:color w:val="000000"/>
+                <w:sz w:val="23"/>
+                <w:szCs w:val="23"/>
+                <w:lang w:eastAsia="es-AR"/>
               </w:rPr>
               <w:t>Mejorar el flujo de caja</w:t>
             </w:r>
@@ -6429,15 +6722,35 @@
         </w:tc>
         <w:tc>
           <w:tcPr>
-            <w:tcW w:w="4671" w:type="dxa"/>
-            <w:vAlign w:val="center"/>
-          </w:tcPr>
-          <w:p>
-            <w:r>
-              <w:rPr>
-                <w:rFonts w:ascii="Inter" w:hAnsi="Inter"/>
-                <w:sz w:val="23"/>
-                <w:szCs w:val="23"/>
+            <w:tcW w:w="5440" w:type="dxa"/>
+            <w:tcBorders>
+              <w:top w:val="nil"/>
+              <w:left w:val="nil"/>
+              <w:bottom w:val="single" w:sz="8" w:space="0" w:color="auto"/>
+              <w:right w:val="single" w:sz="8" w:space="0" w:color="auto"/>
+            </w:tcBorders>
+            <w:shd w:val="clear" w:color="auto" w:fill="auto"/>
+            <w:vAlign w:val="center"/>
+            <w:hideMark/>
+          </w:tcPr>
+          <w:p>
+            <w:pPr>
+              <w:spacing w:after="0" w:line="240" w:lineRule="auto"/>
+              <w:rPr>
+                <w:rFonts w:ascii="Inter" w:eastAsia="Times New Roman" w:hAnsi="Inter" w:cs="Calibri"/>
+                <w:color w:val="000000"/>
+                <w:sz w:val="23"/>
+                <w:szCs w:val="23"/>
+                <w:lang w:eastAsia="es-AR"/>
+              </w:rPr>
+            </w:pPr>
+            <w:r>
+              <w:rPr>
+                <w:rFonts w:ascii="Inter" w:eastAsia="Times New Roman" w:hAnsi="Inter" w:cs="Calibri"/>
+                <w:color w:val="000000"/>
+                <w:sz w:val="23"/>
+                <w:szCs w:val="23"/>
+                <w:lang w:eastAsia="es-AR"/>
               </w:rPr>
               <w:t>El actual seguimiento manual de cuentas corrientes y la compra por intuición generan gastos imprevistos y cobranzas lentas.</w:t>
             </w:r>
@@ -6445,18 +6758,44 @@
         </w:tc>
       </w:tr>
       <w:tr>
-        <w:tc>
-          <w:tcPr>
-            <w:tcW w:w="3823" w:type="dxa"/>
-            <w:vAlign w:val="center"/>
-          </w:tcPr>
-          <w:p>
-            <w:r>
-              <w:rPr>
-                <w:rStyle w:val="Fuerte"/>
-                <w:rFonts w:ascii="Inter" w:hAnsi="Inter"/>
-                <w:sz w:val="23"/>
-                <w:szCs w:val="23"/>
+        <w:trPr>
+          <w:trHeight w:val="600"/>
+        </w:trPr>
+        <w:tc>
+          <w:tcPr>
+            <w:tcW w:w="1860" w:type="dxa"/>
+            <w:tcBorders>
+              <w:top w:val="nil"/>
+              <w:left w:val="single" w:sz="8" w:space="0" w:color="auto"/>
+              <w:bottom w:val="single" w:sz="8" w:space="0" w:color="auto"/>
+              <w:right w:val="single" w:sz="8" w:space="0" w:color="auto"/>
+            </w:tcBorders>
+            <w:shd w:val="clear" w:color="000000" w:fill="FFFF00"/>
+            <w:vAlign w:val="center"/>
+            <w:hideMark/>
+          </w:tcPr>
+          <w:p>
+            <w:pPr>
+              <w:spacing w:after="0" w:line="240" w:lineRule="auto"/>
+              <w:rPr>
+                <w:rFonts w:ascii="Inter" w:eastAsia="Times New Roman" w:hAnsi="Inter" w:cs="Calibri"/>
+                <w:b/>
+                <w:bCs/>
+                <w:color w:val="000000"/>
+                <w:sz w:val="23"/>
+                <w:szCs w:val="23"/>
+                <w:lang w:eastAsia="es-AR"/>
+              </w:rPr>
+            </w:pPr>
+            <w:r>
+              <w:rPr>
+                <w:rFonts w:ascii="Inter" w:eastAsia="Times New Roman" w:hAnsi="Inter" w:cs="Calibri"/>
+                <w:b/>
+                <w:bCs/>
+                <w:color w:val="000000"/>
+                <w:sz w:val="23"/>
+                <w:szCs w:val="23"/>
+                <w:lang w:eastAsia="es-AR"/>
               </w:rPr>
               <w:t>Reducir pérdidas por vencimiento</w:t>
             </w:r>
@@ -6464,15 +6803,35 @@
         </w:tc>
         <w:tc>
           <w:tcPr>
-            <w:tcW w:w="4671" w:type="dxa"/>
-            <w:vAlign w:val="center"/>
-          </w:tcPr>
-          <w:p>
-            <w:r>
-              <w:rPr>
-                <w:rFonts w:ascii="Inter" w:hAnsi="Inter"/>
-                <w:sz w:val="23"/>
-                <w:szCs w:val="23"/>
+            <w:tcW w:w="5440" w:type="dxa"/>
+            <w:tcBorders>
+              <w:top w:val="nil"/>
+              <w:left w:val="nil"/>
+              <w:bottom w:val="single" w:sz="8" w:space="0" w:color="auto"/>
+              <w:right w:val="single" w:sz="8" w:space="0" w:color="auto"/>
+            </w:tcBorders>
+            <w:shd w:val="clear" w:color="auto" w:fill="auto"/>
+            <w:vAlign w:val="center"/>
+            <w:hideMark/>
+          </w:tcPr>
+          <w:p>
+            <w:pPr>
+              <w:spacing w:after="0" w:line="240" w:lineRule="auto"/>
+              <w:rPr>
+                <w:rFonts w:ascii="Inter" w:eastAsia="Times New Roman" w:hAnsi="Inter" w:cs="Calibri"/>
+                <w:color w:val="000000"/>
+                <w:sz w:val="23"/>
+                <w:szCs w:val="23"/>
+                <w:lang w:eastAsia="es-AR"/>
+              </w:rPr>
+            </w:pPr>
+            <w:r>
+              <w:rPr>
+                <w:rFonts w:ascii="Inter" w:eastAsia="Times New Roman" w:hAnsi="Inter" w:cs="Calibri"/>
+                <w:color w:val="000000"/>
+                <w:sz w:val="23"/>
+                <w:szCs w:val="23"/>
+                <w:lang w:eastAsia="es-AR"/>
               </w:rPr>
               <w:t>Productos vencidos = capital inmovilizado + costo de disposición. Hoy no se mide.</w:t>
             </w:r>
@@ -6480,28 +6839,57 @@
         </w:tc>
       </w:tr>
       <w:tr>
-        <w:tc>
-          <w:tcPr>
-            <w:tcW w:w="3823" w:type="dxa"/>
-            <w:vAlign w:val="center"/>
-          </w:tcPr>
-          <w:p>
-            <w:r>
-              <w:rPr>
-                <w:rStyle w:val="Fuerte"/>
-                <w:rFonts w:ascii="Inter" w:hAnsi="Inter"/>
-                <w:sz w:val="23"/>
-                <w:szCs w:val="23"/>
+        <w:trPr>
+          <w:trHeight w:val="600"/>
+        </w:trPr>
+        <w:tc>
+          <w:tcPr>
+            <w:tcW w:w="1860" w:type="dxa"/>
+            <w:tcBorders>
+              <w:top w:val="nil"/>
+              <w:left w:val="single" w:sz="8" w:space="0" w:color="auto"/>
+              <w:bottom w:val="single" w:sz="8" w:space="0" w:color="auto"/>
+              <w:right w:val="single" w:sz="8" w:space="0" w:color="auto"/>
+            </w:tcBorders>
+            <w:shd w:val="clear" w:color="000000" w:fill="FFFF00"/>
+            <w:vAlign w:val="center"/>
+            <w:hideMark/>
+          </w:tcPr>
+          <w:p>
+            <w:pPr>
+              <w:spacing w:after="0" w:line="240" w:lineRule="auto"/>
+              <w:rPr>
+                <w:rFonts w:ascii="Inter" w:eastAsia="Times New Roman" w:hAnsi="Inter" w:cs="Calibri"/>
+                <w:b/>
+                <w:bCs/>
+                <w:color w:val="000000"/>
+                <w:sz w:val="23"/>
+                <w:szCs w:val="23"/>
+                <w:lang w:eastAsia="es-AR"/>
+              </w:rPr>
+            </w:pPr>
+            <w:r>
+              <w:rPr>
+                <w:rFonts w:ascii="Inter" w:eastAsia="Times New Roman" w:hAnsi="Inter" w:cs="Calibri"/>
+                <w:b/>
+                <w:bCs/>
+                <w:color w:val="000000"/>
+                <w:sz w:val="23"/>
+                <w:szCs w:val="23"/>
+                <w:lang w:eastAsia="es-AR"/>
               </w:rPr>
               <w:t xml:space="preserve">Disminuir el </w:t>
             </w:r>
             <w:proofErr w:type="spellStart"/>
             <w:r>
               <w:rPr>
-                <w:rStyle w:val="Fuerte"/>
-                <w:rFonts w:ascii="Inter" w:hAnsi="Inter"/>
-                <w:sz w:val="23"/>
-                <w:szCs w:val="23"/>
+                <w:rFonts w:ascii="Inter" w:eastAsia="Times New Roman" w:hAnsi="Inter" w:cs="Calibri"/>
+                <w:b/>
+                <w:bCs/>
+                <w:color w:val="000000"/>
+                <w:sz w:val="23"/>
+                <w:szCs w:val="23"/>
+                <w:lang w:eastAsia="es-AR"/>
               </w:rPr>
               <w:t>sobrestock</w:t>
             </w:r>
@@ -6510,15 +6898,35 @@
         </w:tc>
         <w:tc>
           <w:tcPr>
-            <w:tcW w:w="4671" w:type="dxa"/>
-            <w:vAlign w:val="center"/>
-          </w:tcPr>
-          <w:p>
-            <w:r>
-              <w:rPr>
-                <w:rFonts w:ascii="Inter" w:hAnsi="Inter"/>
-                <w:sz w:val="23"/>
-                <w:szCs w:val="23"/>
+            <w:tcW w:w="5440" w:type="dxa"/>
+            <w:tcBorders>
+              <w:top w:val="nil"/>
+              <w:left w:val="nil"/>
+              <w:bottom w:val="single" w:sz="8" w:space="0" w:color="auto"/>
+              <w:right w:val="single" w:sz="8" w:space="0" w:color="auto"/>
+            </w:tcBorders>
+            <w:shd w:val="clear" w:color="auto" w:fill="auto"/>
+            <w:vAlign w:val="center"/>
+            <w:hideMark/>
+          </w:tcPr>
+          <w:p>
+            <w:pPr>
+              <w:spacing w:after="0" w:line="240" w:lineRule="auto"/>
+              <w:rPr>
+                <w:rFonts w:ascii="Inter" w:eastAsia="Times New Roman" w:hAnsi="Inter" w:cs="Calibri"/>
+                <w:color w:val="000000"/>
+                <w:sz w:val="23"/>
+                <w:szCs w:val="23"/>
+                <w:lang w:eastAsia="es-AR"/>
+              </w:rPr>
+            </w:pPr>
+            <w:r>
+              <w:rPr>
+                <w:rFonts w:ascii="Inter" w:eastAsia="Times New Roman" w:hAnsi="Inter" w:cs="Calibri"/>
+                <w:color w:val="000000"/>
+                <w:sz w:val="23"/>
+                <w:szCs w:val="23"/>
+                <w:lang w:eastAsia="es-AR"/>
               </w:rPr>
               <w:t>Libera capital de trabajo para otras inversiones.</w:t>
             </w:r>
@@ -6526,18 +6934,44 @@
         </w:tc>
       </w:tr>
       <w:tr>
-        <w:tc>
-          <w:tcPr>
-            <w:tcW w:w="3823" w:type="dxa"/>
-            <w:vAlign w:val="center"/>
-          </w:tcPr>
-          <w:p>
-            <w:r>
-              <w:rPr>
-                <w:rStyle w:val="Fuerte"/>
-                <w:rFonts w:ascii="Inter" w:hAnsi="Inter"/>
-                <w:sz w:val="23"/>
-                <w:szCs w:val="23"/>
+        <w:trPr>
+          <w:trHeight w:val="600"/>
+        </w:trPr>
+        <w:tc>
+          <w:tcPr>
+            <w:tcW w:w="1860" w:type="dxa"/>
+            <w:tcBorders>
+              <w:top w:val="nil"/>
+              <w:left w:val="single" w:sz="8" w:space="0" w:color="auto"/>
+              <w:bottom w:val="single" w:sz="8" w:space="0" w:color="auto"/>
+              <w:right w:val="single" w:sz="8" w:space="0" w:color="auto"/>
+            </w:tcBorders>
+            <w:shd w:val="clear" w:color="000000" w:fill="FFFF00"/>
+            <w:vAlign w:val="center"/>
+            <w:hideMark/>
+          </w:tcPr>
+          <w:p>
+            <w:pPr>
+              <w:spacing w:after="0" w:line="240" w:lineRule="auto"/>
+              <w:rPr>
+                <w:rFonts w:ascii="Inter" w:eastAsia="Times New Roman" w:hAnsi="Inter" w:cs="Calibri"/>
+                <w:b/>
+                <w:bCs/>
+                <w:color w:val="000000"/>
+                <w:sz w:val="23"/>
+                <w:szCs w:val="23"/>
+                <w:lang w:eastAsia="es-AR"/>
+              </w:rPr>
+            </w:pPr>
+            <w:r>
+              <w:rPr>
+                <w:rFonts w:ascii="Inter" w:eastAsia="Times New Roman" w:hAnsi="Inter" w:cs="Calibri"/>
+                <w:b/>
+                <w:bCs/>
+                <w:color w:val="000000"/>
+                <w:sz w:val="23"/>
+                <w:szCs w:val="23"/>
+                <w:lang w:eastAsia="es-AR"/>
               </w:rPr>
               <w:t>Aumentar la rotación de inventario</w:t>
             </w:r>
@@ -6545,15 +6979,35 @@
         </w:tc>
         <w:tc>
           <w:tcPr>
-            <w:tcW w:w="4671" w:type="dxa"/>
-            <w:vAlign w:val="center"/>
-          </w:tcPr>
-          <w:p>
-            <w:r>
-              <w:rPr>
-                <w:rFonts w:ascii="Inter" w:hAnsi="Inter"/>
-                <w:sz w:val="23"/>
-                <w:szCs w:val="23"/>
+            <w:tcW w:w="5440" w:type="dxa"/>
+            <w:tcBorders>
+              <w:top w:val="nil"/>
+              <w:left w:val="nil"/>
+              <w:bottom w:val="single" w:sz="8" w:space="0" w:color="auto"/>
+              <w:right w:val="single" w:sz="8" w:space="0" w:color="auto"/>
+            </w:tcBorders>
+            <w:shd w:val="clear" w:color="auto" w:fill="auto"/>
+            <w:vAlign w:val="center"/>
+            <w:hideMark/>
+          </w:tcPr>
+          <w:p>
+            <w:pPr>
+              <w:spacing w:after="0" w:line="240" w:lineRule="auto"/>
+              <w:rPr>
+                <w:rFonts w:ascii="Inter" w:eastAsia="Times New Roman" w:hAnsi="Inter" w:cs="Calibri"/>
+                <w:color w:val="000000"/>
+                <w:sz w:val="23"/>
+                <w:szCs w:val="23"/>
+                <w:lang w:eastAsia="es-AR"/>
+              </w:rPr>
+            </w:pPr>
+            <w:r>
+              <w:rPr>
+                <w:rFonts w:ascii="Inter" w:eastAsia="Times New Roman" w:hAnsi="Inter" w:cs="Calibri"/>
+                <w:color w:val="000000"/>
+                <w:sz w:val="23"/>
+                <w:szCs w:val="23"/>
+                <w:lang w:eastAsia="es-AR"/>
               </w:rPr>
               <w:t>Compra ajustada a demanda real → mayor eficiencia.</w:t>
             </w:r>
@@ -6561,18 +7015,44 @@
         </w:tc>
       </w:tr>
       <w:tr>
-        <w:tc>
-          <w:tcPr>
-            <w:tcW w:w="3823" w:type="dxa"/>
-            <w:vAlign w:val="center"/>
-          </w:tcPr>
-          <w:p>
-            <w:r>
-              <w:rPr>
-                <w:rStyle w:val="Fuerte"/>
-                <w:rFonts w:ascii="Inter" w:hAnsi="Inter"/>
-                <w:sz w:val="23"/>
-                <w:szCs w:val="23"/>
+        <w:trPr>
+          <w:trHeight w:val="600"/>
+        </w:trPr>
+        <w:tc>
+          <w:tcPr>
+            <w:tcW w:w="1860" w:type="dxa"/>
+            <w:tcBorders>
+              <w:top w:val="nil"/>
+              <w:left w:val="single" w:sz="8" w:space="0" w:color="auto"/>
+              <w:bottom w:val="single" w:sz="8" w:space="0" w:color="auto"/>
+              <w:right w:val="single" w:sz="8" w:space="0" w:color="auto"/>
+            </w:tcBorders>
+            <w:shd w:val="clear" w:color="000000" w:fill="FFFF00"/>
+            <w:vAlign w:val="center"/>
+            <w:hideMark/>
+          </w:tcPr>
+          <w:p>
+            <w:pPr>
+              <w:spacing w:after="0" w:line="240" w:lineRule="auto"/>
+              <w:rPr>
+                <w:rFonts w:ascii="Inter" w:eastAsia="Times New Roman" w:hAnsi="Inter" w:cs="Calibri"/>
+                <w:b/>
+                <w:bCs/>
+                <w:color w:val="000000"/>
+                <w:sz w:val="23"/>
+                <w:szCs w:val="23"/>
+                <w:lang w:eastAsia="es-AR"/>
+              </w:rPr>
+            </w:pPr>
+            <w:r>
+              <w:rPr>
+                <w:rFonts w:ascii="Inter" w:eastAsia="Times New Roman" w:hAnsi="Inter" w:cs="Calibri"/>
+                <w:b/>
+                <w:bCs/>
+                <w:color w:val="000000"/>
+                <w:sz w:val="23"/>
+                <w:szCs w:val="23"/>
+                <w:lang w:eastAsia="es-AR"/>
               </w:rPr>
               <w:t>Reducir la morosidad</w:t>
             </w:r>
@@ -6580,15 +7060,35 @@
         </w:tc>
         <w:tc>
           <w:tcPr>
-            <w:tcW w:w="4671" w:type="dxa"/>
-            <w:vAlign w:val="center"/>
-          </w:tcPr>
-          <w:p>
-            <w:r>
-              <w:rPr>
-                <w:rFonts w:ascii="Inter" w:hAnsi="Inter"/>
-                <w:sz w:val="23"/>
-                <w:szCs w:val="23"/>
+            <w:tcW w:w="5440" w:type="dxa"/>
+            <w:tcBorders>
+              <w:top w:val="nil"/>
+              <w:left w:val="nil"/>
+              <w:bottom w:val="single" w:sz="8" w:space="0" w:color="auto"/>
+              <w:right w:val="single" w:sz="8" w:space="0" w:color="auto"/>
+            </w:tcBorders>
+            <w:shd w:val="clear" w:color="auto" w:fill="auto"/>
+            <w:vAlign w:val="center"/>
+            <w:hideMark/>
+          </w:tcPr>
+          <w:p>
+            <w:pPr>
+              <w:spacing w:after="0" w:line="240" w:lineRule="auto"/>
+              <w:rPr>
+                <w:rFonts w:ascii="Inter" w:eastAsia="Times New Roman" w:hAnsi="Inter" w:cs="Calibri"/>
+                <w:color w:val="000000"/>
+                <w:sz w:val="23"/>
+                <w:szCs w:val="23"/>
+                <w:lang w:eastAsia="es-AR"/>
+              </w:rPr>
+            </w:pPr>
+            <w:r>
+              <w:rPr>
+                <w:rFonts w:ascii="Inter" w:eastAsia="Times New Roman" w:hAnsi="Inter" w:cs="Calibri"/>
+                <w:color w:val="000000"/>
+                <w:sz w:val="23"/>
+                <w:szCs w:val="23"/>
+                <w:lang w:eastAsia="es-AR"/>
               </w:rPr>
               <w:t>Integración despacho-cobranza permitiría cortar crédito a clientes morosos automáticamente.</w:t>
             </w:r>
@@ -6598,25 +7098,6 @@
     </w:tbl>
     <w:p>
       <w:pPr>
-        <w:rPr>
-          <w:rFonts w:ascii="Inter" w:eastAsiaTheme="majorEastAsia" w:hAnsi="Inter" w:cstheme="majorBidi"/>
-          <w:color w:val="0F1115"/>
-          <w:sz w:val="30"/>
-          <w:szCs w:val="30"/>
-        </w:rPr>
-      </w:pPr>
-      <w:r>
-        <w:rPr>
-          <w:rFonts w:ascii="Inter" w:hAnsi="Inter"/>
-          <w:color w:val="0F1115"/>
-          <w:sz w:val="30"/>
-          <w:szCs w:val="30"/>
-        </w:rPr>
-        <w:br w:type="page"/>
-      </w:r>
-    </w:p>
-    <w:p>
-      <w:pPr>
         <w:pStyle w:val="Ttulo3"/>
         <w:shd w:val="clear" w:color="auto" w:fill="FFFFFF"/>
         <w:spacing w:before="480" w:after="240" w:line="450" w:lineRule="atLeast"/>
@@ -6634,40 +7115,63 @@
           <w:sz w:val="30"/>
           <w:szCs w:val="30"/>
         </w:rPr>
-        <w:lastRenderedPageBreak/>
         <w:t>4.2 Restricciones presupuestarias relevantes</w:t>
       </w:r>
     </w:p>
     <w:tbl>
       <w:tblPr>
-        <w:tblStyle w:val="Tablaconcuadrcula"/>
-        <w:tblW w:w="0" w:type="auto"/>
+        <w:tblpPr w:leftFromText="141" w:rightFromText="141" w:vertAnchor="text" w:tblpY="64"/>
+        <w:tblW w:w="9160" w:type="dxa"/>
+        <w:tblCellMar>
+          <w:left w:w="70" w:type="dxa"/>
+          <w:right w:w="70" w:type="dxa"/>
+        </w:tblCellMar>
         <w:tblLook w:val="04A0" w:firstRow="1" w:lastRow="0" w:firstColumn="1" w:lastColumn="0" w:noHBand="0" w:noVBand="1"/>
       </w:tblPr>
       <w:tblGrid>
-        <w:gridCol w:w="4247"/>
-        <w:gridCol w:w="4247"/>
+        <w:gridCol w:w="2800"/>
+        <w:gridCol w:w="6360"/>
       </w:tblGrid>
       <w:tr>
-        <w:tc>
-          <w:tcPr>
-            <w:tcW w:w="4247" w:type="dxa"/>
-            <w:vAlign w:val="center"/>
-          </w:tcPr>
-          <w:p>
-            <w:pPr>
-              <w:rPr>
+        <w:trPr>
+          <w:trHeight w:val="600"/>
+        </w:trPr>
+        <w:tc>
+          <w:tcPr>
+            <w:tcW w:w="2800" w:type="dxa"/>
+            <w:tcBorders>
+              <w:top w:val="single" w:sz="8" w:space="0" w:color="auto"/>
+              <w:left w:val="single" w:sz="8" w:space="0" w:color="auto"/>
+              <w:bottom w:val="single" w:sz="8" w:space="0" w:color="auto"/>
+              <w:right w:val="single" w:sz="8" w:space="0" w:color="auto"/>
+            </w:tcBorders>
+            <w:shd w:val="clear" w:color="000000" w:fill="BFBFBF"/>
+            <w:vAlign w:val="center"/>
+            <w:hideMark/>
+          </w:tcPr>
+          <w:p>
+            <w:pPr>
+              <w:spacing w:after="0" w:line="240" w:lineRule="auto"/>
+              <w:jc w:val="center"/>
+              <w:rPr>
+                <w:rFonts w:ascii="Inter" w:eastAsia="Times New Roman" w:hAnsi="Inter" w:cs="Calibri"/>
                 <w:b/>
                 <w:bCs/>
-              </w:rPr>
-            </w:pPr>
-            <w:r>
-              <w:rPr>
-                <w:rFonts w:ascii="Inter" w:hAnsi="Inter"/>
+                <w:color w:val="000000"/>
+                <w:sz w:val="23"/>
+                <w:szCs w:val="23"/>
+                <w:lang w:eastAsia="es-AR"/>
+              </w:rPr>
+            </w:pPr>
+            <w:r>
+              <w:rPr>
+                <w:rFonts w:ascii="Inter" w:eastAsia="Times New Roman" w:hAnsi="Inter" w:cs="Calibri"/>
                 <w:b/>
                 <w:bCs/>
-                <w:sz w:val="23"/>
-                <w:szCs w:val="23"/>
+                <w:color w:val="000000"/>
+                <w:sz w:val="23"/>
+                <w:szCs w:val="23"/>
+                <w:lang w:eastAsia="es-AR"/>
               </w:rPr>
               <w:t>Restricción</w:t>
             </w:r>
@@ -6675,23 +7179,40 @@
         </w:tc>
         <w:tc>
           <w:tcPr>
-            <w:tcW w:w="4247" w:type="dxa"/>
-            <w:vAlign w:val="center"/>
-          </w:tcPr>
-          <w:p>
-            <w:pPr>
-              <w:rPr>
+            <w:tcW w:w="6360" w:type="dxa"/>
+            <w:tcBorders>
+              <w:top w:val="single" w:sz="8" w:space="0" w:color="auto"/>
+              <w:left w:val="nil"/>
+              <w:bottom w:val="single" w:sz="8" w:space="0" w:color="auto"/>
+              <w:right w:val="single" w:sz="8" w:space="0" w:color="auto"/>
+            </w:tcBorders>
+            <w:shd w:val="clear" w:color="000000" w:fill="BFBFBF"/>
+            <w:vAlign w:val="center"/>
+            <w:hideMark/>
+          </w:tcPr>
+          <w:p>
+            <w:pPr>
+              <w:spacing w:after="0" w:line="240" w:lineRule="auto"/>
+              <w:jc w:val="center"/>
+              <w:rPr>
+                <w:rFonts w:ascii="Inter" w:eastAsia="Times New Roman" w:hAnsi="Inter" w:cs="Calibri"/>
                 <w:b/>
                 <w:bCs/>
-              </w:rPr>
-            </w:pPr>
-            <w:r>
-              <w:rPr>
-                <w:rFonts w:ascii="Inter" w:hAnsi="Inter"/>
+                <w:color w:val="000000"/>
+                <w:sz w:val="23"/>
+                <w:szCs w:val="23"/>
+                <w:lang w:eastAsia="es-AR"/>
+              </w:rPr>
+            </w:pPr>
+            <w:r>
+              <w:rPr>
+                <w:rFonts w:ascii="Inter" w:eastAsia="Times New Roman" w:hAnsi="Inter" w:cs="Calibri"/>
                 <w:b/>
                 <w:bCs/>
-                <w:sz w:val="23"/>
-                <w:szCs w:val="23"/>
+                <w:color w:val="000000"/>
+                <w:sz w:val="23"/>
+                <w:szCs w:val="23"/>
+                <w:lang w:eastAsia="es-AR"/>
               </w:rPr>
               <w:t>Impacto en futuras decisiones</w:t>
             </w:r>
@@ -6699,18 +7220,44 @@
         </w:tc>
       </w:tr>
       <w:tr>
-        <w:tc>
-          <w:tcPr>
-            <w:tcW w:w="4247" w:type="dxa"/>
-            <w:vAlign w:val="center"/>
-          </w:tcPr>
-          <w:p>
-            <w:r>
-              <w:rPr>
-                <w:rStyle w:val="Fuerte"/>
-                <w:rFonts w:ascii="Inter" w:hAnsi="Inter"/>
-                <w:sz w:val="23"/>
-                <w:szCs w:val="23"/>
+        <w:trPr>
+          <w:trHeight w:val="600"/>
+        </w:trPr>
+        <w:tc>
+          <w:tcPr>
+            <w:tcW w:w="2800" w:type="dxa"/>
+            <w:tcBorders>
+              <w:top w:val="nil"/>
+              <w:left w:val="single" w:sz="8" w:space="0" w:color="auto"/>
+              <w:bottom w:val="single" w:sz="8" w:space="0" w:color="auto"/>
+              <w:right w:val="single" w:sz="8" w:space="0" w:color="auto"/>
+            </w:tcBorders>
+            <w:shd w:val="clear" w:color="000000" w:fill="FFFF00"/>
+            <w:vAlign w:val="center"/>
+            <w:hideMark/>
+          </w:tcPr>
+          <w:p>
+            <w:pPr>
+              <w:spacing w:after="0" w:line="240" w:lineRule="auto"/>
+              <w:rPr>
+                <w:rFonts w:ascii="Inter" w:eastAsia="Times New Roman" w:hAnsi="Inter" w:cs="Calibri"/>
+                <w:b/>
+                <w:bCs/>
+                <w:color w:val="000000"/>
+                <w:sz w:val="23"/>
+                <w:szCs w:val="23"/>
+                <w:lang w:eastAsia="es-AR"/>
+              </w:rPr>
+            </w:pPr>
+            <w:r>
+              <w:rPr>
+                <w:rFonts w:ascii="Inter" w:eastAsia="Times New Roman" w:hAnsi="Inter" w:cs="Calibri"/>
+                <w:b/>
+                <w:bCs/>
+                <w:color w:val="000000"/>
+                <w:sz w:val="23"/>
+                <w:szCs w:val="23"/>
+                <w:lang w:eastAsia="es-AR"/>
               </w:rPr>
               <w:t>Bajo presupuesto inicial</w:t>
             </w:r>
@@ -6718,33 +7265,57 @@
         </w:tc>
         <w:tc>
           <w:tcPr>
-            <w:tcW w:w="4247" w:type="dxa"/>
-            <w:vAlign w:val="center"/>
-          </w:tcPr>
-          <w:p>
-            <w:r>
-              <w:rPr>
-                <w:rFonts w:ascii="Inter" w:hAnsi="Inter"/>
-                <w:sz w:val="23"/>
-                <w:szCs w:val="23"/>
+            <w:tcW w:w="6360" w:type="dxa"/>
+            <w:tcBorders>
+              <w:top w:val="nil"/>
+              <w:left w:val="nil"/>
+              <w:bottom w:val="single" w:sz="8" w:space="0" w:color="auto"/>
+              <w:right w:val="single" w:sz="8" w:space="0" w:color="auto"/>
+            </w:tcBorders>
+            <w:shd w:val="clear" w:color="auto" w:fill="auto"/>
+            <w:vAlign w:val="center"/>
+            <w:hideMark/>
+          </w:tcPr>
+          <w:p>
+            <w:pPr>
+              <w:spacing w:after="0" w:line="240" w:lineRule="auto"/>
+              <w:rPr>
+                <w:rFonts w:ascii="Inter" w:eastAsia="Times New Roman" w:hAnsi="Inter" w:cs="Calibri"/>
+                <w:color w:val="000000"/>
+                <w:sz w:val="23"/>
+                <w:szCs w:val="23"/>
+                <w:lang w:eastAsia="es-AR"/>
+              </w:rPr>
+            </w:pPr>
+            <w:r>
+              <w:rPr>
+                <w:rFonts w:ascii="Inter" w:eastAsia="Times New Roman" w:hAnsi="Inter" w:cs="Calibri"/>
+                <w:color w:val="000000"/>
+                <w:sz w:val="23"/>
+                <w:szCs w:val="23"/>
+                <w:lang w:eastAsia="es-AR"/>
               </w:rPr>
               <w:t xml:space="preserve">La empresa familiar evita grandes desembolsos. Se debe priorizar software de bajo costo (open </w:t>
             </w:r>
             <w:proofErr w:type="spellStart"/>
             <w:r>
               <w:rPr>
-                <w:rFonts w:ascii="Inter" w:hAnsi="Inter"/>
-                <w:sz w:val="23"/>
-                <w:szCs w:val="23"/>
+                <w:rFonts w:ascii="Inter" w:eastAsia="Times New Roman" w:hAnsi="Inter" w:cs="Calibri"/>
+                <w:color w:val="000000"/>
+                <w:sz w:val="23"/>
+                <w:szCs w:val="23"/>
+                <w:lang w:eastAsia="es-AR"/>
               </w:rPr>
               <w:t>source</w:t>
             </w:r>
             <w:proofErr w:type="spellEnd"/>
             <w:r>
               <w:rPr>
-                <w:rFonts w:ascii="Inter" w:hAnsi="Inter"/>
-                <w:sz w:val="23"/>
-                <w:szCs w:val="23"/>
+                <w:rFonts w:ascii="Inter" w:eastAsia="Times New Roman" w:hAnsi="Inter" w:cs="Calibri"/>
+                <w:color w:val="000000"/>
+                <w:sz w:val="23"/>
+                <w:szCs w:val="23"/>
+                <w:lang w:eastAsia="es-AR"/>
               </w:rPr>
               <w:t xml:space="preserve"> o suscripción económica).</w:t>
             </w:r>
@@ -6752,18 +7323,44 @@
         </w:tc>
       </w:tr>
       <w:tr>
-        <w:tc>
-          <w:tcPr>
-            <w:tcW w:w="4247" w:type="dxa"/>
-            <w:vAlign w:val="center"/>
-          </w:tcPr>
-          <w:p>
-            <w:r>
-              <w:rPr>
-                <w:rStyle w:val="Fuerte"/>
-                <w:rFonts w:ascii="Inter" w:hAnsi="Inter"/>
-                <w:sz w:val="23"/>
-                <w:szCs w:val="23"/>
+        <w:trPr>
+          <w:trHeight w:val="600"/>
+        </w:trPr>
+        <w:tc>
+          <w:tcPr>
+            <w:tcW w:w="2800" w:type="dxa"/>
+            <w:tcBorders>
+              <w:top w:val="nil"/>
+              <w:left w:val="single" w:sz="8" w:space="0" w:color="auto"/>
+              <w:bottom w:val="single" w:sz="8" w:space="0" w:color="auto"/>
+              <w:right w:val="single" w:sz="8" w:space="0" w:color="auto"/>
+            </w:tcBorders>
+            <w:shd w:val="clear" w:color="000000" w:fill="FFFF00"/>
+            <w:vAlign w:val="center"/>
+            <w:hideMark/>
+          </w:tcPr>
+          <w:p>
+            <w:pPr>
+              <w:spacing w:after="0" w:line="240" w:lineRule="auto"/>
+              <w:rPr>
+                <w:rFonts w:ascii="Inter" w:eastAsia="Times New Roman" w:hAnsi="Inter" w:cs="Calibri"/>
+                <w:b/>
+                <w:bCs/>
+                <w:color w:val="000000"/>
+                <w:sz w:val="23"/>
+                <w:szCs w:val="23"/>
+                <w:lang w:eastAsia="es-AR"/>
+              </w:rPr>
+            </w:pPr>
+            <w:r>
+              <w:rPr>
+                <w:rFonts w:ascii="Inter" w:eastAsia="Times New Roman" w:hAnsi="Inter" w:cs="Calibri"/>
+                <w:b/>
+                <w:bCs/>
+                <w:color w:val="000000"/>
+                <w:sz w:val="23"/>
+                <w:szCs w:val="23"/>
+                <w:lang w:eastAsia="es-AR"/>
               </w:rPr>
               <w:t>Inversión en hardware limitada</w:t>
             </w:r>
@@ -6771,15 +7368,35 @@
         </w:tc>
         <w:tc>
           <w:tcPr>
-            <w:tcW w:w="4247" w:type="dxa"/>
-            <w:vAlign w:val="center"/>
-          </w:tcPr>
-          <w:p>
-            <w:r>
-              <w:rPr>
-                <w:rFonts w:ascii="Inter" w:hAnsi="Inter"/>
-                <w:sz w:val="23"/>
-                <w:szCs w:val="23"/>
+            <w:tcW w:w="6360" w:type="dxa"/>
+            <w:tcBorders>
+              <w:top w:val="nil"/>
+              <w:left w:val="nil"/>
+              <w:bottom w:val="single" w:sz="8" w:space="0" w:color="auto"/>
+              <w:right w:val="single" w:sz="8" w:space="0" w:color="auto"/>
+            </w:tcBorders>
+            <w:shd w:val="clear" w:color="auto" w:fill="auto"/>
+            <w:vAlign w:val="center"/>
+            <w:hideMark/>
+          </w:tcPr>
+          <w:p>
+            <w:pPr>
+              <w:spacing w:after="0" w:line="240" w:lineRule="auto"/>
+              <w:rPr>
+                <w:rFonts w:ascii="Inter" w:eastAsia="Times New Roman" w:hAnsi="Inter" w:cs="Calibri"/>
+                <w:color w:val="000000"/>
+                <w:sz w:val="23"/>
+                <w:szCs w:val="23"/>
+                <w:lang w:eastAsia="es-AR"/>
+              </w:rPr>
+            </w:pPr>
+            <w:r>
+              <w:rPr>
+                <w:rFonts w:ascii="Inter" w:eastAsia="Times New Roman" w:hAnsi="Inter" w:cs="Calibri"/>
+                <w:color w:val="000000"/>
+                <w:sz w:val="23"/>
+                <w:szCs w:val="23"/>
+                <w:lang w:eastAsia="es-AR"/>
               </w:rPr>
               <w:t>Don Roberto tiene una PC vieja. La solución debe correr en equipos modestos o en la nube con interfaz ligera.</w:t>
             </w:r>
@@ -6787,18 +7404,44 @@
         </w:tc>
       </w:tr>
       <w:tr>
-        <w:tc>
-          <w:tcPr>
-            <w:tcW w:w="4247" w:type="dxa"/>
-            <w:vAlign w:val="center"/>
-          </w:tcPr>
-          <w:p>
-            <w:r>
-              <w:rPr>
-                <w:rStyle w:val="Fuerte"/>
-                <w:rFonts w:ascii="Inter" w:hAnsi="Inter"/>
-                <w:sz w:val="23"/>
-                <w:szCs w:val="23"/>
+        <w:trPr>
+          <w:trHeight w:val="600"/>
+        </w:trPr>
+        <w:tc>
+          <w:tcPr>
+            <w:tcW w:w="2800" w:type="dxa"/>
+            <w:tcBorders>
+              <w:top w:val="nil"/>
+              <w:left w:val="single" w:sz="8" w:space="0" w:color="auto"/>
+              <w:bottom w:val="single" w:sz="8" w:space="0" w:color="auto"/>
+              <w:right w:val="single" w:sz="8" w:space="0" w:color="auto"/>
+            </w:tcBorders>
+            <w:shd w:val="clear" w:color="000000" w:fill="FFFF00"/>
+            <w:vAlign w:val="center"/>
+            <w:hideMark/>
+          </w:tcPr>
+          <w:p>
+            <w:pPr>
+              <w:spacing w:after="0" w:line="240" w:lineRule="auto"/>
+              <w:rPr>
+                <w:rFonts w:ascii="Inter" w:eastAsia="Times New Roman" w:hAnsi="Inter" w:cs="Calibri"/>
+                <w:b/>
+                <w:bCs/>
+                <w:color w:val="000000"/>
+                <w:sz w:val="23"/>
+                <w:szCs w:val="23"/>
+                <w:lang w:eastAsia="es-AR"/>
+              </w:rPr>
+            </w:pPr>
+            <w:r>
+              <w:rPr>
+                <w:rFonts w:ascii="Inter" w:eastAsia="Times New Roman" w:hAnsi="Inter" w:cs="Calibri"/>
+                <w:b/>
+                <w:bCs/>
+                <w:color w:val="000000"/>
+                <w:sz w:val="23"/>
+                <w:szCs w:val="23"/>
+                <w:lang w:eastAsia="es-AR"/>
               </w:rPr>
               <w:t>Resistencia a costos fijos mensuales altos</w:t>
             </w:r>
@@ -6806,33 +7449,57 @@
         </w:tc>
         <w:tc>
           <w:tcPr>
-            <w:tcW w:w="4247" w:type="dxa"/>
-            <w:vAlign w:val="center"/>
-          </w:tcPr>
-          <w:p>
-            <w:r>
-              <w:rPr>
-                <w:rFonts w:ascii="Inter" w:hAnsi="Inter"/>
-                <w:sz w:val="23"/>
-                <w:szCs w:val="23"/>
+            <w:tcW w:w="6360" w:type="dxa"/>
+            <w:tcBorders>
+              <w:top w:val="nil"/>
+              <w:left w:val="nil"/>
+              <w:bottom w:val="single" w:sz="8" w:space="0" w:color="auto"/>
+              <w:right w:val="single" w:sz="8" w:space="0" w:color="auto"/>
+            </w:tcBorders>
+            <w:shd w:val="clear" w:color="auto" w:fill="auto"/>
+            <w:vAlign w:val="center"/>
+            <w:hideMark/>
+          </w:tcPr>
+          <w:p>
+            <w:pPr>
+              <w:spacing w:after="0" w:line="240" w:lineRule="auto"/>
+              <w:rPr>
+                <w:rFonts w:ascii="Inter" w:eastAsia="Times New Roman" w:hAnsi="Inter" w:cs="Calibri"/>
+                <w:color w:val="000000"/>
+                <w:sz w:val="23"/>
+                <w:szCs w:val="23"/>
+                <w:lang w:eastAsia="es-AR"/>
+              </w:rPr>
+            </w:pPr>
+            <w:r>
+              <w:rPr>
+                <w:rFonts w:ascii="Inter" w:eastAsia="Times New Roman" w:hAnsi="Inter" w:cs="Calibri"/>
+                <w:color w:val="000000"/>
+                <w:sz w:val="23"/>
+                <w:szCs w:val="23"/>
+                <w:lang w:eastAsia="es-AR"/>
               </w:rPr>
               <w:t>Prefiere pago único (</w:t>
             </w:r>
             <w:proofErr w:type="spellStart"/>
             <w:r>
               <w:rPr>
-                <w:rFonts w:ascii="Inter" w:hAnsi="Inter"/>
-                <w:sz w:val="23"/>
-                <w:szCs w:val="23"/>
+                <w:rFonts w:ascii="Inter" w:eastAsia="Times New Roman" w:hAnsi="Inter" w:cs="Calibri"/>
+                <w:color w:val="000000"/>
+                <w:sz w:val="23"/>
+                <w:szCs w:val="23"/>
+                <w:lang w:eastAsia="es-AR"/>
               </w:rPr>
               <w:t>on</w:t>
             </w:r>
             <w:proofErr w:type="spellEnd"/>
             <w:r>
               <w:rPr>
-                <w:rFonts w:ascii="Inter" w:hAnsi="Inter"/>
-                <w:sz w:val="23"/>
-                <w:szCs w:val="23"/>
+                <w:rFonts w:ascii="Inter" w:eastAsia="Times New Roman" w:hAnsi="Inter" w:cs="Calibri"/>
+                <w:color w:val="000000"/>
+                <w:sz w:val="23"/>
+                <w:szCs w:val="23"/>
+                <w:lang w:eastAsia="es-AR"/>
               </w:rPr>
               <w:t>-premise) o suscripción muy baja (&lt; USD 50/mes).</w:t>
             </w:r>
@@ -6840,18 +7507,44 @@
         </w:tc>
       </w:tr>
       <w:tr>
-        <w:tc>
-          <w:tcPr>
-            <w:tcW w:w="4247" w:type="dxa"/>
-            <w:vAlign w:val="center"/>
-          </w:tcPr>
-          <w:p>
-            <w:r>
-              <w:rPr>
-                <w:rStyle w:val="Fuerte"/>
-                <w:rFonts w:ascii="Inter" w:hAnsi="Inter"/>
-                <w:sz w:val="23"/>
-                <w:szCs w:val="23"/>
+        <w:trPr>
+          <w:trHeight w:val="600"/>
+        </w:trPr>
+        <w:tc>
+          <w:tcPr>
+            <w:tcW w:w="2800" w:type="dxa"/>
+            <w:tcBorders>
+              <w:top w:val="nil"/>
+              <w:left w:val="single" w:sz="8" w:space="0" w:color="auto"/>
+              <w:bottom w:val="single" w:sz="8" w:space="0" w:color="auto"/>
+              <w:right w:val="single" w:sz="8" w:space="0" w:color="auto"/>
+            </w:tcBorders>
+            <w:shd w:val="clear" w:color="000000" w:fill="FFFF00"/>
+            <w:vAlign w:val="center"/>
+            <w:hideMark/>
+          </w:tcPr>
+          <w:p>
+            <w:pPr>
+              <w:spacing w:after="0" w:line="240" w:lineRule="auto"/>
+              <w:rPr>
+                <w:rFonts w:ascii="Inter" w:eastAsia="Times New Roman" w:hAnsi="Inter" w:cs="Calibri"/>
+                <w:b/>
+                <w:bCs/>
+                <w:color w:val="000000"/>
+                <w:sz w:val="23"/>
+                <w:szCs w:val="23"/>
+                <w:lang w:eastAsia="es-AR"/>
+              </w:rPr>
+            </w:pPr>
+            <w:r>
+              <w:rPr>
+                <w:rFonts w:ascii="Inter" w:eastAsia="Times New Roman" w:hAnsi="Inter" w:cs="Calibri"/>
+                <w:b/>
+                <w:bCs/>
+                <w:color w:val="000000"/>
+                <w:sz w:val="23"/>
+                <w:szCs w:val="23"/>
+                <w:lang w:eastAsia="es-AR"/>
               </w:rPr>
               <w:t>No hay personal de IT</w:t>
             </w:r>
@@ -6859,15 +7552,35 @@
         </w:tc>
         <w:tc>
           <w:tcPr>
-            <w:tcW w:w="4247" w:type="dxa"/>
-            <w:vAlign w:val="center"/>
-          </w:tcPr>
-          <w:p>
-            <w:r>
-              <w:rPr>
-                <w:rFonts w:ascii="Inter" w:hAnsi="Inter"/>
-                <w:sz w:val="23"/>
-                <w:szCs w:val="23"/>
+            <w:tcW w:w="6360" w:type="dxa"/>
+            <w:tcBorders>
+              <w:top w:val="nil"/>
+              <w:left w:val="nil"/>
+              <w:bottom w:val="single" w:sz="8" w:space="0" w:color="auto"/>
+              <w:right w:val="single" w:sz="8" w:space="0" w:color="auto"/>
+            </w:tcBorders>
+            <w:shd w:val="clear" w:color="auto" w:fill="auto"/>
+            <w:vAlign w:val="center"/>
+            <w:hideMark/>
+          </w:tcPr>
+          <w:p>
+            <w:pPr>
+              <w:spacing w:after="0" w:line="240" w:lineRule="auto"/>
+              <w:rPr>
+                <w:rFonts w:ascii="Inter" w:eastAsia="Times New Roman" w:hAnsi="Inter" w:cs="Calibri"/>
+                <w:color w:val="000000"/>
+                <w:sz w:val="23"/>
+                <w:szCs w:val="23"/>
+                <w:lang w:eastAsia="es-AR"/>
+              </w:rPr>
+            </w:pPr>
+            <w:r>
+              <w:rPr>
+                <w:rFonts w:ascii="Inter" w:eastAsia="Times New Roman" w:hAnsi="Inter" w:cs="Calibri"/>
+                <w:color w:val="000000"/>
+                <w:sz w:val="23"/>
+                <w:szCs w:val="23"/>
+                <w:lang w:eastAsia="es-AR"/>
               </w:rPr>
               <w:t>El software debe ser fácil de administrar, preferentemente con soporte incluido o comunidad activa.</w:t>
             </w:r>
@@ -6875,7 +7588,6 @@
         </w:tc>
       </w:tr>
     </w:tbl>
-    <w:p/>
     <w:p>
       <w:pPr>
         <w:pStyle w:val="Ttulo3"/>
@@ -6888,13 +7600,28 @@
           <w:szCs w:val="30"/>
         </w:rPr>
       </w:pPr>
-      <w:r>
+    </w:p>
+    <w:p/>
+    <w:p>
+      <w:pPr>
+        <w:pStyle w:val="Ttulo3"/>
+        <w:shd w:val="clear" w:color="auto" w:fill="FFFFFF"/>
+        <w:spacing w:before="480" w:after="240" w:line="450" w:lineRule="atLeast"/>
         <w:rPr>
           <w:rFonts w:ascii="Inter" w:hAnsi="Inter"/>
           <w:color w:val="0F1115"/>
           <w:sz w:val="30"/>
           <w:szCs w:val="30"/>
         </w:rPr>
+      </w:pPr>
+      <w:r>
+        <w:rPr>
+          <w:rFonts w:ascii="Inter" w:hAnsi="Inter"/>
+          <w:color w:val="0F1115"/>
+          <w:sz w:val="30"/>
+          <w:szCs w:val="30"/>
+        </w:rPr>
+        <w:lastRenderedPageBreak/>
         <w:t>4.3 Documentación inicial del análisis (resumen ejecutivo)</w:t>
       </w:r>
     </w:p>
@@ -6935,7 +7662,21 @@
           <w:rFonts w:ascii="Inter" w:hAnsi="Inter"/>
           <w:color w:val="0F1115"/>
         </w:rPr>
-        <w:t>Datos estimados de pérdida actual por vencimiento (relevamiento interno ficticio: 8% del valor del inventario anual).</w:t>
+        <w:t>Datos estimados de pérdida actual por vencimiento</w:t>
+      </w:r>
+      <w:r>
+        <w:rPr>
+          <w:rFonts w:ascii="Inter" w:hAnsi="Inter"/>
+          <w:color w:val="0F1115"/>
+        </w:rPr>
+        <w:t>,</w:t>
+      </w:r>
+      <w:r>
+        <w:rPr>
+          <w:rFonts w:ascii="Inter" w:hAnsi="Inter"/>
+          <w:color w:val="0F1115"/>
+        </w:rPr>
+        <w:t xml:space="preserve"> (relevamiento interno ficticio: 8% del valor del inventario anual).</w:t>
       </w:r>
     </w:p>
     <w:p>
@@ -6957,7 +7698,7 @@
           <w:rFonts w:ascii="Inter" w:hAnsi="Inter"/>
           <w:color w:val="0F1115"/>
         </w:rPr>
-        <w:t>Proyección de mejora con sistema: ahorro del 5% en compras innecesarias.</w:t>
+        <w:t>Por tratarse de un Control de stock de Productos sin transformación se descartas Pérdidas y Residuos con o sin valor comercial, lo mismo que cualquier tipo de Mermas o Sobrantes que ocurren sólo en Procesos Productivos.</w:t>
       </w:r>
     </w:p>
     <w:p>
@@ -6979,6 +7720,28 @@
           <w:rFonts w:ascii="Inter" w:hAnsi="Inter"/>
           <w:color w:val="0F1115"/>
         </w:rPr>
+        <w:t>Proyección de mejora con sistema: ahorro del 5% en compras innecesarias.</w:t>
+      </w:r>
+    </w:p>
+    <w:p>
+      <w:pPr>
+        <w:pStyle w:val="ds-markdown-paragraph"/>
+        <w:numPr>
+          <w:ilvl w:val="0"/>
+          <w:numId w:val="5"/>
+        </w:numPr>
+        <w:shd w:val="clear" w:color="auto" w:fill="FFFFFF"/>
+        <w:spacing w:after="0" w:afterAutospacing="0"/>
+        <w:rPr>
+          <w:rFonts w:ascii="Inter" w:hAnsi="Inter"/>
+          <w:color w:val="0F1115"/>
+        </w:rPr>
+      </w:pPr>
+      <w:r>
+        <w:rPr>
+          <w:rFonts w:ascii="Inter" w:hAnsi="Inter"/>
+          <w:color w:val="0F1115"/>
+        </w:rPr>
         <w:t>Inversión estimada en software: entre u$ 1.2</w:t>
       </w:r>
       <w:r>
@@ -7060,7 +7823,7 @@
       </w:r>
       <w:r>
         <w:rPr>
-          <w:rStyle w:val="Fuerte"/>
+          <w:rStyle w:val="Textoennegrita"/>
           <w:rFonts w:ascii="Inter" w:hAnsi="Inter"/>
           <w:color w:val="0F1115"/>
         </w:rPr>
@@ -7076,38 +7839,57 @@
     </w:p>
     <w:tbl>
       <w:tblPr>
-        <w:tblStyle w:val="Tablaconcuadrcula"/>
-        <w:tblW w:w="0" w:type="auto"/>
+        <w:tblW w:w="9700" w:type="dxa"/>
+        <w:tblCellMar>
+          <w:left w:w="70" w:type="dxa"/>
+          <w:right w:w="70" w:type="dxa"/>
+        </w:tblCellMar>
         <w:tblLook w:val="04A0" w:firstRow="1" w:lastRow="0" w:firstColumn="1" w:lastColumn="0" w:noHBand="0" w:noVBand="1"/>
       </w:tblPr>
       <w:tblGrid>
-        <w:gridCol w:w="2830"/>
-        <w:gridCol w:w="5664"/>
+        <w:gridCol w:w="2000"/>
+        <w:gridCol w:w="7700"/>
       </w:tblGrid>
       <w:tr>
-        <w:tc>
-          <w:tcPr>
-            <w:tcW w:w="2830" w:type="dxa"/>
-            <w:vAlign w:val="center"/>
-          </w:tcPr>
-          <w:p>
-            <w:pPr>
-              <w:pStyle w:val="ds-markdown-paragraph"/>
-              <w:spacing w:before="240" w:beforeAutospacing="0" w:after="240" w:afterAutospacing="0"/>
-              <w:rPr>
-                <w:rFonts w:ascii="Inter" w:hAnsi="Inter"/>
+        <w:trPr>
+          <w:trHeight w:val="600"/>
+        </w:trPr>
+        <w:tc>
+          <w:tcPr>
+            <w:tcW w:w="2000" w:type="dxa"/>
+            <w:tcBorders>
+              <w:top w:val="single" w:sz="8" w:space="0" w:color="auto"/>
+              <w:left w:val="single" w:sz="8" w:space="0" w:color="auto"/>
+              <w:bottom w:val="single" w:sz="8" w:space="0" w:color="auto"/>
+              <w:right w:val="single" w:sz="8" w:space="0" w:color="auto"/>
+            </w:tcBorders>
+            <w:shd w:val="clear" w:color="000000" w:fill="BFBFBF"/>
+            <w:vAlign w:val="center"/>
+            <w:hideMark/>
+          </w:tcPr>
+          <w:p>
+            <w:pPr>
+              <w:spacing w:after="0" w:line="240" w:lineRule="auto"/>
+              <w:jc w:val="center"/>
+              <w:rPr>
+                <w:rFonts w:ascii="Inter" w:eastAsia="Times New Roman" w:hAnsi="Inter" w:cs="Calibri"/>
                 <w:b/>
                 <w:bCs/>
-                <w:color w:val="0F1115"/>
-              </w:rPr>
-            </w:pPr>
-            <w:r>
-              <w:rPr>
-                <w:rFonts w:ascii="Inter" w:hAnsi="Inter"/>
+                <w:color w:val="000000"/>
+                <w:sz w:val="23"/>
+                <w:szCs w:val="23"/>
+                <w:lang w:eastAsia="es-AR"/>
+              </w:rPr>
+            </w:pPr>
+            <w:r>
+              <w:rPr>
+                <w:rFonts w:ascii="Inter" w:eastAsia="Times New Roman" w:hAnsi="Inter" w:cs="Calibri"/>
                 <w:b/>
                 <w:bCs/>
-                <w:sz w:val="23"/>
-                <w:szCs w:val="23"/>
+                <w:color w:val="000000"/>
+                <w:sz w:val="23"/>
+                <w:szCs w:val="23"/>
+                <w:lang w:eastAsia="es-AR"/>
               </w:rPr>
               <w:t>Área</w:t>
             </w:r>
@@ -7115,27 +7897,40 @@
         </w:tc>
         <w:tc>
           <w:tcPr>
-            <w:tcW w:w="5664" w:type="dxa"/>
-            <w:vAlign w:val="center"/>
-          </w:tcPr>
-          <w:p>
-            <w:pPr>
-              <w:pStyle w:val="ds-markdown-paragraph"/>
-              <w:spacing w:before="240" w:beforeAutospacing="0" w:after="240" w:afterAutospacing="0"/>
-              <w:rPr>
-                <w:rFonts w:ascii="Inter" w:hAnsi="Inter"/>
+            <w:tcW w:w="7700" w:type="dxa"/>
+            <w:tcBorders>
+              <w:top w:val="single" w:sz="8" w:space="0" w:color="auto"/>
+              <w:left w:val="nil"/>
+              <w:bottom w:val="single" w:sz="8" w:space="0" w:color="auto"/>
+              <w:right w:val="single" w:sz="8" w:space="0" w:color="auto"/>
+            </w:tcBorders>
+            <w:shd w:val="clear" w:color="000000" w:fill="BFBFBF"/>
+            <w:vAlign w:val="center"/>
+            <w:hideMark/>
+          </w:tcPr>
+          <w:p>
+            <w:pPr>
+              <w:spacing w:after="0" w:line="240" w:lineRule="auto"/>
+              <w:jc w:val="center"/>
+              <w:rPr>
+                <w:rFonts w:ascii="Inter" w:eastAsia="Times New Roman" w:hAnsi="Inter" w:cs="Calibri"/>
                 <w:b/>
                 <w:bCs/>
-                <w:color w:val="0F1115"/>
-              </w:rPr>
-            </w:pPr>
-            <w:r>
-              <w:rPr>
-                <w:rFonts w:ascii="Inter" w:hAnsi="Inter"/>
+                <w:color w:val="000000"/>
+                <w:sz w:val="23"/>
+                <w:szCs w:val="23"/>
+                <w:lang w:eastAsia="es-AR"/>
+              </w:rPr>
+            </w:pPr>
+            <w:r>
+              <w:rPr>
+                <w:rFonts w:ascii="Inter" w:eastAsia="Times New Roman" w:hAnsi="Inter" w:cs="Calibri"/>
                 <w:b/>
                 <w:bCs/>
-                <w:sz w:val="23"/>
-                <w:szCs w:val="23"/>
+                <w:color w:val="000000"/>
+                <w:sz w:val="23"/>
+                <w:szCs w:val="23"/>
+                <w:lang w:eastAsia="es-AR"/>
               </w:rPr>
               <w:t>Necesidad funcional</w:t>
             </w:r>
@@ -7143,26 +7938,45 @@
         </w:tc>
       </w:tr>
       <w:tr>
-        <w:tc>
-          <w:tcPr>
-            <w:tcW w:w="2830" w:type="dxa"/>
-            <w:vAlign w:val="center"/>
-          </w:tcPr>
-          <w:p>
-            <w:pPr>
-              <w:pStyle w:val="ds-markdown-paragraph"/>
-              <w:spacing w:before="240" w:beforeAutospacing="0" w:after="240" w:afterAutospacing="0"/>
-              <w:rPr>
-                <w:rFonts w:ascii="Inter" w:hAnsi="Inter"/>
-                <w:color w:val="0F1115"/>
-              </w:rPr>
-            </w:pPr>
-            <w:r>
-              <w:rPr>
-                <w:rStyle w:val="Fuerte"/>
-                <w:rFonts w:ascii="Inter" w:hAnsi="Inter"/>
-                <w:sz w:val="23"/>
-                <w:szCs w:val="23"/>
+        <w:trPr>
+          <w:trHeight w:val="600"/>
+        </w:trPr>
+        <w:tc>
+          <w:tcPr>
+            <w:tcW w:w="2000" w:type="dxa"/>
+            <w:vMerge w:val="restart"/>
+            <w:tcBorders>
+              <w:top w:val="nil"/>
+              <w:left w:val="single" w:sz="8" w:space="0" w:color="auto"/>
+              <w:bottom w:val="single" w:sz="8" w:space="0" w:color="000000"/>
+              <w:right w:val="single" w:sz="8" w:space="0" w:color="auto"/>
+            </w:tcBorders>
+            <w:shd w:val="clear" w:color="000000" w:fill="FFFF00"/>
+            <w:vAlign w:val="center"/>
+            <w:hideMark/>
+          </w:tcPr>
+          <w:p>
+            <w:pPr>
+              <w:spacing w:after="0" w:line="240" w:lineRule="auto"/>
+              <w:rPr>
+                <w:rFonts w:ascii="Inter" w:eastAsia="Times New Roman" w:hAnsi="Inter" w:cs="Calibri"/>
+                <w:b/>
+                <w:bCs/>
+                <w:color w:val="000000"/>
+                <w:sz w:val="23"/>
+                <w:szCs w:val="23"/>
+                <w:lang w:eastAsia="es-AR"/>
+              </w:rPr>
+            </w:pPr>
+            <w:r>
+              <w:rPr>
+                <w:rFonts w:ascii="Inter" w:eastAsia="Times New Roman" w:hAnsi="Inter" w:cs="Calibri"/>
+                <w:b/>
+                <w:bCs/>
+                <w:color w:val="000000"/>
+                <w:sz w:val="23"/>
+                <w:szCs w:val="23"/>
+                <w:lang w:eastAsia="es-AR"/>
               </w:rPr>
               <w:t>Inventario</w:t>
             </w:r>
@@ -7170,471 +7984,1117 @@
         </w:tc>
         <w:tc>
           <w:tcPr>
-            <w:tcW w:w="5664" w:type="dxa"/>
-            <w:vAlign w:val="center"/>
-          </w:tcPr>
-          <w:p>
-            <w:pPr>
-              <w:pStyle w:val="ds-markdown-paragraph"/>
-              <w:spacing w:before="240" w:beforeAutospacing="0" w:after="240" w:afterAutospacing="0"/>
-              <w:rPr>
-                <w:rFonts w:ascii="Inter" w:hAnsi="Inter"/>
-                <w:sz w:val="23"/>
-                <w:szCs w:val="23"/>
-              </w:rPr>
-            </w:pPr>
-            <w:r>
-              <w:rPr>
-                <w:rFonts w:ascii="Inter" w:hAnsi="Inter"/>
-                <w:sz w:val="23"/>
-                <w:szCs w:val="23"/>
-              </w:rPr>
-              <w:t xml:space="preserve">• Control de stock por lote y ubicación. </w:t>
-            </w:r>
-            <w:r>
-              <w:rPr>
-                <w:rFonts w:ascii="Inter" w:hAnsi="Inter"/>
-                <w:sz w:val="23"/>
-                <w:szCs w:val="23"/>
-              </w:rPr>
-              <w:br/>
-            </w:r>
-            <w:r>
-              <w:rPr>
-                <w:rFonts w:ascii="Inter" w:hAnsi="Inter"/>
-                <w:sz w:val="23"/>
-                <w:szCs w:val="23"/>
-              </w:rPr>
-              <w:t>• Trazabilidad FEFO (</w:t>
-            </w:r>
-            <w:proofErr w:type="spellStart"/>
-            <w:r>
-              <w:rPr>
-                <w:rFonts w:ascii="Inter" w:hAnsi="Inter"/>
-                <w:sz w:val="23"/>
-                <w:szCs w:val="23"/>
-              </w:rPr>
-              <w:t>first</w:t>
-            </w:r>
-            <w:proofErr w:type="spellEnd"/>
-            <w:r>
-              <w:rPr>
-                <w:rFonts w:ascii="Inter" w:hAnsi="Inter"/>
-                <w:sz w:val="23"/>
-                <w:szCs w:val="23"/>
-              </w:rPr>
-              <w:t xml:space="preserve"> </w:t>
-            </w:r>
-            <w:proofErr w:type="spellStart"/>
-            <w:r>
-              <w:rPr>
-                <w:rFonts w:ascii="Inter" w:hAnsi="Inter"/>
-                <w:sz w:val="23"/>
-                <w:szCs w:val="23"/>
-              </w:rPr>
-              <w:t>expired</w:t>
-            </w:r>
-            <w:proofErr w:type="spellEnd"/>
-            <w:r>
-              <w:rPr>
-                <w:rFonts w:ascii="Inter" w:hAnsi="Inter"/>
-                <w:sz w:val="23"/>
-                <w:szCs w:val="23"/>
-              </w:rPr>
-              <w:t xml:space="preserve">, </w:t>
-            </w:r>
-            <w:proofErr w:type="spellStart"/>
-            <w:r>
-              <w:rPr>
-                <w:rFonts w:ascii="Inter" w:hAnsi="Inter"/>
-                <w:sz w:val="23"/>
-                <w:szCs w:val="23"/>
-              </w:rPr>
-              <w:t>first</w:t>
-            </w:r>
-            <w:proofErr w:type="spellEnd"/>
-            <w:r>
-              <w:rPr>
-                <w:rFonts w:ascii="Inter" w:hAnsi="Inter"/>
-                <w:sz w:val="23"/>
-                <w:szCs w:val="23"/>
-              </w:rPr>
-              <w:t xml:space="preserve"> </w:t>
-            </w:r>
-            <w:proofErr w:type="spellStart"/>
-            <w:r>
-              <w:rPr>
-                <w:rFonts w:ascii="Inter" w:hAnsi="Inter"/>
-                <w:sz w:val="23"/>
-                <w:szCs w:val="23"/>
-              </w:rPr>
-              <w:t>out</w:t>
-            </w:r>
-            <w:proofErr w:type="spellEnd"/>
-            <w:r>
-              <w:rPr>
-                <w:rFonts w:ascii="Inter" w:hAnsi="Inter"/>
-                <w:sz w:val="23"/>
-                <w:szCs w:val="23"/>
-              </w:rPr>
-              <w:t xml:space="preserve">). </w:t>
-            </w:r>
-            <w:r>
-              <w:rPr>
-                <w:rFonts w:ascii="Inter" w:hAnsi="Inter"/>
-                <w:sz w:val="23"/>
-                <w:szCs w:val="23"/>
-              </w:rPr>
-              <w:br/>
-            </w:r>
-            <w:r>
-              <w:rPr>
-                <w:rFonts w:ascii="Inter" w:hAnsi="Inter"/>
-                <w:sz w:val="23"/>
-                <w:szCs w:val="23"/>
-              </w:rPr>
-              <w:t>• Alertas automáticas de stock mínimo y por vencer.</w:t>
+            <w:tcW w:w="7700" w:type="dxa"/>
+            <w:tcBorders>
+              <w:top w:val="nil"/>
+              <w:left w:val="nil"/>
+              <w:bottom w:val="nil"/>
+              <w:right w:val="single" w:sz="8" w:space="0" w:color="auto"/>
+            </w:tcBorders>
+            <w:shd w:val="clear" w:color="auto" w:fill="auto"/>
+            <w:vAlign w:val="center"/>
+            <w:hideMark/>
+          </w:tcPr>
+          <w:p>
+            <w:pPr>
+              <w:spacing w:after="0" w:line="240" w:lineRule="auto"/>
+              <w:rPr>
+                <w:rFonts w:ascii="Inter" w:eastAsia="Times New Roman" w:hAnsi="Inter" w:cs="Calibri"/>
+                <w:color w:val="000000"/>
+                <w:sz w:val="23"/>
+                <w:szCs w:val="23"/>
+                <w:lang w:eastAsia="es-AR"/>
+              </w:rPr>
+            </w:pPr>
+            <w:r>
+              <w:rPr>
+                <w:rFonts w:ascii="Inter" w:eastAsia="Times New Roman" w:hAnsi="Inter" w:cs="Calibri"/>
+                <w:color w:val="000000"/>
+                <w:sz w:val="23"/>
+                <w:szCs w:val="23"/>
+                <w:lang w:eastAsia="es-AR"/>
+              </w:rPr>
+              <w:t>• Control de stock por lote y ubicación.</w:t>
             </w:r>
           </w:p>
         </w:tc>
       </w:tr>
       <w:tr>
-        <w:tc>
-          <w:tcPr>
-            <w:tcW w:w="2830" w:type="dxa"/>
-            <w:vAlign w:val="center"/>
-          </w:tcPr>
-          <w:p>
-            <w:pPr>
-              <w:pStyle w:val="ds-markdown-paragraph"/>
-              <w:spacing w:before="240" w:beforeAutospacing="0" w:after="240" w:afterAutospacing="0"/>
-              <w:rPr>
-                <w:rFonts w:ascii="Inter" w:hAnsi="Inter"/>
-                <w:color w:val="0F1115"/>
-              </w:rPr>
-            </w:pPr>
-            <w:r>
-              <w:rPr>
-                <w:rStyle w:val="Fuerte"/>
-                <w:rFonts w:ascii="Inter" w:hAnsi="Inter"/>
-                <w:sz w:val="23"/>
-                <w:szCs w:val="23"/>
-              </w:rPr>
-              <w:t>Compras</w:t>
-            </w:r>
-          </w:p>
-        </w:tc>
-        <w:tc>
-          <w:tcPr>
-            <w:tcW w:w="5664" w:type="dxa"/>
-            <w:vAlign w:val="center"/>
-          </w:tcPr>
-          <w:p>
-            <w:pPr>
-              <w:pStyle w:val="ds-markdown-paragraph"/>
-              <w:spacing w:before="240" w:beforeAutospacing="0" w:after="240" w:afterAutospacing="0"/>
-              <w:rPr>
-                <w:rFonts w:ascii="Inter" w:hAnsi="Inter"/>
-                <w:color w:val="0F1115"/>
-              </w:rPr>
-            </w:pPr>
-            <w:r>
-              <w:rPr>
-                <w:rFonts w:ascii="Inter" w:hAnsi="Inter"/>
-                <w:sz w:val="23"/>
-                <w:szCs w:val="23"/>
-              </w:rPr>
-              <w:t xml:space="preserve">• Cálculo de punto de pedido basado en rotación real. </w:t>
-            </w:r>
-            <w:r>
-              <w:rPr>
-                <w:rFonts w:ascii="Inter" w:hAnsi="Inter"/>
-                <w:sz w:val="23"/>
-                <w:szCs w:val="23"/>
-              </w:rPr>
-              <w:br/>
-            </w:r>
-            <w:r>
-              <w:rPr>
-                <w:rFonts w:ascii="Inter" w:hAnsi="Inter"/>
-                <w:sz w:val="23"/>
-                <w:szCs w:val="23"/>
-              </w:rPr>
-              <w:t xml:space="preserve">• Generación de órdenes de compra digitales. </w:t>
-            </w:r>
-            <w:r>
-              <w:rPr>
-                <w:rFonts w:ascii="Inter" w:hAnsi="Inter"/>
-                <w:sz w:val="23"/>
-                <w:szCs w:val="23"/>
-              </w:rPr>
-              <w:br/>
-            </w:r>
-            <w:r>
-              <w:rPr>
-                <w:rFonts w:ascii="Inter" w:hAnsi="Inter"/>
-                <w:sz w:val="23"/>
-                <w:szCs w:val="23"/>
-              </w:rPr>
-              <w:t>• Historial de precios por proveedor.</w:t>
+        <w:trPr>
+          <w:trHeight w:val="600"/>
+        </w:trPr>
+        <w:tc>
+          <w:tcPr>
+            <w:tcW w:w="2000" w:type="dxa"/>
+            <w:vMerge/>
+            <w:tcBorders>
+              <w:top w:val="nil"/>
+              <w:left w:val="single" w:sz="8" w:space="0" w:color="auto"/>
+              <w:bottom w:val="single" w:sz="8" w:space="0" w:color="000000"/>
+              <w:right w:val="single" w:sz="8" w:space="0" w:color="auto"/>
+            </w:tcBorders>
+            <w:vAlign w:val="center"/>
+            <w:hideMark/>
+          </w:tcPr>
+          <w:p>
+            <w:pPr>
+              <w:spacing w:after="0" w:line="240" w:lineRule="auto"/>
+              <w:rPr>
+                <w:rFonts w:ascii="Inter" w:eastAsia="Times New Roman" w:hAnsi="Inter" w:cs="Calibri"/>
+                <w:b/>
+                <w:bCs/>
+                <w:color w:val="000000"/>
+                <w:sz w:val="23"/>
+                <w:szCs w:val="23"/>
+                <w:lang w:eastAsia="es-AR"/>
+              </w:rPr>
+            </w:pPr>
+          </w:p>
+        </w:tc>
+        <w:tc>
+          <w:tcPr>
+            <w:tcW w:w="7700" w:type="dxa"/>
+            <w:tcBorders>
+              <w:top w:val="nil"/>
+              <w:left w:val="nil"/>
+              <w:bottom w:val="nil"/>
+              <w:right w:val="single" w:sz="8" w:space="0" w:color="auto"/>
+            </w:tcBorders>
+            <w:shd w:val="clear" w:color="auto" w:fill="auto"/>
+            <w:vAlign w:val="center"/>
+            <w:hideMark/>
+          </w:tcPr>
+          <w:p>
+            <w:pPr>
+              <w:spacing w:after="0" w:line="240" w:lineRule="auto"/>
+              <w:rPr>
+                <w:rFonts w:ascii="Inter" w:eastAsia="Times New Roman" w:hAnsi="Inter" w:cs="Calibri"/>
+                <w:color w:val="000000"/>
+                <w:sz w:val="23"/>
+                <w:szCs w:val="23"/>
+                <w:lang w:eastAsia="es-AR"/>
+              </w:rPr>
+            </w:pPr>
+            <w:r>
+              <w:rPr>
+                <w:rFonts w:ascii="Inter" w:eastAsia="Times New Roman" w:hAnsi="Inter" w:cs="Calibri"/>
+                <w:color w:val="000000"/>
+                <w:sz w:val="23"/>
+                <w:szCs w:val="23"/>
+                <w:lang w:eastAsia="es-AR"/>
+              </w:rPr>
+              <w:t>• Trazabilidad FEFO (</w:t>
+            </w:r>
+            <w:proofErr w:type="spellStart"/>
+            <w:r>
+              <w:rPr>
+                <w:rFonts w:ascii="Inter" w:eastAsia="Times New Roman" w:hAnsi="Inter" w:cs="Calibri"/>
+                <w:color w:val="000000"/>
+                <w:sz w:val="23"/>
+                <w:szCs w:val="23"/>
+                <w:lang w:eastAsia="es-AR"/>
+              </w:rPr>
+              <w:t>first</w:t>
+            </w:r>
+            <w:proofErr w:type="spellEnd"/>
+            <w:r>
+              <w:rPr>
+                <w:rFonts w:ascii="Inter" w:eastAsia="Times New Roman" w:hAnsi="Inter" w:cs="Calibri"/>
+                <w:color w:val="000000"/>
+                <w:sz w:val="23"/>
+                <w:szCs w:val="23"/>
+                <w:lang w:eastAsia="es-AR"/>
+              </w:rPr>
+              <w:t xml:space="preserve"> </w:t>
+            </w:r>
+            <w:proofErr w:type="spellStart"/>
+            <w:r>
+              <w:rPr>
+                <w:rFonts w:ascii="Inter" w:eastAsia="Times New Roman" w:hAnsi="Inter" w:cs="Calibri"/>
+                <w:color w:val="000000"/>
+                <w:sz w:val="23"/>
+                <w:szCs w:val="23"/>
+                <w:lang w:eastAsia="es-AR"/>
+              </w:rPr>
+              <w:t>expired</w:t>
+            </w:r>
+            <w:proofErr w:type="spellEnd"/>
+            <w:r>
+              <w:rPr>
+                <w:rFonts w:ascii="Inter" w:eastAsia="Times New Roman" w:hAnsi="Inter" w:cs="Calibri"/>
+                <w:color w:val="000000"/>
+                <w:sz w:val="23"/>
+                <w:szCs w:val="23"/>
+                <w:lang w:eastAsia="es-AR"/>
+              </w:rPr>
+              <w:t xml:space="preserve">, </w:t>
+            </w:r>
+            <w:proofErr w:type="spellStart"/>
+            <w:r>
+              <w:rPr>
+                <w:rFonts w:ascii="Inter" w:eastAsia="Times New Roman" w:hAnsi="Inter" w:cs="Calibri"/>
+                <w:color w:val="000000"/>
+                <w:sz w:val="23"/>
+                <w:szCs w:val="23"/>
+                <w:lang w:eastAsia="es-AR"/>
+              </w:rPr>
+              <w:t>first</w:t>
+            </w:r>
+            <w:proofErr w:type="spellEnd"/>
+            <w:r>
+              <w:rPr>
+                <w:rFonts w:ascii="Inter" w:eastAsia="Times New Roman" w:hAnsi="Inter" w:cs="Calibri"/>
+                <w:color w:val="000000"/>
+                <w:sz w:val="23"/>
+                <w:szCs w:val="23"/>
+                <w:lang w:eastAsia="es-AR"/>
+              </w:rPr>
+              <w:t xml:space="preserve"> </w:t>
+            </w:r>
+            <w:proofErr w:type="spellStart"/>
+            <w:r>
+              <w:rPr>
+                <w:rFonts w:ascii="Inter" w:eastAsia="Times New Roman" w:hAnsi="Inter" w:cs="Calibri"/>
+                <w:color w:val="000000"/>
+                <w:sz w:val="23"/>
+                <w:szCs w:val="23"/>
+                <w:lang w:eastAsia="es-AR"/>
+              </w:rPr>
+              <w:t>out</w:t>
+            </w:r>
+            <w:proofErr w:type="spellEnd"/>
+            <w:r>
+              <w:rPr>
+                <w:rFonts w:ascii="Inter" w:eastAsia="Times New Roman" w:hAnsi="Inter" w:cs="Calibri"/>
+                <w:color w:val="000000"/>
+                <w:sz w:val="23"/>
+                <w:szCs w:val="23"/>
+                <w:lang w:eastAsia="es-AR"/>
+              </w:rPr>
+              <w:t>).</w:t>
             </w:r>
           </w:p>
         </w:tc>
       </w:tr>
       <w:tr>
-        <w:tc>
-          <w:tcPr>
-            <w:tcW w:w="2830" w:type="dxa"/>
-            <w:vAlign w:val="center"/>
-          </w:tcPr>
-          <w:p>
-            <w:pPr>
-              <w:pStyle w:val="ds-markdown-paragraph"/>
-              <w:spacing w:before="240" w:beforeAutospacing="0" w:after="240" w:afterAutospacing="0"/>
-              <w:rPr>
-                <w:rFonts w:ascii="Inter" w:hAnsi="Inter"/>
-                <w:color w:val="0F1115"/>
-              </w:rPr>
-            </w:pPr>
-            <w:r>
-              <w:rPr>
-                <w:rStyle w:val="Fuerte"/>
-                <w:rFonts w:ascii="Inter" w:hAnsi="Inter"/>
-                <w:sz w:val="23"/>
-                <w:szCs w:val="23"/>
-              </w:rPr>
-              <w:t>Ventas / despacho</w:t>
-            </w:r>
-          </w:p>
-        </w:tc>
-        <w:tc>
-          <w:tcPr>
-            <w:tcW w:w="5664" w:type="dxa"/>
-            <w:vAlign w:val="center"/>
-          </w:tcPr>
-          <w:p>
-            <w:pPr>
-              <w:pStyle w:val="ds-markdown-paragraph"/>
-              <w:spacing w:before="240" w:beforeAutospacing="0" w:after="240" w:afterAutospacing="0"/>
-              <w:rPr>
-                <w:rFonts w:ascii="Inter" w:hAnsi="Inter"/>
-                <w:color w:val="0F1115"/>
-              </w:rPr>
-            </w:pPr>
-            <w:r>
-              <w:rPr>
-                <w:rFonts w:ascii="Inter" w:hAnsi="Inter"/>
-                <w:sz w:val="23"/>
-                <w:szCs w:val="23"/>
-              </w:rPr>
-              <w:t xml:space="preserve">• Integración con stock para evitar sobreventa. </w:t>
-            </w:r>
-            <w:r>
-              <w:rPr>
-                <w:rFonts w:ascii="Inter" w:hAnsi="Inter"/>
-                <w:sz w:val="23"/>
-                <w:szCs w:val="23"/>
-              </w:rPr>
-              <w:br/>
-            </w:r>
-            <w:r>
-              <w:rPr>
-                <w:rFonts w:ascii="Inter" w:hAnsi="Inter"/>
-                <w:sz w:val="23"/>
-                <w:szCs w:val="23"/>
-              </w:rPr>
-              <w:t>• Preparación de pedidos guiados por FEFO.</w:t>
+        <w:trPr>
+          <w:trHeight w:val="600"/>
+        </w:trPr>
+        <w:tc>
+          <w:tcPr>
+            <w:tcW w:w="2000" w:type="dxa"/>
+            <w:vMerge/>
+            <w:tcBorders>
+              <w:top w:val="nil"/>
+              <w:left w:val="single" w:sz="8" w:space="0" w:color="auto"/>
+              <w:bottom w:val="single" w:sz="8" w:space="0" w:color="000000"/>
+              <w:right w:val="single" w:sz="8" w:space="0" w:color="auto"/>
+            </w:tcBorders>
+            <w:vAlign w:val="center"/>
+            <w:hideMark/>
+          </w:tcPr>
+          <w:p>
+            <w:pPr>
+              <w:spacing w:after="0" w:line="240" w:lineRule="auto"/>
+              <w:rPr>
+                <w:rFonts w:ascii="Inter" w:eastAsia="Times New Roman" w:hAnsi="Inter" w:cs="Calibri"/>
+                <w:b/>
+                <w:bCs/>
+                <w:color w:val="000000"/>
+                <w:sz w:val="23"/>
+                <w:szCs w:val="23"/>
+                <w:lang w:eastAsia="es-AR"/>
+              </w:rPr>
+            </w:pPr>
+          </w:p>
+        </w:tc>
+        <w:tc>
+          <w:tcPr>
+            <w:tcW w:w="7700" w:type="dxa"/>
+            <w:tcBorders>
+              <w:top w:val="nil"/>
+              <w:left w:val="nil"/>
+              <w:bottom w:val="single" w:sz="8" w:space="0" w:color="auto"/>
+              <w:right w:val="single" w:sz="8" w:space="0" w:color="auto"/>
+            </w:tcBorders>
+            <w:shd w:val="clear" w:color="auto" w:fill="auto"/>
+            <w:vAlign w:val="center"/>
+            <w:hideMark/>
+          </w:tcPr>
+          <w:p>
+            <w:pPr>
+              <w:spacing w:after="0" w:line="240" w:lineRule="auto"/>
+              <w:rPr>
+                <w:rFonts w:ascii="Inter" w:eastAsia="Times New Roman" w:hAnsi="Inter" w:cs="Calibri"/>
+                <w:color w:val="000000"/>
+                <w:sz w:val="23"/>
+                <w:szCs w:val="23"/>
+                <w:lang w:eastAsia="es-AR"/>
+              </w:rPr>
+            </w:pPr>
+            <w:r>
+              <w:rPr>
+                <w:rFonts w:ascii="Inter" w:eastAsia="Times New Roman" w:hAnsi="Inter" w:cs="Calibri"/>
+                <w:color w:val="000000"/>
+                <w:sz w:val="23"/>
+                <w:szCs w:val="23"/>
+                <w:lang w:eastAsia="es-AR"/>
+              </w:rPr>
+              <w:t>• Alertas automáticas de stock mínimo y por vencer.</w:t>
             </w:r>
           </w:p>
         </w:tc>
       </w:tr>
       <w:tr>
-        <w:tc>
-          <w:tcPr>
-            <w:tcW w:w="2830" w:type="dxa"/>
-            <w:vAlign w:val="center"/>
-          </w:tcPr>
-          <w:p>
-            <w:pPr>
-              <w:pStyle w:val="ds-markdown-paragraph"/>
-              <w:spacing w:before="240" w:beforeAutospacing="0" w:after="240" w:afterAutospacing="0"/>
-              <w:rPr>
-                <w:rFonts w:ascii="Inter" w:hAnsi="Inter"/>
-                <w:color w:val="0F1115"/>
-              </w:rPr>
-            </w:pPr>
-            <w:r>
-              <w:rPr>
-                <w:rStyle w:val="Fuerte"/>
-                <w:rFonts w:ascii="Inter" w:hAnsi="Inter"/>
-                <w:sz w:val="23"/>
-                <w:szCs w:val="23"/>
-              </w:rPr>
-              <w:t>Cuentas corrientes</w:t>
-            </w:r>
-          </w:p>
-        </w:tc>
-        <w:tc>
-          <w:tcPr>
-            <w:tcW w:w="5664" w:type="dxa"/>
-            <w:vAlign w:val="center"/>
-          </w:tcPr>
-          <w:p>
-            <w:pPr>
-              <w:pStyle w:val="ds-markdown-paragraph"/>
-              <w:spacing w:before="240" w:beforeAutospacing="0" w:after="240" w:afterAutospacing="0"/>
-              <w:rPr>
-                <w:rFonts w:ascii="Inter" w:hAnsi="Inter"/>
-                <w:color w:val="0F1115"/>
-              </w:rPr>
-            </w:pPr>
-            <w:r>
-              <w:rPr>
-                <w:rFonts w:ascii="Inter" w:hAnsi="Inter"/>
-                <w:sz w:val="23"/>
-                <w:szCs w:val="23"/>
-              </w:rPr>
-              <w:t xml:space="preserve">• Vinculación automática entre despacho y saldo del cliente. </w:t>
-            </w:r>
-            <w:r>
-              <w:rPr>
-                <w:rFonts w:ascii="Inter" w:hAnsi="Inter"/>
-                <w:sz w:val="23"/>
-                <w:szCs w:val="23"/>
-              </w:rPr>
-              <w:br/>
-            </w:r>
-            <w:r>
-              <w:rPr>
-                <w:rFonts w:ascii="Inter" w:hAnsi="Inter"/>
-                <w:sz w:val="23"/>
-                <w:szCs w:val="23"/>
-              </w:rPr>
-              <w:t>• Reporte de antigüedad de deudas.</w:t>
+        <w:trPr>
+          <w:trHeight w:val="600"/>
+        </w:trPr>
+        <w:tc>
+          <w:tcPr>
+            <w:tcW w:w="2000" w:type="dxa"/>
+            <w:vMerge w:val="restart"/>
+            <w:tcBorders>
+              <w:top w:val="nil"/>
+              <w:left w:val="single" w:sz="8" w:space="0" w:color="auto"/>
+              <w:bottom w:val="single" w:sz="8" w:space="0" w:color="000000"/>
+              <w:right w:val="single" w:sz="8" w:space="0" w:color="auto"/>
+            </w:tcBorders>
+            <w:shd w:val="clear" w:color="000000" w:fill="FFFF00"/>
+            <w:vAlign w:val="center"/>
+            <w:hideMark/>
+          </w:tcPr>
+          <w:p>
+            <w:pPr>
+              <w:spacing w:after="0" w:line="240" w:lineRule="auto"/>
+              <w:rPr>
+                <w:rFonts w:ascii="Inter" w:eastAsia="Times New Roman" w:hAnsi="Inter" w:cs="Calibri"/>
+                <w:b/>
+                <w:bCs/>
+                <w:color w:val="000000"/>
+                <w:sz w:val="23"/>
+                <w:szCs w:val="23"/>
+                <w:lang w:eastAsia="es-AR"/>
+              </w:rPr>
+            </w:pPr>
+            <w:r>
+              <w:rPr>
+                <w:rFonts w:ascii="Inter" w:eastAsia="Times New Roman" w:hAnsi="Inter" w:cs="Calibri"/>
+                <w:b/>
+                <w:bCs/>
+                <w:color w:val="000000"/>
+                <w:sz w:val="23"/>
+                <w:szCs w:val="23"/>
+                <w:lang w:eastAsia="es-AR"/>
+              </w:rPr>
+              <w:t>Compras</w:t>
+            </w:r>
+          </w:p>
+        </w:tc>
+        <w:tc>
+          <w:tcPr>
+            <w:tcW w:w="7700" w:type="dxa"/>
+            <w:tcBorders>
+              <w:top w:val="nil"/>
+              <w:left w:val="nil"/>
+              <w:bottom w:val="nil"/>
+              <w:right w:val="single" w:sz="8" w:space="0" w:color="auto"/>
+            </w:tcBorders>
+            <w:shd w:val="clear" w:color="auto" w:fill="auto"/>
+            <w:vAlign w:val="center"/>
+            <w:hideMark/>
+          </w:tcPr>
+          <w:p>
+            <w:pPr>
+              <w:spacing w:after="0" w:line="240" w:lineRule="auto"/>
+              <w:rPr>
+                <w:rFonts w:ascii="Inter" w:eastAsia="Times New Roman" w:hAnsi="Inter" w:cs="Calibri"/>
+                <w:color w:val="000000"/>
+                <w:sz w:val="23"/>
+                <w:szCs w:val="23"/>
+                <w:lang w:eastAsia="es-AR"/>
+              </w:rPr>
+            </w:pPr>
+            <w:r>
+              <w:rPr>
+                <w:rFonts w:ascii="Inter" w:eastAsia="Times New Roman" w:hAnsi="Inter" w:cs="Calibri"/>
+                <w:color w:val="000000"/>
+                <w:sz w:val="23"/>
+                <w:szCs w:val="23"/>
+                <w:lang w:eastAsia="es-AR"/>
+              </w:rPr>
+              <w:t>• Cálculo de punto de pedido basado en rotación real.</w:t>
             </w:r>
           </w:p>
         </w:tc>
       </w:tr>
       <w:tr>
-        <w:tc>
-          <w:tcPr>
-            <w:tcW w:w="2830" w:type="dxa"/>
-            <w:vAlign w:val="center"/>
-          </w:tcPr>
-          <w:p>
-            <w:pPr>
-              <w:pStyle w:val="ds-markdown-paragraph"/>
-              <w:spacing w:before="240" w:beforeAutospacing="0" w:after="240" w:afterAutospacing="0"/>
-              <w:rPr>
-                <w:rFonts w:ascii="Inter" w:hAnsi="Inter"/>
-                <w:color w:val="0F1115"/>
-              </w:rPr>
-            </w:pPr>
-            <w:r>
-              <w:rPr>
-                <w:rStyle w:val="Fuerte"/>
-                <w:rFonts w:ascii="Inter" w:hAnsi="Inter"/>
-                <w:sz w:val="23"/>
-                <w:szCs w:val="23"/>
-              </w:rPr>
-              <w:t>Reportes gerenciales</w:t>
-            </w:r>
-          </w:p>
-        </w:tc>
-        <w:tc>
-          <w:tcPr>
-            <w:tcW w:w="5664" w:type="dxa"/>
-            <w:vAlign w:val="center"/>
-          </w:tcPr>
-          <w:p>
-            <w:pPr>
-              <w:pStyle w:val="ds-markdown-paragraph"/>
-              <w:spacing w:before="240" w:beforeAutospacing="0" w:after="240" w:afterAutospacing="0"/>
-              <w:rPr>
-                <w:rFonts w:ascii="Inter" w:hAnsi="Inter"/>
-                <w:color w:val="0F1115"/>
-              </w:rPr>
-            </w:pPr>
-            <w:r>
-              <w:rPr>
-                <w:rFonts w:ascii="Inter" w:hAnsi="Inter"/>
-                <w:sz w:val="23"/>
-                <w:szCs w:val="23"/>
-              </w:rPr>
-              <w:t xml:space="preserve">• Rotación de productos. </w:t>
-            </w:r>
-            <w:r>
-              <w:rPr>
-                <w:rFonts w:ascii="Inter" w:hAnsi="Inter"/>
-                <w:sz w:val="23"/>
-                <w:szCs w:val="23"/>
-              </w:rPr>
-              <w:br/>
-            </w:r>
-            <w:r>
-              <w:rPr>
-                <w:rFonts w:ascii="Inter" w:hAnsi="Inter"/>
-                <w:sz w:val="23"/>
-                <w:szCs w:val="23"/>
-              </w:rPr>
-              <w:t xml:space="preserve">• Pérdida estimada por vencimiento. </w:t>
-            </w:r>
-            <w:r>
-              <w:rPr>
-                <w:rFonts w:ascii="Inter" w:hAnsi="Inter"/>
-                <w:sz w:val="23"/>
-                <w:szCs w:val="23"/>
-              </w:rPr>
-              <w:br/>
-            </w:r>
-            <w:r>
-              <w:rPr>
-                <w:rFonts w:ascii="Inter" w:hAnsi="Inter"/>
-                <w:sz w:val="23"/>
-                <w:szCs w:val="23"/>
-              </w:rPr>
-              <w:t xml:space="preserve">• Antigüedad de saldos. </w:t>
-            </w:r>
-            <w:r>
-              <w:rPr>
-                <w:rFonts w:ascii="Inter" w:hAnsi="Inter"/>
-                <w:sz w:val="23"/>
-                <w:szCs w:val="23"/>
-              </w:rPr>
-              <w:br/>
-            </w:r>
-            <w:r>
-              <w:rPr>
-                <w:rFonts w:ascii="Inter" w:hAnsi="Inter"/>
-                <w:sz w:val="23"/>
-                <w:szCs w:val="23"/>
-              </w:rPr>
-              <w:t>• Tiempo de reposición.</w:t>
+        <w:trPr>
+          <w:trHeight w:val="600"/>
+        </w:trPr>
+        <w:tc>
+          <w:tcPr>
+            <w:tcW w:w="2000" w:type="dxa"/>
+            <w:vMerge/>
+            <w:tcBorders>
+              <w:top w:val="nil"/>
+              <w:left w:val="single" w:sz="8" w:space="0" w:color="auto"/>
+              <w:bottom w:val="single" w:sz="8" w:space="0" w:color="000000"/>
+              <w:right w:val="single" w:sz="8" w:space="0" w:color="auto"/>
+            </w:tcBorders>
+            <w:vAlign w:val="center"/>
+            <w:hideMark/>
+          </w:tcPr>
+          <w:p>
+            <w:pPr>
+              <w:spacing w:after="0" w:line="240" w:lineRule="auto"/>
+              <w:rPr>
+                <w:rFonts w:ascii="Inter" w:eastAsia="Times New Roman" w:hAnsi="Inter" w:cs="Calibri"/>
+                <w:b/>
+                <w:bCs/>
+                <w:color w:val="000000"/>
+                <w:sz w:val="23"/>
+                <w:szCs w:val="23"/>
+                <w:lang w:eastAsia="es-AR"/>
+              </w:rPr>
+            </w:pPr>
+          </w:p>
+        </w:tc>
+        <w:tc>
+          <w:tcPr>
+            <w:tcW w:w="7700" w:type="dxa"/>
+            <w:tcBorders>
+              <w:top w:val="nil"/>
+              <w:left w:val="nil"/>
+              <w:bottom w:val="nil"/>
+              <w:right w:val="single" w:sz="8" w:space="0" w:color="auto"/>
+            </w:tcBorders>
+            <w:shd w:val="clear" w:color="auto" w:fill="auto"/>
+            <w:vAlign w:val="center"/>
+            <w:hideMark/>
+          </w:tcPr>
+          <w:p>
+            <w:pPr>
+              <w:spacing w:after="0" w:line="240" w:lineRule="auto"/>
+              <w:rPr>
+                <w:rFonts w:ascii="Inter" w:eastAsia="Times New Roman" w:hAnsi="Inter" w:cs="Calibri"/>
+                <w:color w:val="000000"/>
+                <w:sz w:val="23"/>
+                <w:szCs w:val="23"/>
+                <w:lang w:eastAsia="es-AR"/>
+              </w:rPr>
+            </w:pPr>
+            <w:r>
+              <w:rPr>
+                <w:rFonts w:ascii="Inter" w:eastAsia="Times New Roman" w:hAnsi="Inter" w:cs="Calibri"/>
+                <w:color w:val="000000"/>
+                <w:sz w:val="23"/>
+                <w:szCs w:val="23"/>
+                <w:lang w:eastAsia="es-AR"/>
+              </w:rPr>
+              <w:t>• Generación de órdenes de compra digitales.</w:t>
             </w:r>
           </w:p>
         </w:tc>
       </w:tr>
       <w:tr>
-        <w:tc>
-          <w:tcPr>
-            <w:tcW w:w="2830" w:type="dxa"/>
-            <w:vAlign w:val="center"/>
-          </w:tcPr>
-          <w:p>
-            <w:pPr>
-              <w:pStyle w:val="ds-markdown-paragraph"/>
-              <w:spacing w:before="240" w:beforeAutospacing="0" w:after="240" w:afterAutospacing="0"/>
-              <w:rPr>
-                <w:rFonts w:ascii="Inter" w:hAnsi="Inter"/>
-                <w:color w:val="0F1115"/>
-              </w:rPr>
-            </w:pPr>
-            <w:r>
-              <w:rPr>
-                <w:rStyle w:val="Fuerte"/>
-                <w:rFonts w:ascii="Inter" w:hAnsi="Inter"/>
-                <w:sz w:val="23"/>
-                <w:szCs w:val="23"/>
+        <w:trPr>
+          <w:trHeight w:val="600"/>
+        </w:trPr>
+        <w:tc>
+          <w:tcPr>
+            <w:tcW w:w="2000" w:type="dxa"/>
+            <w:vMerge/>
+            <w:tcBorders>
+              <w:top w:val="nil"/>
+              <w:left w:val="single" w:sz="8" w:space="0" w:color="auto"/>
+              <w:bottom w:val="single" w:sz="8" w:space="0" w:color="000000"/>
+              <w:right w:val="single" w:sz="8" w:space="0" w:color="auto"/>
+            </w:tcBorders>
+            <w:vAlign w:val="center"/>
+            <w:hideMark/>
+          </w:tcPr>
+          <w:p>
+            <w:pPr>
+              <w:spacing w:after="0" w:line="240" w:lineRule="auto"/>
+              <w:rPr>
+                <w:rFonts w:ascii="Inter" w:eastAsia="Times New Roman" w:hAnsi="Inter" w:cs="Calibri"/>
+                <w:b/>
+                <w:bCs/>
+                <w:color w:val="000000"/>
+                <w:sz w:val="23"/>
+                <w:szCs w:val="23"/>
+                <w:lang w:eastAsia="es-AR"/>
+              </w:rPr>
+            </w:pPr>
+          </w:p>
+        </w:tc>
+        <w:tc>
+          <w:tcPr>
+            <w:tcW w:w="7700" w:type="dxa"/>
+            <w:tcBorders>
+              <w:top w:val="nil"/>
+              <w:left w:val="nil"/>
+              <w:bottom w:val="single" w:sz="8" w:space="0" w:color="auto"/>
+              <w:right w:val="single" w:sz="8" w:space="0" w:color="auto"/>
+            </w:tcBorders>
+            <w:shd w:val="clear" w:color="auto" w:fill="auto"/>
+            <w:vAlign w:val="center"/>
+            <w:hideMark/>
+          </w:tcPr>
+          <w:p>
+            <w:pPr>
+              <w:spacing w:after="0" w:line="240" w:lineRule="auto"/>
+              <w:rPr>
+                <w:rFonts w:ascii="Inter" w:eastAsia="Times New Roman" w:hAnsi="Inter" w:cs="Calibri"/>
+                <w:color w:val="000000"/>
+                <w:sz w:val="23"/>
+                <w:szCs w:val="23"/>
+                <w:lang w:eastAsia="es-AR"/>
+              </w:rPr>
+            </w:pPr>
+            <w:r>
+              <w:rPr>
+                <w:rFonts w:ascii="Inter" w:eastAsia="Times New Roman" w:hAnsi="Inter" w:cs="Calibri"/>
+                <w:color w:val="000000"/>
+                <w:sz w:val="23"/>
+                <w:szCs w:val="23"/>
+                <w:lang w:eastAsia="es-AR"/>
+              </w:rPr>
+              <w:t>• Historial de precios por proveedor.</w:t>
+            </w:r>
+          </w:p>
+        </w:tc>
+      </w:tr>
+      <w:tr>
+        <w:trPr>
+          <w:trHeight w:val="600"/>
+        </w:trPr>
+        <w:tc>
+          <w:tcPr>
+            <w:tcW w:w="2000" w:type="dxa"/>
+            <w:vMerge w:val="restart"/>
+            <w:tcBorders>
+              <w:top w:val="nil"/>
+              <w:left w:val="single" w:sz="8" w:space="0" w:color="auto"/>
+              <w:bottom w:val="single" w:sz="8" w:space="0" w:color="000000"/>
+              <w:right w:val="single" w:sz="8" w:space="0" w:color="auto"/>
+            </w:tcBorders>
+            <w:shd w:val="clear" w:color="000000" w:fill="FFFF00"/>
+            <w:vAlign w:val="center"/>
+            <w:hideMark/>
+          </w:tcPr>
+          <w:p>
+            <w:pPr>
+              <w:spacing w:after="0" w:line="240" w:lineRule="auto"/>
+              <w:rPr>
+                <w:rFonts w:ascii="Inter" w:eastAsia="Times New Roman" w:hAnsi="Inter" w:cs="Calibri"/>
+                <w:b/>
+                <w:bCs/>
+                <w:color w:val="000000"/>
+                <w:sz w:val="23"/>
+                <w:szCs w:val="23"/>
+                <w:lang w:eastAsia="es-AR"/>
+              </w:rPr>
+            </w:pPr>
+            <w:r>
+              <w:rPr>
+                <w:rFonts w:ascii="Inter" w:eastAsia="Times New Roman" w:hAnsi="Inter" w:cs="Calibri"/>
+                <w:b/>
+                <w:bCs/>
+                <w:color w:val="000000"/>
+                <w:sz w:val="23"/>
+                <w:szCs w:val="23"/>
+                <w:lang w:eastAsia="es-AR"/>
+              </w:rPr>
+              <w:t>Ventas / despacho</w:t>
+            </w:r>
+          </w:p>
+        </w:tc>
+        <w:tc>
+          <w:tcPr>
+            <w:tcW w:w="7700" w:type="dxa"/>
+            <w:tcBorders>
+              <w:top w:val="nil"/>
+              <w:left w:val="nil"/>
+              <w:bottom w:val="nil"/>
+              <w:right w:val="single" w:sz="8" w:space="0" w:color="auto"/>
+            </w:tcBorders>
+            <w:shd w:val="clear" w:color="auto" w:fill="auto"/>
+            <w:vAlign w:val="center"/>
+            <w:hideMark/>
+          </w:tcPr>
+          <w:p>
+            <w:pPr>
+              <w:spacing w:after="0" w:line="240" w:lineRule="auto"/>
+              <w:rPr>
+                <w:rFonts w:ascii="Inter" w:eastAsia="Times New Roman" w:hAnsi="Inter" w:cs="Calibri"/>
+                <w:color w:val="000000"/>
+                <w:sz w:val="23"/>
+                <w:szCs w:val="23"/>
+                <w:lang w:eastAsia="es-AR"/>
+              </w:rPr>
+            </w:pPr>
+            <w:r>
+              <w:rPr>
+                <w:rFonts w:ascii="Inter" w:eastAsia="Times New Roman" w:hAnsi="Inter" w:cs="Calibri"/>
+                <w:color w:val="000000"/>
+                <w:sz w:val="23"/>
+                <w:szCs w:val="23"/>
+                <w:lang w:eastAsia="es-AR"/>
+              </w:rPr>
+              <w:t>• Integración con stock para evitar sobreventa.</w:t>
+            </w:r>
+          </w:p>
+        </w:tc>
+      </w:tr>
+      <w:tr>
+        <w:trPr>
+          <w:trHeight w:val="600"/>
+        </w:trPr>
+        <w:tc>
+          <w:tcPr>
+            <w:tcW w:w="2000" w:type="dxa"/>
+            <w:vMerge/>
+            <w:tcBorders>
+              <w:top w:val="nil"/>
+              <w:left w:val="single" w:sz="8" w:space="0" w:color="auto"/>
+              <w:bottom w:val="single" w:sz="8" w:space="0" w:color="000000"/>
+              <w:right w:val="single" w:sz="8" w:space="0" w:color="auto"/>
+            </w:tcBorders>
+            <w:vAlign w:val="center"/>
+            <w:hideMark/>
+          </w:tcPr>
+          <w:p>
+            <w:pPr>
+              <w:spacing w:after="0" w:line="240" w:lineRule="auto"/>
+              <w:rPr>
+                <w:rFonts w:ascii="Inter" w:eastAsia="Times New Roman" w:hAnsi="Inter" w:cs="Calibri"/>
+                <w:b/>
+                <w:bCs/>
+                <w:color w:val="000000"/>
+                <w:sz w:val="23"/>
+                <w:szCs w:val="23"/>
+                <w:lang w:eastAsia="es-AR"/>
+              </w:rPr>
+            </w:pPr>
+          </w:p>
+        </w:tc>
+        <w:tc>
+          <w:tcPr>
+            <w:tcW w:w="7700" w:type="dxa"/>
+            <w:tcBorders>
+              <w:top w:val="nil"/>
+              <w:left w:val="nil"/>
+              <w:bottom w:val="single" w:sz="8" w:space="0" w:color="auto"/>
+              <w:right w:val="single" w:sz="8" w:space="0" w:color="auto"/>
+            </w:tcBorders>
+            <w:shd w:val="clear" w:color="auto" w:fill="auto"/>
+            <w:vAlign w:val="center"/>
+            <w:hideMark/>
+          </w:tcPr>
+          <w:p>
+            <w:pPr>
+              <w:spacing w:after="0" w:line="240" w:lineRule="auto"/>
+              <w:rPr>
+                <w:rFonts w:ascii="Inter" w:eastAsia="Times New Roman" w:hAnsi="Inter" w:cs="Calibri"/>
+                <w:color w:val="000000"/>
+                <w:sz w:val="23"/>
+                <w:szCs w:val="23"/>
+                <w:lang w:eastAsia="es-AR"/>
+              </w:rPr>
+            </w:pPr>
+            <w:r>
+              <w:rPr>
+                <w:rFonts w:ascii="Inter" w:eastAsia="Times New Roman" w:hAnsi="Inter" w:cs="Calibri"/>
+                <w:color w:val="000000"/>
+                <w:sz w:val="23"/>
+                <w:szCs w:val="23"/>
+                <w:lang w:eastAsia="es-AR"/>
+              </w:rPr>
+              <w:t>• Preparación de pedidos guiados por FEFO.</w:t>
+            </w:r>
+          </w:p>
+        </w:tc>
+      </w:tr>
+      <w:tr>
+        <w:trPr>
+          <w:trHeight w:val="600"/>
+        </w:trPr>
+        <w:tc>
+          <w:tcPr>
+            <w:tcW w:w="2000" w:type="dxa"/>
+            <w:vMerge w:val="restart"/>
+            <w:tcBorders>
+              <w:top w:val="nil"/>
+              <w:left w:val="single" w:sz="8" w:space="0" w:color="auto"/>
+              <w:bottom w:val="single" w:sz="8" w:space="0" w:color="000000"/>
+              <w:right w:val="single" w:sz="8" w:space="0" w:color="auto"/>
+            </w:tcBorders>
+            <w:shd w:val="clear" w:color="000000" w:fill="FFFF00"/>
+            <w:vAlign w:val="center"/>
+            <w:hideMark/>
+          </w:tcPr>
+          <w:p>
+            <w:pPr>
+              <w:spacing w:after="0" w:line="240" w:lineRule="auto"/>
+              <w:rPr>
+                <w:rFonts w:ascii="Inter" w:eastAsia="Times New Roman" w:hAnsi="Inter" w:cs="Calibri"/>
+                <w:b/>
+                <w:bCs/>
+                <w:color w:val="000000"/>
+                <w:sz w:val="23"/>
+                <w:szCs w:val="23"/>
+                <w:lang w:eastAsia="es-AR"/>
+              </w:rPr>
+            </w:pPr>
+            <w:r>
+              <w:rPr>
+                <w:rFonts w:ascii="Inter" w:eastAsia="Times New Roman" w:hAnsi="Inter" w:cs="Calibri"/>
+                <w:b/>
+                <w:bCs/>
+                <w:color w:val="000000"/>
+                <w:sz w:val="23"/>
+                <w:szCs w:val="23"/>
+                <w:lang w:eastAsia="es-AR"/>
+              </w:rPr>
+              <w:t>Cuentas corrientes</w:t>
+            </w:r>
+          </w:p>
+        </w:tc>
+        <w:tc>
+          <w:tcPr>
+            <w:tcW w:w="7700" w:type="dxa"/>
+            <w:tcBorders>
+              <w:top w:val="nil"/>
+              <w:left w:val="nil"/>
+              <w:bottom w:val="nil"/>
+              <w:right w:val="single" w:sz="8" w:space="0" w:color="auto"/>
+            </w:tcBorders>
+            <w:shd w:val="clear" w:color="auto" w:fill="auto"/>
+            <w:vAlign w:val="center"/>
+            <w:hideMark/>
+          </w:tcPr>
+          <w:p>
+            <w:pPr>
+              <w:spacing w:after="0" w:line="240" w:lineRule="auto"/>
+              <w:rPr>
+                <w:rFonts w:ascii="Inter" w:eastAsia="Times New Roman" w:hAnsi="Inter" w:cs="Calibri"/>
+                <w:color w:val="000000"/>
+                <w:sz w:val="23"/>
+                <w:szCs w:val="23"/>
+                <w:lang w:eastAsia="es-AR"/>
+              </w:rPr>
+            </w:pPr>
+            <w:r>
+              <w:rPr>
+                <w:rFonts w:ascii="Inter" w:eastAsia="Times New Roman" w:hAnsi="Inter" w:cs="Calibri"/>
+                <w:color w:val="000000"/>
+                <w:sz w:val="23"/>
+                <w:szCs w:val="23"/>
+                <w:lang w:eastAsia="es-AR"/>
+              </w:rPr>
+              <w:t>• Vinculación automática entre despacho y saldo del cliente.</w:t>
+            </w:r>
+          </w:p>
+        </w:tc>
+      </w:tr>
+      <w:tr>
+        <w:trPr>
+          <w:trHeight w:val="600"/>
+        </w:trPr>
+        <w:tc>
+          <w:tcPr>
+            <w:tcW w:w="2000" w:type="dxa"/>
+            <w:vMerge/>
+            <w:tcBorders>
+              <w:top w:val="nil"/>
+              <w:left w:val="single" w:sz="8" w:space="0" w:color="auto"/>
+              <w:bottom w:val="single" w:sz="8" w:space="0" w:color="000000"/>
+              <w:right w:val="single" w:sz="8" w:space="0" w:color="auto"/>
+            </w:tcBorders>
+            <w:vAlign w:val="center"/>
+            <w:hideMark/>
+          </w:tcPr>
+          <w:p>
+            <w:pPr>
+              <w:spacing w:after="0" w:line="240" w:lineRule="auto"/>
+              <w:rPr>
+                <w:rFonts w:ascii="Inter" w:eastAsia="Times New Roman" w:hAnsi="Inter" w:cs="Calibri"/>
+                <w:b/>
+                <w:bCs/>
+                <w:color w:val="000000"/>
+                <w:sz w:val="23"/>
+                <w:szCs w:val="23"/>
+                <w:lang w:eastAsia="es-AR"/>
+              </w:rPr>
+            </w:pPr>
+          </w:p>
+        </w:tc>
+        <w:tc>
+          <w:tcPr>
+            <w:tcW w:w="7700" w:type="dxa"/>
+            <w:tcBorders>
+              <w:top w:val="nil"/>
+              <w:left w:val="nil"/>
+              <w:bottom w:val="single" w:sz="8" w:space="0" w:color="auto"/>
+              <w:right w:val="single" w:sz="8" w:space="0" w:color="auto"/>
+            </w:tcBorders>
+            <w:shd w:val="clear" w:color="auto" w:fill="auto"/>
+            <w:vAlign w:val="center"/>
+            <w:hideMark/>
+          </w:tcPr>
+          <w:p>
+            <w:pPr>
+              <w:spacing w:after="0" w:line="240" w:lineRule="auto"/>
+              <w:rPr>
+                <w:rFonts w:ascii="Inter" w:eastAsia="Times New Roman" w:hAnsi="Inter" w:cs="Calibri"/>
+                <w:color w:val="000000"/>
+                <w:sz w:val="23"/>
+                <w:szCs w:val="23"/>
+                <w:lang w:eastAsia="es-AR"/>
+              </w:rPr>
+            </w:pPr>
+            <w:r>
+              <w:rPr>
+                <w:rFonts w:ascii="Inter" w:eastAsia="Times New Roman" w:hAnsi="Inter" w:cs="Calibri"/>
+                <w:color w:val="000000"/>
+                <w:sz w:val="23"/>
+                <w:szCs w:val="23"/>
+                <w:lang w:eastAsia="es-AR"/>
+              </w:rPr>
+              <w:t>• Reporte de antigüedad de deudas.</w:t>
+            </w:r>
+          </w:p>
+        </w:tc>
+      </w:tr>
+      <w:tr>
+        <w:trPr>
+          <w:trHeight w:val="600"/>
+        </w:trPr>
+        <w:tc>
+          <w:tcPr>
+            <w:tcW w:w="2000" w:type="dxa"/>
+            <w:vMerge w:val="restart"/>
+            <w:tcBorders>
+              <w:top w:val="nil"/>
+              <w:left w:val="single" w:sz="8" w:space="0" w:color="auto"/>
+              <w:bottom w:val="single" w:sz="8" w:space="0" w:color="000000"/>
+              <w:right w:val="single" w:sz="8" w:space="0" w:color="auto"/>
+            </w:tcBorders>
+            <w:shd w:val="clear" w:color="000000" w:fill="FFFF00"/>
+            <w:vAlign w:val="center"/>
+            <w:hideMark/>
+          </w:tcPr>
+          <w:p>
+            <w:pPr>
+              <w:spacing w:after="0" w:line="240" w:lineRule="auto"/>
+              <w:rPr>
+                <w:rFonts w:ascii="Inter" w:eastAsia="Times New Roman" w:hAnsi="Inter" w:cs="Calibri"/>
+                <w:b/>
+                <w:bCs/>
+                <w:color w:val="000000"/>
+                <w:sz w:val="23"/>
+                <w:szCs w:val="23"/>
+                <w:lang w:eastAsia="es-AR"/>
+              </w:rPr>
+            </w:pPr>
+            <w:r>
+              <w:rPr>
+                <w:rFonts w:ascii="Inter" w:eastAsia="Times New Roman" w:hAnsi="Inter" w:cs="Calibri"/>
+                <w:b/>
+                <w:bCs/>
+                <w:color w:val="000000"/>
+                <w:sz w:val="23"/>
+                <w:szCs w:val="23"/>
+                <w:lang w:eastAsia="es-AR"/>
+              </w:rPr>
+              <w:t>Reportes gerenciales</w:t>
+            </w:r>
+          </w:p>
+        </w:tc>
+        <w:tc>
+          <w:tcPr>
+            <w:tcW w:w="7700" w:type="dxa"/>
+            <w:tcBorders>
+              <w:top w:val="nil"/>
+              <w:left w:val="nil"/>
+              <w:bottom w:val="nil"/>
+              <w:right w:val="single" w:sz="8" w:space="0" w:color="auto"/>
+            </w:tcBorders>
+            <w:shd w:val="clear" w:color="auto" w:fill="auto"/>
+            <w:vAlign w:val="center"/>
+            <w:hideMark/>
+          </w:tcPr>
+          <w:p>
+            <w:pPr>
+              <w:spacing w:after="0" w:line="240" w:lineRule="auto"/>
+              <w:rPr>
+                <w:rFonts w:ascii="Inter" w:eastAsia="Times New Roman" w:hAnsi="Inter" w:cs="Calibri"/>
+                <w:color w:val="000000"/>
+                <w:sz w:val="23"/>
+                <w:szCs w:val="23"/>
+                <w:lang w:eastAsia="es-AR"/>
+              </w:rPr>
+            </w:pPr>
+            <w:r>
+              <w:rPr>
+                <w:rFonts w:ascii="Inter" w:eastAsia="Times New Roman" w:hAnsi="Inter" w:cs="Calibri"/>
+                <w:color w:val="000000"/>
+                <w:sz w:val="23"/>
+                <w:szCs w:val="23"/>
+                <w:lang w:eastAsia="es-AR"/>
+              </w:rPr>
+              <w:t>• Rotación de productos.</w:t>
+            </w:r>
+          </w:p>
+        </w:tc>
+      </w:tr>
+      <w:tr>
+        <w:trPr>
+          <w:trHeight w:val="600"/>
+        </w:trPr>
+        <w:tc>
+          <w:tcPr>
+            <w:tcW w:w="2000" w:type="dxa"/>
+            <w:vMerge/>
+            <w:tcBorders>
+              <w:top w:val="nil"/>
+              <w:left w:val="single" w:sz="8" w:space="0" w:color="auto"/>
+              <w:bottom w:val="single" w:sz="8" w:space="0" w:color="000000"/>
+              <w:right w:val="single" w:sz="8" w:space="0" w:color="auto"/>
+            </w:tcBorders>
+            <w:vAlign w:val="center"/>
+            <w:hideMark/>
+          </w:tcPr>
+          <w:p>
+            <w:pPr>
+              <w:spacing w:after="0" w:line="240" w:lineRule="auto"/>
+              <w:rPr>
+                <w:rFonts w:ascii="Inter" w:eastAsia="Times New Roman" w:hAnsi="Inter" w:cs="Calibri"/>
+                <w:b/>
+                <w:bCs/>
+                <w:color w:val="000000"/>
+                <w:sz w:val="23"/>
+                <w:szCs w:val="23"/>
+                <w:lang w:eastAsia="es-AR"/>
+              </w:rPr>
+            </w:pPr>
+          </w:p>
+        </w:tc>
+        <w:tc>
+          <w:tcPr>
+            <w:tcW w:w="7700" w:type="dxa"/>
+            <w:tcBorders>
+              <w:top w:val="nil"/>
+              <w:left w:val="nil"/>
+              <w:bottom w:val="nil"/>
+              <w:right w:val="single" w:sz="8" w:space="0" w:color="auto"/>
+            </w:tcBorders>
+            <w:shd w:val="clear" w:color="auto" w:fill="auto"/>
+            <w:vAlign w:val="center"/>
+            <w:hideMark/>
+          </w:tcPr>
+          <w:p>
+            <w:pPr>
+              <w:spacing w:after="0" w:line="240" w:lineRule="auto"/>
+              <w:rPr>
+                <w:rFonts w:ascii="Inter" w:eastAsia="Times New Roman" w:hAnsi="Inter" w:cs="Calibri"/>
+                <w:color w:val="000000"/>
+                <w:sz w:val="23"/>
+                <w:szCs w:val="23"/>
+                <w:lang w:eastAsia="es-AR"/>
+              </w:rPr>
+            </w:pPr>
+            <w:r>
+              <w:rPr>
+                <w:rFonts w:ascii="Inter" w:eastAsia="Times New Roman" w:hAnsi="Inter" w:cs="Calibri"/>
+                <w:color w:val="000000"/>
+                <w:sz w:val="23"/>
+                <w:szCs w:val="23"/>
+                <w:lang w:eastAsia="es-AR"/>
+              </w:rPr>
+              <w:t>• Pérdida estimada por vencimiento.</w:t>
+            </w:r>
+          </w:p>
+        </w:tc>
+      </w:tr>
+      <w:tr>
+        <w:trPr>
+          <w:trHeight w:val="600"/>
+        </w:trPr>
+        <w:tc>
+          <w:tcPr>
+            <w:tcW w:w="2000" w:type="dxa"/>
+            <w:vMerge/>
+            <w:tcBorders>
+              <w:top w:val="nil"/>
+              <w:left w:val="single" w:sz="8" w:space="0" w:color="auto"/>
+              <w:bottom w:val="single" w:sz="8" w:space="0" w:color="000000"/>
+              <w:right w:val="single" w:sz="8" w:space="0" w:color="auto"/>
+            </w:tcBorders>
+            <w:vAlign w:val="center"/>
+            <w:hideMark/>
+          </w:tcPr>
+          <w:p>
+            <w:pPr>
+              <w:spacing w:after="0" w:line="240" w:lineRule="auto"/>
+              <w:rPr>
+                <w:rFonts w:ascii="Inter" w:eastAsia="Times New Roman" w:hAnsi="Inter" w:cs="Calibri"/>
+                <w:b/>
+                <w:bCs/>
+                <w:color w:val="000000"/>
+                <w:sz w:val="23"/>
+                <w:szCs w:val="23"/>
+                <w:lang w:eastAsia="es-AR"/>
+              </w:rPr>
+            </w:pPr>
+          </w:p>
+        </w:tc>
+        <w:tc>
+          <w:tcPr>
+            <w:tcW w:w="7700" w:type="dxa"/>
+            <w:tcBorders>
+              <w:top w:val="nil"/>
+              <w:left w:val="nil"/>
+              <w:bottom w:val="nil"/>
+              <w:right w:val="single" w:sz="8" w:space="0" w:color="auto"/>
+            </w:tcBorders>
+            <w:shd w:val="clear" w:color="auto" w:fill="auto"/>
+            <w:vAlign w:val="center"/>
+            <w:hideMark/>
+          </w:tcPr>
+          <w:p>
+            <w:pPr>
+              <w:spacing w:after="0" w:line="240" w:lineRule="auto"/>
+              <w:rPr>
+                <w:rFonts w:ascii="Inter" w:eastAsia="Times New Roman" w:hAnsi="Inter" w:cs="Calibri"/>
+                <w:color w:val="000000"/>
+                <w:sz w:val="23"/>
+                <w:szCs w:val="23"/>
+                <w:lang w:eastAsia="es-AR"/>
+              </w:rPr>
+            </w:pPr>
+            <w:r>
+              <w:rPr>
+                <w:rFonts w:ascii="Inter" w:eastAsia="Times New Roman" w:hAnsi="Inter" w:cs="Calibri"/>
+                <w:color w:val="000000"/>
+                <w:sz w:val="23"/>
+                <w:szCs w:val="23"/>
+                <w:lang w:eastAsia="es-AR"/>
+              </w:rPr>
+              <w:t>• Antigüedad de saldos.</w:t>
+            </w:r>
+          </w:p>
+        </w:tc>
+      </w:tr>
+      <w:tr>
+        <w:trPr>
+          <w:trHeight w:val="600"/>
+        </w:trPr>
+        <w:tc>
+          <w:tcPr>
+            <w:tcW w:w="2000" w:type="dxa"/>
+            <w:vMerge/>
+            <w:tcBorders>
+              <w:top w:val="nil"/>
+              <w:left w:val="single" w:sz="8" w:space="0" w:color="auto"/>
+              <w:bottom w:val="single" w:sz="8" w:space="0" w:color="000000"/>
+              <w:right w:val="single" w:sz="8" w:space="0" w:color="auto"/>
+            </w:tcBorders>
+            <w:vAlign w:val="center"/>
+            <w:hideMark/>
+          </w:tcPr>
+          <w:p>
+            <w:pPr>
+              <w:spacing w:after="0" w:line="240" w:lineRule="auto"/>
+              <w:rPr>
+                <w:rFonts w:ascii="Inter" w:eastAsia="Times New Roman" w:hAnsi="Inter" w:cs="Calibri"/>
+                <w:b/>
+                <w:bCs/>
+                <w:color w:val="000000"/>
+                <w:sz w:val="23"/>
+                <w:szCs w:val="23"/>
+                <w:lang w:eastAsia="es-AR"/>
+              </w:rPr>
+            </w:pPr>
+          </w:p>
+        </w:tc>
+        <w:tc>
+          <w:tcPr>
+            <w:tcW w:w="7700" w:type="dxa"/>
+            <w:tcBorders>
+              <w:top w:val="nil"/>
+              <w:left w:val="nil"/>
+              <w:bottom w:val="single" w:sz="8" w:space="0" w:color="auto"/>
+              <w:right w:val="single" w:sz="8" w:space="0" w:color="auto"/>
+            </w:tcBorders>
+            <w:shd w:val="clear" w:color="auto" w:fill="auto"/>
+            <w:vAlign w:val="center"/>
+            <w:hideMark/>
+          </w:tcPr>
+          <w:p>
+            <w:pPr>
+              <w:spacing w:after="0" w:line="240" w:lineRule="auto"/>
+              <w:rPr>
+                <w:rFonts w:ascii="Inter" w:eastAsia="Times New Roman" w:hAnsi="Inter" w:cs="Calibri"/>
+                <w:color w:val="000000"/>
+                <w:sz w:val="23"/>
+                <w:szCs w:val="23"/>
+                <w:lang w:eastAsia="es-AR"/>
+              </w:rPr>
+            </w:pPr>
+            <w:r>
+              <w:rPr>
+                <w:rFonts w:ascii="Inter" w:eastAsia="Times New Roman" w:hAnsi="Inter" w:cs="Calibri"/>
+                <w:color w:val="000000"/>
+                <w:sz w:val="23"/>
+                <w:szCs w:val="23"/>
+                <w:lang w:eastAsia="es-AR"/>
+              </w:rPr>
+              <w:t>• Tiempo de reposición.</w:t>
+            </w:r>
+          </w:p>
+        </w:tc>
+      </w:tr>
+      <w:tr>
+        <w:trPr>
+          <w:trHeight w:val="600"/>
+        </w:trPr>
+        <w:tc>
+          <w:tcPr>
+            <w:tcW w:w="2000" w:type="dxa"/>
+            <w:tcBorders>
+              <w:top w:val="nil"/>
+              <w:left w:val="single" w:sz="8" w:space="0" w:color="auto"/>
+              <w:bottom w:val="single" w:sz="8" w:space="0" w:color="auto"/>
+              <w:right w:val="single" w:sz="8" w:space="0" w:color="auto"/>
+            </w:tcBorders>
+            <w:shd w:val="clear" w:color="000000" w:fill="FFFF00"/>
+            <w:vAlign w:val="center"/>
+            <w:hideMark/>
+          </w:tcPr>
+          <w:p>
+            <w:pPr>
+              <w:spacing w:after="0" w:line="240" w:lineRule="auto"/>
+              <w:rPr>
+                <w:rFonts w:ascii="Inter" w:eastAsia="Times New Roman" w:hAnsi="Inter" w:cs="Calibri"/>
+                <w:b/>
+                <w:bCs/>
+                <w:color w:val="000000"/>
+                <w:sz w:val="23"/>
+                <w:szCs w:val="23"/>
+                <w:lang w:eastAsia="es-AR"/>
+              </w:rPr>
+            </w:pPr>
+            <w:r>
+              <w:rPr>
+                <w:rFonts w:ascii="Inter" w:eastAsia="Times New Roman" w:hAnsi="Inter" w:cs="Calibri"/>
+                <w:b/>
+                <w:bCs/>
+                <w:color w:val="000000"/>
+                <w:sz w:val="23"/>
+                <w:szCs w:val="23"/>
+                <w:lang w:eastAsia="es-AR"/>
               </w:rPr>
               <w:t>Usuarios y roles</w:t>
             </w:r>
@@ -7642,23 +9102,35 @@
         </w:tc>
         <w:tc>
           <w:tcPr>
-            <w:tcW w:w="5664" w:type="dxa"/>
-            <w:vAlign w:val="center"/>
-          </w:tcPr>
-          <w:p>
-            <w:pPr>
-              <w:pStyle w:val="ds-markdown-paragraph"/>
-              <w:spacing w:before="240" w:beforeAutospacing="0" w:after="240" w:afterAutospacing="0"/>
-              <w:rPr>
-                <w:rFonts w:ascii="Inter" w:hAnsi="Inter"/>
-                <w:color w:val="0F1115"/>
-              </w:rPr>
-            </w:pPr>
-            <w:r>
-              <w:rPr>
-                <w:rFonts w:ascii="Inter" w:hAnsi="Inter"/>
-                <w:sz w:val="23"/>
-                <w:szCs w:val="23"/>
+            <w:tcW w:w="7700" w:type="dxa"/>
+            <w:tcBorders>
+              <w:top w:val="nil"/>
+              <w:left w:val="nil"/>
+              <w:bottom w:val="single" w:sz="8" w:space="0" w:color="auto"/>
+              <w:right w:val="single" w:sz="8" w:space="0" w:color="auto"/>
+            </w:tcBorders>
+            <w:shd w:val="clear" w:color="auto" w:fill="auto"/>
+            <w:vAlign w:val="center"/>
+            <w:hideMark/>
+          </w:tcPr>
+          <w:p>
+            <w:pPr>
+              <w:spacing w:after="0" w:line="240" w:lineRule="auto"/>
+              <w:rPr>
+                <w:rFonts w:ascii="Inter" w:eastAsia="Times New Roman" w:hAnsi="Inter" w:cs="Calibri"/>
+                <w:color w:val="000000"/>
+                <w:sz w:val="23"/>
+                <w:szCs w:val="23"/>
+                <w:lang w:eastAsia="es-AR"/>
+              </w:rPr>
+            </w:pPr>
+            <w:r>
+              <w:rPr>
+                <w:rFonts w:ascii="Inter" w:eastAsia="Times New Roman" w:hAnsi="Inter" w:cs="Calibri"/>
+                <w:color w:val="000000"/>
+                <w:sz w:val="23"/>
+                <w:szCs w:val="23"/>
+                <w:lang w:eastAsia="es-AR"/>
               </w:rPr>
               <w:t>• Perfiles diferenciados: Don Roberto (solo consulta y excepciones), hijos (gestión completa), empleados (operaciones básicas).</w:t>
             </w:r>
@@ -8059,7 +9531,7 @@
       </w:pPr>
       <w:r>
         <w:rPr>
-          <w:rStyle w:val="Fuerte"/>
+          <w:rStyle w:val="Textoennegrita"/>
           <w:rFonts w:ascii="Inter" w:hAnsi="Inter"/>
           <w:color w:val="0F1115"/>
         </w:rPr>
@@ -8143,7 +9615,7 @@
       </w:pPr>
       <w:r>
         <w:rPr>
-          <w:rStyle w:val="Fuerte"/>
+          <w:rStyle w:val="Textoennegrita"/>
           <w:rFonts w:ascii="Inter" w:hAnsi="Inter"/>
           <w:color w:val="0F1115"/>
         </w:rPr>
@@ -8173,7 +9645,7 @@
       </w:pPr>
       <w:r>
         <w:rPr>
-          <w:rStyle w:val="Fuerte"/>
+          <w:rStyle w:val="Textoennegrita"/>
           <w:rFonts w:ascii="Inter" w:hAnsi="Inter"/>
           <w:color w:val="0F1115"/>
         </w:rPr>
@@ -8201,6 +9673,309 @@
           <w:color w:val="0F1115"/>
         </w:rPr>
         <w:t xml:space="preserve"> y respuestas (según pauta del PDF).</w:t>
+      </w:r>
+    </w:p>
+    <w:p>
+      <w:pPr>
+        <w:rPr>
+          <w:rFonts w:ascii="Inter" w:eastAsia="Times New Roman" w:hAnsi="Inter" w:cs="Times New Roman"/>
+          <w:color w:val="0F1115"/>
+          <w:sz w:val="24"/>
+          <w:szCs w:val="24"/>
+          <w:lang w:eastAsia="es-AR"/>
+        </w:rPr>
+      </w:pPr>
+      <w:r>
+        <w:rPr>
+          <w:rFonts w:ascii="Inter" w:hAnsi="Inter"/>
+          <w:color w:val="0F1115"/>
+        </w:rPr>
+        <w:br w:type="page"/>
+      </w:r>
+    </w:p>
+    <w:p>
+      <w:pPr>
+        <w:pStyle w:val="ds-markdown-paragraph"/>
+        <w:shd w:val="clear" w:color="auto" w:fill="FFFFFF"/>
+        <w:spacing w:after="0" w:afterAutospacing="0"/>
+        <w:ind w:left="720"/>
+        <w:rPr>
+          <w:rFonts w:ascii="Inter" w:hAnsi="Inter"/>
+          <w:color w:val="0F1115"/>
+        </w:rPr>
+      </w:pPr>
+      <w:r>
+        <w:rPr>
+          <w:rFonts w:ascii="Inter" w:hAnsi="Inter"/>
+          <w:color w:val="0F1115"/>
+          <w:sz w:val="20"/>
+          <w:szCs w:val="20"/>
+        </w:rPr>
+        <w:lastRenderedPageBreak/>
+        <w:t>Referencias</w:t>
+      </w:r>
+      <w:r>
+        <w:rPr>
+          <w:rFonts w:ascii="Inter" w:hAnsi="Inter"/>
+          <w:color w:val="0F1115"/>
+        </w:rPr>
+        <w:br/>
+      </w:r>
+      <w:r>
+        <w:rPr>
+          <w:rFonts w:ascii="Inter" w:hAnsi="Inter"/>
+          <w:color w:val="0F1115"/>
+        </w:rPr>
+        <w:br/>
+      </w:r>
+      <w:r>
+        <w:rPr>
+          <w:rFonts w:ascii="Inter" w:hAnsi="Inter"/>
+          <w:color w:val="0F1115"/>
+          <w:sz w:val="18"/>
+          <w:szCs w:val="18"/>
+        </w:rPr>
+        <w:t>(1</w:t>
+      </w:r>
+      <w:r>
+        <w:rPr>
+          <w:rFonts w:ascii="Inter" w:hAnsi="Inter"/>
+          <w:color w:val="0F1115"/>
+          <w:sz w:val="18"/>
+          <w:szCs w:val="18"/>
+        </w:rPr>
+        <w:t xml:space="preserve">) </w:t>
+      </w:r>
+      <w:proofErr w:type="spellStart"/>
+      <w:r>
+        <w:rPr>
+          <w:rFonts w:ascii="Inter" w:hAnsi="Inter"/>
+          <w:color w:val="0F1115"/>
+          <w:sz w:val="18"/>
+          <w:szCs w:val="18"/>
+        </w:rPr>
+        <w:t>Haken</w:t>
+      </w:r>
+      <w:proofErr w:type="spellEnd"/>
+      <w:r>
+        <w:rPr>
+          <w:rFonts w:ascii="Inter" w:hAnsi="Inter"/>
+          <w:color w:val="0F1115"/>
+          <w:sz w:val="18"/>
+          <w:szCs w:val="18"/>
+        </w:rPr>
+        <w:t xml:space="preserve">, </w:t>
+      </w:r>
+      <w:r>
+        <w:rPr>
+          <w:rFonts w:ascii="Inter" w:hAnsi="Inter"/>
+          <w:color w:val="0F1115"/>
+          <w:sz w:val="18"/>
+          <w:szCs w:val="18"/>
+        </w:rPr>
+        <w:t>Dr. Herman</w:t>
+      </w:r>
+      <w:r>
+        <w:rPr>
+          <w:rFonts w:ascii="Inter" w:hAnsi="Inter"/>
+          <w:color w:val="0F1115"/>
+          <w:sz w:val="18"/>
+          <w:szCs w:val="18"/>
+        </w:rPr>
+        <w:t xml:space="preserve">, </w:t>
+      </w:r>
+      <w:r>
+        <w:rPr>
+          <w:rFonts w:ascii="Inter" w:hAnsi="Inter"/>
+          <w:color w:val="0F1115"/>
+          <w:sz w:val="18"/>
+          <w:szCs w:val="18"/>
+        </w:rPr>
+        <w:t>(</w:t>
+      </w:r>
+      <w:r>
+        <w:rPr>
+          <w:rFonts w:ascii="Inter" w:hAnsi="Inter"/>
+          <w:color w:val="0F1115"/>
+          <w:sz w:val="18"/>
+          <w:szCs w:val="18"/>
+          <w:shd w:val="clear" w:color="auto" w:fill="FFFFFF"/>
+        </w:rPr>
+        <w:t>físico alemán 1927-2024</w:t>
+      </w:r>
+      <w:r>
+        <w:rPr>
+          <w:rFonts w:ascii="Inter" w:hAnsi="Inter"/>
+          <w:color w:val="0F1115"/>
+          <w:sz w:val="18"/>
+          <w:szCs w:val="18"/>
+          <w:shd w:val="clear" w:color="auto" w:fill="FFFFFF"/>
+        </w:rPr>
+        <w:t>)</w:t>
+      </w:r>
+      <w:r>
+        <w:rPr>
+          <w:rFonts w:ascii="Inter" w:hAnsi="Inter"/>
+          <w:color w:val="0F1115"/>
+          <w:sz w:val="18"/>
+          <w:szCs w:val="18"/>
+        </w:rPr>
+        <w:t xml:space="preserve">, </w:t>
+      </w:r>
+      <w:r>
+        <w:rPr>
+          <w:rFonts w:ascii="Inter" w:hAnsi="Inter"/>
+          <w:color w:val="0F1115"/>
+          <w:sz w:val="18"/>
+          <w:szCs w:val="18"/>
+        </w:rPr>
+        <w:t>“</w:t>
+      </w:r>
+      <w:r>
+        <w:rPr>
+          <w:rStyle w:val="nfasis"/>
+          <w:rFonts w:ascii="Inter" w:hAnsi="Inter"/>
+          <w:color w:val="0F1115"/>
+          <w:sz w:val="18"/>
+          <w:szCs w:val="18"/>
+          <w:shd w:val="clear" w:color="auto" w:fill="FFFFFF"/>
+        </w:rPr>
+        <w:t>Fórmulas del éxito en la naturaleza: sinergética, la doctrina de la acción de conjunto</w:t>
+      </w:r>
+      <w:r>
+        <w:rPr>
+          <w:rFonts w:ascii="Inter" w:hAnsi="Inter"/>
+          <w:color w:val="0F1115"/>
+          <w:sz w:val="18"/>
+          <w:szCs w:val="18"/>
+        </w:rPr>
+        <w:t>”, Biblioteca</w:t>
+      </w:r>
+      <w:r>
+        <w:rPr>
+          <w:rFonts w:ascii="Inter" w:hAnsi="Inter"/>
+          <w:color w:val="0F1115"/>
+          <w:sz w:val="18"/>
+          <w:szCs w:val="18"/>
+        </w:rPr>
+        <w:t xml:space="preserve"> Científica Salvat, 1986, ISBN: 84-345-8403-4</w:t>
+      </w:r>
+      <w:r>
+        <w:rPr>
+          <w:rFonts w:ascii="Inter" w:hAnsi="Inter"/>
+          <w:color w:val="0F1115"/>
+          <w:sz w:val="18"/>
+          <w:szCs w:val="18"/>
+        </w:rPr>
+        <w:t>.</w:t>
+      </w:r>
+      <w:r>
+        <w:rPr>
+          <w:rFonts w:ascii="Inter" w:hAnsi="Inter"/>
+          <w:color w:val="0F1115"/>
+          <w:sz w:val="18"/>
+          <w:szCs w:val="18"/>
+        </w:rPr>
+        <w:br/>
+        <w:t>(2)</w:t>
+      </w:r>
+      <w:r>
+        <w:rPr>
+          <w:rFonts w:ascii="Inter" w:hAnsi="Inter"/>
+          <w:color w:val="0F1115"/>
+          <w:sz w:val="18"/>
+          <w:szCs w:val="18"/>
+        </w:rPr>
+        <w:t xml:space="preserve"> H</w:t>
+      </w:r>
+      <w:r>
+        <w:rPr>
+          <w:rFonts w:ascii="Inter" w:hAnsi="Inter" w:cs="Calibri"/>
+          <w:color w:val="000000"/>
+          <w:sz w:val="18"/>
+          <w:szCs w:val="18"/>
+        </w:rPr>
+        <w:t>omeostasis</w:t>
+      </w:r>
+      <w:r>
+        <w:rPr>
+          <w:rFonts w:ascii="Inter" w:hAnsi="Inter" w:cs="Calibri"/>
+          <w:color w:val="000000"/>
+          <w:sz w:val="18"/>
+          <w:szCs w:val="18"/>
+        </w:rPr>
+        <w:t>: “</w:t>
+      </w:r>
+      <w:r>
+        <w:rPr>
+          <w:rFonts w:ascii="Inter" w:hAnsi="Inter"/>
+          <w:sz w:val="18"/>
+          <w:szCs w:val="18"/>
+        </w:rPr>
+        <w:t>proceso de</w:t>
+      </w:r>
+      <w:r>
+        <w:rPr>
+          <w:rFonts w:ascii="Inter" w:hAnsi="Inter"/>
+          <w:b/>
+          <w:bCs/>
+          <w:sz w:val="18"/>
+          <w:szCs w:val="18"/>
+        </w:rPr>
+        <w:t xml:space="preserve"> </w:t>
+      </w:r>
+      <w:r>
+        <w:rPr>
+          <w:rStyle w:val="Textoennegrita"/>
+          <w:rFonts w:ascii="Inter" w:hAnsi="Inter" w:cs="Arial"/>
+          <w:b w:val="0"/>
+          <w:bCs w:val="0"/>
+          <w:sz w:val="18"/>
+          <w:szCs w:val="18"/>
+        </w:rPr>
+        <w:t>autorregulación</w:t>
+      </w:r>
+      <w:r>
+        <w:rPr>
+          <w:rFonts w:ascii="Inter" w:hAnsi="Inter"/>
+          <w:sz w:val="18"/>
+          <w:szCs w:val="18"/>
+        </w:rPr>
+        <w:t xml:space="preserve"> mediante el cual los seres vivos mantienen un equilibrio interno constante y estable</w:t>
+      </w:r>
+      <w:r>
+        <w:rPr>
+          <w:rFonts w:ascii="Inter" w:hAnsi="Inter"/>
+          <w:sz w:val="18"/>
+          <w:szCs w:val="18"/>
+        </w:rPr>
+        <w:t xml:space="preserve">”, </w:t>
+      </w:r>
+      <w:proofErr w:type="spellStart"/>
+      <w:r>
+        <w:rPr>
+          <w:rFonts w:ascii="Inter" w:hAnsi="Inter"/>
+          <w:sz w:val="18"/>
+          <w:szCs w:val="18"/>
+        </w:rPr>
+        <w:t>ref</w:t>
+      </w:r>
+      <w:proofErr w:type="spellEnd"/>
+      <w:r>
+        <w:rPr>
+          <w:rFonts w:ascii="Inter" w:hAnsi="Inter"/>
+          <w:sz w:val="18"/>
+          <w:szCs w:val="18"/>
+        </w:rPr>
+        <w:t xml:space="preserve">: </w:t>
+      </w:r>
+      <w:r>
+        <w:rPr>
+          <w:rFonts w:ascii="Inter" w:hAnsi="Inter"/>
+          <w:sz w:val="18"/>
+          <w:szCs w:val="18"/>
+        </w:rPr>
+        <w:t>https://es.wikipedia.org/wiki/Homeostasis</w:t>
       </w:r>
     </w:p>
     <w:sectPr>
@@ -8218,7 +9993,7 @@
 </file>
 
 <file path=word/endnotes.xml><?xml version="1.0" encoding="utf-8"?>
-<w:endnotes xmlns:wpc="http://schemas.microsoft.com/office/word/2010/wordprocessingCanvas" xmlns:cx="http://schemas.microsoft.com/office/drawing/2014/chartex" xmlns:cx1="http://schemas.microsoft.com/office/drawing/2015/9/8/chartex" xmlns:cx2="http://schemas.microsoft.com/office/drawing/2015/10/21/chartex" xmlns:cx3="http://schemas.microsoft.com/office/drawing/2016/5/9/chartex" xmlns:cx4="http://schemas.microsoft.com/office/drawing/2016/5/10/chartex" xmlns:cx5="http://schemas.microsoft.com/office/drawing/2016/5/11/chartex" xmlns:cx6="http://schemas.microsoft.com/office/drawing/2016/5/12/chartex" xmlns:cx7="http://schemas.microsoft.com/office/drawing/2016/5/13/chartex" xmlns:cx8="http://schemas.microsoft.com/office/drawing/2016/5/14/chartex" xmlns:mc="http://schemas.openxmlformats.org/markup-compatibility/2006" xmlns:aink="http://schemas.microsoft.com/office/drawing/2016/ink" xmlns:am3d="http://schemas.microsoft.com/office/drawing/2017/model3d" xmlns:o="urn:schemas-microsoft-com:office:office" xmlns:oel="http://schemas.microsoft.com/office/2019/extlst" xmlns:r="http://schemas.openxmlformats.org/officeDocument/2006/relationships" xmlns:m="http://schemas.openxmlformats.org/officeDocument/2006/math" xmlns:v="urn:schemas-microsoft-com:vml" xmlns:wp14="http://schemas.microsoft.com/office/word/2010/wordprocessingDrawing" xmlns:wp="http://schemas.openxmlformats.org/drawingml/2006/wordprocessingDrawing" xmlns:w10="urn:schemas-microsoft-com:office:word" xmlns:w="http://schemas.openxmlformats.org/wordprocessingml/2006/main" xmlns:w14="http://schemas.microsoft.com/office/word/2010/wordml" xmlns:w15="http://schemas.microsoft.com/office/word/2012/wordml" xmlns:w16cex="http://schemas.microsoft.com/office/word/2018/wordml/cex" xmlns:w16cid="http://schemas.microsoft.com/office/word/2016/wordml/cid" xmlns:w16="http://schemas.microsoft.com/office/word/2018/wordml" xmlns:w16du="http://schemas.microsoft.com/office/word/2023/wordml/word16du" xmlns:w16sdtdh="http://schemas.microsoft.com/office/word/2020/wordml/sdtdatahash" xmlns:w16sdtfl="http://schemas.microsoft.com/office/word/2024/wordml/sdtformatlock" xmlns:w16se="http://schemas.microsoft.com/office/word/2015/wordml/symex" xmlns:wpg="http://schemas.microsoft.com/office/word/2010/wordprocessingGroup" xmlns:wpi="http://schemas.microsoft.com/office/word/2010/wordprocessingInk" xmlns:wne="http://schemas.microsoft.com/office/word/2006/wordml" xmlns:wps="http://schemas.microsoft.com/office/word/2010/wordprocessingShape" mc:Ignorable="w14 w15 w16se w16cid w16 w16cex w16sdtdh w16sdtfl w16du wp14">
+<w:endnotes xmlns:wpc="http://schemas.microsoft.com/office/word/2010/wordprocessingCanvas" xmlns:cx="http://schemas.microsoft.com/office/drawing/2014/chartex" xmlns:cx1="http://schemas.microsoft.com/office/drawing/2015/9/8/chartex" xmlns:cx2="http://schemas.microsoft.com/office/drawing/2015/10/21/chartex" xmlns:cx3="http://schemas.microsoft.com/office/drawing/2016/5/9/chartex" xmlns:cx4="http://schemas.microsoft.com/office/drawing/2016/5/10/chartex" xmlns:cx5="http://schemas.microsoft.com/office/drawing/2016/5/11/chartex" xmlns:cx6="http://schemas.microsoft.com/office/drawing/2016/5/12/chartex" xmlns:cx7="http://schemas.microsoft.com/office/drawing/2016/5/13/chartex" xmlns:cx8="http://schemas.microsoft.com/office/drawing/2016/5/14/chartex" xmlns:mc="http://schemas.openxmlformats.org/markup-compatibility/2006" xmlns:aink="http://schemas.microsoft.com/office/drawing/2016/ink" xmlns:am3d="http://schemas.microsoft.com/office/drawing/2017/model3d" xmlns:o="urn:schemas-microsoft-com:office:office" xmlns:r="http://schemas.openxmlformats.org/officeDocument/2006/relationships" xmlns:m="http://schemas.openxmlformats.org/officeDocument/2006/math" xmlns:v="urn:schemas-microsoft-com:vml" xmlns:wp14="http://schemas.microsoft.com/office/word/2010/wordprocessingDrawing" xmlns:wp="http://schemas.openxmlformats.org/drawingml/2006/wordprocessingDrawing" xmlns:w10="urn:schemas-microsoft-com:office:word" xmlns:w="http://schemas.openxmlformats.org/wordprocessingml/2006/main" xmlns:w14="http://schemas.microsoft.com/office/word/2010/wordml" xmlns:w15="http://schemas.microsoft.com/office/word/2012/wordml" xmlns:w16cex="http://schemas.microsoft.com/office/word/2018/wordml/cex" xmlns:w16cid="http://schemas.microsoft.com/office/word/2016/wordml/cid" xmlns:w16="http://schemas.microsoft.com/office/word/2018/wordml" xmlns:w16sdtdh="http://schemas.microsoft.com/office/word/2020/wordml/sdtdatahash" xmlns:w16se="http://schemas.microsoft.com/office/word/2015/wordml/symex" xmlns:wpg="http://schemas.microsoft.com/office/word/2010/wordprocessingGroup" xmlns:wpi="http://schemas.microsoft.com/office/word/2010/wordprocessingInk" xmlns:wne="http://schemas.microsoft.com/office/word/2006/wordml" xmlns:wps="http://schemas.microsoft.com/office/word/2010/wordprocessingShape" mc:Ignorable="w14 w15 w16se w16cid w16 w16cex w16sdtdh wp14">
   <w:endnote w:type="separator" w:id="-1">
     <w:p>
       <w:pPr>
@@ -8243,7 +10018,7 @@
 </file>
 
 <file path=word/footer1.xml><?xml version="1.0" encoding="utf-8"?>
-<w:ftr xmlns:wpc="http://schemas.microsoft.com/office/word/2010/wordprocessingCanvas" xmlns:cx="http://schemas.microsoft.com/office/drawing/2014/chartex" xmlns:cx1="http://schemas.microsoft.com/office/drawing/2015/9/8/chartex" xmlns:cx2="http://schemas.microsoft.com/office/drawing/2015/10/21/chartex" xmlns:cx3="http://schemas.microsoft.com/office/drawing/2016/5/9/chartex" xmlns:cx4="http://schemas.microsoft.com/office/drawing/2016/5/10/chartex" xmlns:cx5="http://schemas.microsoft.com/office/drawing/2016/5/11/chartex" xmlns:cx6="http://schemas.microsoft.com/office/drawing/2016/5/12/chartex" xmlns:cx7="http://schemas.microsoft.com/office/drawing/2016/5/13/chartex" xmlns:cx8="http://schemas.microsoft.com/office/drawing/2016/5/14/chartex" xmlns:mc="http://schemas.openxmlformats.org/markup-compatibility/2006" xmlns:aink="http://schemas.microsoft.com/office/drawing/2016/ink" xmlns:am3d="http://schemas.microsoft.com/office/drawing/2017/model3d" xmlns:o="urn:schemas-microsoft-com:office:office" xmlns:oel="http://schemas.microsoft.com/office/2019/extlst" xmlns:r="http://schemas.openxmlformats.org/officeDocument/2006/relationships" xmlns:m="http://schemas.openxmlformats.org/officeDocument/2006/math" xmlns:v="urn:schemas-microsoft-com:vml" xmlns:wp14="http://schemas.microsoft.com/office/word/2010/wordprocessingDrawing" xmlns:wp="http://schemas.openxmlformats.org/drawingml/2006/wordprocessingDrawing" xmlns:w10="urn:schemas-microsoft-com:office:word" xmlns:w="http://schemas.openxmlformats.org/wordprocessingml/2006/main" xmlns:w14="http://schemas.microsoft.com/office/word/2010/wordml" xmlns:w15="http://schemas.microsoft.com/office/word/2012/wordml" xmlns:w16cex="http://schemas.microsoft.com/office/word/2018/wordml/cex" xmlns:w16cid="http://schemas.microsoft.com/office/word/2016/wordml/cid" xmlns:w16="http://schemas.microsoft.com/office/word/2018/wordml" xmlns:w16du="http://schemas.microsoft.com/office/word/2023/wordml/word16du" xmlns:w16sdtdh="http://schemas.microsoft.com/office/word/2020/wordml/sdtdatahash" xmlns:w16sdtfl="http://schemas.microsoft.com/office/word/2024/wordml/sdtformatlock" xmlns:w16se="http://schemas.microsoft.com/office/word/2015/wordml/symex" xmlns:wpg="http://schemas.microsoft.com/office/word/2010/wordprocessingGroup" xmlns:wpi="http://schemas.microsoft.com/office/word/2010/wordprocessingInk" xmlns:wne="http://schemas.microsoft.com/office/word/2006/wordml" xmlns:wps="http://schemas.microsoft.com/office/word/2010/wordprocessingShape" mc:Ignorable="w14 w15 w16se w16cid w16 w16cex w16sdtdh w16sdtfl w16du wp14">
+<w:ftr xmlns:wpc="http://schemas.microsoft.com/office/word/2010/wordprocessingCanvas" xmlns:cx="http://schemas.microsoft.com/office/drawing/2014/chartex" xmlns:cx1="http://schemas.microsoft.com/office/drawing/2015/9/8/chartex" xmlns:cx2="http://schemas.microsoft.com/office/drawing/2015/10/21/chartex" xmlns:cx3="http://schemas.microsoft.com/office/drawing/2016/5/9/chartex" xmlns:cx4="http://schemas.microsoft.com/office/drawing/2016/5/10/chartex" xmlns:cx5="http://schemas.microsoft.com/office/drawing/2016/5/11/chartex" xmlns:cx6="http://schemas.microsoft.com/office/drawing/2016/5/12/chartex" xmlns:cx7="http://schemas.microsoft.com/office/drawing/2016/5/13/chartex" xmlns:cx8="http://schemas.microsoft.com/office/drawing/2016/5/14/chartex" xmlns:mc="http://schemas.openxmlformats.org/markup-compatibility/2006" xmlns:aink="http://schemas.microsoft.com/office/drawing/2016/ink" xmlns:am3d="http://schemas.microsoft.com/office/drawing/2017/model3d" xmlns:o="urn:schemas-microsoft-com:office:office" xmlns:r="http://schemas.openxmlformats.org/officeDocument/2006/relationships" xmlns:m="http://schemas.openxmlformats.org/officeDocument/2006/math" xmlns:v="urn:schemas-microsoft-com:vml" xmlns:wp14="http://schemas.microsoft.com/office/word/2010/wordprocessingDrawing" xmlns:wp="http://schemas.openxmlformats.org/drawingml/2006/wordprocessingDrawing" xmlns:w10="urn:schemas-microsoft-com:office:word" xmlns:w="http://schemas.openxmlformats.org/wordprocessingml/2006/main" xmlns:w14="http://schemas.microsoft.com/office/word/2010/wordml" xmlns:w15="http://schemas.microsoft.com/office/word/2012/wordml" xmlns:w16cex="http://schemas.microsoft.com/office/word/2018/wordml/cex" xmlns:w16cid="http://schemas.microsoft.com/office/word/2016/wordml/cid" xmlns:w16="http://schemas.microsoft.com/office/word/2018/wordml" xmlns:w16sdtdh="http://schemas.microsoft.com/office/word/2020/wordml/sdtdatahash" xmlns:w16se="http://schemas.microsoft.com/office/word/2015/wordml/symex" xmlns:wpg="http://schemas.microsoft.com/office/word/2010/wordprocessingGroup" xmlns:wpi="http://schemas.microsoft.com/office/word/2010/wordprocessingInk" xmlns:wne="http://schemas.microsoft.com/office/word/2006/wordml" xmlns:wps="http://schemas.microsoft.com/office/word/2010/wordprocessingShape" mc:Ignorable="w14 w15 w16se w16cid w16 w16cex w16sdtdh wp14">
   <w:p>
     <w:pPr>
       <w:pStyle w:val="Piedepgina"/>
@@ -8260,6 +10035,7 @@
           <w:docPartUnique/>
         </w:docPartObj>
       </w:sdtPr>
+      <w:sdtEndPr/>
       <w:sdtContent>
         <w:r>
           <w:fldChar w:fldCharType="begin"/>
@@ -8304,7 +10080,7 @@
 </file>
 
 <file path=word/footnotes.xml><?xml version="1.0" encoding="utf-8"?>
-<w:footnotes xmlns:wpc="http://schemas.microsoft.com/office/word/2010/wordprocessingCanvas" xmlns:cx="http://schemas.microsoft.com/office/drawing/2014/chartex" xmlns:cx1="http://schemas.microsoft.com/office/drawing/2015/9/8/chartex" xmlns:cx2="http://schemas.microsoft.com/office/drawing/2015/10/21/chartex" xmlns:cx3="http://schemas.microsoft.com/office/drawing/2016/5/9/chartex" xmlns:cx4="http://schemas.microsoft.com/office/drawing/2016/5/10/chartex" xmlns:cx5="http://schemas.microsoft.com/office/drawing/2016/5/11/chartex" xmlns:cx6="http://schemas.microsoft.com/office/drawing/2016/5/12/chartex" xmlns:cx7="http://schemas.microsoft.com/office/drawing/2016/5/13/chartex" xmlns:cx8="http://schemas.microsoft.com/office/drawing/2016/5/14/chartex" xmlns:mc="http://schemas.openxmlformats.org/markup-compatibility/2006" xmlns:aink="http://schemas.microsoft.com/office/drawing/2016/ink" xmlns:am3d="http://schemas.microsoft.com/office/drawing/2017/model3d" xmlns:o="urn:schemas-microsoft-com:office:office" xmlns:oel="http://schemas.microsoft.com/office/2019/extlst" xmlns:r="http://schemas.openxmlformats.org/officeDocument/2006/relationships" xmlns:m="http://schemas.openxmlformats.org/officeDocument/2006/math" xmlns:v="urn:schemas-microsoft-com:vml" xmlns:wp14="http://schemas.microsoft.com/office/word/2010/wordprocessingDrawing" xmlns:wp="http://schemas.openxmlformats.org/drawingml/2006/wordprocessingDrawing" xmlns:w10="urn:schemas-microsoft-com:office:word" xmlns:w="http://schemas.openxmlformats.org/wordprocessingml/2006/main" xmlns:w14="http://schemas.microsoft.com/office/word/2010/wordml" xmlns:w15="http://schemas.microsoft.com/office/word/2012/wordml" xmlns:w16cex="http://schemas.microsoft.com/office/word/2018/wordml/cex" xmlns:w16cid="http://schemas.microsoft.com/office/word/2016/wordml/cid" xmlns:w16="http://schemas.microsoft.com/office/word/2018/wordml" xmlns:w16du="http://schemas.microsoft.com/office/word/2023/wordml/word16du" xmlns:w16sdtdh="http://schemas.microsoft.com/office/word/2020/wordml/sdtdatahash" xmlns:w16sdtfl="http://schemas.microsoft.com/office/word/2024/wordml/sdtformatlock" xmlns:w16se="http://schemas.microsoft.com/office/word/2015/wordml/symex" xmlns:wpg="http://schemas.microsoft.com/office/word/2010/wordprocessingGroup" xmlns:wpi="http://schemas.microsoft.com/office/word/2010/wordprocessingInk" xmlns:wne="http://schemas.microsoft.com/office/word/2006/wordml" xmlns:wps="http://schemas.microsoft.com/office/word/2010/wordprocessingShape" mc:Ignorable="w14 w15 w16se w16cid w16 w16cex w16sdtdh w16sdtfl w16du wp14">
+<w:footnotes xmlns:wpc="http://schemas.microsoft.com/office/word/2010/wordprocessingCanvas" xmlns:cx="http://schemas.microsoft.com/office/drawing/2014/chartex" xmlns:cx1="http://schemas.microsoft.com/office/drawing/2015/9/8/chartex" xmlns:cx2="http://schemas.microsoft.com/office/drawing/2015/10/21/chartex" xmlns:cx3="http://schemas.microsoft.com/office/drawing/2016/5/9/chartex" xmlns:cx4="http://schemas.microsoft.com/office/drawing/2016/5/10/chartex" xmlns:cx5="http://schemas.microsoft.com/office/drawing/2016/5/11/chartex" xmlns:cx6="http://schemas.microsoft.com/office/drawing/2016/5/12/chartex" xmlns:cx7="http://schemas.microsoft.com/office/drawing/2016/5/13/chartex" xmlns:cx8="http://schemas.microsoft.com/office/drawing/2016/5/14/chartex" xmlns:mc="http://schemas.openxmlformats.org/markup-compatibility/2006" xmlns:aink="http://schemas.microsoft.com/office/drawing/2016/ink" xmlns:am3d="http://schemas.microsoft.com/office/drawing/2017/model3d" xmlns:o="urn:schemas-microsoft-com:office:office" xmlns:r="http://schemas.openxmlformats.org/officeDocument/2006/relationships" xmlns:m="http://schemas.openxmlformats.org/officeDocument/2006/math" xmlns:v="urn:schemas-microsoft-com:vml" xmlns:wp14="http://schemas.microsoft.com/office/word/2010/wordprocessingDrawing" xmlns:wp="http://schemas.openxmlformats.org/drawingml/2006/wordprocessingDrawing" xmlns:w10="urn:schemas-microsoft-com:office:word" xmlns:w="http://schemas.openxmlformats.org/wordprocessingml/2006/main" xmlns:w14="http://schemas.microsoft.com/office/word/2010/wordml" xmlns:w15="http://schemas.microsoft.com/office/word/2012/wordml" xmlns:w16cex="http://schemas.microsoft.com/office/word/2018/wordml/cex" xmlns:w16cid="http://schemas.microsoft.com/office/word/2016/wordml/cid" xmlns:w16="http://schemas.microsoft.com/office/word/2018/wordml" xmlns:w16sdtdh="http://schemas.microsoft.com/office/word/2020/wordml/sdtdatahash" xmlns:w16se="http://schemas.microsoft.com/office/word/2015/wordml/symex" xmlns:wpg="http://schemas.microsoft.com/office/word/2010/wordprocessingGroup" xmlns:wpi="http://schemas.microsoft.com/office/word/2010/wordprocessingInk" xmlns:wne="http://schemas.microsoft.com/office/word/2006/wordml" xmlns:wps="http://schemas.microsoft.com/office/word/2010/wordprocessingShape" mc:Ignorable="w14 w15 w16se w16cid w16 w16cex w16sdtdh wp14">
   <w:footnote w:type="separator" w:id="-1">
     <w:p>
       <w:pPr>
@@ -8329,7 +10105,7 @@
 </file>
 
 <file path=word/header1.xml><?xml version="1.0" encoding="utf-8"?>
-<w:hdr xmlns:wpc="http://schemas.microsoft.com/office/word/2010/wordprocessingCanvas" xmlns:cx="http://schemas.microsoft.com/office/drawing/2014/chartex" xmlns:cx1="http://schemas.microsoft.com/office/drawing/2015/9/8/chartex" xmlns:cx2="http://schemas.microsoft.com/office/drawing/2015/10/21/chartex" xmlns:cx3="http://schemas.microsoft.com/office/drawing/2016/5/9/chartex" xmlns:cx4="http://schemas.microsoft.com/office/drawing/2016/5/10/chartex" xmlns:cx5="http://schemas.microsoft.com/office/drawing/2016/5/11/chartex" xmlns:cx6="http://schemas.microsoft.com/office/drawing/2016/5/12/chartex" xmlns:cx7="http://schemas.microsoft.com/office/drawing/2016/5/13/chartex" xmlns:cx8="http://schemas.microsoft.com/office/drawing/2016/5/14/chartex" xmlns:mc="http://schemas.openxmlformats.org/markup-compatibility/2006" xmlns:aink="http://schemas.microsoft.com/office/drawing/2016/ink" xmlns:am3d="http://schemas.microsoft.com/office/drawing/2017/model3d" xmlns:o="urn:schemas-microsoft-com:office:office" xmlns:oel="http://schemas.microsoft.com/office/2019/extlst" xmlns:r="http://schemas.openxmlformats.org/officeDocument/2006/relationships" xmlns:m="http://schemas.openxmlformats.org/officeDocument/2006/math" xmlns:v="urn:schemas-microsoft-com:vml" xmlns:wp14="http://schemas.microsoft.com/office/word/2010/wordprocessingDrawing" xmlns:wp="http://schemas.openxmlformats.org/drawingml/2006/wordprocessingDrawing" xmlns:w10="urn:schemas-microsoft-com:office:word" xmlns:w="http://schemas.openxmlformats.org/wordprocessingml/2006/main" xmlns:w14="http://schemas.microsoft.com/office/word/2010/wordml" xmlns:w15="http://schemas.microsoft.com/office/word/2012/wordml" xmlns:w16cex="http://schemas.microsoft.com/office/word/2018/wordml/cex" xmlns:w16cid="http://schemas.microsoft.com/office/word/2016/wordml/cid" xmlns:w16="http://schemas.microsoft.com/office/word/2018/wordml" xmlns:w16du="http://schemas.microsoft.com/office/word/2023/wordml/word16du" xmlns:w16sdtdh="http://schemas.microsoft.com/office/word/2020/wordml/sdtdatahash" xmlns:w16sdtfl="http://schemas.microsoft.com/office/word/2024/wordml/sdtformatlock" xmlns:w16se="http://schemas.microsoft.com/office/word/2015/wordml/symex" xmlns:wpg="http://schemas.microsoft.com/office/word/2010/wordprocessingGroup" xmlns:wpi="http://schemas.microsoft.com/office/word/2010/wordprocessingInk" xmlns:wne="http://schemas.microsoft.com/office/word/2006/wordml" xmlns:wps="http://schemas.microsoft.com/office/word/2010/wordprocessingShape" mc:Ignorable="w14 w15 w16se w16cid w16 w16cex w16sdtdh w16sdtfl w16du wp14">
+<w:hdr xmlns:wpc="http://schemas.microsoft.com/office/word/2010/wordprocessingCanvas" xmlns:cx="http://schemas.microsoft.com/office/drawing/2014/chartex" xmlns:cx1="http://schemas.microsoft.com/office/drawing/2015/9/8/chartex" xmlns:cx2="http://schemas.microsoft.com/office/drawing/2015/10/21/chartex" xmlns:cx3="http://schemas.microsoft.com/office/drawing/2016/5/9/chartex" xmlns:cx4="http://schemas.microsoft.com/office/drawing/2016/5/10/chartex" xmlns:cx5="http://schemas.microsoft.com/office/drawing/2016/5/11/chartex" xmlns:cx6="http://schemas.microsoft.com/office/drawing/2016/5/12/chartex" xmlns:cx7="http://schemas.microsoft.com/office/drawing/2016/5/13/chartex" xmlns:cx8="http://schemas.microsoft.com/office/drawing/2016/5/14/chartex" xmlns:mc="http://schemas.openxmlformats.org/markup-compatibility/2006" xmlns:aink="http://schemas.microsoft.com/office/drawing/2016/ink" xmlns:am3d="http://schemas.microsoft.com/office/drawing/2017/model3d" xmlns:o="urn:schemas-microsoft-com:office:office" xmlns:r="http://schemas.openxmlformats.org/officeDocument/2006/relationships" xmlns:m="http://schemas.openxmlformats.org/officeDocument/2006/math" xmlns:v="urn:schemas-microsoft-com:vml" xmlns:wp14="http://schemas.microsoft.com/office/word/2010/wordprocessingDrawing" xmlns:wp="http://schemas.openxmlformats.org/drawingml/2006/wordprocessingDrawing" xmlns:w10="urn:schemas-microsoft-com:office:word" xmlns:w="http://schemas.openxmlformats.org/wordprocessingml/2006/main" xmlns:w14="http://schemas.microsoft.com/office/word/2010/wordml" xmlns:w15="http://schemas.microsoft.com/office/word/2012/wordml" xmlns:w16cex="http://schemas.microsoft.com/office/word/2018/wordml/cex" xmlns:w16cid="http://schemas.microsoft.com/office/word/2016/wordml/cid" xmlns:w16="http://schemas.microsoft.com/office/word/2018/wordml" xmlns:w16sdtdh="http://schemas.microsoft.com/office/word/2020/wordml/sdtdatahash" xmlns:w16se="http://schemas.microsoft.com/office/word/2015/wordml/symex" xmlns:wpg="http://schemas.microsoft.com/office/word/2010/wordprocessingGroup" xmlns:wpi="http://schemas.microsoft.com/office/word/2010/wordprocessingInk" xmlns:wne="http://schemas.microsoft.com/office/word/2006/wordml" xmlns:wps="http://schemas.microsoft.com/office/word/2010/wordprocessingShape" mc:Ignorable="w14 w15 w16se w16cid w16 w16cex w16sdtdh wp14">
   <w:p>
     <w:pPr>
       <w:pStyle w:val="Encabezado"/>
@@ -8422,7 +10198,7 @@
 </file>
 
 <file path=word/numbering.xml><?xml version="1.0" encoding="utf-8"?>
-<w:numbering xmlns:wpc="http://schemas.microsoft.com/office/word/2010/wordprocessingCanvas" xmlns:cx="http://schemas.microsoft.com/office/drawing/2014/chartex" xmlns:cx1="http://schemas.microsoft.com/office/drawing/2015/9/8/chartex" xmlns:cx2="http://schemas.microsoft.com/office/drawing/2015/10/21/chartex" xmlns:cx3="http://schemas.microsoft.com/office/drawing/2016/5/9/chartex" xmlns:cx4="http://schemas.microsoft.com/office/drawing/2016/5/10/chartex" xmlns:cx5="http://schemas.microsoft.com/office/drawing/2016/5/11/chartex" xmlns:cx6="http://schemas.microsoft.com/office/drawing/2016/5/12/chartex" xmlns:cx7="http://schemas.microsoft.com/office/drawing/2016/5/13/chartex" xmlns:cx8="http://schemas.microsoft.com/office/drawing/2016/5/14/chartex" xmlns:mc="http://schemas.openxmlformats.org/markup-compatibility/2006" xmlns:aink="http://schemas.microsoft.com/office/drawing/2016/ink" xmlns:am3d="http://schemas.microsoft.com/office/drawing/2017/model3d" xmlns:o="urn:schemas-microsoft-com:office:office" xmlns:oel="http://schemas.microsoft.com/office/2019/extlst" xmlns:r="http://schemas.openxmlformats.org/officeDocument/2006/relationships" xmlns:m="http://schemas.openxmlformats.org/officeDocument/2006/math" xmlns:v="urn:schemas-microsoft-com:vml" xmlns:wp14="http://schemas.microsoft.com/office/word/2010/wordprocessingDrawing" xmlns:wp="http://schemas.openxmlformats.org/drawingml/2006/wordprocessingDrawing" xmlns:w10="urn:schemas-microsoft-com:office:word" xmlns:w="http://schemas.openxmlformats.org/wordprocessingml/2006/main" xmlns:w14="http://schemas.microsoft.com/office/word/2010/wordml" xmlns:w15="http://schemas.microsoft.com/office/word/2012/wordml" xmlns:w16cex="http://schemas.microsoft.com/office/word/2018/wordml/cex" xmlns:w16cid="http://schemas.microsoft.com/office/word/2016/wordml/cid" xmlns:w16="http://schemas.microsoft.com/office/word/2018/wordml" xmlns:w16du="http://schemas.microsoft.com/office/word/2023/wordml/word16du" xmlns:w16sdtdh="http://schemas.microsoft.com/office/word/2020/wordml/sdtdatahash" xmlns:w16sdtfl="http://schemas.microsoft.com/office/word/2024/wordml/sdtformatlock" xmlns:w16se="http://schemas.microsoft.com/office/word/2015/wordml/symex" xmlns:wpg="http://schemas.microsoft.com/office/word/2010/wordprocessingGroup" xmlns:wpi="http://schemas.microsoft.com/office/word/2010/wordprocessingInk" xmlns:wne="http://schemas.microsoft.com/office/word/2006/wordml" xmlns:wps="http://schemas.microsoft.com/office/word/2010/wordprocessingShape" mc:Ignorable="w14 w15 w16se w16cid w16 w16cex w16sdtdh w16sdtfl w16du wp14">
+<w:numbering xmlns:wpc="http://schemas.microsoft.com/office/word/2010/wordprocessingCanvas" xmlns:cx="http://schemas.microsoft.com/office/drawing/2014/chartex" xmlns:cx1="http://schemas.microsoft.com/office/drawing/2015/9/8/chartex" xmlns:cx2="http://schemas.microsoft.com/office/drawing/2015/10/21/chartex" xmlns:cx3="http://schemas.microsoft.com/office/drawing/2016/5/9/chartex" xmlns:cx4="http://schemas.microsoft.com/office/drawing/2016/5/10/chartex" xmlns:cx5="http://schemas.microsoft.com/office/drawing/2016/5/11/chartex" xmlns:cx6="http://schemas.microsoft.com/office/drawing/2016/5/12/chartex" xmlns:cx7="http://schemas.microsoft.com/office/drawing/2016/5/13/chartex" xmlns:cx8="http://schemas.microsoft.com/office/drawing/2016/5/14/chartex" xmlns:mc="http://schemas.openxmlformats.org/markup-compatibility/2006" xmlns:aink="http://schemas.microsoft.com/office/drawing/2016/ink" xmlns:am3d="http://schemas.microsoft.com/office/drawing/2017/model3d" xmlns:o="urn:schemas-microsoft-com:office:office" xmlns:r="http://schemas.openxmlformats.org/officeDocument/2006/relationships" xmlns:m="http://schemas.openxmlformats.org/officeDocument/2006/math" xmlns:v="urn:schemas-microsoft-com:vml" xmlns:wp14="http://schemas.microsoft.com/office/word/2010/wordprocessingDrawing" xmlns:wp="http://schemas.openxmlformats.org/drawingml/2006/wordprocessingDrawing" xmlns:w10="urn:schemas-microsoft-com:office:word" xmlns:w="http://schemas.openxmlformats.org/wordprocessingml/2006/main" xmlns:w14="http://schemas.microsoft.com/office/word/2010/wordml" xmlns:w15="http://schemas.microsoft.com/office/word/2012/wordml" xmlns:w16cex="http://schemas.microsoft.com/office/word/2018/wordml/cex" xmlns:w16cid="http://schemas.microsoft.com/office/word/2016/wordml/cid" xmlns:w16="http://schemas.microsoft.com/office/word/2018/wordml" xmlns:w16sdtdh="http://schemas.microsoft.com/office/word/2020/wordml/sdtdatahash" xmlns:w16se="http://schemas.microsoft.com/office/word/2015/wordml/symex" xmlns:wpg="http://schemas.microsoft.com/office/word/2010/wordprocessingGroup" xmlns:wpi="http://schemas.microsoft.com/office/word/2010/wordprocessingInk" xmlns:wne="http://schemas.microsoft.com/office/word/2006/wordml" xmlns:wps="http://schemas.microsoft.com/office/word/2010/wordprocessingShape" mc:Ignorable="w14 w15 w16se w16cid w16 w16cex w16sdtdh wp14">
   <w:abstractNum w:abstractNumId="0" w15:restartNumberingAfterBreak="0">
     <w:nsid w:val="07FE50DC"/>
     <w:multiLevelType w:val="multilevel"/>
@@ -9466,32 +11242,32 @@
       </w:rPr>
     </w:lvl>
   </w:abstractNum>
-  <w:num w:numId="1" w16cid:durableId="29960781">
+  <w:num w:numId="1">
     <w:abstractNumId w:val="2"/>
   </w:num>
-  <w:num w:numId="2" w16cid:durableId="1358003293">
+  <w:num w:numId="2">
     <w:abstractNumId w:val="6"/>
   </w:num>
-  <w:num w:numId="3" w16cid:durableId="774255700">
+  <w:num w:numId="3">
     <w:abstractNumId w:val="3"/>
   </w:num>
-  <w:num w:numId="4" w16cid:durableId="382489184">
+  <w:num w:numId="4">
     <w:abstractNumId w:val="5"/>
   </w:num>
-  <w:num w:numId="5" w16cid:durableId="1585994927">
+  <w:num w:numId="5">
     <w:abstractNumId w:val="4"/>
   </w:num>
-  <w:num w:numId="6" w16cid:durableId="179053386">
+  <w:num w:numId="6">
     <w:abstractNumId w:val="1"/>
   </w:num>
-  <w:num w:numId="7" w16cid:durableId="779446358">
+  <w:num w:numId="7">
     <w:abstractNumId w:val="0"/>
   </w:num>
 </w:numbering>
 </file>
 
 <file path=word/styles.xml><?xml version="1.0" encoding="utf-8"?>
-<w:styles xmlns:mc="http://schemas.openxmlformats.org/markup-compatibility/2006" xmlns:r="http://schemas.openxmlformats.org/officeDocument/2006/relationships" xmlns:w="http://schemas.openxmlformats.org/wordprocessingml/2006/main" xmlns:w14="http://schemas.microsoft.com/office/word/2010/wordml" xmlns:w15="http://schemas.microsoft.com/office/word/2012/wordml" xmlns:w16cex="http://schemas.microsoft.com/office/word/2018/wordml/cex" xmlns:w16cid="http://schemas.microsoft.com/office/word/2016/wordml/cid" xmlns:w16="http://schemas.microsoft.com/office/word/2018/wordml" xmlns:w16du="http://schemas.microsoft.com/office/word/2023/wordml/word16du" xmlns:w16sdtdh="http://schemas.microsoft.com/office/word/2020/wordml/sdtdatahash" xmlns:w16sdtfl="http://schemas.microsoft.com/office/word/2024/wordml/sdtformatlock" xmlns:w16se="http://schemas.microsoft.com/office/word/2015/wordml/symex" mc:Ignorable="w14 w15 w16se w16cid w16 w16cex w16sdtdh w16sdtfl w16du">
+<w:styles xmlns:mc="http://schemas.openxmlformats.org/markup-compatibility/2006" xmlns:r="http://schemas.openxmlformats.org/officeDocument/2006/relationships" xmlns:w="http://schemas.openxmlformats.org/wordprocessingml/2006/main" xmlns:w14="http://schemas.microsoft.com/office/word/2010/wordml" xmlns:w15="http://schemas.microsoft.com/office/word/2012/wordml" xmlns:w16cex="http://schemas.microsoft.com/office/word/2018/wordml/cex" xmlns:w16cid="http://schemas.microsoft.com/office/word/2016/wordml/cid" xmlns:w16="http://schemas.microsoft.com/office/word/2018/wordml" xmlns:w16sdtdh="http://schemas.microsoft.com/office/word/2020/wordml/sdtdatahash" xmlns:w16se="http://schemas.microsoft.com/office/word/2015/wordml/symex" mc:Ignorable="w14 w15 w16se w16cid w16 w16cex w16sdtdh">
   <w:docDefaults>
     <w:rPrDefault>
       <w:rPr>
@@ -10024,7 +11800,7 @@
       <w:lang w:eastAsia="es-AR"/>
     </w:rPr>
   </w:style>
-  <w:style w:type="character" w:styleId="Fuerte">
+  <w:style w:type="character" w:styleId="Textoennegrita">
     <w:name w:val="Strong"/>
     <w:basedOn w:val="Fuentedeprrafopredeter"/>
     <w:uiPriority w:val="22"/>
